--- a/src/Apps/W1/Sustainability/app/src/Reports/StandardESGSalesInvoiceBody.docx
+++ b/src/Apps/W1/Sustainability/app/src/Reports/StandardESGSalesInvoiceBody.docx
@@ -1,33 +1,28 @@
 
 <file path=word/document.xml><?xml version="1.0" encoding="utf-8"?>
-<w:document xmlns:wpc="http://schemas.microsoft.com/office/word/2010/wordprocessingCanvas" xmlns:cx="http://schemas.microsoft.com/office/drawing/2014/chartex" xmlns:cx1="http://schemas.microsoft.com/office/drawing/2015/9/8/chartex" xmlns:cx2="http://schemas.microsoft.com/office/drawing/2015/10/21/chartex" xmlns:cx3="http://schemas.microsoft.com/office/drawing/2016/5/9/chartex" xmlns:cx4="http://schemas.microsoft.com/office/drawing/2016/5/10/chartex" xmlns:cx5="http://schemas.microsoft.com/office/drawing/2016/5/11/chartex" xmlns:cx6="http://schemas.microsoft.com/office/drawing/2016/5/12/chartex" xmlns:cx7="http://schemas.microsoft.com/office/drawing/2016/5/13/chartex" xmlns:cx8="http://schemas.microsoft.com/office/drawing/2016/5/14/chartex" xmlns:mc="http://schemas.openxmlformats.org/markup-compatibility/2006" xmlns:aink="http://schemas.microsoft.com/office/drawing/2016/ink" xmlns:am3d="http://schemas.microsoft.com/office/drawing/2017/model3d" xmlns:o="urn:schemas-microsoft-com:office:office" xmlns:oel="http://schemas.microsoft.com/office/2019/extlst" xmlns:r="http://schemas.openxmlformats.org/officeDocument/2006/relationships" xmlns:m="http://schemas.openxmlformats.org/officeDocument/2006/math" xmlns:v="urn:schemas-microsoft-com:vml" xmlns:wp14="http://schemas.microsoft.com/office/word/2010/wordprocessingDrawing" xmlns:wp="http://schemas.openxmlformats.org/drawingml/2006/wordprocessingDrawing" xmlns:w10="urn:schemas-microsoft-com:office:word" xmlns:w="http://schemas.openxmlformats.org/wordprocessingml/2006/main" xmlns:w14="http://schemas.microsoft.com/office/word/2010/wordml" xmlns:w15="http://schemas.microsoft.com/office/word/2012/wordml" xmlns:w16cex="http://schemas.microsoft.com/office/word/2018/wordml/cex" xmlns:w16cid="http://schemas.microsoft.com/office/word/2016/wordml/cid" xmlns:w16="http://schemas.microsoft.com/office/word/2018/wordml" xmlns:w16du="http://schemas.microsoft.com/office/word/2023/wordml/word16du" xmlns:w16sdtdh="http://schemas.microsoft.com/office/word/2020/wordml/sdtdatahash" xmlns:w16sdtfl="http://schemas.microsoft.com/office/word/2024/wordml/sdtformatlock" xmlns:w16se="http://schemas.microsoft.com/office/word/2015/wordml/symex" xmlns:wpg="http://schemas.microsoft.com/office/word/2010/wordprocessingGroup" xmlns:wpi="http://schemas.microsoft.com/office/word/2010/wordprocessingInk" xmlns:wne="http://schemas.microsoft.com/office/word/2006/wordml" xmlns:wps="http://schemas.microsoft.com/office/word/2010/wordprocessingShape" mc:Ignorable="w14 w15 w16se w16cid w16 w16cex w16sdtdh w16sdtfl w16du wp14">
+<w:document xmlns:wpc="http://schemas.microsoft.com/office/word/2010/wordprocessingCanvas" xmlns:cx="http://schemas.microsoft.com/office/drawing/2014/chartex" xmlns:cx1="http://schemas.microsoft.com/office/drawing/2015/9/8/chartex" xmlns:cx2="http://schemas.microsoft.com/office/drawing/2015/10/21/chartex" xmlns:cx3="http://schemas.microsoft.com/office/drawing/2016/5/9/chartex" xmlns:cx4="http://schemas.microsoft.com/office/drawing/2016/5/10/chartex" xmlns:cx5="http://schemas.microsoft.com/office/drawing/2016/5/11/chartex" xmlns:cx6="http://schemas.microsoft.com/office/drawing/2016/5/12/chartex" xmlns:cx7="http://schemas.microsoft.com/office/drawing/2016/5/13/chartex" xmlns:cx8="http://schemas.microsoft.com/office/drawing/2016/5/14/chartex" xmlns:mc="http://schemas.openxmlformats.org/markup-compatibility/2006" xmlns:aink="http://schemas.microsoft.com/office/drawing/2016/ink" xmlns:am3d="http://schemas.microsoft.com/office/drawing/2017/model3d" xmlns:o="urn:schemas-microsoft-com:office:office" xmlns:oel="http://schemas.microsoft.com/office/2019/extlst" xmlns:r="http://schemas.openxmlformats.org/officeDocument/2006/relationships" xmlns:m="http://schemas.openxmlformats.org/officeDocument/2006/math" xmlns:v="urn:schemas-microsoft-com:vml" xmlns:wp14="http://schemas.microsoft.com/office/word/2010/wordprocessingDrawing" xmlns:wp="http://schemas.openxmlformats.org/drawingml/2006/wordprocessingDrawing" xmlns:w10="urn:schemas-microsoft-com:office:word" xmlns:w="http://schemas.openxmlformats.org/wordprocessingml/2006/main" xmlns:w14="http://schemas.microsoft.com/office/word/2010/wordml" xmlns:w15="http://schemas.microsoft.com/office/word/2012/wordml" xmlns:w16cei="http://schemas.microsoft.com/office/word/2026/wordml/cei" xmlns:w16cex="http://schemas.microsoft.com/office/word/2018/wordml/cex" xmlns:w16cid="http://schemas.microsoft.com/office/word/2016/wordml/cid" xmlns:w16="http://schemas.microsoft.com/office/word/2018/wordml" xmlns:w16du="http://schemas.microsoft.com/office/word/2023/wordml/word16du" xmlns:w16sdtdh="http://schemas.microsoft.com/office/word/2020/wordml/sdtdatahash" xmlns:w16sdtfl="http://schemas.microsoft.com/office/word/2024/wordml/sdtformatlock" xmlns:w16se="http://schemas.microsoft.com/office/word/2015/wordml/symex" xmlns:wpg="http://schemas.microsoft.com/office/word/2010/wordprocessingGroup" xmlns:wpi="http://schemas.microsoft.com/office/word/2010/wordprocessingInk" xmlns:wne="http://schemas.microsoft.com/office/word/2006/wordml" xmlns:wps="http://schemas.microsoft.com/office/word/2010/wordprocessingShape" mc:Ignorable="w14 w15 w16se w16cid w16 w16cex w16sdtdh w16sdtfl w16du wp14">
   <w:body>
     <w:tbl>
       <w:tblPr>
-        <w:tblW w:w="15422" w:type="dxa"/>
-        <w:tblCellMar>
-          <w:left w:w="0" w:type="dxa"/>
-          <w:right w:w="0" w:type="dxa"/>
-        </w:tblCellMar>
-        <w:tblLook w:val="04A0" w:firstRow="1" w:lastRow="0" w:firstColumn="1" w:lastColumn="0" w:noHBand="0" w:noVBand="1"/>
+        <w:tblStyle w:val="BCBlockTable"/>
+        <w:tblW w:w="5000" w:type="pct"/>
+        <w:tblLook w:val="0620" w:firstRow="1" w:lastRow="0" w:firstColumn="0" w:lastColumn="0" w:noHBand="1" w:noVBand="1"/>
         <w:tblCaption w:val="Address Block"/>
+        <w:tblDescription w:val="Layout table. Used for positioning, not for tabular data."/>
       </w:tblPr>
       <w:tblGrid>
         <w:gridCol w:w="3714"/>
-        <w:gridCol w:w="5633"/>
-        <w:gridCol w:w="6075"/>
+        <w:gridCol w:w="5634"/>
+        <w:gridCol w:w="6078"/>
       </w:tblGrid>
       <w:tr>
         <w:trPr>
+          <w:cnfStyle w:val="100000000000" w:firstRow="1" w:lastRow="0" w:firstColumn="0" w:lastColumn="0" w:oddVBand="0" w:evenVBand="0" w:oddHBand="0" w:evenHBand="0" w:firstRowFirstColumn="0" w:firstRowLastColumn="0" w:lastRowFirstColumn="0" w:lastRowLastColumn="0"/>
           <w:trHeight w:val="302"/>
         </w:trPr>
         <w:sdt>
           <w:sdtPr>
             <w:rPr>
-              <w:rFonts w:ascii="Segoe UI Semibold" w:hAnsi="Segoe UI Semibold" w:eastAsia="Times New Roman" w:cs="Times New Roman"/>
-              <w:color w:val="242424"/>
-              <w:sz w:val="22"/>
-              <w:szCs w:val="22"/>
               <w:lang w:val="en-US" w:eastAsia="en-US"/>
             </w:rPr>
             <w:alias w:val="CustomerAddress1"/>
@@ -40,29 +35,18 @@
           <w:sdtContent>
             <w:tc>
               <w:tcPr>
-                <w:tcW w:w="2525" w:type="dxa"/>
+                <w:tcW w:w="1204" w:type="pct"/>
                 <w:hideMark/>
               </w:tcPr>
               <w:p>
                 <w:pPr>
-                  <w:keepNext/>
-                  <w:keepLines/>
-                  <w:spacing w:after="0" w:line="276" w:lineRule="auto"/>
-                  <w:outlineLvl w:val="0"/>
+                  <w:pStyle w:val="BCLabel"/>
                   <w:rPr>
-                    <w:rFonts w:ascii="Segoe UI Semibold" w:hAnsi="Segoe UI Semibold" w:eastAsia="Times New Roman" w:cs="Times New Roman"/>
-                    <w:color w:val="242424"/>
-                    <w:sz w:val="22"/>
-                    <w:szCs w:val="22"/>
                     <w:lang w:val="en-US" w:eastAsia="en-US"/>
                   </w:rPr>
                 </w:pPr>
                 <w:r>
                   <w:rPr>
-                    <w:rFonts w:ascii="Segoe UI Semibold" w:hAnsi="Segoe UI Semibold" w:eastAsia="Times New Roman" w:cs="Times New Roman"/>
-                    <w:color w:val="242424"/>
-                    <w:sz w:val="22"/>
-                    <w:szCs w:val="22"/>
                     <w:lang w:val="en-US" w:eastAsia="en-US"/>
                   </w:rPr>
                   <w:t>CustomerAddress1</w:t>
@@ -73,19 +57,12 @@
         </w:sdt>
         <w:tc>
           <w:tcPr>
-            <w:tcW w:w="3830" w:type="dxa"/>
+            <w:tcW w:w="1826" w:type="pct"/>
           </w:tcPr>
           <w:p>
             <w:pPr>
-              <w:keepNext/>
-              <w:keepLines/>
-              <w:spacing w:after="0" w:line="276" w:lineRule="auto"/>
-              <w:outlineLvl w:val="0"/>
+              <w:pStyle w:val="BCLabel"/>
               <w:rPr>
-                <w:rFonts w:ascii="Segoe UI Semibold" w:hAnsi="Segoe UI Semibold" w:eastAsia="Times New Roman" w:cs="Times New Roman"/>
-                <w:color w:val="242424"/>
-                <w:sz w:val="22"/>
-                <w:szCs w:val="22"/>
                 <w:lang w:val="en-US" w:eastAsia="en-US"/>
               </w:rPr>
             </w:pPr>
@@ -94,10 +71,6 @@
         <w:sdt>
           <w:sdtPr>
             <w:rPr>
-              <w:rFonts w:ascii="Segoe UI Semibold" w:hAnsi="Segoe UI Semibold" w:eastAsia="Times New Roman" w:cs="Times New Roman"/>
-              <w:color w:val="242424"/>
-              <w:sz w:val="22"/>
-              <w:szCs w:val="22"/>
               <w:lang w:val="en-US" w:eastAsia="en-US"/>
             </w:rPr>
             <w:alias w:val="CompanyAddress1"/>
@@ -110,30 +83,19 @@
           <w:sdtContent>
             <w:tc>
               <w:tcPr>
-                <w:tcW w:w="4130" w:type="dxa"/>
+                <w:tcW w:w="1970" w:type="pct"/>
                 <w:hideMark/>
               </w:tcPr>
               <w:p>
                 <w:pPr>
-                  <w:keepNext/>
-                  <w:keepLines/>
-                  <w:spacing w:after="0" w:line="276" w:lineRule="auto"/>
+                  <w:pStyle w:val="BCLabelNumber"/>
                   <w:jc w:val="right"/>
-                  <w:outlineLvl w:val="0"/>
                   <w:rPr>
-                    <w:rFonts w:ascii="Segoe UI Semibold" w:hAnsi="Segoe UI Semibold" w:eastAsia="Times New Roman" w:cs="Times New Roman"/>
-                    <w:color w:val="242424"/>
-                    <w:sz w:val="22"/>
-                    <w:szCs w:val="22"/>
                     <w:lang w:val="en-US" w:eastAsia="en-US"/>
                   </w:rPr>
                 </w:pPr>
                 <w:r>
                   <w:rPr>
-                    <w:rFonts w:ascii="Segoe UI Semibold" w:hAnsi="Segoe UI Semibold" w:eastAsia="Times New Roman" w:cs="Times New Roman"/>
-                    <w:color w:val="242424"/>
-                    <w:sz w:val="22"/>
-                    <w:szCs w:val="22"/>
                     <w:lang w:val="en-US" w:eastAsia="en-US"/>
                   </w:rPr>
                   <w:t>CompanyAddress1</w:t>
@@ -150,10 +112,6 @@
         <w:sdt>
           <w:sdtPr>
             <w:rPr>
-              <w:rFonts w:ascii="Segoe UI" w:hAnsi="Segoe UI" w:eastAsia="Times New Roman" w:cs="Times New Roman"/>
-              <w:color w:val="242424"/>
-              <w:sz w:val="22"/>
-              <w:szCs w:val="22"/>
               <w:lang w:val="en-US" w:eastAsia="en-US"/>
             </w:rPr>
             <w:alias w:val="CustomerAddress2"/>
@@ -166,26 +124,18 @@
           <w:sdtContent>
             <w:tc>
               <w:tcPr>
-                <w:tcW w:w="2525" w:type="dxa"/>
+                <w:tcW w:w="1204" w:type="pct"/>
                 <w:hideMark/>
               </w:tcPr>
               <w:p>
                 <w:pPr>
-                  <w:spacing w:after="0" w:line="240" w:lineRule="auto"/>
+                  <w:pStyle w:val="NoSpacing"/>
                   <w:rPr>
-                    <w:rFonts w:ascii="Segoe UI" w:hAnsi="Segoe UI" w:eastAsia="Times New Roman" w:cs="Times New Roman"/>
-                    <w:color w:val="242424"/>
-                    <w:sz w:val="22"/>
-                    <w:szCs w:val="22"/>
                     <w:lang w:val="en-US" w:eastAsia="en-US"/>
                   </w:rPr>
                 </w:pPr>
                 <w:r>
                   <w:rPr>
-                    <w:rFonts w:ascii="Segoe UI" w:hAnsi="Segoe UI" w:eastAsia="Times New Roman" w:cs="Times New Roman"/>
-                    <w:color w:val="242424"/>
-                    <w:sz w:val="22"/>
-                    <w:szCs w:val="22"/>
                     <w:lang w:val="en-US" w:eastAsia="en-US"/>
                   </w:rPr>
                   <w:t>CustomerAddress2</w:t>
@@ -196,16 +146,12 @@
         </w:sdt>
         <w:tc>
           <w:tcPr>
-            <w:tcW w:w="3830" w:type="dxa"/>
+            <w:tcW w:w="1826" w:type="pct"/>
           </w:tcPr>
           <w:p>
             <w:pPr>
-              <w:spacing w:after="0" w:line="240" w:lineRule="auto"/>
+              <w:pStyle w:val="NoSpacing"/>
               <w:rPr>
-                <w:rFonts w:ascii="Segoe UI" w:hAnsi="Segoe UI" w:eastAsia="Times New Roman" w:cs="Times New Roman"/>
-                <w:color w:val="242424"/>
-                <w:sz w:val="22"/>
-                <w:szCs w:val="22"/>
                 <w:lang w:val="en-US" w:eastAsia="en-US"/>
               </w:rPr>
             </w:pPr>
@@ -214,10 +160,6 @@
         <w:sdt>
           <w:sdtPr>
             <w:rPr>
-              <w:rFonts w:ascii="Segoe UI" w:hAnsi="Segoe UI" w:eastAsia="Times New Roman" w:cs="Times New Roman"/>
-              <w:color w:val="242424"/>
-              <w:sz w:val="22"/>
-              <w:szCs w:val="22"/>
               <w:lang w:val="en-US" w:eastAsia="en-US"/>
             </w:rPr>
             <w:alias w:val="CompanyAddress2"/>
@@ -230,26 +172,18 @@
           <w:sdtContent>
             <w:tc>
               <w:tcPr>
-                <w:tcW w:w="4130" w:type="dxa"/>
+                <w:tcW w:w="1970" w:type="pct"/>
               </w:tcPr>
               <w:p>
                 <w:pPr>
-                  <w:spacing w:after="0" w:line="240" w:lineRule="auto"/>
+                  <w:pStyle w:val="BCNumber"/>
                   <w:jc w:val="right"/>
                   <w:rPr>
-                    <w:rFonts w:ascii="Segoe UI" w:hAnsi="Segoe UI" w:eastAsia="Times New Roman" w:cs="Times New Roman"/>
-                    <w:color w:val="242424"/>
-                    <w:sz w:val="22"/>
-                    <w:szCs w:val="22"/>
                     <w:lang w:val="en-US" w:eastAsia="en-US"/>
                   </w:rPr>
                 </w:pPr>
                 <w:r>
                   <w:rPr>
-                    <w:rFonts w:ascii="Segoe UI" w:hAnsi="Segoe UI" w:eastAsia="Times New Roman" w:cs="Times New Roman"/>
-                    <w:color w:val="242424"/>
-                    <w:sz w:val="22"/>
-                    <w:szCs w:val="22"/>
                     <w:lang w:val="en-US" w:eastAsia="en-US"/>
                   </w:rPr>
                   <w:t>CompanyAddress2</w:t>
@@ -266,10 +200,6 @@
         <w:sdt>
           <w:sdtPr>
             <w:rPr>
-              <w:rFonts w:ascii="Segoe UI" w:hAnsi="Segoe UI" w:eastAsia="Times New Roman" w:cs="Times New Roman"/>
-              <w:color w:val="242424"/>
-              <w:sz w:val="22"/>
-              <w:szCs w:val="22"/>
               <w:lang w:val="en-US" w:eastAsia="en-US"/>
             </w:rPr>
             <w:alias w:val="CustomerAddress3"/>
@@ -282,26 +212,18 @@
           <w:sdtContent>
             <w:tc>
               <w:tcPr>
-                <w:tcW w:w="2525" w:type="dxa"/>
+                <w:tcW w:w="1204" w:type="pct"/>
                 <w:hideMark/>
               </w:tcPr>
               <w:p>
                 <w:pPr>
-                  <w:spacing w:after="0" w:line="240" w:lineRule="auto"/>
+                  <w:pStyle w:val="NoSpacing"/>
                   <w:rPr>
-                    <w:rFonts w:ascii="Segoe UI" w:hAnsi="Segoe UI" w:eastAsia="Times New Roman" w:cs="Times New Roman"/>
-                    <w:color w:val="242424"/>
-                    <w:sz w:val="22"/>
-                    <w:szCs w:val="22"/>
                     <w:lang w:val="en-US" w:eastAsia="en-US"/>
                   </w:rPr>
                 </w:pPr>
                 <w:r>
                   <w:rPr>
-                    <w:rFonts w:ascii="Segoe UI" w:hAnsi="Segoe UI" w:eastAsia="Times New Roman" w:cs="Times New Roman"/>
-                    <w:color w:val="242424"/>
-                    <w:sz w:val="22"/>
-                    <w:szCs w:val="22"/>
                     <w:lang w:val="en-US" w:eastAsia="en-US"/>
                   </w:rPr>
                   <w:t>CustomerAddress3</w:t>
@@ -312,16 +234,12 @@
         </w:sdt>
         <w:tc>
           <w:tcPr>
-            <w:tcW w:w="3830" w:type="dxa"/>
+            <w:tcW w:w="1826" w:type="pct"/>
           </w:tcPr>
           <w:p>
             <w:pPr>
-              <w:spacing w:after="0" w:line="240" w:lineRule="auto"/>
+              <w:pStyle w:val="NoSpacing"/>
               <w:rPr>
-                <w:rFonts w:ascii="Segoe UI" w:hAnsi="Segoe UI" w:eastAsia="Times New Roman" w:cs="Times New Roman"/>
-                <w:color w:val="242424"/>
-                <w:sz w:val="22"/>
-                <w:szCs w:val="22"/>
                 <w:lang w:val="en-US" w:eastAsia="en-US"/>
               </w:rPr>
             </w:pPr>
@@ -330,10 +248,6 @@
         <w:sdt>
           <w:sdtPr>
             <w:rPr>
-              <w:rFonts w:ascii="Segoe UI" w:hAnsi="Segoe UI" w:eastAsia="Times New Roman" w:cs="Times New Roman"/>
-              <w:color w:val="242424"/>
-              <w:sz w:val="22"/>
-              <w:szCs w:val="22"/>
               <w:lang w:val="en-US" w:eastAsia="en-US"/>
             </w:rPr>
             <w:alias w:val="CompanyAddress3"/>
@@ -346,26 +260,18 @@
           <w:sdtContent>
             <w:tc>
               <w:tcPr>
-                <w:tcW w:w="4130" w:type="dxa"/>
+                <w:tcW w:w="1970" w:type="pct"/>
               </w:tcPr>
               <w:p>
                 <w:pPr>
-                  <w:spacing w:after="0" w:line="240" w:lineRule="auto"/>
+                  <w:pStyle w:val="BCNumber"/>
                   <w:jc w:val="right"/>
                   <w:rPr>
-                    <w:rFonts w:ascii="Segoe UI" w:hAnsi="Segoe UI" w:eastAsia="Times New Roman" w:cs="Times New Roman"/>
-                    <w:color w:val="242424"/>
-                    <w:sz w:val="22"/>
-                    <w:szCs w:val="22"/>
                     <w:lang w:val="en-US" w:eastAsia="en-US"/>
                   </w:rPr>
                 </w:pPr>
                 <w:r>
                   <w:rPr>
-                    <w:rFonts w:ascii="Segoe UI" w:hAnsi="Segoe UI" w:eastAsia="Times New Roman" w:cs="Times New Roman"/>
-                    <w:color w:val="242424"/>
-                    <w:sz w:val="22"/>
-                    <w:szCs w:val="22"/>
                     <w:lang w:val="en-US" w:eastAsia="en-US"/>
                   </w:rPr>
                   <w:t>CompanyAddress3</w:t>
@@ -382,10 +288,6 @@
         <w:sdt>
           <w:sdtPr>
             <w:rPr>
-              <w:rFonts w:ascii="Segoe UI" w:hAnsi="Segoe UI" w:eastAsia="Times New Roman" w:cs="Times New Roman"/>
-              <w:color w:val="242424"/>
-              <w:sz w:val="22"/>
-              <w:szCs w:val="22"/>
               <w:lang w:val="en-US" w:eastAsia="en-US"/>
             </w:rPr>
             <w:alias w:val="CustomerAddress4"/>
@@ -398,26 +300,18 @@
           <w:sdtContent>
             <w:tc>
               <w:tcPr>
-                <w:tcW w:w="2525" w:type="dxa"/>
+                <w:tcW w:w="1204" w:type="pct"/>
                 <w:hideMark/>
               </w:tcPr>
               <w:p>
                 <w:pPr>
-                  <w:spacing w:after="0" w:line="240" w:lineRule="auto"/>
+                  <w:pStyle w:val="NoSpacing"/>
                   <w:rPr>
-                    <w:rFonts w:ascii="Segoe UI" w:hAnsi="Segoe UI" w:eastAsia="Times New Roman" w:cs="Times New Roman"/>
-                    <w:color w:val="242424"/>
-                    <w:sz w:val="22"/>
-                    <w:szCs w:val="22"/>
                     <w:lang w:val="en-US" w:eastAsia="en-US"/>
                   </w:rPr>
                 </w:pPr>
                 <w:r>
                   <w:rPr>
-                    <w:rFonts w:ascii="Segoe UI" w:hAnsi="Segoe UI" w:eastAsia="Times New Roman" w:cs="Times New Roman"/>
-                    <w:color w:val="242424"/>
-                    <w:sz w:val="22"/>
-                    <w:szCs w:val="22"/>
                     <w:lang w:val="en-US" w:eastAsia="en-US"/>
                   </w:rPr>
                   <w:t>CustomerAddress4</w:t>
@@ -428,16 +322,12 @@
         </w:sdt>
         <w:tc>
           <w:tcPr>
-            <w:tcW w:w="3830" w:type="dxa"/>
+            <w:tcW w:w="1826" w:type="pct"/>
           </w:tcPr>
           <w:p>
             <w:pPr>
-              <w:spacing w:after="0" w:line="240" w:lineRule="auto"/>
+              <w:pStyle w:val="NoSpacing"/>
               <w:rPr>
-                <w:rFonts w:ascii="Segoe UI" w:hAnsi="Segoe UI" w:eastAsia="Times New Roman" w:cs="Times New Roman"/>
-                <w:color w:val="242424"/>
-                <w:sz w:val="22"/>
-                <w:szCs w:val="22"/>
                 <w:lang w:val="en-US" w:eastAsia="en-US"/>
               </w:rPr>
             </w:pPr>
@@ -446,10 +336,6 @@
         <w:sdt>
           <w:sdtPr>
             <w:rPr>
-              <w:rFonts w:ascii="Segoe UI" w:hAnsi="Segoe UI" w:eastAsia="Times New Roman" w:cs="Times New Roman"/>
-              <w:color w:val="242424"/>
-              <w:sz w:val="22"/>
-              <w:szCs w:val="22"/>
               <w:lang w:val="en-US" w:eastAsia="en-US"/>
             </w:rPr>
             <w:alias w:val="CompanyAddress4"/>
@@ -462,26 +348,18 @@
           <w:sdtContent>
             <w:tc>
               <w:tcPr>
-                <w:tcW w:w="4130" w:type="dxa"/>
+                <w:tcW w:w="1970" w:type="pct"/>
               </w:tcPr>
               <w:p>
                 <w:pPr>
-                  <w:spacing w:after="0" w:line="240" w:lineRule="auto"/>
+                  <w:pStyle w:val="BCNumber"/>
                   <w:jc w:val="right"/>
                   <w:rPr>
-                    <w:rFonts w:ascii="Segoe UI" w:hAnsi="Segoe UI" w:eastAsia="Times New Roman" w:cs="Times New Roman"/>
-                    <w:color w:val="242424"/>
-                    <w:sz w:val="22"/>
-                    <w:szCs w:val="22"/>
                     <w:lang w:val="en-US" w:eastAsia="en-US"/>
                   </w:rPr>
                 </w:pPr>
                 <w:r>
                   <w:rPr>
-                    <w:rFonts w:ascii="Segoe UI" w:hAnsi="Segoe UI" w:eastAsia="Times New Roman" w:cs="Times New Roman"/>
-                    <w:color w:val="242424"/>
-                    <w:sz w:val="22"/>
-                    <w:szCs w:val="22"/>
                     <w:lang w:val="en-US" w:eastAsia="en-US"/>
                   </w:rPr>
                   <w:t>CompanyAddress4</w:t>
@@ -498,10 +376,6 @@
         <w:sdt>
           <w:sdtPr>
             <w:rPr>
-              <w:rFonts w:ascii="Segoe UI" w:hAnsi="Segoe UI" w:eastAsia="Times New Roman" w:cs="Times New Roman"/>
-              <w:color w:val="242424"/>
-              <w:sz w:val="22"/>
-              <w:szCs w:val="22"/>
               <w:lang w:val="en-US" w:eastAsia="en-US"/>
             </w:rPr>
             <w:alias w:val="CustomerAddress5"/>
@@ -514,26 +388,18 @@
           <w:sdtContent>
             <w:tc>
               <w:tcPr>
-                <w:tcW w:w="2525" w:type="dxa"/>
+                <w:tcW w:w="1204" w:type="pct"/>
                 <w:hideMark/>
               </w:tcPr>
               <w:p>
                 <w:pPr>
-                  <w:spacing w:after="0" w:line="240" w:lineRule="auto"/>
+                  <w:pStyle w:val="NoSpacing"/>
                   <w:rPr>
-                    <w:rFonts w:ascii="Segoe UI" w:hAnsi="Segoe UI" w:eastAsia="Times New Roman" w:cs="Times New Roman"/>
-                    <w:color w:val="242424"/>
-                    <w:sz w:val="22"/>
-                    <w:szCs w:val="22"/>
                     <w:lang w:val="en-US" w:eastAsia="en-US"/>
                   </w:rPr>
                 </w:pPr>
                 <w:r>
                   <w:rPr>
-                    <w:rFonts w:ascii="Segoe UI" w:hAnsi="Segoe UI" w:eastAsia="Times New Roman" w:cs="Times New Roman"/>
-                    <w:color w:val="242424"/>
-                    <w:sz w:val="22"/>
-                    <w:szCs w:val="22"/>
                     <w:lang w:val="en-US" w:eastAsia="en-US"/>
                   </w:rPr>
                   <w:t>CustomerAddress5</w:t>
@@ -544,16 +410,12 @@
         </w:sdt>
         <w:tc>
           <w:tcPr>
-            <w:tcW w:w="3830" w:type="dxa"/>
+            <w:tcW w:w="1826" w:type="pct"/>
           </w:tcPr>
           <w:p>
             <w:pPr>
-              <w:spacing w:after="0" w:line="240" w:lineRule="auto"/>
+              <w:pStyle w:val="NoSpacing"/>
               <w:rPr>
-                <w:rFonts w:ascii="Segoe UI" w:hAnsi="Segoe UI" w:eastAsia="Times New Roman" w:cs="Times New Roman"/>
-                <w:color w:val="242424"/>
-                <w:sz w:val="22"/>
-                <w:szCs w:val="22"/>
                 <w:lang w:val="en-US" w:eastAsia="en-US"/>
               </w:rPr>
             </w:pPr>
@@ -562,10 +424,6 @@
         <w:sdt>
           <w:sdtPr>
             <w:rPr>
-              <w:rFonts w:ascii="Segoe UI" w:hAnsi="Segoe UI" w:eastAsia="Times New Roman" w:cs="Times New Roman"/>
-              <w:color w:val="242424"/>
-              <w:sz w:val="22"/>
-              <w:szCs w:val="22"/>
               <w:lang w:val="en-US" w:eastAsia="en-US"/>
             </w:rPr>
             <w:alias w:val="CompanyAddress5"/>
@@ -578,26 +436,18 @@
           <w:sdtContent>
             <w:tc>
               <w:tcPr>
-                <w:tcW w:w="4130" w:type="dxa"/>
+                <w:tcW w:w="1970" w:type="pct"/>
               </w:tcPr>
               <w:p>
                 <w:pPr>
-                  <w:spacing w:after="0" w:line="240" w:lineRule="auto"/>
+                  <w:pStyle w:val="BCNumber"/>
                   <w:jc w:val="right"/>
                   <w:rPr>
-                    <w:rFonts w:ascii="Segoe UI" w:hAnsi="Segoe UI" w:eastAsia="Times New Roman" w:cs="Times New Roman"/>
-                    <w:color w:val="242424"/>
-                    <w:sz w:val="22"/>
-                    <w:szCs w:val="22"/>
                     <w:lang w:val="en-US" w:eastAsia="en-US"/>
                   </w:rPr>
                 </w:pPr>
                 <w:r>
                   <w:rPr>
-                    <w:rFonts w:ascii="Segoe UI" w:hAnsi="Segoe UI" w:eastAsia="Times New Roman" w:cs="Times New Roman"/>
-                    <w:color w:val="242424"/>
-                    <w:sz w:val="22"/>
-                    <w:szCs w:val="22"/>
                     <w:lang w:val="en-US" w:eastAsia="en-US"/>
                   </w:rPr>
                   <w:t>CompanyAddress5</w:t>
@@ -613,27 +463,19 @@
         </w:trPr>
         <w:tc>
           <w:tcPr>
-            <w:tcW w:w="2525" w:type="dxa"/>
+            <w:tcW w:w="1204" w:type="pct"/>
             <w:hideMark/>
           </w:tcPr>
           <w:p>
             <w:pPr>
-              <w:spacing w:after="0" w:line="240" w:lineRule="auto"/>
+              <w:pStyle w:val="NoSpacing"/>
               <w:rPr>
-                <w:rFonts w:ascii="Segoe UI" w:hAnsi="Segoe UI" w:eastAsia="Times New Roman" w:cs="Times New Roman"/>
-                <w:color w:val="242424"/>
-                <w:sz w:val="22"/>
-                <w:szCs w:val="22"/>
                 <w:lang w:val="en-US" w:eastAsia="en-US"/>
               </w:rPr>
             </w:pPr>
             <w:sdt>
               <w:sdtPr>
                 <w:rPr>
-                  <w:rFonts w:ascii="Segoe UI" w:hAnsi="Segoe UI" w:eastAsia="Times New Roman" w:cs="Times New Roman"/>
-                  <w:color w:val="242424"/>
-                  <w:sz w:val="22"/>
-                  <w:szCs w:val="22"/>
                   <w:lang w:val="en-US" w:eastAsia="en-US"/>
                 </w:rPr>
                 <w:alias w:val="CustomerAddress6"/>
@@ -646,10 +488,6 @@
               <w:sdtContent>
                 <w:r>
                   <w:rPr>
-                    <w:rFonts w:ascii="Segoe UI" w:hAnsi="Segoe UI" w:eastAsia="Times New Roman" w:cs="Times New Roman"/>
-                    <w:color w:val="242424"/>
-                    <w:sz w:val="22"/>
-                    <w:szCs w:val="22"/>
                     <w:lang w:val="en-US" w:eastAsia="en-US"/>
                   </w:rPr>
                   <w:t>CustomerAddress6</w:t>
@@ -660,16 +498,12 @@
         </w:tc>
         <w:tc>
           <w:tcPr>
-            <w:tcW w:w="3830" w:type="dxa"/>
+            <w:tcW w:w="1826" w:type="pct"/>
           </w:tcPr>
           <w:p>
             <w:pPr>
-              <w:spacing w:after="0" w:line="240" w:lineRule="auto"/>
+              <w:pStyle w:val="NoSpacing"/>
               <w:rPr>
-                <w:rFonts w:ascii="Segoe UI" w:hAnsi="Segoe UI" w:eastAsia="Times New Roman" w:cs="Times New Roman"/>
-                <w:color w:val="242424"/>
-                <w:sz w:val="22"/>
-                <w:szCs w:val="22"/>
                 <w:lang w:val="en-US" w:eastAsia="en-US"/>
               </w:rPr>
             </w:pPr>
@@ -678,10 +512,6 @@
         <w:sdt>
           <w:sdtPr>
             <w:rPr>
-              <w:rFonts w:ascii="Segoe UI" w:hAnsi="Segoe UI" w:eastAsia="Times New Roman" w:cs="Times New Roman"/>
-              <w:color w:val="242424"/>
-              <w:sz w:val="22"/>
-              <w:szCs w:val="22"/>
               <w:lang w:val="en-US" w:eastAsia="en-US"/>
             </w:rPr>
             <w:alias w:val="CompanyAddress6"/>
@@ -694,26 +524,18 @@
           <w:sdtContent>
             <w:tc>
               <w:tcPr>
-                <w:tcW w:w="4130" w:type="dxa"/>
+                <w:tcW w:w="1970" w:type="pct"/>
               </w:tcPr>
               <w:p>
                 <w:pPr>
-                  <w:spacing w:after="0" w:line="240" w:lineRule="auto"/>
+                  <w:pStyle w:val="BCNumber"/>
                   <w:jc w:val="right"/>
                   <w:rPr>
-                    <w:rFonts w:ascii="Segoe UI" w:hAnsi="Segoe UI" w:eastAsia="Times New Roman" w:cs="Times New Roman"/>
-                    <w:color w:val="242424"/>
-                    <w:sz w:val="22"/>
-                    <w:szCs w:val="22"/>
                     <w:lang w:val="en-US" w:eastAsia="en-US"/>
                   </w:rPr>
                 </w:pPr>
                 <w:r>
                   <w:rPr>
-                    <w:rFonts w:ascii="Segoe UI" w:hAnsi="Segoe UI" w:eastAsia="Times New Roman" w:cs="Times New Roman"/>
-                    <w:color w:val="242424"/>
-                    <w:sz w:val="22"/>
-                    <w:szCs w:val="22"/>
                     <w:lang w:val="en-US" w:eastAsia="en-US"/>
                   </w:rPr>
                   <w:t>CompanyAddress6</w:t>
@@ -730,10 +552,6 @@
         <w:sdt>
           <w:sdtPr>
             <w:rPr>
-              <w:rFonts w:ascii="Segoe UI" w:hAnsi="Segoe UI" w:eastAsia="Times New Roman" w:cs="Times New Roman"/>
-              <w:color w:val="242424"/>
-              <w:sz w:val="22"/>
-              <w:szCs w:val="22"/>
               <w:lang w:val="en-US" w:eastAsia="en-US"/>
             </w:rPr>
             <w:alias w:val="CustomerAddress7"/>
@@ -746,25 +564,17 @@
           <w:sdtContent>
             <w:tc>
               <w:tcPr>
-                <w:tcW w:w="2525" w:type="dxa"/>
+                <w:tcW w:w="1204" w:type="pct"/>
               </w:tcPr>
               <w:p>
                 <w:pPr>
-                  <w:spacing w:after="0" w:line="240" w:lineRule="auto"/>
+                  <w:pStyle w:val="NoSpacing"/>
                   <w:rPr>
-                    <w:rFonts w:ascii="Segoe UI" w:hAnsi="Segoe UI" w:eastAsia="Times New Roman" w:cs="Times New Roman"/>
-                    <w:color w:val="242424"/>
-                    <w:sz w:val="22"/>
-                    <w:szCs w:val="22"/>
                     <w:lang w:val="en-US" w:eastAsia="en-US"/>
                   </w:rPr>
                 </w:pPr>
                 <w:r>
                   <w:rPr>
-                    <w:rFonts w:ascii="Segoe UI" w:hAnsi="Segoe UI" w:eastAsia="Times New Roman" w:cs="Times New Roman"/>
-                    <w:color w:val="242424"/>
-                    <w:sz w:val="22"/>
-                    <w:szCs w:val="22"/>
                     <w:lang w:val="en-US" w:eastAsia="en-US"/>
                   </w:rPr>
                   <w:t>CustomerAddress7</w:t>
@@ -775,16 +585,12 @@
         </w:sdt>
         <w:tc>
           <w:tcPr>
-            <w:tcW w:w="3830" w:type="dxa"/>
+            <w:tcW w:w="1826" w:type="pct"/>
           </w:tcPr>
           <w:p>
             <w:pPr>
-              <w:spacing w:after="0" w:line="240" w:lineRule="auto"/>
+              <w:pStyle w:val="NoSpacing"/>
               <w:rPr>
-                <w:rFonts w:ascii="Segoe UI" w:hAnsi="Segoe UI" w:eastAsia="Times New Roman" w:cs="Times New Roman"/>
-                <w:color w:val="242424"/>
-                <w:sz w:val="22"/>
-                <w:szCs w:val="22"/>
                 <w:lang w:val="en-US" w:eastAsia="en-US"/>
               </w:rPr>
             </w:pPr>
@@ -793,10 +599,6 @@
         <w:sdt>
           <w:sdtPr>
             <w:rPr>
-              <w:rFonts w:ascii="Segoe UI" w:hAnsi="Segoe UI" w:eastAsia="Times New Roman" w:cs="Times New Roman"/>
-              <w:color w:val="242424"/>
-              <w:sz w:val="22"/>
-              <w:szCs w:val="22"/>
               <w:lang w:val="en-US" w:eastAsia="en-US"/>
             </w:rPr>
             <w:alias w:val="CompanyLegalOffice_Lbl"/>
@@ -809,27 +611,19 @@
           <w:sdtContent>
             <w:tc>
               <w:tcPr>
-                <w:tcW w:w="4130" w:type="dxa"/>
+                <w:tcW w:w="1970" w:type="pct"/>
               </w:tcPr>
               <w:p>
                 <w:pPr>
-                  <w:spacing w:after="0" w:line="240" w:lineRule="auto"/>
+                  <w:pStyle w:val="BCNumber"/>
                   <w:jc w:val="right"/>
                   <w:rPr>
-                    <w:rFonts w:ascii="Segoe UI" w:hAnsi="Segoe UI" w:eastAsia="Times New Roman" w:cs="Times New Roman"/>
-                    <w:color w:val="242424"/>
-                    <w:sz w:val="22"/>
-                    <w:szCs w:val="22"/>
                     <w:lang w:val="en-US" w:eastAsia="en-US"/>
                   </w:rPr>
                 </w:pPr>
                 <w:proofErr w:type="spellStart"/>
                 <w:r>
                   <w:rPr>
-                    <w:rFonts w:ascii="Segoe UI" w:hAnsi="Segoe UI" w:eastAsia="Times New Roman" w:cs="Times New Roman"/>
-                    <w:color w:val="242424"/>
-                    <w:sz w:val="22"/>
-                    <w:szCs w:val="22"/>
                     <w:lang w:val="en-US" w:eastAsia="en-US"/>
                   </w:rPr>
                   <w:t>CompanyLegalOffice_Lbl</w:t>
@@ -847,10 +641,6 @@
         <w:sdt>
           <w:sdtPr>
             <w:rPr>
-              <w:rFonts w:ascii="Segoe UI" w:hAnsi="Segoe UI" w:eastAsia="Times New Roman" w:cs="Times New Roman"/>
-              <w:color w:val="242424"/>
-              <w:sz w:val="22"/>
-              <w:szCs w:val="22"/>
               <w:lang w:val="en-US" w:eastAsia="en-US"/>
             </w:rPr>
             <w:alias w:val="CustomerAddress8"/>
@@ -863,25 +653,17 @@
           <w:sdtContent>
             <w:tc>
               <w:tcPr>
-                <w:tcW w:w="2525" w:type="dxa"/>
+                <w:tcW w:w="1204" w:type="pct"/>
               </w:tcPr>
               <w:p>
                 <w:pPr>
-                  <w:spacing w:after="0" w:line="240" w:lineRule="auto"/>
+                  <w:pStyle w:val="NoSpacing"/>
                   <w:rPr>
-                    <w:rFonts w:ascii="Segoe UI" w:hAnsi="Segoe UI" w:eastAsia="Times New Roman" w:cs="Times New Roman"/>
-                    <w:color w:val="242424"/>
-                    <w:sz w:val="22"/>
-                    <w:szCs w:val="22"/>
                     <w:lang w:val="en-US" w:eastAsia="en-US"/>
                   </w:rPr>
                 </w:pPr>
                 <w:r>
                   <w:rPr>
-                    <w:rFonts w:ascii="Segoe UI" w:hAnsi="Segoe UI" w:eastAsia="Times New Roman" w:cs="Times New Roman"/>
-                    <w:color w:val="242424"/>
-                    <w:sz w:val="22"/>
-                    <w:szCs w:val="22"/>
                     <w:lang w:val="en-US" w:eastAsia="en-US"/>
                   </w:rPr>
                   <w:t>CustomerAddress8</w:t>
@@ -892,16 +674,12 @@
         </w:sdt>
         <w:tc>
           <w:tcPr>
-            <w:tcW w:w="3830" w:type="dxa"/>
+            <w:tcW w:w="1826" w:type="pct"/>
           </w:tcPr>
           <w:p>
             <w:pPr>
-              <w:spacing w:after="0" w:line="240" w:lineRule="auto"/>
+              <w:pStyle w:val="NoSpacing"/>
               <w:rPr>
-                <w:rFonts w:ascii="Segoe UI" w:hAnsi="Segoe UI" w:eastAsia="Times New Roman" w:cs="Times New Roman"/>
-                <w:color w:val="242424"/>
-                <w:sz w:val="22"/>
-                <w:szCs w:val="22"/>
                 <w:lang w:val="en-US" w:eastAsia="en-US"/>
               </w:rPr>
             </w:pPr>
@@ -910,10 +688,6 @@
         <w:sdt>
           <w:sdtPr>
             <w:rPr>
-              <w:rFonts w:ascii="Segoe UI" w:hAnsi="Segoe UI" w:eastAsia="Times New Roman" w:cs="Times New Roman"/>
-              <w:color w:val="242424"/>
-              <w:sz w:val="22"/>
-              <w:szCs w:val="22"/>
               <w:lang w:val="en-US" w:eastAsia="en-US"/>
             </w:rPr>
             <w:alias w:val="CompanyLegalOffice"/>
@@ -926,27 +700,19 @@
           <w:sdtContent>
             <w:tc>
               <w:tcPr>
-                <w:tcW w:w="4130" w:type="dxa"/>
+                <w:tcW w:w="1970" w:type="pct"/>
               </w:tcPr>
               <w:p>
                 <w:pPr>
-                  <w:spacing w:after="0" w:line="240" w:lineRule="auto"/>
+                  <w:pStyle w:val="BCNumber"/>
                   <w:jc w:val="right"/>
                   <w:rPr>
-                    <w:rFonts w:ascii="Segoe UI" w:hAnsi="Segoe UI" w:eastAsia="Times New Roman" w:cs="Times New Roman"/>
-                    <w:color w:val="242424"/>
-                    <w:sz w:val="22"/>
-                    <w:szCs w:val="22"/>
                     <w:lang w:val="en-US" w:eastAsia="en-US"/>
                   </w:rPr>
                 </w:pPr>
                 <w:proofErr w:type="spellStart"/>
                 <w:r>
                   <w:rPr>
-                    <w:rFonts w:ascii="Segoe UI" w:hAnsi="Segoe UI" w:eastAsia="Times New Roman" w:cs="Times New Roman"/>
-                    <w:color w:val="242424"/>
-                    <w:sz w:val="22"/>
-                    <w:szCs w:val="22"/>
                     <w:lang w:val="en-US" w:eastAsia="en-US"/>
                   </w:rPr>
                   <w:t>CompanyLegalOffice</w:t>
@@ -958,46 +724,91 @@
         </w:sdt>
       </w:tr>
     </w:tbl>
-    <w:p/>
+    <w:p>
+      <w:pPr>
+        <w:spacing w:after="0" w:line="240" w:lineRule="auto"/>
+      </w:pPr>
+    </w:p>
     <w:tbl>
       <w:tblPr>
-        <w:tblStyle w:val="TableGrid1"/>
-        <w:tblW w:w="15422" w:type="dxa"/>
-        <w:tblBorders>
-          <w:top w:val="none" w:color="auto" w:sz="0" w:space="0"/>
-          <w:left w:val="none" w:color="auto" w:sz="0" w:space="0"/>
-          <w:bottom w:val="none" w:color="auto" w:sz="0" w:space="0"/>
-          <w:right w:val="none" w:color="auto" w:sz="0" w:space="0"/>
-          <w:insideH w:val="none" w:color="auto" w:sz="0" w:space="0"/>
-          <w:insideV w:val="none" w:color="auto" w:sz="0" w:space="0"/>
-        </w:tblBorders>
-        <w:tblLayout w:type="fixed"/>
-        <w:tblCellMar>
-          <w:left w:w="0" w:type="dxa"/>
-          <w:right w:w="0" w:type="dxa"/>
-        </w:tblCellMar>
-        <w:tblLook w:val="04A0" w:firstRow="1" w:lastRow="0" w:firstColumn="1" w:lastColumn="0" w:noHBand="0" w:noVBand="1"/>
+        <w:tblStyle w:val="BCBlockTable"/>
+        <w:tblW w:w="5000" w:type="pct"/>
+        <w:tblLook w:val="0620" w:firstRow="1" w:lastRow="0" w:firstColumn="0" w:lastColumn="0" w:noHBand="1" w:noVBand="1"/>
         <w:tblCaption w:val="Document Information Block"/>
+        <w:tblDescription w:val="Layout table. Used for positioning, not for tabular data."/>
       </w:tblPr>
       <w:tblGrid>
-        <w:gridCol w:w="2570"/>
-        <w:gridCol w:w="2570"/>
-        <w:gridCol w:w="2571"/>
-        <w:gridCol w:w="2570"/>
-        <w:gridCol w:w="2570"/>
-        <w:gridCol w:w="2571"/>
+        <w:gridCol w:w="1702"/>
+        <w:gridCol w:w="3170"/>
+        <w:gridCol w:w="3090"/>
+        <w:gridCol w:w="2228"/>
+        <w:gridCol w:w="2297"/>
+        <w:gridCol w:w="2939"/>
       </w:tblGrid>
       <w:tr>
         <w:trPr>
+          <w:cnfStyle w:val="100000000000" w:firstRow="1" w:lastRow="0" w:firstColumn="0" w:lastColumn="0" w:oddVBand="0" w:evenVBand="0" w:oddHBand="0" w:evenHBand="0" w:firstRowFirstColumn="0" w:firstRowLastColumn="0" w:lastRowFirstColumn="0" w:lastRowLastColumn="0"/>
+          <w:cantSplit/>
           <w:trHeight w:val="254"/>
         </w:trPr>
         <w:sdt>
           <w:sdtPr>
-            <w:rPr>
-              <w:rFonts w:ascii="Segoe UI Semibold" w:hAnsi="Segoe UI Semibold" w:cs="Segoe UI Semibold"/>
-              <w:sz w:val="22"/>
-              <w:szCs w:val="22"/>
-            </w:rPr>
+            <w:alias w:val="DocumentNo_Lbl"/>
+            <w:tag w:val="#BC:InsertDataItem,DataItems/Header/DocumentNo_Lbl"/>
+            <w:id w:val="1266574920"/>
+            <w:placeholder>
+              <w:docPart w:val="DefaultPlaceholder_-1854013440"/>
+            </w:placeholder>
+            <w15:color w:val="808080"/>
+            <w:text/>
+            <w:dataBinding w:prefixMappings="xmlns:ns0='urn:microsoft-dynamics-nav/reports/Standard_Sales_Invoice/1306/'" w:xpath="/ns0:NavWordReportXmlPart[1]/ns0:Header[1]/ns0:DocumentNo_Lbl[1]"/>
+          </w:sdtPr>
+          <w:sdtContent>
+            <w:tc>
+              <w:tcPr>
+                <w:tcW w:w="833" w:type="pct"/>
+              </w:tcPr>
+              <w:p>
+                <w:pPr>
+                  <w:pStyle w:val="BCLabel"/>
+                </w:pPr>
+                <w:r>
+                  <w:t>DocumentNo_Lbl</w:t>
+                </w:r>
+              </w:p>
+            </w:tc>
+          </w:sdtContent>
+        </w:sdt>
+        <w:sdt>
+          <w:sdtPr>
+            <w:alias w:val="DocumentDate_Lbl"/>
+            <w:tag w:val="#BC:InsertDataItem,DataItems/Header/DocumentDate_Lbl"/>
+            <w:id w:val="-439918967"/>
+            <w:placeholder>
+              <w:docPart w:val="DefaultPlaceholder_-1854013440"/>
+            </w:placeholder>
+            <w15:color w:val="808080"/>
+            <w:text/>
+            <w:dataBinding w:prefixMappings="xmlns:ns0='urn:microsoft-dynamics-nav/reports/Standard_Sales_Invoice/1306/'" w:xpath="/ns0:NavWordReportXmlPart[1]/ns0:Header[1]/ns0:DocumentDate_Lbl[1]"/>
+          </w:sdtPr>
+          <w:sdtContent>
+            <w:tc>
+              <w:tcPr>
+                <w:tcW w:w="833" w:type="pct"/>
+              </w:tcPr>
+              <w:p>
+                <w:pPr>
+                  <w:pStyle w:val="BCLabel"/>
+                </w:pPr>
+                <w:r>
+                  <w:t>DocumentDate_Lbl</w:t>
+                </w:r>
+              </w:p>
+            </w:tc>
+          </w:sdtContent>
+        </w:sdt>
+        <w:sdt>
+          <w:sdtPr>
             <w:alias w:val="YourReference_Lbl"/>
             <w:tag w:val="#BC:InsertDataItem,DataItems/Header/YourReference_Lbl"/>
             <w:id w:val="160055530"/>
@@ -1008,38 +819,21 @@
           <w:sdtContent>
             <w:tc>
               <w:tcPr>
-                <w:tcW w:w="2570" w:type="dxa"/>
+                <w:tcW w:w="834" w:type="pct"/>
               </w:tcPr>
               <w:p>
                 <w:pPr>
-                  <w:pStyle w:val="Heading2"/>
-                  <w:rPr>
-                    <w:rFonts w:ascii="Segoe UI Semibold" w:hAnsi="Segoe UI Semibold" w:cs="Segoe UI Semibold"/>
-                    <w:sz w:val="22"/>
-                    <w:szCs w:val="22"/>
-                  </w:rPr>
+                  <w:pStyle w:val="BCLabel"/>
                 </w:pPr>
-                <w:proofErr w:type="spellStart"/>
                 <w:r>
-                  <w:rPr>
-                    <w:rFonts w:ascii="Segoe UI Semibold" w:hAnsi="Segoe UI Semibold" w:cs="Segoe UI Semibold"/>
-                    <w:sz w:val="22"/>
-                    <w:szCs w:val="22"/>
-                  </w:rPr>
                   <w:t>YourReference_Lbl</w:t>
                 </w:r>
-                <w:proofErr w:type="spellEnd"/>
               </w:p>
             </w:tc>
           </w:sdtContent>
         </w:sdt>
         <w:sdt>
           <w:sdtPr>
-            <w:rPr>
-              <w:rFonts w:ascii="Segoe UI Semibold" w:hAnsi="Segoe UI Semibold" w:cs="Segoe UI Semibold"/>
-              <w:sz w:val="22"/>
-              <w:szCs w:val="22"/>
-            </w:rPr>
             <w:alias w:val="SalesPersonBlank_Lbl"/>
             <w:tag w:val="#BC:InsertDataItem,DataItems/Header/SalesPersonBlank_Lbl"/>
             <w:id w:val="565076206"/>
@@ -1050,38 +844,21 @@
           <w:sdtContent>
             <w:tc>
               <w:tcPr>
-                <w:tcW w:w="2570" w:type="dxa"/>
+                <w:tcW w:w="833" w:type="pct"/>
               </w:tcPr>
               <w:p>
                 <w:pPr>
-                  <w:pStyle w:val="Heading2"/>
-                  <w:rPr>
-                    <w:rFonts w:ascii="Segoe UI Semibold" w:hAnsi="Segoe UI Semibold" w:cs="Segoe UI Semibold"/>
-                    <w:sz w:val="22"/>
-                    <w:szCs w:val="22"/>
-                  </w:rPr>
+                  <w:pStyle w:val="BCLabel"/>
                 </w:pPr>
-                <w:proofErr w:type="spellStart"/>
                 <w:r>
-                  <w:rPr>
-                    <w:rFonts w:ascii="Segoe UI Semibold" w:hAnsi="Segoe UI Semibold" w:cs="Segoe UI Semibold"/>
-                    <w:sz w:val="22"/>
-                    <w:szCs w:val="22"/>
-                  </w:rPr>
                   <w:t>SalesPersonBlank_Lbl</w:t>
                 </w:r>
-                <w:proofErr w:type="spellEnd"/>
               </w:p>
             </w:tc>
           </w:sdtContent>
         </w:sdt>
         <w:sdt>
           <w:sdtPr>
-            <w:rPr>
-              <w:rFonts w:ascii="Segoe UI Semibold" w:hAnsi="Segoe UI Semibold" w:cs="Segoe UI Semibold"/>
-              <w:sz w:val="22"/>
-              <w:szCs w:val="22"/>
-            </w:rPr>
             <w:alias w:val="DueDate_Lbl"/>
             <w:tag w:val="#BC:InsertDataItem,DataItems/Header/DueDate_Lbl"/>
             <w:id w:val="755092455"/>
@@ -1092,38 +869,21 @@
           <w:sdtContent>
             <w:tc>
               <w:tcPr>
-                <w:tcW w:w="2571" w:type="dxa"/>
+                <w:tcW w:w="833" w:type="pct"/>
               </w:tcPr>
               <w:p>
                 <w:pPr>
-                  <w:pStyle w:val="Heading2"/>
-                  <w:rPr>
-                    <w:rFonts w:ascii="Segoe UI Semibold" w:hAnsi="Segoe UI Semibold" w:cs="Segoe UI Semibold"/>
-                    <w:sz w:val="22"/>
-                    <w:szCs w:val="22"/>
-                  </w:rPr>
+                  <w:pStyle w:val="BCLabel"/>
                 </w:pPr>
-                <w:proofErr w:type="spellStart"/>
                 <w:r>
-                  <w:rPr>
-                    <w:rFonts w:ascii="Segoe UI Semibold" w:hAnsi="Segoe UI Semibold" w:cs="Segoe UI Semibold"/>
-                    <w:sz w:val="22"/>
-                    <w:szCs w:val="22"/>
-                  </w:rPr>
                   <w:t>DueDate_Lbl</w:t>
                 </w:r>
-                <w:proofErr w:type="spellEnd"/>
               </w:p>
             </w:tc>
           </w:sdtContent>
         </w:sdt>
         <w:sdt>
           <w:sdtPr>
-            <w:rPr>
-              <w:rFonts w:ascii="Segoe UI Semibold" w:hAnsi="Segoe UI Semibold" w:cs="Segoe UI Semibold"/>
-              <w:sz w:val="22"/>
-              <w:szCs w:val="22"/>
-            </w:rPr>
             <w:alias w:val="PaymentTermsDescription_Lbl"/>
             <w:tag w:val="#BC:InsertDataItem,DataItems/Header/PaymentTermsDescription_Lbl"/>
             <w:id w:val="-165563059"/>
@@ -1134,38 +894,255 @@
           <w:sdtContent>
             <w:tc>
               <w:tcPr>
-                <w:tcW w:w="2570" w:type="dxa"/>
+                <w:tcW w:w="834" w:type="pct"/>
               </w:tcPr>
               <w:p>
                 <w:pPr>
-                  <w:pStyle w:val="Heading2"/>
-                  <w:rPr>
-                    <w:rFonts w:ascii="Segoe UI Semibold" w:hAnsi="Segoe UI Semibold" w:cs="Segoe UI Semibold"/>
-                    <w:sz w:val="22"/>
-                    <w:szCs w:val="22"/>
-                  </w:rPr>
+                  <w:pStyle w:val="BCLabel"/>
                 </w:pPr>
-                <w:proofErr w:type="spellStart"/>
                 <w:r>
-                  <w:rPr>
-                    <w:rFonts w:ascii="Segoe UI Semibold" w:hAnsi="Segoe UI Semibold" w:cs="Segoe UI Semibold"/>
-                    <w:sz w:val="22"/>
-                    <w:szCs w:val="22"/>
-                  </w:rPr>
                   <w:t>PaymentTermsDescription_Lbl</w:t>
                 </w:r>
-                <w:proofErr w:type="spellEnd"/>
+              </w:p>
+            </w:tc>
+          </w:sdtContent>
+        </w:sdt>
+      </w:tr>
+      <w:tr>
+        <w:trPr>
+          <w:cantSplit/>
+          <w:trHeight w:val="242"/>
+        </w:trPr>
+        <w:sdt>
+          <w:sdtPr>
+            <w:alias w:val="DocumentDate"/>
+            <w:tag w:val="#BC:InsertDataItem,DataItems/Header/DocumentDate"/>
+            <w:id w:val="697282782"/>
+            <w:placeholder>
+              <w:docPart w:val="DefaultPlaceholder_-1854013440"/>
+            </w:placeholder>
+            <w15:color w:val="808080"/>
+            <w:text/>
+            <w:dataBinding w:prefixMappings="xmlns:ns0='urn:microsoft-dynamics-nav/reports/Standard_Sales_Invoice/1306/'" w:xpath="/ns0:NavWordReportXmlPart[1]/ns0:Header[1]/ns0:DocumentDate[1]"/>
+          </w:sdtPr>
+          <w:sdtContent>
+            <w:tc>
+              <w:tcPr>
+                <w:tcW w:w="833" w:type="pct"/>
+              </w:tcPr>
+              <w:p>
+                <w:pPr>
+                  <w:pStyle w:val="NoSpacing"/>
+                </w:pPr>
+                <w:r>
+                  <w:t>DocumentDate</w:t>
+                </w:r>
               </w:p>
             </w:tc>
           </w:sdtContent>
         </w:sdt>
         <w:sdt>
           <w:sdtPr>
-            <w:rPr>
-              <w:rFonts w:ascii="Segoe UI Semibold" w:hAnsi="Segoe UI Semibold" w:cs="Segoe UI Semibold"/>
-              <w:sz w:val="22"/>
-              <w:szCs w:val="22"/>
-            </w:rPr>
+            <w:alias w:val="DocumentNo"/>
+            <w:tag w:val="#BC:InsertDataItem,DataItems/Header/DocumentNo"/>
+            <w:id w:val="947664423"/>
+            <w:placeholder>
+              <w:docPart w:val="DefaultPlaceholder_-1854013440"/>
+            </w:placeholder>
+            <w15:color w:val="808080"/>
+            <w:text/>
+            <w:dataBinding w:prefixMappings="xmlns:ns0='urn:microsoft-dynamics-nav/reports/Standard_Sales_Invoice/1306/'" w:xpath="/ns0:NavWordReportXmlPart[1]/ns0:Header[1]/ns0:DocumentNo[1]"/>
+          </w:sdtPr>
+          <w:sdtContent>
+            <w:tc>
+              <w:tcPr>
+                <w:tcW w:w="833" w:type="pct"/>
+              </w:tcPr>
+              <w:p>
+                <w:pPr>
+                  <w:pStyle w:val="NoSpacing"/>
+                </w:pPr>
+                <w:r>
+                  <w:t>DocumentNo</w:t>
+                </w:r>
+              </w:p>
+            </w:tc>
+          </w:sdtContent>
+        </w:sdt>
+        <w:sdt>
+          <w:sdtPr>
+            <w:alias w:val="YourReference"/>
+            <w:tag w:val="#BC:InsertDataItem,DataItems/Header/YourReference"/>
+            <w:id w:val="510343951"/>
+            <w:dataBinding w:prefixMappings="xmlns:ns0='urn:microsoft-dynamics-nav/reports/Standard_Sales_Invoice/1306/'" w:xpath="/ns0:NavWordReportXmlPart[1]/ns0:Header[1]/ns0:YourReference[1]" w:storeItemID="{00000000-0000-0000-0000-000000000000}"/>
+            <w15:color w:val="808080"/>
+            <w:text/>
+          </w:sdtPr>
+          <w:sdtContent>
+            <w:tc>
+              <w:tcPr>
+                <w:tcW w:w="834" w:type="pct"/>
+              </w:tcPr>
+              <w:p>
+                <w:pPr>
+                  <w:pStyle w:val="NoSpacing"/>
+                </w:pPr>
+                <w:r>
+                  <w:t>YourReference</w:t>
+                </w:r>
+              </w:p>
+            </w:tc>
+          </w:sdtContent>
+        </w:sdt>
+        <w:sdt>
+          <w:sdtPr>
+            <w:alias w:val="SalesPersonName"/>
+            <w:tag w:val="#BC:InsertDataItem,DataItems/Header/SalesPersonName"/>
+            <w:id w:val="598228091"/>
+            <w:dataBinding w:prefixMappings="xmlns:ns0='urn:microsoft-dynamics-nav/reports/Standard_Sales_Invoice/1306/'" w:xpath="/ns0:NavWordReportXmlPart[1]/ns0:Header[1]/ns0:SalesPersonName[1]" w:storeItemID="{00000000-0000-0000-0000-000000000000}"/>
+            <w15:color w:val="808080"/>
+            <w:text/>
+          </w:sdtPr>
+          <w:sdtContent>
+            <w:tc>
+              <w:tcPr>
+                <w:tcW w:w="833" w:type="pct"/>
+              </w:tcPr>
+              <w:p>
+                <w:pPr>
+                  <w:pStyle w:val="NoSpacing"/>
+                </w:pPr>
+                <w:r>
+                  <w:t>SalesPersonName</w:t>
+                </w:r>
+              </w:p>
+            </w:tc>
+          </w:sdtContent>
+        </w:sdt>
+        <w:sdt>
+          <w:sdtPr>
+            <w:alias w:val="DueDate"/>
+            <w:tag w:val="#BC:InsertDataItem,DataItems/Header/DueDate"/>
+            <w:id w:val="1511642603"/>
+            <w:dataBinding w:prefixMappings="xmlns:ns0='urn:microsoft-dynamics-nav/reports/Standard_Sales_Invoice/1306/'" w:xpath="/ns0:NavWordReportXmlPart[1]/ns0:Header[1]/ns0:DueDate[1]" w:storeItemID="{00000000-0000-0000-0000-000000000000}"/>
+            <w15:color w:val="808080"/>
+            <w:text/>
+          </w:sdtPr>
+          <w:sdtContent>
+            <w:tc>
+              <w:tcPr>
+                <w:tcW w:w="833" w:type="pct"/>
+              </w:tcPr>
+              <w:p>
+                <w:pPr>
+                  <w:pStyle w:val="NoSpacing"/>
+                </w:pPr>
+                <w:r>
+                  <w:t>DueDate</w:t>
+                </w:r>
+              </w:p>
+            </w:tc>
+          </w:sdtContent>
+        </w:sdt>
+        <w:sdt>
+          <w:sdtPr>
+            <w:alias w:val="PaymentTermsDescription"/>
+            <w:tag w:val="#BC:InsertDataItem,DataItems/Header/PaymentTermsDescription"/>
+            <w:id w:val="-1513372881"/>
+            <w:dataBinding w:prefixMappings="xmlns:ns0='urn:microsoft-dynamics-nav/reports/Standard_Sales_Invoice/1306/'" w:xpath="/ns0:NavWordReportXmlPart[1]/ns0:Header[1]/ns0:PaymentTermsDescription[1]" w:storeItemID="{00000000-0000-0000-0000-000000000000}"/>
+            <w15:color w:val="808080"/>
+            <w:text/>
+          </w:sdtPr>
+          <w:sdtContent>
+            <w:tc>
+              <w:tcPr>
+                <w:tcW w:w="834" w:type="pct"/>
+              </w:tcPr>
+              <w:p>
+                <w:pPr>
+                  <w:pStyle w:val="NoSpacing"/>
+                </w:pPr>
+                <w:r>
+                  <w:t>PaymentTermsDescription</w:t>
+                </w:r>
+              </w:p>
+            </w:tc>
+          </w:sdtContent>
+        </w:sdt>
+      </w:tr>
+      <w:tr>
+        <w:trPr>
+          <w:cantSplit/>
+          <w:trHeight w:val="432"/>
+        </w:trPr>
+        <w:tc>
+          <w:tcPr>
+            <w:tcW w:w="833" w:type="pct"/>
+          </w:tcPr>
+          <w:p>
+            <w:pPr>
+              <w:pStyle w:val="NoSpacing"/>
+            </w:pPr>
+          </w:p>
+        </w:tc>
+        <w:tc>
+          <w:tcPr>
+            <w:tcW w:w="833" w:type="pct"/>
+          </w:tcPr>
+          <w:p>
+            <w:pPr>
+              <w:pStyle w:val="NoSpacing"/>
+            </w:pPr>
+          </w:p>
+        </w:tc>
+        <w:tc>
+          <w:tcPr>
+            <w:tcW w:w="834" w:type="pct"/>
+          </w:tcPr>
+          <w:p>
+            <w:pPr>
+              <w:pStyle w:val="NoSpacing"/>
+            </w:pPr>
+          </w:p>
+        </w:tc>
+        <w:tc>
+          <w:tcPr>
+            <w:tcW w:w="833" w:type="pct"/>
+          </w:tcPr>
+          <w:p>
+            <w:pPr>
+              <w:pStyle w:val="NoSpacing"/>
+            </w:pPr>
+          </w:p>
+        </w:tc>
+        <w:tc>
+          <w:tcPr>
+            <w:tcW w:w="833" w:type="pct"/>
+          </w:tcPr>
+          <w:p>
+            <w:pPr>
+              <w:pStyle w:val="NoSpacing"/>
+            </w:pPr>
+          </w:p>
+        </w:tc>
+        <w:tc>
+          <w:tcPr>
+            <w:tcW w:w="834" w:type="pct"/>
+          </w:tcPr>
+          <w:p>
+            <w:pPr>
+              <w:pStyle w:val="NoSpacing"/>
+            </w:pPr>
+          </w:p>
+        </w:tc>
+      </w:tr>
+      <w:tr>
+        <w:trPr>
+          <w:cantSplit/>
+          <w:trHeight w:val="242"/>
+        </w:trPr>
+        <w:sdt>
+          <w:sdtPr>
             <w:alias w:val="OrderNo_Lbl"/>
             <w:tag w:val="#BC:InsertDataItem,DataItems/Header/OrderNo_Lbl"/>
             <w:id w:val="-162091156"/>
@@ -1176,38 +1153,21 @@
           <w:sdtContent>
             <w:tc>
               <w:tcPr>
-                <w:tcW w:w="2570" w:type="dxa"/>
+                <w:tcW w:w="833" w:type="pct"/>
               </w:tcPr>
               <w:p>
                 <w:pPr>
-                  <w:pStyle w:val="Heading2"/>
-                  <w:rPr>
-                    <w:rFonts w:ascii="Segoe UI Semibold" w:hAnsi="Segoe UI Semibold" w:cs="Segoe UI Semibold"/>
-                    <w:sz w:val="22"/>
-                    <w:szCs w:val="22"/>
-                  </w:rPr>
+                  <w:pStyle w:val="BCLabel"/>
                 </w:pPr>
-                <w:proofErr w:type="spellStart"/>
                 <w:r>
-                  <w:rPr>
-                    <w:rFonts w:ascii="Segoe UI Semibold" w:hAnsi="Segoe UI Semibold" w:cs="Segoe UI Semibold"/>
-                    <w:sz w:val="22"/>
-                    <w:szCs w:val="22"/>
-                  </w:rPr>
                   <w:t>OrderNo_Lbl</w:t>
                 </w:r>
-                <w:proofErr w:type="spellEnd"/>
               </w:p>
             </w:tc>
           </w:sdtContent>
         </w:sdt>
         <w:sdt>
           <w:sdtPr>
-            <w:rPr>
-              <w:rFonts w:ascii="Segoe UI Semibold" w:hAnsi="Segoe UI Semibold" w:cs="Segoe UI Semibold"/>
-              <w:sz w:val="22"/>
-              <w:szCs w:val="22"/>
-            </w:rPr>
             <w:alias w:val="ShipmentMethodDescription_Lbl"/>
             <w:tag w:val="#BC:InsertDataItem,DataItems/Header/ShipmentMethodDescription_Lbl"/>
             <w:id w:val="-2046368493"/>
@@ -1218,27 +1178,116 @@
           <w:sdtContent>
             <w:tc>
               <w:tcPr>
-                <w:tcW w:w="2571" w:type="dxa"/>
+                <w:tcW w:w="833" w:type="pct"/>
               </w:tcPr>
               <w:p>
                 <w:pPr>
-                  <w:pStyle w:val="Heading2"/>
-                  <w:rPr>
-                    <w:rFonts w:ascii="Segoe UI Semibold" w:hAnsi="Segoe UI Semibold" w:cs="Segoe UI Semibold"/>
-                    <w:sz w:val="22"/>
-                    <w:szCs w:val="22"/>
-                  </w:rPr>
+                  <w:pStyle w:val="BCLabel"/>
                 </w:pPr>
-                <w:proofErr w:type="spellStart"/>
                 <w:r>
-                  <w:rPr>
-                    <w:rFonts w:ascii="Segoe UI Semibold" w:hAnsi="Segoe UI Semibold" w:cs="Segoe UI Semibold"/>
-                    <w:sz w:val="22"/>
-                    <w:szCs w:val="22"/>
-                  </w:rPr>
                   <w:t>ShipmentMethodDescription_Lbl</w:t>
                 </w:r>
-                <w:proofErr w:type="spellEnd"/>
+              </w:p>
+            </w:tc>
+          </w:sdtContent>
+        </w:sdt>
+        <w:sdt>
+          <w:sdtPr>
+            <w:alias w:val="PaymentMethodDescription_Lbl"/>
+            <w:tag w:val="#BC:InsertDataItem,DataItems/Header/PaymentMethodDescription_Lbl"/>
+            <w:id w:val="911744564"/>
+            <w:dataBinding w:prefixMappings="xmlns:ns0='urn:microsoft-dynamics-nav/reports/Standard_Sales_Invoice/1306/'" w:xpath="/ns0:NavWordReportXmlPart[1]/ns0:Header[1]/ns0:PaymentMethodDescription_Lbl[1]" w:storeItemID="{00000000-0000-0000-0000-000000000000}"/>
+            <w15:color w:val="808080"/>
+            <w:text/>
+          </w:sdtPr>
+          <w:sdtContent>
+            <w:tc>
+              <w:tcPr>
+                <w:tcW w:w="834" w:type="pct"/>
+              </w:tcPr>
+              <w:p>
+                <w:pPr>
+                  <w:pStyle w:val="BCLabel"/>
+                </w:pPr>
+                <w:r>
+                  <w:t>PaymentMethodDescription_Lbl</w:t>
+                </w:r>
+              </w:p>
+            </w:tc>
+          </w:sdtContent>
+        </w:sdt>
+        <w:sdt>
+          <w:sdtPr>
+            <w:alias w:val="PaymentReference_Lbl"/>
+            <w:tag w:val="#BC:InsertDataItem,DataItems/Header/PaymentReference_Lbl"/>
+            <w:id w:val="-2131537472"/>
+            <w:dataBinding w:prefixMappings="xmlns:ns0='urn:microsoft-dynamics-nav/reports/Standard_Sales_Invoice/1306/'" w:xpath="/ns0:NavWordReportXmlPart[1]/ns0:Header[1]/ns0:PaymentReference_Lbl[1]" w:storeItemID="{00000000-0000-0000-0000-000000000000}"/>
+            <w15:color w:val="808080"/>
+            <w:text/>
+          </w:sdtPr>
+          <w:sdtContent>
+            <w:tc>
+              <w:tcPr>
+                <w:tcW w:w="833" w:type="pct"/>
+              </w:tcPr>
+              <w:p>
+                <w:pPr>
+                  <w:pStyle w:val="BCLabel"/>
+                </w:pPr>
+                <w:r>
+                  <w:t>PaymentReference_Lbl</w:t>
+                </w:r>
+              </w:p>
+            </w:tc>
+          </w:sdtContent>
+        </w:sdt>
+        <w:sdt>
+          <w:sdtPr>
+            <w:alias w:val="ShippingAgentCode_Lbl"/>
+            <w:tag w:val="#BC:InsertDataItem,DataItems/Header/ShippingAgentCode_Lbl"/>
+            <w:id w:val="-1871450891"/>
+            <w:dataBinding w:prefixMappings="xmlns:ns0='urn:microsoft-dynamics-nav/reports/Standard_Sales_Invoice/1306/'" w:xpath="/ns0:NavWordReportXmlPart[1]/ns0:Header[1]/ns0:ShippingAgentCode_Lbl[1]" w:storeItemID="{00000000-0000-0000-0000-000000000000}"/>
+            <w15:color w:val="808080"/>
+            <w:text/>
+          </w:sdtPr>
+          <w:sdtContent>
+            <w:tc>
+              <w:tcPr>
+                <w:tcW w:w="833" w:type="pct"/>
+              </w:tcPr>
+              <w:p>
+                <w:pPr>
+                  <w:pStyle w:val="BCLabel"/>
+                </w:pPr>
+                <w:r>
+                  <w:t>ShippingAgentCode_Lbl</w:t>
+                </w:r>
+              </w:p>
+            </w:tc>
+          </w:sdtContent>
+        </w:sdt>
+        <w:sdt>
+          <w:sdtPr>
+            <w:alias w:val="PackageTrackingNo_Lbl"/>
+            <w:tag w:val="#BC:InsertDataItem,DataItems/Header/PackageTrackingNo_Lbl"/>
+            <w:id w:val="-438067645"/>
+            <w:dataBinding w:prefixMappings="xmlns:ns0='urn:microsoft-dynamics-nav/reports/Standard_Sales_Invoice/1306/'" w:xpath="/ns0:NavWordReportXmlPart[1]/ns0:Header[1]/ns0:PackageTrackingNo_Lbl[1]" w:storeItemID="{00000000-0000-0000-0000-000000000000}"/>
+            <w15:color w:val="808080"/>
+            <w:text/>
+          </w:sdtPr>
+          <w:sdtContent>
+            <w:tc>
+              <w:tcPr>
+                <w:tcW w:w="834" w:type="pct"/>
+              </w:tcPr>
+              <w:p>
+                <w:pPr>
+                  <w:pStyle w:val="BCLabel"/>
+                  <w:spacing w:line="276" w:lineRule="auto"/>
+                </w:pPr>
+                <w:r>
+                  <w:t>PackageTrackingNo_Lbl</w:t>
+                </w:r>
               </w:p>
             </w:tc>
           </w:sdtContent>
@@ -1246,179 +1295,11 @@
       </w:tr>
       <w:tr>
         <w:trPr>
+          <w:cantSplit/>
           <w:trHeight w:val="242"/>
         </w:trPr>
         <w:sdt>
           <w:sdtPr>
-            <w:rPr>
-              <w:rFonts w:ascii="Segoe UI" w:hAnsi="Segoe UI" w:cs="Segoe UI"/>
-              <w:sz w:val="22"/>
-              <w:szCs w:val="22"/>
-            </w:rPr>
-            <w:alias w:val="YourReference"/>
-            <w:tag w:val="#BC:InsertDataItem,DataItems/Header/YourReference"/>
-            <w:id w:val="510343951"/>
-            <w:dataBinding w:prefixMappings="xmlns:ns0='urn:microsoft-dynamics-nav/reports/Standard_Sales_Invoice/1306/'" w:xpath="/ns0:NavWordReportXmlPart[1]/ns0:Header[1]/ns0:YourReference[1]" w:storeItemID="{00000000-0000-0000-0000-000000000000}"/>
-            <w15:color w:val="808080"/>
-            <w:text/>
-          </w:sdtPr>
-          <w:sdtContent>
-            <w:tc>
-              <w:tcPr>
-                <w:tcW w:w="2570" w:type="dxa"/>
-              </w:tcPr>
-              <w:p>
-                <w:pPr>
-                  <w:rPr>
-                    <w:rFonts w:ascii="Segoe UI" w:hAnsi="Segoe UI" w:cs="Segoe UI"/>
-                    <w:sz w:val="22"/>
-                    <w:szCs w:val="22"/>
-                  </w:rPr>
-                </w:pPr>
-                <w:proofErr w:type="spellStart"/>
-                <w:r>
-                  <w:rPr>
-                    <w:rFonts w:ascii="Segoe UI" w:hAnsi="Segoe UI" w:cs="Segoe UI"/>
-                    <w:sz w:val="22"/>
-                    <w:szCs w:val="22"/>
-                  </w:rPr>
-                  <w:t>YourReference</w:t>
-                </w:r>
-                <w:proofErr w:type="spellEnd"/>
-              </w:p>
-            </w:tc>
-          </w:sdtContent>
-        </w:sdt>
-        <w:sdt>
-          <w:sdtPr>
-            <w:rPr>
-              <w:rFonts w:ascii="Segoe UI" w:hAnsi="Segoe UI" w:cs="Segoe UI"/>
-              <w:sz w:val="22"/>
-              <w:szCs w:val="22"/>
-            </w:rPr>
-            <w:alias w:val="SalesPersonName"/>
-            <w:tag w:val="#BC:InsertDataItem,DataItems/Header/SalesPersonName"/>
-            <w:id w:val="598228091"/>
-            <w:dataBinding w:prefixMappings="xmlns:ns0='urn:microsoft-dynamics-nav/reports/Standard_Sales_Invoice/1306/'" w:xpath="/ns0:NavWordReportXmlPart[1]/ns0:Header[1]/ns0:SalesPersonName[1]" w:storeItemID="{00000000-0000-0000-0000-000000000000}"/>
-            <w15:color w:val="808080"/>
-            <w:text/>
-          </w:sdtPr>
-          <w:sdtContent>
-            <w:tc>
-              <w:tcPr>
-                <w:tcW w:w="2570" w:type="dxa"/>
-              </w:tcPr>
-              <w:p>
-                <w:pPr>
-                  <w:rPr>
-                    <w:rFonts w:ascii="Segoe UI" w:hAnsi="Segoe UI" w:cs="Segoe UI"/>
-                    <w:sz w:val="22"/>
-                    <w:szCs w:val="22"/>
-                  </w:rPr>
-                </w:pPr>
-                <w:proofErr w:type="spellStart"/>
-                <w:r>
-                  <w:rPr>
-                    <w:rFonts w:ascii="Segoe UI" w:hAnsi="Segoe UI" w:cs="Segoe UI"/>
-                    <w:sz w:val="22"/>
-                    <w:szCs w:val="22"/>
-                  </w:rPr>
-                  <w:t>SalesPersonName</w:t>
-                </w:r>
-                <w:proofErr w:type="spellEnd"/>
-              </w:p>
-            </w:tc>
-          </w:sdtContent>
-        </w:sdt>
-        <w:sdt>
-          <w:sdtPr>
-            <w:rPr>
-              <w:rFonts w:ascii="Segoe UI" w:hAnsi="Segoe UI" w:cs="Segoe UI"/>
-              <w:sz w:val="22"/>
-              <w:szCs w:val="22"/>
-            </w:rPr>
-            <w:alias w:val="DueDate"/>
-            <w:tag w:val="#BC:InsertDataItem,DataItems/Header/DueDate"/>
-            <w:id w:val="1511642603"/>
-            <w:dataBinding w:prefixMappings="xmlns:ns0='urn:microsoft-dynamics-nav/reports/Standard_Sales_Invoice/1306/'" w:xpath="/ns0:NavWordReportXmlPart[1]/ns0:Header[1]/ns0:DueDate[1]" w:storeItemID="{00000000-0000-0000-0000-000000000000}"/>
-            <w15:color w:val="808080"/>
-            <w:text/>
-          </w:sdtPr>
-          <w:sdtContent>
-            <w:tc>
-              <w:tcPr>
-                <w:tcW w:w="2571" w:type="dxa"/>
-              </w:tcPr>
-              <w:p>
-                <w:pPr>
-                  <w:rPr>
-                    <w:rFonts w:ascii="Segoe UI" w:hAnsi="Segoe UI" w:cs="Segoe UI"/>
-                    <w:sz w:val="22"/>
-                    <w:szCs w:val="22"/>
-                  </w:rPr>
-                </w:pPr>
-                <w:proofErr w:type="spellStart"/>
-                <w:r>
-                  <w:rPr>
-                    <w:rFonts w:ascii="Segoe UI" w:hAnsi="Segoe UI" w:cs="Segoe UI"/>
-                    <w:sz w:val="22"/>
-                    <w:szCs w:val="22"/>
-                  </w:rPr>
-                  <w:t>DueDate</w:t>
-                </w:r>
-                <w:proofErr w:type="spellEnd"/>
-              </w:p>
-            </w:tc>
-          </w:sdtContent>
-        </w:sdt>
-        <w:sdt>
-          <w:sdtPr>
-            <w:rPr>
-              <w:rFonts w:ascii="Segoe UI" w:hAnsi="Segoe UI" w:cs="Segoe UI"/>
-              <w:sz w:val="22"/>
-              <w:szCs w:val="22"/>
-            </w:rPr>
-            <w:alias w:val="PaymentTermsDescription"/>
-            <w:tag w:val="#BC:InsertDataItem,DataItems/Header/PaymentTermsDescription"/>
-            <w:id w:val="-1513372881"/>
-            <w:dataBinding w:prefixMappings="xmlns:ns0='urn:microsoft-dynamics-nav/reports/Standard_Sales_Invoice/1306/'" w:xpath="/ns0:NavWordReportXmlPart[1]/ns0:Header[1]/ns0:PaymentTermsDescription[1]" w:storeItemID="{00000000-0000-0000-0000-000000000000}"/>
-            <w15:color w:val="808080"/>
-            <w:text/>
-          </w:sdtPr>
-          <w:sdtContent>
-            <w:tc>
-              <w:tcPr>
-                <w:tcW w:w="2570" w:type="dxa"/>
-              </w:tcPr>
-              <w:p>
-                <w:pPr>
-                  <w:rPr>
-                    <w:rFonts w:ascii="Segoe UI" w:hAnsi="Segoe UI" w:cs="Segoe UI"/>
-                    <w:sz w:val="22"/>
-                    <w:szCs w:val="22"/>
-                  </w:rPr>
-                </w:pPr>
-                <w:proofErr w:type="spellStart"/>
-                <w:r>
-                  <w:rPr>
-                    <w:rFonts w:ascii="Segoe UI" w:hAnsi="Segoe UI" w:cs="Segoe UI"/>
-                    <w:sz w:val="22"/>
-                    <w:szCs w:val="22"/>
-                  </w:rPr>
-                  <w:t>PaymentTermsDescription</w:t>
-                </w:r>
-                <w:proofErr w:type="spellEnd"/>
-              </w:p>
-            </w:tc>
-          </w:sdtContent>
-        </w:sdt>
-        <w:sdt>
-          <w:sdtPr>
-            <w:rPr>
-              <w:rFonts w:ascii="Segoe UI" w:hAnsi="Segoe UI" w:cs="Segoe UI"/>
-              <w:sz w:val="22"/>
-              <w:szCs w:val="22"/>
-            </w:rPr>
             <w:alias w:val="OrderNo"/>
             <w:tag w:val="#BC:InsertDataItem,DataItems/Header/OrderNo"/>
             <w:id w:val="1922913303"/>
@@ -1429,37 +1310,21 @@
           <w:sdtContent>
             <w:tc>
               <w:tcPr>
-                <w:tcW w:w="2570" w:type="dxa"/>
+                <w:tcW w:w="833" w:type="pct"/>
               </w:tcPr>
               <w:p>
                 <w:pPr>
-                  <w:rPr>
-                    <w:rFonts w:ascii="Segoe UI" w:hAnsi="Segoe UI" w:cs="Segoe UI"/>
-                    <w:sz w:val="22"/>
-                    <w:szCs w:val="22"/>
-                  </w:rPr>
+                  <w:pStyle w:val="NoSpacing"/>
                 </w:pPr>
-                <w:proofErr w:type="spellStart"/>
                 <w:r>
-                  <w:rPr>
-                    <w:rFonts w:ascii="Segoe UI" w:hAnsi="Segoe UI" w:cs="Segoe UI"/>
-                    <w:sz w:val="22"/>
-                    <w:szCs w:val="22"/>
-                  </w:rPr>
                   <w:t>OrderNo</w:t>
                 </w:r>
-                <w:proofErr w:type="spellEnd"/>
               </w:p>
             </w:tc>
           </w:sdtContent>
         </w:sdt>
         <w:sdt>
           <w:sdtPr>
-            <w:rPr>
-              <w:rFonts w:ascii="Segoe UI" w:hAnsi="Segoe UI" w:cs="Segoe UI"/>
-              <w:sz w:val="22"/>
-              <w:szCs w:val="22"/>
-            </w:rPr>
             <w:alias w:val="ShipmentMethodDescription"/>
             <w:tag w:val="#BC:InsertDataItem,DataItems/Header/ShipmentMethodDescription"/>
             <w:id w:val="-870682427"/>
@@ -1470,26 +1335,115 @@
           <w:sdtContent>
             <w:tc>
               <w:tcPr>
-                <w:tcW w:w="2571" w:type="dxa"/>
+                <w:tcW w:w="833" w:type="pct"/>
               </w:tcPr>
               <w:p>
                 <w:pPr>
-                  <w:rPr>
-                    <w:rFonts w:ascii="Segoe UI" w:hAnsi="Segoe UI" w:cs="Segoe UI"/>
-                    <w:sz w:val="22"/>
-                    <w:szCs w:val="22"/>
-                  </w:rPr>
+                  <w:pStyle w:val="NoSpacing"/>
                 </w:pPr>
-                <w:proofErr w:type="spellStart"/>
                 <w:r>
-                  <w:rPr>
-                    <w:rFonts w:ascii="Segoe UI" w:hAnsi="Segoe UI" w:cs="Segoe UI"/>
-                    <w:sz w:val="22"/>
-                    <w:szCs w:val="22"/>
-                  </w:rPr>
                   <w:t>ShipmentMethodDescription</w:t>
                 </w:r>
-                <w:proofErr w:type="spellEnd"/>
+              </w:p>
+            </w:tc>
+          </w:sdtContent>
+        </w:sdt>
+        <w:sdt>
+          <w:sdtPr>
+            <w:alias w:val="PaymentMethodDescription"/>
+            <w:tag w:val="#BC:InsertDataItem,DataItems/Header/PaymentMethodDescription"/>
+            <w:id w:val="254716010"/>
+            <w:dataBinding w:prefixMappings="xmlns:ns0='urn:microsoft-dynamics-nav/reports/Standard_Sales_Invoice/1306/'" w:xpath="/ns0:NavWordReportXmlPart[1]/ns0:Header[1]/ns0:PaymentMethodDescription[1]" w:storeItemID="{00000000-0000-0000-0000-000000000000}"/>
+            <w15:color w:val="808080"/>
+            <w:text/>
+          </w:sdtPr>
+          <w:sdtContent>
+            <w:tc>
+              <w:tcPr>
+                <w:tcW w:w="834" w:type="pct"/>
+              </w:tcPr>
+              <w:p>
+                <w:pPr>
+                  <w:pStyle w:val="NoSpacing"/>
+                </w:pPr>
+                <w:r>
+                  <w:t>PaymentMethodDescription</w:t>
+                </w:r>
+              </w:p>
+            </w:tc>
+          </w:sdtContent>
+        </w:sdt>
+        <w:sdt>
+          <w:sdtPr>
+            <w:alias w:val="PaymentReference"/>
+            <w:tag w:val="#BC:InsertDataItem,DataItems/Header/PaymentReference"/>
+            <w:id w:val="-1398279465"/>
+            <w:dataBinding w:prefixMappings="xmlns:ns0='urn:microsoft-dynamics-nav/reports/Standard_Sales_Invoice/1306/'" w:xpath="/ns0:NavWordReportXmlPart[1]/ns0:Header[1]/ns0:PaymentReference[1]" w:storeItemID="{00000000-0000-0000-0000-000000000000}"/>
+            <w15:color w:val="808080"/>
+            <w:text/>
+          </w:sdtPr>
+          <w:sdtContent>
+            <w:tc>
+              <w:tcPr>
+                <w:tcW w:w="833" w:type="pct"/>
+              </w:tcPr>
+              <w:p>
+                <w:pPr>
+                  <w:pStyle w:val="NoSpacing"/>
+                </w:pPr>
+                <w:r>
+                  <w:t>PaymentReference</w:t>
+                </w:r>
+              </w:p>
+            </w:tc>
+          </w:sdtContent>
+        </w:sdt>
+        <w:sdt>
+          <w:sdtPr>
+            <w:alias w:val="ShippingAgentCode"/>
+            <w:tag w:val="#BC:InsertDataItem,DataItems/Header/ShippingAgentCode"/>
+            <w:id w:val="1997609521"/>
+            <w:dataBinding w:prefixMappings="xmlns:ns0='urn:microsoft-dynamics-nav/reports/Standard_Sales_Invoice/1306/'" w:xpath="/ns0:NavWordReportXmlPart[1]/ns0:Header[1]/ns0:ShippingAgentCode[1]" w:storeItemID="{00000000-0000-0000-0000-000000000000}"/>
+            <w15:color w:val="808080"/>
+            <w:text/>
+          </w:sdtPr>
+          <w:sdtContent>
+            <w:tc>
+              <w:tcPr>
+                <w:tcW w:w="833" w:type="pct"/>
+              </w:tcPr>
+              <w:p>
+                <w:pPr>
+                  <w:pStyle w:val="NoSpacing"/>
+                </w:pPr>
+                <w:r>
+                  <w:t>ShippingAgentCode</w:t>
+                </w:r>
+              </w:p>
+            </w:tc>
+          </w:sdtContent>
+        </w:sdt>
+        <w:sdt>
+          <w:sdtPr>
+            <w:alias w:val="PackageTrackingNo"/>
+            <w:tag w:val="#BC:InsertDataItem,DataItems/Header/PackageTrackingNo"/>
+            <w:id w:val="-1373923295"/>
+            <w:dataBinding w:prefixMappings="xmlns:ns0='urn:microsoft-dynamics-nav/reports/Standard_Sales_Invoice/1306/'" w:xpath="/ns0:NavWordReportXmlPart[1]/ns0:Header[1]/ns0:PackageTrackingNo[1]" w:storeItemID="{00000000-0000-0000-0000-000000000000}"/>
+            <w15:color w:val="808080"/>
+            <w:text/>
+          </w:sdtPr>
+          <w:sdtContent>
+            <w:tc>
+              <w:tcPr>
+                <w:tcW w:w="834" w:type="pct"/>
+              </w:tcPr>
+              <w:p>
+                <w:pPr>
+                  <w:pStyle w:val="NoSpacing"/>
+                </w:pPr>
+                <w:r>
+                  <w:t>PackageTrackingNo</w:t>
+                </w:r>
               </w:p>
             </w:tc>
           </w:sdtContent>
@@ -1497,272 +1451,77 @@
       </w:tr>
       <w:tr>
         <w:trPr>
-          <w:trHeight w:val="242"/>
+          <w:cantSplit/>
+          <w:trHeight w:val="432"/>
         </w:trPr>
         <w:tc>
           <w:tcPr>
-            <w:tcW w:w="2570" w:type="dxa"/>
+            <w:tcW w:w="833" w:type="pct"/>
           </w:tcPr>
           <w:p>
             <w:pPr>
-              <w:rPr>
-                <w:rFonts w:ascii="Segoe UI" w:hAnsi="Segoe UI" w:cs="Segoe UI"/>
-                <w:color w:val="242424"/>
-                <w:sz w:val="20"/>
-              </w:rPr>
+              <w:pStyle w:val="NoSpacing"/>
             </w:pPr>
           </w:p>
         </w:tc>
         <w:tc>
           <w:tcPr>
-            <w:tcW w:w="2570" w:type="dxa"/>
+            <w:tcW w:w="833" w:type="pct"/>
           </w:tcPr>
           <w:p>
             <w:pPr>
-              <w:rPr>
-                <w:rFonts w:ascii="Segoe UI" w:hAnsi="Segoe UI" w:cs="Segoe UI"/>
-                <w:color w:val="242424"/>
-                <w:sz w:val="20"/>
-              </w:rPr>
+              <w:pStyle w:val="NoSpacing"/>
             </w:pPr>
           </w:p>
         </w:tc>
         <w:tc>
           <w:tcPr>
-            <w:tcW w:w="2571" w:type="dxa"/>
+            <w:tcW w:w="834" w:type="pct"/>
           </w:tcPr>
           <w:p>
             <w:pPr>
-              <w:rPr>
-                <w:rFonts w:ascii="Segoe UI" w:hAnsi="Segoe UI" w:cs="Segoe UI"/>
-                <w:color w:val="242424"/>
-                <w:sz w:val="20"/>
-              </w:rPr>
+              <w:pStyle w:val="NoSpacing"/>
             </w:pPr>
           </w:p>
         </w:tc>
         <w:tc>
           <w:tcPr>
-            <w:tcW w:w="2570" w:type="dxa"/>
+            <w:tcW w:w="833" w:type="pct"/>
           </w:tcPr>
           <w:p>
             <w:pPr>
-              <w:rPr>
-                <w:rFonts w:ascii="Segoe UI" w:hAnsi="Segoe UI" w:cs="Segoe UI"/>
-                <w:color w:val="242424"/>
-                <w:sz w:val="20"/>
-              </w:rPr>
+              <w:pStyle w:val="NoSpacing"/>
             </w:pPr>
           </w:p>
         </w:tc>
         <w:tc>
           <w:tcPr>
-            <w:tcW w:w="2570" w:type="dxa"/>
+            <w:tcW w:w="833" w:type="pct"/>
           </w:tcPr>
           <w:p>
             <w:pPr>
-              <w:rPr>
-                <w:rFonts w:ascii="Segoe UI" w:hAnsi="Segoe UI" w:cs="Segoe UI"/>
-                <w:color w:val="242424"/>
-                <w:sz w:val="20"/>
-              </w:rPr>
+              <w:pStyle w:val="NoSpacing"/>
             </w:pPr>
           </w:p>
         </w:tc>
         <w:tc>
           <w:tcPr>
-            <w:tcW w:w="2571" w:type="dxa"/>
+            <w:tcW w:w="834" w:type="pct"/>
           </w:tcPr>
           <w:p>
             <w:pPr>
-              <w:rPr>
-                <w:rFonts w:ascii="Segoe UI" w:hAnsi="Segoe UI" w:cs="Segoe UI"/>
-                <w:color w:val="242424"/>
-                <w:sz w:val="20"/>
-              </w:rPr>
+              <w:pStyle w:val="NoSpacing"/>
             </w:pPr>
           </w:p>
         </w:tc>
       </w:tr>
       <w:tr>
         <w:trPr>
+          <w:cantSplit/>
           <w:trHeight w:val="242"/>
         </w:trPr>
         <w:sdt>
           <w:sdtPr>
-            <w:rPr>
-              <w:rFonts w:ascii="Segoe UI Semibold" w:hAnsi="Segoe UI Semibold" w:cs="Segoe UI Semibold"/>
-              <w:sz w:val="22"/>
-              <w:szCs w:val="22"/>
-            </w:rPr>
-            <w:alias w:val="PaymentMethodDescription_Lbl"/>
-            <w:tag w:val="#BC:InsertDataItem,DataItems/Header/PaymentMethodDescription_Lbl"/>
-            <w:id w:val="911744564"/>
-            <w:dataBinding w:prefixMappings="xmlns:ns0='urn:microsoft-dynamics-nav/reports/Standard_Sales_Invoice/1306/'" w:xpath="/ns0:NavWordReportXmlPart[1]/ns0:Header[1]/ns0:PaymentMethodDescription_Lbl[1]" w:storeItemID="{00000000-0000-0000-0000-000000000000}"/>
-            <w15:color w:val="808080"/>
-            <w:text/>
-          </w:sdtPr>
-          <w:sdtContent>
-            <w:tc>
-              <w:tcPr>
-                <w:tcW w:w="2570" w:type="dxa"/>
-              </w:tcPr>
-              <w:p>
-                <w:pPr>
-                  <w:pStyle w:val="Heading2"/>
-                  <w:rPr>
-                    <w:rFonts w:ascii="Segoe UI Semibold" w:hAnsi="Segoe UI Semibold" w:cs="Segoe UI Semibold"/>
-                    <w:sz w:val="22"/>
-                    <w:szCs w:val="22"/>
-                  </w:rPr>
-                </w:pPr>
-                <w:proofErr w:type="spellStart"/>
-                <w:r>
-                  <w:rPr>
-                    <w:rFonts w:ascii="Segoe UI Semibold" w:hAnsi="Segoe UI Semibold" w:cs="Segoe UI Semibold"/>
-                    <w:sz w:val="22"/>
-                    <w:szCs w:val="22"/>
-                  </w:rPr>
-                  <w:t>PaymentMethodDescription_Lbl</w:t>
-                </w:r>
-                <w:proofErr w:type="spellEnd"/>
-              </w:p>
-            </w:tc>
-          </w:sdtContent>
-        </w:sdt>
-        <w:sdt>
-          <w:sdtPr>
-            <w:rPr>
-              <w:rFonts w:ascii="Segoe UI Semibold" w:hAnsi="Segoe UI Semibold" w:cs="Segoe UI Semibold"/>
-              <w:sz w:val="22"/>
-              <w:szCs w:val="22"/>
-            </w:rPr>
-            <w:alias w:val="PaymentReference_Lbl"/>
-            <w:tag w:val="#BC:InsertDataItem,DataItems/Header/PaymentReference_Lbl"/>
-            <w:id w:val="-2131537472"/>
-            <w:dataBinding w:prefixMappings="xmlns:ns0='urn:microsoft-dynamics-nav/reports/Standard_Sales_Invoice/1306/'" w:xpath="/ns0:NavWordReportXmlPart[1]/ns0:Header[1]/ns0:PaymentReference_Lbl[1]" w:storeItemID="{00000000-0000-0000-0000-000000000000}"/>
-            <w15:color w:val="808080"/>
-            <w:text/>
-          </w:sdtPr>
-          <w:sdtContent>
-            <w:tc>
-              <w:tcPr>
-                <w:tcW w:w="2570" w:type="dxa"/>
-              </w:tcPr>
-              <w:p>
-                <w:pPr>
-                  <w:pStyle w:val="Heading2"/>
-                  <w:rPr>
-                    <w:rFonts w:ascii="Segoe UI Semibold" w:hAnsi="Segoe UI Semibold" w:cs="Segoe UI Semibold"/>
-                    <w:sz w:val="22"/>
-                    <w:szCs w:val="22"/>
-                  </w:rPr>
-                </w:pPr>
-                <w:proofErr w:type="spellStart"/>
-                <w:r>
-                  <w:rPr>
-                    <w:rFonts w:ascii="Segoe UI Semibold" w:hAnsi="Segoe UI Semibold" w:cs="Segoe UI Semibold"/>
-                    <w:sz w:val="22"/>
-                    <w:szCs w:val="22"/>
-                  </w:rPr>
-                  <w:t>PaymentReference_Lbl</w:t>
-                </w:r>
-                <w:proofErr w:type="spellEnd"/>
-              </w:p>
-            </w:tc>
-          </w:sdtContent>
-        </w:sdt>
-        <w:sdt>
-          <w:sdtPr>
-            <w:rPr>
-              <w:rFonts w:ascii="Segoe UI Semibold" w:hAnsi="Segoe UI Semibold" w:cs="Segoe UI Semibold"/>
-              <w:sz w:val="22"/>
-              <w:szCs w:val="22"/>
-            </w:rPr>
-            <w:alias w:val="ShippingAgentCode_Lbl"/>
-            <w:tag w:val="#BC:InsertDataItem,DataItems/Header/ShippingAgentCode_Lbl"/>
-            <w:id w:val="-1871450891"/>
-            <w:dataBinding w:prefixMappings="xmlns:ns0='urn:microsoft-dynamics-nav/reports/Standard_Sales_Invoice/1306/'" w:xpath="/ns0:NavWordReportXmlPart[1]/ns0:Header[1]/ns0:ShippingAgentCode_Lbl[1]" w:storeItemID="{00000000-0000-0000-0000-000000000000}"/>
-            <w15:color w:val="808080"/>
-            <w:text/>
-          </w:sdtPr>
-          <w:sdtContent>
-            <w:tc>
-              <w:tcPr>
-                <w:tcW w:w="2571" w:type="dxa"/>
-              </w:tcPr>
-              <w:p>
-                <w:pPr>
-                  <w:pStyle w:val="Heading2"/>
-                  <w:rPr>
-                    <w:rFonts w:ascii="Segoe UI Semibold" w:hAnsi="Segoe UI Semibold" w:cs="Segoe UI Semibold"/>
-                    <w:sz w:val="22"/>
-                    <w:szCs w:val="22"/>
-                  </w:rPr>
-                </w:pPr>
-                <w:proofErr w:type="spellStart"/>
-                <w:r>
-                  <w:rPr>
-                    <w:rFonts w:ascii="Segoe UI Semibold" w:hAnsi="Segoe UI Semibold" w:cs="Segoe UI Semibold"/>
-                    <w:sz w:val="22"/>
-                    <w:szCs w:val="22"/>
-                  </w:rPr>
-                  <w:t>ShippingAgentCode_Lbl</w:t>
-                </w:r>
-                <w:proofErr w:type="spellEnd"/>
-              </w:p>
-            </w:tc>
-          </w:sdtContent>
-        </w:sdt>
-        <w:sdt>
-          <w:sdtPr>
-            <w:rPr>
-              <w:rFonts w:ascii="Segoe UI Semibold" w:hAnsi="Segoe UI Semibold" w:cs="Segoe UI Semibold"/>
-              <w:sz w:val="22"/>
-              <w:szCs w:val="22"/>
-            </w:rPr>
-            <w:alias w:val="PackageTrackingNo_Lbl"/>
-            <w:tag w:val="#BC:InsertDataItem,DataItems/Header/PackageTrackingNo_Lbl"/>
-            <w:id w:val="-438067645"/>
-            <w:dataBinding w:prefixMappings="xmlns:ns0='urn:microsoft-dynamics-nav/reports/Standard_Sales_Invoice/1306/'" w:xpath="/ns0:NavWordReportXmlPart[1]/ns0:Header[1]/ns0:PackageTrackingNo_Lbl[1]" w:storeItemID="{00000000-0000-0000-0000-000000000000}"/>
-            <w15:color w:val="808080"/>
-            <w:text/>
-          </w:sdtPr>
-          <w:sdtContent>
-            <w:tc>
-              <w:tcPr>
-                <w:tcW w:w="2570" w:type="dxa"/>
-              </w:tcPr>
-              <w:p>
-                <w:pPr>
-                  <w:pStyle w:val="Heading2"/>
-                  <w:rPr>
-                    <w:rFonts w:ascii="Segoe UI Semibold" w:hAnsi="Segoe UI Semibold" w:cs="Segoe UI Semibold"/>
-                    <w:sz w:val="22"/>
-                    <w:szCs w:val="22"/>
-                  </w:rPr>
-                </w:pPr>
-                <w:proofErr w:type="spellStart"/>
-                <w:r>
-                  <w:rPr>
-                    <w:rFonts w:ascii="Segoe UI Semibold" w:hAnsi="Segoe UI Semibold" w:cs="Segoe UI Semibold"/>
-                    <w:sz w:val="22"/>
-                    <w:szCs w:val="22"/>
-                  </w:rPr>
-                  <w:t>PackageTrackingNo_Lbl</w:t>
-                </w:r>
-                <w:proofErr w:type="spellEnd"/>
-              </w:p>
-            </w:tc>
-          </w:sdtContent>
-        </w:sdt>
-        <w:sdt>
-          <w:sdtPr>
-            <w:rPr>
-              <w:rFonts w:ascii="Segoe UI Semibold" w:hAnsi="Segoe UI Semibold" w:cs="Segoe UI Semibold"/>
-              <w:sz w:val="22"/>
-              <w:szCs w:val="22"/>
-            </w:rPr>
             <w:alias w:val="JobNo_Lbl"/>
             <w:tag w:val="#BC:InsertDataItem,DataItems/Header/Line/JobNo_Lbl"/>
             <w:id w:val="995388117"/>
@@ -1773,222 +1532,83 @@
           <w:sdtContent>
             <w:tc>
               <w:tcPr>
-                <w:tcW w:w="2570" w:type="dxa"/>
+                <w:tcW w:w="833" w:type="pct"/>
               </w:tcPr>
               <w:p>
                 <w:pPr>
-                  <w:pStyle w:val="Heading2"/>
-                  <w:rPr>
-                    <w:rFonts w:ascii="Segoe UI Semibold" w:hAnsi="Segoe UI Semibold" w:cs="Segoe UI Semibold"/>
-                    <w:sz w:val="22"/>
-                    <w:szCs w:val="22"/>
-                  </w:rPr>
+                  <w:pStyle w:val="BCLabel"/>
+                  <w:spacing w:line="276" w:lineRule="auto"/>
                 </w:pPr>
-                <w:proofErr w:type="spellStart"/>
                 <w:r>
-                  <w:rPr>
-                    <w:rFonts w:ascii="Segoe UI Semibold" w:hAnsi="Segoe UI Semibold" w:cs="Segoe UI Semibold"/>
-                    <w:sz w:val="22"/>
-                    <w:szCs w:val="22"/>
-                  </w:rPr>
                   <w:t>JobNo_Lbl</w:t>
                 </w:r>
-                <w:proofErr w:type="spellEnd"/>
               </w:p>
             </w:tc>
           </w:sdtContent>
         </w:sdt>
         <w:tc>
           <w:tcPr>
-            <w:tcW w:w="2571" w:type="dxa"/>
+            <w:tcW w:w="833" w:type="pct"/>
           </w:tcPr>
           <w:p>
             <w:pPr>
+              <w:pStyle w:val="BCLabel"/>
               <w:spacing w:line="276" w:lineRule="auto"/>
-              <w:rPr>
-                <w:rFonts w:ascii="Segoe UI Semibold" w:hAnsi="Segoe UI Semibold" w:cs="Segoe UI Semibold"/>
-                <w:color w:val="242424"/>
-                <w:sz w:val="20"/>
-              </w:rPr>
+            </w:pPr>
+          </w:p>
+        </w:tc>
+        <w:tc>
+          <w:tcPr>
+            <w:tcW w:w="834" w:type="pct"/>
+          </w:tcPr>
+          <w:p>
+            <w:pPr>
+              <w:pStyle w:val="BCLabel"/>
+              <w:spacing w:line="276" w:lineRule="auto"/>
+            </w:pPr>
+          </w:p>
+        </w:tc>
+        <w:tc>
+          <w:tcPr>
+            <w:tcW w:w="833" w:type="pct"/>
+          </w:tcPr>
+          <w:p>
+            <w:pPr>
+              <w:pStyle w:val="BCLabel"/>
+              <w:spacing w:line="276" w:lineRule="auto"/>
+            </w:pPr>
+          </w:p>
+        </w:tc>
+        <w:tc>
+          <w:tcPr>
+            <w:tcW w:w="833" w:type="pct"/>
+          </w:tcPr>
+          <w:p>
+            <w:pPr>
+              <w:pStyle w:val="BCLabel"/>
+              <w:spacing w:line="276" w:lineRule="auto"/>
+            </w:pPr>
+          </w:p>
+        </w:tc>
+        <w:tc>
+          <w:tcPr>
+            <w:tcW w:w="834" w:type="pct"/>
+          </w:tcPr>
+          <w:p>
+            <w:pPr>
+              <w:pStyle w:val="BCLabel"/>
+              <w:spacing w:line="276" w:lineRule="auto"/>
             </w:pPr>
           </w:p>
         </w:tc>
       </w:tr>
       <w:tr>
         <w:trPr>
+          <w:cantSplit/>
           <w:trHeight w:val="242"/>
         </w:trPr>
         <w:sdt>
           <w:sdtPr>
-            <w:rPr>
-              <w:rFonts w:ascii="Segoe UI" w:hAnsi="Segoe UI" w:cs="Segoe UI"/>
-              <w:sz w:val="22"/>
-              <w:szCs w:val="22"/>
-            </w:rPr>
-            <w:alias w:val="PaymentMethodDescription"/>
-            <w:tag w:val="#BC:InsertDataItem,DataItems/Header/PaymentMethodDescription"/>
-            <w:id w:val="254716010"/>
-            <w:dataBinding w:prefixMappings="xmlns:ns0='urn:microsoft-dynamics-nav/reports/Standard_Sales_Invoice/1306/'" w:xpath="/ns0:NavWordReportXmlPart[1]/ns0:Header[1]/ns0:PaymentMethodDescription[1]" w:storeItemID="{00000000-0000-0000-0000-000000000000}"/>
-            <w15:color w:val="808080"/>
-            <w:text/>
-          </w:sdtPr>
-          <w:sdtContent>
-            <w:tc>
-              <w:tcPr>
-                <w:tcW w:w="2570" w:type="dxa"/>
-              </w:tcPr>
-              <w:p>
-                <w:pPr>
-                  <w:rPr>
-                    <w:rFonts w:ascii="Segoe UI" w:hAnsi="Segoe UI" w:cs="Segoe UI"/>
-                    <w:sz w:val="22"/>
-                    <w:szCs w:val="22"/>
-                  </w:rPr>
-                </w:pPr>
-                <w:proofErr w:type="spellStart"/>
-                <w:r>
-                  <w:rPr>
-                    <w:rFonts w:ascii="Segoe UI" w:hAnsi="Segoe UI" w:cs="Segoe UI"/>
-                    <w:sz w:val="22"/>
-                    <w:szCs w:val="22"/>
-                  </w:rPr>
-                  <w:t>PaymentMethodDescription</w:t>
-                </w:r>
-                <w:proofErr w:type="spellEnd"/>
-              </w:p>
-            </w:tc>
-          </w:sdtContent>
-        </w:sdt>
-        <w:sdt>
-          <w:sdtPr>
-            <w:rPr>
-              <w:rFonts w:ascii="Segoe UI" w:hAnsi="Segoe UI" w:cs="Segoe UI"/>
-              <w:sz w:val="22"/>
-              <w:szCs w:val="22"/>
-            </w:rPr>
-            <w:alias w:val="PaymentReference"/>
-            <w:tag w:val="#BC:InsertDataItem,DataItems/Header/PaymentReference"/>
-            <w:id w:val="-1398279465"/>
-            <w:dataBinding w:prefixMappings="xmlns:ns0='urn:microsoft-dynamics-nav/reports/Standard_Sales_Invoice/1306/'" w:xpath="/ns0:NavWordReportXmlPart[1]/ns0:Header[1]/ns0:PaymentReference[1]" w:storeItemID="{00000000-0000-0000-0000-000000000000}"/>
-            <w15:color w:val="808080"/>
-            <w:text/>
-          </w:sdtPr>
-          <w:sdtContent>
-            <w:tc>
-              <w:tcPr>
-                <w:tcW w:w="2570" w:type="dxa"/>
-              </w:tcPr>
-              <w:p>
-                <w:pPr>
-                  <w:rPr>
-                    <w:rFonts w:ascii="Segoe UI" w:hAnsi="Segoe UI" w:cs="Segoe UI"/>
-                    <w:sz w:val="22"/>
-                    <w:szCs w:val="22"/>
-                  </w:rPr>
-                </w:pPr>
-                <w:proofErr w:type="spellStart"/>
-                <w:r>
-                  <w:rPr>
-                    <w:rFonts w:ascii="Segoe UI" w:hAnsi="Segoe UI" w:cs="Segoe UI"/>
-                    <w:sz w:val="22"/>
-                    <w:szCs w:val="22"/>
-                  </w:rPr>
-                  <w:t>PaymentReference</w:t>
-                </w:r>
-                <w:proofErr w:type="spellEnd"/>
-              </w:p>
-            </w:tc>
-          </w:sdtContent>
-        </w:sdt>
-        <w:sdt>
-          <w:sdtPr>
-            <w:rPr>
-              <w:rFonts w:ascii="Segoe UI" w:hAnsi="Segoe UI" w:cs="Segoe UI"/>
-              <w:sz w:val="22"/>
-              <w:szCs w:val="22"/>
-            </w:rPr>
-            <w:alias w:val="ShippingAgentCode"/>
-            <w:tag w:val="#BC:InsertDataItem,DataItems/Header/ShippingAgentCode"/>
-            <w:id w:val="1997609521"/>
-            <w:dataBinding w:prefixMappings="xmlns:ns0='urn:microsoft-dynamics-nav/reports/Standard_Sales_Invoice/1306/'" w:xpath="/ns0:NavWordReportXmlPart[1]/ns0:Header[1]/ns0:ShippingAgentCode[1]" w:storeItemID="{00000000-0000-0000-0000-000000000000}"/>
-            <w15:color w:val="808080"/>
-            <w:text/>
-          </w:sdtPr>
-          <w:sdtContent>
-            <w:tc>
-              <w:tcPr>
-                <w:tcW w:w="2571" w:type="dxa"/>
-              </w:tcPr>
-              <w:p>
-                <w:pPr>
-                  <w:rPr>
-                    <w:rFonts w:ascii="Segoe UI" w:hAnsi="Segoe UI" w:cs="Segoe UI"/>
-                    <w:sz w:val="22"/>
-                    <w:szCs w:val="22"/>
-                  </w:rPr>
-                </w:pPr>
-                <w:proofErr w:type="spellStart"/>
-                <w:r>
-                  <w:rPr>
-                    <w:rFonts w:ascii="Segoe UI" w:hAnsi="Segoe UI" w:cs="Segoe UI"/>
-                    <w:sz w:val="22"/>
-                    <w:szCs w:val="22"/>
-                  </w:rPr>
-                  <w:t>ShippingAgentCode</w:t>
-                </w:r>
-                <w:proofErr w:type="spellEnd"/>
-              </w:p>
-            </w:tc>
-          </w:sdtContent>
-        </w:sdt>
-        <w:sdt>
-          <w:sdtPr>
-            <w:rPr>
-              <w:rFonts w:ascii="Segoe UI" w:hAnsi="Segoe UI" w:cs="Segoe UI"/>
-              <w:sz w:val="22"/>
-              <w:szCs w:val="22"/>
-            </w:rPr>
-            <w:alias w:val="PackageTrackingNo"/>
-            <w:tag w:val="#BC:InsertDataItem,DataItems/Header/PackageTrackingNo"/>
-            <w:id w:val="-1373923295"/>
-            <w:dataBinding w:prefixMappings="xmlns:ns0='urn:microsoft-dynamics-nav/reports/Standard_Sales_Invoice/1306/'" w:xpath="/ns0:NavWordReportXmlPart[1]/ns0:Header[1]/ns0:PackageTrackingNo[1]" w:storeItemID="{00000000-0000-0000-0000-000000000000}"/>
-            <w15:color w:val="808080"/>
-            <w:text/>
-          </w:sdtPr>
-          <w:sdtContent>
-            <w:tc>
-              <w:tcPr>
-                <w:tcW w:w="2570" w:type="dxa"/>
-              </w:tcPr>
-              <w:p>
-                <w:pPr>
-                  <w:rPr>
-                    <w:rFonts w:ascii="Segoe UI" w:hAnsi="Segoe UI" w:cs="Segoe UI"/>
-                    <w:sz w:val="22"/>
-                    <w:szCs w:val="22"/>
-                  </w:rPr>
-                </w:pPr>
-                <w:proofErr w:type="spellStart"/>
-                <w:r>
-                  <w:rPr>
-                    <w:rFonts w:ascii="Segoe UI" w:hAnsi="Segoe UI" w:cs="Segoe UI"/>
-                    <w:sz w:val="22"/>
-                    <w:szCs w:val="22"/>
-                  </w:rPr>
-                  <w:t>PackageTrackingNo</w:t>
-                </w:r>
-                <w:proofErr w:type="spellEnd"/>
-              </w:p>
-            </w:tc>
-          </w:sdtContent>
-        </w:sdt>
-        <w:sdt>
-          <w:sdtPr>
-            <w:rPr>
-              <w:rFonts w:ascii="Segoe UI" w:hAnsi="Segoe UI" w:cs="Segoe UI"/>
-              <w:sz w:val="22"/>
-              <w:szCs w:val="22"/>
-            </w:rPr>
             <w:alias w:val="JobNo"/>
             <w:tag w:val="#BC:InsertDataItem,DataItems/Header/Line/JobNo"/>
             <w:id w:val="788479413"/>
@@ -1999,66 +1619,95 @@
           <w:sdtContent>
             <w:tc>
               <w:tcPr>
-                <w:tcW w:w="2570" w:type="dxa"/>
+                <w:tcW w:w="833" w:type="pct"/>
               </w:tcPr>
               <w:p>
                 <w:pPr>
-                  <w:rPr>
-                    <w:rFonts w:ascii="Segoe UI" w:hAnsi="Segoe UI" w:cs="Segoe UI"/>
-                    <w:sz w:val="22"/>
-                    <w:szCs w:val="22"/>
-                  </w:rPr>
+                  <w:pStyle w:val="NoSpacing"/>
                 </w:pPr>
-                <w:proofErr w:type="spellStart"/>
                 <w:r>
-                  <w:rPr>
-                    <w:rFonts w:ascii="Segoe UI" w:hAnsi="Segoe UI" w:cs="Segoe UI"/>
-                    <w:sz w:val="22"/>
-                    <w:szCs w:val="22"/>
-                  </w:rPr>
                   <w:t>JobNo</w:t>
                 </w:r>
-                <w:proofErr w:type="spellEnd"/>
               </w:p>
             </w:tc>
           </w:sdtContent>
         </w:sdt>
         <w:tc>
           <w:tcPr>
-            <w:tcW w:w="2571" w:type="dxa"/>
+            <w:tcW w:w="833" w:type="pct"/>
           </w:tcPr>
           <w:p>
             <w:pPr>
-              <w:rPr>
-                <w:rFonts w:ascii="Segoe UI" w:hAnsi="Segoe UI" w:cs="Segoe UI"/>
-                <w:color w:val="242424"/>
-                <w:sz w:val="20"/>
-              </w:rPr>
+              <w:pStyle w:val="NoSpacing"/>
+            </w:pPr>
+          </w:p>
+        </w:tc>
+        <w:tc>
+          <w:tcPr>
+            <w:tcW w:w="834" w:type="pct"/>
+          </w:tcPr>
+          <w:p>
+            <w:pPr>
+              <w:pStyle w:val="NoSpacing"/>
+            </w:pPr>
+          </w:p>
+        </w:tc>
+        <w:tc>
+          <w:tcPr>
+            <w:tcW w:w="833" w:type="pct"/>
+          </w:tcPr>
+          <w:p>
+            <w:pPr>
+              <w:pStyle w:val="NoSpacing"/>
+            </w:pPr>
+          </w:p>
+        </w:tc>
+        <w:tc>
+          <w:tcPr>
+            <w:tcW w:w="833" w:type="pct"/>
+          </w:tcPr>
+          <w:p>
+            <w:pPr>
+              <w:pStyle w:val="NoSpacing"/>
+            </w:pPr>
+          </w:p>
+        </w:tc>
+        <w:tc>
+          <w:tcPr>
+            <w:tcW w:w="834" w:type="pct"/>
+          </w:tcPr>
+          <w:p>
+            <w:pPr>
+              <w:pStyle w:val="NoSpacing"/>
             </w:pPr>
           </w:p>
         </w:tc>
       </w:tr>
     </w:tbl>
-    <w:p/>
+    <w:p>
+      <w:pPr>
+        <w:spacing w:after="0" w:line="240" w:lineRule="auto"/>
+      </w:pPr>
+    </w:p>
     <w:tbl>
       <w:tblPr>
-        <w:tblStyle w:val="CLSequoiatablestyle021"/>
-        <w:tblW w:w="15426" w:type="dxa"/>
-        <w:tblLayout w:type="fixed"/>
-        <w:tblLook w:val="04A0" w:firstRow="1" w:lastRow="0" w:firstColumn="1" w:lastColumn="0" w:noHBand="0" w:noVBand="1"/>
+        <w:tblStyle w:val="BCDataTable"/>
+        <w:tblW w:w="5000" w:type="pct"/>
+        <w:tblLook w:val="0420" w:firstRow="1" w:lastRow="0" w:firstColumn="0" w:lastColumn="0" w:noHBand="0" w:noVBand="1"/>
         <w:tblCaption w:val="Data Table Block"/>
+        <w:tblDescription w:val="Document lines. Column headers in the first row."/>
       </w:tblPr>
       <w:tblGrid>
-        <w:gridCol w:w="991"/>
-        <w:gridCol w:w="1799"/>
-        <w:gridCol w:w="1710"/>
-        <w:gridCol w:w="1710"/>
-        <w:gridCol w:w="1170"/>
-        <w:gridCol w:w="810"/>
-        <w:gridCol w:w="2160"/>
-        <w:gridCol w:w="1530"/>
-        <w:gridCol w:w="900"/>
-        <w:gridCol w:w="2646"/>
+        <w:gridCol w:w="1347"/>
+        <w:gridCol w:w="1615"/>
+        <w:gridCol w:w="1522"/>
+        <w:gridCol w:w="1801"/>
+        <w:gridCol w:w="1416"/>
+        <w:gridCol w:w="1296"/>
+        <w:gridCol w:w="1112"/>
+        <w:gridCol w:w="2341"/>
+        <w:gridCol w:w="1322"/>
+        <w:gridCol w:w="1654"/>
       </w:tblGrid>
       <w:tr>
         <w:trPr>
@@ -2067,15 +1716,11 @@
         </w:trPr>
         <w:tc>
           <w:tcPr>
-            <w:cnfStyle w:val="001000000000" w:firstRow="0" w:lastRow="0" w:firstColumn="1" w:lastColumn="0" w:oddVBand="0" w:evenVBand="0" w:oddHBand="0" w:evenHBand="0" w:firstRowFirstColumn="0" w:firstRowLastColumn="0" w:lastRowFirstColumn="0" w:lastRowLastColumn="0"/>
-            <w:tcW w:w="991" w:type="dxa"/>
+            <w:tcW w:w="321" w:type="pct"/>
           </w:tcPr>
           <w:sdt>
             <w:sdtPr>
               <w:rPr>
-                <w:rFonts w:ascii="Segoe UI Semibold" w:hAnsi="Segoe UI Semibold" w:eastAsia="Times New Roman" w:cs="Segoe UI Semibold"/>
-                <w:sz w:val="22"/>
-                <w:szCs w:val="22"/>
                 <w:lang w:val="en-US" w:eastAsia="en-US"/>
               </w:rPr>
               <w:alias w:val="ItemNo_Line_Lbl"/>
@@ -2088,25 +1733,15 @@
             <w:sdtContent>
               <w:p>
                 <w:pPr>
-                  <w:pStyle w:val="Heading2"/>
+                  <w:pStyle w:val="BCLabel"/>
                   <w:spacing w:before="160" w:after="80"/>
                   <w:rPr>
-                    <w:rFonts w:ascii="Segoe UI Semibold" w:hAnsi="Segoe UI Semibold" w:eastAsia="Times New Roman" w:cs="Segoe UI Semibold"/>
-                    <w:b w:val="0"/>
-                    <w:bCs w:val="0"/>
-                    <w:sz w:val="22"/>
-                    <w:szCs w:val="22"/>
                     <w:lang w:val="en-US" w:eastAsia="en-US"/>
                   </w:rPr>
                 </w:pPr>
                 <w:proofErr w:type="spellStart"/>
                 <w:r>
                   <w:rPr>
-                    <w:rFonts w:ascii="Segoe UI Semibold" w:hAnsi="Segoe UI Semibold" w:eastAsia="Times New Roman" w:cs="Segoe UI Semibold"/>
-                    <w:b w:val="0"/>
-                    <w:bCs w:val="0"/>
-                    <w:sz w:val="22"/>
-                    <w:szCs w:val="22"/>
                     <w:lang w:val="en-US" w:eastAsia="en-US"/>
                   </w:rPr>
                   <w:t>ItemNo_Line_Lbl</w:t>
@@ -2119,9 +1754,6 @@
         <w:sdt>
           <w:sdtPr>
             <w:rPr>
-              <w:rFonts w:ascii="Segoe UI Semibold" w:hAnsi="Segoe UI Semibold" w:eastAsia="Times New Roman" w:cs="Segoe UI Semibold"/>
-              <w:sz w:val="22"/>
-              <w:szCs w:val="22"/>
               <w:lang w:val="en-US" w:eastAsia="en-US"/>
             </w:rPr>
             <w:alias w:val="Description_Line_Lbl"/>
@@ -2134,30 +1766,19 @@
           <w:sdtContent>
             <w:tc>
               <w:tcPr>
-                <w:tcW w:w="1799" w:type="dxa"/>
+                <w:tcW w:w="583" w:type="pct"/>
               </w:tcPr>
               <w:p>
                 <w:pPr>
-                  <w:pStyle w:val="Heading2"/>
+                  <w:pStyle w:val="BCLabel"/>
                   <w:spacing w:before="160" w:after="80"/>
-                  <w:cnfStyle w:val="100000000000" w:firstRow="1" w:lastRow="0" w:firstColumn="0" w:lastColumn="0" w:oddVBand="0" w:evenVBand="0" w:oddHBand="0" w:evenHBand="0" w:firstRowFirstColumn="0" w:firstRowLastColumn="0" w:lastRowFirstColumn="0" w:lastRowLastColumn="0"/>
                   <w:rPr>
-                    <w:rFonts w:ascii="Segoe UI Semibold" w:hAnsi="Segoe UI Semibold" w:eastAsia="Times New Roman" w:cs="Segoe UI Semibold"/>
-                    <w:b w:val="0"/>
-                    <w:bCs w:val="0"/>
-                    <w:sz w:val="22"/>
-                    <w:szCs w:val="22"/>
                     <w:lang w:val="en-US" w:eastAsia="en-US"/>
                   </w:rPr>
                 </w:pPr>
                 <w:proofErr w:type="spellStart"/>
                 <w:r>
                   <w:rPr>
-                    <w:rFonts w:ascii="Segoe UI Semibold" w:hAnsi="Segoe UI Semibold" w:eastAsia="Times New Roman" w:cs="Segoe UI Semibold"/>
-                    <w:b w:val="0"/>
-                    <w:bCs w:val="0"/>
-                    <w:sz w:val="22"/>
-                    <w:szCs w:val="22"/>
                     <w:lang w:val="en-US" w:eastAsia="en-US"/>
                   </w:rPr>
                   <w:t>Description_Line_Lbl</w:t>
@@ -2170,9 +1791,6 @@
         <w:sdt>
           <w:sdtPr>
             <w:rPr>
-              <w:rFonts w:ascii="Segoe UI Semibold" w:hAnsi="Segoe UI Semibold" w:eastAsia="Times New Roman" w:cs="Segoe UI Semibold"/>
-              <w:sz w:val="22"/>
-              <w:szCs w:val="22"/>
               <w:lang w:val="en-US" w:eastAsia="en-US"/>
             </w:rPr>
             <w:alias w:val="CO2ePerUnit_Lbl"/>
@@ -2188,30 +1806,19 @@
           <w:sdtContent>
             <w:tc>
               <w:tcPr>
-                <w:tcW w:w="1710" w:type="dxa"/>
+                <w:tcW w:w="554" w:type="pct"/>
               </w:tcPr>
               <w:p>
                 <w:pPr>
-                  <w:pStyle w:val="Heading2"/>
+                  <w:pStyle w:val="BCLabelNumber"/>
                   <w:spacing w:before="160" w:after="80"/>
                   <w:jc w:val="right"/>
-                  <w:cnfStyle w:val="100000000000" w:firstRow="1" w:lastRow="0" w:firstColumn="0" w:lastColumn="0" w:oddVBand="0" w:evenVBand="0" w:oddHBand="0" w:evenHBand="0" w:firstRowFirstColumn="0" w:firstRowLastColumn="0" w:lastRowFirstColumn="0" w:lastRowLastColumn="0"/>
                   <w:rPr>
-                    <w:rFonts w:ascii="Segoe UI Semibold" w:hAnsi="Segoe UI Semibold" w:eastAsia="Times New Roman" w:cs="Segoe UI Semibold"/>
-                    <w:b w:val="0"/>
-                    <w:bCs w:val="0"/>
-                    <w:sz w:val="22"/>
-                    <w:szCs w:val="22"/>
                     <w:lang w:val="en-US" w:eastAsia="en-US"/>
                   </w:rPr>
                 </w:pPr>
                 <w:r>
                   <w:rPr>
-                    <w:rFonts w:ascii="Segoe UI Semibold" w:hAnsi="Segoe UI Semibold" w:eastAsia="Times New Roman" w:cs="Segoe UI Semibold"/>
-                    <w:b w:val="0"/>
-                    <w:bCs w:val="0"/>
-                    <w:sz w:val="22"/>
-                    <w:szCs w:val="22"/>
                     <w:lang w:val="en-US" w:eastAsia="en-US"/>
                   </w:rPr>
                   <w:t>CO2ePerUnit_Lbl</w:t>
@@ -2223,11 +1830,6 @@
         <w:sdt>
           <w:sdtPr>
             <w:rPr>
-              <w:rFonts w:ascii="Segoe UI Semibold" w:hAnsi="Segoe UI Semibold" w:eastAsia="Times New Roman" w:cs="Segoe UI Semibold"/>
-              <w:b w:val="0"/>
-              <w:bCs w:val="0"/>
-              <w:sz w:val="22"/>
-              <w:szCs w:val="22"/>
               <w:lang w:val="en-US" w:eastAsia="en-US"/>
             </w:rPr>
             <w:alias w:val="ShipmentDate_Line_Lbl"/>
@@ -2236,35 +1838,26 @@
             <w:placeholder>
               <w:docPart w:val="DefaultPlaceholder_-1854013440"/>
             </w:placeholder>
+            <w:dataBinding w:prefixMappings="xmlns:ns0='urn:microsoft-dynamics-nav/reports/Standard_Sales_Invoice/1306/'" w:xpath="/ns0:NavWordReportXmlPart[1]/ns0:Header[1]/ns0:Line[1]/ns0:ShipmentDate_Line_Lbl[1]" w:storeItemID="{00000000-0000-0000-0000-000000000000}"/>
             <w15:color w:val="808080"/>
             <w:text/>
-            <w:dataBinding w:prefixMappings="xmlns:ns0='urn:microsoft-dynamics-nav/reports/Standard_Sales_Invoice/1306/'" w:xpath="/ns0:NavWordReportXmlPart[1]/ns0:Header[1]/ns0:Line[1]/ns0:ShipmentDate_Line_Lbl[1]"/>
           </w:sdtPr>
           <w:sdtContent>
             <w:tc>
               <w:tcPr>
-                <w:tcW w:w="1710" w:type="dxa"/>
+                <w:tcW w:w="554" w:type="pct"/>
               </w:tcPr>
               <w:p>
                 <w:pPr>
-                  <w:pStyle w:val="Heading2"/>
+                  <w:pStyle w:val="BCLabel"/>
                   <w:spacing w:before="160" w:after="80"/>
-                  <w:cnfStyle w:val="100000000000" w:firstRow="1" w:lastRow="0" w:firstColumn="0" w:lastColumn="0" w:oddVBand="0" w:evenVBand="0" w:oddHBand="0" w:evenHBand="0" w:firstRowFirstColumn="0" w:firstRowLastColumn="0" w:lastRowFirstColumn="0" w:lastRowLastColumn="0"/>
                   <w:rPr>
-                    <w:rFonts w:ascii="Segoe UI Semibold" w:hAnsi="Segoe UI Semibold" w:eastAsia="Times New Roman" w:cs="Segoe UI Semibold"/>
-                    <w:sz w:val="22"/>
-                    <w:szCs w:val="22"/>
                     <w:lang w:val="en-US" w:eastAsia="en-US"/>
                   </w:rPr>
                 </w:pPr>
                 <w:proofErr w:type="spellStart"/>
                 <w:r>
                   <w:rPr>
-                    <w:rFonts w:ascii="Segoe UI Semibold" w:hAnsi="Segoe UI Semibold" w:eastAsia="Times New Roman" w:cs="Segoe UI Semibold"/>
-                    <w:b w:val="0"/>
-                    <w:bCs w:val="0"/>
-                    <w:sz w:val="22"/>
-                    <w:szCs w:val="22"/>
                     <w:lang w:val="en-US" w:eastAsia="en-US"/>
                   </w:rPr>
                   <w:t>ShipmentDate_Line_Lbl</w:t>
@@ -2277,9 +1870,6 @@
         <w:sdt>
           <w:sdtPr>
             <w:rPr>
-              <w:rFonts w:ascii="Segoe UI Semibold" w:hAnsi="Segoe UI Semibold" w:eastAsia="Times New Roman" w:cs="Segoe UI Semibold"/>
-              <w:sz w:val="22"/>
-              <w:szCs w:val="22"/>
               <w:lang w:val="en-US" w:eastAsia="en-US"/>
             </w:rPr>
             <w:alias w:val="Quantity_Line_Lbl"/>
@@ -2292,31 +1882,20 @@
           <w:sdtContent>
             <w:tc>
               <w:tcPr>
-                <w:tcW w:w="1170" w:type="dxa"/>
+                <w:tcW w:w="379" w:type="pct"/>
               </w:tcPr>
               <w:p>
                 <w:pPr>
-                  <w:pStyle w:val="Heading2"/>
+                  <w:pStyle w:val="BCLabelNumber"/>
                   <w:spacing w:before="160" w:after="80"/>
                   <w:jc w:val="right"/>
-                  <w:cnfStyle w:val="100000000000" w:firstRow="1" w:lastRow="0" w:firstColumn="0" w:lastColumn="0" w:oddVBand="0" w:evenVBand="0" w:oddHBand="0" w:evenHBand="0" w:firstRowFirstColumn="0" w:firstRowLastColumn="0" w:lastRowFirstColumn="0" w:lastRowLastColumn="0"/>
                   <w:rPr>
-                    <w:rFonts w:ascii="Segoe UI Semibold" w:hAnsi="Segoe UI Semibold" w:eastAsia="Times New Roman" w:cs="Segoe UI Semibold"/>
-                    <w:b w:val="0"/>
-                    <w:bCs w:val="0"/>
-                    <w:sz w:val="22"/>
-                    <w:szCs w:val="22"/>
                     <w:lang w:val="en-US" w:eastAsia="en-US"/>
                   </w:rPr>
                 </w:pPr>
                 <w:proofErr w:type="spellStart"/>
                 <w:r>
                   <w:rPr>
-                    <w:rFonts w:ascii="Segoe UI Semibold" w:hAnsi="Segoe UI Semibold" w:eastAsia="Times New Roman" w:cs="Segoe UI Semibold"/>
-                    <w:b w:val="0"/>
-                    <w:bCs w:val="0"/>
-                    <w:sz w:val="22"/>
-                    <w:szCs w:val="22"/>
                     <w:lang w:val="en-US" w:eastAsia="en-US"/>
                   </w:rPr>
                   <w:t>Quantity_Line_Lbl</w:t>
@@ -2329,9 +1908,6 @@
         <w:sdt>
           <w:sdtPr>
             <w:rPr>
-              <w:rFonts w:ascii="Segoe UI Semibold" w:hAnsi="Segoe UI Semibold" w:eastAsia="Times New Roman" w:cs="Segoe UI Semibold"/>
-              <w:sz w:val="22"/>
-              <w:szCs w:val="22"/>
               <w:lang w:val="en-US" w:eastAsia="en-US"/>
             </w:rPr>
             <w:alias w:val="Unit_Lbl"/>
@@ -2347,30 +1923,19 @@
           <w:sdtContent>
             <w:tc>
               <w:tcPr>
-                <w:tcW w:w="810" w:type="dxa"/>
+                <w:tcW w:w="263" w:type="pct"/>
               </w:tcPr>
               <w:p>
                 <w:pPr>
-                  <w:pStyle w:val="Heading2"/>
+                  <w:pStyle w:val="BCLabel"/>
                   <w:spacing w:before="160" w:after="80"/>
-                  <w:cnfStyle w:val="100000000000" w:firstRow="1" w:lastRow="0" w:firstColumn="0" w:lastColumn="0" w:oddVBand="0" w:evenVBand="0" w:oddHBand="0" w:evenHBand="0" w:firstRowFirstColumn="0" w:firstRowLastColumn="0" w:lastRowFirstColumn="0" w:lastRowLastColumn="0"/>
                   <w:rPr>
-                    <w:rFonts w:ascii="Segoe UI Semibold" w:hAnsi="Segoe UI Semibold" w:eastAsia="Times New Roman" w:cs="Segoe UI Semibold"/>
-                    <w:b w:val="0"/>
-                    <w:bCs w:val="0"/>
-                    <w:sz w:val="22"/>
-                    <w:szCs w:val="22"/>
                     <w:lang w:val="en-US" w:eastAsia="en-US"/>
                   </w:rPr>
                 </w:pPr>
                 <w:proofErr w:type="spellStart"/>
                 <w:r>
                   <w:rPr>
-                    <w:rFonts w:ascii="Segoe UI Semibold" w:hAnsi="Segoe UI Semibold" w:eastAsia="Times New Roman" w:cs="Segoe UI Semibold"/>
-                    <w:b w:val="0"/>
-                    <w:bCs w:val="0"/>
-                    <w:sz w:val="22"/>
-                    <w:szCs w:val="22"/>
                     <w:lang w:val="en-US" w:eastAsia="en-US"/>
                   </w:rPr>
                   <w:t>Unit_Lbl</w:t>
@@ -2383,9 +1948,6 @@
         <w:sdt>
           <w:sdtPr>
             <w:rPr>
-              <w:rFonts w:ascii="Segoe UI Semibold" w:hAnsi="Segoe UI Semibold" w:eastAsia="Times New Roman" w:cs="Segoe UI Semibold"/>
-              <w:sz w:val="22"/>
-              <w:szCs w:val="22"/>
               <w:lang w:val="en-US" w:eastAsia="en-US"/>
             </w:rPr>
             <w:alias w:val="UnitPrice_Lbl"/>
@@ -2398,31 +1960,20 @@
           <w:sdtContent>
             <w:tc>
               <w:tcPr>
-                <w:tcW w:w="2160" w:type="dxa"/>
+                <w:tcW w:w="700" w:type="pct"/>
               </w:tcPr>
               <w:p>
                 <w:pPr>
-                  <w:pStyle w:val="Heading2"/>
+                  <w:pStyle w:val="BCLabelNumber"/>
                   <w:spacing w:before="160" w:after="80"/>
                   <w:jc w:val="right"/>
-                  <w:cnfStyle w:val="100000000000" w:firstRow="1" w:lastRow="0" w:firstColumn="0" w:lastColumn="0" w:oddVBand="0" w:evenVBand="0" w:oddHBand="0" w:evenHBand="0" w:firstRowFirstColumn="0" w:firstRowLastColumn="0" w:lastRowFirstColumn="0" w:lastRowLastColumn="0"/>
                   <w:rPr>
-                    <w:rFonts w:ascii="Segoe UI Semibold" w:hAnsi="Segoe UI Semibold" w:eastAsia="Times New Roman" w:cs="Segoe UI Semibold"/>
-                    <w:b w:val="0"/>
-                    <w:bCs w:val="0"/>
-                    <w:sz w:val="22"/>
-                    <w:szCs w:val="22"/>
                     <w:lang w:val="en-US" w:eastAsia="en-US"/>
                   </w:rPr>
                 </w:pPr>
                 <w:proofErr w:type="spellStart"/>
                 <w:r>
                   <w:rPr>
-                    <w:rFonts w:ascii="Segoe UI Semibold" w:hAnsi="Segoe UI Semibold" w:eastAsia="Times New Roman" w:cs="Segoe UI Semibold"/>
-                    <w:b w:val="0"/>
-                    <w:bCs w:val="0"/>
-                    <w:sz w:val="22"/>
-                    <w:szCs w:val="22"/>
                     <w:lang w:val="en-US" w:eastAsia="en-US"/>
                   </w:rPr>
                   <w:t>UnitPrice_Lbl</w:t>
@@ -2435,9 +1986,6 @@
         <w:sdt>
           <w:sdtPr>
             <w:rPr>
-              <w:rFonts w:ascii="Segoe UI Semibold" w:hAnsi="Segoe UI Semibold" w:eastAsia="Times New Roman" w:cs="Segoe UI Semibold"/>
-              <w:sz w:val="22"/>
-              <w:szCs w:val="22"/>
               <w:lang w:val="en-US" w:eastAsia="en-US"/>
             </w:rPr>
             <w:alias w:val="SalesInvoiceLineDiscount_Lbl"/>
@@ -2453,31 +2001,20 @@
           <w:sdtContent>
             <w:tc>
               <w:tcPr>
-                <w:tcW w:w="1530" w:type="dxa"/>
+                <w:tcW w:w="496" w:type="pct"/>
               </w:tcPr>
               <w:p>
                 <w:pPr>
-                  <w:pStyle w:val="Heading2"/>
+                  <w:pStyle w:val="BCLabelNumber"/>
                   <w:spacing w:before="160" w:after="80"/>
                   <w:jc w:val="right"/>
-                  <w:cnfStyle w:val="100000000000" w:firstRow="1" w:lastRow="0" w:firstColumn="0" w:lastColumn="0" w:oddVBand="0" w:evenVBand="0" w:oddHBand="0" w:evenHBand="0" w:firstRowFirstColumn="0" w:firstRowLastColumn="0" w:lastRowFirstColumn="0" w:lastRowLastColumn="0"/>
                   <w:rPr>
-                    <w:rFonts w:ascii="Segoe UI Semibold" w:hAnsi="Segoe UI Semibold" w:eastAsia="Times New Roman" w:cs="Segoe UI Semibold"/>
-                    <w:b w:val="0"/>
-                    <w:bCs w:val="0"/>
-                    <w:sz w:val="22"/>
-                    <w:szCs w:val="22"/>
                     <w:lang w:val="en-US" w:eastAsia="en-US"/>
                   </w:rPr>
                 </w:pPr>
                 <w:proofErr w:type="spellStart"/>
                 <w:r>
                   <w:rPr>
-                    <w:rFonts w:ascii="Segoe UI Semibold" w:hAnsi="Segoe UI Semibold" w:eastAsia="Times New Roman" w:cs="Segoe UI Semibold"/>
-                    <w:b w:val="0"/>
-                    <w:bCs w:val="0"/>
-                    <w:sz w:val="22"/>
-                    <w:szCs w:val="22"/>
                     <w:lang w:val="en-US" w:eastAsia="en-US"/>
                   </w:rPr>
                   <w:t>SalesInvoiceLineDiscount_Lbl</w:t>
@@ -2490,9 +2027,6 @@
         <w:sdt>
           <w:sdtPr>
             <w:rPr>
-              <w:rFonts w:ascii="Segoe UI Semibold" w:hAnsi="Segoe UI Semibold" w:eastAsia="Times New Roman" w:cs="Segoe UI Semibold"/>
-              <w:sz w:val="22"/>
-              <w:szCs w:val="22"/>
               <w:lang w:val="en-US" w:eastAsia="en-US"/>
             </w:rPr>
             <w:alias w:val="VATPct_Line_Lbl"/>
@@ -2505,31 +2039,20 @@
           <w:sdtContent>
             <w:tc>
               <w:tcPr>
-                <w:tcW w:w="900" w:type="dxa"/>
+                <w:tcW w:w="292" w:type="pct"/>
               </w:tcPr>
               <w:p>
                 <w:pPr>
-                  <w:pStyle w:val="Heading2"/>
+                  <w:pStyle w:val="BCLabelNumber"/>
                   <w:spacing w:before="160" w:after="80"/>
                   <w:jc w:val="right"/>
-                  <w:cnfStyle w:val="100000000000" w:firstRow="1" w:lastRow="0" w:firstColumn="0" w:lastColumn="0" w:oddVBand="0" w:evenVBand="0" w:oddHBand="0" w:evenHBand="0" w:firstRowFirstColumn="0" w:firstRowLastColumn="0" w:lastRowFirstColumn="0" w:lastRowLastColumn="0"/>
                   <w:rPr>
-                    <w:rFonts w:ascii="Segoe UI Semibold" w:hAnsi="Segoe UI Semibold" w:eastAsia="Times New Roman" w:cs="Segoe UI Semibold"/>
-                    <w:b w:val="0"/>
-                    <w:bCs w:val="0"/>
-                    <w:sz w:val="22"/>
-                    <w:szCs w:val="22"/>
                     <w:lang w:val="en-US" w:eastAsia="en-US"/>
                   </w:rPr>
                 </w:pPr>
                 <w:proofErr w:type="spellStart"/>
                 <w:r>
                   <w:rPr>
-                    <w:rFonts w:ascii="Segoe UI Semibold" w:hAnsi="Segoe UI Semibold" w:eastAsia="Times New Roman" w:cs="Segoe UI Semibold"/>
-                    <w:b w:val="0"/>
-                    <w:bCs w:val="0"/>
-                    <w:sz w:val="22"/>
-                    <w:szCs w:val="22"/>
                     <w:lang w:val="en-US" w:eastAsia="en-US"/>
                   </w:rPr>
                   <w:t>VATPct_Line_Lbl</w:t>
@@ -2542,9 +2065,6 @@
         <w:sdt>
           <w:sdtPr>
             <w:rPr>
-              <w:rFonts w:ascii="Segoe UI Semibold" w:hAnsi="Segoe UI Semibold" w:eastAsia="Times New Roman" w:cs="Segoe UI Semibold"/>
-              <w:sz w:val="22"/>
-              <w:szCs w:val="22"/>
               <w:lang w:val="en-US" w:eastAsia="en-US"/>
             </w:rPr>
             <w:alias w:val="LineAmount_Line_Lbl"/>
@@ -2557,31 +2077,20 @@
           <w:sdtContent>
             <w:tc>
               <w:tcPr>
-                <w:tcW w:w="2646" w:type="dxa"/>
+                <w:tcW w:w="858" w:type="pct"/>
               </w:tcPr>
               <w:p>
                 <w:pPr>
-                  <w:pStyle w:val="Heading2"/>
+                  <w:pStyle w:val="BCLabelNumber"/>
                   <w:spacing w:before="160" w:after="80"/>
                   <w:jc w:val="right"/>
-                  <w:cnfStyle w:val="100000000000" w:firstRow="1" w:lastRow="0" w:firstColumn="0" w:lastColumn="0" w:oddVBand="0" w:evenVBand="0" w:oddHBand="0" w:evenHBand="0" w:firstRowFirstColumn="0" w:firstRowLastColumn="0" w:lastRowFirstColumn="0" w:lastRowLastColumn="0"/>
                   <w:rPr>
-                    <w:rFonts w:ascii="Segoe UI Semibold" w:hAnsi="Segoe UI Semibold" w:eastAsia="Times New Roman" w:cs="Segoe UI Semibold"/>
-                    <w:b w:val="0"/>
-                    <w:bCs w:val="0"/>
-                    <w:sz w:val="22"/>
-                    <w:szCs w:val="22"/>
                     <w:lang w:val="en-US" w:eastAsia="en-US"/>
                   </w:rPr>
                 </w:pPr>
                 <w:proofErr w:type="spellStart"/>
                 <w:r>
                   <w:rPr>
-                    <w:rFonts w:ascii="Segoe UI Semibold" w:hAnsi="Segoe UI Semibold" w:eastAsia="Times New Roman" w:cs="Segoe UI Semibold"/>
-                    <w:b w:val="0"/>
-                    <w:bCs w:val="0"/>
-                    <w:sz w:val="22"/>
-                    <w:szCs w:val="22"/>
                     <w:lang w:val="en-US" w:eastAsia="en-US"/>
                   </w:rPr>
                   <w:t>LineAmount_Line_Lbl</w:t>
@@ -2595,22 +2104,16 @@
       <w:tr>
         <w:trPr>
           <w:cnfStyle w:val="000000100000" w:firstRow="0" w:lastRow="0" w:firstColumn="0" w:lastColumn="0" w:oddVBand="0" w:evenVBand="0" w:oddHBand="1" w:evenHBand="0" w:firstRowFirstColumn="0" w:firstRowLastColumn="0" w:lastRowFirstColumn="0" w:lastRowLastColumn="0"/>
-          <w:trHeight w:val="245" w:hRule="exact"/>
+          <w:trHeight w:val="245"/>
         </w:trPr>
         <w:tc>
           <w:tcPr>
-            <w:cnfStyle w:val="001000000000" w:firstRow="0" w:lastRow="0" w:firstColumn="1" w:lastColumn="0" w:oddVBand="0" w:evenVBand="0" w:oddHBand="0" w:evenHBand="0" w:firstRowFirstColumn="0" w:firstRowLastColumn="0" w:lastRowFirstColumn="0" w:lastRowLastColumn="0"/>
-            <w:tcW w:w="991" w:type="dxa"/>
-            <w:vAlign w:val="center"/>
+            <w:tcW w:w="321" w:type="pct"/>
           </w:tcPr>
           <w:p>
             <w:pPr>
+              <w:pStyle w:val="NoSpacing"/>
               <w:rPr>
-                <w:rFonts w:ascii="Segoe UI Semibold" w:hAnsi="Segoe UI Semibold" w:eastAsia="Segoe UI" w:cs="Segoe UI Semibold"/>
-                <w:b/>
-                <w:color w:val="242424"/>
-                <w:sz w:val="22"/>
-                <w:szCs w:val="22"/>
                 <w:lang w:val="en-US" w:eastAsia="en-US"/>
               </w:rPr>
             </w:pPr>
@@ -2618,19 +2121,12 @@
         </w:tc>
         <w:tc>
           <w:tcPr>
-            <w:tcW w:w="1799" w:type="dxa"/>
-            <w:vAlign w:val="center"/>
+            <w:tcW w:w="583" w:type="pct"/>
           </w:tcPr>
           <w:p>
             <w:pPr>
-              <w:cnfStyle w:val="000000100000" w:firstRow="0" w:lastRow="0" w:firstColumn="0" w:lastColumn="0" w:oddVBand="0" w:evenVBand="0" w:oddHBand="1" w:evenHBand="0" w:firstRowFirstColumn="0" w:firstRowLastColumn="0" w:lastRowFirstColumn="0" w:lastRowLastColumn="0"/>
+              <w:pStyle w:val="NoSpacing"/>
               <w:rPr>
-                <w:rFonts w:ascii="Segoe UI Semibold" w:hAnsi="Segoe UI Semibold" w:eastAsia="Segoe UI" w:cs="Segoe UI Semibold"/>
-                <w:b/>
-                <w:bCs/>
-                <w:color w:val="242424"/>
-                <w:sz w:val="22"/>
-                <w:szCs w:val="22"/>
                 <w:lang w:val="en-US" w:eastAsia="en-US"/>
               </w:rPr>
             </w:pPr>
@@ -2638,18 +2134,12 @@
         </w:tc>
         <w:tc>
           <w:tcPr>
-            <w:tcW w:w="1710" w:type="dxa"/>
+            <w:tcW w:w="554" w:type="pct"/>
           </w:tcPr>
           <w:p>
             <w:pPr>
-              <w:cnfStyle w:val="000000100000" w:firstRow="0" w:lastRow="0" w:firstColumn="0" w:lastColumn="0" w:oddVBand="0" w:evenVBand="0" w:oddHBand="1" w:evenHBand="0" w:firstRowFirstColumn="0" w:firstRowLastColumn="0" w:lastRowFirstColumn="0" w:lastRowLastColumn="0"/>
+              <w:pStyle w:val="NoSpacing"/>
               <w:rPr>
-                <w:rFonts w:ascii="Segoe UI Semibold" w:hAnsi="Segoe UI Semibold" w:eastAsia="Segoe UI" w:cs="Segoe UI Semibold"/>
-                <w:b/>
-                <w:bCs/>
-                <w:color w:val="242424"/>
-                <w:sz w:val="22"/>
-                <w:szCs w:val="22"/>
                 <w:lang w:val="en-US" w:eastAsia="en-US"/>
               </w:rPr>
             </w:pPr>
@@ -2657,18 +2147,12 @@
         </w:tc>
         <w:tc>
           <w:tcPr>
-            <w:tcW w:w="1710" w:type="dxa"/>
+            <w:tcW w:w="554" w:type="pct"/>
           </w:tcPr>
           <w:p>
             <w:pPr>
-              <w:cnfStyle w:val="000000100000" w:firstRow="0" w:lastRow="0" w:firstColumn="0" w:lastColumn="0" w:oddVBand="0" w:evenVBand="0" w:oddHBand="1" w:evenHBand="0" w:firstRowFirstColumn="0" w:firstRowLastColumn="0" w:lastRowFirstColumn="0" w:lastRowLastColumn="0"/>
+              <w:pStyle w:val="NoSpacing"/>
               <w:rPr>
-                <w:rFonts w:ascii="Segoe UI Semibold" w:hAnsi="Segoe UI Semibold" w:eastAsia="Segoe UI" w:cs="Segoe UI Semibold"/>
-                <w:b/>
-                <w:bCs/>
-                <w:color w:val="242424"/>
-                <w:sz w:val="22"/>
-                <w:szCs w:val="22"/>
                 <w:lang w:val="en-US" w:eastAsia="en-US"/>
               </w:rPr>
             </w:pPr>
@@ -2676,19 +2160,12 @@
         </w:tc>
         <w:tc>
           <w:tcPr>
-            <w:tcW w:w="1170" w:type="dxa"/>
-            <w:vAlign w:val="center"/>
+            <w:tcW w:w="379" w:type="pct"/>
           </w:tcPr>
           <w:p>
             <w:pPr>
-              <w:cnfStyle w:val="000000100000" w:firstRow="0" w:lastRow="0" w:firstColumn="0" w:lastColumn="0" w:oddVBand="0" w:evenVBand="0" w:oddHBand="1" w:evenHBand="0" w:firstRowFirstColumn="0" w:firstRowLastColumn="0" w:lastRowFirstColumn="0" w:lastRowLastColumn="0"/>
+              <w:pStyle w:val="NoSpacing"/>
               <w:rPr>
-                <w:rFonts w:ascii="Segoe UI Semibold" w:hAnsi="Segoe UI Semibold" w:eastAsia="Segoe UI" w:cs="Segoe UI Semibold"/>
-                <w:b/>
-                <w:bCs/>
-                <w:color w:val="242424"/>
-                <w:sz w:val="22"/>
-                <w:szCs w:val="22"/>
                 <w:lang w:val="en-US" w:eastAsia="en-US"/>
               </w:rPr>
             </w:pPr>
@@ -2696,18 +2173,12 @@
         </w:tc>
         <w:tc>
           <w:tcPr>
-            <w:tcW w:w="810" w:type="dxa"/>
+            <w:tcW w:w="263" w:type="pct"/>
           </w:tcPr>
           <w:p>
             <w:pPr>
-              <w:cnfStyle w:val="000000100000" w:firstRow="0" w:lastRow="0" w:firstColumn="0" w:lastColumn="0" w:oddVBand="0" w:evenVBand="0" w:oddHBand="1" w:evenHBand="0" w:firstRowFirstColumn="0" w:firstRowLastColumn="0" w:lastRowFirstColumn="0" w:lastRowLastColumn="0"/>
+              <w:pStyle w:val="NoSpacing"/>
               <w:rPr>
-                <w:rFonts w:ascii="Segoe UI Semibold" w:hAnsi="Segoe UI Semibold" w:eastAsia="Segoe UI" w:cs="Segoe UI Semibold"/>
-                <w:b/>
-                <w:bCs/>
-                <w:color w:val="242424"/>
-                <w:sz w:val="22"/>
-                <w:szCs w:val="22"/>
                 <w:lang w:val="en-US" w:eastAsia="en-US"/>
               </w:rPr>
             </w:pPr>
@@ -2715,19 +2186,12 @@
         </w:tc>
         <w:tc>
           <w:tcPr>
-            <w:tcW w:w="2160" w:type="dxa"/>
-            <w:vAlign w:val="center"/>
+            <w:tcW w:w="700" w:type="pct"/>
           </w:tcPr>
           <w:p>
             <w:pPr>
-              <w:cnfStyle w:val="000000100000" w:firstRow="0" w:lastRow="0" w:firstColumn="0" w:lastColumn="0" w:oddVBand="0" w:evenVBand="0" w:oddHBand="1" w:evenHBand="0" w:firstRowFirstColumn="0" w:firstRowLastColumn="0" w:lastRowFirstColumn="0" w:lastRowLastColumn="0"/>
+              <w:pStyle w:val="NoSpacing"/>
               <w:rPr>
-                <w:rFonts w:ascii="Segoe UI Semibold" w:hAnsi="Segoe UI Semibold" w:eastAsia="Segoe UI" w:cs="Segoe UI Semibold"/>
-                <w:b/>
-                <w:bCs/>
-                <w:color w:val="242424"/>
-                <w:sz w:val="22"/>
-                <w:szCs w:val="22"/>
                 <w:lang w:val="en-US" w:eastAsia="en-US"/>
               </w:rPr>
             </w:pPr>
@@ -2735,19 +2199,13 @@
         </w:tc>
         <w:tc>
           <w:tcPr>
-            <w:tcW w:w="1530" w:type="dxa"/>
+            <w:tcW w:w="496" w:type="pct"/>
           </w:tcPr>
           <w:p>
             <w:pPr>
+              <w:pStyle w:val="BCNumber"/>
               <w:jc w:val="right"/>
-              <w:cnfStyle w:val="000000100000" w:firstRow="0" w:lastRow="0" w:firstColumn="0" w:lastColumn="0" w:oddVBand="0" w:evenVBand="0" w:oddHBand="1" w:evenHBand="0" w:firstRowFirstColumn="0" w:firstRowLastColumn="0" w:lastRowFirstColumn="0" w:lastRowLastColumn="0"/>
               <w:rPr>
-                <w:rFonts w:ascii="Segoe UI Semibold" w:hAnsi="Segoe UI Semibold" w:eastAsia="Segoe UI" w:cs="Segoe UI Semibold"/>
-                <w:b/>
-                <w:bCs/>
-                <w:color w:val="242424"/>
-                <w:sz w:val="22"/>
-                <w:szCs w:val="22"/>
                 <w:lang w:val="en-US" w:eastAsia="en-US"/>
               </w:rPr>
             </w:pPr>
@@ -2755,19 +2213,13 @@
         </w:tc>
         <w:tc>
           <w:tcPr>
-            <w:tcW w:w="900" w:type="dxa"/>
+            <w:tcW w:w="292" w:type="pct"/>
           </w:tcPr>
           <w:p>
             <w:pPr>
+              <w:pStyle w:val="BCNumber"/>
               <w:jc w:val="right"/>
-              <w:cnfStyle w:val="000000100000" w:firstRow="0" w:lastRow="0" w:firstColumn="0" w:lastColumn="0" w:oddVBand="0" w:evenVBand="0" w:oddHBand="1" w:evenHBand="0" w:firstRowFirstColumn="0" w:firstRowLastColumn="0" w:lastRowFirstColumn="0" w:lastRowLastColumn="0"/>
               <w:rPr>
-                <w:rFonts w:ascii="Segoe UI Semibold" w:hAnsi="Segoe UI Semibold" w:eastAsia="Segoe UI" w:cs="Segoe UI Semibold"/>
-                <w:b/>
-                <w:bCs/>
-                <w:color w:val="242424"/>
-                <w:sz w:val="22"/>
-                <w:szCs w:val="22"/>
                 <w:lang w:val="en-US" w:eastAsia="en-US"/>
               </w:rPr>
             </w:pPr>
@@ -2775,20 +2227,13 @@
         </w:tc>
         <w:tc>
           <w:tcPr>
-            <w:tcW w:w="2646" w:type="dxa"/>
-            <w:vAlign w:val="center"/>
+            <w:tcW w:w="858" w:type="pct"/>
           </w:tcPr>
           <w:p>
             <w:pPr>
+              <w:pStyle w:val="BCNumber"/>
               <w:jc w:val="right"/>
-              <w:cnfStyle w:val="000000100000" w:firstRow="0" w:lastRow="0" w:firstColumn="0" w:lastColumn="0" w:oddVBand="0" w:evenVBand="0" w:oddHBand="1" w:evenHBand="0" w:firstRowFirstColumn="0" w:firstRowLastColumn="0" w:lastRowFirstColumn="0" w:lastRowLastColumn="0"/>
               <w:rPr>
-                <w:rFonts w:ascii="Segoe UI Semibold" w:hAnsi="Segoe UI Semibold" w:eastAsia="Segoe UI" w:cs="Segoe UI Semibold"/>
-                <w:b/>
-                <w:bCs/>
-                <w:color w:val="242424"/>
-                <w:sz w:val="22"/>
-                <w:szCs w:val="22"/>
                 <w:lang w:val="en-US" w:eastAsia="en-US"/>
               </w:rPr>
             </w:pPr>
@@ -2798,14 +2243,8 @@
       <w:sdt>
         <w:sdtPr>
           <w:rPr>
-            <w:rFonts w:ascii="Segoe UI" w:hAnsi="Segoe UI" w:eastAsia="Segoe UI" w:cs="Arial"/>
-            <w:bCs w:val="0"/>
-            <w:color w:val="242424"/>
-            <w:kern w:val="2"/>
-            <w:sz w:val="22"/>
-            <w:szCs w:val="22"/>
             <w:lang w:val="en-US" w:eastAsia="en-US"/>
-            <w14:ligatures w14:val="standardContextual"/>
+            <w14:numSpacing w14:val="tabular"/>
           </w:rPr>
           <w:alias w:val="Repeater: Line"/>
           <w:tag w:val="#BC:InsertRepeater,DataItems/Header/Line"/>
@@ -2817,23 +2256,12 @@
           <w15:color w:val="808080"/>
           <w15:repeatingSection/>
         </w:sdtPr>
-        <w:sdtEndPr>
-          <w:rPr>
-            <w:rFonts w:cs="Times New Roman"/>
-          </w:rPr>
-        </w:sdtEndPr>
         <w:sdtContent>
           <w:sdt>
             <w:sdtPr>
               <w:rPr>
-                <w:rFonts w:ascii="Segoe UI" w:hAnsi="Segoe UI" w:eastAsia="Segoe UI" w:cs="Arial"/>
-                <w:bCs w:val="0"/>
-                <w:color w:val="242424"/>
-                <w:kern w:val="2"/>
-                <w:sz w:val="22"/>
-                <w:szCs w:val="22"/>
                 <w:lang w:val="en-US" w:eastAsia="en-US"/>
-                <w14:ligatures w14:val="standardContextual"/>
+                <w14:numSpacing w14:val="tabular"/>
               </w:rPr>
               <w:id w:val="-296304860"/>
               <w15:color w:val="808080"/>
@@ -2841,11 +2269,7 @@
             </w:sdtPr>
             <w:sdtEndPr>
               <w:rPr>
-                <w:rFonts w:asciiTheme="minorHAnsi" w:hAnsiTheme="minorHAnsi" w:eastAsiaTheme="minorEastAsia" w:cstheme="minorBidi"/>
-                <w:color w:val="auto"/>
-                <w:sz w:val="24"/>
-                <w:szCs w:val="24"/>
-                <w:lang w:val="en-DK" w:eastAsia="en-DK"/>
+                <w:lang/>
               </w:rPr>
             </w:sdtEndPr>
             <w:sdtContent>
@@ -2857,14 +2281,8 @@
                 <w:sdt>
                   <w:sdtPr>
                     <w:rPr>
-                      <w:rFonts w:ascii="Segoe UI" w:hAnsi="Segoe UI" w:eastAsia="Segoe UI" w:cs="Arial"/>
-                      <w:bCs w:val="0"/>
-                      <w:color w:val="242424"/>
-                      <w:kern w:val="2"/>
-                      <w:sz w:val="22"/>
-                      <w:szCs w:val="22"/>
                       <w:lang w:val="en-US" w:eastAsia="en-US"/>
-                      <w14:ligatures w14:val="standardContextual"/>
+                      <w14:numSpacing w14:val="tabular"/>
                     </w:rPr>
                     <w:alias w:val="ItemNo_Line"/>
                     <w:tag w:val="#BC:InsertDataItem,DataItems/Header/Line/ItemNo_Line"/>
@@ -2875,35 +2293,24 @@
                   </w:sdtPr>
                   <w:sdtEndPr>
                     <w:rPr>
-                      <w:kern w:val="0"/>
-                      <w14:ligatures w14:val="none"/>
+                      <w14:numSpacing w14:val="default"/>
                     </w:rPr>
                   </w:sdtEndPr>
                   <w:sdtContent>
                     <w:tc>
                       <w:tcPr>
-                        <w:cnfStyle w:val="001000000000" w:firstRow="0" w:lastRow="0" w:firstColumn="1" w:lastColumn="0" w:oddVBand="0" w:evenVBand="0" w:oddHBand="0" w:evenHBand="0" w:firstRowFirstColumn="0" w:firstRowLastColumn="0" w:lastRowFirstColumn="0" w:lastRowLastColumn="0"/>
-                        <w:tcW w:w="991" w:type="dxa"/>
-                        <w:vAlign w:val="center"/>
+                        <w:tcW w:w="321" w:type="pct"/>
                       </w:tcPr>
                       <w:p>
                         <w:pPr>
-                          <w:spacing w:before="0" w:after="0"/>
+                          <w:pStyle w:val="NoSpacing"/>
                           <w:rPr>
-                            <w:rFonts w:ascii="Segoe UI" w:hAnsi="Segoe UI" w:eastAsia="Segoe UI" w:cs="Arial"/>
-                            <w:color w:val="242424"/>
-                            <w:sz w:val="22"/>
-                            <w:szCs w:val="22"/>
                             <w:lang w:val="en-US" w:eastAsia="en-US"/>
                           </w:rPr>
                         </w:pPr>
                         <w:proofErr w:type="spellStart"/>
                         <w:r>
                           <w:rPr>
-                            <w:rFonts w:ascii="Segoe UI" w:hAnsi="Segoe UI" w:eastAsia="Segoe UI" w:cs="Arial"/>
-                            <w:color w:val="242424"/>
-                            <w:sz w:val="22"/>
-                            <w:szCs w:val="22"/>
                             <w:lang w:val="en-US" w:eastAsia="en-US"/>
                           </w:rPr>
                           <w:t>ItemNo_Line</w:t>
@@ -2916,10 +2323,6 @@
                 <w:sdt>
                   <w:sdtPr>
                     <w:rPr>
-                      <w:rFonts w:ascii="Segoe UI" w:hAnsi="Segoe UI" w:eastAsia="Segoe UI" w:cs="Arial"/>
-                      <w:color w:val="242424"/>
-                      <w:sz w:val="22"/>
-                      <w:szCs w:val="22"/>
                       <w:lang w:val="en-US" w:eastAsia="en-US"/>
                     </w:rPr>
                     <w:alias w:val="Description_Line"/>
@@ -2932,28 +2335,18 @@
                   <w:sdtContent>
                     <w:tc>
                       <w:tcPr>
-                        <w:tcW w:w="1799" w:type="dxa"/>
-                        <w:vAlign w:val="center"/>
+                        <w:tcW w:w="583" w:type="pct"/>
                       </w:tcPr>
                       <w:p>
                         <w:pPr>
-                          <w:spacing w:before="0" w:after="0"/>
-                          <w:cnfStyle w:val="000000010000" w:firstRow="0" w:lastRow="0" w:firstColumn="0" w:lastColumn="0" w:oddVBand="0" w:evenVBand="0" w:oddHBand="0" w:evenHBand="1" w:firstRowFirstColumn="0" w:firstRowLastColumn="0" w:lastRowFirstColumn="0" w:lastRowLastColumn="0"/>
+                          <w:pStyle w:val="NoSpacing"/>
                           <w:rPr>
-                            <w:rFonts w:ascii="Segoe UI" w:hAnsi="Segoe UI" w:eastAsia="Segoe UI" w:cs="Arial"/>
-                            <w:color w:val="242424"/>
-                            <w:sz w:val="22"/>
-                            <w:szCs w:val="22"/>
                             <w:lang w:val="en-US" w:eastAsia="en-US"/>
                           </w:rPr>
                         </w:pPr>
                         <w:proofErr w:type="spellStart"/>
                         <w:r>
                           <w:rPr>
-                            <w:rFonts w:ascii="Segoe UI" w:hAnsi="Segoe UI" w:eastAsia="Segoe UI" w:cs="Arial"/>
-                            <w:color w:val="242424"/>
-                            <w:sz w:val="22"/>
-                            <w:szCs w:val="22"/>
                             <w:lang w:val="en-US" w:eastAsia="en-US"/>
                           </w:rPr>
                           <w:t>Description_Line</w:t>
@@ -2966,10 +2359,6 @@
                 <w:sdt>
                   <w:sdtPr>
                     <w:rPr>
-                      <w:rFonts w:ascii="Segoe UI" w:hAnsi="Segoe UI" w:eastAsia="Segoe UI" w:cs="Times New Roman"/>
-                      <w:color w:val="242424"/>
-                      <w:sz w:val="22"/>
-                      <w:szCs w:val="22"/>
                       <w:lang w:val="en-US" w:eastAsia="en-US"/>
                     </w:rPr>
                     <w:alias w:val="CO2ePerUnit_Line"/>
@@ -2985,28 +2374,18 @@
                   <w:sdtContent>
                     <w:tc>
                       <w:tcPr>
-                        <w:tcW w:w="1710" w:type="dxa"/>
-                        <w:vAlign w:val="center"/>
+                        <w:tcW w:w="554" w:type="pct"/>
                       </w:tcPr>
                       <w:p>
                         <w:pPr>
-                          <w:spacing w:before="0" w:after="0"/>
+                          <w:pStyle w:val="BCNumber"/>
                           <w:jc w:val="right"/>
-                          <w:cnfStyle w:val="000000010000" w:firstRow="0" w:lastRow="0" w:firstColumn="0" w:lastColumn="0" w:oddVBand="0" w:evenVBand="0" w:oddHBand="0" w:evenHBand="1" w:firstRowFirstColumn="0" w:firstRowLastColumn="0" w:lastRowFirstColumn="0" w:lastRowLastColumn="0"/>
                           <w:rPr>
-                            <w:rFonts w:ascii="Segoe UI" w:hAnsi="Segoe UI" w:eastAsia="Segoe UI" w:cs="Times New Roman"/>
-                            <w:color w:val="242424"/>
-                            <w:sz w:val="22"/>
-                            <w:szCs w:val="22"/>
                             <w:lang w:val="en-US" w:eastAsia="en-US"/>
                           </w:rPr>
                         </w:pPr>
                         <w:r>
                           <w:rPr>
-                            <w:rFonts w:ascii="Segoe UI" w:hAnsi="Segoe UI" w:eastAsia="Segoe UI" w:cs="Times New Roman"/>
-                            <w:color w:val="242424"/>
-                            <w:sz w:val="22"/>
-                            <w:szCs w:val="22"/>
                             <w:lang w:val="en-US" w:eastAsia="en-US"/>
                           </w:rPr>
                           <w:t>CO2ePerUnit_Line</w:t>
@@ -3018,10 +2397,6 @@
                 <w:sdt>
                   <w:sdtPr>
                     <w:rPr>
-                      <w:rFonts w:ascii="Segoe UI" w:hAnsi="Segoe UI" w:eastAsia="Segoe UI" w:cs="Arial"/>
-                      <w:color w:val="242424"/>
-                      <w:sz w:val="22"/>
-                      <w:szCs w:val="22"/>
                       <w:lang w:val="en-US" w:eastAsia="en-US"/>
                     </w:rPr>
                     <w:alias w:val="ShipmentDate_Line"/>
@@ -3030,35 +2405,25 @@
                     <w:placeholder>
                       <w:docPart w:val="DefaultPlaceholder_-1854013440"/>
                     </w:placeholder>
+                    <w:dataBinding w:prefixMappings="xmlns:ns0='urn:microsoft-dynamics-nav/reports/Standard_Sales_Invoice/1306/'" w:xpath="/ns0:NavWordReportXmlPart[1]/ns0:Header[1]/ns0:Line[1]/ns0:ShipmentDate_Line[1]" w:storeItemID="{00000000-0000-0000-0000-000000000000}"/>
                     <w15:color w:val="808080"/>
                     <w:text/>
-                    <w:dataBinding w:prefixMappings="xmlns:ns0='urn:microsoft-dynamics-nav/reports/Standard_Sales_Invoice/1306/'" w:xpath="/ns0:NavWordReportXmlPart[1]/ns0:Header[1]/ns0:Line[1]/ns0:ShipmentDate_Line[1]"/>
                   </w:sdtPr>
                   <w:sdtContent>
                     <w:tc>
                       <w:tcPr>
-                        <w:tcW w:w="1710" w:type="dxa"/>
-                        <w:vAlign w:val="center"/>
+                        <w:tcW w:w="554" w:type="pct"/>
                       </w:tcPr>
                       <w:p>
                         <w:pPr>
-                          <w:spacing w:before="0" w:after="0"/>
-                          <w:cnfStyle w:val="000000010000" w:firstRow="0" w:lastRow="0" w:firstColumn="0" w:lastColumn="0" w:oddVBand="0" w:evenVBand="0" w:oddHBand="0" w:evenHBand="1" w:firstRowFirstColumn="0" w:firstRowLastColumn="0" w:lastRowFirstColumn="0" w:lastRowLastColumn="0"/>
+                          <w:pStyle w:val="NoSpacing"/>
                           <w:rPr>
-                            <w:rFonts w:ascii="Segoe UI" w:hAnsi="Segoe UI" w:eastAsia="Segoe UI" w:cs="Arial"/>
-                            <w:color w:val="242424"/>
-                            <w:sz w:val="22"/>
-                            <w:szCs w:val="22"/>
                             <w:lang w:val="en-US" w:eastAsia="en-US"/>
                           </w:rPr>
                         </w:pPr>
                         <w:proofErr w:type="spellStart"/>
                         <w:r>
                           <w:rPr>
-                            <w:rFonts w:ascii="Segoe UI" w:hAnsi="Segoe UI" w:eastAsia="Segoe UI" w:cs="Arial"/>
-                            <w:color w:val="242424"/>
-                            <w:sz w:val="22"/>
-                            <w:szCs w:val="22"/>
                             <w:lang w:val="en-US" w:eastAsia="en-US"/>
                           </w:rPr>
                           <w:t>ShipmentDate_Line</w:t>
@@ -3071,10 +2436,6 @@
                 <w:sdt>
                   <w:sdtPr>
                     <w:rPr>
-                      <w:rFonts w:ascii="Segoe UI" w:hAnsi="Segoe UI" w:eastAsia="Segoe UI" w:cs="Arial"/>
-                      <w:color w:val="242424"/>
-                      <w:sz w:val="22"/>
-                      <w:szCs w:val="22"/>
                       <w:lang w:val="en-US" w:eastAsia="en-US"/>
                     </w:rPr>
                     <w:alias w:val="Quantity_Line"/>
@@ -3087,29 +2448,19 @@
                   <w:sdtContent>
                     <w:tc>
                       <w:tcPr>
-                        <w:tcW w:w="1170" w:type="dxa"/>
-                        <w:vAlign w:val="center"/>
+                        <w:tcW w:w="379" w:type="pct"/>
                       </w:tcPr>
                       <w:p>
                         <w:pPr>
-                          <w:spacing w:before="0" w:after="0"/>
+                          <w:pStyle w:val="BCNumber"/>
                           <w:jc w:val="right"/>
-                          <w:cnfStyle w:val="000000010000" w:firstRow="0" w:lastRow="0" w:firstColumn="0" w:lastColumn="0" w:oddVBand="0" w:evenVBand="0" w:oddHBand="0" w:evenHBand="1" w:firstRowFirstColumn="0" w:firstRowLastColumn="0" w:lastRowFirstColumn="0" w:lastRowLastColumn="0"/>
                           <w:rPr>
-                            <w:rFonts w:ascii="Segoe UI" w:hAnsi="Segoe UI" w:eastAsia="Segoe UI" w:cs="Arial"/>
-                            <w:color w:val="242424"/>
-                            <w:sz w:val="22"/>
-                            <w:szCs w:val="22"/>
                             <w:lang w:val="en-US" w:eastAsia="en-US"/>
                           </w:rPr>
                         </w:pPr>
                         <w:proofErr w:type="spellStart"/>
                         <w:r>
                           <w:rPr>
-                            <w:rFonts w:ascii="Segoe UI" w:hAnsi="Segoe UI" w:eastAsia="Segoe UI" w:cs="Arial"/>
-                            <w:color w:val="242424"/>
-                            <w:sz w:val="22"/>
-                            <w:szCs w:val="22"/>
                             <w:lang w:val="en-US" w:eastAsia="en-US"/>
                           </w:rPr>
                           <w:t>Quantity_Line</w:t>
@@ -3122,10 +2473,6 @@
                 <w:sdt>
                   <w:sdtPr>
                     <w:rPr>
-                      <w:rFonts w:ascii="Segoe UI" w:hAnsi="Segoe UI" w:eastAsia="Segoe UI" w:cs="Times New Roman"/>
-                      <w:color w:val="242424"/>
-                      <w:sz w:val="22"/>
-                      <w:szCs w:val="22"/>
                       <w:lang w:val="en-US" w:eastAsia="en-US"/>
                     </w:rPr>
                     <w:alias w:val="UnitOfMeasure"/>
@@ -3141,28 +2488,18 @@
                   <w:sdtContent>
                     <w:tc>
                       <w:tcPr>
-                        <w:tcW w:w="810" w:type="dxa"/>
-                        <w:vAlign w:val="center"/>
+                        <w:tcW w:w="263" w:type="pct"/>
                       </w:tcPr>
                       <w:p>
                         <w:pPr>
-                          <w:spacing w:before="0" w:after="0"/>
-                          <w:cnfStyle w:val="000000010000" w:firstRow="0" w:lastRow="0" w:firstColumn="0" w:lastColumn="0" w:oddVBand="0" w:evenVBand="0" w:oddHBand="0" w:evenHBand="1" w:firstRowFirstColumn="0" w:firstRowLastColumn="0" w:lastRowFirstColumn="0" w:lastRowLastColumn="0"/>
+                          <w:pStyle w:val="NoSpacing"/>
                           <w:rPr>
-                            <w:rFonts w:ascii="Segoe UI" w:hAnsi="Segoe UI" w:eastAsia="Segoe UI" w:cs="Times New Roman"/>
-                            <w:color w:val="242424"/>
-                            <w:sz w:val="22"/>
-                            <w:szCs w:val="22"/>
                             <w:lang w:val="en-US" w:eastAsia="en-US"/>
                           </w:rPr>
                         </w:pPr>
                         <w:proofErr w:type="spellStart"/>
                         <w:r>
                           <w:rPr>
-                            <w:rFonts w:ascii="Segoe UI" w:hAnsi="Segoe UI" w:eastAsia="Segoe UI" w:cs="Times New Roman"/>
-                            <w:color w:val="242424"/>
-                            <w:sz w:val="22"/>
-                            <w:szCs w:val="22"/>
                             <w:lang w:val="en-US" w:eastAsia="en-US"/>
                           </w:rPr>
                           <w:t>UnitOfMeasure</w:t>
@@ -3174,29 +2511,19 @@
                 </w:sdt>
                 <w:tc>
                   <w:tcPr>
-                    <w:tcW w:w="2160" w:type="dxa"/>
-                    <w:vAlign w:val="center"/>
+                    <w:tcW w:w="700" w:type="pct"/>
                   </w:tcPr>
                   <w:p>
                     <w:pPr>
-                      <w:spacing w:before="0" w:after="0"/>
+                      <w:pStyle w:val="BCNumber"/>
                       <w:jc w:val="right"/>
-                      <w:cnfStyle w:val="000000010000" w:firstRow="0" w:lastRow="0" w:firstColumn="0" w:lastColumn="0" w:oddVBand="0" w:evenVBand="0" w:oddHBand="0" w:evenHBand="1" w:firstRowFirstColumn="0" w:firstRowLastColumn="0" w:lastRowFirstColumn="0" w:lastRowLastColumn="0"/>
                       <w:rPr>
-                        <w:rFonts w:ascii="Segoe UI" w:hAnsi="Segoe UI" w:eastAsia="Segoe UI" w:cs="Arial"/>
-                        <w:color w:val="242424"/>
-                        <w:sz w:val="22"/>
-                        <w:szCs w:val="22"/>
                         <w:lang w:val="en-US" w:eastAsia="en-US"/>
                       </w:rPr>
                     </w:pPr>
                     <w:sdt>
                       <w:sdtPr>
                         <w:rPr>
-                          <w:rFonts w:ascii="Segoe UI" w:hAnsi="Segoe UI" w:eastAsia="Segoe UI" w:cs="Times New Roman"/>
-                          <w:color w:val="242424"/>
-                          <w:sz w:val="22"/>
-                          <w:szCs w:val="22"/>
                           <w:lang w:val="en-US" w:eastAsia="en-US"/>
                         </w:rPr>
                         <w:alias w:val="UnitPrice"/>
@@ -3210,10 +2537,6 @@
                         <w:proofErr w:type="spellStart"/>
                         <w:r>
                           <w:rPr>
-                            <w:rFonts w:ascii="Segoe UI" w:hAnsi="Segoe UI" w:eastAsia="Segoe UI" w:cs="Times New Roman"/>
-                            <w:color w:val="242424"/>
-                            <w:sz w:val="22"/>
-                            <w:szCs w:val="22"/>
                             <w:lang w:val="en-US" w:eastAsia="en-US"/>
                           </w:rPr>
                           <w:t>UnitPrice</w:t>
@@ -3226,10 +2549,6 @@
                 <w:sdt>
                   <w:sdtPr>
                     <w:rPr>
-                      <w:rFonts w:ascii="Segoe UI" w:hAnsi="Segoe UI" w:eastAsia="Segoe UI" w:cs="Times New Roman"/>
-                      <w:color w:val="242424"/>
-                      <w:sz w:val="22"/>
-                      <w:szCs w:val="22"/>
                       <w:lang w:val="en-US" w:eastAsia="en-US"/>
                     </w:rPr>
                     <w:alias w:val="LineDiscountPercentText_Line"/>
@@ -3245,29 +2564,19 @@
                   <w:sdtContent>
                     <w:tc>
                       <w:tcPr>
-                        <w:tcW w:w="1530" w:type="dxa"/>
-                        <w:vAlign w:val="center"/>
+                        <w:tcW w:w="496" w:type="pct"/>
                       </w:tcPr>
                       <w:p>
                         <w:pPr>
-                          <w:spacing w:before="0" w:after="0"/>
+                          <w:pStyle w:val="BCNumber"/>
                           <w:jc w:val="right"/>
-                          <w:cnfStyle w:val="000000010000" w:firstRow="0" w:lastRow="0" w:firstColumn="0" w:lastColumn="0" w:oddVBand="0" w:evenVBand="0" w:oddHBand="0" w:evenHBand="1" w:firstRowFirstColumn="0" w:firstRowLastColumn="0" w:lastRowFirstColumn="0" w:lastRowLastColumn="0"/>
                           <w:rPr>
-                            <w:rFonts w:ascii="Segoe UI" w:hAnsi="Segoe UI" w:eastAsia="Segoe UI" w:cs="Times New Roman"/>
-                            <w:color w:val="242424"/>
-                            <w:sz w:val="22"/>
-                            <w:szCs w:val="22"/>
                             <w:lang w:val="en-US" w:eastAsia="en-US"/>
                           </w:rPr>
                         </w:pPr>
                         <w:proofErr w:type="spellStart"/>
                         <w:r>
                           <w:rPr>
-                            <w:rFonts w:ascii="Segoe UI" w:hAnsi="Segoe UI" w:eastAsia="Segoe UI" w:cs="Times New Roman"/>
-                            <w:color w:val="242424"/>
-                            <w:sz w:val="22"/>
-                            <w:szCs w:val="22"/>
                             <w:lang w:val="en-US" w:eastAsia="en-US"/>
                           </w:rPr>
                           <w:t>LineDiscountPercentText_Line</w:t>
@@ -3280,10 +2589,6 @@
                 <w:sdt>
                   <w:sdtPr>
                     <w:rPr>
-                      <w:rFonts w:ascii="Segoe UI" w:hAnsi="Segoe UI" w:eastAsia="Segoe UI" w:cs="Times New Roman"/>
-                      <w:color w:val="242424"/>
-                      <w:sz w:val="22"/>
-                      <w:szCs w:val="22"/>
                       <w:lang w:val="en-US" w:eastAsia="en-US"/>
                     </w:rPr>
                     <w:alias w:val="VATPct_Line"/>
@@ -3296,29 +2601,19 @@
                   <w:sdtContent>
                     <w:tc>
                       <w:tcPr>
-                        <w:tcW w:w="900" w:type="dxa"/>
-                        <w:vAlign w:val="center"/>
+                        <w:tcW w:w="292" w:type="pct"/>
                       </w:tcPr>
                       <w:p>
                         <w:pPr>
-                          <w:spacing w:before="0" w:after="0"/>
+                          <w:pStyle w:val="BCNumber"/>
                           <w:jc w:val="right"/>
-                          <w:cnfStyle w:val="000000010000" w:firstRow="0" w:lastRow="0" w:firstColumn="0" w:lastColumn="0" w:oddVBand="0" w:evenVBand="0" w:oddHBand="0" w:evenHBand="1" w:firstRowFirstColumn="0" w:firstRowLastColumn="0" w:lastRowFirstColumn="0" w:lastRowLastColumn="0"/>
                           <w:rPr>
-                            <w:rFonts w:ascii="Segoe UI" w:hAnsi="Segoe UI" w:eastAsia="Segoe UI" w:cs="Times New Roman"/>
-                            <w:color w:val="242424"/>
-                            <w:sz w:val="22"/>
-                            <w:szCs w:val="22"/>
                             <w:lang w:val="en-US" w:eastAsia="en-US"/>
                           </w:rPr>
                         </w:pPr>
                         <w:proofErr w:type="spellStart"/>
                         <w:r>
                           <w:rPr>
-                            <w:rFonts w:ascii="Segoe UI" w:hAnsi="Segoe UI" w:eastAsia="Segoe UI" w:cs="Times New Roman"/>
-                            <w:color w:val="242424"/>
-                            <w:sz w:val="22"/>
-                            <w:szCs w:val="22"/>
                             <w:lang w:val="en-US" w:eastAsia="en-US"/>
                           </w:rPr>
                           <w:t>VATPct_Line</w:t>
@@ -3330,29 +2625,19 @@
                 </w:sdt>
                 <w:tc>
                   <w:tcPr>
-                    <w:tcW w:w="2646" w:type="dxa"/>
-                    <w:vAlign w:val="center"/>
+                    <w:tcW w:w="858" w:type="pct"/>
                   </w:tcPr>
                   <w:p>
                     <w:pPr>
-                      <w:spacing w:before="0" w:after="0"/>
+                      <w:pStyle w:val="BCNumber"/>
                       <w:jc w:val="right"/>
-                      <w:cnfStyle w:val="000000010000" w:firstRow="0" w:lastRow="0" w:firstColumn="0" w:lastColumn="0" w:oddVBand="0" w:evenVBand="0" w:oddHBand="0" w:evenHBand="1" w:firstRowFirstColumn="0" w:firstRowLastColumn="0" w:lastRowFirstColumn="0" w:lastRowLastColumn="0"/>
                       <w:rPr>
-                        <w:rFonts w:ascii="Segoe UI" w:hAnsi="Segoe UI" w:eastAsia="Segoe UI" w:cs="Arial"/>
-                        <w:color w:val="242424"/>
-                        <w:sz w:val="22"/>
-                        <w:szCs w:val="22"/>
                         <w:lang w:val="en-US" w:eastAsia="en-US"/>
                       </w:rPr>
                     </w:pPr>
                     <w:sdt>
                       <w:sdtPr>
                         <w:rPr>
-                          <w:rFonts w:ascii="Segoe UI" w:hAnsi="Segoe UI" w:eastAsia="Segoe UI" w:cs="Times New Roman"/>
-                          <w:color w:val="242424"/>
-                          <w:sz w:val="22"/>
-                          <w:szCs w:val="22"/>
                           <w:lang w:val="en-US" w:eastAsia="en-US"/>
                         </w:rPr>
                         <w:alias w:val="LineAmount_Line"/>
@@ -3366,10 +2651,6 @@
                         <w:proofErr w:type="spellStart"/>
                         <w:r>
                           <w:rPr>
-                            <w:rFonts w:ascii="Segoe UI" w:hAnsi="Segoe UI" w:eastAsia="Segoe UI" w:cs="Times New Roman"/>
-                            <w:color w:val="242424"/>
-                            <w:sz w:val="22"/>
-                            <w:szCs w:val="22"/>
                             <w:lang w:val="en-US" w:eastAsia="en-US"/>
                           </w:rPr>
                           <w:t>LineAmount_Line</w:t>
@@ -3379,10 +2660,6 @@
                     </w:sdt>
                     <w:r>
                       <w:rPr>
-                        <w:rFonts w:ascii="Segoe UI" w:hAnsi="Segoe UI" w:eastAsia="Segoe UI" w:cs="Times New Roman"/>
-                        <w:color w:val="242424"/>
-                        <w:sz w:val="22"/>
-                        <w:szCs w:val="22"/>
                         <w:lang w:val="en-US" w:eastAsia="en-US"/>
                       </w:rPr>
                       <w:t> </w:t>
@@ -3402,17 +2679,134 @@
     </w:p>
     <w:tbl>
       <w:tblPr>
-        <w:tblStyle w:val="CLSequoiatablestyle02111"/>
-        <w:tblW w:w="15422" w:type="dxa"/>
-        <w:tblLook w:val="06C0" w:firstRow="0" w:lastRow="1" w:firstColumn="1" w:lastColumn="0" w:noHBand="1" w:noVBand="1"/>
-        <w:tblCaption w:val="Detailed Totals Block"/>
+        <w:tblStyle w:val="BCTotalsTable"/>
+        <w:tblW w:w="5000" w:type="pct"/>
+        <w:tblLook w:val="0640" w:firstRow="0" w:lastRow="1" w:firstColumn="0" w:lastColumn="0" w:noHBand="1" w:noVBand="1"/>
+        <w:tblCaption w:val="Table 4"/>
+        <w:tblDescription w:val="Document totals."/>
       </w:tblPr>
       <w:tblGrid>
-        <w:gridCol w:w="8866"/>
-        <w:gridCol w:w="766"/>
+        <w:gridCol w:w="8867"/>
+        <w:gridCol w:w="632"/>
+        <w:gridCol w:w="133"/>
         <w:gridCol w:w="774"/>
-        <w:gridCol w:w="5016"/>
+        <w:gridCol w:w="5020"/>
       </w:tblGrid>
+      <w:sdt>
+        <w:sdtPr>
+          <w:rPr>
+            <w:lang w:val="en-US" w:eastAsia="en-US"/>
+            <w14:numSpacing w14:val="tabular"/>
+          </w:rPr>
+          <w:alias w:val="#Nav: /Header/ReportTotalsLine"/>
+          <w:tag w:val="#Nav: Standard_Sales_Invoice/1306"/>
+          <w:id w:val="1981810996"/>
+          <w15:dataBinding w:prefixMappings="xmlns:ns0='urn:microsoft-dynamics-nav/reports/Standard_Sales_Invoice/1306/' " w:xpath="/ns0:NavWordReportXmlPart[1]/ns0:Header[1]/ns0:ReportTotalsLine" w:storeItemID="{5EED72C4-6E20-4EF6-BC49-CAD9A90E9C17}"/>
+          <w15:repeatingSection/>
+        </w:sdtPr>
+        <w:sdtContent>
+          <w:sdt>
+            <w:sdtPr>
+              <w:rPr>
+                <w:lang w:val="en-US" w:eastAsia="en-US"/>
+                <w14:numSpacing w14:val="tabular"/>
+              </w:rPr>
+              <w:id w:val="768507247"/>
+              <w:placeholder>
+                <w:docPart w:val="394AE5423BC448BAB9D1D86C5ADAF851"/>
+              </w:placeholder>
+              <w15:repeatingSectionItem/>
+            </w:sdtPr>
+            <w:sdtContent>
+              <w:tr>
+                <w:trPr>
+                  <w:trHeight w:val="246"/>
+                </w:trPr>
+                <w:tc>
+                  <w:tcPr>
+                    <w:tcW w:w="3079" w:type="pct"/>
+                    <w:gridSpan w:val="2"/>
+                  </w:tcPr>
+                  <w:p>
+                    <w:pPr>
+                      <w:pStyle w:val="BCLabel"/>
+                      <w:spacing w:before="120" w:after="120"/>
+                      <w:rPr>
+                        <w:lang w:val="en-US" w:eastAsia="en-US"/>
+                      </w:rPr>
+                    </w:pPr>
+                    <w:sdt>
+                      <w:sdtPr>
+                        <w:rPr>
+                          <w:lang w:val="en-US" w:eastAsia="en-US"/>
+                        </w:rPr>
+                        <w:alias w:val="#Nav: /Header/ReportTotalsLine/Description_ReportTotalsLine"/>
+                        <w:tag w:val="#Nav: Standard_Sales_Invoice/1306"/>
+                        <w:id w:val="1468313313"/>
+                        <w:placeholder>
+                          <w:docPart w:val="9B5C986CB4294DFE844701504F4B4EEC"/>
+                        </w:placeholder>
+                        <w:dataBinding w:prefixMappings="xmlns:ns0='urn:microsoft-dynamics-nav/reports/Standard_Sales_Invoice/1306/'" w:xpath="/ns0:NavWordReportXmlPart[1]/ns0:Header[1]/ns0:ReportTotalsLine[1]/ns0:Description_ReportTotalsLine[1]" w:storeItemID="{5EED72C4-6E20-4EF6-BC49-CAD9A90E9C17}"/>
+                        <w:text/>
+                      </w:sdtPr>
+                      <w:sdtContent>
+                        <w:proofErr w:type="spellStart"/>
+                        <w:r>
+                          <w:rPr>
+                            <w:lang w:val="en-US" w:eastAsia="en-US"/>
+                          </w:rPr>
+                          <w:t>Description_ReportTotalsLine</w:t>
+                        </w:r>
+                        <w:proofErr w:type="spellEnd"/>
+                      </w:sdtContent>
+                    </w:sdt>
+                  </w:p>
+                </w:tc>
+                <w:sdt>
+                  <w:sdtPr>
+                    <w:rPr>
+                      <w:lang w:val="en-US" w:eastAsia="en-US"/>
+                    </w:rPr>
+                    <w:alias w:val="#Nav: /Header/ReportTotalsLine/Amount_ReportTotalsLine"/>
+                    <w:tag w:val="#Nav: Standard_Sales_Invoice/1306"/>
+                    <w:id w:val="1520812946"/>
+                    <w:placeholder>
+                      <w:docPart w:val="9B5C986CB4294DFE844701504F4B4EEC"/>
+                    </w:placeholder>
+                    <w:dataBinding w:prefixMappings="xmlns:ns0='urn:microsoft-dynamics-nav/reports/Standard_Sales_Invoice/1306/'" w:xpath="/ns0:NavWordReportXmlPart[1]/ns0:Header[1]/ns0:ReportTotalsLine[1]/ns0:Amount_ReportTotalsLine[1]" w:storeItemID="{5EED72C4-6E20-4EF6-BC49-CAD9A90E9C17}"/>
+                    <w:text/>
+                  </w:sdtPr>
+                  <w:sdtContent>
+                    <w:tc>
+                      <w:tcPr>
+                        <w:tcW w:w="1921" w:type="pct"/>
+                        <w:gridSpan w:val="3"/>
+                      </w:tcPr>
+                      <w:p>
+                        <w:pPr>
+                          <w:pStyle w:val="BCLabelNumber"/>
+                          <w:jc w:val="right"/>
+                          <w:rPr>
+                            <w:lang w:val="en-US" w:eastAsia="en-US"/>
+                          </w:rPr>
+                        </w:pPr>
+                        <w:proofErr w:type="spellStart"/>
+                        <w:r>
+                          <w:rPr>
+                            <w:lang w:val="en-US" w:eastAsia="en-US"/>
+                          </w:rPr>
+                          <w:t>Amount_ReportTotalsLine</w:t>
+                        </w:r>
+                        <w:proofErr w:type="spellEnd"/>
+                      </w:p>
+                    </w:tc>
+                  </w:sdtContent>
+                </w:sdt>
+              </w:tr>
+            </w:sdtContent>
+          </w:sdt>
+        </w:sdtContent>
+      </w:sdt>
       <w:tr>
         <w:trPr>
           <w:trHeight w:val="490"/>
@@ -3420,310 +2814,6 @@
         <w:sdt>
           <w:sdtPr>
             <w:rPr>
-              <w:rFonts w:ascii="Segoe UI" w:hAnsi="Segoe UI" w:eastAsia="Times New Roman" w:cs="Times New Roman"/>
-              <w:bCs w:val="0"/>
-              <w:color w:val="242424"/>
-              <w:sz w:val="22"/>
-              <w:szCs w:val="22"/>
-              <w:lang w:val="en-US" w:eastAsia="en-US"/>
-            </w:rPr>
-            <w:alias w:val="Description_ReportTotalsLine"/>
-            <w:tag w:val="#BC:InsertDataItem,DataItems/Header/ReportTotalsLine/Description_ReportTotalsLine"/>
-            <w:id w:val="-1943062638"/>
-            <w:placeholder>
-              <w:docPart w:val="DefaultPlaceholder_-1854013440"/>
-            </w:placeholder>
-            <w15:color w:val="808080"/>
-            <w:text/>
-            <w:dataBinding w:prefixMappings="xmlns:ns0='urn:microsoft-dynamics-nav/reports/Standard_Sales_Invoice/1306/'" w:xpath="/ns0:NavWordReportXmlPart[1]/ns0:Header[1]/ns0:ReportTotalsLine[1]/ns0:Description_ReportTotalsLine[1]"/>
-          </w:sdtPr>
-          <w:sdtContent>
-            <w:tc>
-              <w:tcPr>
-                <w:cnfStyle w:val="001000000000" w:firstRow="0" w:lastRow="0" w:firstColumn="1" w:lastColumn="0" w:oddVBand="0" w:evenVBand="0" w:oddHBand="0" w:evenHBand="0" w:firstRowFirstColumn="0" w:firstRowLastColumn="0" w:lastRowFirstColumn="0" w:lastRowLastColumn="0"/>
-                <w:tcW w:w="8866" w:type="dxa"/>
-                <w:vAlign w:val="center"/>
-              </w:tcPr>
-              <w:p>
-                <w:pPr>
-                  <w:spacing w:line="240" w:lineRule="exact"/>
-                  <w:rPr>
-                    <w:rFonts w:ascii="Segoe UI" w:hAnsi="Segoe UI" w:eastAsia="Times New Roman" w:cs="Times New Roman"/>
-                    <w:bCs w:val="0"/>
-                    <w:color w:val="242424"/>
-                    <w:sz w:val="22"/>
-                    <w:szCs w:val="22"/>
-                    <w:lang w:val="en-US" w:eastAsia="en-US"/>
-                  </w:rPr>
-                </w:pPr>
-                <w:proofErr w:type="spellStart"/>
-                <w:r>
-                  <w:rPr>
-                    <w:rFonts w:ascii="Segoe UI" w:hAnsi="Segoe UI" w:eastAsia="Times New Roman" w:cs="Times New Roman"/>
-                    <w:bCs w:val="0"/>
-                    <w:color w:val="242424"/>
-                    <w:sz w:val="22"/>
-                    <w:szCs w:val="22"/>
-                    <w:lang w:val="en-US" w:eastAsia="en-US"/>
-                  </w:rPr>
-                  <w:t>Description_ReportTotalsLine</w:t>
-                </w:r>
-                <w:proofErr w:type="spellEnd"/>
-              </w:p>
-            </w:tc>
-          </w:sdtContent>
-        </w:sdt>
-        <w:tc>
-          <w:tcPr>
-            <w:tcW w:w="766" w:type="dxa"/>
-            <w:vAlign w:val="center"/>
-          </w:tcPr>
-          <w:p>
-            <w:pPr>
-              <w:spacing w:line="240" w:lineRule="exact"/>
-              <w:cnfStyle w:val="000000000000" w:firstRow="0" w:lastRow="0" w:firstColumn="0" w:lastColumn="0" w:oddVBand="0" w:evenVBand="0" w:oddHBand="0" w:evenHBand="0" w:firstRowFirstColumn="0" w:firstRowLastColumn="0" w:lastRowFirstColumn="0" w:lastRowLastColumn="0"/>
-              <w:rPr>
-                <w:rFonts w:ascii="Segoe UI" w:hAnsi="Segoe UI" w:eastAsia="Segoe UI" w:cs="Arial"/>
-                <w:color w:val="242424"/>
-                <w:sz w:val="22"/>
-                <w:szCs w:val="22"/>
-                <w:lang w:val="en-US" w:eastAsia="en-US"/>
-              </w:rPr>
-            </w:pPr>
-          </w:p>
-        </w:tc>
-        <w:tc>
-          <w:tcPr>
-            <w:tcW w:w="774" w:type="dxa"/>
-            <w:vAlign w:val="center"/>
-          </w:tcPr>
-          <w:p>
-            <w:pPr>
-              <w:spacing w:line="240" w:lineRule="exact"/>
-              <w:cnfStyle w:val="000000000000" w:firstRow="0" w:lastRow="0" w:firstColumn="0" w:lastColumn="0" w:oddVBand="0" w:evenVBand="0" w:oddHBand="0" w:evenHBand="0" w:firstRowFirstColumn="0" w:firstRowLastColumn="0" w:lastRowFirstColumn="0" w:lastRowLastColumn="0"/>
-              <w:rPr>
-                <w:rFonts w:ascii="Segoe UI" w:hAnsi="Segoe UI" w:eastAsia="Segoe UI" w:cs="Arial"/>
-                <w:color w:val="242424"/>
-                <w:sz w:val="22"/>
-                <w:szCs w:val="22"/>
-                <w:lang w:val="en-US" w:eastAsia="en-US"/>
-              </w:rPr>
-            </w:pPr>
-          </w:p>
-        </w:tc>
-        <w:sdt>
-          <w:sdtPr>
-            <w:rPr>
-              <w:rFonts w:ascii="Segoe UI" w:hAnsi="Segoe UI" w:eastAsia="Segoe UI" w:cs="Arial"/>
-              <w:color w:val="242424"/>
-              <w:sz w:val="22"/>
-              <w:szCs w:val="22"/>
-              <w:lang w:val="en-US" w:eastAsia="en-US"/>
-            </w:rPr>
-            <w:alias w:val="Amount_ReportTotalsLine"/>
-            <w:tag w:val="#BC:InsertDataItem,DataItems/Header/ReportTotalsLine/Amount_ReportTotalsLine"/>
-            <w:id w:val="-1610813809"/>
-            <w:placeholder>
-              <w:docPart w:val="DefaultPlaceholder_-1854013440"/>
-            </w:placeholder>
-            <w15:color w:val="808080"/>
-            <w:text/>
-            <w:dataBinding w:prefixMappings="xmlns:ns0='urn:microsoft-dynamics-nav/reports/Standard_Sales_Invoice/1306/'" w:xpath="/ns0:NavWordReportXmlPart[1]/ns0:Header[1]/ns0:ReportTotalsLine[1]/ns0:Amount_ReportTotalsLine[1]"/>
-          </w:sdtPr>
-          <w:sdtContent>
-            <w:tc>
-              <w:tcPr>
-                <w:tcW w:w="5016" w:type="dxa"/>
-                <w:vAlign w:val="center"/>
-              </w:tcPr>
-              <w:p>
-                <w:pPr>
-                  <w:spacing w:line="240" w:lineRule="exact"/>
-                  <w:jc w:val="right"/>
-                  <w:cnfStyle w:val="000000000000" w:firstRow="0" w:lastRow="0" w:firstColumn="0" w:lastColumn="0" w:oddVBand="0" w:evenVBand="0" w:oddHBand="0" w:evenHBand="0" w:firstRowFirstColumn="0" w:firstRowLastColumn="0" w:lastRowFirstColumn="0" w:lastRowLastColumn="0"/>
-                  <w:rPr>
-                    <w:rFonts w:ascii="Segoe UI" w:hAnsi="Segoe UI" w:eastAsia="Segoe UI" w:cs="Arial"/>
-                    <w:color w:val="242424"/>
-                    <w:sz w:val="22"/>
-                    <w:szCs w:val="22"/>
-                    <w:lang w:val="en-US" w:eastAsia="en-US"/>
-                  </w:rPr>
-                </w:pPr>
-                <w:proofErr w:type="spellStart"/>
-                <w:r>
-                  <w:rPr>
-                    <w:rFonts w:ascii="Segoe UI" w:hAnsi="Segoe UI" w:eastAsia="Segoe UI" w:cs="Arial"/>
-                    <w:color w:val="242424"/>
-                    <w:sz w:val="22"/>
-                    <w:szCs w:val="22"/>
-                    <w:lang w:val="en-US" w:eastAsia="en-US"/>
-                  </w:rPr>
-                  <w:t>Amount_ReportTotalsLine</w:t>
-                </w:r>
-                <w:proofErr w:type="spellEnd"/>
-              </w:p>
-            </w:tc>
-          </w:sdtContent>
-        </w:sdt>
-      </w:tr>
-      <w:tr>
-        <w:trPr>
-          <w:trHeight w:val="490"/>
-        </w:trPr>
-        <w:tc>
-          <w:tcPr>
-            <w:cnfStyle w:val="001000000000" w:firstRow="0" w:lastRow="0" w:firstColumn="1" w:lastColumn="0" w:oddVBand="0" w:evenVBand="0" w:oddHBand="0" w:evenHBand="0" w:firstRowFirstColumn="0" w:firstRowLastColumn="0" w:lastRowFirstColumn="0" w:lastRowLastColumn="0"/>
-            <w:tcW w:w="8866" w:type="dxa"/>
-            <w:vAlign w:val="center"/>
-          </w:tcPr>
-          <w:sdt>
-            <w:sdtPr>
-              <w:rPr>
-                <w:rFonts w:ascii="Segoe UI" w:hAnsi="Segoe UI" w:eastAsia="Times New Roman" w:cs="Times New Roman"/>
-                <w:bCs w:val="0"/>
-                <w:color w:val="242424"/>
-                <w:sz w:val="22"/>
-                <w:szCs w:val="22"/>
-                <w:lang w:val="en-US" w:eastAsia="en-US"/>
-              </w:rPr>
-              <w:alias w:val="TotalVATAmountText"/>
-              <w:tag w:val="#BC:InsertDataItem,DataItems/Header/Totals/TotalVATAmountText"/>
-              <w:id w:val="-220755055"/>
-              <w:dataBinding w:prefixMappings="xmlns:ns0='urn:microsoft-dynamics-nav/reports/Standard_Sales_Invoice/1306/'" w:xpath="/ns0:NavWordReportXmlPart[1]/ns0:Header[1]/ns0:Totals[1]/ns0:TotalVATAmountText[1]" w:storeItemID="{00000000-0000-0000-0000-000000000000}"/>
-              <w15:color w:val="808080"/>
-              <w:text/>
-            </w:sdtPr>
-            <w:sdtContent>
-              <w:p>
-                <w:pPr>
-                  <w:spacing w:line="240" w:lineRule="exact"/>
-                  <w:rPr>
-                    <w:rFonts w:ascii="Segoe UI" w:hAnsi="Segoe UI" w:eastAsia="Times New Roman" w:cs="Times New Roman"/>
-                    <w:bCs w:val="0"/>
-                    <w:color w:val="242424"/>
-                    <w:sz w:val="22"/>
-                    <w:szCs w:val="22"/>
-                    <w:lang w:val="en-US" w:eastAsia="en-US"/>
-                  </w:rPr>
-                </w:pPr>
-                <w:proofErr w:type="spellStart"/>
-                <w:r>
-                  <w:rPr>
-                    <w:rFonts w:ascii="Segoe UI" w:hAnsi="Segoe UI" w:eastAsia="Times New Roman" w:cs="Times New Roman"/>
-                    <w:bCs w:val="0"/>
-                    <w:color w:val="242424"/>
-                    <w:sz w:val="22"/>
-                    <w:szCs w:val="22"/>
-                    <w:lang w:val="en-US" w:eastAsia="en-US"/>
-                  </w:rPr>
-                  <w:t>TotalVATAmountText</w:t>
-                </w:r>
-                <w:proofErr w:type="spellEnd"/>
-              </w:p>
-            </w:sdtContent>
-          </w:sdt>
-        </w:tc>
-        <w:tc>
-          <w:tcPr>
-            <w:tcW w:w="766" w:type="dxa"/>
-            <w:vAlign w:val="center"/>
-          </w:tcPr>
-          <w:p>
-            <w:pPr>
-              <w:spacing w:line="240" w:lineRule="exact"/>
-              <w:cnfStyle w:val="000000000000" w:firstRow="0" w:lastRow="0" w:firstColumn="0" w:lastColumn="0" w:oddVBand="0" w:evenVBand="0" w:oddHBand="0" w:evenHBand="0" w:firstRowFirstColumn="0" w:firstRowLastColumn="0" w:lastRowFirstColumn="0" w:lastRowLastColumn="0"/>
-              <w:rPr>
-                <w:rFonts w:ascii="Segoe UI" w:hAnsi="Segoe UI" w:eastAsia="Segoe UI" w:cs="Arial"/>
-                <w:color w:val="242424"/>
-                <w:sz w:val="22"/>
-                <w:szCs w:val="22"/>
-                <w:lang w:val="en-US" w:eastAsia="en-US"/>
-              </w:rPr>
-            </w:pPr>
-          </w:p>
-        </w:tc>
-        <w:tc>
-          <w:tcPr>
-            <w:tcW w:w="774" w:type="dxa"/>
-            <w:vAlign w:val="center"/>
-          </w:tcPr>
-          <w:p>
-            <w:pPr>
-              <w:spacing w:line="240" w:lineRule="exact"/>
-              <w:cnfStyle w:val="000000000000" w:firstRow="0" w:lastRow="0" w:firstColumn="0" w:lastColumn="0" w:oddVBand="0" w:evenVBand="0" w:oddHBand="0" w:evenHBand="0" w:firstRowFirstColumn="0" w:firstRowLastColumn="0" w:lastRowFirstColumn="0" w:lastRowLastColumn="0"/>
-              <w:rPr>
-                <w:rFonts w:ascii="Segoe UI" w:hAnsi="Segoe UI" w:eastAsia="Segoe UI" w:cs="Arial"/>
-                <w:color w:val="242424"/>
-                <w:sz w:val="22"/>
-                <w:szCs w:val="22"/>
-                <w:lang w:val="en-US" w:eastAsia="en-US"/>
-              </w:rPr>
-            </w:pPr>
-          </w:p>
-        </w:tc>
-        <w:sdt>
-          <w:sdtPr>
-            <w:rPr>
-              <w:rFonts w:ascii="Segoe UI" w:hAnsi="Segoe UI" w:eastAsia="Segoe UI" w:cs="Arial"/>
-              <w:color w:val="242424"/>
-              <w:sz w:val="22"/>
-              <w:szCs w:val="22"/>
-              <w:lang w:val="en-US" w:eastAsia="en-US"/>
-            </w:rPr>
-            <w:alias w:val="TotalVATAmount"/>
-            <w:tag w:val="#BC:InsertDataItem,DataItems/Header/Totals/TotalVATAmount"/>
-            <w:id w:val="-975757790"/>
-            <w:dataBinding w:prefixMappings="xmlns:ns0='urn:microsoft-dynamics-nav/reports/Standard_Sales_Invoice/1306/'" w:xpath="/ns0:NavWordReportXmlPart[1]/ns0:Header[1]/ns0:Totals[1]/ns0:TotalVATAmount[1]" w:storeItemID="{00000000-0000-0000-0000-000000000000}"/>
-            <w15:color w:val="808080"/>
-            <w:text/>
-          </w:sdtPr>
-          <w:sdtContent>
-            <w:tc>
-              <w:tcPr>
-                <w:tcW w:w="5016" w:type="dxa"/>
-                <w:vAlign w:val="center"/>
-              </w:tcPr>
-              <w:p>
-                <w:pPr>
-                  <w:spacing w:line="240" w:lineRule="exact"/>
-                  <w:jc w:val="right"/>
-                  <w:cnfStyle w:val="000000000000" w:firstRow="0" w:lastRow="0" w:firstColumn="0" w:lastColumn="0" w:oddVBand="0" w:evenVBand="0" w:oddHBand="0" w:evenHBand="0" w:firstRowFirstColumn="0" w:firstRowLastColumn="0" w:lastRowFirstColumn="0" w:lastRowLastColumn="0"/>
-                  <w:rPr>
-                    <w:rFonts w:ascii="Segoe UI" w:hAnsi="Segoe UI" w:eastAsia="Segoe UI" w:cs="Arial"/>
-                    <w:color w:val="242424"/>
-                    <w:sz w:val="22"/>
-                    <w:szCs w:val="22"/>
-                    <w:lang w:val="en-US" w:eastAsia="en-US"/>
-                  </w:rPr>
-                </w:pPr>
-                <w:proofErr w:type="spellStart"/>
-                <w:r>
-                  <w:rPr>
-                    <w:rFonts w:ascii="Segoe UI" w:hAnsi="Segoe UI" w:eastAsia="Segoe UI" w:cs="Arial"/>
-                    <w:color w:val="242424"/>
-                    <w:sz w:val="22"/>
-                    <w:szCs w:val="22"/>
-                    <w:lang w:val="en-US" w:eastAsia="en-US"/>
-                  </w:rPr>
-                  <w:t>TotalVATAmount</w:t>
-                </w:r>
-                <w:proofErr w:type="spellEnd"/>
-              </w:p>
-            </w:tc>
-          </w:sdtContent>
-        </w:sdt>
-      </w:tr>
-      <w:tr>
-        <w:trPr>
-          <w:trHeight w:val="490"/>
-        </w:trPr>
-        <w:sdt>
-          <w:sdtPr>
-            <w:rPr>
-              <w:rFonts w:ascii="Segoe UI" w:hAnsi="Segoe UI" w:eastAsia="Times New Roman" w:cs="Times New Roman"/>
-              <w:color w:val="242424"/>
-              <w:sz w:val="22"/>
-              <w:szCs w:val="22"/>
               <w:lang w:val="en-US" w:eastAsia="en-US"/>
             </w:rPr>
             <w:alias w:val="TotalCO2e_Lbl"/>
@@ -3732,37 +2822,24 @@
             <w:placeholder>
               <w:docPart w:val="DefaultPlaceholder_-1854013440"/>
             </w:placeholder>
+            <w:dataBinding w:prefixMappings="xmlns:ns0='urn:microsoft-dynamics-nav/reports/Standard_Sales_Invoice/1306/'" w:xpath="/ns0:NavWordReportXmlPart[1]/ns0:Header[1]/ns0:TotalCO2e_Lbl[1]" w:storeItemID="{00000000-0000-0000-0000-000000000000}"/>
             <w15:color w:val="808080"/>
             <w:text/>
-            <w:dataBinding w:prefixMappings="xmlns:ns0='urn:microsoft-dynamics-nav/reports/Standard_Sales_Invoice/1306/'" w:xpath="/ns0:NavWordReportXmlPart[1]/ns0:Header[1]/ns0:TotalCO2e_Lbl[1]"/>
           </w:sdtPr>
           <w:sdtContent>
             <w:tc>
               <w:tcPr>
-                <w:cnfStyle w:val="001000000000" w:firstRow="0" w:lastRow="0" w:firstColumn="1" w:lastColumn="0" w:oddVBand="0" w:evenVBand="0" w:oddHBand="0" w:evenHBand="0" w:firstRowFirstColumn="0" w:firstRowLastColumn="0" w:lastRowFirstColumn="0" w:lastRowLastColumn="0"/>
-                <w:tcW w:w="8866" w:type="dxa"/>
-                <w:tcBorders>
-                  <w:bottom w:val="single" w:color="auto" w:sz="4" w:space="0"/>
-                </w:tcBorders>
-                <w:vAlign w:val="center"/>
+                <w:tcW w:w="2874" w:type="pct"/>
               </w:tcPr>
               <w:p>
                 <w:pPr>
-                  <w:spacing w:line="240" w:lineRule="exact"/>
+                  <w:pStyle w:val="NoSpacing"/>
                   <w:rPr>
-                    <w:rFonts w:ascii="Segoe UI" w:hAnsi="Segoe UI" w:eastAsia="Times New Roman" w:cs="Times New Roman"/>
-                    <w:color w:val="242424"/>
-                    <w:sz w:val="22"/>
-                    <w:szCs w:val="22"/>
                     <w:lang w:val="en-US" w:eastAsia="en-US"/>
                   </w:rPr>
                 </w:pPr>
                 <w:r>
                   <w:rPr>
-                    <w:rFonts w:ascii="Segoe UI" w:hAnsi="Segoe UI" w:eastAsia="Times New Roman" w:cs="Times New Roman"/>
-                    <w:color w:val="242424"/>
-                    <w:sz w:val="22"/>
-                    <w:szCs w:val="22"/>
                     <w:lang w:val="en-US" w:eastAsia="en-US"/>
                   </w:rPr>
                   <w:t>TotalCO2e_Lbl</w:t>
@@ -3773,21 +2850,13 @@
         </w:sdt>
         <w:tc>
           <w:tcPr>
-            <w:tcW w:w="766" w:type="dxa"/>
-            <w:tcBorders>
-              <w:bottom w:val="single" w:color="auto" w:sz="4" w:space="0"/>
-            </w:tcBorders>
-            <w:vAlign w:val="center"/>
+            <w:tcW w:w="248" w:type="pct"/>
+            <w:gridSpan w:val="2"/>
           </w:tcPr>
           <w:p>
             <w:pPr>
-              <w:spacing w:line="240" w:lineRule="exact"/>
-              <w:cnfStyle w:val="000000000000" w:firstRow="0" w:lastRow="0" w:firstColumn="0" w:lastColumn="0" w:oddVBand="0" w:evenVBand="0" w:oddHBand="0" w:evenHBand="0" w:firstRowFirstColumn="0" w:firstRowLastColumn="0" w:lastRowFirstColumn="0" w:lastRowLastColumn="0"/>
+              <w:pStyle w:val="NoSpacing"/>
               <w:rPr>
-                <w:rFonts w:ascii="Segoe UI" w:hAnsi="Segoe UI" w:eastAsia="Segoe UI" w:cs="Arial"/>
-                <w:color w:val="242424"/>
-                <w:sz w:val="22"/>
-                <w:szCs w:val="22"/>
                 <w:lang w:val="en-US" w:eastAsia="en-US"/>
               </w:rPr>
             </w:pPr>
@@ -3795,21 +2864,12 @@
         </w:tc>
         <w:tc>
           <w:tcPr>
-            <w:tcW w:w="774" w:type="dxa"/>
-            <w:tcBorders>
-              <w:bottom w:val="single" w:color="auto" w:sz="4" w:space="0"/>
-            </w:tcBorders>
-            <w:vAlign w:val="center"/>
+            <w:tcW w:w="251" w:type="pct"/>
           </w:tcPr>
           <w:p>
             <w:pPr>
-              <w:spacing w:line="240" w:lineRule="exact"/>
-              <w:cnfStyle w:val="000000000000" w:firstRow="0" w:lastRow="0" w:firstColumn="0" w:lastColumn="0" w:oddVBand="0" w:evenVBand="0" w:oddHBand="0" w:evenHBand="0" w:firstRowFirstColumn="0" w:firstRowLastColumn="0" w:lastRowFirstColumn="0" w:lastRowLastColumn="0"/>
+              <w:pStyle w:val="NoSpacing"/>
               <w:rPr>
-                <w:rFonts w:ascii="Segoe UI" w:hAnsi="Segoe UI" w:eastAsia="Segoe UI" w:cs="Arial"/>
-                <w:color w:val="242424"/>
-                <w:sz w:val="22"/>
-                <w:szCs w:val="22"/>
                 <w:lang w:val="en-US" w:eastAsia="en-US"/>
               </w:rPr>
             </w:pPr>
@@ -3818,10 +2878,6 @@
         <w:sdt>
           <w:sdtPr>
             <w:rPr>
-              <w:rFonts w:ascii="Segoe UI" w:hAnsi="Segoe UI" w:eastAsia="Segoe UI" w:cs="Arial"/>
-              <w:color w:val="242424"/>
-              <w:sz w:val="22"/>
-              <w:szCs w:val="22"/>
               <w:lang w:val="en-US" w:eastAsia="en-US"/>
             </w:rPr>
             <w:alias w:val="TotalCO2e"/>
@@ -3830,38 +2886,25 @@
             <w:placeholder>
               <w:docPart w:val="DefaultPlaceholder_-1854013440"/>
             </w:placeholder>
+            <w:dataBinding w:prefixMappings="xmlns:ns0='urn:microsoft-dynamics-nav/reports/Standard_Sales_Invoice/1306/'" w:xpath="/ns0:NavWordReportXmlPart[1]/ns0:Header[1]/ns0:Totals[1]/ns0:TotalCO2e[1]" w:storeItemID="{00000000-0000-0000-0000-000000000000}"/>
             <w15:color w:val="808080"/>
             <w:text/>
-            <w:dataBinding w:prefixMappings="xmlns:ns0='urn:microsoft-dynamics-nav/reports/Standard_Sales_Invoice/1306/'" w:xpath="/ns0:NavWordReportXmlPart[1]/ns0:Header[1]/ns0:Totals[1]/ns0:TotalCO2e[1]"/>
           </w:sdtPr>
           <w:sdtContent>
             <w:tc>
               <w:tcPr>
-                <w:tcW w:w="5016" w:type="dxa"/>
-                <w:tcBorders>
-                  <w:bottom w:val="single" w:color="auto" w:sz="4" w:space="0"/>
-                </w:tcBorders>
-                <w:vAlign w:val="center"/>
+                <w:tcW w:w="1627" w:type="pct"/>
               </w:tcPr>
               <w:p>
                 <w:pPr>
-                  <w:spacing w:line="240" w:lineRule="exact"/>
+                  <w:pStyle w:val="BCNumber"/>
                   <w:jc w:val="right"/>
-                  <w:cnfStyle w:val="000000000000" w:firstRow="0" w:lastRow="0" w:firstColumn="0" w:lastColumn="0" w:oddVBand="0" w:evenVBand="0" w:oddHBand="0" w:evenHBand="0" w:firstRowFirstColumn="0" w:firstRowLastColumn="0" w:lastRowFirstColumn="0" w:lastRowLastColumn="0"/>
                   <w:rPr>
-                    <w:rFonts w:ascii="Segoe UI" w:hAnsi="Segoe UI" w:eastAsia="Segoe UI" w:cs="Arial"/>
-                    <w:color w:val="242424"/>
-                    <w:sz w:val="22"/>
-                    <w:szCs w:val="22"/>
                     <w:lang w:val="en-US" w:eastAsia="en-US"/>
                   </w:rPr>
                 </w:pPr>
                 <w:r>
                   <w:rPr>
-                    <w:rFonts w:ascii="Segoe UI" w:hAnsi="Segoe UI" w:eastAsia="Segoe UI" w:cs="Arial"/>
-                    <w:color w:val="242424"/>
-                    <w:sz w:val="22"/>
-                    <w:szCs w:val="22"/>
                     <w:lang w:val="en-US" w:eastAsia="en-US"/>
                   </w:rPr>
                   <w:t>TotalCO2e</w:t>
@@ -3873,26 +2916,16 @@
       </w:tr>
       <w:tr>
         <w:trPr>
+          <w:cnfStyle w:val="010000000000" w:firstRow="0" w:lastRow="1" w:firstColumn="0" w:lastColumn="0" w:oddVBand="0" w:evenVBand="0" w:oddHBand="0" w:evenHBand="0" w:firstRowFirstColumn="0" w:firstRowLastColumn="0" w:lastRowFirstColumn="0" w:lastRowLastColumn="0"/>
           <w:trHeight w:val="490"/>
         </w:trPr>
         <w:tc>
           <w:tcPr>
-            <w:cnfStyle w:val="001000000000" w:firstRow="0" w:lastRow="0" w:firstColumn="1" w:lastColumn="0" w:oddVBand="0" w:evenVBand="0" w:oddHBand="0" w:evenHBand="0" w:firstRowFirstColumn="0" w:firstRowLastColumn="0" w:lastRowFirstColumn="0" w:lastRowLastColumn="0"/>
-            <w:tcW w:w="8866" w:type="dxa"/>
-            <w:tcBorders>
-              <w:top w:val="single" w:color="auto" w:sz="4" w:space="0"/>
-              <w:bottom w:val="single" w:color="auto" w:sz="8" w:space="0"/>
-            </w:tcBorders>
-            <w:vAlign w:val="center"/>
+            <w:tcW w:w="2874" w:type="pct"/>
           </w:tcPr>
           <w:sdt>
             <w:sdtPr>
               <w:rPr>
-                <w:rFonts w:ascii="Segoe UI" w:hAnsi="Segoe UI" w:eastAsia="Times New Roman" w:cs="Segoe UI"/>
-                <w:b/>
-                <w:bCs w:val="0"/>
-                <w:sz w:val="22"/>
-                <w:szCs w:val="22"/>
                 <w:lang w:val="en-US" w:eastAsia="en-US"/>
               </w:rPr>
               <w:alias w:val="TotalIncludingVATText"/>
@@ -3905,25 +2938,15 @@
             <w:sdtContent>
               <w:p>
                 <w:pPr>
-                  <w:pStyle w:val="Heading2"/>
-                  <w:spacing w:before="120" w:after="120" w:line="240" w:lineRule="exact"/>
+                  <w:pStyle w:val="BCLabel"/>
+                  <w:spacing w:before="120" w:after="120"/>
                   <w:rPr>
-                    <w:rFonts w:ascii="Segoe UI" w:hAnsi="Segoe UI" w:eastAsia="Times New Roman" w:cs="Segoe UI"/>
-                    <w:b/>
-                    <w:bCs w:val="0"/>
-                    <w:sz w:val="22"/>
-                    <w:szCs w:val="22"/>
                     <w:lang w:val="en-US" w:eastAsia="en-US"/>
                   </w:rPr>
                 </w:pPr>
                 <w:proofErr w:type="spellStart"/>
                 <w:r>
                   <w:rPr>
-                    <w:rFonts w:ascii="Segoe UI" w:hAnsi="Segoe UI" w:eastAsia="Times New Roman" w:cs="Segoe UI"/>
-                    <w:b/>
-                    <w:bCs w:val="0"/>
-                    <w:sz w:val="22"/>
-                    <w:szCs w:val="22"/>
                     <w:lang w:val="en-US" w:eastAsia="en-US"/>
                   </w:rPr>
                   <w:t>TotalIncludingVATText</w:t>
@@ -3935,23 +2958,14 @@
         </w:tc>
         <w:tc>
           <w:tcPr>
-            <w:tcW w:w="766" w:type="dxa"/>
-            <w:tcBorders>
-              <w:top w:val="single" w:color="auto" w:sz="4" w:space="0"/>
-              <w:bottom w:val="single" w:color="auto" w:sz="8" w:space="0"/>
-            </w:tcBorders>
-            <w:vAlign w:val="center"/>
+            <w:tcW w:w="248" w:type="pct"/>
+            <w:gridSpan w:val="2"/>
           </w:tcPr>
           <w:p>
             <w:pPr>
-              <w:pStyle w:val="Heading2"/>
-              <w:spacing w:before="120" w:after="120" w:line="240" w:lineRule="exact"/>
-              <w:cnfStyle w:val="000000000000" w:firstRow="0" w:lastRow="0" w:firstColumn="0" w:lastColumn="0" w:oddVBand="0" w:evenVBand="0" w:oddHBand="0" w:evenHBand="0" w:firstRowFirstColumn="0" w:firstRowLastColumn="0" w:lastRowFirstColumn="0" w:lastRowLastColumn="0"/>
+              <w:pStyle w:val="BCLabel"/>
+              <w:spacing w:before="120" w:after="120"/>
               <w:rPr>
-                <w:rFonts w:ascii="Segoe UI" w:hAnsi="Segoe UI" w:eastAsia="Times New Roman" w:cs="Segoe UI"/>
-                <w:b/>
-                <w:sz w:val="22"/>
-                <w:szCs w:val="22"/>
                 <w:lang w:val="en-US" w:eastAsia="en-US"/>
               </w:rPr>
             </w:pPr>
@@ -3959,23 +2973,13 @@
         </w:tc>
         <w:tc>
           <w:tcPr>
-            <w:tcW w:w="774" w:type="dxa"/>
-            <w:tcBorders>
-              <w:top w:val="single" w:color="auto" w:sz="4" w:space="0"/>
-              <w:bottom w:val="single" w:color="auto" w:sz="8" w:space="0"/>
-            </w:tcBorders>
-            <w:vAlign w:val="center"/>
+            <w:tcW w:w="251" w:type="pct"/>
           </w:tcPr>
           <w:p>
             <w:pPr>
-              <w:pStyle w:val="Heading2"/>
-              <w:spacing w:before="120" w:after="120" w:line="240" w:lineRule="exact"/>
-              <w:cnfStyle w:val="000000000000" w:firstRow="0" w:lastRow="0" w:firstColumn="0" w:lastColumn="0" w:oddVBand="0" w:evenVBand="0" w:oddHBand="0" w:evenHBand="0" w:firstRowFirstColumn="0" w:firstRowLastColumn="0" w:lastRowFirstColumn="0" w:lastRowLastColumn="0"/>
+              <w:pStyle w:val="BCLabel"/>
+              <w:spacing w:before="120" w:after="120"/>
               <w:rPr>
-                <w:rFonts w:ascii="Segoe UI" w:hAnsi="Segoe UI" w:eastAsia="Times New Roman" w:cs="Segoe UI"/>
-                <w:b/>
-                <w:sz w:val="22"/>
-                <w:szCs w:val="22"/>
                 <w:lang w:val="en-US" w:eastAsia="en-US"/>
               </w:rPr>
             </w:pPr>
@@ -3983,33 +2987,19 @@
         </w:tc>
         <w:tc>
           <w:tcPr>
-            <w:tcW w:w="5016" w:type="dxa"/>
-            <w:tcBorders>
-              <w:top w:val="single" w:color="auto" w:sz="4" w:space="0"/>
-              <w:bottom w:val="single" w:color="auto" w:sz="8" w:space="0"/>
-            </w:tcBorders>
-            <w:vAlign w:val="center"/>
+            <w:tcW w:w="1627" w:type="pct"/>
           </w:tcPr>
           <w:p>
             <w:pPr>
-              <w:pStyle w:val="Heading2"/>
-              <w:spacing w:before="120" w:after="120" w:line="240" w:lineRule="exact"/>
+              <w:pStyle w:val="BCLabelNumber"/>
+              <w:spacing w:before="120" w:after="120"/>
               <w:jc w:val="right"/>
-              <w:cnfStyle w:val="000000000000" w:firstRow="0" w:lastRow="0" w:firstColumn="0" w:lastColumn="0" w:oddVBand="0" w:evenVBand="0" w:oddHBand="0" w:evenHBand="0" w:firstRowFirstColumn="0" w:firstRowLastColumn="0" w:lastRowFirstColumn="0" w:lastRowLastColumn="0"/>
               <w:rPr>
-                <w:rFonts w:ascii="Segoe UI" w:hAnsi="Segoe UI" w:eastAsia="Times New Roman" w:cs="Segoe UI"/>
-                <w:b/>
-                <w:sz w:val="22"/>
-                <w:szCs w:val="22"/>
                 <w:lang w:val="en-US" w:eastAsia="en-US"/>
               </w:rPr>
             </w:pPr>
             <w:r>
               <w:rPr>
-                <w:rFonts w:ascii="Segoe UI" w:hAnsi="Segoe UI" w:eastAsia="Times New Roman" w:cs="Segoe UI"/>
-                <w:b/>
-                <w:sz w:val="22"/>
-                <w:szCs w:val="22"/>
                 <w:lang w:val="en-US" w:eastAsia="en-US"/>
               </w:rPr>
               <w:t> </w:t>
@@ -4018,10 +3008,6 @@
             <w:sdt>
               <w:sdtPr>
                 <w:rPr>
-                  <w:rFonts w:ascii="Segoe UI" w:hAnsi="Segoe UI" w:eastAsia="Times New Roman" w:cs="Segoe UI"/>
-                  <w:b/>
-                  <w:sz w:val="22"/>
-                  <w:szCs w:val="22"/>
                   <w:lang w:val="en-US" w:eastAsia="en-US"/>
                 </w:rPr>
                 <w:alias w:val="TotalAmountIncludingVAT"/>
@@ -4034,10 +3020,6 @@
               <w:sdtContent>
                 <w:r>
                   <w:rPr>
-                    <w:rFonts w:ascii="Segoe UI" w:hAnsi="Segoe UI" w:eastAsia="Times New Roman" w:cs="Segoe UI"/>
-                    <w:b/>
-                    <w:sz w:val="22"/>
-                    <w:szCs w:val="22"/>
                     <w:lang w:val="en-US" w:eastAsia="en-US"/>
                   </w:rPr>
                   <w:t>TotalAmountIncludingVAT</w:t>
@@ -4048,20 +3030,27 @@
           </w:p>
         </w:tc>
       </w:tr>
+    </w:tbl>
+    <w:p/>
+    <w:tbl>
+      <w:tblPr>
+        <w:tblStyle w:val="BCTotalsTable"/>
+        <w:tblW w:w="5000" w:type="pct"/>
+        <w:tblLook w:val="0640" w:firstRow="0" w:lastRow="1" w:firstColumn="0" w:lastColumn="0" w:noHBand="1" w:noVBand="1"/>
+        <w:tblCaption w:val="Table 4"/>
+        <w:tblDescription w:val="Document totals."/>
+      </w:tblPr>
+      <w:tblGrid>
+        <w:gridCol w:w="4788"/>
+        <w:gridCol w:w="7059"/>
+        <w:gridCol w:w="3579"/>
+      </w:tblGrid>
       <w:tr>
         <w:trPr>
-          <w:trHeight w:val="490"/>
+          <w:trHeight w:val="517"/>
         </w:trPr>
         <w:sdt>
           <w:sdtPr>
-            <w:rPr>
-              <w:rFonts w:ascii="Segoe UI" w:hAnsi="Segoe UI" w:eastAsia="Segoe UI" w:cs="Times New Roman"/>
-              <w:bCs w:val="0"/>
-              <w:color w:val="242424"/>
-              <w:sz w:val="22"/>
-              <w:szCs w:val="22"/>
-              <w:lang w:val="en-US" w:eastAsia="en-US"/>
-            </w:rPr>
             <w:alias w:val="VATClause_Lbl"/>
             <w:tag w:val="#BC:InsertDataItem,DataItems/Header/VATClause_Lbl"/>
             <w:id w:val="-314872257"/>
@@ -4072,137 +3061,55 @@
           <w:sdtContent>
             <w:tc>
               <w:tcPr>
-                <w:cnfStyle w:val="001000000000" w:firstRow="0" w:lastRow="0" w:firstColumn="1" w:lastColumn="0" w:oddVBand="0" w:evenVBand="0" w:oddHBand="0" w:evenHBand="0" w:firstRowFirstColumn="0" w:firstRowLastColumn="0" w:lastRowFirstColumn="0" w:lastRowLastColumn="0"/>
-                <w:tcW w:w="8866" w:type="dxa"/>
-                <w:tcBorders>
-                  <w:top w:val="single" w:color="auto" w:sz="8" w:space="0"/>
-                </w:tcBorders>
-                <w:vAlign w:val="center"/>
+                <w:tcW w:w="1552" w:type="pct"/>
               </w:tcPr>
               <w:p>
                 <w:pPr>
-                  <w:spacing w:line="240" w:lineRule="exact"/>
+                  <w:pStyle w:val="NoSpacing"/>
                   <w:textAlignment w:val="baseline"/>
-                  <w:rPr>
-                    <w:rFonts w:ascii="Segoe UI" w:hAnsi="Segoe UI" w:eastAsia="Segoe UI" w:cs="Times New Roman"/>
-                    <w:bCs w:val="0"/>
-                    <w:color w:val="242424"/>
-                    <w:sz w:val="22"/>
-                    <w:szCs w:val="22"/>
-                    <w:lang w:val="en-US" w:eastAsia="en-US"/>
-                  </w:rPr>
                 </w:pPr>
-                <w:proofErr w:type="spellStart"/>
                 <w:r>
-                  <w:rPr>
-                    <w:rFonts w:ascii="Segoe UI" w:hAnsi="Segoe UI" w:eastAsia="Segoe UI" w:cs="Times New Roman"/>
-                    <w:bCs w:val="0"/>
-                    <w:color w:val="242424"/>
-                    <w:sz w:val="22"/>
-                    <w:szCs w:val="22"/>
-                    <w:lang w:val="en-US" w:eastAsia="en-US"/>
-                  </w:rPr>
                   <w:t>VATClause_Lbl</w:t>
                 </w:r>
-                <w:proofErr w:type="spellEnd"/>
               </w:p>
             </w:tc>
           </w:sdtContent>
         </w:sdt>
         <w:tc>
           <w:tcPr>
-            <w:tcW w:w="766" w:type="dxa"/>
-            <w:tcBorders>
-              <w:top w:val="single" w:color="auto" w:sz="8" w:space="0"/>
-            </w:tcBorders>
-            <w:vAlign w:val="center"/>
+            <w:tcW w:w="2288" w:type="pct"/>
           </w:tcPr>
           <w:p>
             <w:pPr>
-              <w:spacing w:line="240" w:lineRule="exact"/>
-              <w:cnfStyle w:val="000000000000" w:firstRow="0" w:lastRow="0" w:firstColumn="0" w:lastColumn="0" w:oddVBand="0" w:evenVBand="0" w:oddHBand="0" w:evenHBand="0" w:firstRowFirstColumn="0" w:firstRowLastColumn="0" w:lastRowFirstColumn="0" w:lastRowLastColumn="0"/>
+              <w:pStyle w:val="NoSpacing"/>
               <w:rPr>
-                <w:rFonts w:ascii="Segoe UI" w:hAnsi="Segoe UI" w:eastAsia="Segoe UI" w:cs="Arial"/>
-                <w:color w:val="242424"/>
-                <w:sz w:val="22"/>
-                <w:szCs w:val="22"/>
-                <w:lang w:val="en-US" w:eastAsia="en-US"/>
-              </w:rPr>
-            </w:pPr>
-          </w:p>
-        </w:tc>
-        <w:tc>
-          <w:tcPr>
-            <w:tcW w:w="774" w:type="dxa"/>
-            <w:tcBorders>
-              <w:top w:val="single" w:color="auto" w:sz="8" w:space="0"/>
-            </w:tcBorders>
-            <w:vAlign w:val="center"/>
-          </w:tcPr>
-          <w:p>
-            <w:pPr>
-              <w:spacing w:line="240" w:lineRule="exact"/>
-              <w:cnfStyle w:val="000000000000" w:firstRow="0" w:lastRow="0" w:firstColumn="0" w:lastColumn="0" w:oddVBand="0" w:evenVBand="0" w:oddHBand="0" w:evenHBand="0" w:firstRowFirstColumn="0" w:firstRowLastColumn="0" w:lastRowFirstColumn="0" w:lastRowLastColumn="0"/>
-              <w:rPr>
-                <w:rFonts w:ascii="Segoe UI" w:hAnsi="Segoe UI" w:eastAsia="Segoe UI" w:cs="Arial"/>
-                <w:color w:val="242424"/>
-                <w:sz w:val="22"/>
-                <w:szCs w:val="22"/>
-                <w:lang w:val="en-US" w:eastAsia="en-US"/>
+                <w:lang w:eastAsia="en-US"/>
               </w:rPr>
             </w:pPr>
           </w:p>
         </w:tc>
         <w:sdt>
           <w:sdtPr>
-            <w:rPr>
-              <w:rFonts w:ascii="Segoe UI" w:hAnsi="Segoe UI" w:eastAsia="Times New Roman" w:cs="Segoe UI"/>
-              <w:color w:val="242424"/>
-              <w:sz w:val="22"/>
-              <w:szCs w:val="22"/>
-              <w:lang w:val="en-US" w:eastAsia="en-US"/>
-            </w:rPr>
-            <w:alias w:val="VATIdentifier_VATClauseLine"/>
-            <w:tag w:val="#BC:InsertDataItem,DataItems/Header/VATClauseLine/VATIdentifier_VATClauseLine"/>
-            <w:id w:val="-301775843"/>
-            <w:dataBinding w:prefixMappings="xmlns:ns0='urn:microsoft-dynamics-nav/reports/Standard_Sales_Invoice/1306/'" w:xpath="/ns0:NavWordReportXmlPart[1]/ns0:Header[1]/ns0:VATClauseLine[1]/ns0:VATIdentifier_VATClauseLine[1]" w:storeItemID="{00000000-0000-0000-0000-000000000000}"/>
+            <w:alias w:val="RemainingAmountText"/>
+            <w:tag w:val="#BC:InsertDataItem,DataItems/Header/RemainingAmountText"/>
+            <w:id w:val="1780221101"/>
+            <w:dataBinding w:prefixMappings="xmlns:ns0='urn:microsoft-dynamics-nav/reports/Standard_Sales_Invoice/1306/'" w:xpath="/ns0:NavWordReportXmlPart[1]/ns0:Header[1]/ns0:RemainingAmountText[1]" w:storeItemID="{00000000-0000-0000-0000-000000000000}"/>
             <w15:color w:val="808080"/>
             <w:text/>
           </w:sdtPr>
           <w:sdtContent>
             <w:tc>
               <w:tcPr>
-                <w:tcW w:w="5016" w:type="dxa"/>
-                <w:tcBorders>
-                  <w:top w:val="single" w:color="auto" w:sz="8" w:space="0"/>
-                </w:tcBorders>
-                <w:vAlign w:val="center"/>
+                <w:tcW w:w="1160" w:type="pct"/>
               </w:tcPr>
               <w:p>
                 <w:pPr>
-                  <w:spacing w:line="240" w:lineRule="exact"/>
+                  <w:pStyle w:val="BCNumber"/>
                   <w:jc w:val="right"/>
-                  <w:cnfStyle w:val="000000000000" w:firstRow="0" w:lastRow="0" w:firstColumn="0" w:lastColumn="0" w:oddVBand="0" w:evenVBand="0" w:oddHBand="0" w:evenHBand="0" w:firstRowFirstColumn="0" w:firstRowLastColumn="0" w:lastRowFirstColumn="0" w:lastRowLastColumn="0"/>
-                  <w:rPr>
-                    <w:rFonts w:ascii="Segoe UI" w:hAnsi="Segoe UI" w:eastAsia="Times New Roman" w:cs="Segoe UI"/>
-                    <w:color w:val="242424"/>
-                    <w:sz w:val="22"/>
-                    <w:szCs w:val="22"/>
-                    <w:lang w:val="en-US" w:eastAsia="en-US"/>
-                  </w:rPr>
                 </w:pPr>
-                <w:proofErr w:type="spellStart"/>
                 <w:r>
-                  <w:rPr>
-                    <w:rFonts w:ascii="Segoe UI" w:hAnsi="Segoe UI" w:eastAsia="Times New Roman" w:cs="Segoe UI"/>
-                    <w:color w:val="242424"/>
-                    <w:sz w:val="22"/>
-                    <w:szCs w:val="22"/>
-                    <w:lang w:val="en-US" w:eastAsia="en-US"/>
-                  </w:rPr>
-                  <w:t>VATIdentifier_VATClauseLine</w:t>
+                  <w:t>RemainingAmountText</w:t>
                 </w:r>
-                <w:proofErr w:type="spellEnd"/>
               </w:p>
             </w:tc>
           </w:sdtContent>
@@ -4210,18 +3117,10 @@
       </w:tr>
       <w:tr>
         <w:trPr>
-          <w:trHeight w:val="80"/>
+          <w:trHeight w:val="517"/>
         </w:trPr>
         <w:sdt>
           <w:sdtPr>
-            <w:rPr>
-              <w:rFonts w:ascii="Segoe UI" w:hAnsi="Segoe UI" w:eastAsia="Segoe UI" w:cs="Times New Roman"/>
-              <w:bCs w:val="0"/>
-              <w:color w:val="242424"/>
-              <w:sz w:val="22"/>
-              <w:szCs w:val="22"/>
-              <w:lang w:val="en-US" w:eastAsia="en-US"/>
-            </w:rPr>
             <w:alias w:val="VATIdentifier_Lbl"/>
             <w:tag w:val="#BC:InsertDataItem,DataItems/Header/VATIdentifier_Lbl"/>
             <w:id w:val="175238053"/>
@@ -4232,90 +3131,89 @@
           <w:sdtContent>
             <w:tc>
               <w:tcPr>
-                <w:cnfStyle w:val="001000000000" w:firstRow="0" w:lastRow="0" w:firstColumn="1" w:lastColumn="0" w:oddVBand="0" w:evenVBand="0" w:oddHBand="0" w:evenHBand="0" w:firstRowFirstColumn="0" w:firstRowLastColumn="0" w:lastRowFirstColumn="0" w:lastRowLastColumn="0"/>
-                <w:tcW w:w="8866" w:type="dxa"/>
-                <w:vAlign w:val="center"/>
+                <w:tcW w:w="1552" w:type="pct"/>
               </w:tcPr>
               <w:p>
                 <w:pPr>
-                  <w:spacing w:line="240" w:lineRule="exact"/>
+                  <w:pStyle w:val="NoSpacing"/>
                   <w:textAlignment w:val="baseline"/>
+                </w:pPr>
+                <w:r>
+                  <w:t>VATIdentifier_Lbl</w:t>
+                </w:r>
+              </w:p>
+            </w:tc>
+          </w:sdtContent>
+        </w:sdt>
+        <w:tc>
+          <w:tcPr>
+            <w:tcW w:w="2288" w:type="pct"/>
+          </w:tcPr>
+          <w:p>
+            <w:pPr>
+              <w:pStyle w:val="NoSpacing"/>
+              <w:rPr>
+                <w:lang w:eastAsia="en-US"/>
+              </w:rPr>
+            </w:pPr>
+          </w:p>
+        </w:tc>
+        <w:tc>
+          <w:tcPr>
+            <w:tcW w:w="1160" w:type="pct"/>
+          </w:tcPr>
+          <w:p>
+            <w:pPr>
+              <w:pStyle w:val="BCNumber"/>
+              <w:jc w:val="right"/>
+            </w:pPr>
+          </w:p>
+        </w:tc>
+      </w:tr>
+      <w:tr>
+        <w:trPr>
+          <w:cnfStyle w:val="010000000000" w:firstRow="0" w:lastRow="1" w:firstColumn="0" w:lastColumn="0" w:oddVBand="0" w:evenVBand="0" w:oddHBand="0" w:evenHBand="0" w:firstRowFirstColumn="0" w:firstRowLastColumn="0" w:lastRowFirstColumn="0" w:lastRowLastColumn="0"/>
+          <w:trHeight w:val="517"/>
+        </w:trPr>
+        <w:tc>
+          <w:tcPr>
+            <w:tcW w:w="1552" w:type="pct"/>
+          </w:tcPr>
+          <w:sdt>
+            <w:sdtPr>
+              <w:rPr>
+                <w:lang w:val="en-US" w:eastAsia="en-US"/>
+              </w:rPr>
+              <w:alias w:val="VATIdentifier_VATClauseLine"/>
+              <w:tag w:val="#BC:InsertDataItem,DataItems/Header/VATClauseLine/VATIdentifier_VATClauseLine"/>
+              <w:id w:val="-301775843"/>
+              <w:dataBinding w:prefixMappings="xmlns:ns0='urn:microsoft-dynamics-nav/reports/Standard_Sales_Invoice/1306/'" w:xpath="/ns0:NavWordReportXmlPart[1]/ns0:Header[1]/ns0:VATClauseLine[1]/ns0:VATIdentifier_VATClauseLine[1]" w:storeItemID="{00000000-0000-0000-0000-000000000000}"/>
+              <w15:color w:val="808080"/>
+              <w:text/>
+            </w:sdtPr>
+            <w:sdtContent>
+              <w:p>
+                <w:pPr>
+                  <w:pStyle w:val="BCLabel"/>
+                  <w:spacing w:after="160"/>
                   <w:rPr>
-                    <w:rFonts w:ascii="Segoe UI" w:hAnsi="Segoe UI" w:eastAsia="Segoe UI" w:cs="Times New Roman"/>
-                    <w:bCs w:val="0"/>
-                    <w:color w:val="242424"/>
-                    <w:sz w:val="22"/>
-                    <w:szCs w:val="22"/>
                     <w:lang w:val="en-US" w:eastAsia="en-US"/>
                   </w:rPr>
                 </w:pPr>
                 <w:proofErr w:type="spellStart"/>
                 <w:r>
                   <w:rPr>
-                    <w:rFonts w:ascii="Segoe UI" w:hAnsi="Segoe UI" w:eastAsia="Segoe UI" w:cs="Times New Roman"/>
-                    <w:bCs w:val="0"/>
-                    <w:color w:val="242424"/>
-                    <w:sz w:val="22"/>
-                    <w:szCs w:val="22"/>
                     <w:lang w:val="en-US" w:eastAsia="en-US"/>
                   </w:rPr>
-                  <w:t>VATIdentifier_Lbl</w:t>
+                  <w:t>VATIdentifier_VATClauseLine</w:t>
                 </w:r>
                 <w:proofErr w:type="spellEnd"/>
               </w:p>
-            </w:tc>
-          </w:sdtContent>
-        </w:sdt>
-        <w:tc>
-          <w:tcPr>
-            <w:tcW w:w="766" w:type="dxa"/>
-            <w:vAlign w:val="center"/>
-          </w:tcPr>
-          <w:p>
-            <w:pPr>
-              <w:spacing w:line="240" w:lineRule="exact"/>
-              <w:cnfStyle w:val="000000000000" w:firstRow="0" w:lastRow="0" w:firstColumn="0" w:lastColumn="0" w:oddVBand="0" w:evenVBand="0" w:oddHBand="0" w:evenHBand="0" w:firstRowFirstColumn="0" w:firstRowLastColumn="0" w:lastRowFirstColumn="0" w:lastRowLastColumn="0"/>
-              <w:rPr>
-                <w:rFonts w:ascii="Segoe UI" w:hAnsi="Segoe UI" w:eastAsia="Segoe UI" w:cs="Arial"/>
-                <w:bCs/>
-                <w:color w:val="242424"/>
-                <w:sz w:val="22"/>
-                <w:szCs w:val="22"/>
-                <w:lang w:val="en-US" w:eastAsia="en-US"/>
-              </w:rPr>
-            </w:pPr>
-          </w:p>
-        </w:tc>
-        <w:tc>
-          <w:tcPr>
-            <w:tcW w:w="774" w:type="dxa"/>
-            <w:vAlign w:val="center"/>
-          </w:tcPr>
-          <w:p>
-            <w:pPr>
-              <w:spacing w:line="240" w:lineRule="exact"/>
-              <w:cnfStyle w:val="000000000000" w:firstRow="0" w:lastRow="0" w:firstColumn="0" w:lastColumn="0" w:oddVBand="0" w:evenVBand="0" w:oddHBand="0" w:evenHBand="0" w:firstRowFirstColumn="0" w:firstRowLastColumn="0" w:lastRowFirstColumn="0" w:lastRowLastColumn="0"/>
-              <w:rPr>
-                <w:rFonts w:ascii="Segoe UI" w:hAnsi="Segoe UI" w:eastAsia="Segoe UI" w:cs="Arial"/>
-                <w:bCs/>
-                <w:color w:val="242424"/>
-                <w:sz w:val="22"/>
-                <w:szCs w:val="22"/>
-                <w:lang w:val="en-US" w:eastAsia="en-US"/>
-              </w:rPr>
-            </w:pPr>
-          </w:p>
+            </w:sdtContent>
+          </w:sdt>
         </w:tc>
         <w:sdt>
           <w:sdtPr>
-            <w:rPr>
-              <w:rFonts w:ascii="Segoe UI" w:hAnsi="Segoe UI" w:eastAsia="Times New Roman" w:cs="Segoe UI"/>
-              <w:bCs/>
-              <w:color w:val="242424"/>
-              <w:sz w:val="22"/>
-              <w:szCs w:val="22"/>
-              <w:lang w:val="en-US" w:eastAsia="en-US"/>
-            </w:rPr>
             <w:alias w:val="Description_VATClauseLine"/>
             <w:tag w:val="#BC:InsertDataItem,DataItems/Header/VATClauseLine/Description_VATClauseLine"/>
             <w:id w:val="941799959"/>
@@ -4326,244 +3224,83 @@
           <w:sdtContent>
             <w:tc>
               <w:tcPr>
-                <w:tcW w:w="5016" w:type="dxa"/>
-                <w:vAlign w:val="center"/>
+                <w:tcW w:w="2288" w:type="pct"/>
               </w:tcPr>
               <w:p>
                 <w:pPr>
-                  <w:spacing w:line="240" w:lineRule="exact"/>
-                  <w:jc w:val="right"/>
-                  <w:cnfStyle w:val="000000000000" w:firstRow="0" w:lastRow="0" w:firstColumn="0" w:lastColumn="0" w:oddVBand="0" w:evenVBand="0" w:oddHBand="0" w:evenHBand="0" w:firstRowFirstColumn="0" w:firstRowLastColumn="0" w:lastRowFirstColumn="0" w:lastRowLastColumn="0"/>
+                  <w:pStyle w:val="BCLabel"/>
                   <w:rPr>
-                    <w:rFonts w:ascii="Segoe UI" w:hAnsi="Segoe UI" w:eastAsia="Times New Roman" w:cs="Segoe UI"/>
-                    <w:bCs/>
-                    <w:color w:val="242424"/>
-                    <w:sz w:val="22"/>
-                    <w:szCs w:val="22"/>
-                    <w:lang w:val="en-US" w:eastAsia="en-US"/>
+                    <w:lang w:eastAsia="en-US"/>
                   </w:rPr>
                 </w:pPr>
-                <w:proofErr w:type="spellStart"/>
                 <w:r>
-                  <w:rPr>
-                    <w:rFonts w:ascii="Segoe UI" w:hAnsi="Segoe UI" w:eastAsia="Times New Roman" w:cs="Segoe UI"/>
-                    <w:bCs/>
-                    <w:color w:val="242424"/>
-                    <w:sz w:val="22"/>
-                    <w:szCs w:val="22"/>
-                    <w:lang w:val="en-US" w:eastAsia="en-US"/>
-                  </w:rPr>
                   <w:t>Description_VATClauseLine</w:t>
                 </w:r>
-                <w:proofErr w:type="spellEnd"/>
-              </w:p>
-            </w:tc>
-          </w:sdtContent>
-        </w:sdt>
-      </w:tr>
-      <w:tr>
-        <w:trPr>
-          <w:cnfStyle w:val="010000000000" w:firstRow="0" w:lastRow="1" w:firstColumn="0" w:lastColumn="0" w:oddVBand="0" w:evenVBand="0" w:oddHBand="0" w:evenHBand="0" w:firstRowFirstColumn="0" w:firstRowLastColumn="0" w:lastRowFirstColumn="0" w:lastRowLastColumn="0"/>
-          <w:trHeight w:val="490"/>
-        </w:trPr>
-        <w:sdt>
-          <w:sdtPr>
-            <w:rPr>
-              <w:rFonts w:eastAsia="Segoe UI" w:cs="Times New Roman"/>
-              <w:b w:val="0"/>
-              <w:bCs w:val="0"/>
-              <w:color w:val="242424"/>
-              <w:sz w:val="22"/>
-              <w:szCs w:val="22"/>
-              <w:lang w:val="en-US" w:eastAsia="en-US"/>
-            </w:rPr>
-            <w:alias w:val="RemainingAmountText"/>
-            <w:tag w:val="#BC:InsertDataItem,DataItems/Header/RemainingAmountText"/>
-            <w:id w:val="1780221101"/>
-            <w:dataBinding w:prefixMappings="xmlns:ns0='urn:microsoft-dynamics-nav/reports/Standard_Sales_Invoice/1306/'" w:xpath="/ns0:NavWordReportXmlPart[1]/ns0:Header[1]/ns0:RemainingAmountText[1]" w:storeItemID="{00000000-0000-0000-0000-000000000000}"/>
-            <w15:color w:val="808080"/>
-            <w:text/>
-          </w:sdtPr>
-          <w:sdtContent>
-            <w:tc>
-              <w:tcPr>
-                <w:cnfStyle w:val="001000000000" w:firstRow="0" w:lastRow="0" w:firstColumn="1" w:lastColumn="0" w:oddVBand="0" w:evenVBand="0" w:oddHBand="0" w:evenHBand="0" w:firstRowFirstColumn="0" w:firstRowLastColumn="0" w:lastRowFirstColumn="0" w:lastRowLastColumn="0"/>
-                <w:tcW w:w="8866" w:type="dxa"/>
-                <w:tcBorders>
-                  <w:top w:val="none" w:color="auto" w:sz="0" w:space="0"/>
-                  <w:bottom w:val="none" w:color="auto" w:sz="0" w:space="0"/>
-                </w:tcBorders>
-                <w:vAlign w:val="center"/>
-              </w:tcPr>
-              <w:p>
-                <w:pPr>
-                  <w:spacing w:line="240" w:lineRule="exact"/>
-                  <w:textAlignment w:val="baseline"/>
-                  <w:rPr>
-                    <w:rFonts w:eastAsia="Segoe UI" w:cs="Times New Roman"/>
-                    <w:b w:val="0"/>
-                    <w:bCs w:val="0"/>
-                    <w:color w:val="242424"/>
-                    <w:sz w:val="22"/>
-                    <w:szCs w:val="22"/>
-                    <w:lang w:val="en-US" w:eastAsia="en-US"/>
-                  </w:rPr>
-                </w:pPr>
-                <w:proofErr w:type="spellStart"/>
-                <w:r>
-                  <w:rPr>
-                    <w:rFonts w:eastAsia="Segoe UI" w:cs="Times New Roman"/>
-                    <w:b w:val="0"/>
-                    <w:bCs w:val="0"/>
-                    <w:color w:val="242424"/>
-                    <w:sz w:val="22"/>
-                    <w:szCs w:val="22"/>
-                    <w:lang w:val="en-US" w:eastAsia="en-US"/>
-                  </w:rPr>
-                  <w:t>RemainingAmountText</w:t>
-                </w:r>
-                <w:proofErr w:type="spellEnd"/>
               </w:p>
             </w:tc>
           </w:sdtContent>
         </w:sdt>
         <w:tc>
           <w:tcPr>
-            <w:tcW w:w="766" w:type="dxa"/>
-            <w:tcBorders>
-              <w:top w:val="none" w:color="auto" w:sz="0" w:space="0"/>
-              <w:bottom w:val="none" w:color="auto" w:sz="0" w:space="0"/>
-            </w:tcBorders>
-            <w:vAlign w:val="center"/>
+            <w:tcW w:w="1160" w:type="pct"/>
           </w:tcPr>
+          <w:sdt>
+            <w:sdtPr>
+              <w:alias w:val="#Nav: /Header/VATClauseLine/VATAmount_VATClauseLine"/>
+              <w:tag w:val="#Nav: Standard_Sales_Invoice/1306"/>
+              <w:id w:val="-1432200154"/>
+              <w:placeholder>
+                <w:docPart w:val="F457A4C098104916BB7C1E629EEACE4B"/>
+              </w:placeholder>
+              <w:dataBinding w:prefixMappings="xmlns:ns0='urn:microsoft-dynamics-nav/reports/Standard_Sales_Invoice/1306/'" w:xpath="/ns0:NavWordReportXmlPart[1]/ns0:Header[1]/ns0:VATClauseLine[1]/ns0:VATAmount_VATClauseLine[1]" w:storeItemID="{5EED72C4-6E20-4EF6-BC49-CAD9A90E9C17}"/>
+              <w:text/>
+            </w:sdtPr>
+            <w:sdtContent>
+              <w:p>
+                <w:pPr>
+                  <w:pStyle w:val="BCLabelNumber"/>
+                  <w:jc w:val="right"/>
+                </w:pPr>
+                <w:r>
+                  <w:t>VATAmount_VATClauseLine</w:t>
+                </w:r>
+              </w:p>
+            </w:sdtContent>
+          </w:sdt>
           <w:p>
             <w:pPr>
-              <w:spacing w:line="240" w:lineRule="exact"/>
-              <w:cnfStyle w:val="010000000000" w:firstRow="0" w:lastRow="1" w:firstColumn="0" w:lastColumn="0" w:oddVBand="0" w:evenVBand="0" w:oddHBand="0" w:evenHBand="0" w:firstRowFirstColumn="0" w:firstRowLastColumn="0" w:lastRowFirstColumn="0" w:lastRowLastColumn="0"/>
-              <w:rPr>
-                <w:rFonts w:eastAsia="Segoe UI" w:cs="Arial"/>
-                <w:b w:val="0"/>
-                <w:bCs w:val="0"/>
-                <w:color w:val="242424"/>
-                <w:sz w:val="22"/>
-                <w:szCs w:val="22"/>
-                <w:lang w:val="en-US" w:eastAsia="en-US"/>
-              </w:rPr>
+              <w:pStyle w:val="BCLabelNumber"/>
+              <w:jc w:val="right"/>
             </w:pPr>
           </w:p>
         </w:tc>
-        <w:tc>
-          <w:tcPr>
-            <w:tcW w:w="774" w:type="dxa"/>
-            <w:tcBorders>
-              <w:top w:val="none" w:color="auto" w:sz="0" w:space="0"/>
-              <w:bottom w:val="none" w:color="auto" w:sz="0" w:space="0"/>
-            </w:tcBorders>
-            <w:vAlign w:val="center"/>
-          </w:tcPr>
-          <w:p>
-            <w:pPr>
-              <w:spacing w:line="240" w:lineRule="exact"/>
-              <w:cnfStyle w:val="010000000000" w:firstRow="0" w:lastRow="1" w:firstColumn="0" w:lastColumn="0" w:oddVBand="0" w:evenVBand="0" w:oddHBand="0" w:evenHBand="0" w:firstRowFirstColumn="0" w:firstRowLastColumn="0" w:lastRowFirstColumn="0" w:lastRowLastColumn="0"/>
-              <w:rPr>
-                <w:rFonts w:eastAsia="Segoe UI" w:cs="Arial"/>
-                <w:b w:val="0"/>
-                <w:bCs w:val="0"/>
-                <w:color w:val="242424"/>
-                <w:sz w:val="22"/>
-                <w:szCs w:val="22"/>
-                <w:lang w:val="en-US" w:eastAsia="en-US"/>
-              </w:rPr>
-            </w:pPr>
-          </w:p>
-        </w:tc>
-        <w:sdt>
-          <w:sdtPr>
-            <w:rPr>
-              <w:rFonts w:eastAsia="Times New Roman" w:cs="Segoe UI"/>
-              <w:b w:val="0"/>
-              <w:bCs w:val="0"/>
-              <w:color w:val="242424"/>
-              <w:sz w:val="22"/>
-              <w:szCs w:val="22"/>
-              <w:lang w:val="en-US" w:eastAsia="en-US"/>
-            </w:rPr>
-            <w:alias w:val="RemainingAmount"/>
-            <w:tag w:val="#BC:InsertDataItem,DataItems/Header/RemainingAmount"/>
-            <w:id w:val="323400471"/>
-            <w:dataBinding w:prefixMappings="xmlns:ns0='urn:microsoft-dynamics-nav/reports/Standard_Sales_Invoice/1306/'" w:xpath="/ns0:NavWordReportXmlPart[1]/ns0:Header[1]/ns0:RemainingAmount[1]" w:storeItemID="{00000000-0000-0000-0000-000000000000}"/>
-            <w15:color w:val="808080"/>
-            <w:text/>
-          </w:sdtPr>
-          <w:sdtContent>
-            <w:tc>
-              <w:tcPr>
-                <w:tcW w:w="5016" w:type="dxa"/>
-                <w:tcBorders>
-                  <w:top w:val="none" w:color="auto" w:sz="0" w:space="0"/>
-                  <w:bottom w:val="none" w:color="auto" w:sz="0" w:space="0"/>
-                </w:tcBorders>
-                <w:vAlign w:val="center"/>
-              </w:tcPr>
-              <w:p>
-                <w:pPr>
-                  <w:spacing w:line="240" w:lineRule="exact"/>
-                  <w:jc w:val="right"/>
-                  <w:cnfStyle w:val="010000000000" w:firstRow="0" w:lastRow="1" w:firstColumn="0" w:lastColumn="0" w:oddVBand="0" w:evenVBand="0" w:oddHBand="0" w:evenHBand="0" w:firstRowFirstColumn="0" w:firstRowLastColumn="0" w:lastRowFirstColumn="0" w:lastRowLastColumn="0"/>
-                  <w:rPr>
-                    <w:rFonts w:eastAsia="Times New Roman" w:cs="Segoe UI"/>
-                    <w:b w:val="0"/>
-                    <w:bCs w:val="0"/>
-                    <w:color w:val="242424"/>
-                    <w:sz w:val="22"/>
-                    <w:szCs w:val="22"/>
-                    <w:lang w:val="en-US" w:eastAsia="en-US"/>
-                  </w:rPr>
-                </w:pPr>
-                <w:proofErr w:type="spellStart"/>
-                <w:r>
-                  <w:rPr>
-                    <w:rFonts w:eastAsia="Times New Roman" w:cs="Segoe UI"/>
-                    <w:b w:val="0"/>
-                    <w:bCs w:val="0"/>
-                    <w:color w:val="242424"/>
-                    <w:sz w:val="22"/>
-                    <w:szCs w:val="22"/>
-                    <w:lang w:val="en-US" w:eastAsia="en-US"/>
-                  </w:rPr>
-                  <w:t>RemainingAmount</w:t>
-                </w:r>
-                <w:proofErr w:type="spellEnd"/>
-              </w:p>
-            </w:tc>
-          </w:sdtContent>
-        </w:sdt>
       </w:tr>
     </w:tbl>
-    <w:p/>
+    <w:p>
+      <w:pPr>
+        <w:spacing w:after="0" w:line="240" w:lineRule="auto"/>
+      </w:pPr>
+    </w:p>
     <w:tbl>
       <w:tblPr>
-        <w:tblW w:w="15422" w:type="dxa"/>
-        <w:tblCellMar>
-          <w:left w:w="0" w:type="dxa"/>
-          <w:right w:w="0" w:type="dxa"/>
-        </w:tblCellMar>
-        <w:tblLook w:val="0000" w:firstRow="0" w:lastRow="0" w:firstColumn="0" w:lastColumn="0" w:noHBand="0" w:noVBand="0"/>
+        <w:tblStyle w:val="BCBlockTable"/>
+        <w:tblW w:w="5000" w:type="pct"/>
+        <w:tblLook w:val="0620" w:firstRow="1" w:lastRow="0" w:firstColumn="0" w:lastColumn="0" w:noHBand="1" w:noVBand="1"/>
         <w:tblCaption w:val="Notes Block"/>
+        <w:tblDescription w:val="Layout table. Used for positioning, not for tabular data."/>
       </w:tblPr>
       <w:tblGrid>
-        <w:gridCol w:w="15422"/>
+        <w:gridCol w:w="15426"/>
       </w:tblGrid>
       <w:tr>
         <w:trPr>
+          <w:cnfStyle w:val="100000000000" w:firstRow="1" w:lastRow="0" w:firstColumn="0" w:lastColumn="0" w:oddVBand="0" w:evenVBand="0" w:oddHBand="0" w:evenHBand="0" w:firstRowFirstColumn="0" w:firstRowLastColumn="0" w:lastRowFirstColumn="0" w:lastRowLastColumn="0"/>
+          <w:cantSplit/>
           <w:trHeight w:val="389"/>
         </w:trPr>
         <w:sdt>
           <w:sdtPr>
             <w:rPr>
-              <w:rFonts w:eastAsia="Segoe UI"/>
-              <w:i/>
-              <w:iCs/>
               <w:lang w:val="en-US" w:eastAsia="en-US"/>
             </w:rPr>
             <w:alias w:val="WorkDescriptionLine"/>
@@ -4572,31 +3309,25 @@
             <w:placeholder>
               <w:docPart w:val="DefaultPlaceholder_-1854013440"/>
             </w:placeholder>
+            <w:dataBinding w:prefixMappings="xmlns:ns0='urn:microsoft-dynamics-nav/reports/Standard_Sales_Invoice/1306/'" w:xpath="/ns0:NavWordReportXmlPart[1]/ns0:Header[1]/ns0:WorkDescriptionLines[1]/ns0:WorkDescriptionLine[1]" w:storeItemID="{00000000-0000-0000-0000-000000000000}"/>
             <w15:color w:val="808080"/>
             <w:text/>
-            <w:dataBinding w:prefixMappings="xmlns:ns0='urn:microsoft-dynamics-nav/reports/Standard_Sales_Invoice/1306/'" w:xpath="/ns0:NavWordReportXmlPart[1]/ns0:Header[1]/ns0:WorkDescriptionLines[1]/ns0:WorkDescriptionLine[1]"/>
           </w:sdtPr>
           <w:sdtContent>
             <w:tc>
               <w:tcPr>
-                <w:tcW w:w="15422" w:type="dxa"/>
+                <w:tcW w:w="5000" w:type="pct"/>
               </w:tcPr>
               <w:p>
                 <w:pPr>
-                  <w:spacing w:after="0" w:line="240" w:lineRule="auto"/>
+                  <w:pStyle w:val="NoSpacing"/>
                   <w:rPr>
-                    <w:rFonts w:eastAsia="Segoe UI"/>
-                    <w:i/>
-                    <w:iCs/>
                     <w:lang w:val="en-US" w:eastAsia="en-US"/>
                   </w:rPr>
                 </w:pPr>
                 <w:proofErr w:type="spellStart"/>
                 <w:r>
                   <w:rPr>
-                    <w:rFonts w:eastAsia="Segoe UI"/>
-                    <w:i/>
-                    <w:iCs/>
                     <w:lang w:val="en-US" w:eastAsia="en-US"/>
                   </w:rPr>
                   <w:t>WorkDescriptionLine</w:t>
@@ -4609,16 +3340,12 @@
       </w:tr>
       <w:tr>
         <w:trPr>
+          <w:cantSplit/>
           <w:trHeight w:val="389"/>
         </w:trPr>
         <w:sdt>
           <w:sdtPr>
             <w:rPr>
-              <w:rFonts w:eastAsia="Segoe UI"/>
-              <w:i/>
-              <w:iCs/>
-              <w:sz w:val="22"/>
-              <w:szCs w:val="28"/>
               <w:lang w:val="da-DK" w:eastAsia="en-US"/>
             </w:rPr>
             <w:alias w:val="CompanyLegalStatement"/>
@@ -4627,38 +3354,28 @@
             <w:placeholder>
               <w:docPart w:val="CDACB83C39884ED8967B8A8B074E5419"/>
             </w:placeholder>
+            <w:dataBinding w:prefixMappings="xmlns:ns0='urn:microsoft-dynamics-nav/reports/Standard_Sales_Invoice/1306/'" w:xpath="/ns0:NavWordReportXmlPart[1]/ns0:Header[1]/ns0:CompanyLegalStatement[1]" w:storeItemID="{00000000-0000-0000-0000-000000000000}"/>
             <w15:color w:val="808080"/>
             <w:text/>
-            <w:dataBinding w:prefixMappings="xmlns:ns0='urn:microsoft-dynamics-nav/reports/Standard_Sales_Invoice/1306/'" w:xpath="/ns0:NavWordReportXmlPart[1]/ns0:Header[1]/ns0:CompanyLegalStatement[1]"/>
           </w:sdtPr>
           <w:sdtContent>
             <w:tc>
               <w:tcPr>
-                <w:tcW w:w="15422" w:type="dxa"/>
+                <w:tcW w:w="5000" w:type="pct"/>
               </w:tcPr>
               <w:p>
                 <w:pPr>
-                  <w:spacing w:after="0" w:line="240" w:lineRule="auto"/>
+                  <w:pStyle w:val="NoSpacing"/>
                   <w:rPr>
-                    <w:rFonts w:eastAsia="Segoe UI"/>
-                    <w:i/>
-                    <w:iCs/>
                     <w:lang w:val="en-US" w:eastAsia="en-US"/>
                   </w:rPr>
                 </w:pPr>
-                <w:proofErr w:type="spellStart"/>
                 <w:r>
                   <w:rPr>
-                    <w:rFonts w:eastAsia="Segoe UI"/>
-                    <w:i/>
-                    <w:iCs/>
-                    <w:sz w:val="22"/>
-                    <w:szCs w:val="28"/>
                     <w:lang w:val="da-DK" w:eastAsia="en-US"/>
                   </w:rPr>
                   <w:t>CompanyLegalStatement</w:t>
                 </w:r>
-                <w:proofErr w:type="spellEnd"/>
               </w:p>
             </w:tc>
           </w:sdtContent>
@@ -4666,30 +3383,23 @@
       </w:tr>
       <w:tr>
         <w:trPr>
+          <w:cantSplit/>
           <w:trHeight w:val="389"/>
         </w:trPr>
         <w:tc>
           <w:tcPr>
-            <w:tcW w:w="15422" w:type="dxa"/>
+            <w:tcW w:w="5000" w:type="pct"/>
           </w:tcPr>
           <w:p>
             <w:pPr>
-              <w:spacing w:after="0" w:line="240" w:lineRule="auto"/>
+              <w:pStyle w:val="NoSpacing"/>
               <w:rPr>
-                <w:rFonts w:eastAsia="Segoe UI"/>
-                <w:i/>
-                <w:iCs/>
-                <w:sz w:val="22"/>
-                <w:szCs w:val="28"/>
                 <w:lang w:val="da-DK" w:eastAsia="en-US"/>
               </w:rPr>
             </w:pPr>
             <w:sdt>
               <w:sdtPr>
                 <w:rPr>
-                  <w:rFonts w:eastAsia="Segoe UI"/>
-                  <w:i/>
-                  <w:iCs/>
                   <w:lang w:val="en-US" w:eastAsia="en-US"/>
                 </w:rPr>
                 <w:alias w:val="Disclaimer_Lbl"/>
@@ -4706,9 +3416,6 @@
                 <w:proofErr w:type="spellStart"/>
                 <w:r>
                   <w:rPr>
-                    <w:rFonts w:eastAsia="Segoe UI"/>
-                    <w:i/>
-                    <w:iCs/>
                     <w:lang w:val="en-US" w:eastAsia="en-US"/>
                   </w:rPr>
                   <w:t>Disclaimer_Lbl</w:t>
@@ -4721,16 +3428,12 @@
       </w:tr>
       <w:tr>
         <w:trPr>
+          <w:cantSplit/>
           <w:trHeight w:val="389"/>
         </w:trPr>
         <w:sdt>
           <w:sdtPr>
             <w:rPr>
-              <w:rFonts w:eastAsia="Segoe UI"/>
-              <w:i/>
-              <w:iCs/>
-              <w:sz w:val="22"/>
-              <w:szCs w:val="28"/>
               <w:lang w:val="da-DK" w:eastAsia="en-US"/>
             </w:rPr>
             <w:alias w:val="LineFeeCaptionText"/>
@@ -4739,40 +3442,28 @@
             <w:placeholder>
               <w:docPart w:val="44853694943344B5B6600347C64D915C"/>
             </w:placeholder>
+            <w:dataBinding w:prefixMappings="xmlns:ns0='urn:microsoft-dynamics-nav/reports/Standard_Sales_Invoice/1306/'" w:xpath="/ns0:NavWordReportXmlPart[1]/ns0:Header[1]/ns0:LineFee[1]/ns0:LineFeeCaptionText[1]" w:storeItemID="{00000000-0000-0000-0000-000000000000}"/>
             <w15:color w:val="808080"/>
             <w:text/>
-            <w:dataBinding w:prefixMappings="xmlns:ns0='urn:microsoft-dynamics-nav/reports/Standard_Sales_Invoice/1306/'" w:xpath="/ns0:NavWordReportXmlPart[1]/ns0:Header[1]/ns0:LineFee[1]/ns0:LineFeeCaptionText[1]"/>
           </w:sdtPr>
           <w:sdtContent>
             <w:tc>
               <w:tcPr>
-                <w:tcW w:w="15422" w:type="dxa"/>
+                <w:tcW w:w="5000" w:type="pct"/>
               </w:tcPr>
               <w:p>
                 <w:pPr>
-                  <w:spacing w:after="0" w:line="240" w:lineRule="auto"/>
+                  <w:pStyle w:val="NoSpacing"/>
                   <w:rPr>
-                    <w:rFonts w:eastAsia="Segoe UI"/>
-                    <w:i/>
-                    <w:iCs/>
-                    <w:sz w:val="22"/>
-                    <w:szCs w:val="28"/>
                     <w:lang w:val="en-US" w:eastAsia="en-US"/>
                   </w:rPr>
                 </w:pPr>
-                <w:proofErr w:type="spellStart"/>
                 <w:r>
                   <w:rPr>
-                    <w:rFonts w:eastAsia="Segoe UI"/>
-                    <w:i/>
-                    <w:iCs/>
-                    <w:sz w:val="22"/>
-                    <w:szCs w:val="28"/>
                     <w:lang w:val="da-DK" w:eastAsia="en-US"/>
                   </w:rPr>
                   <w:t>LineFeeCaptionText</w:t>
                 </w:r>
-                <w:proofErr w:type="spellEnd"/>
               </w:p>
             </w:tc>
           </w:sdtContent>
@@ -4780,20 +3471,16 @@
       </w:tr>
       <w:tr>
         <w:trPr>
+          <w:cantSplit/>
           <w:trHeight w:val="389"/>
         </w:trPr>
         <w:tc>
           <w:tcPr>
-            <w:tcW w:w="15422" w:type="dxa"/>
+            <w:tcW w:w="5000" w:type="pct"/>
           </w:tcPr>
           <w:sdt>
             <w:sdtPr>
               <w:rPr>
-                <w:rFonts w:eastAsia="Segoe UI"/>
-                <w:i/>
-                <w:iCs/>
-                <w:sz w:val="22"/>
-                <w:szCs w:val="28"/>
                 <w:lang w:val="en-US" w:eastAsia="en-US"/>
               </w:rPr>
               <w:alias w:val="PaymentServiceText_Url"/>
@@ -4806,24 +3493,14 @@
             <w:sdtContent>
               <w:p>
                 <w:pPr>
-                  <w:spacing w:after="0" w:line="240" w:lineRule="auto"/>
+                  <w:pStyle w:val="NoSpacing"/>
                   <w:rPr>
-                    <w:rFonts w:eastAsia="Segoe UI"/>
-                    <w:i/>
-                    <w:iCs/>
-                    <w:sz w:val="22"/>
-                    <w:szCs w:val="28"/>
                     <w:lang w:val="da-DK" w:eastAsia="en-US"/>
                   </w:rPr>
                 </w:pPr>
                 <w:proofErr w:type="spellStart"/>
                 <w:r>
                   <w:rPr>
-                    <w:rFonts w:eastAsia="Segoe UI"/>
-                    <w:i/>
-                    <w:iCs/>
-                    <w:sz w:val="22"/>
-                    <w:szCs w:val="28"/>
                     <w:lang w:val="en-US" w:eastAsia="en-US"/>
                   </w:rPr>
                   <w:t>PaymentServiceText_Url</w:t>
@@ -4846,6 +3523,10 @@
 </w:document>
 </file>
 
+<file path=word/numbering.xml><?xml version="1.0" encoding="utf-8"?>
+<w:numbering xmlns:wpc="http://schemas.microsoft.com/office/word/2010/wordprocessingCanvas" xmlns:cx="http://schemas.microsoft.com/office/drawing/2014/chartex" xmlns:cx1="http://schemas.microsoft.com/office/drawing/2015/9/8/chartex" xmlns:cx2="http://schemas.microsoft.com/office/drawing/2015/10/21/chartex" xmlns:cx3="http://schemas.microsoft.com/office/drawing/2016/5/9/chartex" xmlns:cx4="http://schemas.microsoft.com/office/drawing/2016/5/10/chartex" xmlns:cx5="http://schemas.microsoft.com/office/drawing/2016/5/11/chartex" xmlns:cx6="http://schemas.microsoft.com/office/drawing/2016/5/12/chartex" xmlns:cx7="http://schemas.microsoft.com/office/drawing/2016/5/13/chartex" xmlns:cx8="http://schemas.microsoft.com/office/drawing/2016/5/14/chartex" xmlns:mc="http://schemas.openxmlformats.org/markup-compatibility/2006" xmlns:aink="http://schemas.microsoft.com/office/drawing/2016/ink" xmlns:am3d="http://schemas.microsoft.com/office/drawing/2017/model3d" xmlns:o="urn:schemas-microsoft-com:office:office" xmlns:oel="http://schemas.microsoft.com/office/2019/extlst" xmlns:r="http://schemas.openxmlformats.org/officeDocument/2006/relationships" xmlns:m="http://schemas.openxmlformats.org/officeDocument/2006/math" xmlns:v="urn:schemas-microsoft-com:vml" xmlns:wp14="http://schemas.microsoft.com/office/word/2010/wordprocessingDrawing" xmlns:wp="http://schemas.openxmlformats.org/drawingml/2006/wordprocessingDrawing" xmlns:w10="urn:schemas-microsoft-com:office:word" xmlns:w="http://schemas.openxmlformats.org/wordprocessingml/2006/main" xmlns:w14="http://schemas.microsoft.com/office/word/2010/wordml" xmlns:w15="http://schemas.microsoft.com/office/word/2012/wordml" xmlns:w16cei="http://schemas.microsoft.com/office/word/2026/wordml/cei" xmlns:w16cex="http://schemas.microsoft.com/office/word/2018/wordml/cex" xmlns:w16cid="http://schemas.microsoft.com/office/word/2016/wordml/cid" xmlns:w16="http://schemas.microsoft.com/office/word/2018/wordml" xmlns:w16du="http://schemas.microsoft.com/office/word/2023/wordml/word16du" xmlns:w16sdtdh="http://schemas.microsoft.com/office/word/2020/wordml/sdtdatahash" xmlns:w16sdtfl="http://schemas.microsoft.com/office/word/2024/wordml/sdtformatlock" xmlns:w16se="http://schemas.microsoft.com/office/word/2015/wordml/symex" xmlns:wpg="http://schemas.microsoft.com/office/word/2010/wordprocessingGroup" xmlns:wpi="http://schemas.microsoft.com/office/word/2010/wordprocessingInk" xmlns:wne="http://schemas.microsoft.com/office/word/2006/wordml" xmlns:wps="http://schemas.microsoft.com/office/word/2010/wordprocessingShape" mc:Ignorable="w14 w15 w16se w16cid w16 w16cex w16sdtdh w16sdtfl w16du wp14"/>
+</file>
+
 <file path=word/styles.xml><?xml version="1.0" encoding="utf-8"?>
 <w:styles xmlns:mc="http://schemas.openxmlformats.org/markup-compatibility/2006" xmlns:r="http://schemas.openxmlformats.org/officeDocument/2006/relationships" xmlns:w="http://schemas.openxmlformats.org/wordprocessingml/2006/main" xmlns:w14="http://schemas.microsoft.com/office/word/2010/wordml" xmlns:w15="http://schemas.microsoft.com/office/word/2012/wordml" xmlns:w16cex="http://schemas.microsoft.com/office/word/2018/wordml/cex" xmlns:w16cid="http://schemas.microsoft.com/office/word/2016/wordml/cid" xmlns:w16="http://schemas.microsoft.com/office/word/2018/wordml" xmlns:w16du="http://schemas.microsoft.com/office/word/2023/wordml/word16du" xmlns:w16sdtdh="http://schemas.microsoft.com/office/word/2020/wordml/sdtdatahash" xmlns:w16sdtfl="http://schemas.microsoft.com/office/word/2024/wordml/sdtformatlock" xmlns:w16se="http://schemas.microsoft.com/office/word/2015/wordml/symex" mc:Ignorable="w14 w15 w16se w16cid w16 w16cex w16sdtdh w16sdtfl w16du">
   <w:docDefaults>
@@ -4855,7 +3536,7 @@
         <w:kern w:val="2"/>
         <w:sz w:val="24"/>
         <w:szCs w:val="24"/>
-        <w:lang w:val="en-DK" w:eastAsia="en-DK" w:bidi="ar-SA"/>
+        <w:lang w:bidi="ar-SA"/>
         <w14:ligatures w14:val="standardContextual"/>
       </w:rPr>
     </w:rPrDefault>
@@ -5375,6 +4056,7 @@
       <w:kern w:val="0"/>
       <w:sz w:val="20"/>
       <w:szCs w:val="20"/>
+      <w:lang w:val="da-DK" w:eastAsia="da-DK"/>
       <w14:ligatures w14:val="none"/>
     </w:rPr>
     <w:tblPr/>
@@ -5748,11 +4430,325 @@
       </w:tcPr>
     </w:tblStylePr>
   </w:style>
+  <w:style w:type="table" w:customStyle="1" w:styleId="CLSequoiatablestyle0212">
+    <w:name w:val="CL_Sequoia_table style0212"/>
+    <w:basedOn w:val="ListTable1Light-Accent2"/>
+    <w:next w:val="ListTable1Light-Accent1"/>
+    <w:uiPriority w:val="46"/>
+    <w:rsid w:val="00942F34"/>
+    <w:pPr>
+      <w:spacing w:before="120" w:after="120"/>
+    </w:pPr>
+    <w:rPr>
+      <w:kern w:val="0"/>
+      <w:sz w:val="20"/>
+      <w:szCs w:val="20"/>
+      <w14:ligatures w14:val="none"/>
+    </w:rPr>
+    <w:tblPr/>
+    <w:tcPr>
+      <w:shd w:val="clear" w:color="auto" w:fill="auto"/>
+    </w:tcPr>
+    <w:tblStylePr w:type="firstRow">
+      <w:pPr>
+        <w:wordWrap/>
+        <w:spacing w:afterLines="0" w:after="120" w:afterAutospacing="0"/>
+      </w:pPr>
+      <w:rPr>
+        <w:rFonts w:ascii="Segoe UI Semibold" w:hAnsi="Segoe UI Semibold"/>
+        <w:b/>
+        <w:bCs/>
+      </w:rPr>
+      <w:tblPr/>
+      <w:tcPr>
+        <w:tcBorders>
+          <w:bottom w:val="single" w:sz="4" w:space="0" w:color="000000" w:themeColor="text1"/>
+        </w:tcBorders>
+      </w:tcPr>
+    </w:tblStylePr>
+    <w:tblStylePr w:type="lastRow">
+      <w:rPr>
+        <w:rFonts w:ascii="Segoe UI" w:hAnsi="Segoe UI"/>
+        <w:b/>
+        <w:bCs/>
+      </w:rPr>
+      <w:tblPr/>
+      <w:tcPr>
+        <w:tcBorders>
+          <w:top w:val="single" w:sz="6" w:space="0" w:color="F5F7F8"/>
+          <w:left w:val="nil"/>
+          <w:bottom w:val="single" w:sz="12" w:space="0" w:color="000000" w:themeColor="text1"/>
+          <w:right w:val="nil"/>
+          <w:insideH w:val="nil"/>
+          <w:insideV w:val="nil"/>
+          <w:tl2br w:val="nil"/>
+          <w:tr2bl w:val="nil"/>
+        </w:tcBorders>
+        <w:shd w:val="clear" w:color="auto" w:fill="auto"/>
+      </w:tcPr>
+    </w:tblStylePr>
+    <w:tblStylePr w:type="firstCol">
+      <w:rPr>
+        <w:b w:val="0"/>
+        <w:bCs/>
+      </w:rPr>
+    </w:tblStylePr>
+    <w:tblStylePr w:type="lastCol">
+      <w:rPr>
+        <w:b/>
+        <w:bCs/>
+      </w:rPr>
+    </w:tblStylePr>
+    <w:tblStylePr w:type="band1Vert">
+      <w:tblPr/>
+      <w:tcPr>
+        <w:shd w:val="clear" w:color="auto" w:fill="F9FAFA"/>
+      </w:tcPr>
+    </w:tblStylePr>
+    <w:tblStylePr w:type="band1Horz">
+      <w:tblPr/>
+      <w:tcPr>
+        <w:shd w:val="clear" w:color="auto" w:fill="FFFFFF"/>
+      </w:tcPr>
+    </w:tblStylePr>
+    <w:tblStylePr w:type="band2Horz">
+      <w:tblPr/>
+      <w:tcPr>
+        <w:shd w:val="clear" w:color="auto" w:fill="F5F7F8"/>
+      </w:tcPr>
+    </w:tblStylePr>
+  </w:style>
+  <w:style w:type="paragraph" w:styleId="NoSpacing">
+    <w:name w:val="No Spacing"/>
+    <w:uiPriority w:val="1"/>
+    <w:qFormat/>
+    <w:rsid w:val="00416FC2"/>
+    <w:pPr>
+      <w:spacing w:after="0" w:line="240" w:lineRule="auto"/>
+    </w:pPr>
+    <w:rPr>
+      <w:rFonts w:eastAsiaTheme="minorHAnsi"/>
+      <w:color w:val="000000" w:themeColor="text1"/>
+    </w:rPr>
+  </w:style>
+  <w:style w:type="paragraph" w:customStyle="1" w:styleId="BCNumber">
+    <w:name w:val="BC Number"/>
+    <w:basedOn w:val="NoSpacing"/>
+    <w:next w:val="Normal"/>
+    <w:uiPriority w:val="2"/>
+    <w:qFormat/>
+    <w:rPr>
+      <w14:numSpacing w14:val="tabular"/>
+    </w:rPr>
+  </w:style>
+  <w:style w:type="paragraph" w:customStyle="1" w:styleId="BCLabel">
+    <w:name w:val="BC Label"/>
+    <w:basedOn w:val="NoSpacing"/>
+    <w:next w:val="Normal"/>
+    <w:uiPriority w:val="2"/>
+    <w:qFormat/>
+    <w:pPr>
+      <w:keepNext/>
+    </w:pPr>
+    <w:rPr>
+      <w:rFonts w:asciiTheme="majorHAnsi" w:eastAsiaTheme="majorEastAsia" w:hAnsiTheme="majorHAnsi" w:cstheme="majorBidi"/>
+    </w:rPr>
+  </w:style>
+  <w:style w:type="paragraph" w:customStyle="1" w:styleId="BCLabelNumber">
+    <w:name w:val="BC Label Number"/>
+    <w:basedOn w:val="BCLabel"/>
+    <w:next w:val="Normal"/>
+    <w:uiPriority w:val="2"/>
+    <w:qFormat/>
+    <w:rPr>
+      <w14:numSpacing w14:val="tabular"/>
+    </w:rPr>
+  </w:style>
+  <w:style w:type="table" w:customStyle="1" w:styleId="BCBlockTable">
+    <w:name w:val="BC Block Table"/>
+    <w:basedOn w:val="TableNormal"/>
+    <w:uiPriority w:val="99"/>
+    <w:qFormat/>
+    <w:pPr>
+      <w:spacing w:after="0" w:line="240" w:lineRule="auto"/>
+    </w:pPr>
+    <w:tblPr>
+      <w:tblStyleRowBandSize w:val="1"/>
+      <w:tblStyleColBandSize w:val="1"/>
+      <w:tblCellMar>
+        <w:left w:w="0" w:type="dxa"/>
+        <w:right w:w="0" w:type="dxa"/>
+      </w:tblCellMar>
+    </w:tblPr>
+    <w:tblStylePr w:type="firstRow">
+      <w:rPr>
+        <w:rFonts w:asciiTheme="majorHAnsi" w:hAnsiTheme="majorHAnsi" w:cstheme="majorBidi"/>
+      </w:rPr>
+      <w:tblPr/>
+      <w:tcPr>
+        <w:vAlign w:val="top"/>
+      </w:tcPr>
+    </w:tblStylePr>
+  </w:style>
+  <w:style w:type="table" w:customStyle="1" w:styleId="BCDataTable">
+    <w:name w:val="BC Data Table"/>
+    <w:basedOn w:val="TableNormal"/>
+    <w:uiPriority w:val="99"/>
+    <w:qFormat/>
+    <w:pPr>
+      <w:spacing w:after="0" w:line="240" w:lineRule="auto"/>
+    </w:pPr>
+    <w:tblPr>
+      <w:tblStyleRowBandSize w:val="1"/>
+      <w:tblStyleColBandSize w:val="1"/>
+      <w:tblCellMar>
+        <w:left w:w="115" w:type="dxa"/>
+        <w:right w:w="115" w:type="dxa"/>
+      </w:tblCellMar>
+    </w:tblPr>
+    <w:tcPr>
+      <w:vAlign w:val="center"/>
+    </w:tcPr>
+    <w:tblStylePr w:type="firstRow">
+      <w:pPr>
+        <w:spacing w:before="160" w:after="80"/>
+      </w:pPr>
+      <w:rPr>
+        <w:rFonts w:asciiTheme="majorHAnsi" w:hAnsiTheme="majorHAnsi" w:cstheme="majorBidi"/>
+      </w:rPr>
+      <w:tblPr/>
+      <w:tcPr>
+        <w:tcBorders>
+          <w:bottom w:val="single" w:sz="4" w:space="0" w:color="000000" w:themeColor="text1"/>
+        </w:tcBorders>
+        <w:vAlign w:val="top"/>
+      </w:tcPr>
+    </w:tblStylePr>
+    <w:tblStylePr w:type="lastRow">
+      <w:tblPr/>
+      <w:tcPr>
+        <w:tcBorders>
+          <w:bottom w:val="single" w:sz="4" w:space="0" w:color="E8E8E8" w:themeColor="background2"/>
+        </w:tcBorders>
+      </w:tcPr>
+    </w:tblStylePr>
+    <w:tblStylePr w:type="band1Horz">
+      <w:tblPr/>
+      <w:tcPr>
+        <w:shd w:val="clear" w:color="auto" w:fill="auto"/>
+      </w:tcPr>
+    </w:tblStylePr>
+    <w:tblStylePr w:type="band2Horz">
+      <w:tblPr/>
+      <w:tcPr>
+        <w:shd w:val="clear" w:color="auto" w:fill="FAE2D5" w:themeFill="accent2" w:themeFillTint="33"/>
+      </w:tcPr>
+    </w:tblStylePr>
+  </w:style>
+  <w:style w:type="table" w:customStyle="1" w:styleId="BCTotalsTable">
+    <w:name w:val="BC Totals Table"/>
+    <w:basedOn w:val="TableNormal"/>
+    <w:uiPriority w:val="99"/>
+    <w:qFormat/>
+    <w:pPr>
+      <w:spacing w:after="0" w:line="240" w:lineRule="auto"/>
+    </w:pPr>
+    <w:tblPr>
+      <w:tblStyleRowBandSize w:val="1"/>
+      <w:tblStyleColBandSize w:val="1"/>
+      <w:tblCellMar>
+        <w:left w:w="115" w:type="dxa"/>
+        <w:right w:w="115" w:type="dxa"/>
+      </w:tblCellMar>
+    </w:tblPr>
+    <w:tcPr>
+      <w:vAlign w:val="center"/>
+    </w:tcPr>
+    <w:tblStylePr w:type="lastRow">
+      <w:rPr>
+        <w:rFonts w:asciiTheme="majorHAnsi" w:hAnsiTheme="majorHAnsi" w:cstheme="majorBidi"/>
+      </w:rPr>
+      <w:tblPr/>
+      <w:tcPr>
+        <w:tcBorders>
+          <w:top w:val="single" w:sz="4" w:space="0" w:color="000000" w:themeColor="text1"/>
+          <w:bottom w:val="single" w:sz="8" w:space="0" w:color="000000" w:themeColor="text1"/>
+        </w:tcBorders>
+      </w:tcPr>
+    </w:tblStylePr>
+  </w:style>
+  <w:style w:type="table" w:customStyle="1" w:styleId="BCCalculationTable">
+    <w:name w:val="BC Calculation Table"/>
+    <w:basedOn w:val="TableNormal"/>
+    <w:uiPriority w:val="99"/>
+    <w:qFormat/>
+    <w:pPr>
+      <w:spacing w:after="0" w:line="240" w:lineRule="auto"/>
+    </w:pPr>
+    <w:tblPr>
+      <w:tblStyleRowBandSize w:val="1"/>
+      <w:tblStyleColBandSize w:val="1"/>
+      <w:tblCellMar>
+        <w:top w:w="58" w:type="dxa"/>
+        <w:left w:w="0" w:type="dxa"/>
+        <w:bottom w:w="58" w:type="dxa"/>
+        <w:right w:w="0" w:type="dxa"/>
+      </w:tblCellMar>
+    </w:tblPr>
+    <w:tcPr>
+      <w:vAlign w:val="center"/>
+    </w:tcPr>
+    <w:tblStylePr w:type="firstRow">
+      <w:rPr>
+        <w:rFonts w:asciiTheme="majorHAnsi" w:hAnsiTheme="majorHAnsi" w:cstheme="majorBidi"/>
+      </w:rPr>
+      <w:tblPr/>
+      <w:tcPr>
+        <w:vAlign w:val="bottom"/>
+      </w:tcPr>
+    </w:tblStylePr>
+    <w:tblStylePr w:type="lastRow">
+      <w:rPr>
+        <w:rFonts w:asciiTheme="majorHAnsi" w:hAnsiTheme="majorHAnsi" w:cstheme="majorBidi"/>
+      </w:rPr>
+      <w:tblPr/>
+      <w:tcPr>
+        <w:tcBorders>
+          <w:top w:val="single" w:sz="4" w:space="0" w:color="000000" w:themeColor="text1"/>
+        </w:tcBorders>
+      </w:tcPr>
+    </w:tblStylePr>
+  </w:style>
+  <w:style w:type="table" w:customStyle="1" w:styleId="BCSignatureTable">
+    <w:name w:val="BC Signature Table"/>
+    <w:basedOn w:val="TableNormal"/>
+    <w:uiPriority w:val="99"/>
+    <w:qFormat/>
+    <w:pPr>
+      <w:spacing w:after="0" w:line="240" w:lineRule="auto"/>
+    </w:pPr>
+    <w:tblPr>
+      <w:tblStyleRowBandSize w:val="1"/>
+      <w:tblStyleColBandSize w:val="1"/>
+      <w:tblCellMar>
+        <w:left w:w="0" w:type="dxa"/>
+        <w:right w:w="0" w:type="dxa"/>
+      </w:tblCellMar>
+    </w:tblPr>
+    <w:tblStylePr w:type="lastRow">
+      <w:tblPr/>
+      <w:tcPr>
+        <w:tcBorders>
+          <w:bottom w:val="single" w:sz="4" w:space="0" w:color="000000" w:themeColor="text1"/>
+        </w:tcBorders>
+      </w:tcPr>
+    </w:tblStylePr>
+  </w:style>
 </w:styles>
 </file>
 
 <file path=word/glossary/document.xml><?xml version="1.0" encoding="utf-8"?>
-<w:glossaryDocument xmlns:wpc="http://schemas.microsoft.com/office/word/2010/wordprocessingCanvas" xmlns:cx="http://schemas.microsoft.com/office/drawing/2014/chartex" xmlns:cx1="http://schemas.microsoft.com/office/drawing/2015/9/8/chartex" xmlns:cx2="http://schemas.microsoft.com/office/drawing/2015/10/21/chartex" xmlns:cx3="http://schemas.microsoft.com/office/drawing/2016/5/9/chartex" xmlns:cx4="http://schemas.microsoft.com/office/drawing/2016/5/10/chartex" xmlns:cx5="http://schemas.microsoft.com/office/drawing/2016/5/11/chartex" xmlns:cx6="http://schemas.microsoft.com/office/drawing/2016/5/12/chartex" xmlns:cx7="http://schemas.microsoft.com/office/drawing/2016/5/13/chartex" xmlns:cx8="http://schemas.microsoft.com/office/drawing/2016/5/14/chartex" xmlns:mc="http://schemas.openxmlformats.org/markup-compatibility/2006" xmlns:aink="http://schemas.microsoft.com/office/drawing/2016/ink" xmlns:am3d="http://schemas.microsoft.com/office/drawing/2017/model3d" xmlns:o="urn:schemas-microsoft-com:office:office" xmlns:oel="http://schemas.microsoft.com/office/2019/extlst" xmlns:r="http://schemas.openxmlformats.org/officeDocument/2006/relationships" xmlns:m="http://schemas.openxmlformats.org/officeDocument/2006/math" xmlns:v="urn:schemas-microsoft-com:vml" xmlns:wp14="http://schemas.microsoft.com/office/word/2010/wordprocessingDrawing" xmlns:wp="http://schemas.openxmlformats.org/drawingml/2006/wordprocessingDrawing" xmlns:w10="urn:schemas-microsoft-com:office:word" xmlns:w="http://schemas.openxmlformats.org/wordprocessingml/2006/main" xmlns:w14="http://schemas.microsoft.com/office/word/2010/wordml" xmlns:w15="http://schemas.microsoft.com/office/word/2012/wordml" xmlns:w16cex="http://schemas.microsoft.com/office/word/2018/wordml/cex" xmlns:w16cid="http://schemas.microsoft.com/office/word/2016/wordml/cid" xmlns:w16="http://schemas.microsoft.com/office/word/2018/wordml" xmlns:w16du="http://schemas.microsoft.com/office/word/2023/wordml/word16du" xmlns:w16sdtdh="http://schemas.microsoft.com/office/word/2020/wordml/sdtdatahash" xmlns:w16sdtfl="http://schemas.microsoft.com/office/word/2024/wordml/sdtformatlock" xmlns:w16se="http://schemas.microsoft.com/office/word/2015/wordml/symex" xmlns:wpg="http://schemas.microsoft.com/office/word/2010/wordprocessingGroup" xmlns:wpi="http://schemas.microsoft.com/office/word/2010/wordprocessingInk" xmlns:wne="http://schemas.microsoft.com/office/word/2006/wordml" xmlns:wps="http://schemas.microsoft.com/office/word/2010/wordprocessingShape" mc:Ignorable="w14 w15 w16se w16cid w16 w16cex w16sdtdh w16sdtfl w16du wp14">
+<w:glossaryDocument xmlns:wpc="http://schemas.microsoft.com/office/word/2010/wordprocessingCanvas" xmlns:cx="http://schemas.microsoft.com/office/drawing/2014/chartex" xmlns:cx1="http://schemas.microsoft.com/office/drawing/2015/9/8/chartex" xmlns:cx2="http://schemas.microsoft.com/office/drawing/2015/10/21/chartex" xmlns:cx3="http://schemas.microsoft.com/office/drawing/2016/5/9/chartex" xmlns:cx4="http://schemas.microsoft.com/office/drawing/2016/5/10/chartex" xmlns:cx5="http://schemas.microsoft.com/office/drawing/2016/5/11/chartex" xmlns:cx6="http://schemas.microsoft.com/office/drawing/2016/5/12/chartex" xmlns:cx7="http://schemas.microsoft.com/office/drawing/2016/5/13/chartex" xmlns:cx8="http://schemas.microsoft.com/office/drawing/2016/5/14/chartex" xmlns:mc="http://schemas.openxmlformats.org/markup-compatibility/2006" xmlns:aink="http://schemas.microsoft.com/office/drawing/2016/ink" xmlns:am3d="http://schemas.microsoft.com/office/drawing/2017/model3d" xmlns:o="urn:schemas-microsoft-com:office:office" xmlns:oel="http://schemas.microsoft.com/office/2019/extlst" xmlns:r="http://schemas.openxmlformats.org/officeDocument/2006/relationships" xmlns:m="http://schemas.openxmlformats.org/officeDocument/2006/math" xmlns:v="urn:schemas-microsoft-com:vml" xmlns:wp14="http://schemas.microsoft.com/office/word/2010/wordprocessingDrawing" xmlns:wp="http://schemas.openxmlformats.org/drawingml/2006/wordprocessingDrawing" xmlns:w10="urn:schemas-microsoft-com:office:word" xmlns:w="http://schemas.openxmlformats.org/wordprocessingml/2006/main" xmlns:w14="http://schemas.microsoft.com/office/word/2010/wordml" xmlns:w15="http://schemas.microsoft.com/office/word/2012/wordml" xmlns:w16cei="http://schemas.microsoft.com/office/word/2026/wordml/cei" xmlns:w16cex="http://schemas.microsoft.com/office/word/2018/wordml/cex" xmlns:w16cid="http://schemas.microsoft.com/office/word/2016/wordml/cid" xmlns:w16="http://schemas.microsoft.com/office/word/2018/wordml" xmlns:w16du="http://schemas.microsoft.com/office/word/2023/wordml/word16du" xmlns:w16sdtdh="http://schemas.microsoft.com/office/word/2020/wordml/sdtdatahash" xmlns:w16sdtfl="http://schemas.microsoft.com/office/word/2024/wordml/sdtformatlock" xmlns:w16se="http://schemas.microsoft.com/office/word/2015/wordml/symex" xmlns:wpg="http://schemas.microsoft.com/office/word/2010/wordprocessingGroup" xmlns:wpi="http://schemas.microsoft.com/office/word/2010/wordprocessingInk" xmlns:wne="http://schemas.microsoft.com/office/word/2006/wordml" xmlns:wps="http://schemas.microsoft.com/office/word/2010/wordprocessingShape" mc:Ignorable="w14 w15 w16se w16cid w16 w16cex w16sdtdh w16sdtfl w16du wp14">
   <w:docParts>
     <w:docPart>
       <w:docPartPr>
@@ -5983,6 +4979,93 @@
         </w:p>
       </w:docPartBody>
     </w:docPart>
+    <w:docPart>
+      <w:docPartPr>
+        <w:name w:val="F457A4C098104916BB7C1E629EEACE4B"/>
+        <w:category>
+          <w:name w:val="General"/>
+          <w:gallery w:val="placeholder"/>
+        </w:category>
+        <w:types>
+          <w:type w:val="bbPlcHdr"/>
+        </w:types>
+        <w:behaviors>
+          <w:behavior w:val="content"/>
+        </w:behaviors>
+        <w:guid w:val="{549B6BF6-0998-4268-B2D0-92BC2A970937}"/>
+      </w:docPartPr>
+      <w:docPartBody>
+        <w:p>
+          <w:pPr>
+            <w:pStyle w:val="F457A4C098104916BB7C1E629EEACE4B"/>
+          </w:pPr>
+          <w:r>
+            <w:rPr>
+              <w:rStyle w:val="PlaceholderText"/>
+            </w:rPr>
+            <w:t>Click here to enter text.</w:t>
+          </w:r>
+        </w:p>
+      </w:docPartBody>
+    </w:docPart>
+    <w:docPart>
+      <w:docPartPr>
+        <w:name w:val="394AE5423BC448BAB9D1D86C5ADAF851"/>
+        <w:category>
+          <w:name w:val="General"/>
+          <w:gallery w:val="placeholder"/>
+        </w:category>
+        <w:types>
+          <w:type w:val="bbPlcHdr"/>
+        </w:types>
+        <w:behaviors>
+          <w:behavior w:val="content"/>
+        </w:behaviors>
+        <w:guid w:val="{2488B725-6BBA-4A76-9AD9-F5B3C31B06C7}"/>
+      </w:docPartPr>
+      <w:docPartBody>
+        <w:p>
+          <w:pPr>
+            <w:pStyle w:val="394AE5423BC448BAB9D1D86C5ADAF851"/>
+          </w:pPr>
+          <w:r>
+            <w:rPr>
+              <w:rStyle w:val="PlaceholderText"/>
+            </w:rPr>
+            <w:t>Enter any content that you want to repeat, including other content controls. You can also insert this control around table rows in order to repeat parts of a table.</w:t>
+          </w:r>
+        </w:p>
+      </w:docPartBody>
+    </w:docPart>
+    <w:docPart>
+      <w:docPartPr>
+        <w:name w:val="9B5C986CB4294DFE844701504F4B4EEC"/>
+        <w:category>
+          <w:name w:val="General"/>
+          <w:gallery w:val="placeholder"/>
+        </w:category>
+        <w:types>
+          <w:type w:val="bbPlcHdr"/>
+        </w:types>
+        <w:behaviors>
+          <w:behavior w:val="content"/>
+        </w:behaviors>
+        <w:guid w:val="{C35D7678-7E94-4670-B462-F0CF8CB87352}"/>
+      </w:docPartPr>
+      <w:docPartBody>
+        <w:p>
+          <w:pPr>
+            <w:pStyle w:val="9B5C986CB4294DFE844701504F4B4EEC"/>
+          </w:pPr>
+          <w:r>
+            <w:rPr>
+              <w:rStyle w:val="PlaceholderText"/>
+            </w:rPr>
+            <w:t>Click here to enter text.</w:t>
+          </w:r>
+        </w:p>
+      </w:docPartBody>
+    </w:docPart>
   </w:docParts>
 </w:glossaryDocument>
 </file>
@@ -5990,7 +5073,6 @@
 <file path=word/glossary/fontTable.xml><?xml version="1.0" encoding="utf-8"?>
 <w:fonts xmlns:mc="http://schemas.openxmlformats.org/markup-compatibility/2006" xmlns:r="http://schemas.openxmlformats.org/officeDocument/2006/relationships" xmlns:w="http://schemas.openxmlformats.org/wordprocessingml/2006/main" xmlns:w14="http://schemas.microsoft.com/office/word/2010/wordml" xmlns:w15="http://schemas.microsoft.com/office/word/2012/wordml" xmlns:w16cex="http://schemas.microsoft.com/office/word/2018/wordml/cex" xmlns:w16cid="http://schemas.microsoft.com/office/word/2016/wordml/cid" xmlns:w16="http://schemas.microsoft.com/office/word/2018/wordml" xmlns:w16du="http://schemas.microsoft.com/office/word/2023/wordml/word16du" xmlns:w16sdtdh="http://schemas.microsoft.com/office/word/2020/wordml/sdtdatahash" xmlns:w16sdtfl="http://schemas.microsoft.com/office/word/2024/wordml/sdtformatlock" xmlns:w16se="http://schemas.microsoft.com/office/word/2015/wordml/symex" mc:Ignorable="w14 w15 w16se w16cid w16 w16cex w16sdtdh w16sdtfl w16du">
   <w:font w:name="Aptos">
-    <w:panose1 w:val="020B0004020202020204"/>
     <w:charset w:val="00"/>
     <w:family w:val="swiss"/>
     <w:pitch w:val="variable"/>
@@ -6004,7 +5086,6 @@
     <w:sig w:usb0="E0002EFF" w:usb1="C000785B" w:usb2="00000009" w:usb3="00000000" w:csb0="000001FF" w:csb1="00000000"/>
   </w:font>
   <w:font w:name="Aptos Display">
-    <w:panose1 w:val="020B0004020202020204"/>
     <w:charset w:val="00"/>
     <w:family w:val="swiss"/>
     <w:pitch w:val="variable"/>
@@ -6024,13 +5105,6 @@
     <w:pitch w:val="variable"/>
     <w:sig w:usb0="E4002EFF" w:usb1="C000E47F" w:usb2="00000009" w:usb3="00000000" w:csb0="000001FF" w:csb1="00000000"/>
   </w:font>
-  <w:font w:name="Arial">
-    <w:panose1 w:val="020B0604020202020204"/>
-    <w:charset w:val="00"/>
-    <w:family w:val="swiss"/>
-    <w:pitch w:val="variable"/>
-    <w:sig w:usb0="E0002EFF" w:usb1="C000785B" w:usb2="00000009" w:usb3="00000000" w:csb0="000001FF" w:csb1="00000000"/>
-  </w:font>
 </w:fonts>
 </file>
 
@@ -6038,6 +5112,7 @@
 <w:settings xmlns:mc="http://schemas.openxmlformats.org/markup-compatibility/2006" xmlns:o="urn:schemas-microsoft-com:office:office" xmlns:r="http://schemas.openxmlformats.org/officeDocument/2006/relationships" xmlns:m="http://schemas.openxmlformats.org/officeDocument/2006/math" xmlns:v="urn:schemas-microsoft-com:vml" xmlns:w10="urn:schemas-microsoft-com:office:word" xmlns:w="http://schemas.openxmlformats.org/wordprocessingml/2006/main" xmlns:w14="http://schemas.microsoft.com/office/word/2010/wordml" xmlns:w15="http://schemas.microsoft.com/office/word/2012/wordml" xmlns:w16cex="http://schemas.microsoft.com/office/word/2018/wordml/cex" xmlns:w16cid="http://schemas.microsoft.com/office/word/2016/wordml/cid" xmlns:w16="http://schemas.microsoft.com/office/word/2018/wordml" xmlns:w16du="http://schemas.microsoft.com/office/word/2023/wordml/word16du" xmlns:w16sdtdh="http://schemas.microsoft.com/office/word/2020/wordml/sdtdatahash" xmlns:w16sdtfl="http://schemas.microsoft.com/office/word/2024/wordml/sdtformatlock" xmlns:w16se="http://schemas.microsoft.com/office/word/2015/wordml/symex" xmlns:sl="http://schemas.openxmlformats.org/schemaLibrary/2006/main" mc:Ignorable="w14 w15 w16se w16cid w16 w16cex w16sdtdh w16sdtfl w16du">
   <w:view w:val="normal"/>
   <w:defaultTabStop w:val="720"/>
+  <w:hyphenationZone w:val="425"/>
   <w:characterSpacingControl w:val="doNotCompress"/>
   <w:compat>
     <w:useFELayout/>
@@ -6051,10 +5126,19 @@
   <w:rsids>
     <w:rsidRoot w:val="00042826"/>
     <w:rsid w:val="00042826"/>
+    <w:rsid w:val="003B133B"/>
+    <w:rsid w:val="005B609A"/>
+    <w:rsid w:val="007E07C7"/>
+    <w:rsid w:val="008E7FCD"/>
     <w:rsid w:val="00950240"/>
     <w:rsid w:val="00AD2F0E"/>
+    <w:rsid w:val="00B56705"/>
     <w:rsid w:val="00C6362E"/>
     <w:rsid w:val="00CE2DFA"/>
+    <w:rsid w:val="00D36141"/>
+    <w:rsid w:val="00D57256"/>
+    <w:rsid w:val="00E5711F"/>
+    <w:rsid w:val="00E84ABE"/>
   </w:rsids>
   <m:mathPr>
     <m:mathFont m:val="Cambria Math"/>
@@ -6069,7 +5153,7 @@
     <m:intLim m:val="subSup"/>
     <m:naryLim m:val="undOvr"/>
   </m:mathPr>
-  <w:themeFontLang w:val="en-DK"/>
+  <w:themeFontLang/>
   <w:clrSchemeMapping w:bg1="light1" w:t1="dark1" w:bg2="light2" w:t2="dark2" w:accent1="accent1" w:accent2="accent2" w:accent3="accent3" w:accent4="accent4" w:accent5="accent5" w:accent6="accent6" w:hyperlink="hyperlink" w:followedHyperlink="followedHyperlink"/>
   <w:decimalSymbol w:val="."/>
   <w:listSeparator w:val=","/>
@@ -6086,7 +5170,7 @@
         <w:kern w:val="2"/>
         <w:sz w:val="24"/>
         <w:szCs w:val="24"/>
-        <w:lang w:val="en-DK" w:eastAsia="en-DK" w:bidi="ar-SA"/>
+        <w:lang w:bidi="ar-SA"/>
         <w14:ligatures w14:val="standardContextual"/>
       </w:rPr>
     </w:rPrDefault>
@@ -6510,26 +5594,17 @@
     <w:basedOn w:val="DefaultParagraphFont"/>
     <w:uiPriority w:val="99"/>
     <w:semiHidden/>
-    <w:rsid w:val="00950240"/>
+    <w:rsid w:val="00B56705"/>
     <w:rPr>
-      <w:color w:val="666666"/>
+      <w:color w:val="808080"/>
     </w:rPr>
   </w:style>
-  <w:style w:type="paragraph" w:customStyle="1" w:styleId="463CB301DB114C62BF12F9ECAAC86C5A">
-    <w:name w:val="463CB301DB114C62BF12F9ECAAC86C5A"/>
-    <w:rsid w:val="00042826"/>
-  </w:style>
-  <w:style w:type="paragraph" w:customStyle="1" w:styleId="FBB02AF6EDB84AA5B701374F7AC9E91C">
-    <w:name w:val="FBB02AF6EDB84AA5B701374F7AC9E91C"/>
-    <w:rsid w:val="00042826"/>
-  </w:style>
-  <w:style w:type="paragraph" w:customStyle="1" w:styleId="7BBF8387707B4251A9268EEAF1A0B144">
-    <w:name w:val="7BBF8387707B4251A9268EEAF1A0B144"/>
-    <w:rsid w:val="00042826"/>
-  </w:style>
-  <w:style w:type="paragraph" w:customStyle="1" w:styleId="0013D710346D46BE89D6EE8549FF096A">
-    <w:name w:val="0013D710346D46BE89D6EE8549FF096A"/>
-    <w:rsid w:val="00042826"/>
+  <w:style w:type="paragraph" w:customStyle="1" w:styleId="F457A4C098104916BB7C1E629EEACE4B">
+    <w:name w:val="F457A4C098104916BB7C1E629EEACE4B"/>
+    <w:rsid w:val="003B133B"/>
+    <w:rPr>
+      <w:lang w:val="da-DK" w:eastAsia="da-DK"/>
+    </w:rPr>
   </w:style>
   <w:style w:type="paragraph" w:customStyle="1" w:styleId="B77BF682887B4ECA8BAF1C8001286E3C">
     <w:name w:val="B77BF682887B4ECA8BAF1C8001286E3C"/>
@@ -6547,18 +5622,6 @@
     <w:name w:val="69188EA54C6A409B9E3BB3546C6332B3"/>
     <w:rsid w:val="00950240"/>
   </w:style>
-  <w:style w:type="paragraph" w:customStyle="1" w:styleId="95A43896949F4CEBB2A0457F295774D9">
-    <w:name w:val="95A43896949F4CEBB2A0457F295774D9"/>
-    <w:rsid w:val="00950240"/>
-  </w:style>
-  <w:style w:type="paragraph" w:customStyle="1" w:styleId="E7CF028C90A944C98D3A1FD104D3F7DA">
-    <w:name w:val="E7CF028C90A944C98D3A1FD104D3F7DA"/>
-    <w:rsid w:val="00950240"/>
-  </w:style>
-  <w:style w:type="paragraph" w:customStyle="1" w:styleId="5AA65C6C1B0F4C5A939A62FE9176E817">
-    <w:name w:val="5AA65C6C1B0F4C5A939A62FE9176E817"/>
-    <w:rsid w:val="00950240"/>
-  </w:style>
   <w:style w:type="paragraph" w:customStyle="1" w:styleId="CDACB83C39884ED8967B8A8B074E5419">
     <w:name w:val="CDACB83C39884ED8967B8A8B074E5419"/>
     <w:rsid w:val="00950240"/>
@@ -6570,6 +5633,14 @@
   <w:style w:type="paragraph" w:customStyle="1" w:styleId="44853694943344B5B6600347C64D915C">
     <w:name w:val="44853694943344B5B6600347C64D915C"/>
     <w:rsid w:val="00950240"/>
+  </w:style>
+  <w:style w:type="paragraph" w:customStyle="1" w:styleId="394AE5423BC448BAB9D1D86C5ADAF851">
+    <w:name w:val="394AE5423BC448BAB9D1D86C5ADAF851"/>
+    <w:rsid w:val="00B56705"/>
+  </w:style>
+  <w:style w:type="paragraph" w:customStyle="1" w:styleId="9B5C986CB4294DFE844701504F4B4EEC">
+    <w:name w:val="9B5C986CB4294DFE844701504F4B4EEC"/>
+    <w:rsid w:val="00B56705"/>
   </w:style>
 </w:styles>
 </file>
@@ -6898,7 +5969,7 @@
 
 <file path=word/webextensions/taskpanes.xml><?xml version="1.0" encoding="utf-8"?>
 <wetp:taskpanes xmlns:wetp="http://schemas.microsoft.com/office/webextensions/taskpanes/2010/11">
-  <wetp:taskpane dockstate="right" visibility="0" width="791" row="8">
+  <wetp:taskpane dockstate="right" visibility="0" width="350" row="1">
     <wetp:webextensionref xmlns:r="http://schemas.openxmlformats.org/officeDocument/2006/relationships" r:id="rId1"/>
   </wetp:taskpane>
 </wetp:taskpanes>
@@ -6918,7 +5989,7 @@
 
 <file path=customXml/item1.xml>��< ? x m l   v e r s i o n = " 1 . 0 "   e n c o d i n g = " u t f - 1 6 " ? >   
- < N a v W o r d R e p o r t X m l P a r t   x m l n s = " u r n : m i c r o s o f t - d y n a m i c s - b u s i n e s s c e n t r a l / i n t e r n a l / e x t e n d e d / r e p o r t s / S t a n d a r d _ S a l e s _ I n v o i c e / 1 3 0 6 / " > + < N a v W o r d R e p o r t X m l P a r t   x m l n s = " u r n : m i c r o s o f t - d y n a m i c s - n a v / r e p o r t s / S t a n d a r d _ S a l e s _ I n v o i c e / 1 3 0 6 / " >   
      < B C R e p o r t I n f o r m a t i o n >   
@@ -7062,593 +6133,591 @@
  
      < / B C R e p o r t I n f o r m a t i o n >   
-     < T o o l t i p s   / > - 
-     < H e a d e r   E l e m e n t T y p e = " D a t a I t e m "   E l e m e n t I d = " 1 2 4 0 3 7 3 8 8 6 " > - 
-         < B i l l e d T o _ L b l   E l e m e n t T y p e = " C o l u m n "   E l e m e n t I d = " 1 7 4 5 4 4 9 0 7 9 "   D a t a T y p e = " L a b e l " > B i l l e d T o _ L b l < / B i l l e d T o _ L b l > - 
-         < B i l l T o C o n t a c t E m a i l   E l e m e n t T y p e = " C o l u m n "   E l e m e n t I d = " 3 3 5 8 2 7 8 9 5 "   D a t a T y p e = " T e x t " > B i l l T o C o n t a c t E m a i l < / B i l l T o C o n t a c t E m a i l > - 
-         < B i l l T o C o n t a c t E m a i l L b l   E l e m e n t T y p e = " C o l u m n "   E l e m e n t I d = " 2 9 6 4 7 8 3 6 5 "   D a t a T y p e = " L a b e l " > B i l l T o C o n t a c t E m a i l L b l < / B i l l T o C o n t a c t E m a i l L b l > - 
-         < B i l l T o C o n t a c t M o b i l e P h o n e N o   E l e m e n t T y p e = " C o l u m n "   E l e m e n t I d = " 2 4 8 4 8 8 6 9 6 "   D a t a T y p e = " T e x t " > B i l l T o C o n t a c t M o b i l e P h o n e N o < / B i l l T o C o n t a c t M o b i l e P h o n e N o > - 
-         < B i l l T o C o n t a c t M o b i l e P h o n e N o L b l   E l e m e n t T y p e = " C o l u m n "   E l e m e n t I d = " 2 7 6 3 1 1 3 3 8 "   D a t a T y p e = " L a b e l " > B i l l T o C o n t a c t M o b i l e P h o n e N o L b l < / B i l l T o C o n t a c t M o b i l e P h o n e N o L b l > - 
-         < B i l l T o C o n t a c t P h o n e N o   E l e m e n t T y p e = " C o l u m n "   E l e m e n t I d = " 3 6 2 4 7 7 4 8 8 "   D a t a T y p e = " T e x t " > B i l l T o C o n t a c t P h o n e N o < / B i l l T o C o n t a c t P h o n e N o > - 
-         < B i l l T o C o n t a c t P h o n e N o L b l   E l e m e n t T y p e = " C o l u m n "   E l e m e n t I d = " 2 1 2 3 3 4 5 9 6 6 "   D a t a T y p e = " L a b e l " > B i l l T o C o n t a c t P h o n e N o L b l < / B i l l T o C o n t a c t P h o n e N o L b l > - 
-         < B i l l t o C u s t o m e r N o _ L b l   E l e m e n t T y p e = " C o l u m n "   E l e m e n t I d = " 3 6 9 3 0 7 8 1 3 "   D a t a T y p e = " S t r i n g " > B i l l t o C u s t o m e r N o _ L b l < / B i l l t o C u s t o m e r N o _ L b l > - 
-         < B i l l t o C u s t u m e r N o   E l e m e n t T y p e = " C o l u m n "   E l e m e n t I d = " 2 8 0 4 7 3 0 5 8 "   D a t a T y p e = " C o d e " > B i l l t o C u s t u m e r N o < / B i l l t o C u s t u m e r N o > - 
-         < C h e c k s P a y a b l e _ L b l   E l e m e n t T y p e = " C o l u m n "   E l e m e n t I d = " 1 0 5 3 1 5 6 0 6 5 "   D a t a T y p e = " T e x t " > C h e c k s P a y a b l e _ L b l < / C h e c k s P a y a b l e _ L b l > - 
-         < C O 2 e P e r U n i t _ L b l   E l e m e n t T y p e = " C o l u m n "   E l e m e n t I d = " 6 0 8 7 4 6 8 0 2 "   D a t a T y p e = " T e x t " > C O 2 e P e r U n i t _ L b l < / C O 2 e P e r U n i t _ L b l > - 
-         < C o m p a n y A d d r e s s 1   E l e m e n t T y p e = " C o l u m n "   E l e m e n t I d = " 1 8 8 4 1 6 4 3 2 3 "   D a t a T y p e = " T e x t " > C o m p a n y A d d r e s s 1 < / C o m p a n y A d d r e s s 1 > - 
-         < C o m p a n y A d d r e s s 2   E l e m e n t T y p e = " C o l u m n "   E l e m e n t I d = " 1 2 4 6 4 6 7 7 0 6 "   D a t a T y p e = " T e x t " > C o m p a n y A d d r e s s 2 < / C o m p a n y A d d r e s s 2 > - 
-         < C o m p a n y A d d r e s s 3   E l e m e n t T y p e = " C o l u m n "   E l e m e n t I d = " 6 0 8 7 7 1 0 8 9 "   D a t a T y p e = " T e x t " > C o m p a n y A d d r e s s 3 < / C o m p a n y A d d r e s s 3 > - 
-         < C o m p a n y A d d r e s s 4   E l e m e n t T y p e = " C o l u m n "   E l e m e n t I d = " 7 7 7 6 8 0 1 1 2 "   D a t a T y p e = " T e x t " > C o m p a n y A d d r e s s 4 < / C o m p a n y A d d r e s s 4 > - 
-         < C o m p a n y A d d r e s s 5   E l e m e n t T y p e = " C o l u m n "   E l e m e n t I d = " 1 3 9 9 8 3 4 9 5 "   D a t a T y p e = " T e x t " > C o m p a n y A d d r e s s 5 < / C o m p a n y A d d r e s s 5 > - 
-         < C o m p a n y A d d r e s s 6   E l e m e n t T y p e = " C o l u m n "   E l e m e n t I d = " 4 9 7 7 1 3 1 2 2 "   D a t a T y p e = " T e x t " > C o m p a n y A d d r e s s 6 < / C o m p a n y A d d r e s s 6 > - 
-         < C o m p a n y A d d r e s s 7   E l e m e n t T y p e = " C o l u m n "   E l e m e n t I d = " 1 1 3 5 4 0 9 7 3 9 "   D a t a T y p e = " T e x t " > C o m p a n y A d d r e s s 7 < / C o m p a n y A d d r e s s 7 > - 
-         < C o m p a n y A d d r e s s 8   E l e m e n t T y p e = " C o l u m n "   E l e m e n t I d = " 1 7 1 5 2 5 5 3 0 0 "   D a t a T y p e = " T e x t " > C o m p a n y A d d r e s s 8 < / C o m p a n y A d d r e s s 8 > - 
-         < C o m p a n y B a n k A c c o u n t N o   E l e m e n t T y p e = " C o l u m n "   E l e m e n t I d = " 3 0 1 4 0 2 0 4 "   D a t a T y p e = " T e x t " > C o m p a n y B a n k A c c o u n t N o < / C o m p a n y B a n k A c c o u n t N o > - 
-         < C o m p a n y B a n k A c c o u n t N o _ L b l   E l e m e n t T y p e = " C o l u m n "   E l e m e n t I d = " 1 0 9 7 7 4 3 3 4 5 "   D a t a T y p e = " L a b e l " > C o m p a n y B a n k A c c o u n t N o _ L b l < / C o m p a n y B a n k A c c o u n t N o _ L b l > - 
-         < C o m p a n y B a n k B r a n c h N o   E l e m e n t T y p e = " C o l u m n "   E l e m e n t I d = " 7 9 3 1 3 3 0 5 7 "   D a t a T y p e = " T e x t " > C o m p a n y B a n k B r a n c h N o < / C o m p a n y B a n k B r a n c h N o > - 
-         < C o m p a n y B a n k B r a n c h N o _ L b l   E l e m e n t T y p e = " C o l u m n "   E l e m e n t I d = " 3 2 7 9 0 6 6 9 2 "   D a t a T y p e = " S t r i n g " > C o m p a n y B a n k B r a n c h N o _ L b l < / C o m p a n y B a n k B r a n c h N o _ L b l > - 
-         < C o m p a n y B a n k N a m e   E l e m e n t T y p e = " C o l u m n "   E l e m e n t I d = " 1 5 3 4 9 0 5 6 0 5 "   D a t a T y p e = " T e x t " > C o m p a n y B a n k N a m e < / C o m p a n y B a n k N a m e > - 
-         < C o m p a n y B a n k N a m e _ L b l   E l e m e n t T y p e = " C o l u m n "   E l e m e n t I d = " 1 2 0 4 3 0 7 0 1 4 "   D a t a T y p e = " L a b e l " > C o m p a n y B a n k N a m e _ L b l < / C o m p a n y B a n k N a m e _ L b l > - 
-         < C o m p a n y C u s t o m G i r o   E l e m e n t T y p e = " C o l u m n "   E l e m e n t I d = " 1 6 7 0 4 7 5 7 9 8 "   D a t a T y p e = " T e x t " > C o m p a n y C u s t o m G i r o < / C o m p a n y C u s t o m G i r o > - 
-         < C o m p a n y C u s t o m G i r o _ L b l   E l e m e n t T y p e = " C o l u m n "   E l e m e n t I d = " 8 9 1 4 3 9 6 2 5 "   D a t a T y p e = " T e x t " > C o m p a n y C u s t o m G i r o _ L b l < / C o m p a n y C u s t o m G i r o _ L b l > - 
-         < C o m p a n y E M a i l   E l e m e n t T y p e = " C o l u m n "   E l e m e n t I d = " 1 6 7 7 0 7 4 0 5 8 "   D a t a T y p e = " T e x t " > C o m p a n y E M a i l < / C o m p a n y E M a i l > - 
-         < C o m p a n y G i r o N o   E l e m e n t T y p e = " C o l u m n "   E l e m e n t I d = " 1 3 6 0 1 9 6 3 2 0 "   D a t a T y p e = " T e x t " > C o m p a n y G i r o N o < / C o m p a n y G i r o N o > - 
-         < C o m p a n y G i r o N o _ L b l   E l e m e n t T y p e = " C o l u m n "   E l e m e n t I d = " 8 6 1 6 0 2 1 1 5 "   D a t a T y p e = " L a b e l " > C o m p a n y G i r o N o _ L b l < / C o m p a n y G i r o N o _ L b l > - 
-         < C o m p a n y H o m e P a g e   E l e m e n t T y p e = " C o l u m n "   E l e m e n t I d = " 1 9 8 9 1 8 8 7 0 "   D a t a T y p e = " T e x t " > C o m p a n y H o m e P a g e < / C o m p a n y H o m e P a g e > - 
-         < C o m p a n y I B A N   E l e m e n t T y p e = " C o l u m n "   E l e m e n t I d = " 9 0 6 5 4 9 1 8 2 "   D a t a T y p e = " C o d e " > C o m p a n y I B A N < / C o m p a n y I B A N > - 
-         < C o m p a n y I B A N _ L b l   E l e m e n t T y p e = " C o l u m n "   E l e m e n t I d = " 1 2 6 7 9 5 2 2 2 7 "   D a t a T y p e = " S t r i n g " > C o m p a n y I B A N _ L b l < / C o m p a n y I B A N _ L b l > - 
-         < C o m p a n y L e g a l O f f i c e   E l e m e n t T y p e = " C o l u m n "   E l e m e n t I d = " 7 1 4 2 5 8 1 1 1 "   D a t a T y p e = " T e x t " > C o m p a n y L e g a l O f f i c e < / C o m p a n y L e g a l O f f i c e > - 
-         < C o m p a n y L e g a l O f f i c e _ L b l   E l e m e n t T y p e = " C o l u m n "   E l e m e n t I d = " 1 5 3 3 1 7 5 1 0 8 "   D a t a T y p e = " T e x t " > C o m p a n y L e g a l O f f i c e _ L b l < / C o m p a n y L e g a l O f f i c e _ L b l > - 
-         < C o m p a n y L e g a l S t a t e m e n t   E l e m e n t T y p e = " C o l u m n "   E l e m e n t I d = " 4 4 8 3 5 8 8 7 6 "   D a t a T y p e = " T e x t " > C o m p a n y L e g a l S t a t e m e n t < / C o m p a n y L e g a l S t a t e m e n t > - 
-         < C o m p a n y L o g o P o s i t i o n   E l e m e n t T y p e = " C o l u m n "   E l e m e n t I d = " 1 4 2 5 2 6 6 6 8 8 "   D a t a T y p e = " I n t e g e r " > C o m p a n y L o g o P o s i t i o n < / C o m p a n y L o g o P o s i t i o n > - 
-         < C o m p a n y P h o n e N o   E l e m e n t T y p e = " C o l u m n "   E l e m e n t I d = " 2 5 0 4 4 0 6 5 5 "   D a t a T y p e = " T e x t " > C o m p a n y P h o n e N o < / C o m p a n y P h o n e N o > - 
-         < C o m p a n y P h o n e N o _ L b l   E l e m e n t T y p e = " C o l u m n "   E l e m e n t I d = " 5 5 8 5 9 3 5 8 6 "   D a t a T y p e = " L a b e l " > C o m p a n y P h o n e N o _ L b l < / C o m p a n y P h o n e N o _ L b l > - 
-         < C o m p a n y P i c t u r e   E l e m e n t T y p e = " C o l u m n "   E l e m e n t I d = " 1 3 9 7 4 1 1 0 7 4 "   D a t a T y p e = " B l o b "   / > - 
-         < C o m p a n y R e g i s t r a t i o n N u m b e r   E l e m e n t T y p e = " C o l u m n "   E l e m e n t I d = " 2 0 2 3 6 3 9 4 2 4 "   D a t a T y p e = " T e x t " > C o m p a n y R e g i s t r a t i o n N u m b e r < / C o m p a n y R e g i s t r a t i o n N u m b e r > - 
-         < C o m p a n y R e g i s t r a t i o n N u m b e r _ L b l   E l e m e n t T y p e = " C o l u m n "   E l e m e n t I d = " 1 8 3 3 1 0 6 6 5 3 "   D a t a T y p e = " T e x t " > C o m p a n y R e g i s t r a t i o n N u m b e r _ L b l < / C o m p a n y R e g i s t r a t i o n N u m b e r _ L b l > - 
-         < C o m p a n y S W I F T   E l e m e n t T y p e = " C o l u m n "   E l e m e n t I d = " 6 6 8 2 5 0 2 4 5 "   D a t a T y p e = " C o d e " > C o m p a n y S W I F T < / C o m p a n y S W I F T > - 
-         < C o m p a n y S W I F T _ L b l   E l e m e n t T y p e = " C o l u m n "   E l e m e n t I d = " 2 0 2 9 5 9 7 3 8 4 "   D a t a T y p e = " S t r i n g " > C o m p a n y S W I F T _ L b l < / C o m p a n y S W I F T _ L b l > - 
-         < C o m p a n y V A T R e g i s t r a t i o n N o   E l e m e n t T y p e = " C o l u m n "   E l e m e n t I d = " 1 9 1 4 0 1 3 6 4 9 "   D a t a T y p e = " T e x t " > C o m p a n y V A T R e g i s t r a t i o n N o < / C o m p a n y V A T R e g i s t r a t i o n N o > - 
-         < C o m p a n y V A T R e g i s t r a t i o n N o _ L b l   E l e m e n t T y p e = " C o l u m n "   E l e m e n t I d = " 9 2 4 5 0 3 1 2 4 "   D a t a T y p e = " T e x t " > C o m p a n y V A T R e g i s t r a t i o n N o _ L b l < / C o m p a n y V A T R e g i s t r a t i o n N o _ L b l > - 
-         < C o m p a n y V A T R e g N o   E l e m e n t T y p e = " C o l u m n "   E l e m e n t I d = " 1 7 1 4 3 1 9 3 6 "   D a t a T y p e = " T e x t " > C o m p a n y V A T R e g N o < / C o m p a n y V A T R e g N o > - 
-         < C o m p a n y V A T R e g N o _ L b l   E l e m e n t T y p e = " C o l u m n "   E l e m e n t I d = " 7 7 3 2 0 1 5 0 1 "   D a t a T y p e = " T e x t " > C o m p a n y V A T R e g N o _ L b l < / C o m p a n y V A T R e g N o _ L b l > - 
-         < C o n t a c t _ L b l   E l e m e n t T y p e = " C o l u m n "   E l e m e n t I d = " 1 1 5 5 0 9 4 7 5 2 "   D a t a T y p e = " T e x t " > C o n t a c t _ L b l < / C o n t a c t _ L b l > - 
-         < C o p y _ L b l   E l e m e n t T y p e = " C o l u m n "   E l e m e n t I d = " 6 0 4 7 8 2 7 8 1 "   D a t a T y p e = " L a b e l " > C o p y _ L b l < / C o p y _ L b l > - 
-         < C u s t o m e r A d d r e s s 1   E l e m e n t T y p e = " C o l u m n "   E l e m e n t I d = " 1 8 0 1 9 6 6 4 5 4 "   D a t a T y p e = " T e x t " > C u s t o m e r A d d r e s s 1 < / C u s t o m e r A d d r e s s 1 > - 
-         < C u s t o m e r A d d r e s s 2   E l e m e n t T y p e = " C o l u m n "   E l e m e n t I d = " 1 1 6 4 2 6 9 8 3 7 "   D a t a T y p e = " T e x t " > C u s t o m e r A d d r e s s 2 < / C u s t o m e r A d d r e s s 2 > - 
-         < C u s t o m e r A d d r e s s 3   E l e m e n t T y p e = " C o l u m n "   E l e m e n t I d = " 5 2 6 5 7 3 2 2 0 "   D a t a T y p e = " T e x t " > C u s t o m e r A d d r e s s 3 < / C u s t o m e r A d d r e s s 3 > - 
-         < C u s t o m e r A d d r e s s 4   E l e m e n t T y p e = " C o l u m n "   E l e m e n t I d = " 1 1 1 1 2 3 3 9 7 "   D a t a T y p e = " T e x t " > C u s t o m e r A d d r e s s 4 < / C u s t o m e r A d d r e s s 4 > - 
-         < C u s t o m e r A d d r e s s 5   E l e m e n t T y p e = " C o l u m n "   E l e m e n t I d = " 7 4 8 8 2 0 0 1 4 "   D a t a T y p e = " T e x t " > C u s t o m e r A d d r e s s 5 < / C u s t o m e r A d d r e s s 5 > - 
-         < C u s t o m e r A d d r e s s 6   E l e m e n t T y p e = " C o l u m n "   E l e m e n t I d = " 1 3 8 6 5 1 6 6 3 1 "   D a t a T y p e = " T e x t " > C u s t o m e r A d d r e s s 6 < / C u s t o m e r A d d r e s s 6 > - 
-         < C u s t o m e r A d d r e s s 7   E l e m e n t T y p e = " C o l u m n "   E l e m e n t I d = " 2 0 2 4 2 1 3 2 4 8 "   D a t a T y p e = " T e x t " > C u s t o m e r A d d r e s s 7 < / C u s t o m e r A d d r e s s 7 > - 
-         < C u s t o m e r A d d r e s s 8   E l e m e n t T y p e = " C o l u m n "   E l e m e n t I d = " 1 0 4 8 6 9 8 5 8 5 "   D a t a T y p e = " T e x t " > C u s t o m e r A d d r e s s 8 < / C u s t o m e r A d d r e s s 8 > - 
-         < C u s t o m e r P o s t a l B a r C o d e   E l e m e n t T y p e = " C o l u m n "   E l e m e n t I d = " 3 9 8 5 8 0 6 8 8 "   D a t a T y p e = " T e x t " > C u s t o m e r P o s t a l B a r C o d e < / C u s t o m e r P o s t a l B a r C o d e > - 
-         < D i s c l a i m e r _ L b l   E l e m e n t T y p e = " C o l u m n "   E l e m e n t I d = " 3 8 1 6 6 9 2 0 5 "   D a t a T y p e = " T e x t " > D i s c l a i m e r _ L b l < / D i s c l a i m e r _ L b l > - 
-         < D i s p l a y A d d i t i o n a l F e e N o t e   E l e m e n t T y p e = " C o l u m n "   E l e m e n t I d = " 1 9 3 1 7 6 6 6 8 8 "   D a t a T y p e = " B o o l e a n " > D i s p l a y A d d i t i o n a l F e e N o t e < / D i s p l a y A d d i t i o n a l F e e N o t e > - 
-         < D o c u m e n t D a t e   E l e m e n t T y p e = " C o l u m n "   E l e m e n t I d = " 5 5 2 8 7 1 9 1 4 "   D a t a T y p e = " S t r i n g " > D o c u m e n t D a t e < / D o c u m e n t D a t e > - 
-         < D o c u m e n t D a t e _ L b l   E l e m e n t T y p e = " C o l u m n "   E l e m e n t I d = " 1 0 2 6 4 9 4 8 3 "   D a t a T y p e = " S t r i n g " > D o c u m e n t D a t e _ L b l < / D o c u m e n t D a t e _ L b l > - 
-         < D o c u m e n t N o   E l e m e n t T y p e = " C o l u m n "   E l e m e n t I d = " 9 7 0 3 5 0 5 3 9 "   D a t a T y p e = " C o d e " > D o c u m e n t N o < / D o c u m e n t N o > - 
-         < D o c u m e n t N o _ L b l   E l e m e n t T y p e = " C o l u m n "   E l e m e n t I d = " 7 8 9 7 9 5 9 7 8 "   D a t a T y p e = " L a b e l " > D o c u m e n t N o _ L b l < / D o c u m e n t N o _ L b l > - 
-         < D o c u m e n t T i t l e _ L b l   E l e m e n t T y p e = " C o l u m n "   E l e m e n t I d = " 8 5 8 4 2 3 9 2 9 "   D a t a T y p e = " T e x t " > D o c u m e n t T i t l e _ L b l < / D o c u m e n t T i t l e _ L b l > - 
-         < D u e D a t e   E l e m e n t T y p e = " C o l u m n "   E l e m e n t I d = " 7 4 5 1 7 0 2 0 3 "   D a t a T y p e = " S t r i n g " > D u e D a t e < / D u e D a t e > - 
-         < D u e D a t e _ L b l   E l e m e n t T y p e = " C o l u m n "   E l e m e n t I d = " 1 6 4 8 2 8 4 6 4 8 "   D a t a T y p e = " S t r i n g " > D u e D a t e _ L b l < / D u e D a t e _ L b l > - 
-         < E M a i l _ H e a d e r _ L b l   E l e m e n t T y p e = " C o l u m n "   E l e m e n t I d = " 5 1 3 1 7 0 8 0 4 "   D a t a T y p e = " L a b e l " > E M a i l _ H e a d e r _ L b l < / E M a i l _ H e a d e r _ L b l > - 
-         < E x c h a n g e R a t e A s T e x t   E l e m e n t T y p e = " C o l u m n "   E l e m e n t I d = " 5 9 2 9 5 5 8 4 5 "   D a t a T y p e = " T e x t " > E x c h a n g e R a t e A s T e x t < / E x c h a n g e R a t e A s T e x t > - 
-         < E x t e r n a l D o c u m e n t N o   E l e m e n t T y p e = " C o l u m n "   E l e m e n t I d = " 7 3 3 9 5 3 9 6 6 "   D a t a T y p e = " C o d e " > E x t e r n a l D o c u m e n t N o < / E x t e r n a l D o c u m e n t N o > - 
-         < E x t e r n a l D o c u m e n t N o _ L b l   E l e m e n t T y p e = " C o l u m n "   E l e m e n t I d = " 4 2 3 3 1 2 2 6 9 "   D a t a T y p e = " S t r i n g " > E x t e r n a l D o c u m e n t N o _ L b l < / E x t e r n a l D o c u m e n t N o _ L b l > - 
-         < F r o m _ L b l   E l e m e n t T y p e = " C o l u m n "   E l e m e n t I d = " 4 8 5 4 2 6 1 3 8 "   D a t a T y p e = " L a b e l " > F r o m _ L b l < / F r o m _ L b l > - 
-         < G l o b a l L o c a t i o n N u m b e r   E l e m e n t T y p e = " C o l u m n "   E l e m e n t I d = " 1 5 0 0 3 7 2 8 0 0 "   D a t a T y p e = " T e x t " > G l o b a l L o c a t i o n N u m b e r < / G l o b a l L o c a t i o n N u m b e r > - 
-         < G l o b a l L o c a t i o n N u m b e r _ L b l   E l e m e n t T y p e = " C o l u m n "   E l e m e n t I d = " 1 7 5 0 9 1 3 8 9 1 "   D a t a T y p e = " T e x t " > G l o b a l L o c a t i o n N u m b e r _ L b l < / G l o b a l L o c a t i o n N u m b e r _ L b l > - 
-         < H o m e P a g e _ H e a d e r _ L b l   E l e m e n t T y p e = " C o l u m n "   E l e m e n t I d = " 1 8 7 9 7 2 5 0 8 4 "   D a t a T y p e = " L a b e l " > H o m e P a g e _ H e a d e r _ L b l < / H o m e P a g e _ H e a d e r _ L b l > - 
-         < I n v o i c e D i s c o u n t A m o u n t _ L b l   E l e m e n t T y p e = " C o l u m n "   E l e m e n t I d = " 1 5 9 3 0 1 2 7 3 6 "   D a t a T y p e = " L a b e l " > I n v o i c e D i s c o u n t A m o u n t _ L b l < / I n v o i c e D i s c o u n t A m o u n t _ L b l > - 
-         < I n v o i c e D i s c o u n t B a s e A m o u n t _ L b l   E l e m e n t T y p e = " C o l u m n "   E l e m e n t I d = " 2 0 2 9 2 6 6 8 7 5 "   D a t a T y p e = " L a b e l " > I n v o i c e D i s c o u n t B a s e A m o u n t _ L b l < / I n v o i c e D i s c o u n t B a s e A m o u n t _ L b l > - 
-         < L e g a l E n t i t y T y p e   E l e m e n t T y p e = " C o l u m n "   E l e m e n t I d = " 2 0 5 1 8 7 3 5 6 3 "   D a t a T y p e = " T e x t " > L e g a l E n t i t y T y p e < / L e g a l E n t i t y T y p e > - 
-         < L e g a l E n t i t y T y p e _ L b l   E l e m e n t T y p e = " C o l u m n "   E l e m e n t I d = " 2 0 8 0 2 2 4 7 9 2 "   D a t a T y p e = " T e x t " > L e g a l E n t i t y T y p e _ L b l < / L e g a l E n t i t y T y p e _ L b l > - 
-         < L i n e A m o u n t A f t e r I n v o i c e D i s c o u n t _ L b l   E l e m e n t T y p e = " C o l u m n "   E l e m e n t I d = " 6 7 3 7 2 1 0 9 4 "   D a t a T y p e = " L a b e l " > L i n e A m o u n t A f t e r I n v o i c e D i s c o u n t _ L b l < / L i n e A m o u n t A f t e r I n v o i c e D i s c o u n t _ L b l > - 
-         < L o c a l C u r r e n c y _ L b l   E l e m e n t T y p e = " C o l u m n "   E l e m e n t I d = " 1 5 5 9 6 9 3 4 2 2 "   D a t a T y p e = " L a b e l " > L o c a l C u r r e n c y _ L b l < / L o c a l C u r r e n c y _ L b l > - 
-         < O r d e r N o   E l e m e n t T y p e = " C o l u m n "   E l e m e n t I d = " 1 4 6 6 4 7 3 8 8 6 "   D a t a T y p e = " C o d e " > O r d e r N o < / O r d e r N o > - 
-         < O r d e r N o _ L b l   E l e m e n t T y p e = " C o l u m n "   E l e m e n t I d = " 1 9 9 1 0 6 2 5 2 9 "   D a t a T y p e = " S t r i n g " > O r d e r N o _ L b l < / O r d e r N o _ L b l > - 
-         < P a c k a g e T r a c k i n g N o   E l e m e n t T y p e = " C o l u m n "   E l e m e n t I d = " 1 2 4 4 8 2 6 1 5 9 "   D a t a T y p e = " T e x t " > P a c k a g e T r a c k i n g N o < / P a c k a g e T r a c k i n g N o > - 
-         < P a c k a g e T r a c k i n g N o _ L b l   E l e m e n t T y p e = " C o l u m n "   E l e m e n t I d = " 2 1 9 3 5 6 7 5 6 "   D a t a T y p e = " S t r i n g " > P a c k a g e T r a c k i n g N o _ L b l < / P a c k a g e T r a c k i n g N o _ L b l > - 
-         < P a g e _ L b l   E l e m e n t T y p e = " C o l u m n "   E l e m e n t I d = " 6 8 0 6 4 8 0 9 1 "   D a t a T y p e = " L a b e l " > P a g e _ L b l < / P a g e _ L b l > - 
-         < P a y m e n t I n s t r u c t i o n s _ T x t   E l e m e n t T y p e = " C o l u m n "   E l e m e n t I d = " 1 8 7 2 0 8 8 3 "   D a t a T y p e = " T e x t " > P a y m e n t I n s t r u c t i o n s _ T x t < / P a y m e n t I n s t r u c t i o n s _ T x t > - 
-         < P a y m e n t M e t h o d D e s c r i p t i o n   E l e m e n t T y p e = " C o l u m n "   E l e m e n t I d = " 5 8 5 7 5 7 9 7 4 "   D a t a T y p e = " T e x t " > P a y m e n t M e t h o d D e s c r i p t i o n < / P a y m e n t M e t h o d D e s c r i p t i o n > - 
-         < P a y m e n t M e t h o d D e s c r i p t i o n _ L b l   E l e m e n t T y p e = " C o l u m n "   E l e m e n t I d = " 7 9 7 1 1 7 3 2 3 "   D a t a T y p e = " L a b e l " > P a y m e n t M e t h o d D e s c r i p t i o n _ L b l < / P a y m e n t M e t h o d D e s c r i p t i o n _ L b l > - 
-         < P a y m e n t R e f e r e n c e   E l e m e n t T y p e = " C o l u m n "   E l e m e n t I d = " 3 3 5 4 9 7 0 1 2 "   D a t a T y p e = " T e x t " > P a y m e n t R e f e r e n c e < / P a y m e n t R e f e r e n c e > - 
-         < P a y m e n t R e f e r e n c e _ L b l   E l e m e n t T y p e = " C o l u m n "   E l e m e n t I d = " 8 6 4 7 4 2 0 3 3 "   D a t a T y p e = " T e x t " > P a y m e n t R e f e r e n c e _ L b l < / P a y m e n t R e f e r e n c e _ L b l > - 
-         < P a y m e n t T e r m s D e s c r i p t i o n   E l e m e n t T y p e = " C o l u m n "   E l e m e n t I d = " 2 0 3 8 7 4 2 7 0 0 "   D a t a T y p e = " T e x t " > P a y m e n t T e r m s D e s c r i p t i o n < / P a y m e n t T e r m s D e s c r i p t i o n > - 
-         < P a y m e n t T e r m s D e s c r i p t i o n _ L b l   E l e m e n t T y p e = " C o l u m n "   E l e m e n t I d = " 1 8 7 4 4 9 4 3 2 1 "   D a t a T y p e = " L a b e l " > P a y m e n t T e r m s D e s c r i p t i o n _ L b l < / P a y m e n t T e r m s D e s c r i p t i o n _ L b l > - 
-         < P r i c e s I n c l u d i n g V A T   E l e m e n t T y p e = " C o l u m n "   E l e m e n t I d = " 5 1 8 8 1 7 1 6 7 "   D a t a T y p e = " B o o l e a n " > P r i c e s I n c l u d i n g V A T < / P r i c e s I n c l u d i n g V A T > - 
-         < P r i c e s I n c l u d i n g V A T Y e s N o   E l e m e n t T y p e = " C o l u m n "   E l e m e n t I d = " 1 4 1 1 1 4 7 5 9 9 "   D a t a T y p e = " S t r i n g " > P r i c e s I n c l u d i n g V A T Y e s N o < / P r i c e s I n c l u d i n g V A T Y e s N o > - 
-         < P r i c e s I n c l u d i n g V A T _ L b l   E l e m e n t T y p e = " C o l u m n "   E l e m e n t I d = " 1 3 7 7 9 7 9 4 4 4 "   D a t a T y p e = " S t r i n g " > P r i c e s I n c l u d i n g V A T _ L b l < / P r i c e s I n c l u d i n g V A T _ L b l > - 
-         < Q u e s t i o n s _ L b l   E l e m e n t T y p e = " C o l u m n "   E l e m e n t I d = " 2 0 7 0 8 9 0 0 1 9 "   D a t a T y p e = " L a b e l " > Q u e s t i o n s _ L b l < / Q u e s t i o n s _ L b l > - 
-         < R e m a i n i n g A m o u n t   E l e m e n t T y p e = " C o l u m n "   E l e m e n t I d = " 3 5 3 2 6 4 1 3 1 "   D a t a T y p e = " D e c i m a l " > R e m a i n i n g A m o u n t < / R e m a i n i n g A m o u n t > - 
-         < R e m a i n i n g A m o u n t T e x t   E l e m e n t T y p e = " C o l u m n "   E l e m e n t I d = " 1 8 1 3 6 1 2 0 "   D a t a T y p e = " T e x t " > R e m a i n i n g A m o u n t T e x t < / R e m a i n i n g A m o u n t T e x t > - 
-         < S a l e s I n v o i c e L i n e D i s c o u n t _ L b l   E l e m e n t T y p e = " C o l u m n "   E l e m e n t I d = " 6 6 4 6 0 1 5 8 2 "   D a t a T y p e = " L a b e l " > S a l e s I n v o i c e L i n e D i s c o u n t _ L b l < / S a l e s I n v o i c e L i n e D i s c o u n t _ L b l > - 
-         < S a l e s P e r s o n B l a n k _ L b l   E l e m e n t T y p e = " C o l u m n "   E l e m e n t I d = " 6 5 4 6 2 4 6 0 1 "   D a t a T y p e = " T e x t " > S a l e s P e r s o n B l a n k _ L b l < / S a l e s P e r s o n B l a n k _ L b l > - 
-         < S a l e s P e r s o n N a m e   E l e m e n t T y p e = " C o l u m n "   E l e m e n t I d = " 8 7 1 4 9 2 9 8 3 "   D a t a T y p e = " T e x t " > S a l e s P e r s o n N a m e < / S a l e s P e r s o n N a m e > - 
-         < S a l e s P e r s o n _ L b l   E l e m e n t T y p e = " C o l u m n "   E l e m e n t I d = " 1 5 6 4 1 9 6 3 6 5 "   D a t a T y p e = " L a b e l " > S a l e s P e r s o n _ L b l < / S a l e s P e r s o n _ L b l > - 
-         < S e l l T o C o n t a c t E m a i l   E l e m e n t T y p e = " C o l u m n "   E l e m e n t I d = " 2 6 2 8 2 4 5 6 4 "   D a t a T y p e = " T e x t " > S e l l T o C o n t a c t E m a i l < / S e l l T o C o n t a c t E m a i l > - 
-         < S e l l T o C o n t a c t E m a i l L b l   E l e m e n t T y p e = " C o l u m n "   E l e m e n t I d = " 3 7 0 9 2 0 3 7 4 "   D a t a T y p e = " L a b e l " > S e l l T o C o n t a c t E m a i l L b l < / S e l l T o C o n t a c t E m a i l L b l > - 
-         < S e l l T o C o n t a c t M o b i l e P h o n e N o   E l e m e n t T y p e = " C o l u m n "   E l e m e n t I d = " 1 8 4 3 5 8 7 4 7 "   D a t a T y p e = " T e x t " > S e l l T o C o n t a c t M o b i l e P h o n e N o < / S e l l T o C o n t a c t M o b i l e P h o n e N o > - 
-         < S e l l T o C o n t a c t M o b i l e P h o n e N o L b l   E l e m e n t T y p e = " C o l u m n "   E l e m e n t I d = " 1 4 5 7 5 2 8 4 1 7 "   D a t a T y p e = " L a b e l " > S e l l T o C o n t a c t M o b i l e P h o n e N o L b l < / S e l l T o C o n t a c t M o b i l e P h o n e N o L b l > - 
-         < S e l l T o C o n t a c t P h o n e N o   E l e m e n t T y p e = " C o l u m n "   E l e m e n t I d = " 1 6 1 3 8 2 2 4 8 3 "   D a t a T y p e = " T e x t " > S e l l T o C o n t a c t P h o n e N o < / S e l l T o C o n t a c t P h o n e N o > - 
-         < S e l l T o C o n t a c t P h o n e N o L b l   E l e m e n t T y p e = " C o l u m n "   E l e m e n t I d = " 1 0 5 0 6 8 6 8 0 9 "   D a t a T y p e = " L a b e l " > S e l l T o C o n t a c t P h o n e N o L b l < / S e l l T o C o n t a c t P h o n e N o L b l > - 
-         < S e l l t o C u s t o m e r N o   E l e m e n t T y p e = " C o l u m n "   E l e m e n t I d = " 2 0 5 0 6 4 7 3 4 9 "   D a t a T y p e = " C o d e " > S e l l t o C u s t o m e r N o < / S e l l t o C u s t o m e r N o > - 
-         < S e l l t o C u s t o m e r N o _ L b l   E l e m e n t T y p e = " C o l u m n "   E l e m e n t I d = " 2 9 8 3 8 1 5 1 2 "   D a t a T y p e = " S t r i n g " > S e l l t o C u s t o m e r N o _ L b l < / S e l l t o C u s t o m e r N o _ L b l > - 
-         < S e l l T o F a x N o   E l e m e n t T y p e = " C o l u m n "   E l e m e n t I d = " 8 6 0 8 2 8 4 3 4 "   D a t a T y p e = " T e x t " > S e l l T o F a x N o < / S e l l T o F a x N o > - 
-         < S e l l T o P h o n e N o   E l e m e n t T y p e = " C o l u m n "   E l e m e n t I d = " 7 5 1 9 3 1 8 4 3 "   D a t a T y p e = " T e x t " > S e l l T o P h o n e N o < / S e l l T o P h o n e N o > - 
-         < S h i p m e n t D a t e   E l e m e n t T y p e = " C o l u m n "   E l e m e n t I d = " 9 3 1 1 1 1 4 6 5 "   D a t a T y p e = " S t r i n g " > S h i p m e n t D a t e < / S h i p m e n t D a t e > - 
-         < S h i p m e n t D a t e _ L b l   E l e m e n t T y p e = " C o l u m n "   E l e m e n t I d = " 6 1 4 4 0 0 3 6 4 "   D a t a T y p e = " S t r i n g " > S h i p m e n t D a t e _ L b l < / S h i p m e n t D a t e _ L b l > - 
-         < S h i p m e n t M e t h o d D e s c r i p t i o n   E l e m e n t T y p e = " C o l u m n "   E l e m e n t I d = " 2 0 5 9 4 0 3 2 6 0 "   D a t a T y p e = " T e x t " > S h i p m e n t M e t h o d D e s c r i p t i o n < / S h i p m e n t M e t h o d D e s c r i p t i o n > - 
-         < S h i p m e n t M e t h o d D e s c r i p t i o n _ L b l   E l e m e n t T y p e = " C o l u m n "   E l e m e n t I d = " 1 1 7 9 9 7 8 4 6 5 "   D a t a T y p e = " L a b e l " > S h i p m e n t M e t h o d D e s c r i p t i o n _ L b l < / S h i p m e n t M e t h o d D e s c r i p t i o n _ L b l > - 
-         < S h i p m e n t _ L b l   E l e m e n t T y p e = " C o l u m n "   E l e m e n t I d = " 2 0 8 5 7 6 7 1 2 0 "   D a t a T y p e = " L a b e l " > S h i p m e n t _ L b l < / S h i p m e n t _ L b l > - 
-         < S h i p p i n g A g e n t C o d e   E l e m e n t T y p e = " C o l u m n "   E l e m e n t I d = " 1 6 7 0 1 5 5 2 6 9 "   D a t a T y p e = " C o d e " > S h i p p i n g A g e n t C o d e < / S h i p p i n g A g e n t C o d e > - 
-         < S h i p p i n g A g e n t C o d e _ L b l   E l e m e n t T y p e = " C o l u m n "   E l e m e n t I d = " 1 1 5 3 2 0 1 3 4 "   D a t a T y p e = " S t r i n g " > S h i p p i n g A g e n t C o d e _ L b l < / S h i p p i n g A g e n t C o d e _ L b l > - 
-         < S h i p T o A d d r e s s 1   E l e m e n t T y p e = " C o l u m n "   E l e m e n t I d = " 1 3 5 7 6 7 2 8 6 1 "   D a t a T y p e = " T e x t " > S h i p T o A d d r e s s 1 < / S h i p T o A d d r e s s 1 > - 
-         < S h i p T o A d d r e s s 2   E l e m e n t T y p e = " C o l u m n "   E l e m e n t I d = " 1 0 2 4 2 0 4 5 8 4 "   D a t a T y p e = " T e x t " > S h i p T o A d d r e s s 2 < / S h i p T o A d d r e s s 2 > - 
-         < S h i p T o A d d r e s s 3   E l e m e n t T y p e = " C o l u m n "   E l e m e n t I d = " 1 6 6 1 9 0 1 2 0 1 "   D a t a T y p e = " T e x t " > S h i p T o A d d r e s s 3 < / S h i p T o A d d r e s s 3 > - 
-         < S h i p T o A d d r e s s 4   E l e m e n t T y p e = " C o l u m n "   E l e m e n t I d = " 5 5 5 4 1 6 9 9 0 "   D a t a T y p e = " T e x t " > S h i p T o A d d r e s s 4 < / S h i p T o A d d r e s s 4 > - 
-         < S h i p T o A d d r e s s 5   E l e m e n t T y p e = " C o l u m n "   E l e m e n t I d = " 1 1 9 3 1 1 3 6 0 7 "   D a t a T y p e = " T e x t " > S h i p T o A d d r e s s 5 < / S h i p T o A d d r e s s 5 > - 
-         < S h i p T o A d d r e s s 6   E l e m e n t T y p e = " C o l u m n "   E l e m e n t I d = " 7 1 9 9 7 6 2 4 4 "   D a t a T y p e = " T e x t " > S h i p T o A d d r e s s 6 < / S h i p T o A d d r e s s 6 > - 
-         < S h i p T o A d d r e s s 7   E l e m e n t T y p e = " C o l u m n "   E l e m e n t I d = " 8 2 2 7 9 6 2 7 "   D a t a T y p e = " T e x t " > S h i p T o A d d r e s s 7 < / S h i p T o A d d r e s s 7 > - 
-         < S h i p T o A d d r e s s 8   E l e m e n t T y p e = " C o l u m n "   E l e m e n t I d = " 1 4 9 2 9 9 2 1 7 8 "   D a t a T y p e = " T e x t " > S h i p T o A d d r e s s 8 < / S h i p T o A d d r e s s 8 > - 
-         < S h i p T o A d d r e s s _ L b l   E l e m e n t T y p e = " C o l u m n "   E l e m e n t I d = " 1 6 5 0 5 0 5 0 1 7 "   D a t a T y p e = " L a b e l " > S h i p T o A d d r e s s _ L b l < / S h i p T o A d d r e s s _ L b l > - 
-         < S h i p T o P h o n e N o   E l e m e n t T y p e = " C o l u m n "   E l e m e n t I d = " 3 6 9 7 0 2 2 5 5 "   D a t a T y p e = " T e x t " > S h i p T o P h o n e N o < / S h i p T o P h o n e N o > - 
-         < S h o w S h i p p i n g A d d r e s s   E l e m e n t T y p e = " C o l u m n "   E l e m e n t I d = " 1 1 2 0 0 7 1 2 6 6 "   D a t a T y p e = " B o o l e a n " > S h o w S h i p p i n g A d d r e s s < / S h o w S h i p p i n g A d d r e s s > - 
-         < S h o w W o r k D e s c r i p t i o n   E l e m e n t T y p e = " C o l u m n "   E l e m e n t I d = " 7 8 5 4 6 8 8 6 5 "   D a t a T y p e = " B o o l e a n " > S h o w W o r k D e s c r i p t i o n < / S h o w W o r k D e s c r i p t i o n > - 
-         < S u b t o t a l _ L b l   E l e m e n t T y p e = " C o l u m n "   E l e m e n t I d = " 1 9 6 7 7 9 5 1 4 2 "   D a t a T y p e = " L a b e l " > S u b t o t a l _ L b l < / S u b t o t a l _ L b l > - 
-         < T h a n k s _ L b l   E l e m e n t T y p e = " C o l u m n "   E l e m e n t I d = " 2 1 0 3 3 0 5 5 2 5 "   D a t a T y p e = " L a b e l " > T h a n k s _ L b l < / T h a n k s _ L b l > - 
-         < T o t a l C O 2 e _ L b l   E l e m e n t T y p e = " C o l u m n "   E l e m e n t I d = " 1 0 3 0 5 9 5 2 5 5 "   D a t a T y p e = " T e x t " > T o t a l C O 2 e _ L b l < / T o t a l C O 2 e _ L b l > - 
-         < T o t a l _ L b l   E l e m e n t T y p e = " C o l u m n "   E l e m e n t I d = " 1 2 1 0 1 0 0 8 7 8 "   D a t a T y p e = " L a b e l " > T o t a l _ L b l < / T o t a l _ L b l > - 
-         < V A T A m o u n t S p e c i f i c a t i o n _ L b l   E l e m e n t T y p e = " C o l u m n "   E l e m e n t I d = " 8 7 8 7 0 6 8 4 6 "   D a t a T y p e = " L a b e l " > V A T A m o u n t S p e c i f i c a t i o n _ L b l < / V A T A m o u n t S p e c i f i c a t i o n _ L b l > - 
-         < V A T A m o u n t _ L b l   E l e m e n t T y p e = " C o l u m n "   E l e m e n t I d = " 1 0 9 4 6 5 7 2 9 "   D a t a T y p e = " L a b e l " > V A T A m o u n t _ L b l < / V A T A m o u n t _ L b l > - 
-         < V A T B a s e _ L b l   E l e m e n t T y p e = " C o l u m n "   E l e m e n t I d = " 1 8 6 6 1 5 8 2 7 8 "   D a t a T y p e = " L a b e l " > V A T B a s e _ L b l < / V A T B a s e _ L b l > - 
-         < V A T C l a u s e s _ L b l   E l e m e n t T y p e = " C o l u m n "   E l e m e n t I d = " 1 3 8 3 9 2 0 0 1 9 "   D a t a T y p e = " L a b e l " > V A T C l a u s e s _ L b l < / V A T C l a u s e s _ L b l > - 
-         < V A T C l a u s e _ L b l   E l e m e n t T y p e = " C o l u m n "   E l e m e n t I d = " 1 5 7 0 4 9 5 4 9 0 "   D a t a T y p e = " S t r i n g " > V A T C l a u s e _ L b l < / V A T C l a u s e _ L b l > - 
-         < V A T I d e n t i f i e r _ L b l   E l e m e n t T y p e = " C o l u m n "   E l e m e n t I d = " 1 6 8 6 6 2 3 9 8 4 "   D a t a T y p e = " L a b e l " > V A T I d e n t i f i e r _ L b l < / V A T I d e n t i f i e r _ L b l > - 
-         < V A T P e r c e n t a g e _ L b l   E l e m e n t T y p e = " C o l u m n "   E l e m e n t I d = " 6 7 6 6 5 4 5 6 5 "   D a t a T y p e = " L a b e l " > V A T P e r c e n t a g e _ L b l < / V A T P e r c e n t a g e _ L b l > - 
-         < V A T R e g i s t r a t i o n N o   E l e m e n t T y p e = " C o l u m n "   E l e m e n t I d = " 1 8 8 9 1 9 5 4 0 2 "   D a t a T y p e = " T e x t " > V A T R e g i s t r a t i o n N o < / V A T R e g i s t r a t i o n N o > - 
-         < V A T R e g i s t r a t i o n N o _ L b l   E l e m e n t T y p e = " C o l u m n "   E l e m e n t I d = " 1 4 2 4 6 1 6 0 8 5 "   D a t a T y p e = " T e x t " > V A T R e g i s t r a t i o n N o _ L b l < / V A T R e g i s t r a t i o n N o _ L b l > - 
-         < Y o u r D o c u m e n t T i t l e _ L b l   E l e m e n t T y p e = " C o l u m n "   E l e m e n t I d = " 1 8 2 1 7 1 6 9 3 4 "   D a t a T y p e = " L a b e l " > Y o u r D o c u m e n t T i t l e _ L b l < / Y o u r D o c u m e n t T i t l e _ L b l > - 
-         < Y o u r R e f e r e n c e   E l e m e n t T y p e = " C o l u m n "   E l e m e n t I d = " 1 1 0 3 9 9 5 1 "   D a t a T y p e = " T e x t " > Y o u r R e f e r e n c e < / Y o u r R e f e r e n c e > - 
-         < Y o u r R e f e r e n c e _ L b l   E l e m e n t T y p e = " C o l u m n "   E l e m e n t I d = " 4 6 5 4 7 7 4 2 6 "   D a t a T y p e = " S t r i n g " > Y o u r R e f e r e n c e _ L b l < / Y o u r R e f e r e n c e _ L b l > - 
-         < L i n e   E l e m e n t T y p e = " D a t a I t e m "   E l e m e n t I d = " 4 1 1 9 7 6 1 3 3 " > - 
-             < A m o u n t E x c l u d i n g V A T _ L i n e   E l e m e n t T y p e = " C o l u m n "   E l e m e n t I d = " 1 0 6 2 4 6 0 0 4 0 "   D a t a T y p e = " D e c i m a l " > A m o u n t E x c l u d i n g V A T _ L i n e < / A m o u n t E x c l u d i n g V A T _ L i n e > - 
-             < A m o u n t E x c l u d i n g V A T _ L i n e _ L b l   E l e m e n t T y p e = " C o l u m n "   E l e m e n t I d = " 2 0 0 2 8 7 4 4 7 5 "   D a t a T y p e = " S t r i n g " > A m o u n t E x c l u d i n g V A T _ L i n e _ L b l < / A m o u n t E x c l u d i n g V A T _ L i n e _ L b l > - 
-             < A m o u n t I n c l u d i n g V A T _ L i n e   E l e m e n t T y p e = " C o l u m n "   E l e m e n t I d = " 7 7 0 9 2 8 4 0 2 "   D a t a T y p e = " D e c i m a l " > A m o u n t I n c l u d i n g V A T _ L i n e < / A m o u n t I n c l u d i n g V A T _ L i n e > - 
-             < A m o u n t I n c l u d i n g V A T _ L i n e _ L b l   E l e m e n t T y p e = " C o l u m n "   E l e m e n t I d = " 9 3 0 7 4 7 3 1 3 "   D a t a T y p e = " S t r i n g " > A m o u n t I n c l u d i n g V A T _ L i n e _ L b l < / A m o u n t I n c l u d i n g V A T _ L i n e _ L b l > - 
-             < C O 2 e P e r U n i t _ L i n e   E l e m e n t T y p e = " C o l u m n "   E l e m e n t I d = " 1 3 2 0 1 7 0 3 0 2 "   D a t a T y p e = " T e x t " > C O 2 e P e r U n i t _ L i n e < / C O 2 e P e r U n i t _ L i n e > - 
-             < D e s c r i p t i o n _ L i n e   E l e m e n t T y p e = " C o l u m n "   E l e m e n t I d = " 1 4 0 6 8 2 2 3 1 0 "   D a t a T y p e = " T e x t " > D e s c r i p t i o n _ L i n e < / D e s c r i p t i o n _ L i n e > - 
-             < D e s c r i p t i o n _ L i n e _ L b l   E l e m e n t T y p e = " C o l u m n "   E l e m e n t I d = " 2 1 1 8 9 5 1 4 9 5 "   D a t a T y p e = " S t r i n g " > D e s c r i p t i o n _ L i n e _ L b l < / D e s c r i p t i o n _ L i n e _ L b l > - 
-             < I t e m N o _ L i n e   E l e m e n t T y p e = " C o l u m n "   E l e m e n t I d = " 1 9 1 0 2 9 6 2 8 8 "   D a t a T y p e = " C o d e " > I t e m N o _ L i n e < / I t e m N o _ L i n e > - 
-             < I t e m N o _ L i n e _ L b l   E l e m e n t T y p e = " C o l u m n "   E l e m e n t I d = " 1 3 4 0 0 7 9 6 1 3 "   D a t a T y p e = " S t r i n g " > I t e m N o _ L i n e _ L b l < / I t e m N o _ L i n e _ L b l > - 
-             < I t e m R e f e r e n c e N o _ L i n e   E l e m e n t T y p e = " C o l u m n "   E l e m e n t I d = " 9 2 7 2 3 5 7 "   D a t a T y p e = " C o d e " > I t e m R e f e r e n c e N o _ L i n e < / I t e m R e f e r e n c e N o _ L i n e > - 
-             < I t e m R e f e r e n c e N o _ L i n e _ L b l   E l e m e n t T y p e = " C o l u m n "   E l e m e n t I d = " 1 9 8 0 6 3 1 1 3 0 "   D a t a T y p e = " S t r i n g " > I t e m R e f e r e n c e N o _ L i n e _ L b l < / I t e m R e f e r e n c e N o _ L i n e _ L b l > - 
-             < J o b N o   E l e m e n t T y p e = " C o l u m n "   E l e m e n t I d = " 1 8 1 5 5 8 0 3 6 5 "   D a t a T y p e = " C o d e " > J o b N o < / J o b N o > - 
-             < J o b N o _ L b l   E l e m e n t T y p e = " C o l u m n "   E l e m e n t I d = " 1 8 9 7 0 9 4 2 6 "   D a t a T y p e = " T e x t " > J o b N o _ L b l < / J o b N o _ L b l > - 
-             < J o b T a s k D e s c r i p t i o n   E l e m e n t T y p e = " C o l u m n "   E l e m e n t I d = " 1 0 6 5 5 0 2 3 4 3 "   D a t a T y p e = " T e x t " > J o b T a s k D e s c r i p t i o n < / J o b T a s k D e s c r i p t i o n > - 
-             < J o b T a s k D e s c _ L b l   E l e m e n t T y p e = " C o l u m n "   E l e m e n t I d = " 5 4 8 3 1 0 0 2 7 "   D a t a T y p e = " L a b e l " > J o b T a s k D e s c _ L b l < / J o b T a s k D e s c _ L b l > - 
-             < J o b T a s k N o   E l e m e n t T y p e = " C o l u m n "   E l e m e n t I d = " 9 4 0 0 8 9 4 5 8 "   D a t a T y p e = " C o d e " > J o b T a s k N o < / J o b T a s k N o > - 
-             < J o b T a s k N o _ L b l   E l e m e n t T y p e = " C o l u m n "   E l e m e n t I d = " 6 2 2 6 5 1 9 4 9 "   D a t a T y p e = " T e x t " > J o b T a s k N o _ L b l < / J o b T a s k N o _ L b l > - 
-             < L i n e A m o u n t _ L i n e   E l e m e n t T y p e = " C o l u m n "   E l e m e n t I d = " 2 6 8 9 3 7 1 6 2 "   D a t a T y p e = " T e x t " > L i n e A m o u n t _ L i n e < / L i n e A m o u n t _ L i n e > - 
-             < L i n e A m o u n t _ L i n e _ L b l   E l e m e n t T y p e = " C o l u m n "   E l e m e n t I d = " 9 9 2 9 0 1 8 4 5 "   D a t a T y p e = " S t r i n g " > L i n e A m o u n t _ L i n e _ L b l < / L i n e A m o u n t _ L i n e _ L b l > - 
-             < L i n e D i s c o u n t P e r c e n t T e x t _ L i n e   E l e m e n t T y p e = " C o l u m n "   E l e m e n t I d = " 6 1 3 1 3 5 1 9 "   D a t a T y p e = " T e x t " > L i n e D i s c o u n t P e r c e n t T e x t _ L i n e < / L i n e D i s c o u n t P e r c e n t T e x t _ L i n e > - 
-             < L i n e D i s c o u n t P e r c e n t _ L i n e   E l e m e n t T y p e = " C o l u m n "   E l e m e n t I d = " 9 0 7 8 2 7 4 3 6 "   D a t a T y p e = " D e c i m a l " > L i n e D i s c o u n t P e r c e n t _ L i n e < / L i n e D i s c o u n t P e r c e n t _ L i n e > - 
-             < L i n e N o _ L i n e   E l e m e n t T y p e = " C o l u m n "   E l e m e n t I d = " 6 9 8 9 8 5 9 7 9 "   D a t a T y p e = " I n t e g e r " > L i n e N o _ L i n e < / L i n e N o _ L i n e > - 
-             < P r i c e P e r _ L b l   E l e m e n t T y p e = " C o l u m n "   E l e m e n t I d = " 9 7 3 2 8 0 1 3 4 "   D a t a T y p e = " L a b e l " > P r i c e P e r _ L b l < / P r i c e P e r _ L b l > - 
-             < P r i c e _ L b l   E l e m e n t T y p e = " C o l u m n "   E l e m e n t I d = " 2 1 2 6 7 6 4 9 2 5 "   D a t a T y p e = " L a b e l " > P r i c e _ L b l < / P r i c e _ L b l > - 
-             < Q t y _ L b l   E l e m e n t T y p e = " C o l u m n "   E l e m e n t I d = " 2 6 3 6 7 3 7 6 4 "   D a t a T y p e = " L a b e l " > Q t y _ L b l < / Q t y _ L b l > - 
-             < Q u a n t i t y _ L i n e   E l e m e n t T y p e = " C o l u m n "   E l e m e n t I d = " 1 0 6 8 5 4 3 5 3 7 "   D a t a T y p e = " T e x t " > Q u a n t i t y _ L i n e < / Q u a n t i t y _ L i n e > - 
-             < Q u a n t i t y _ L i n e _ L b l   E l e m e n t T y p e = " C o l u m n "   E l e m e n t I d = " 2 0 3 4 5 0 6 8 0 2 "   D a t a T y p e = " S t r i n g " > Q u a n t i t y _ L i n e _ L b l < / Q u a n t i t y _ L i n e _ L b l > - 
-             < S h i p m e n t D a t e _ L i n e   E l e m e n t T y p e = " C o l u m n "   E l e m e n t I d = " 1 6 7 3 3 7 5 4 1 6 "   D a t a T y p e = " S t r i n g " > S h i p m e n t D a t e _ L i n e < / S h i p m e n t D a t e _ L i n e > - 
-             < S h i p m e n t D a t e _ L i n e _ L b l   E l e m e n t T y p e = " C o l u m n "   E l e m e n t I d = " 8 5 3 2 2 4 3 6 3 "   D a t a T y p e = " L a b e l " > S h i p m e n t D a t e _ L i n e _ L b l < / S h i p m e n t D a t e _ L i n e _ L b l > - 
-             < T r a n s H e a d e r A m o u n t   E l e m e n t T y p e = " C o l u m n "   E l e m e n t I d = " 2 0 2 8 3 0 6 2 7 6 "   D a t a T y p e = " D e c i m a l " > T r a n s H e a d e r A m o u n t < / T r a n s H e a d e r A m o u n t > - 
-             < T y p e _ L i n e   E l e m e n t T y p e = " C o l u m n "   E l e m e n t I d = " 2 7 2 8 0 4 9 2 4 "   D a t a T y p e = " S t r i n g " > T y p e _ L i n e < / T y p e _ L i n e > - 
-             < U n i t O f M e a s u r e   E l e m e n t T y p e = " C o l u m n "   E l e m e n t I d = " 1 8 0 8 2 2 8 0 1 8 "   D a t a T y p e = " T e x t " > U n i t O f M e a s u r e < / U n i t O f M e a s u r e > - 
-             < U n i t O f M e a s u r e _ L b l   E l e m e n t T y p e = " C o l u m n "   E l e m e n t I d = " 9 8 1 9 5 1 2 4 9 "   D a t a T y p e = " S t r i n g " > U n i t O f M e a s u r e _ L b l < / U n i t O f M e a s u r e _ L b l > - 
-             < U n i t P r i c e   E l e m e n t T y p e = " C o l u m n "   E l e m e n t I d = " 1 4 7 8 2 2 1 5 2 6 "   D a t a T y p e = " T e x t " > U n i t P r i c e < / U n i t P r i c e > - 
-             < U n i t P r i c e _ L b l   E l e m e n t T y p e = " C o l u m n "   E l e m e n t I d = " 1 1 6 3 9 2 6 6 0 3 "   D a t a T y p e = " S t r i n g " > U n i t P r i c e _ L b l < / U n i t P r i c e _ L b l > - 
-             < U n i t _ L b l   E l e m e n t T y p e = " C o l u m n "   E l e m e n t I d = " 8 1 4 3 6 4 3 1 8 "   D a t a T y p e = " L a b e l " > U n i t _ L b l < / U n i t _ L b l > - 
-             < V A T I d e n t i f i e r _ L i n e   E l e m e n t T y p e = " C o l u m n "   E l e m e n t I d = " 1 7 7 3 6 2 2 4 1 2 "   D a t a T y p e = " C o d e " > V A T I d e n t i f i e r _ L i n e < / V A T I d e n t i f i e r _ L i n e > - 
-             < V A T I d e n t i f i e r _ L i n e _ L b l   E l e m e n t T y p e = " C o l u m n "   E l e m e n t I d = " 5 3 3 7 8 2 7 0 3 "   D a t a T y p e = " S t r i n g " > V A T I d e n t i f i e r _ L i n e _ L b l < / V A T I d e n t i f i e r _ L i n e _ L b l > - 
-             < V A T P c t _ L i n e   E l e m e n t T y p e = " C o l u m n "   E l e m e n t I d = " 1 9 7 4 0 0 1 9 4 4 "   D a t a T y p e = " T e x t " > V A T P c t _ L i n e < / V A T P c t _ L i n e > - 
-             < V A T P c t _ L i n e _ L b l   E l e m e n t T y p e = " C o l u m n "   E l e m e n t I d = " 1 2 0 7 5 2 9 9 1 5 "   D a t a T y p e = " S t r i n g " > V A T P c t _ L i n e _ L b l < / V A T P c t _ L i n e _ L b l > - 
-             < S h i p m e n t L i n e   E l e m e n t T y p e = " D a t a I t e m "   E l e m e n t I d = " 2 0 1 5 9 9 6 0 5 1 " > - 
-                 < D o c u m e n t N o _ S h i p m e n t L i n e   E l e m e n t T y p e = " C o l u m n "   E l e m e n t I d = " 1 2 4 3 7 6 7 7 6 2 "   D a t a T y p e = " C o d e " > D o c u m e n t N o _ S h i p m e n t L i n e < / D o c u m e n t N o _ S h i p m e n t L i n e > - 
-                 < P o s t i n g D a t e _ S h i p m e n t L i n e   E l e m e n t T y p e = " C o l u m n "   E l e m e n t I d = " 1 8 3 4 0 0 3 2 0 "   D a t a T y p e = " S t r i n g " > P o s t i n g D a t e _ S h i p m e n t L i n e < / P o s t i n g D a t e _ S h i p m e n t L i n e > - 
-                 < P o s t i n g D a t e _ S h i p m e n t L i n e _ L b l   E l e m e n t T y p e = " C o l u m n "   E l e m e n t I d = " 1 0 9 0 0 6 9 0 2 7 "   D a t a T y p e = " S t r i n g " > P o s t i n g D a t e _ S h i p m e n t L i n e _ L b l < / P o s t i n g D a t e _ S h i p m e n t L i n e _ L b l > - 
-                 < Q u a n t i t y _ S h i p m e n t L i n e   E l e m e n t T y p e = " C o l u m n "   E l e m e n t I d = " 1 6 3 7 0 3 4 2 4 7 "   D a t a T y p e = " D e c i m a l " > Q u a n t i t y _ S h i p m e n t L i n e < / Q u a n t i t y _ S h i p m e n t L i n e > - 
-                 < Q u a n t i t y _ S h i p m e n t L i n e _ L b l   E l e m e n t T y p e = " C o l u m n "   E l e m e n t I d = " 1 6 0 2 6 6 7 3 8 6 "   D a t a T y p e = " S t r i n g " > Q u a n t i t y _ S h i p m e n t L i n e _ L b l < / Q u a n t i t y _ S h i p m e n t L i n e _ L b l > +     < H e a d e r > + 
+         < B i l l e d T o _ L b l > B i l l e d T o _ L b l < / B i l l e d T o _ L b l > + 
+         < B i l l T o C o n t a c t E m a i l > B i l l T o C o n t a c t E m a i l < / B i l l T o C o n t a c t E m a i l > + 
+         < B i l l T o C o n t a c t E m a i l L b l > B i l l T o C o n t a c t E m a i l L b l < / B i l l T o C o n t a c t E m a i l L b l > + 
+         < B i l l T o C o n t a c t M o b i l e P h o n e N o > B i l l T o C o n t a c t M o b i l e P h o n e N o < / B i l l T o C o n t a c t M o b i l e P h o n e N o > + 
+         < B i l l T o C o n t a c t M o b i l e P h o n e N o L b l > B i l l T o C o n t a c t M o b i l e P h o n e N o L b l < / B i l l T o C o n t a c t M o b i l e P h o n e N o L b l > + 
+         < B i l l T o C o n t a c t P h o n e N o > B i l l T o C o n t a c t P h o n e N o < / B i l l T o C o n t a c t P h o n e N o > + 
+         < B i l l T o C o n t a c t P h o n e N o L b l > B i l l T o C o n t a c t P h o n e N o L b l < / B i l l T o C o n t a c t P h o n e N o L b l > + 
+         < B i l l t o C u s t o m e r N o _ L b l > B i l l t o C u s t o m e r N o _ L b l < / B i l l t o C u s t o m e r N o _ L b l > + 
+         < B i l l t o C u s t u m e r N o > B i l l t o C u s t u m e r N o < / B i l l t o C u s t u m e r N o > + 
+         < C h e c k s P a y a b l e _ L b l > C h e c k s P a y a b l e _ L b l < / C h e c k s P a y a b l e _ L b l > + 
+         < C O 2 e P e r U n i t _ L b l > C O 2 e P e r U n i t _ L b l < / C O 2 e P e r U n i t _ L b l > + 
+         < C o m p a n y A d d r e s s 1 > C o m p a n y A d d r e s s 1 < / C o m p a n y A d d r e s s 1 > + 
+         < C o m p a n y A d d r e s s 2 > C o m p a n y A d d r e s s 2 < / C o m p a n y A d d r e s s 2 > + 
+         < C o m p a n y A d d r e s s 3 > C o m p a n y A d d r e s s 3 < / C o m p a n y A d d r e s s 3 > + 
+         < C o m p a n y A d d r e s s 4 > C o m p a n y A d d r e s s 4 < / C o m p a n y A d d r e s s 4 > + 
+         < C o m p a n y A d d r e s s 5 > C o m p a n y A d d r e s s 5 < / C o m p a n y A d d r e s s 5 > + 
+         < C o m p a n y A d d r e s s 6 > C o m p a n y A d d r e s s 6 < / C o m p a n y A d d r e s s 6 > + 
+         < C o m p a n y A d d r e s s 7 > C o m p a n y A d d r e s s 7 < / C o m p a n y A d d r e s s 7 > + 
+         < C o m p a n y A d d r e s s 8 > C o m p a n y A d d r e s s 8 < / C o m p a n y A d d r e s s 8 > + 
+         < C o m p a n y B a n k A c c o u n t N o > C o m p a n y B a n k A c c o u n t N o < / C o m p a n y B a n k A c c o u n t N o > + 
+         < C o m p a n y B a n k A c c o u n t N o _ L b l > C o m p a n y B a n k A c c o u n t N o _ L b l < / C o m p a n y B a n k A c c o u n t N o _ L b l > + 
+         < C o m p a n y B a n k B r a n c h N o > C o m p a n y B a n k B r a n c h N o < / C o m p a n y B a n k B r a n c h N o > + 
+         < C o m p a n y B a n k B r a n c h N o _ L b l > C o m p a n y B a n k B r a n c h N o _ L b l < / C o m p a n y B a n k B r a n c h N o _ L b l > + 
+         < C o m p a n y B a n k N a m e > C o m p a n y B a n k N a m e < / C o m p a n y B a n k N a m e > + 
+         < C o m p a n y B a n k N a m e _ L b l > C o m p a n y B a n k N a m e _ L b l < / C o m p a n y B a n k N a m e _ L b l > + 
+         < C o m p a n y C u s t o m G i r o > C o m p a n y C u s t o m G i r o < / C o m p a n y C u s t o m G i r o > + 
+         < C o m p a n y C u s t o m G i r o _ L b l > C o m p a n y C u s t o m G i r o _ L b l < / C o m p a n y C u s t o m G i r o _ L b l > + 
+         < C o m p a n y E M a i l > C o m p a n y E M a i l < / C o m p a n y E M a i l > + 
+         < C o m p a n y G i r o N o > C o m p a n y G i r o N o < / C o m p a n y G i r o N o > + 
+         < C o m p a n y G i r o N o _ L b l > C o m p a n y G i r o N o _ L b l < / C o m p a n y G i r o N o _ L b l > + 
+         < C o m p a n y H o m e P a g e > C o m p a n y H o m e P a g e < / C o m p a n y H o m e P a g e > + 
+         < C o m p a n y I B A N > C o m p a n y I B A N < / C o m p a n y I B A N > + 
+         < C o m p a n y I B A N _ L b l > C o m p a n y I B A N _ L b l < / C o m p a n y I B A N _ L b l > + 
+         < C o m p a n y L e g a l O f f i c e > C o m p a n y L e g a l O f f i c e < / C o m p a n y L e g a l O f f i c e > + 
+         < C o m p a n y L e g a l O f f i c e _ L b l > C o m p a n y L e g a l O f f i c e _ L b l < / C o m p a n y L e g a l O f f i c e _ L b l > + 
+         < C o m p a n y L e g a l S t a t e m e n t > C o m p a n y L e g a l S t a t e m e n t < / C o m p a n y L e g a l S t a t e m e n t > + 
+         < C o m p a n y L o g o P o s i t i o n > C o m p a n y L o g o P o s i t i o n < / C o m p a n y L o g o P o s i t i o n > + 
+         < C o m p a n y P h o n e N o > C o m p a n y P h o n e N o < / C o m p a n y P h o n e N o > + 
+         < C o m p a n y P h o n e N o _ L b l > C o m p a n y P h o n e N o _ L b l < / C o m p a n y P h o n e N o _ L b l > + 
+         < C o m p a n y P i c t u r e   / > + 
+         < C o m p a n y R e g i s t r a t i o n N u m b e r > C o m p a n y R e g i s t r a t i o n N u m b e r < / C o m p a n y R e g i s t r a t i o n N u m b e r > + 
+         < C o m p a n y R e g i s t r a t i o n N u m b e r _ L b l > C o m p a n y R e g i s t r a t i o n N u m b e r _ L b l < / C o m p a n y R e g i s t r a t i o n N u m b e r _ L b l > + 
+         < C o m p a n y S W I F T > C o m p a n y S W I F T < / C o m p a n y S W I F T > + 
+         < C o m p a n y S W I F T _ L b l > C o m p a n y S W I F T _ L b l < / C o m p a n y S W I F T _ L b l > + 
+         < C o m p a n y V A T R e g i s t r a t i o n N o > C o m p a n y V A T R e g i s t r a t i o n N o < / C o m p a n y V A T R e g i s t r a t i o n N o > + 
+         < C o m p a n y V A T R e g i s t r a t i o n N o _ L b l > C o m p a n y V A T R e g i s t r a t i o n N o _ L b l < / C o m p a n y V A T R e g i s t r a t i o n N o _ L b l > + 
+         < C o m p a n y V A T R e g N o > C o m p a n y V A T R e g N o < / C o m p a n y V A T R e g N o > + 
+         < C o m p a n y V A T R e g N o _ L b l > C o m p a n y V A T R e g N o _ L b l < / C o m p a n y V A T R e g N o _ L b l > + 
+         < C o n t a c t _ L b l > C o n t a c t _ L b l < / C o n t a c t _ L b l > + 
+         < C o p y _ L b l > C o p y _ L b l < / C o p y _ L b l > + 
+         < C u s t o m e r A d d r e s s 1 > C u s t o m e r A d d r e s s 1 < / C u s t o m e r A d d r e s s 1 > + 
+         < C u s t o m e r A d d r e s s 2 > C u s t o m e r A d d r e s s 2 < / C u s t o m e r A d d r e s s 2 > + 
+         < C u s t o m e r A d d r e s s 3 > C u s t o m e r A d d r e s s 3 < / C u s t o m e r A d d r e s s 3 > + 
+         < C u s t o m e r A d d r e s s 4 > C u s t o m e r A d d r e s s 4 < / C u s t o m e r A d d r e s s 4 > + 
+         < C u s t o m e r A d d r e s s 5 > C u s t o m e r A d d r e s s 5 < / C u s t o m e r A d d r e s s 5 > + 
+         < C u s t o m e r A d d r e s s 6 > C u s t o m e r A d d r e s s 6 < / C u s t o m e r A d d r e s s 6 > + 
+         < C u s t o m e r A d d r e s s 7 > C u s t o m e r A d d r e s s 7 < / C u s t o m e r A d d r e s s 7 > + 
+         < C u s t o m e r A d d r e s s 8 > C u s t o m e r A d d r e s s 8 < / C u s t o m e r A d d r e s s 8 > + 
+         < C u s t o m e r P o s t a l B a r C o d e > C u s t o m e r P o s t a l B a r C o d e < / C u s t o m e r P o s t a l B a r C o d e > + 
+         < D i s c l a i m e r _ L b l > D i s c l a i m e r _ L b l < / D i s c l a i m e r _ L b l > + 
+         < D i s p l a y A d d i t i o n a l F e e N o t e > D i s p l a y A d d i t i o n a l F e e N o t e < / D i s p l a y A d d i t i o n a l F e e N o t e > + 
+         < D o c u m e n t D a t e > D o c u m e n t D a t e < / D o c u m e n t D a t e > + 
+         < D o c u m e n t D a t e _ L b l > D o c u m e n t D a t e _ L b l < / D o c u m e n t D a t e _ L b l > + 
+         < D o c u m e n t N o > D o c u m e n t N o < / D o c u m e n t N o > + 
+         < D o c u m e n t N o _ L b l > D o c u m e n t N o _ L b l < / D o c u m e n t N o _ L b l > + 
+         < D o c u m e n t T i t l e _ L b l > D o c u m e n t T i t l e _ L b l < / D o c u m e n t T i t l e _ L b l > + 
+         < D u e D a t e > D u e D a t e < / D u e D a t e > + 
+         < D u e D a t e _ L b l > D u e D a t e _ L b l < / D u e D a t e _ L b l > + 
+         < E M a i l _ H e a d e r _ L b l > E M a i l _ H e a d e r _ L b l < / E M a i l _ H e a d e r _ L b l > + 
+         < E x c h a n g e R a t e A s T e x t > E x c h a n g e R a t e A s T e x t < / E x c h a n g e R a t e A s T e x t > + 
+         < E x t e r n a l D o c u m e n t N o > E x t e r n a l D o c u m e n t N o < / E x t e r n a l D o c u m e n t N o > + 
+         < E x t e r n a l D o c u m e n t N o _ L b l > E x t e r n a l D o c u m e n t N o _ L b l < / E x t e r n a l D o c u m e n t N o _ L b l > + 
+         < F r o m _ L b l > F r o m _ L b l < / F r o m _ L b l > + 
+         < G l o b a l L o c a t i o n N u m b e r > G l o b a l L o c a t i o n N u m b e r < / G l o b a l L o c a t i o n N u m b e r > + 
+         < G l o b a l L o c a t i o n N u m b e r _ L b l > G l o b a l L o c a t i o n N u m b e r _ L b l < / G l o b a l L o c a t i o n N u m b e r _ L b l > + 
+         < H o m e P a g e _ H e a d e r _ L b l > H o m e P a g e _ H e a d e r _ L b l < / H o m e P a g e _ H e a d e r _ L b l > + 
+         < I n v o i c e D i s c o u n t A m o u n t _ L b l > I n v o i c e D i s c o u n t A m o u n t _ L b l < / I n v o i c e D i s c o u n t A m o u n t _ L b l > + 
+         < I n v o i c e D i s c o u n t B a s e A m o u n t _ L b l > I n v o i c e D i s c o u n t B a s e A m o u n t _ L b l < / I n v o i c e D i s c o u n t B a s e A m o u n t _ L b l > + 
+         < L e g a l E n t i t y T y p e > L e g a l E n t i t y T y p e < / L e g a l E n t i t y T y p e > + 
+         < L e g a l E n t i t y T y p e _ L b l > L e g a l E n t i t y T y p e _ L b l < / L e g a l E n t i t y T y p e _ L b l > + 
+         < L i n e A m o u n t A f t e r I n v o i c e D i s c o u n t _ L b l > L i n e A m o u n t A f t e r I n v o i c e D i s c o u n t _ L b l < / L i n e A m o u n t A f t e r I n v o i c e D i s c o u n t _ L b l > + 
+         < L o c a l C u r r e n c y _ L b l > L o c a l C u r r e n c y _ L b l < / L o c a l C u r r e n c y _ L b l > + 
+         < O r d e r N o > O r d e r N o < / O r d e r N o > + 
+         < O r d e r N o _ L b l > O r d e r N o _ L b l < / O r d e r N o _ L b l > + 
+         < P a c k a g e T r a c k i n g N o > P a c k a g e T r a c k i n g N o < / P a c k a g e T r a c k i n g N o > + 
+         < P a c k a g e T r a c k i n g N o _ L b l > P a c k a g e T r a c k i n g N o _ L b l < / P a c k a g e T r a c k i n g N o _ L b l > + 
+         < P a g e _ L b l > P a g e _ L b l < / P a g e _ L b l > + 
+         < P a y m e n t I n s t r u c t i o n s _ T x t > P a y m e n t I n s t r u c t i o n s _ T x t < / P a y m e n t I n s t r u c t i o n s _ T x t > + 
+         < P a y m e n t M e t h o d D e s c r i p t i o n > P a y m e n t M e t h o d D e s c r i p t i o n < / P a y m e n t M e t h o d D e s c r i p t i o n > + 
+         < P a y m e n t M e t h o d D e s c r i p t i o n _ L b l > P a y m e n t M e t h o d D e s c r i p t i o n _ L b l < / P a y m e n t M e t h o d D e s c r i p t i o n _ L b l > + 
+         < P a y m e n t R e f e r e n c e > P a y m e n t R e f e r e n c e < / P a y m e n t R e f e r e n c e > + 
+         < P a y m e n t R e f e r e n c e _ L b l > P a y m e n t R e f e r e n c e _ L b l < / P a y m e n t R e f e r e n c e _ L b l > + 
+         < P a y m e n t T e r m s D e s c r i p t i o n > P a y m e n t T e r m s D e s c r i p t i o n < / P a y m e n t T e r m s D e s c r i p t i o n > + 
+         < P a y m e n t T e r m s D e s c r i p t i o n _ L b l > P a y m e n t T e r m s D e s c r i p t i o n _ L b l < / P a y m e n t T e r m s D e s c r i p t i o n _ L b l > + 
+         < P r i c e s I n c l u d i n g V A T > P r i c e s I n c l u d i n g V A T < / P r i c e s I n c l u d i n g V A T > + 
+         < P r i c e s I n c l u d i n g V A T Y e s N o > P r i c e s I n c l u d i n g V A T Y e s N o < / P r i c e s I n c l u d i n g V A T Y e s N o > + 
+         < P r i c e s I n c l u d i n g V A T _ L b l > P r i c e s I n c l u d i n g V A T _ L b l < / P r i c e s I n c l u d i n g V A T _ L b l > + 
+         < Q u e s t i o n s _ L b l > Q u e s t i o n s _ L b l < / Q u e s t i o n s _ L b l > + 
+         < R e m a i n i n g A m o u n t > R e m a i n i n g A m o u n t < / R e m a i n i n g A m o u n t > + 
+         < R e m a i n i n g A m o u n t T e x t > R e m a i n i n g A m o u n t T e x t < / R e m a i n i n g A m o u n t T e x t > + 
+         < S a l e s I n v o i c e L i n e D i s c o u n t _ L b l > S a l e s I n v o i c e L i n e D i s c o u n t _ L b l < / S a l e s I n v o i c e L i n e D i s c o u n t _ L b l > + 
+         < S a l e s P e r s o n B l a n k _ L b l > S a l e s P e r s o n B l a n k _ L b l < / S a l e s P e r s o n B l a n k _ L b l > + 
+         < S a l e s P e r s o n N a m e > S a l e s P e r s o n N a m e < / S a l e s P e r s o n N a m e > + 
+         < S a l e s P e r s o n _ L b l > S a l e s P e r s o n _ L b l < / S a l e s P e r s o n _ L b l > + 
+         < S e l l T o C o n t a c t E m a i l > S e l l T o C o n t a c t E m a i l < / S e l l T o C o n t a c t E m a i l > + 
+         < S e l l T o C o n t a c t E m a i l L b l > S e l l T o C o n t a c t E m a i l L b l < / S e l l T o C o n t a c t E m a i l L b l > + 
+         < S e l l T o C o n t a c t M o b i l e P h o n e N o > S e l l T o C o n t a c t M o b i l e P h o n e N o < / S e l l T o C o n t a c t M o b i l e P h o n e N o > + 
+         < S e l l T o C o n t a c t M o b i l e P h o n e N o L b l > S e l l T o C o n t a c t M o b i l e P h o n e N o L b l < / S e l l T o C o n t a c t M o b i l e P h o n e N o L b l > + 
+         < S e l l T o C o n t a c t P h o n e N o > S e l l T o C o n t a c t P h o n e N o < / S e l l T o C o n t a c t P h o n e N o > + 
+         < S e l l T o C o n t a c t P h o n e N o L b l > S e l l T o C o n t a c t P h o n e N o L b l < / S e l l T o C o n t a c t P h o n e N o L b l > + 
+         < S e l l t o C u s t o m e r N o > S e l l t o C u s t o m e r N o < / S e l l t o C u s t o m e r N o > + 
+         < S e l l t o C u s t o m e r N o _ L b l > S e l l t o C u s t o m e r N o _ L b l < / S e l l t o C u s t o m e r N o _ L b l > + 
+         < S e l l T o F a x N o > S e l l T o F a x N o < / S e l l T o F a x N o > + 
+         < S e l l T o P h o n e N o > S e l l T o P h o n e N o < / S e l l T o P h o n e N o > + 
+         < S h i p m e n t D a t e > S h i p m e n t D a t e < / S h i p m e n t D a t e > + 
+         < S h i p m e n t D a t e _ L b l > S h i p m e n t D a t e _ L b l < / S h i p m e n t D a t e _ L b l > + 
+         < S h i p m e n t M e t h o d D e s c r i p t i o n > S h i p m e n t M e t h o d D e s c r i p t i o n < / S h i p m e n t M e t h o d D e s c r i p t i o n > + 
+         < S h i p m e n t M e t h o d D e s c r i p t i o n _ L b l > S h i p m e n t M e t h o d D e s c r i p t i o n _ L b l < / S h i p m e n t M e t h o d D e s c r i p t i o n _ L b l > + 
+         < S h i p m e n t _ L b l > S h i p m e n t _ L b l < / S h i p m e n t _ L b l > + 
+         < S h i p p i n g A g e n t C o d e > S h i p p i n g A g e n t C o d e < / S h i p p i n g A g e n t C o d e > + 
+         < S h i p p i n g A g e n t C o d e _ L b l > S h i p p i n g A g e n t C o d e _ L b l < / S h i p p i n g A g e n t C o d e _ L b l > + 
+         < S h i p T o A d d r e s s 1 > S h i p T o A d d r e s s 1 < / S h i p T o A d d r e s s 1 > + 
+         < S h i p T o A d d r e s s 2 > S h i p T o A d d r e s s 2 < / S h i p T o A d d r e s s 2 > + 
+         < S h i p T o A d d r e s s 3 > S h i p T o A d d r e s s 3 < / S h i p T o A d d r e s s 3 > + 
+         < S h i p T o A d d r e s s 4 > S h i p T o A d d r e s s 4 < / S h i p T o A d d r e s s 4 > + 
+         < S h i p T o A d d r e s s 5 > S h i p T o A d d r e s s 5 < / S h i p T o A d d r e s s 5 > + 
+         < S h i p T o A d d r e s s 6 > S h i p T o A d d r e s s 6 < / S h i p T o A d d r e s s 6 > + 
+         < S h i p T o A d d r e s s 7 > S h i p T o A d d r e s s 7 < / S h i p T o A d d r e s s 7 > + 
+         < S h i p T o A d d r e s s 8 > S h i p T o A d d r e s s 8 < / S h i p T o A d d r e s s 8 > + 
+         < S h i p T o A d d r e s s _ L b l > S h i p T o A d d r e s s _ L b l < / S h i p T o A d d r e s s _ L b l > + 
+         < S h i p T o P h o n e N o > S h i p T o P h o n e N o < / S h i p T o P h o n e N o > + 
+         < S h o w S h i p p i n g A d d r e s s > S h o w S h i p p i n g A d d r e s s < / S h o w S h i p p i n g A d d r e s s > + 
+         < S h o w W o r k D e s c r i p t i o n > S h o w W o r k D e s c r i p t i o n < / S h o w W o r k D e s c r i p t i o n > + 
+         < S u b t o t a l _ L b l > S u b t o t a l _ L b l < / S u b t o t a l _ L b l > + 
+         < T h a n k s _ L b l > T h a n k s _ L b l < / T h a n k s _ L b l > + 
+         < T o t a l C O 2 e _ L b l > T o t a l C O 2 e _ L b l < / T o t a l C O 2 e _ L b l > + 
+         < T o t a l _ L b l > T o t a l _ L b l < / T o t a l _ L b l > + 
+         < V A T A m o u n t S p e c i f i c a t i o n _ L b l > V A T A m o u n t S p e c i f i c a t i o n _ L b l < / V A T A m o u n t S p e c i f i c a t i o n _ L b l > + 
+         < V A T A m o u n t _ L b l > V A T A m o u n t _ L b l < / V A T A m o u n t _ L b l > + 
+         < V A T B a s e _ L b l > V A T B a s e _ L b l < / V A T B a s e _ L b l > + 
+         < V A T C l a u s e s _ L b l > V A T C l a u s e s _ L b l < / V A T C l a u s e s _ L b l > + 
+         < V A T C l a u s e _ L b l > V A T C l a u s e _ L b l < / V A T C l a u s e _ L b l > + 
+         < V A T I d e n t i f i e r _ L b l > V A T I d e n t i f i e r _ L b l < / V A T I d e n t i f i e r _ L b l > + 
+         < V A T P e r c e n t a g e _ L b l > V A T P e r c e n t a g e _ L b l < / V A T P e r c e n t a g e _ L b l > + 
+         < V A T R e g i s t r a t i o n N o > V A T R e g i s t r a t i o n N o < / V A T R e g i s t r a t i o n N o > + 
+         < V A T R e g i s t r a t i o n N o _ L b l > V A T R e g i s t r a t i o n N o _ L b l < / V A T R e g i s t r a t i o n N o _ L b l > + 
+         < Y o u r D o c u m e n t T i t l e _ L b l > Y o u r D o c u m e n t T i t l e _ L b l < / Y o u r D o c u m e n t T i t l e _ L b l > + 
+         < Y o u r R e f e r e n c e > Y o u r R e f e r e n c e < / Y o u r R e f e r e n c e > + 
+         < Y o u r R e f e r e n c e _ L b l > Y o u r R e f e r e n c e _ L b l < / Y o u r R e f e r e n c e _ L b l > + 
+         < L i n e > + 
+             < A m o u n t E x c l u d i n g V A T _ L i n e > A m o u n t E x c l u d i n g V A T _ L i n e < / A m o u n t E x c l u d i n g V A T _ L i n e > + 
+             < A m o u n t E x c l u d i n g V A T _ L i n e _ L b l > A m o u n t E x c l u d i n g V A T _ L i n e _ L b l < / A m o u n t E x c l u d i n g V A T _ L i n e _ L b l > + 
+             < A m o u n t I n c l u d i n g V A T _ L i n e > A m o u n t I n c l u d i n g V A T _ L i n e < / A m o u n t I n c l u d i n g V A T _ L i n e > + 
+             < A m o u n t I n c l u d i n g V A T _ L i n e _ L b l > A m o u n t I n c l u d i n g V A T _ L i n e _ L b l < / A m o u n t I n c l u d i n g V A T _ L i n e _ L b l > + 
+             < C O 2 e P e r U n i t _ L i n e > C O 2 e P e r U n i t _ L i n e < / C O 2 e P e r U n i t _ L i n e > + 
+             < D e s c r i p t i o n _ L i n e > D e s c r i p t i o n _ L i n e < / D e s c r i p t i o n _ L i n e > + 
+             < D e s c r i p t i o n _ L i n e _ L b l > D e s c r i p t i o n _ L i n e _ L b l < / D e s c r i p t i o n _ L i n e _ L b l > + 
+             < I t e m N o _ L i n e > I t e m N o _ L i n e < / I t e m N o _ L i n e > + 
+             < I t e m N o _ L i n e _ L b l > I t e m N o _ L i n e _ L b l < / I t e m N o _ L i n e _ L b l > + 
+             < I t e m R e f e r e n c e N o _ L i n e > I t e m R e f e r e n c e N o _ L i n e < / I t e m R e f e r e n c e N o _ L i n e > + 
+             < I t e m R e f e r e n c e N o _ L i n e _ L b l > I t e m R e f e r e n c e N o _ L i n e _ L b l < / I t e m R e f e r e n c e N o _ L i n e _ L b l > + 
+             < J o b N o > J o b N o < / J o b N o > + 
+             < J o b N o _ L b l > J o b N o _ L b l < / J o b N o _ L b l > + 
+             < J o b T a s k D e s c r i p t i o n > J o b T a s k D e s c r i p t i o n < / J o b T a s k D e s c r i p t i o n > + 
+             < J o b T a s k D e s c _ L b l > J o b T a s k D e s c _ L b l < / J o b T a s k D e s c _ L b l > + 
+             < J o b T a s k N o > J o b T a s k N o < / J o b T a s k N o > + 
+             < J o b T a s k N o _ L b l > J o b T a s k N o _ L b l < / J o b T a s k N o _ L b l > + 
+             < L i n e A m o u n t _ L i n e > L i n e A m o u n t _ L i n e < / L i n e A m o u n t _ L i n e > + 
+             < L i n e A m o u n t _ L i n e _ L b l > L i n e A m o u n t _ L i n e _ L b l < / L i n e A m o u n t _ L i n e _ L b l > + 
+             < L i n e D i s c o u n t P e r c e n t T e x t _ L i n e > L i n e D i s c o u n t P e r c e n t T e x t _ L i n e < / L i n e D i s c o u n t P e r c e n t T e x t _ L i n e > + 
+             < L i n e D i s c o u n t P e r c e n t _ L i n e > L i n e D i s c o u n t P e r c e n t _ L i n e < / L i n e D i s c o u n t P e r c e n t _ L i n e > + 
+             < L i n e N o _ L i n e > L i n e N o _ L i n e < / L i n e N o _ L i n e > + 
+             < P r i c e P e r _ L b l > P r i c e P e r _ L b l < / P r i c e P e r _ L b l > + 
+             < P r i c e _ L b l > P r i c e _ L b l < / P r i c e _ L b l > + 
+             < Q t y _ L b l > Q t y _ L b l < / Q t y _ L b l > + 
+             < Q u a n t i t y _ L i n e > Q u a n t i t y _ L i n e < / Q u a n t i t y _ L i n e > + 
+             < Q u a n t i t y _ L i n e _ L b l > Q u a n t i t y _ L i n e _ L b l < / Q u a n t i t y _ L i n e _ L b l > + 
+             < S h i p m e n t D a t e _ L i n e > S h i p m e n t D a t e _ L i n e < / S h i p m e n t D a t e _ L i n e > + 
+             < S h i p m e n t D a t e _ L i n e _ L b l > S h i p m e n t D a t e _ L i n e _ L b l < / S h i p m e n t D a t e _ L i n e _ L b l > + 
+             < T r a n s H e a d e r A m o u n t > T r a n s H e a d e r A m o u n t < / T r a n s H e a d e r A m o u n t > + 
+             < T y p e _ L i n e > T y p e _ L i n e < / T y p e _ L i n e > + 
+             < U n i t O f M e a s u r e > U n i t O f M e a s u r e < / U n i t O f M e a s u r e > + 
+             < U n i t O f M e a s u r e _ L b l > U n i t O f M e a s u r e _ L b l < / U n i t O f M e a s u r e _ L b l > + 
+             < U n i t P r i c e > U n i t P r i c e < / U n i t P r i c e > + 
+             < U n i t P r i c e _ L b l > U n i t P r i c e _ L b l < / U n i t P r i c e _ L b l > + 
+             < U n i t _ L b l > U n i t _ L b l < / U n i t _ L b l > + 
+             < V A T I d e n t i f i e r _ L i n e > V A T I d e n t i f i e r _ L i n e < / V A T I d e n t i f i e r _ L i n e > + 
+             < V A T I d e n t i f i e r _ L i n e _ L b l > V A T I d e n t i f i e r _ L i n e _ L b l < / V A T I d e n t i f i e r _ L i n e _ L b l > + 
+             < V A T P c t _ L i n e > V A T P c t _ L i n e < / V A T P c t _ L i n e > + 
+             < V A T P c t _ L i n e _ L b l > V A T P c t _ L i n e _ L b l < / V A T P c t _ L i n e _ L b l > + 
+             < S h i p m e n t L i n e > + 
+                 < D o c u m e n t N o _ S h i p m e n t L i n e > D o c u m e n t N o _ S h i p m e n t L i n e < / D o c u m e n t N o _ S h i p m e n t L i n e > + 
+                 < P o s t i n g D a t e _ S h i p m e n t L i n e > P o s t i n g D a t e _ S h i p m e n t L i n e < / P o s t i n g D a t e _ S h i p m e n t L i n e > + 
+                 < P o s t i n g D a t e _ S h i p m e n t L i n e _ L b l > P o s t i n g D a t e _ S h i p m e n t L i n e _ L b l < / P o s t i n g D a t e _ S h i p m e n t L i n e _ L b l > + 
+                 < Q u a n t i t y _ S h i p m e n t L i n e > Q u a n t i t y _ S h i p m e n t L i n e < / Q u a n t i t y _ S h i p m e n t L i n e > + 
+                 < Q u a n t i t y _ S h i p m e n t L i n e _ L b l > Q u a n t i t y _ S h i p m e n t L i n e _ L b l < / Q u a n t i t y _ S h i p m e n t L i n e _ L b l >   
              < / S h i p m e n t L i n e >   
-             < A s s e m b l y L i n e   E l e m e n t T y p e = " D a t a I t e m "   E l e m e n t I d = " 1 2 0 5 9 4 2 8 5 " > - 
-                 < D e s c r i p t i o n _ A s s e m b l y L i n e   E l e m e n t T y p e = " C o l u m n "   E l e m e n t I d = " 2 8 0 7 4 3 7 9 6 "   D a t a T y p e = " T e x t " > D e s c r i p t i o n _ A s s e m b l y L i n e < / D e s c r i p t i o n _ A s s e m b l y L i n e > - 
-                 < L i n e N o _ A s s e m b l y L i n e   E l e m e n t T y p e = " C o l u m n "   E l e m e n t I d = " 6 4 0 5 8 3 8 9 1 "   D a t a T y p e = " C o d e " > L i n e N o _ A s s e m b l y L i n e < / L i n e N o _ A s s e m b l y L i n e > - 
-                 < Q u a n t i t y _ A s s e m b l y L i n e   E l e m e n t T y p e = " C o l u m n "   E l e m e n t I d = " 1 9 5 7 6 4 8 2 3 1 "   D a t a T y p e = " D e c i m a l " > Q u a n t i t y _ A s s e m b l y L i n e < / Q u a n t i t y _ A s s e m b l y L i n e > - 
-                 < U n i t O f M e a s u r e _ A s s e m b l y L i n e   E l e m e n t T y p e = " C o l u m n "   E l e m e n t I d = " 1 6 4 9 1 2 3 7 7 3 "   D a t a T y p e = " T e x t " > U n i t O f M e a s u r e _ A s s e m b l y L i n e < / U n i t O f M e a s u r e _ A s s e m b l y L i n e > - 
-                 < V a r i a n t C o d e _ A s s e m b l y L i n e   E l e m e n t T y p e = " C o l u m n "   E l e m e n t I d = " 1 8 6 9 4 0 7 6 7 2 "   D a t a T y p e = " C o d e " > V a r i a n t C o d e _ A s s e m b l y L i n e < / V a r i a n t C o d e _ A s s e m b l y L i n e > +             < A s s e m b l y L i n e > + 
+                 < D e s c r i p t i o n _ A s s e m b l y L i n e > D e s c r i p t i o n _ A s s e m b l y L i n e < / D e s c r i p t i o n _ A s s e m b l y L i n e > + 
+                 < L i n e N o _ A s s e m b l y L i n e > L i n e N o _ A s s e m b l y L i n e < / L i n e N o _ A s s e m b l y L i n e > + 
+                 < Q u a n t i t y _ A s s e m b l y L i n e > Q u a n t i t y _ A s s e m b l y L i n e < / Q u a n t i t y _ A s s e m b l y L i n e > + 
+                 < U n i t O f M e a s u r e _ A s s e m b l y L i n e > U n i t O f M e a s u r e _ A s s e m b l y L i n e < / U n i t O f M e a s u r e _ A s s e m b l y L i n e > + 
+                 < V a r i a n t C o d e _ A s s e m b l y L i n e > V a r i a n t C o d e _ A s s e m b l y L i n e < / V a r i a n t C o d e _ A s s e m b l y L i n e >   
              < / A s s e m b l y L i n e >   
          < / L i n e >   
-         < W o r k D e s c r i p t i o n L i n e s   E l e m e n t T y p e = " D a t a I t e m "   E l e m e n t I d = " 2 7 6 8 1 9 4 4 7 " > - 
-             < W o r k D e s c r i p t i o n L i n e   E l e m e n t T y p e = " C o l u m n "   E l e m e n t I d = " 1 9 4 7 6 2 1 6 7 6 "   D a t a T y p e = " T e x t " > W o r k D e s c r i p t i o n L i n e < / W o r k D e s c r i p t i o n L i n e > - 
-             < W o r k D e s c r i p t i o n L i n e N u m b e r   E l e m e n t T y p e = " C o l u m n "   E l e m e n t I d = " 7 9 7 3 0 7 2 2 3 "   D a t a T y p e = " I n t e g e r " > W o r k D e s c r i p t i o n L i n e N u m b e r < / W o r k D e s c r i p t i o n L i n e N u m b e r > +         < W o r k D e s c r i p t i o n L i n e s > + 
+             < W o r k D e s c r i p t i o n L i n e > W o r k D e s c r i p t i o n L i n e < / W o r k D e s c r i p t i o n L i n e > + 
+             < W o r k D e s c r i p t i o n L i n e N u m b e r > W o r k D e s c r i p t i o n L i n e N u m b e r < / W o r k D e s c r i p t i o n L i n e N u m b e r >   
          < / W o r k D e s c r i p t i o n L i n e s >   
-         < V A T A m o u n t L i n e   E l e m e n t T y p e = " D a t a I t e m "   E l e m e n t I d = " 8 2 7 5 3 4 3 4 8 " > - 
-             < I n v o i c e D i s c o u n t A m o u n t _ V A T A m o u n t L i n e   E l e m e n t T y p e = " C o l u m n "   E l e m e n t I d = " 8 2 4 7 3 0 1 4 1 "   D a t a T y p e = " D e c i m a l " > I n v o i c e D i s c o u n t A m o u n t _ V A T A m o u n t L i n e < / I n v o i c e D i s c o u n t A m o u n t _ V A T A m o u n t L i n e > - 
-             < I n v o i c e D i s c o u n t A m o u n t _ V A T A m o u n t L i n e _ L b l   E l e m e n t T y p e = " C o l u m n "   E l e m e n t I d = " 1 5 6 2 2 0 0 0 3 4 "   D a t a T y p e = " S t r i n g " > I n v o i c e D i s c o u n t A m o u n t _ V A T A m o u n t L i n e _ L b l < / I n v o i c e D i s c o u n t A m o u n t _ V A T A m o u n t L i n e _ L b l > - 
-             < I n v o i c e D i s c o u n t B a s e A m o u n t _ V A T A m o u n t L i n e   E l e m e n t T y p e = " C o l u m n "   E l e m e n t I d = " 2 0 4 0 3 3 2 2 6 6 "   D a t a T y p e = " D e c i m a l " > I n v o i c e D i s c o u n t B a s e A m o u n t _ V A T A m o u n t L i n e < / I n v o i c e D i s c o u n t B a s e A m o u n t _ V A T A m o u n t L i n e > - 
-             < I n v o i c e D i s c o u n t B a s e A m o u n t _ V A T A m o u n t L i n e _ L b l   E l e m e n t T y p e = " C o l u m n "   E l e m e n t I d = " 4 0 5 9 6 0 3 3 1 "   D a t a T y p e = " S t r i n g " > I n v o i c e D i s c o u n t B a s e A m o u n t _ V A T A m o u n t L i n e _ L b l < / I n v o i c e D i s c o u n t B a s e A m o u n t _ V A T A m o u n t L i n e _ L b l > - 
-             < L i n e A m o u n t _ V a t A m o u n t L i n e   E l e m e n t T y p e = " C o l u m n "   E l e m e n t I d = " 2 1 4 6 5 4 0 1 "   D a t a T y p e = " D e c i m a l " > L i n e A m o u n t _ V a t A m o u n t L i n e < / L i n e A m o u n t _ V a t A m o u n t L i n e > - 
-             < L i n e A m o u n t _ V a t A m o u n t L i n e _ L b l   E l e m e n t T y p e = " C o l u m n "   E l e m e n t I d = " 1 1 1 0 9 1 2 1 2 4 "   D a t a T y p e = " S t r i n g " > L i n e A m o u n t _ V a t A m o u n t L i n e _ L b l < / L i n e A m o u n t _ V a t A m o u n t L i n e _ L b l > - 
-             < N o O f V A T I d e n t i f i e r s   E l e m e n t T y p e = " C o l u m n "   E l e m e n t I d = " 1 1 5 3 2 6 3 0 2 6 "   D a t a T y p e = " I n t e g e r " > N o O f V A T I d e n t i f i e r s < / N o O f V A T I d e n t i f i e r s > - 
-             < V A T A m o u n t L C Y _ V A T A m o u n t L i n e   E l e m e n t T y p e = " C o l u m n "   E l e m e n t I d = " 1 5 8 1 9 9 4 3 5 0 "   D a t a T y p e = " D e c i m a l " > V A T A m o u n t L C Y _ V A T A m o u n t L i n e < / V A T A m o u n t L C Y _ V A T A m o u n t L i n e > - 
-             < V A T A m o u n t L C Y _ V A T A m o u n t L i n e _ L b l   E l e m e n t T y p e = " C o l u m n "   E l e m e n t I d = " 9 2 3 0 0 3 3 7 "   D a t a T y p e = " L a b e l " > V A T A m o u n t L C Y _ V A T A m o u n t L i n e _ L b l < / V A T A m o u n t L C Y _ V A T A m o u n t L i n e _ L b l > - 
-             < V A T A m o u n t _ V a t A m o u n t L i n e   E l e m e n t T y p e = " C o l u m n "   E l e m e n t I d = " 1 8 9 1 8 2 0 6 2 0 "   D a t a T y p e = " D e c i m a l " > V A T A m o u n t _ V a t A m o u n t L i n e < / V A T A m o u n t _ V a t A m o u n t L i n e > - 
-             < V A T A m o u n t _ V a t A m o u n t L i n e _ L b l   E l e m e n t T y p e = " C o l u m n "   E l e m e n t I d = " 1 5 1 3 5 5 5 4 7 3 "   D a t a T y p e = " S t r i n g " > V A T A m o u n t _ V a t A m o u n t L i n e _ L b l < / V A T A m o u n t _ V a t A m o u n t L i n e _ L b l > - 
-             < V A T B a s e L C Y _ V A T A m o u n t L i n e   E l e m e n t T y p e = " C o l u m n "   E l e m e n t I d = " 1 8 6 0 9 4 5 6 3 5 "   D a t a T y p e = " D e c i m a l " > V A T B a s e L C Y _ V A T A m o u n t L i n e < / V A T B a s e L C Y _ V A T A m o u n t L i n e > - 
-             < V A T B a s e L C Y _ V A T A m o u n t L i n e _ L b l   E l e m e n t T y p e = " C o l u m n "   E l e m e n t I d = " 1 2 3 6 4 6 7 9 9 8 "   D a t a T y p e = " L a b e l " > V A T B a s e L C Y _ V A T A m o u n t L i n e _ L b l < / V A T B a s e L C Y _ V A T A m o u n t L i n e _ L b l > - 
-             < V A T B a s e _ V a t A m o u n t L i n e   E l e m e n t T y p e = " C o l u m n "   E l e m e n t I d = " 1 4 5 8 9 3 7 8 1 9 "   D a t a T y p e = " D e c i m a l " > V A T B a s e _ V a t A m o u n t L i n e < / V A T B a s e _ V a t A m o u n t L i n e > - 
-             < V A T B a s e _ V a t A m o u n t L i n e _ L b l   E l e m e n t T y p e = " C o l u m n "   E l e m e n t I d = " 1 6 9 1 3 0 2 4 8 8 "   D a t a T y p e = " S t r i n g " > V A T B a s e _ V a t A m o u n t L i n e _ L b l < / V A T B a s e _ V a t A m o u n t L i n e _ L b l > - 
-             < V A T I d e n t i f i e r _ V a t A m o u n t L i n e   E l e m e n t T y p e = " C o l u m n "   E l e m e n t I d = " 1 1 4 2 0 7 0 0 3 5 "   D a t a T y p e = " C o d e " > V A T I d e n t i f i e r _ V a t A m o u n t L i n e < / V A T I d e n t i f i e r _ V a t A m o u n t L i n e > - 
-             < V A T I d e n t i f i e r _ V a t A m o u n t L i n e _ L b l   E l e m e n t T y p e = " C o l u m n "   E l e m e n t I d = " 8 6 4 5 0 4 5 0 "   D a t a T y p e = " S t r i n g " > V A T I d e n t i f i e r _ V a t A m o u n t L i n e _ L b l < / V A T I d e n t i f i e r _ V a t A m o u n t L i n e _ L b l > - 
-             < V A T P c t _ V a t A m o u n t L i n e   E l e m e n t T y p e = " C o l u m n "   E l e m e n t I d = " 1 4 5 3 5 4 2 7 7 7 "   D a t a T y p e = " D e c i m a l " > V A T P c t _ V a t A m o u n t L i n e < / V A T P c t _ V a t A m o u n t L i n e > - 
-             < V A T P c t _ V a t A m o u n t L i n e _ L b l   E l e m e n t T y p e = " C o l u m n "   E l e m e n t I d = " 6 7 6 3 2 3 7 8 "   D a t a T y p e = " S t r i n g " > V A T P c t _ V a t A m o u n t L i n e _ L b l < / V A T P c t _ V a t A m o u n t L i n e _ L b l > +         < V A T A m o u n t L i n e > + 
+             < I n v o i c e D i s c o u n t A m o u n t _ V A T A m o u n t L i n e > I n v o i c e D i s c o u n t A m o u n t _ V A T A m o u n t L i n e < / I n v o i c e D i s c o u n t A m o u n t _ V A T A m o u n t L i n e > + 
+             < I n v o i c e D i s c o u n t A m o u n t _ V A T A m o u n t L i n e _ L b l > I n v o i c e D i s c o u n t A m o u n t _ V A T A m o u n t L i n e _ L b l < / I n v o i c e D i s c o u n t A m o u n t _ V A T A m o u n t L i n e _ L b l > + 
+             < I n v o i c e D i s c o u n t B a s e A m o u n t _ V A T A m o u n t L i n e > I n v o i c e D i s c o u n t B a s e A m o u n t _ V A T A m o u n t L i n e < / I n v o i c e D i s c o u n t B a s e A m o u n t _ V A T A m o u n t L i n e > + 
+             < I n v o i c e D i s c o u n t B a s e A m o u n t _ V A T A m o u n t L i n e _ L b l > I n v o i c e D i s c o u n t B a s e A m o u n t _ V A T A m o u n t L i n e _ L b l < / I n v o i c e D i s c o u n t B a s e A m o u n t _ V A T A m o u n t L i n e _ L b l > + 
+             < L i n e A m o u n t _ V a t A m o u n t L i n e > L i n e A m o u n t _ V a t A m o u n t L i n e < / L i n e A m o u n t _ V a t A m o u n t L i n e > + 
+             < L i n e A m o u n t _ V a t A m o u n t L i n e _ L b l > L i n e A m o u n t _ V a t A m o u n t L i n e _ L b l < / L i n e A m o u n t _ V a t A m o u n t L i n e _ L b l > + 
+             < N o O f V A T I d e n t i f i e r s > N o O f V A T I d e n t i f i e r s < / N o O f V A T I d e n t i f i e r s > + 
+             < V A T A m o u n t L C Y _ V A T A m o u n t L i n e > V A T A m o u n t L C Y _ V A T A m o u n t L i n e < / V A T A m o u n t L C Y _ V A T A m o u n t L i n e > + 
+             < V A T A m o u n t L C Y _ V A T A m o u n t L i n e _ L b l > V A T A m o u n t L C Y _ V A T A m o u n t L i n e _ L b l < / V A T A m o u n t L C Y _ V A T A m o u n t L i n e _ L b l > + 
+             < V A T A m o u n t _ V a t A m o u n t L i n e > V A T A m o u n t _ V a t A m o u n t L i n e < / V A T A m o u n t _ V a t A m o u n t L i n e > + 
+             < V A T A m o u n t _ V a t A m o u n t L i n e _ L b l > V A T A m o u n t _ V a t A m o u n t L i n e _ L b l < / V A T A m o u n t _ V a t A m o u n t L i n e _ L b l > + 
+             < V A T B a s e L C Y _ V A T A m o u n t L i n e > V A T B a s e L C Y _ V A T A m o u n t L i n e < / V A T B a s e L C Y _ V A T A m o u n t L i n e > + 
+             < V A T B a s e L C Y _ V A T A m o u n t L i n e _ L b l > V A T B a s e L C Y _ V A T A m o u n t L i n e _ L b l < / V A T B a s e L C Y _ V A T A m o u n t L i n e _ L b l > + 
+             < V A T B a s e _ V a t A m o u n t L i n e > V A T B a s e _ V a t A m o u n t L i n e < / V A T B a s e _ V a t A m o u n t L i n e > + 
+             < V A T B a s e _ V a t A m o u n t L i n e _ L b l > V A T B a s e _ V a t A m o u n t L i n e _ L b l < / V A T B a s e _ V a t A m o u n t L i n e _ L b l > + 
+             < V A T I d e n t i f i e r _ V a t A m o u n t L i n e > V A T I d e n t i f i e r _ V a t A m o u n t L i n e < / V A T I d e n t i f i e r _ V a t A m o u n t L i n e > + 
+             < V A T I d e n t i f i e r _ V a t A m o u n t L i n e _ L b l > V A T I d e n t i f i e r _ V a t A m o u n t L i n e _ L b l < / V A T I d e n t i f i e r _ V a t A m o u n t L i n e _ L b l > + 
+             < V A T P c t _ V a t A m o u n t L i n e > V A T P c t _ V a t A m o u n t L i n e < / V A T P c t _ V a t A m o u n t L i n e > + 
+             < V A T P c t _ V a t A m o u n t L i n e _ L b l > V A T P c t _ V a t A m o u n t L i n e _ L b l < / V A T P c t _ V a t A m o u n t L i n e _ L b l >   
          < / V A T A m o u n t L i n e >   
-         < V A T C l a u s e L i n e   E l e m e n t T y p e = " D a t a I t e m "   E l e m e n t I d = " 1 6 6 5 5 0 0 1 6 3 " > - 
-             < C o d e _ V A T C l a u s e L i n e   E l e m e n t T y p e = " C o l u m n "   E l e m e n t I d = " 1 8 2 4 5 8 9 8 4 7 "   D a t a T y p e = " C o d e " > C o d e _ V A T C l a u s e L i n e < / C o d e _ V A T C l a u s e L i n e > - 
-             < C o d e _ V A T C l a u s e L i n e _ L b l   E l e m e n t T y p e = " C o l u m n "   E l e m e n t I d = " 4 6 1 5 3 3 0 2 "   D a t a T y p e = " S t r i n g " > C o d e _ V A T C l a u s e L i n e _ L b l < / C o d e _ V A T C l a u s e L i n e _ L b l > - 
-             < D e s c r i p t i o n 2 _ V A T C l a u s e L i n e   E l e m e n t T y p e = " C o l u m n "   E l e m e n t I d = " 1 3 7 9 6 6 7 4 7 0 "   D a t a T y p e = " T e x t " > D e s c r i p t i o n 2 _ V A T C l a u s e L i n e < / D e s c r i p t i o n 2 _ V A T C l a u s e L i n e > - 
-             < D e s c r i p t i o n _ V A T C l a u s e L i n e   E l e m e n t T y p e = " C o l u m n "   E l e m e n t I d = " 1 3 0 5 5 4 5 9 2 4 "   D a t a T y p e = " T e x t " > D e s c r i p t i o n _ V A T C l a u s e L i n e < / D e s c r i p t i o n _ V A T C l a u s e L i n e > - 
-             < N o O f V A T C l a u s e s   E l e m e n t T y p e = " C o l u m n "   E l e m e n t I d = " 7 5 6 4 1 7 3 9 2 "   D a t a T y p e = " I n t e g e r " > N o O f V A T C l a u s e s < / N o O f V A T C l a u s e s > - 
-             < V A T A m o u n t _ V A T C l a u s e L i n e   E l e m e n t T y p e = " C o l u m n "   E l e m e n t I d = " 2 2 2 4 6 9 0 5 9 "   D a t a T y p e = " D e c i m a l " > V A T A m o u n t _ V A T C l a u s e L i n e < / V A T A m o u n t _ V A T C l a u s e L i n e > - 
-             < V A T C l a u s e s H e a d e r   E l e m e n t T y p e = " C o l u m n "   E l e m e n t I d = " 1 9 7 2 4 0 9 9 2 9 "   D a t a T y p e = " T e x t " > V A T C l a u s e s H e a d e r < / V A T C l a u s e s H e a d e r > - 
-             < V A T I d e n t i f i e r _ V A T C l a u s e L i n e   E l e m e n t T y p e = " C o l u m n "   E l e m e n t I d = " 1 4 6 4 4 7 2 4 7 8 "   D a t a T y p e = " C o d e " > V A T I d e n t i f i e r _ V A T C l a u s e L i n e < / V A T I d e n t i f i e r _ V A T C l a u s e L i n e > +         < V A T C l a u s e L i n e > + 
+             < C o d e _ V A T C l a u s e L i n e > C o d e _ V A T C l a u s e L i n e < / C o d e _ V A T C l a u s e L i n e > + 
+             < C o d e _ V A T C l a u s e L i n e _ L b l > C o d e _ V A T C l a u s e L i n e _ L b l < / C o d e _ V A T C l a u s e L i n e _ L b l > + 
+             < D e s c r i p t i o n 2 _ V A T C l a u s e L i n e > D e s c r i p t i o n 2 _ V A T C l a u s e L i n e < / D e s c r i p t i o n 2 _ V A T C l a u s e L i n e > + 
+             < D e s c r i p t i o n _ V A T C l a u s e L i n e > D e s c r i p t i o n _ V A T C l a u s e L i n e < / D e s c r i p t i o n _ V A T C l a u s e L i n e > + 
+             < N o O f V A T C l a u s e s > N o O f V A T C l a u s e s < / N o O f V A T C l a u s e s > + 
+             < V A T A m o u n t _ V A T C l a u s e L i n e > V A T A m o u n t _ V A T C l a u s e L i n e < / V A T A m o u n t _ V A T C l a u s e L i n e > + 
+             < V A T C l a u s e s H e a d e r > V A T C l a u s e s H e a d e r < / V A T C l a u s e s H e a d e r > + 
+             < V A T I d e n t i f i e r _ V A T C l a u s e L i n e > V A T I d e n t i f i e r _ V A T C l a u s e L i n e < / V A T I d e n t i f i e r _ V A T C l a u s e L i n e >   
          < / V A T C l a u s e L i n e >   
-         < R e p o r t T o t a l s L i n e   E l e m e n t T y p e = " D a t a I t e m "   E l e m e n t I d = " 2 1 2 2 5 4 9 8 3 6 " > - 
-             < A m o u n t F o r m a t t e d _ R e p o r t T o t a l s L i n e   E l e m e n t T y p e = " C o l u m n "   E l e m e n t I d = " 1 5 0 6 1 3 6 8 2 5 "   D a t a T y p e = " T e x t " > A m o u n t F o r m a t t e d _ R e p o r t T o t a l s L i n e < / A m o u n t F o r m a t t e d _ R e p o r t T o t a l s L i n e > - 
-             < A m o u n t _ R e p o r t T o t a l s L i n e   E l e m e n t T y p e = " C o l u m n "   E l e m e n t I d = " 4 1 9 9 1 8 3 6 9 "   D a t a T y p e = " D e c i m a l " > A m o u n t _ R e p o r t T o t a l s L i n e < / A m o u n t _ R e p o r t T o t a l s L i n e > - 
-             < D e s c r i p t i o n _ R e p o r t T o t a l s L i n e   E l e m e n t T y p e = " C o l u m n "   E l e m e n t I d = " 5 8 1 9 9 6 0 6 7 "   D a t a T y p e = " T e x t " > D e s c r i p t i o n _ R e p o r t T o t a l s L i n e < / D e s c r i p t i o n _ R e p o r t T o t a l s L i n e > - 
-             < F o n t B o l d _ R e p o r t T o t a l s L i n e   E l e m e n t T y p e = " C o l u m n "   E l e m e n t I d = " 9 4 6 5 4 0 5 4 9 "   D a t a T y p e = " B o o l e a n " > F o n t B o l d _ R e p o r t T o t a l s L i n e < / F o n t B o l d _ R e p o r t T o t a l s L i n e > - 
-             < F o n t U n d e r l i n e _ R e p o r t T o t a l s L i n e   E l e m e n t T y p e = " C o l u m n "   E l e m e n t I d = " 2 0 2 1 5 3 3 6 9 4 "   D a t a T y p e = " B o o l e a n " > F o n t U n d e r l i n e _ R e p o r t T o t a l s L i n e < / F o n t U n d e r l i n e _ R e p o r t T o t a l s L i n e > +         < R e p o r t T o t a l s L i n e > + 
+             < A m o u n t F o r m a t t e d _ R e p o r t T o t a l s L i n e > A m o u n t F o r m a t t e d _ R e p o r t T o t a l s L i n e < / A m o u n t F o r m a t t e d _ R e p o r t T o t a l s L i n e > + 
+             < A m o u n t _ R e p o r t T o t a l s L i n e > A m o u n t _ R e p o r t T o t a l s L i n e < / A m o u n t _ R e p o r t T o t a l s L i n e > + 
+             < D e s c r i p t i o n _ R e p o r t T o t a l s L i n e > D e s c r i p t i o n _ R e p o r t T o t a l s L i n e < / D e s c r i p t i o n _ R e p o r t T o t a l s L i n e > + 
+             < F o n t B o l d _ R e p o r t T o t a l s L i n e > F o n t B o l d _ R e p o r t T o t a l s L i n e < / F o n t B o l d _ R e p o r t T o t a l s L i n e > + 
+             < F o n t U n d e r l i n e _ R e p o r t T o t a l s L i n e > F o n t U n d e r l i n e _ R e p o r t T o t a l s L i n e < / F o n t U n d e r l i n e _ R e p o r t T o t a l s L i n e >   
          < / R e p o r t T o t a l s L i n e >   
-         < L i n e F e e   E l e m e n t T y p e = " D a t a I t e m "   E l e m e n t I d = " 2 6 6 6 3 0 7 3 3 " > - 
-             < L i n e F e e C a p t i o n T e x t   E l e m e n t T y p e = " C o l u m n "   E l e m e n t I d = " 4 3 7 6 4 3 7 9 0 "   D a t a T y p e = " T e x t " > L i n e F e e C a p t i o n T e x t < / L i n e F e e C a p t i o n T e x t > +         < L i n e F e e > + 
+             < L i n e F e e C a p t i o n T e x t > L i n e F e e C a p t i o n T e x t < / L i n e F e e C a p t i o n T e x t >   
          < / L i n e F e e >   
-         < P a y m e n t R e p o r t i n g A r g u m e n t   E l e m e n t T y p e = " D a t a I t e m "   E l e m e n t I d = " 3 1 3 7 4 4 1 9 4 " > - 
-             < P a y m e n t S e r v i c e L o g o   E l e m e n t T y p e = " C o l u m n "   E l e m e n t I d = " 4 1 6 7 9 0 7 6 7 "   D a t a T y p e = " B l o b "   / > - 
-             < P a y m e n t S e r v i c e L o g o _ U r l   E l e m e n t T y p e = " C o l u m n "   E l e m e n t I d = " 6 4 4 9 7 5 1 3 9 "   D a t a T y p e = " T e x t " > P a y m e n t S e r v i c e L o g o _ U r l < / P a y m e n t S e r v i c e L o g o _ U r l > - 
-             < P a y m e n t S e r v i c e L o g o _ U r l T e x t   E l e m e n t T y p e = " C o l u m n "   E l e m e n t I d = " 1 4 1 1 7 0 3 9 7 6 "   D a t a T y p e = " T e x t " > P a y m e n t S e r v i c e L o g o _ U r l T e x t < / P a y m e n t S e r v i c e L o g o _ U r l T e x t > - 
-             < P a y m e n t S e r v i c e T e x t _ U r l   E l e m e n t T y p e = " C o l u m n "   E l e m e n t I d = " 1 7 4 2 3 3 4 7 "   D a t a T y p e = " T e x t " > P a y m e n t S e r v i c e T e x t _ U r l < / P a y m e n t S e r v i c e T e x t _ U r l > - 
-             < P a y m e n t S e r v i c e T e x t _ U r l T e x t   E l e m e n t T y p e = " C o l u m n "   E l e m e n t I d = " 1 6 3 6 7 7 2 9 3 4 "   D a t a T y p e = " T e x t " > P a y m e n t S e r v i c e T e x t _ U r l T e x t < / P a y m e n t S e r v i c e T e x t _ U r l T e x t > +         < P a y m e n t R e p o r t i n g A r g u m e n t > + 
+             < P a y m e n t S e r v i c e L o g o   / > + 
+             < P a y m e n t S e r v i c e L o g o _ U r l > P a y m e n t S e r v i c e L o g o _ U r l < / P a y m e n t S e r v i c e L o g o _ U r l > + 
+             < P a y m e n t S e r v i c e L o g o _ U r l T e x t > P a y m e n t S e r v i c e L o g o _ U r l T e x t < / P a y m e n t S e r v i c e L o g o _ U r l T e x t > + 
+             < P a y m e n t S e r v i c e T e x t _ U r l > P a y m e n t S e r v i c e T e x t _ U r l < / P a y m e n t S e r v i c e T e x t _ U r l > + 
+             < P a y m e n t S e r v i c e T e x t _ U r l T e x t > P a y m e n t S e r v i c e T e x t _ U r l T e x t < / P a y m e n t S e r v i c e T e x t _ U r l T e x t >   
          < / P a y m e n t R e p o r t i n g A r g u m e n t >   
-         < L e f t H e a d e r   E l e m e n t T y p e = " D a t a I t e m "   E l e m e n t I d = " 7 3 4 6 8 0 8 3 3 " > - 
-             < L e f t H e a d e r N a m e   E l e m e n t T y p e = " C o l u m n "   E l e m e n t I d = " 4 3 7 4 2 2 1 8 2 "   D a t a T y p e = " T e x t " > L e f t H e a d e r N a m e < / L e f t H e a d e r N a m e > - 
-             < L e f t H e a d e r V a l u e   E l e m e n t T y p e = " C o l u m n "   E l e m e n t I d = " 2 4 2 1 2 6 3 1 0 "   D a t a T y p e = " T e x t " > L e f t H e a d e r V a l u e < / L e f t H e a d e r V a l u e > +         < L e f t H e a d e r > + 
+             < L e f t H e a d e r N a m e > L e f t H e a d e r N a m e < / L e f t H e a d e r N a m e > + 
+             < L e f t H e a d e r V a l u e > L e f t H e a d e r V a l u e < / L e f t H e a d e r V a l u e >   
          < / L e f t H e a d e r >   
-         < R i g h t H e a d e r   E l e m e n t T y p e = " D a t a I t e m "   E l e m e n t I d = " 2 5 4 5 4 4 9 4 6 " > - 
-             < R i g h t H e a d e r N a m e   E l e m e n t T y p e = " C o l u m n "   E l e m e n t I d = " 8 9 8 2 8 7 5 7 "   D a t a T y p e = " T e x t " > R i g h t H e a d e r N a m e < / R i g h t H e a d e r N a m e > - 
-             < R i g h t H e a d e r V a l u e   E l e m e n t T y p e = " C o l u m n "   E l e m e n t I d = " 7 0 6 9 3 8 5 5 9 "   D a t a T y p e = " T e x t " > R i g h t H e a d e r V a l u e < / R i g h t H e a d e r V a l u e > +         < R i g h t H e a d e r > + 
+             < R i g h t H e a d e r N a m e > R i g h t H e a d e r N a m e < / R i g h t H e a d e r N a m e > + 
+             < R i g h t H e a d e r V a l u e > R i g h t H e a d e r V a l u e < / R i g h t H e a d e r V a l u e >   
          < / R i g h t H e a d e r >   
-         < L e t t e r T e x t   E l e m e n t T y p e = " D a t a I t e m "   E l e m e n t I d = " 1 5 1 0 3 5 3 8 3 4 " > - 
-             < B o d y T e x t   E l e m e n t T y p e = " C o l u m n "   E l e m e n t I d = " 1 4 9 7 5 9 8 0 8 "   D a t a T y p e = " L a b e l " > B o d y T e x t < / B o d y T e x t > - 
-             < C l o s i n g T e x t   E l e m e n t T y p e = " C o l u m n "   E l e m e n t I d = " 5 1 2 1 3 5 9 0 9 "   D a t a T y p e = " L a b e l " > C l o s i n g T e x t < / C l o s i n g T e x t > - 
-             < G r e e t i n g T e x t   E l e m e n t T y p e = " C o l u m n "   E l e m e n t I d = " 1 1 7 5 2 7 9 2 8 9 "   D a t a T y p e = " L a b e l " > G r e e t i n g T e x t < / G r e e t i n g T e x t > - 
-             < P m t D i s c T e x t   E l e m e n t T y p e = " C o l u m n "   E l e m e n t I d = " 2 0 1 3 8 4 9 9 4 8 "   D a t a T y p e = " T e x t " > P m t D i s c T e x t < / P m t D i s c T e x t > +         < L e t t e r T e x t > + 
+             < B o d y T e x t > B o d y T e x t < / B o d y T e x t > + 
+             < C l o s i n g T e x t > C l o s i n g T e x t < / C l o s i n g T e x t > + 
+             < G r e e t i n g T e x t > G r e e t i n g T e x t < / G r e e t i n g T e x t > + 
+             < P m t D i s c T e x t > P m t D i s c T e x t < / P m t D i s c T e x t >   
          < / L e t t e r T e x t >   
-         < T o t a l s   E l e m e n t T y p e = " D a t a I t e m "   E l e m e n t I d = " 1 8 2 3 9 5 0 0 4 4 " > - 
-             < C u r r e n c y C o d e   E l e m e n t T y p e = " C o l u m n "   E l e m e n t I d = " 1 5 7 9 5 9 5 9 2 1 "   D a t a T y p e = " T e x t " > C u r r e n c y C o d e < / C u r r e n c y C o d e > - 
-             < C u r r e n c y S y m b o l   E l e m e n t T y p e = " C o l u m n "   E l e m e n t I d = " 1 1 6 2 5 1 0 7 4 8 "   D a t a T y p e = " T e x t " > C u r r e n c y S y m b o l < / C u r r e n c y S y m b o l > - 
-             < T o t a l A m o u n t E x c l I n c l V A T   E l e m e n t T y p e = " C o l u m n "   E l e m e n t I d = " 5 1 4 3 3 6 1 1 4 "   D a t a T y p e = " S t r i n g " > T o t a l A m o u n t E x c l I n c l V A T < / T o t a l A m o u n t E x c l I n c l V A T > - 
-             < T o t a l A m o u n t E x c l I n c l V A T T e x t   E l e m e n t T y p e = " C o l u m n "   E l e m e n t I d = " 1 5 0 7 8 3 2 9 3 7 "   D a t a T y p e = " T e x t " > T o t a l A m o u n t E x c l I n c l V A T T e x t < / T o t a l A m o u n t E x c l I n c l V A T T e x t > - 
-             < T o t a l A m o u n t I n c l u d i n g V A T   E l e m e n t T y p e = " C o l u m n "   E l e m e n t I d = " 9 1 0 5 1 1 5 7 5 "   D a t a T y p e = " S t r i n g " > T o t a l A m o u n t I n c l u d i n g V A T < / T o t a l A m o u n t I n c l u d i n g V A T > - 
-             < T o t a l C O 2 e   E l e m e n t T y p e = " C o l u m n "   E l e m e n t I d = " 9 5 4 7 1 1 2 1 2 "   D a t a T y p e = " D e c i m a l " > T o t a l C O 2 e < / T o t a l C O 2 e > - 
-             < T o t a l E x c l u d i n g V A T T e x t   E l e m e n t T y p e = " C o l u m n "   E l e m e n t I d = " 1 9 2 2 9 4 6 3 1 0 "   D a t a T y p e = " T e x t " > T o t a l E x c l u d i n g V A T T e x t < / T o t a l E x c l u d i n g V A T T e x t > - 
-             < T o t a l I n c l u d i n g V A T T e x t   E l e m e n t T y p e = " C o l u m n "   E l e m e n t I d = " 1 2 0 4 0 1 6 3 5 2 "   D a t a T y p e = " T e x t " > T o t a l I n c l u d i n g V A T T e x t < / T o t a l I n c l u d i n g V A T T e x t > - 
-             < T o t a l I n v o i c e D i s c o u n t A m o u n t   E l e m e n t T y p e = " C o l u m n "   E l e m e n t I d = " 4 0 2 1 7 7 5 1 "   D a t a T y p e = " S t r i n g " > T o t a l I n v o i c e D i s c o u n t A m o u n t < / T o t a l I n v o i c e D i s c o u n t A m o u n t > - 
-             < T o t a l N e t A m o u n t   E l e m e n t T y p e = " C o l u m n "   E l e m e n t I d = " 4 8 3 1 9 3 3 7 2 "   D a t a T y p e = " S t r i n g " > T o t a l N e t A m o u n t < / T o t a l N e t A m o u n t > - 
-             < T o t a l P a y m e n t D i s c o u n t O n V A T   E l e m e n t T y p e = " C o l u m n "   E l e m e n t I d = " 7 3 6 0 4 1 8 8 6 "   D a t a T y p e = " D e c i m a l " > T o t a l P a y m e n t D i s c o u n t O n V A T < / T o t a l P a y m e n t D i s c o u n t O n V A T > - 
-             < T o t a l S u b T o t a l   E l e m e n t T y p e = " C o l u m n "   E l e m e n t I d = " 2 0 9 7 8 7 6 8 0 1 "   D a t a T y p e = " S t r i n g " > T o t a l S u b T o t a l < / T o t a l S u b T o t a l > - 
-             < T o t a l S u b T o t a l M i n u s I n v o i c e D i s c o u n t   E l e m e n t T y p e = " C o l u m n "   E l e m e n t I d = " 7 6 9 4 3 1 8 8 7 "   D a t a T y p e = " S t r i n g " > T o t a l S u b T o t a l M i n u s I n v o i c e D i s c o u n t < / T o t a l S u b T o t a l M i n u s I n v o i c e D i s c o u n t > - 
-             < T o t a l T e x t   E l e m e n t T y p e = " C o l u m n "   E l e m e n t I d = " 2 3 1 9 1 0 5 1 8 "   D a t a T y p e = " T e x t " > T o t a l T e x t < / T o t a l T e x t > - 
-             < T o t a l V A T A m o u n t   E l e m e n t T y p e = " C o l u m n "   E l e m e n t I d = " 1 6 2 7 1 0 2 3 2 8 "   D a t a T y p e = " S t r i n g " > T o t a l V A T A m o u n t < / T o t a l V A T A m o u n t > - 
-             < T o t a l V A T A m o u n t L C Y   E l e m e n t T y p e = " C o l u m n "   E l e m e n t I d = " 1 5 0 6 5 7 0 2 1 8 "   D a t a T y p e = " D e c i m a l " > T o t a l V A T A m o u n t L C Y < / T o t a l V A T A m o u n t L C Y > - 
-             < T o t a l V A T A m o u n t O n V A T A m t L i n e   E l e m e n t T y p e = " C o l u m n "   E l e m e n t I d = " 9 4 6 9 3 1 8 6 8 "   D a t a T y p e = " D e c i m a l " > T o t a l V A T A m o u n t O n V A T A m t L i n e < / T o t a l V A T A m o u n t O n V A T A m t L i n e > - 
-             < T o t a l V A T A m o u n t T e x t   E l e m e n t T y p e = " C o l u m n "   E l e m e n t I d = " 9 7 3 6 6 6 3 3 9 "   D a t a T y p e = " T e x t " > T o t a l V A T A m o u n t T e x t < / T o t a l V A T A m o u n t T e x t > - 
-             < T o t a l V A T B a s e L C Y   E l e m e n t T y p e = " C o l u m n "   E l e m e n t I d = " 8 3 4 4 5 0 5 2 1 "   D a t a T y p e = " D e c i m a l " > T o t a l V A T B a s e L C Y < / T o t a l V A T B a s e L C Y > - 
-             < T o t a l V A T B a s e O n V A T A m t L i n e   E l e m e n t T y p e = " C o l u m n "   E l e m e n t I d = " 1 0 6 4 7 4 6 3 9 5 "   D a t a T y p e = " D e c i m a l " > T o t a l V A T B a s e O n V A T A m t L i n e < / T o t a l V A T B a s e O n V A T A m t L i n e > +         < T o t a l s > + 
+             < C u r r e n c y C o d e > C u r r e n c y C o d e < / C u r r e n c y C o d e > + 
+             < C u r r e n c y S y m b o l > C u r r e n c y S y m b o l < / C u r r e n c y S y m b o l > + 
+             < T o t a l A m o u n t E x c l I n c l V A T > T o t a l A m o u n t E x c l I n c l V A T < / T o t a l A m o u n t E x c l I n c l V A T > + 
+             < T o t a l A m o u n t E x c l I n c l V A T T e x t > T o t a l A m o u n t E x c l I n c l V A T T e x t < / T o t a l A m o u n t E x c l I n c l V A T T e x t > + 
+             < T o t a l A m o u n t I n c l u d i n g V A T > T o t a l A m o u n t I n c l u d i n g V A T < / T o t a l A m o u n t I n c l u d i n g V A T > + 
+             < T o t a l C O 2 e > T o t a l C O 2 e < / T o t a l C O 2 e > + 
+             < T o t a l E x c l u d i n g V A T T e x t > T o t a l E x c l u d i n g V A T T e x t < / T o t a l E x c l u d i n g V A T T e x t > + 
+             < T o t a l I n c l u d i n g V A T T e x t > T o t a l I n c l u d i n g V A T T e x t < / T o t a l I n c l u d i n g V A T T e x t > + 
+             < T o t a l I n v o i c e D i s c o u n t A m o u n t > T o t a l I n v o i c e D i s c o u n t A m o u n t < / T o t a l I n v o i c e D i s c o u n t A m o u n t > + 
+             < T o t a l N e t A m o u n t > T o t a l N e t A m o u n t < / T o t a l N e t A m o u n t > + 
+             < T o t a l P a y m e n t D i s c o u n t O n V A T > T o t a l P a y m e n t D i s c o u n t O n V A T < / T o t a l P a y m e n t D i s c o u n t O n V A T > + 
+             < T o t a l S u b T o t a l > T o t a l S u b T o t a l < / T o t a l S u b T o t a l > + 
+             < T o t a l S u b T o t a l M i n u s I n v o i c e D i s c o u n t > T o t a l S u b T o t a l M i n u s I n v o i c e D i s c o u n t < / T o t a l S u b T o t a l M i n u s I n v o i c e D i s c o u n t > + 
+             < T o t a l T e x t > T o t a l T e x t < / T o t a l T e x t > + 
+             < T o t a l V A T A m o u n t > T o t a l V A T A m o u n t < / T o t a l V A T A m o u n t > + 
+             < T o t a l V A T A m o u n t L C Y > T o t a l V A T A m o u n t L C Y < / T o t a l V A T A m o u n t L C Y > + 
+             < T o t a l V A T A m o u n t O n V A T A m t L i n e > T o t a l V A T A m o u n t O n V A T A m t L i n e < / T o t a l V A T A m o u n t O n V A T A m t L i n e > + 
+             < T o t a l V A T A m o u n t T e x t > T o t a l V A T A m o u n t T e x t < / T o t a l V A T A m o u n t T e x t > + 
+             < T o t a l V A T B a s e L C Y > T o t a l V A T B a s e L C Y < / T o t a l V A T B a s e L C Y > + 
+             < T o t a l V A T B a s e O n V A T A m t L i n e > T o t a l V A T B a s e O n V A T A m t L i n e < / T o t a l V A T B a s e O n V A T A m t L i n e >   
          < / T o t a l s >   
@@ -7659,7 +6728,7 @@
 
 <file path=customXml/item2.xml>��< ? x m l   v e r s i o n = " 1 . 0 "   e n c o d i n g = " u t f - 1 6 " ? >   
- < N a v W o r d R e p o r t X m l P a r t   x m l n s = " u r n : m i c r o s o f t - d y n a m i c s - n a v / r e p o r t s / S t a n d a r d _ S a l e s _ I n v o i c e / 1 3 0 6 / " > + < N a v W o r d R e p o r t X m l P a r t   x m l n s = " u r n : m i c r o s o f t - d y n a m i c s - b u s i n e s s c e n t r a l / i n t e r n a l / e x t e n d e d / r e p o r t s / S t a n d a r d _ S a l e s _ I n v o i c e / 1 3 0 6 / " >   
      < B C R e p o r t I n f o r m a t i o n >   
@@ -7803,591 +6872,593 @@
  
      < / B C R e p o r t I n f o r m a t i o n >   
-     < H e a d e r > - 
-         < B i l l e d T o _ L b l > B i l l e d T o _ L b l < / B i l l e d T o _ L b l > - 
-         < B i l l T o C o n t a c t E m a i l > B i l l T o C o n t a c t E m a i l < / B i l l T o C o n t a c t E m a i l > - 
-         < B i l l T o C o n t a c t E m a i l L b l > B i l l T o C o n t a c t E m a i l L b l < / B i l l T o C o n t a c t E m a i l L b l > - 
-         < B i l l T o C o n t a c t M o b i l e P h o n e N o > B i l l T o C o n t a c t M o b i l e P h o n e N o < / B i l l T o C o n t a c t M o b i l e P h o n e N o > - 
-         < B i l l T o C o n t a c t M o b i l e P h o n e N o L b l > B i l l T o C o n t a c t M o b i l e P h o n e N o L b l < / B i l l T o C o n t a c t M o b i l e P h o n e N o L b l > - 
-         < B i l l T o C o n t a c t P h o n e N o > B i l l T o C o n t a c t P h o n e N o < / B i l l T o C o n t a c t P h o n e N o > - 
-         < B i l l T o C o n t a c t P h o n e N o L b l > B i l l T o C o n t a c t P h o n e N o L b l < / B i l l T o C o n t a c t P h o n e N o L b l > - 
-         < B i l l t o C u s t o m e r N o _ L b l > B i l l t o C u s t o m e r N o _ L b l < / B i l l t o C u s t o m e r N o _ L b l > - 
-         < B i l l t o C u s t u m e r N o > B i l l t o C u s t u m e r N o < / B i l l t o C u s t u m e r N o > - 
-         < C h e c k s P a y a b l e _ L b l > C h e c k s P a y a b l e _ L b l < / C h e c k s P a y a b l e _ L b l > - 
-         < C O 2 e P e r U n i t _ L b l > C O 2 e P e r U n i t _ L b l < / C O 2 e P e r U n i t _ L b l > - 
-         < C o m p a n y A d d r e s s 1 > C o m p a n y A d d r e s s 1 < / C o m p a n y A d d r e s s 1 > - 
-         < C o m p a n y A d d r e s s 2 > C o m p a n y A d d r e s s 2 < / C o m p a n y A d d r e s s 2 > - 
-         < C o m p a n y A d d r e s s 3 > C o m p a n y A d d r e s s 3 < / C o m p a n y A d d r e s s 3 > - 
-         < C o m p a n y A d d r e s s 4 > C o m p a n y A d d r e s s 4 < / C o m p a n y A d d r e s s 4 > - 
-         < C o m p a n y A d d r e s s 5 > C o m p a n y A d d r e s s 5 < / C o m p a n y A d d r e s s 5 > - 
-         < C o m p a n y A d d r e s s 6 > C o m p a n y A d d r e s s 6 < / C o m p a n y A d d r e s s 6 > - 
-         < C o m p a n y A d d r e s s 7 > C o m p a n y A d d r e s s 7 < / C o m p a n y A d d r e s s 7 > - 
-         < C o m p a n y A d d r e s s 8 > C o m p a n y A d d r e s s 8 < / C o m p a n y A d d r e s s 8 > - 
-         < C o m p a n y B a n k A c c o u n t N o > C o m p a n y B a n k A c c o u n t N o < / C o m p a n y B a n k A c c o u n t N o > - 
-         < C o m p a n y B a n k A c c o u n t N o _ L b l > C o m p a n y B a n k A c c o u n t N o _ L b l < / C o m p a n y B a n k A c c o u n t N o _ L b l > - 
-         < C o m p a n y B a n k B r a n c h N o > C o m p a n y B a n k B r a n c h N o < / C o m p a n y B a n k B r a n c h N o > - 
-         < C o m p a n y B a n k B r a n c h N o _ L b l > C o m p a n y B a n k B r a n c h N o _ L b l < / C o m p a n y B a n k B r a n c h N o _ L b l > - 
-         < C o m p a n y B a n k N a m e > C o m p a n y B a n k N a m e < / C o m p a n y B a n k N a m e > - 
-         < C o m p a n y B a n k N a m e _ L b l > C o m p a n y B a n k N a m e _ L b l < / C o m p a n y B a n k N a m e _ L b l > - 
-         < C o m p a n y C u s t o m G i r o > C o m p a n y C u s t o m G i r o < / C o m p a n y C u s t o m G i r o > - 
-         < C o m p a n y C u s t o m G i r o _ L b l > C o m p a n y C u s t o m G i r o _ L b l < / C o m p a n y C u s t o m G i r o _ L b l > - 
-         < C o m p a n y E M a i l > C o m p a n y E M a i l < / C o m p a n y E M a i l > - 
-         < C o m p a n y G i r o N o > C o m p a n y G i r o N o < / C o m p a n y G i r o N o > - 
-         < C o m p a n y G i r o N o _ L b l > C o m p a n y G i r o N o _ L b l < / C o m p a n y G i r o N o _ L b l > - 
-         < C o m p a n y H o m e P a g e > C o m p a n y H o m e P a g e < / C o m p a n y H o m e P a g e > - 
-         < C o m p a n y I B A N > C o m p a n y I B A N < / C o m p a n y I B A N > - 
-         < C o m p a n y I B A N _ L b l > C o m p a n y I B A N _ L b l < / C o m p a n y I B A N _ L b l > - 
-         < C o m p a n y L e g a l O f f i c e > C o m p a n y L e g a l O f f i c e < / C o m p a n y L e g a l O f f i c e > - 
-         < C o m p a n y L e g a l O f f i c e _ L b l > C o m p a n y L e g a l O f f i c e _ L b l < / C o m p a n y L e g a l O f f i c e _ L b l > - 
-         < C o m p a n y L e g a l S t a t e m e n t > C o m p a n y L e g a l S t a t e m e n t < / C o m p a n y L e g a l S t a t e m e n t > - 
-         < C o m p a n y L o g o P o s i t i o n > C o m p a n y L o g o P o s i t i o n < / C o m p a n y L o g o P o s i t i o n > - 
-         < C o m p a n y P h o n e N o > C o m p a n y P h o n e N o < / C o m p a n y P h o n e N o > - 
-         < C o m p a n y P h o n e N o _ L b l > C o m p a n y P h o n e N o _ L b l < / C o m p a n y P h o n e N o _ L b l > - 
-         < C o m p a n y P i c t u r e   / > - 
-         < C o m p a n y R e g i s t r a t i o n N u m b e r > C o m p a n y R e g i s t r a t i o n N u m b e r < / C o m p a n y R e g i s t r a t i o n N u m b e r > - 
-         < C o m p a n y R e g i s t r a t i o n N u m b e r _ L b l > C o m p a n y R e g i s t r a t i o n N u m b e r _ L b l < / C o m p a n y R e g i s t r a t i o n N u m b e r _ L b l > - 
-         < C o m p a n y S W I F T > C o m p a n y S W I F T < / C o m p a n y S W I F T > - 
-         < C o m p a n y S W I F T _ L b l > C o m p a n y S W I F T _ L b l < / C o m p a n y S W I F T _ L b l > - 
-         < C o m p a n y V A T R e g i s t r a t i o n N o > C o m p a n y V A T R e g i s t r a t i o n N o < / C o m p a n y V A T R e g i s t r a t i o n N o > - 
-         < C o m p a n y V A T R e g i s t r a t i o n N o _ L b l > C o m p a n y V A T R e g i s t r a t i o n N o _ L b l < / C o m p a n y V A T R e g i s t r a t i o n N o _ L b l > - 
-         < C o m p a n y V A T R e g N o > C o m p a n y V A T R e g N o < / C o m p a n y V A T R e g N o > - 
-         < C o m p a n y V A T R e g N o _ L b l > C o m p a n y V A T R e g N o _ L b l < / C o m p a n y V A T R e g N o _ L b l > - 
-         < C o n t a c t _ L b l > C o n t a c t _ L b l < / C o n t a c t _ L b l > - 
-         < C o p y _ L b l > C o p y _ L b l < / C o p y _ L b l > - 
-         < C u s t o m e r A d d r e s s 1 > C u s t o m e r A d d r e s s 1 < / C u s t o m e r A d d r e s s 1 > - 
-         < C u s t o m e r A d d r e s s 2 > C u s t o m e r A d d r e s s 2 < / C u s t o m e r A d d r e s s 2 > - 
-         < C u s t o m e r A d d r e s s 3 > C u s t o m e r A d d r e s s 3 < / C u s t o m e r A d d r e s s 3 > - 
-         < C u s t o m e r A d d r e s s 4 > C u s t o m e r A d d r e s s 4 < / C u s t o m e r A d d r e s s 4 > - 
-         < C u s t o m e r A d d r e s s 5 > C u s t o m e r A d d r e s s 5 < / C u s t o m e r A d d r e s s 5 > - 
-         < C u s t o m e r A d d r e s s 6 > C u s t o m e r A d d r e s s 6 < / C u s t o m e r A d d r e s s 6 > - 
-         < C u s t o m e r A d d r e s s 7 > C u s t o m e r A d d r e s s 7 < / C u s t o m e r A d d r e s s 7 > - 
-         < C u s t o m e r A d d r e s s 8 > C u s t o m e r A d d r e s s 8 < / C u s t o m e r A d d r e s s 8 > - 
-         < C u s t o m e r P o s t a l B a r C o d e > C u s t o m e r P o s t a l B a r C o d e < / C u s t o m e r P o s t a l B a r C o d e > - 
-         < D i s c l a i m e r _ L b l > D i s c l a i m e r _ L b l < / D i s c l a i m e r _ L b l > - 
-         < D i s p l a y A d d i t i o n a l F e e N o t e > D i s p l a y A d d i t i o n a l F e e N o t e < / D i s p l a y A d d i t i o n a l F e e N o t e > - 
-         < D o c u m e n t D a t e > D o c u m e n t D a t e < / D o c u m e n t D a t e > - 
-         < D o c u m e n t D a t e _ L b l > D o c u m e n t D a t e _ L b l < / D o c u m e n t D a t e _ L b l > - 
-         < D o c u m e n t N o > D o c u m e n t N o < / D o c u m e n t N o > - 
-         < D o c u m e n t N o _ L b l > D o c u m e n t N o _ L b l < / D o c u m e n t N o _ L b l > - 
-         < D o c u m e n t T i t l e _ L b l > D o c u m e n t T i t l e _ L b l < / D o c u m e n t T i t l e _ L b l > - 
-         < D u e D a t e > D u e D a t e < / D u e D a t e > - 
-         < D u e D a t e _ L b l > D u e D a t e _ L b l < / D u e D a t e _ L b l > - 
-         < E M a i l _ H e a d e r _ L b l > E M a i l _ H e a d e r _ L b l < / E M a i l _ H e a d e r _ L b l > - 
-         < E x c h a n g e R a t e A s T e x t > E x c h a n g e R a t e A s T e x t < / E x c h a n g e R a t e A s T e x t > - 
-         < E x t e r n a l D o c u m e n t N o > E x t e r n a l D o c u m e n t N o < / E x t e r n a l D o c u m e n t N o > - 
-         < E x t e r n a l D o c u m e n t N o _ L b l > E x t e r n a l D o c u m e n t N o _ L b l < / E x t e r n a l D o c u m e n t N o _ L b l > - 
-         < F r o m _ L b l > F r o m _ L b l < / F r o m _ L b l > - 
-         < G l o b a l L o c a t i o n N u m b e r > G l o b a l L o c a t i o n N u m b e r < / G l o b a l L o c a t i o n N u m b e r > - 
-         < G l o b a l L o c a t i o n N u m b e r _ L b l > G l o b a l L o c a t i o n N u m b e r _ L b l < / G l o b a l L o c a t i o n N u m b e r _ L b l > - 
-         < H o m e P a g e _ H e a d e r _ L b l > H o m e P a g e _ H e a d e r _ L b l < / H o m e P a g e _ H e a d e r _ L b l > - 
-         < I n v o i c e D i s c o u n t A m o u n t _ L b l > I n v o i c e D i s c o u n t A m o u n t _ L b l < / I n v o i c e D i s c o u n t A m o u n t _ L b l > - 
-         < I n v o i c e D i s c o u n t B a s e A m o u n t _ L b l > I n v o i c e D i s c o u n t B a s e A m o u n t _ L b l < / I n v o i c e D i s c o u n t B a s e A m o u n t _ L b l > - 
-         < L e g a l E n t i t y T y p e > L e g a l E n t i t y T y p e < / L e g a l E n t i t y T y p e > - 
-         < L e g a l E n t i t y T y p e _ L b l > L e g a l E n t i t y T y p e _ L b l < / L e g a l E n t i t y T y p e _ L b l > - 
-         < L i n e A m o u n t A f t e r I n v o i c e D i s c o u n t _ L b l > L i n e A m o u n t A f t e r I n v o i c e D i s c o u n t _ L b l < / L i n e A m o u n t A f t e r I n v o i c e D i s c o u n t _ L b l > - 
-         < L o c a l C u r r e n c y _ L b l > L o c a l C u r r e n c y _ L b l < / L o c a l C u r r e n c y _ L b l > - 
-         < O r d e r N o > O r d e r N o < / O r d e r N o > - 
-         < O r d e r N o _ L b l > O r d e r N o _ L b l < / O r d e r N o _ L b l > - 
-         < P a c k a g e T r a c k i n g N o > P a c k a g e T r a c k i n g N o < / P a c k a g e T r a c k i n g N o > - 
-         < P a c k a g e T r a c k i n g N o _ L b l > P a c k a g e T r a c k i n g N o _ L b l < / P a c k a g e T r a c k i n g N o _ L b l > - 
-         < P a g e _ L b l > P a g e _ L b l < / P a g e _ L b l > - 
-         < P a y m e n t I n s t r u c t i o n s _ T x t > P a y m e n t I n s t r u c t i o n s _ T x t < / P a y m e n t I n s t r u c t i o n s _ T x t > - 
-         < P a y m e n t M e t h o d D e s c r i p t i o n > P a y m e n t M e t h o d D e s c r i p t i o n < / P a y m e n t M e t h o d D e s c r i p t i o n > - 
-         < P a y m e n t M e t h o d D e s c r i p t i o n _ L b l > P a y m e n t M e t h o d D e s c r i p t i o n _ L b l < / P a y m e n t M e t h o d D e s c r i p t i o n _ L b l > - 
-         < P a y m e n t R e f e r e n c e > P a y m e n t R e f e r e n c e < / P a y m e n t R e f e r e n c e > - 
-         < P a y m e n t R e f e r e n c e _ L b l > P a y m e n t R e f e r e n c e _ L b l < / P a y m e n t R e f e r e n c e _ L b l > - 
-         < P a y m e n t T e r m s D e s c r i p t i o n > P a y m e n t T e r m s D e s c r i p t i o n < / P a y m e n t T e r m s D e s c r i p t i o n > - 
-         < P a y m e n t T e r m s D e s c r i p t i o n _ L b l > P a y m e n t T e r m s D e s c r i p t i o n _ L b l < / P a y m e n t T e r m s D e s c r i p t i o n _ L b l > - 
-         < P r i c e s I n c l u d i n g V A T > P r i c e s I n c l u d i n g V A T < / P r i c e s I n c l u d i n g V A T > - 
-         < P r i c e s I n c l u d i n g V A T Y e s N o > P r i c e s I n c l u d i n g V A T Y e s N o < / P r i c e s I n c l u d i n g V A T Y e s N o > - 
-         < P r i c e s I n c l u d i n g V A T _ L b l > P r i c e s I n c l u d i n g V A T _ L b l < / P r i c e s I n c l u d i n g V A T _ L b l > - 
-         < Q u e s t i o n s _ L b l > Q u e s t i o n s _ L b l < / Q u e s t i o n s _ L b l > - 
-         < R e m a i n i n g A m o u n t > R e m a i n i n g A m o u n t < / R e m a i n i n g A m o u n t > - 
-         < R e m a i n i n g A m o u n t T e x t > R e m a i n i n g A m o u n t T e x t < / R e m a i n i n g A m o u n t T e x t > - 
-         < S a l e s I n v o i c e L i n e D i s c o u n t _ L b l > S a l e s I n v o i c e L i n e D i s c o u n t _ L b l < / S a l e s I n v o i c e L i n e D i s c o u n t _ L b l > - 
-         < S a l e s P e r s o n B l a n k _ L b l > S a l e s P e r s o n B l a n k _ L b l < / S a l e s P e r s o n B l a n k _ L b l > - 
-         < S a l e s P e r s o n N a m e > S a l e s P e r s o n N a m e < / S a l e s P e r s o n N a m e > - 
-         < S a l e s P e r s o n _ L b l > S a l e s P e r s o n _ L b l < / S a l e s P e r s o n _ L b l > - 
-         < S e l l T o C o n t a c t E m a i l > S e l l T o C o n t a c t E m a i l < / S e l l T o C o n t a c t E m a i l > - 
-         < S e l l T o C o n t a c t E m a i l L b l > S e l l T o C o n t a c t E m a i l L b l < / S e l l T o C o n t a c t E m a i l L b l > - 
-         < S e l l T o C o n t a c t M o b i l e P h o n e N o > S e l l T o C o n t a c t M o b i l e P h o n e N o < / S e l l T o C o n t a c t M o b i l e P h o n e N o > - 
-         < S e l l T o C o n t a c t M o b i l e P h o n e N o L b l > S e l l T o C o n t a c t M o b i l e P h o n e N o L b l < / S e l l T o C o n t a c t M o b i l e P h o n e N o L b l > - 
-         < S e l l T o C o n t a c t P h o n e N o > S e l l T o C o n t a c t P h o n e N o < / S e l l T o C o n t a c t P h o n e N o > - 
-         < S e l l T o C o n t a c t P h o n e N o L b l > S e l l T o C o n t a c t P h o n e N o L b l < / S e l l T o C o n t a c t P h o n e N o L b l > - 
-         < S e l l t o C u s t o m e r N o > S e l l t o C u s t o m e r N o < / S e l l t o C u s t o m e r N o > - 
-         < S e l l t o C u s t o m e r N o _ L b l > S e l l t o C u s t o m e r N o _ L b l < / S e l l t o C u s t o m e r N o _ L b l > - 
-         < S e l l T o F a x N o > S e l l T o F a x N o < / S e l l T o F a x N o > - 
-         < S e l l T o P h o n e N o > S e l l T o P h o n e N o < / S e l l T o P h o n e N o > - 
-         < S h i p m e n t D a t e > S h i p m e n t D a t e < / S h i p m e n t D a t e > - 
-         < S h i p m e n t D a t e _ L b l > S h i p m e n t D a t e _ L b l < / S h i p m e n t D a t e _ L b l > - 
-         < S h i p m e n t M e t h o d D e s c r i p t i o n > S h i p m e n t M e t h o d D e s c r i p t i o n < / S h i p m e n t M e t h o d D e s c r i p t i o n > - 
-         < S h i p m e n t M e t h o d D e s c r i p t i o n _ L b l > S h i p m e n t M e t h o d D e s c r i p t i o n _ L b l < / S h i p m e n t M e t h o d D e s c r i p t i o n _ L b l > - 
-         < S h i p m e n t _ L b l > S h i p m e n t _ L b l < / S h i p m e n t _ L b l > - 
-         < S h i p p i n g A g e n t C o d e > S h i p p i n g A g e n t C o d e < / S h i p p i n g A g e n t C o d e > - 
-         < S h i p p i n g A g e n t C o d e _ L b l > S h i p p i n g A g e n t C o d e _ L b l < / S h i p p i n g A g e n t C o d e _ L b l > - 
-         < S h i p T o A d d r e s s 1 > S h i p T o A d d r e s s 1 < / S h i p T o A d d r e s s 1 > - 
-         < S h i p T o A d d r e s s 2 > S h i p T o A d d r e s s 2 < / S h i p T o A d d r e s s 2 > - 
-         < S h i p T o A d d r e s s 3 > S h i p T o A d d r e s s 3 < / S h i p T o A d d r e s s 3 > - 
-         < S h i p T o A d d r e s s 4 > S h i p T o A d d r e s s 4 < / S h i p T o A d d r e s s 4 > - 
-         < S h i p T o A d d r e s s 5 > S h i p T o A d d r e s s 5 < / S h i p T o A d d r e s s 5 > - 
-         < S h i p T o A d d r e s s 6 > S h i p T o A d d r e s s 6 < / S h i p T o A d d r e s s 6 > - 
-         < S h i p T o A d d r e s s 7 > S h i p T o A d d r e s s 7 < / S h i p T o A d d r e s s 7 > - 
-         < S h i p T o A d d r e s s 8 > S h i p T o A d d r e s s 8 < / S h i p T o A d d r e s s 8 > - 
-         < S h i p T o A d d r e s s _ L b l > S h i p T o A d d r e s s _ L b l < / S h i p T o A d d r e s s _ L b l > - 
-         < S h i p T o P h o n e N o > S h i p T o P h o n e N o < / S h i p T o P h o n e N o > - 
-         < S h o w S h i p p i n g A d d r e s s > S h o w S h i p p i n g A d d r e s s < / S h o w S h i p p i n g A d d r e s s > - 
-         < S h o w W o r k D e s c r i p t i o n > S h o w W o r k D e s c r i p t i o n < / S h o w W o r k D e s c r i p t i o n > - 
-         < S u b t o t a l _ L b l > S u b t o t a l _ L b l < / S u b t o t a l _ L b l > - 
-         < T h a n k s _ L b l > T h a n k s _ L b l < / T h a n k s _ L b l > - 
-         < T o t a l C O 2 e _ L b l > T o t a l C O 2 e _ L b l < / T o t a l C O 2 e _ L b l > - 
-         < T o t a l _ L b l > T o t a l _ L b l < / T o t a l _ L b l > - 
-         < V A T A m o u n t S p e c i f i c a t i o n _ L b l > V A T A m o u n t S p e c i f i c a t i o n _ L b l < / V A T A m o u n t S p e c i f i c a t i o n _ L b l > - 
-         < V A T A m o u n t _ L b l > V A T A m o u n t _ L b l < / V A T A m o u n t _ L b l > - 
-         < V A T B a s e _ L b l > V A T B a s e _ L b l < / V A T B a s e _ L b l > - 
-         < V A T C l a u s e s _ L b l > V A T C l a u s e s _ L b l < / V A T C l a u s e s _ L b l > - 
-         < V A T C l a u s e _ L b l > V A T C l a u s e _ L b l < / V A T C l a u s e _ L b l > - 
-         < V A T I d e n t i f i e r _ L b l > V A T I d e n t i f i e r _ L b l < / V A T I d e n t i f i e r _ L b l > - 
-         < V A T P e r c e n t a g e _ L b l > V A T P e r c e n t a g e _ L b l < / V A T P e r c e n t a g e _ L b l > - 
-         < V A T R e g i s t r a t i o n N o > V A T R e g i s t r a t i o n N o < / V A T R e g i s t r a t i o n N o > - 
-         < V A T R e g i s t r a t i o n N o _ L b l > V A T R e g i s t r a t i o n N o _ L b l < / V A T R e g i s t r a t i o n N o _ L b l > - 
-         < Y o u r D o c u m e n t T i t l e _ L b l > Y o u r D o c u m e n t T i t l e _ L b l < / Y o u r D o c u m e n t T i t l e _ L b l > - 
-         < Y o u r R e f e r e n c e > Y o u r R e f e r e n c e < / Y o u r R e f e r e n c e > - 
-         < Y o u r R e f e r e n c e _ L b l > Y o u r R e f e r e n c e _ L b l < / Y o u r R e f e r e n c e _ L b l > - 
-         < L i n e > - 
-             < A m o u n t E x c l u d i n g V A T _ L i n e > A m o u n t E x c l u d i n g V A T _ L i n e < / A m o u n t E x c l u d i n g V A T _ L i n e > - 
-             < A m o u n t E x c l u d i n g V A T _ L i n e _ L b l > A m o u n t E x c l u d i n g V A T _ L i n e _ L b l < / A m o u n t E x c l u d i n g V A T _ L i n e _ L b l > - 
-             < A m o u n t I n c l u d i n g V A T _ L i n e > A m o u n t I n c l u d i n g V A T _ L i n e < / A m o u n t I n c l u d i n g V A T _ L i n e > - 
-             < A m o u n t I n c l u d i n g V A T _ L i n e _ L b l > A m o u n t I n c l u d i n g V A T _ L i n e _ L b l < / A m o u n t I n c l u d i n g V A T _ L i n e _ L b l > - 
-             < C O 2 e P e r U n i t _ L i n e > C O 2 e P e r U n i t _ L i n e < / C O 2 e P e r U n i t _ L i n e > - 
-             < D e s c r i p t i o n _ L i n e > D e s c r i p t i o n _ L i n e < / D e s c r i p t i o n _ L i n e > - 
-             < D e s c r i p t i o n _ L i n e _ L b l > D e s c r i p t i o n _ L i n e _ L b l < / D e s c r i p t i o n _ L i n e _ L b l > - 
-             < I t e m N o _ L i n e > I t e m N o _ L i n e < / I t e m N o _ L i n e > - 
-             < I t e m N o _ L i n e _ L b l > I t e m N o _ L i n e _ L b l < / I t e m N o _ L i n e _ L b l > - 
-             < I t e m R e f e r e n c e N o _ L i n e > I t e m R e f e r e n c e N o _ L i n e < / I t e m R e f e r e n c e N o _ L i n e > - 
-             < I t e m R e f e r e n c e N o _ L i n e _ L b l > I t e m R e f e r e n c e N o _ L i n e _ L b l < / I t e m R e f e r e n c e N o _ L i n e _ L b l > - 
-             < J o b N o > J o b N o < / J o b N o > - 
-             < J o b N o _ L b l > J o b N o _ L b l < / J o b N o _ L b l > - 
-             < J o b T a s k D e s c r i p t i o n > J o b T a s k D e s c r i p t i o n < / J o b T a s k D e s c r i p t i o n > - 
-             < J o b T a s k D e s c _ L b l > J o b T a s k D e s c _ L b l < / J o b T a s k D e s c _ L b l > - 
-             < J o b T a s k N o > J o b T a s k N o < / J o b T a s k N o > - 
-             < J o b T a s k N o _ L b l > J o b T a s k N o _ L b l < / J o b T a s k N o _ L b l > - 
-             < L i n e A m o u n t _ L i n e > L i n e A m o u n t _ L i n e < / L i n e A m o u n t _ L i n e > - 
-             < L i n e A m o u n t _ L i n e _ L b l > L i n e A m o u n t _ L i n e _ L b l < / L i n e A m o u n t _ L i n e _ L b l > - 
-             < L i n e D i s c o u n t P e r c e n t T e x t _ L i n e > L i n e D i s c o u n t P e r c e n t T e x t _ L i n e < / L i n e D i s c o u n t P e r c e n t T e x t _ L i n e > - 
-             < L i n e D i s c o u n t P e r c e n t _ L i n e > L i n e D i s c o u n t P e r c e n t _ L i n e < / L i n e D i s c o u n t P e r c e n t _ L i n e > - 
-             < L i n e N o _ L i n e > L i n e N o _ L i n e < / L i n e N o _ L i n e > - 
-             < P r i c e P e r _ L b l > P r i c e P e r _ L b l < / P r i c e P e r _ L b l > - 
-             < P r i c e _ L b l > P r i c e _ L b l < / P r i c e _ L b l > - 
-             < Q t y _ L b l > Q t y _ L b l < / Q t y _ L b l > - 
-             < Q u a n t i t y _ L i n e > Q u a n t i t y _ L i n e < / Q u a n t i t y _ L i n e > - 
-             < Q u a n t i t y _ L i n e _ L b l > Q u a n t i t y _ L i n e _ L b l < / Q u a n t i t y _ L i n e _ L b l > - 
-             < S h i p m e n t D a t e _ L i n e > S h i p m e n t D a t e _ L i n e < / S h i p m e n t D a t e _ L i n e > - 
-             < S h i p m e n t D a t e _ L i n e _ L b l > S h i p m e n t D a t e _ L i n e _ L b l < / S h i p m e n t D a t e _ L i n e _ L b l > - 
-             < T r a n s H e a d e r A m o u n t > T r a n s H e a d e r A m o u n t < / T r a n s H e a d e r A m o u n t > - 
-             < T y p e _ L i n e > T y p e _ L i n e < / T y p e _ L i n e > - 
-             < U n i t O f M e a s u r e > U n i t O f M e a s u r e < / U n i t O f M e a s u r e > - 
-             < U n i t O f M e a s u r e _ L b l > U n i t O f M e a s u r e _ L b l < / U n i t O f M e a s u r e _ L b l > - 
-             < U n i t P r i c e > U n i t P r i c e < / U n i t P r i c e > - 
-             < U n i t P r i c e _ L b l > U n i t P r i c e _ L b l < / U n i t P r i c e _ L b l > - 
-             < U n i t _ L b l > U n i t _ L b l < / U n i t _ L b l > - 
-             < V A T I d e n t i f i e r _ L i n e > V A T I d e n t i f i e r _ L i n e < / V A T I d e n t i f i e r _ L i n e > - 
-             < V A T I d e n t i f i e r _ L i n e _ L b l > V A T I d e n t i f i e r _ L i n e _ L b l < / V A T I d e n t i f i e r _ L i n e _ L b l > - 
-             < V A T P c t _ L i n e > V A T P c t _ L i n e < / V A T P c t _ L i n e > - 
-             < V A T P c t _ L i n e _ L b l > V A T P c t _ L i n e _ L b l < / V A T P c t _ L i n e _ L b l > - 
-             < S h i p m e n t L i n e > - 
-                 < D o c u m e n t N o _ S h i p m e n t L i n e > D o c u m e n t N o _ S h i p m e n t L i n e < / D o c u m e n t N o _ S h i p m e n t L i n e > - 
-                 < P o s t i n g D a t e _ S h i p m e n t L i n e > P o s t i n g D a t e _ S h i p m e n t L i n e < / P o s t i n g D a t e _ S h i p m e n t L i n e > - 
-                 < P o s t i n g D a t e _ S h i p m e n t L i n e _ L b l > P o s t i n g D a t e _ S h i p m e n t L i n e _ L b l < / P o s t i n g D a t e _ S h i p m e n t L i n e _ L b l > - 
-                 < Q u a n t i t y _ S h i p m e n t L i n e > Q u a n t i t y _ S h i p m e n t L i n e < / Q u a n t i t y _ S h i p m e n t L i n e > - 
-                 < Q u a n t i t y _ S h i p m e n t L i n e _ L b l > Q u a n t i t y _ S h i p m e n t L i n e _ L b l < / Q u a n t i t y _ S h i p m e n t L i n e _ L b l > +     < T o o l t i p s   / > + 
+     < H e a d e r   E l e m e n t T y p e = " D a t a I t e m "   E l e m e n t I d = " 1 2 4 0 3 7 3 8 8 6 " > + 
+         < B i l l e d T o _ L b l   E l e m e n t T y p e = " C o l u m n "   E l e m e n t I d = " 1 7 4 5 4 4 9 0 7 9 "   D a t a T y p e = " L a b e l " > B i l l e d T o _ L b l < / B i l l e d T o _ L b l > + 
+         < B i l l T o C o n t a c t E m a i l   E l e m e n t T y p e = " C o l u m n "   E l e m e n t I d = " 3 3 5 8 2 7 8 9 5 "   D a t a T y p e = " T e x t " > B i l l T o C o n t a c t E m a i l < / B i l l T o C o n t a c t E m a i l > + 
+         < B i l l T o C o n t a c t E m a i l L b l   E l e m e n t T y p e = " C o l u m n "   E l e m e n t I d = " 2 9 6 4 7 8 3 6 5 "   D a t a T y p e = " L a b e l " > B i l l T o C o n t a c t E m a i l L b l < / B i l l T o C o n t a c t E m a i l L b l > + 
+         < B i l l T o C o n t a c t M o b i l e P h o n e N o   E l e m e n t T y p e = " C o l u m n "   E l e m e n t I d = " 2 4 8 4 8 8 6 9 6 "   D a t a T y p e = " T e x t " > B i l l T o C o n t a c t M o b i l e P h o n e N o < / B i l l T o C o n t a c t M o b i l e P h o n e N o > + 
+         < B i l l T o C o n t a c t M o b i l e P h o n e N o L b l   E l e m e n t T y p e = " C o l u m n "   E l e m e n t I d = " 2 7 6 3 1 1 3 3 8 "   D a t a T y p e = " L a b e l " > B i l l T o C o n t a c t M o b i l e P h o n e N o L b l < / B i l l T o C o n t a c t M o b i l e P h o n e N o L b l > + 
+         < B i l l T o C o n t a c t P h o n e N o   E l e m e n t T y p e = " C o l u m n "   E l e m e n t I d = " 3 6 2 4 7 7 4 8 8 "   D a t a T y p e = " T e x t " > B i l l T o C o n t a c t P h o n e N o < / B i l l T o C o n t a c t P h o n e N o > + 
+         < B i l l T o C o n t a c t P h o n e N o L b l   E l e m e n t T y p e = " C o l u m n "   E l e m e n t I d = " 2 1 2 3 3 4 5 9 6 6 "   D a t a T y p e = " L a b e l " > B i l l T o C o n t a c t P h o n e N o L b l < / B i l l T o C o n t a c t P h o n e N o L b l > + 
+         < B i l l t o C u s t o m e r N o _ L b l   E l e m e n t T y p e = " C o l u m n "   E l e m e n t I d = " 3 6 9 3 0 7 8 1 3 "   D a t a T y p e = " S t r i n g " > B i l l t o C u s t o m e r N o _ L b l < / B i l l t o C u s t o m e r N o _ L b l > + 
+         < B i l l t o C u s t u m e r N o   E l e m e n t T y p e = " C o l u m n "   E l e m e n t I d = " 2 8 0 4 7 3 0 5 8 "   D a t a T y p e = " C o d e " > B i l l t o C u s t u m e r N o < / B i l l t o C u s t u m e r N o > + 
+         < C h e c k s P a y a b l e _ L b l   E l e m e n t T y p e = " C o l u m n "   E l e m e n t I d = " 1 0 5 3 1 5 6 0 6 5 "   D a t a T y p e = " T e x t " > C h e c k s P a y a b l e _ L b l < / C h e c k s P a y a b l e _ L b l > + 
+         < C O 2 e P e r U n i t _ L b l   E l e m e n t T y p e = " C o l u m n "   E l e m e n t I d = " 6 0 8 7 4 6 8 0 2 "   D a t a T y p e = " T e x t " > C O 2 e P e r U n i t _ L b l < / C O 2 e P e r U n i t _ L b l > + 
+         < C o m p a n y A d d r e s s 1   E l e m e n t T y p e = " C o l u m n "   E l e m e n t I d = " 1 8 8 4 1 6 4 3 2 3 "   D a t a T y p e = " T e x t " > C o m p a n y A d d r e s s 1 < / C o m p a n y A d d r e s s 1 > + 
+         < C o m p a n y A d d r e s s 2   E l e m e n t T y p e = " C o l u m n "   E l e m e n t I d = " 1 2 4 6 4 6 7 7 0 6 "   D a t a T y p e = " T e x t " > C o m p a n y A d d r e s s 2 < / C o m p a n y A d d r e s s 2 > + 
+         < C o m p a n y A d d r e s s 3   E l e m e n t T y p e = " C o l u m n "   E l e m e n t I d = " 6 0 8 7 7 1 0 8 9 "   D a t a T y p e = " T e x t " > C o m p a n y A d d r e s s 3 < / C o m p a n y A d d r e s s 3 > + 
+         < C o m p a n y A d d r e s s 4   E l e m e n t T y p e = " C o l u m n "   E l e m e n t I d = " 7 7 7 6 8 0 1 1 2 "   D a t a T y p e = " T e x t " > C o m p a n y A d d r e s s 4 < / C o m p a n y A d d r e s s 4 > + 
+         < C o m p a n y A d d r e s s 5   E l e m e n t T y p e = " C o l u m n "   E l e m e n t I d = " 1 3 9 9 8 3 4 9 5 "   D a t a T y p e = " T e x t " > C o m p a n y A d d r e s s 5 < / C o m p a n y A d d r e s s 5 > + 
+         < C o m p a n y A d d r e s s 6   E l e m e n t T y p e = " C o l u m n "   E l e m e n t I d = " 4 9 7 7 1 3 1 2 2 "   D a t a T y p e = " T e x t " > C o m p a n y A d d r e s s 6 < / C o m p a n y A d d r e s s 6 > + 
+         < C o m p a n y A d d r e s s 7   E l e m e n t T y p e = " C o l u m n "   E l e m e n t I d = " 1 1 3 5 4 0 9 7 3 9 "   D a t a T y p e = " T e x t " > C o m p a n y A d d r e s s 7 < / C o m p a n y A d d r e s s 7 > + 
+         < C o m p a n y A d d r e s s 8   E l e m e n t T y p e = " C o l u m n "   E l e m e n t I d = " 1 7 1 5 2 5 5 3 0 0 "   D a t a T y p e = " T e x t " > C o m p a n y A d d r e s s 8 < / C o m p a n y A d d r e s s 8 > + 
+         < C o m p a n y B a n k A c c o u n t N o   E l e m e n t T y p e = " C o l u m n "   E l e m e n t I d = " 3 0 1 4 0 2 0 4 "   D a t a T y p e = " T e x t " > C o m p a n y B a n k A c c o u n t N o < / C o m p a n y B a n k A c c o u n t N o > + 
+         < C o m p a n y B a n k A c c o u n t N o _ L b l   E l e m e n t T y p e = " C o l u m n "   E l e m e n t I d = " 1 0 9 7 7 4 3 3 4 5 "   D a t a T y p e = " L a b e l " > C o m p a n y B a n k A c c o u n t N o _ L b l < / C o m p a n y B a n k A c c o u n t N o _ L b l > + 
+         < C o m p a n y B a n k B r a n c h N o   E l e m e n t T y p e = " C o l u m n "   E l e m e n t I d = " 7 9 3 1 3 3 0 5 7 "   D a t a T y p e = " T e x t " > C o m p a n y B a n k B r a n c h N o < / C o m p a n y B a n k B r a n c h N o > + 
+         < C o m p a n y B a n k B r a n c h N o _ L b l   E l e m e n t T y p e = " C o l u m n "   E l e m e n t I d = " 3 2 7 9 0 6 6 9 2 "   D a t a T y p e = " S t r i n g " > C o m p a n y B a n k B r a n c h N o _ L b l < / C o m p a n y B a n k B r a n c h N o _ L b l > + 
+         < C o m p a n y B a n k N a m e   E l e m e n t T y p e = " C o l u m n "   E l e m e n t I d = " 1 5 3 4 9 0 5 6 0 5 "   D a t a T y p e = " T e x t " > C o m p a n y B a n k N a m e < / C o m p a n y B a n k N a m e > + 
+         < C o m p a n y B a n k N a m e _ L b l   E l e m e n t T y p e = " C o l u m n "   E l e m e n t I d = " 1 2 0 4 3 0 7 0 1 4 "   D a t a T y p e = " L a b e l " > C o m p a n y B a n k N a m e _ L b l < / C o m p a n y B a n k N a m e _ L b l > + 
+         < C o m p a n y C u s t o m G i r o   E l e m e n t T y p e = " C o l u m n "   E l e m e n t I d = " 1 6 7 0 4 7 5 7 9 8 "   D a t a T y p e = " T e x t " > C o m p a n y C u s t o m G i r o < / C o m p a n y C u s t o m G i r o > + 
+         < C o m p a n y C u s t o m G i r o _ L b l   E l e m e n t T y p e = " C o l u m n "   E l e m e n t I d = " 8 9 1 4 3 9 6 2 5 "   D a t a T y p e = " T e x t " > C o m p a n y C u s t o m G i r o _ L b l < / C o m p a n y C u s t o m G i r o _ L b l > + 
+         < C o m p a n y E M a i l   E l e m e n t T y p e = " C o l u m n "   E l e m e n t I d = " 1 6 7 7 0 7 4 0 5 8 "   D a t a T y p e = " T e x t " > C o m p a n y E M a i l < / C o m p a n y E M a i l > + 
+         < C o m p a n y G i r o N o   E l e m e n t T y p e = " C o l u m n "   E l e m e n t I d = " 1 3 6 0 1 9 6 3 2 0 "   D a t a T y p e = " T e x t " > C o m p a n y G i r o N o < / C o m p a n y G i r o N o > + 
+         < C o m p a n y G i r o N o _ L b l   E l e m e n t T y p e = " C o l u m n "   E l e m e n t I d = " 8 6 1 6 0 2 1 1 5 "   D a t a T y p e = " L a b e l " > C o m p a n y G i r o N o _ L b l < / C o m p a n y G i r o N o _ L b l > + 
+         < C o m p a n y H o m e P a g e   E l e m e n t T y p e = " C o l u m n "   E l e m e n t I d = " 1 9 8 9 1 8 8 7 0 "   D a t a T y p e = " T e x t " > C o m p a n y H o m e P a g e < / C o m p a n y H o m e P a g e > + 
+         < C o m p a n y I B A N   E l e m e n t T y p e = " C o l u m n "   E l e m e n t I d = " 9 0 6 5 4 9 1 8 2 "   D a t a T y p e = " C o d e " > C o m p a n y I B A N < / C o m p a n y I B A N > + 
+         < C o m p a n y I B A N _ L b l   E l e m e n t T y p e = " C o l u m n "   E l e m e n t I d = " 1 2 6 7 9 5 2 2 2 7 "   D a t a T y p e = " S t r i n g " > C o m p a n y I B A N _ L b l < / C o m p a n y I B A N _ L b l > + 
+         < C o m p a n y L e g a l O f f i c e   E l e m e n t T y p e = " C o l u m n "   E l e m e n t I d = " 7 1 4 2 5 8 1 1 1 "   D a t a T y p e = " T e x t " > C o m p a n y L e g a l O f f i c e < / C o m p a n y L e g a l O f f i c e > + 
+         < C o m p a n y L e g a l O f f i c e _ L b l   E l e m e n t T y p e = " C o l u m n "   E l e m e n t I d = " 1 5 3 3 1 7 5 1 0 8 "   D a t a T y p e = " T e x t " > C o m p a n y L e g a l O f f i c e _ L b l < / C o m p a n y L e g a l O f f i c e _ L b l > + 
+         < C o m p a n y L e g a l S t a t e m e n t   E l e m e n t T y p e = " C o l u m n "   E l e m e n t I d = " 4 4 8 3 5 8 8 7 6 "   D a t a T y p e = " T e x t " > C o m p a n y L e g a l S t a t e m e n t < / C o m p a n y L e g a l S t a t e m e n t > + 
+         < C o m p a n y L o g o P o s i t i o n   E l e m e n t T y p e = " C o l u m n "   E l e m e n t I d = " 1 4 2 5 2 6 6 6 8 8 "   D a t a T y p e = " I n t e g e r " > C o m p a n y L o g o P o s i t i o n < / C o m p a n y L o g o P o s i t i o n > + 
+         < C o m p a n y P h o n e N o   E l e m e n t T y p e = " C o l u m n "   E l e m e n t I d = " 2 5 0 4 4 0 6 5 5 "   D a t a T y p e = " T e x t " > C o m p a n y P h o n e N o < / C o m p a n y P h o n e N o > + 
+         < C o m p a n y P h o n e N o _ L b l   E l e m e n t T y p e = " C o l u m n "   E l e m e n t I d = " 5 5 8 5 9 3 5 8 6 "   D a t a T y p e = " L a b e l " > C o m p a n y P h o n e N o _ L b l < / C o m p a n y P h o n e N o _ L b l > + 
+         < C o m p a n y P i c t u r e   E l e m e n t T y p e = " C o l u m n "   E l e m e n t I d = " 1 3 9 7 4 1 1 0 7 4 "   D a t a T y p e = " B l o b "   / > + 
+         < C o m p a n y R e g i s t r a t i o n N u m b e r   E l e m e n t T y p e = " C o l u m n "   E l e m e n t I d = " 2 0 2 3 6 3 9 4 2 4 "   D a t a T y p e = " T e x t " > C o m p a n y R e g i s t r a t i o n N u m b e r < / C o m p a n y R e g i s t r a t i o n N u m b e r > + 
+         < C o m p a n y R e g i s t r a t i o n N u m b e r _ L b l   E l e m e n t T y p e = " C o l u m n "   E l e m e n t I d = " 1 8 3 3 1 0 6 6 5 3 "   D a t a T y p e = " T e x t " > C o m p a n y R e g i s t r a t i o n N u m b e r _ L b l < / C o m p a n y R e g i s t r a t i o n N u m b e r _ L b l > + 
+         < C o m p a n y S W I F T   E l e m e n t T y p e = " C o l u m n "   E l e m e n t I d = " 6 6 8 2 5 0 2 4 5 "   D a t a T y p e = " C o d e " > C o m p a n y S W I F T < / C o m p a n y S W I F T > + 
+         < C o m p a n y S W I F T _ L b l   E l e m e n t T y p e = " C o l u m n "   E l e m e n t I d = " 2 0 2 9 5 9 7 3 8 4 "   D a t a T y p e = " S t r i n g " > C o m p a n y S W I F T _ L b l < / C o m p a n y S W I F T _ L b l > + 
+         < C o m p a n y V A T R e g i s t r a t i o n N o   E l e m e n t T y p e = " C o l u m n "   E l e m e n t I d = " 1 9 1 4 0 1 3 6 4 9 "   D a t a T y p e = " T e x t " > C o m p a n y V A T R e g i s t r a t i o n N o < / C o m p a n y V A T R e g i s t r a t i o n N o > + 
+         < C o m p a n y V A T R e g i s t r a t i o n N o _ L b l   E l e m e n t T y p e = " C o l u m n "   E l e m e n t I d = " 9 2 4 5 0 3 1 2 4 "   D a t a T y p e = " T e x t " > C o m p a n y V A T R e g i s t r a t i o n N o _ L b l < / C o m p a n y V A T R e g i s t r a t i o n N o _ L b l > + 
+         < C o m p a n y V A T R e g N o   E l e m e n t T y p e = " C o l u m n "   E l e m e n t I d = " 1 7 1 4 3 1 9 3 6 "   D a t a T y p e = " T e x t " > C o m p a n y V A T R e g N o < / C o m p a n y V A T R e g N o > + 
+         < C o m p a n y V A T R e g N o _ L b l   E l e m e n t T y p e = " C o l u m n "   E l e m e n t I d = " 7 7 3 2 0 1 5 0 1 "   D a t a T y p e = " T e x t " > C o m p a n y V A T R e g N o _ L b l < / C o m p a n y V A T R e g N o _ L b l > + 
+         < C o n t a c t _ L b l   E l e m e n t T y p e = " C o l u m n "   E l e m e n t I d = " 1 1 5 5 0 9 4 7 5 2 "   D a t a T y p e = " T e x t " > C o n t a c t _ L b l < / C o n t a c t _ L b l > + 
+         < C o p y _ L b l   E l e m e n t T y p e = " C o l u m n "   E l e m e n t I d = " 6 0 4 7 8 2 7 8 1 "   D a t a T y p e = " L a b e l " > C o p y _ L b l < / C o p y _ L b l > + 
+         < C u s t o m e r A d d r e s s 1   E l e m e n t T y p e = " C o l u m n "   E l e m e n t I d = " 1 8 0 1 9 6 6 4 5 4 "   D a t a T y p e = " T e x t " > C u s t o m e r A d d r e s s 1 < / C u s t o m e r A d d r e s s 1 > + 
+         < C u s t o m e r A d d r e s s 2   E l e m e n t T y p e = " C o l u m n "   E l e m e n t I d = " 1 1 6 4 2 6 9 8 3 7 "   D a t a T y p e = " T e x t " > C u s t o m e r A d d r e s s 2 < / C u s t o m e r A d d r e s s 2 > + 
+         < C u s t o m e r A d d r e s s 3   E l e m e n t T y p e = " C o l u m n "   E l e m e n t I d = " 5 2 6 5 7 3 2 2 0 "   D a t a T y p e = " T e x t " > C u s t o m e r A d d r e s s 3 < / C u s t o m e r A d d r e s s 3 > + 
+         < C u s t o m e r A d d r e s s 4   E l e m e n t T y p e = " C o l u m n "   E l e m e n t I d = " 1 1 1 1 2 3 3 9 7 "   D a t a T y p e = " T e x t " > C u s t o m e r A d d r e s s 4 < / C u s t o m e r A d d r e s s 4 > + 
+         < C u s t o m e r A d d r e s s 5   E l e m e n t T y p e = " C o l u m n "   E l e m e n t I d = " 7 4 8 8 2 0 0 1 4 "   D a t a T y p e = " T e x t " > C u s t o m e r A d d r e s s 5 < / C u s t o m e r A d d r e s s 5 > + 
+         < C u s t o m e r A d d r e s s 6   E l e m e n t T y p e = " C o l u m n "   E l e m e n t I d = " 1 3 8 6 5 1 6 6 3 1 "   D a t a T y p e = " T e x t " > C u s t o m e r A d d r e s s 6 < / C u s t o m e r A d d r e s s 6 > + 
+         < C u s t o m e r A d d r e s s 7   E l e m e n t T y p e = " C o l u m n "   E l e m e n t I d = " 2 0 2 4 2 1 3 2 4 8 "   D a t a T y p e = " T e x t " > C u s t o m e r A d d r e s s 7 < / C u s t o m e r A d d r e s s 7 > + 
+         < C u s t o m e r A d d r e s s 8   E l e m e n t T y p e = " C o l u m n "   E l e m e n t I d = " 1 0 4 8 6 9 8 5 8 5 "   D a t a T y p e = " T e x t " > C u s t o m e r A d d r e s s 8 < / C u s t o m e r A d d r e s s 8 > + 
+         < C u s t o m e r P o s t a l B a r C o d e   E l e m e n t T y p e = " C o l u m n "   E l e m e n t I d = " 3 9 8 5 8 0 6 8 8 "   D a t a T y p e = " T e x t " > C u s t o m e r P o s t a l B a r C o d e < / C u s t o m e r P o s t a l B a r C o d e > + 
+         < D i s c l a i m e r _ L b l   E l e m e n t T y p e = " C o l u m n "   E l e m e n t I d = " 3 8 1 6 6 9 2 0 5 "   D a t a T y p e = " T e x t " > D i s c l a i m e r _ L b l < / D i s c l a i m e r _ L b l > + 
+         < D i s p l a y A d d i t i o n a l F e e N o t e   E l e m e n t T y p e = " C o l u m n "   E l e m e n t I d = " 1 9 3 1 7 6 6 6 8 8 "   D a t a T y p e = " B o o l e a n " > D i s p l a y A d d i t i o n a l F e e N o t e < / D i s p l a y A d d i t i o n a l F e e N o t e > + 
+         < D o c u m e n t D a t e   E l e m e n t T y p e = " C o l u m n "   E l e m e n t I d = " 5 5 2 8 7 1 9 1 4 "   D a t a T y p e = " S t r i n g " > D o c u m e n t D a t e < / D o c u m e n t D a t e > + 
+         < D o c u m e n t D a t e _ L b l   E l e m e n t T y p e = " C o l u m n "   E l e m e n t I d = " 1 0 2 6 4 9 4 8 3 "   D a t a T y p e = " S t r i n g " > D o c u m e n t D a t e _ L b l < / D o c u m e n t D a t e _ L b l > + 
+         < D o c u m e n t N o   E l e m e n t T y p e = " C o l u m n "   E l e m e n t I d = " 9 7 0 3 5 0 5 3 9 "   D a t a T y p e = " C o d e " > D o c u m e n t N o < / D o c u m e n t N o > + 
+         < D o c u m e n t N o _ L b l   E l e m e n t T y p e = " C o l u m n "   E l e m e n t I d = " 7 8 9 7 9 5 9 7 8 "   D a t a T y p e = " L a b e l " > D o c u m e n t N o _ L b l < / D o c u m e n t N o _ L b l > + 
+         < D o c u m e n t T i t l e _ L b l   E l e m e n t T y p e = " C o l u m n "   E l e m e n t I d = " 8 5 8 4 2 3 9 2 9 "   D a t a T y p e = " T e x t " > D o c u m e n t T i t l e _ L b l < / D o c u m e n t T i t l e _ L b l > + 
+         < D u e D a t e   E l e m e n t T y p e = " C o l u m n "   E l e m e n t I d = " 7 4 5 1 7 0 2 0 3 "   D a t a T y p e = " S t r i n g " > D u e D a t e < / D u e D a t e > + 
+         < D u e D a t e _ L b l   E l e m e n t T y p e = " C o l u m n "   E l e m e n t I d = " 1 6 4 8 2 8 4 6 4 8 "   D a t a T y p e = " S t r i n g " > D u e D a t e _ L b l < / D u e D a t e _ L b l > + 
+         < E M a i l _ H e a d e r _ L b l   E l e m e n t T y p e = " C o l u m n "   E l e m e n t I d = " 5 1 3 1 7 0 8 0 4 "   D a t a T y p e = " L a b e l " > E M a i l _ H e a d e r _ L b l < / E M a i l _ H e a d e r _ L b l > + 
+         < E x c h a n g e R a t e A s T e x t   E l e m e n t T y p e = " C o l u m n "   E l e m e n t I d = " 5 9 2 9 5 5 8 4 5 "   D a t a T y p e = " T e x t " > E x c h a n g e R a t e A s T e x t < / E x c h a n g e R a t e A s T e x t > + 
+         < E x t e r n a l D o c u m e n t N o   E l e m e n t T y p e = " C o l u m n "   E l e m e n t I d = " 7 3 3 9 5 3 9 6 6 "   D a t a T y p e = " C o d e " > E x t e r n a l D o c u m e n t N o < / E x t e r n a l D o c u m e n t N o > + 
+         < E x t e r n a l D o c u m e n t N o _ L b l   E l e m e n t T y p e = " C o l u m n "   E l e m e n t I d = " 4 2 3 3 1 2 2 6 9 "   D a t a T y p e = " S t r i n g " > E x t e r n a l D o c u m e n t N o _ L b l < / E x t e r n a l D o c u m e n t N o _ L b l > + 
+         < F r o m _ L b l   E l e m e n t T y p e = " C o l u m n "   E l e m e n t I d = " 4 8 5 4 2 6 1 3 8 "   D a t a T y p e = " L a b e l " > F r o m _ L b l < / F r o m _ L b l > + 
+         < G l o b a l L o c a t i o n N u m b e r   E l e m e n t T y p e = " C o l u m n "   E l e m e n t I d = " 1 5 0 0 3 7 2 8 0 0 "   D a t a T y p e = " T e x t " > G l o b a l L o c a t i o n N u m b e r < / G l o b a l L o c a t i o n N u m b e r > + 
+         < G l o b a l L o c a t i o n N u m b e r _ L b l   E l e m e n t T y p e = " C o l u m n "   E l e m e n t I d = " 1 7 5 0 9 1 3 8 9 1 "   D a t a T y p e = " T e x t " > G l o b a l L o c a t i o n N u m b e r _ L b l < / G l o b a l L o c a t i o n N u m b e r _ L b l > + 
+         < H o m e P a g e _ H e a d e r _ L b l   E l e m e n t T y p e = " C o l u m n "   E l e m e n t I d = " 1 8 7 9 7 2 5 0 8 4 "   D a t a T y p e = " L a b e l " > H o m e P a g e _ H e a d e r _ L b l < / H o m e P a g e _ H e a d e r _ L b l > + 
+         < I n v o i c e D i s c o u n t A m o u n t _ L b l   E l e m e n t T y p e = " C o l u m n "   E l e m e n t I d = " 1 5 9 3 0 1 2 7 3 6 "   D a t a T y p e = " L a b e l " > I n v o i c e D i s c o u n t A m o u n t _ L b l < / I n v o i c e D i s c o u n t A m o u n t _ L b l > + 
+         < I n v o i c e D i s c o u n t B a s e A m o u n t _ L b l   E l e m e n t T y p e = " C o l u m n "   E l e m e n t I d = " 2 0 2 9 2 6 6 8 7 5 "   D a t a T y p e = " L a b e l " > I n v o i c e D i s c o u n t B a s e A m o u n t _ L b l < / I n v o i c e D i s c o u n t B a s e A m o u n t _ L b l > + 
+         < L e g a l E n t i t y T y p e   E l e m e n t T y p e = " C o l u m n "   E l e m e n t I d = " 2 0 5 1 8 7 3 5 6 3 "   D a t a T y p e = " T e x t " > L e g a l E n t i t y T y p e < / L e g a l E n t i t y T y p e > + 
+         < L e g a l E n t i t y T y p e _ L b l   E l e m e n t T y p e = " C o l u m n "   E l e m e n t I d = " 2 0 8 0 2 2 4 7 9 2 "   D a t a T y p e = " T e x t " > L e g a l E n t i t y T y p e _ L b l < / L e g a l E n t i t y T y p e _ L b l > + 
+         < L i n e A m o u n t A f t e r I n v o i c e D i s c o u n t _ L b l   E l e m e n t T y p e = " C o l u m n "   E l e m e n t I d = " 6 7 3 7 2 1 0 9 4 "   D a t a T y p e = " L a b e l " > L i n e A m o u n t A f t e r I n v o i c e D i s c o u n t _ L b l < / L i n e A m o u n t A f t e r I n v o i c e D i s c o u n t _ L b l > + 
+         < L o c a l C u r r e n c y _ L b l   E l e m e n t T y p e = " C o l u m n "   E l e m e n t I d = " 1 5 5 9 6 9 3 4 2 2 "   D a t a T y p e = " L a b e l " > L o c a l C u r r e n c y _ L b l < / L o c a l C u r r e n c y _ L b l > + 
+         < O r d e r N o   E l e m e n t T y p e = " C o l u m n "   E l e m e n t I d = " 1 4 6 6 4 7 3 8 8 6 "   D a t a T y p e = " C o d e " > O r d e r N o < / O r d e r N o > + 
+         < O r d e r N o _ L b l   E l e m e n t T y p e = " C o l u m n "   E l e m e n t I d = " 1 9 9 1 0 6 2 5 2 9 "   D a t a T y p e = " S t r i n g " > O r d e r N o _ L b l < / O r d e r N o _ L b l > + 
+         < P a c k a g e T r a c k i n g N o   E l e m e n t T y p e = " C o l u m n "   E l e m e n t I d = " 1 2 4 4 8 2 6 1 5 9 "   D a t a T y p e = " T e x t " > P a c k a g e T r a c k i n g N o < / P a c k a g e T r a c k i n g N o > + 
+         < P a c k a g e T r a c k i n g N o _ L b l   E l e m e n t T y p e = " C o l u m n "   E l e m e n t I d = " 2 1 9 3 5 6 7 5 6 "   D a t a T y p e = " S t r i n g " > P a c k a g e T r a c k i n g N o _ L b l < / P a c k a g e T r a c k i n g N o _ L b l > + 
+         < P a g e _ L b l   E l e m e n t T y p e = " C o l u m n "   E l e m e n t I d = " 6 8 0 6 4 8 0 9 1 "   D a t a T y p e = " L a b e l " > P a g e _ L b l < / P a g e _ L b l > + 
+         < P a y m e n t I n s t r u c t i o n s _ T x t   E l e m e n t T y p e = " C o l u m n "   E l e m e n t I d = " 1 8 7 2 0 8 8 3 "   D a t a T y p e = " T e x t " > P a y m e n t I n s t r u c t i o n s _ T x t < / P a y m e n t I n s t r u c t i o n s _ T x t > + 
+         < P a y m e n t M e t h o d D e s c r i p t i o n   E l e m e n t T y p e = " C o l u m n "   E l e m e n t I d = " 5 8 5 7 5 7 9 7 4 "   D a t a T y p e = " T e x t " > P a y m e n t M e t h o d D e s c r i p t i o n < / P a y m e n t M e t h o d D e s c r i p t i o n > + 
+         < P a y m e n t M e t h o d D e s c r i p t i o n _ L b l   E l e m e n t T y p e = " C o l u m n "   E l e m e n t I d = " 7 9 7 1 1 7 3 2 3 "   D a t a T y p e = " L a b e l " > P a y m e n t M e t h o d D e s c r i p t i o n _ L b l < / P a y m e n t M e t h o d D e s c r i p t i o n _ L b l > + 
+         < P a y m e n t R e f e r e n c e   E l e m e n t T y p e = " C o l u m n "   E l e m e n t I d = " 3 3 5 4 9 7 0 1 2 "   D a t a T y p e = " T e x t " > P a y m e n t R e f e r e n c e < / P a y m e n t R e f e r e n c e > + 
+         < P a y m e n t R e f e r e n c e _ L b l   E l e m e n t T y p e = " C o l u m n "   E l e m e n t I d = " 8 6 4 7 4 2 0 3 3 "   D a t a T y p e = " T e x t " > P a y m e n t R e f e r e n c e _ L b l < / P a y m e n t R e f e r e n c e _ L b l > + 
+         < P a y m e n t T e r m s D e s c r i p t i o n   E l e m e n t T y p e = " C o l u m n "   E l e m e n t I d = " 2 0 3 8 7 4 2 7 0 0 "   D a t a T y p e = " T e x t " > P a y m e n t T e r m s D e s c r i p t i o n < / P a y m e n t T e r m s D e s c r i p t i o n > + 
+         < P a y m e n t T e r m s D e s c r i p t i o n _ L b l   E l e m e n t T y p e = " C o l u m n "   E l e m e n t I d = " 1 8 7 4 4 9 4 3 2 1 "   D a t a T y p e = " L a b e l " > P a y m e n t T e r m s D e s c r i p t i o n _ L b l < / P a y m e n t T e r m s D e s c r i p t i o n _ L b l > + 
+         < P r i c e s I n c l u d i n g V A T   E l e m e n t T y p e = " C o l u m n "   E l e m e n t I d = " 5 1 8 8 1 7 1 6 7 "   D a t a T y p e = " B o o l e a n " > P r i c e s I n c l u d i n g V A T < / P r i c e s I n c l u d i n g V A T > + 
+         < P r i c e s I n c l u d i n g V A T Y e s N o   E l e m e n t T y p e = " C o l u m n "   E l e m e n t I d = " 1 4 1 1 1 4 7 5 9 9 "   D a t a T y p e = " S t r i n g " > P r i c e s I n c l u d i n g V A T Y e s N o < / P r i c e s I n c l u d i n g V A T Y e s N o > + 
+         < P r i c e s I n c l u d i n g V A T _ L b l   E l e m e n t T y p e = " C o l u m n "   E l e m e n t I d = " 1 3 7 7 9 7 9 4 4 4 "   D a t a T y p e = " S t r i n g " > P r i c e s I n c l u d i n g V A T _ L b l < / P r i c e s I n c l u d i n g V A T _ L b l > + 
+         < Q u e s t i o n s _ L b l   E l e m e n t T y p e = " C o l u m n "   E l e m e n t I d = " 2 0 7 0 8 9 0 0 1 9 "   D a t a T y p e = " L a b e l " > Q u e s t i o n s _ L b l < / Q u e s t i o n s _ L b l > + 
+         < R e m a i n i n g A m o u n t   E l e m e n t T y p e = " C o l u m n "   E l e m e n t I d = " 3 5 3 2 6 4 1 3 1 "   D a t a T y p e = " D e c i m a l " > R e m a i n i n g A m o u n t < / R e m a i n i n g A m o u n t > + 
+         < R e m a i n i n g A m o u n t T e x t   E l e m e n t T y p e = " C o l u m n "   E l e m e n t I d = " 1 8 1 3 6 1 2 0 "   D a t a T y p e = " T e x t " > R e m a i n i n g A m o u n t T e x t < / R e m a i n i n g A m o u n t T e x t > + 
+         < S a l e s I n v o i c e L i n e D i s c o u n t _ L b l   E l e m e n t T y p e = " C o l u m n "   E l e m e n t I d = " 6 6 4 6 0 1 5 8 2 "   D a t a T y p e = " L a b e l " > S a l e s I n v o i c e L i n e D i s c o u n t _ L b l < / S a l e s I n v o i c e L i n e D i s c o u n t _ L b l > + 
+         < S a l e s P e r s o n B l a n k _ L b l   E l e m e n t T y p e = " C o l u m n "   E l e m e n t I d = " 6 5 4 6 2 4 6 0 1 "   D a t a T y p e = " T e x t " > S a l e s P e r s o n B l a n k _ L b l < / S a l e s P e r s o n B l a n k _ L b l > + 
+         < S a l e s P e r s o n N a m e   E l e m e n t T y p e = " C o l u m n "   E l e m e n t I d = " 8 7 1 4 9 2 9 8 3 "   D a t a T y p e = " T e x t " > S a l e s P e r s o n N a m e < / S a l e s P e r s o n N a m e > + 
+         < S a l e s P e r s o n _ L b l   E l e m e n t T y p e = " C o l u m n "   E l e m e n t I d = " 1 5 6 4 1 9 6 3 6 5 "   D a t a T y p e = " L a b e l " > S a l e s P e r s o n _ L b l < / S a l e s P e r s o n _ L b l > + 
+         < S e l l T o C o n t a c t E m a i l   E l e m e n t T y p e = " C o l u m n "   E l e m e n t I d = " 2 6 2 8 2 4 5 6 4 "   D a t a T y p e = " T e x t " > S e l l T o C o n t a c t E m a i l < / S e l l T o C o n t a c t E m a i l > + 
+         < S e l l T o C o n t a c t E m a i l L b l   E l e m e n t T y p e = " C o l u m n "   E l e m e n t I d = " 3 7 0 9 2 0 3 7 4 "   D a t a T y p e = " L a b e l " > S e l l T o C o n t a c t E m a i l L b l < / S e l l T o C o n t a c t E m a i l L b l > + 
+         < S e l l T o C o n t a c t M o b i l e P h o n e N o   E l e m e n t T y p e = " C o l u m n "   E l e m e n t I d = " 1 8 4 3 5 8 7 4 7 "   D a t a T y p e = " T e x t " > S e l l T o C o n t a c t M o b i l e P h o n e N o < / S e l l T o C o n t a c t M o b i l e P h o n e N o > + 
+         < S e l l T o C o n t a c t M o b i l e P h o n e N o L b l   E l e m e n t T y p e = " C o l u m n "   E l e m e n t I d = " 1 4 5 7 5 2 8 4 1 7 "   D a t a T y p e = " L a b e l " > S e l l T o C o n t a c t M o b i l e P h o n e N o L b l < / S e l l T o C o n t a c t M o b i l e P h o n e N o L b l > + 
+         < S e l l T o C o n t a c t P h o n e N o   E l e m e n t T y p e = " C o l u m n "   E l e m e n t I d = " 1 6 1 3 8 2 2 4 8 3 "   D a t a T y p e = " T e x t " > S e l l T o C o n t a c t P h o n e N o < / S e l l T o C o n t a c t P h o n e N o > + 
+         < S e l l T o C o n t a c t P h o n e N o L b l   E l e m e n t T y p e = " C o l u m n "   E l e m e n t I d = " 1 0 5 0 6 8 6 8 0 9 "   D a t a T y p e = " L a b e l " > S e l l T o C o n t a c t P h o n e N o L b l < / S e l l T o C o n t a c t P h o n e N o L b l > + 
+         < S e l l t o C u s t o m e r N o   E l e m e n t T y p e = " C o l u m n "   E l e m e n t I d = " 2 0 5 0 6 4 7 3 4 9 "   D a t a T y p e = " C o d e " > S e l l t o C u s t o m e r N o < / S e l l t o C u s t o m e r N o > + 
+         < S e l l t o C u s t o m e r N o _ L b l   E l e m e n t T y p e = " C o l u m n "   E l e m e n t I d = " 2 9 8 3 8 1 5 1 2 "   D a t a T y p e = " S t r i n g " > S e l l t o C u s t o m e r N o _ L b l < / S e l l t o C u s t o m e r N o _ L b l > + 
+         < S e l l T o F a x N o   E l e m e n t T y p e = " C o l u m n "   E l e m e n t I d = " 8 6 0 8 2 8 4 3 4 "   D a t a T y p e = " T e x t " > S e l l T o F a x N o < / S e l l T o F a x N o > + 
+         < S e l l T o P h o n e N o   E l e m e n t T y p e = " C o l u m n "   E l e m e n t I d = " 7 5 1 9 3 1 8 4 3 "   D a t a T y p e = " T e x t " > S e l l T o P h o n e N o < / S e l l T o P h o n e N o > + 
+         < S h i p m e n t D a t e   E l e m e n t T y p e = " C o l u m n "   E l e m e n t I d = " 9 3 1 1 1 1 4 6 5 "   D a t a T y p e = " S t r i n g " > S h i p m e n t D a t e < / S h i p m e n t D a t e > + 
+         < S h i p m e n t D a t e _ L b l   E l e m e n t T y p e = " C o l u m n "   E l e m e n t I d = " 6 1 4 4 0 0 3 6 4 "   D a t a T y p e = " S t r i n g " > S h i p m e n t D a t e _ L b l < / S h i p m e n t D a t e _ L b l > + 
+         < S h i p m e n t M e t h o d D e s c r i p t i o n   E l e m e n t T y p e = " C o l u m n "   E l e m e n t I d = " 2 0 5 9 4 0 3 2 6 0 "   D a t a T y p e = " T e x t " > S h i p m e n t M e t h o d D e s c r i p t i o n < / S h i p m e n t M e t h o d D e s c r i p t i o n > + 
+         < S h i p m e n t M e t h o d D e s c r i p t i o n _ L b l   E l e m e n t T y p e = " C o l u m n "   E l e m e n t I d = " 1 1 7 9 9 7 8 4 6 5 "   D a t a T y p e = " L a b e l " > S h i p m e n t M e t h o d D e s c r i p t i o n _ L b l < / S h i p m e n t M e t h o d D e s c r i p t i o n _ L b l > + 
+         < S h i p m e n t _ L b l   E l e m e n t T y p e = " C o l u m n "   E l e m e n t I d = " 2 0 8 5 7 6 7 1 2 0 "   D a t a T y p e = " L a b e l " > S h i p m e n t _ L b l < / S h i p m e n t _ L b l > + 
+         < S h i p p i n g A g e n t C o d e   E l e m e n t T y p e = " C o l u m n "   E l e m e n t I d = " 1 6 7 0 1 5 5 2 6 9 "   D a t a T y p e = " C o d e " > S h i p p i n g A g e n t C o d e < / S h i p p i n g A g e n t C o d e > + 
+         < S h i p p i n g A g e n t C o d e _ L b l   E l e m e n t T y p e = " C o l u m n "   E l e m e n t I d = " 1 1 5 3 2 0 1 3 4 "   D a t a T y p e = " S t r i n g " > S h i p p i n g A g e n t C o d e _ L b l < / S h i p p i n g A g e n t C o d e _ L b l > + 
+         < S h i p T o A d d r e s s 1   E l e m e n t T y p e = " C o l u m n "   E l e m e n t I d = " 1 3 5 7 6 7 2 8 6 1 "   D a t a T y p e = " T e x t " > S h i p T o A d d r e s s 1 < / S h i p T o A d d r e s s 1 > + 
+         < S h i p T o A d d r e s s 2   E l e m e n t T y p e = " C o l u m n "   E l e m e n t I d = " 1 0 2 4 2 0 4 5 8 4 "   D a t a T y p e = " T e x t " > S h i p T o A d d r e s s 2 < / S h i p T o A d d r e s s 2 > + 
+         < S h i p T o A d d r e s s 3   E l e m e n t T y p e = " C o l u m n "   E l e m e n t I d = " 1 6 6 1 9 0 1 2 0 1 "   D a t a T y p e = " T e x t " > S h i p T o A d d r e s s 3 < / S h i p T o A d d r e s s 3 > + 
+         < S h i p T o A d d r e s s 4   E l e m e n t T y p e = " C o l u m n "   E l e m e n t I d = " 5 5 5 4 1 6 9 9 0 "   D a t a T y p e = " T e x t " > S h i p T o A d d r e s s 4 < / S h i p T o A d d r e s s 4 > + 
+         < S h i p T o A d d r e s s 5   E l e m e n t T y p e = " C o l u m n "   E l e m e n t I d = " 1 1 9 3 1 1 3 6 0 7 "   D a t a T y p e = " T e x t " > S h i p T o A d d r e s s 5 < / S h i p T o A d d r e s s 5 > + 
+         < S h i p T o A d d r e s s 6   E l e m e n t T y p e = " C o l u m n "   E l e m e n t I d = " 7 1 9 9 7 6 2 4 4 "   D a t a T y p e = " T e x t " > S h i p T o A d d r e s s 6 < / S h i p T o A d d r e s s 6 > + 
+         < S h i p T o A d d r e s s 7   E l e m e n t T y p e = " C o l u m n "   E l e m e n t I d = " 8 2 2 7 9 6 2 7 "   D a t a T y p e = " T e x t " > S h i p T o A d d r e s s 7 < / S h i p T o A d d r e s s 7 > + 
+         < S h i p T o A d d r e s s 8   E l e m e n t T y p e = " C o l u m n "   E l e m e n t I d = " 1 4 9 2 9 9 2 1 7 8 "   D a t a T y p e = " T e x t " > S h i p T o A d d r e s s 8 < / S h i p T o A d d r e s s 8 > + 
+         < S h i p T o A d d r e s s _ L b l   E l e m e n t T y p e = " C o l u m n "   E l e m e n t I d = " 1 6 5 0 5 0 5 0 1 7 "   D a t a T y p e = " L a b e l " > S h i p T o A d d r e s s _ L b l < / S h i p T o A d d r e s s _ L b l > + 
+         < S h i p T o P h o n e N o   E l e m e n t T y p e = " C o l u m n "   E l e m e n t I d = " 3 6 9 7 0 2 2 5 5 "   D a t a T y p e = " T e x t " > S h i p T o P h o n e N o < / S h i p T o P h o n e N o > + 
+         < S h o w S h i p p i n g A d d r e s s   E l e m e n t T y p e = " C o l u m n "   E l e m e n t I d = " 1 1 2 0 0 7 1 2 6 6 "   D a t a T y p e = " B o o l e a n " > S h o w S h i p p i n g A d d r e s s < / S h o w S h i p p i n g A d d r e s s > + 
+         < S h o w W o r k D e s c r i p t i o n   E l e m e n t T y p e = " C o l u m n "   E l e m e n t I d = " 7 8 5 4 6 8 8 6 5 "   D a t a T y p e = " B o o l e a n " > S h o w W o r k D e s c r i p t i o n < / S h o w W o r k D e s c r i p t i o n > + 
+         < S u b t o t a l _ L b l   E l e m e n t T y p e = " C o l u m n "   E l e m e n t I d = " 1 9 6 7 7 9 5 1 4 2 "   D a t a T y p e = " L a b e l " > S u b t o t a l _ L b l < / S u b t o t a l _ L b l > + 
+         < T h a n k s _ L b l   E l e m e n t T y p e = " C o l u m n "   E l e m e n t I d = " 2 1 0 3 3 0 5 5 2 5 "   D a t a T y p e = " L a b e l " > T h a n k s _ L b l < / T h a n k s _ L b l > + 
+         < T o t a l C O 2 e _ L b l   E l e m e n t T y p e = " C o l u m n "   E l e m e n t I d = " 1 0 3 0 5 9 5 2 5 5 "   D a t a T y p e = " T e x t " > T o t a l C O 2 e _ L b l < / T o t a l C O 2 e _ L b l > + 
+         < T o t a l _ L b l   E l e m e n t T y p e = " C o l u m n "   E l e m e n t I d = " 1 2 1 0 1 0 0 8 7 8 "   D a t a T y p e = " L a b e l " > T o t a l _ L b l < / T o t a l _ L b l > + 
+         < V A T A m o u n t S p e c i f i c a t i o n _ L b l   E l e m e n t T y p e = " C o l u m n "   E l e m e n t I d = " 8 7 8 7 0 6 8 4 6 "   D a t a T y p e = " L a b e l " > V A T A m o u n t S p e c i f i c a t i o n _ L b l < / V A T A m o u n t S p e c i f i c a t i o n _ L b l > + 
+         < V A T A m o u n t _ L b l   E l e m e n t T y p e = " C o l u m n "   E l e m e n t I d = " 1 0 9 4 6 5 7 2 9 "   D a t a T y p e = " L a b e l " > V A T A m o u n t _ L b l < / V A T A m o u n t _ L b l > + 
+         < V A T B a s e _ L b l   E l e m e n t T y p e = " C o l u m n "   E l e m e n t I d = " 1 8 6 6 1 5 8 2 7 8 "   D a t a T y p e = " L a b e l " > V A T B a s e _ L b l < / V A T B a s e _ L b l > + 
+         < V A T C l a u s e s _ L b l   E l e m e n t T y p e = " C o l u m n "   E l e m e n t I d = " 1 3 8 3 9 2 0 0 1 9 "   D a t a T y p e = " L a b e l " > V A T C l a u s e s _ L b l < / V A T C l a u s e s _ L b l > + 
+         < V A T C l a u s e _ L b l   E l e m e n t T y p e = " C o l u m n "   E l e m e n t I d = " 1 5 7 0 4 9 5 4 9 0 "   D a t a T y p e = " S t r i n g " > V A T C l a u s e _ L b l < / V A T C l a u s e _ L b l > + 
+         < V A T I d e n t i f i e r _ L b l   E l e m e n t T y p e = " C o l u m n "   E l e m e n t I d = " 1 6 8 6 6 2 3 9 8 4 "   D a t a T y p e = " L a b e l " > V A T I d e n t i f i e r _ L b l < / V A T I d e n t i f i e r _ L b l > + 
+         < V A T P e r c e n t a g e _ L b l   E l e m e n t T y p e = " C o l u m n "   E l e m e n t I d = " 6 7 6 6 5 4 5 6 5 "   D a t a T y p e = " L a b e l " > V A T P e r c e n t a g e _ L b l < / V A T P e r c e n t a g e _ L b l > + 
+         < V A T R e g i s t r a t i o n N o   E l e m e n t T y p e = " C o l u m n "   E l e m e n t I d = " 1 8 8 9 1 9 5 4 0 2 "   D a t a T y p e = " T e x t " > V A T R e g i s t r a t i o n N o < / V A T R e g i s t r a t i o n N o > + 
+         < V A T R e g i s t r a t i o n N o _ L b l   E l e m e n t T y p e = " C o l u m n "   E l e m e n t I d = " 1 4 2 4 6 1 6 0 8 5 "   D a t a T y p e = " T e x t " > V A T R e g i s t r a t i o n N o _ L b l < / V A T R e g i s t r a t i o n N o _ L b l > + 
+         < Y o u r D o c u m e n t T i t l e _ L b l   E l e m e n t T y p e = " C o l u m n "   E l e m e n t I d = " 1 8 2 1 7 1 6 9 3 4 "   D a t a T y p e = " L a b e l " > Y o u r D o c u m e n t T i t l e _ L b l < / Y o u r D o c u m e n t T i t l e _ L b l > + 
+         < Y o u r R e f e r e n c e   E l e m e n t T y p e = " C o l u m n "   E l e m e n t I d = " 1 1 0 3 9 9 5 1 "   D a t a T y p e = " T e x t " > Y o u r R e f e r e n c e < / Y o u r R e f e r e n c e > + 
+         < Y o u r R e f e r e n c e _ L b l   E l e m e n t T y p e = " C o l u m n "   E l e m e n t I d = " 4 6 5 4 7 7 4 2 6 "   D a t a T y p e = " S t r i n g " > Y o u r R e f e r e n c e _ L b l < / Y o u r R e f e r e n c e _ L b l > + 
+         < L i n e   E l e m e n t T y p e = " D a t a I t e m "   E l e m e n t I d = " 4 1 1 9 7 6 1 3 3 " > + 
+             < A m o u n t E x c l u d i n g V A T _ L i n e   E l e m e n t T y p e = " C o l u m n "   E l e m e n t I d = " 1 0 6 2 4 6 0 0 4 0 "   D a t a T y p e = " D e c i m a l " > A m o u n t E x c l u d i n g V A T _ L i n e < / A m o u n t E x c l u d i n g V A T _ L i n e > + 
+             < A m o u n t E x c l u d i n g V A T _ L i n e _ L b l   E l e m e n t T y p e = " C o l u m n "   E l e m e n t I d = " 2 0 0 2 8 7 4 4 7 5 "   D a t a T y p e = " S t r i n g " > A m o u n t E x c l u d i n g V A T _ L i n e _ L b l < / A m o u n t E x c l u d i n g V A T _ L i n e _ L b l > + 
+             < A m o u n t I n c l u d i n g V A T _ L i n e   E l e m e n t T y p e = " C o l u m n "   E l e m e n t I d = " 7 7 0 9 2 8 4 0 2 "   D a t a T y p e = " D e c i m a l " > A m o u n t I n c l u d i n g V A T _ L i n e < / A m o u n t I n c l u d i n g V A T _ L i n e > + 
+             < A m o u n t I n c l u d i n g V A T _ L i n e _ L b l   E l e m e n t T y p e = " C o l u m n "   E l e m e n t I d = " 9 3 0 7 4 7 3 1 3 "   D a t a T y p e = " S t r i n g " > A m o u n t I n c l u d i n g V A T _ L i n e _ L b l < / A m o u n t I n c l u d i n g V A T _ L i n e _ L b l > + 
+             < C O 2 e P e r U n i t _ L i n e   E l e m e n t T y p e = " C o l u m n "   E l e m e n t I d = " 1 3 2 0 1 7 0 3 0 2 "   D a t a T y p e = " T e x t " > C O 2 e P e r U n i t _ L i n e < / C O 2 e P e r U n i t _ L i n e > + 
+             < D e s c r i p t i o n _ L i n e   E l e m e n t T y p e = " C o l u m n "   E l e m e n t I d = " 1 4 0 6 8 2 2 3 1 0 "   D a t a T y p e = " T e x t " > D e s c r i p t i o n _ L i n e < / D e s c r i p t i o n _ L i n e > + 
+             < D e s c r i p t i o n _ L i n e _ L b l   E l e m e n t T y p e = " C o l u m n "   E l e m e n t I d = " 2 1 1 8 9 5 1 4 9 5 "   D a t a T y p e = " S t r i n g " > D e s c r i p t i o n _ L i n e _ L b l < / D e s c r i p t i o n _ L i n e _ L b l > + 
+             < I t e m N o _ L i n e   E l e m e n t T y p e = " C o l u m n "   E l e m e n t I d = " 1 9 1 0 2 9 6 2 8 8 "   D a t a T y p e = " C o d e " > I t e m N o _ L i n e < / I t e m N o _ L i n e > + 
+             < I t e m N o _ L i n e _ L b l   E l e m e n t T y p e = " C o l u m n "   E l e m e n t I d = " 1 3 4 0 0 7 9 6 1 3 "   D a t a T y p e = " S t r i n g " > I t e m N o _ L i n e _ L b l < / I t e m N o _ L i n e _ L b l > + 
+             < I t e m R e f e r e n c e N o _ L i n e   E l e m e n t T y p e = " C o l u m n "   E l e m e n t I d = " 9 2 7 2 3 5 7 "   D a t a T y p e = " C o d e " > I t e m R e f e r e n c e N o _ L i n e < / I t e m R e f e r e n c e N o _ L i n e > + 
+             < I t e m R e f e r e n c e N o _ L i n e _ L b l   E l e m e n t T y p e = " C o l u m n "   E l e m e n t I d = " 1 9 8 0 6 3 1 1 3 0 "   D a t a T y p e = " S t r i n g " > I t e m R e f e r e n c e N o _ L i n e _ L b l < / I t e m R e f e r e n c e N o _ L i n e _ L b l > + 
+             < J o b N o   E l e m e n t T y p e = " C o l u m n "   E l e m e n t I d = " 1 8 1 5 5 8 0 3 6 5 "   D a t a T y p e = " C o d e " > J o b N o < / J o b N o > + 
+             < J o b N o _ L b l   E l e m e n t T y p e = " C o l u m n "   E l e m e n t I d = " 1 8 9 7 0 9 4 2 6 "   D a t a T y p e = " T e x t " > J o b N o _ L b l < / J o b N o _ L b l > + 
+             < J o b T a s k D e s c r i p t i o n   E l e m e n t T y p e = " C o l u m n "   E l e m e n t I d = " 1 0 6 5 5 0 2 3 4 3 "   D a t a T y p e = " T e x t " > J o b T a s k D e s c r i p t i o n < / J o b T a s k D e s c r i p t i o n > + 
+             < J o b T a s k D e s c _ L b l   E l e m e n t T y p e = " C o l u m n "   E l e m e n t I d = " 5 4 8 3 1 0 0 2 7 "   D a t a T y p e = " L a b e l " > J o b T a s k D e s c _ L b l < / J o b T a s k D e s c _ L b l > + 
+             < J o b T a s k N o   E l e m e n t T y p e = " C o l u m n "   E l e m e n t I d = " 9 4 0 0 8 9 4 5 8 "   D a t a T y p e = " C o d e " > J o b T a s k N o < / J o b T a s k N o > + 
+             < J o b T a s k N o _ L b l   E l e m e n t T y p e = " C o l u m n "   E l e m e n t I d = " 6 2 2 6 5 1 9 4 9 "   D a t a T y p e = " T e x t " > J o b T a s k N o _ L b l < / J o b T a s k N o _ L b l > + 
+             < L i n e A m o u n t _ L i n e   E l e m e n t T y p e = " C o l u m n "   E l e m e n t I d = " 2 6 8 9 3 7 1 6 2 "   D a t a T y p e = " T e x t " > L i n e A m o u n t _ L i n e < / L i n e A m o u n t _ L i n e > + 
+             < L i n e A m o u n t _ L i n e _ L b l   E l e m e n t T y p e = " C o l u m n "   E l e m e n t I d = " 9 9 2 9 0 1 8 4 5 "   D a t a T y p e = " S t r i n g " > L i n e A m o u n t _ L i n e _ L b l < / L i n e A m o u n t _ L i n e _ L b l > + 
+             < L i n e D i s c o u n t P e r c e n t T e x t _ L i n e   E l e m e n t T y p e = " C o l u m n "   E l e m e n t I d = " 6 1 3 1 3 5 1 9 "   D a t a T y p e = " T e x t " > L i n e D i s c o u n t P e r c e n t T e x t _ L i n e < / L i n e D i s c o u n t P e r c e n t T e x t _ L i n e > + 
+             < L i n e D i s c o u n t P e r c e n t _ L i n e   E l e m e n t T y p e = " C o l u m n "   E l e m e n t I d = " 9 0 7 8 2 7 4 3 6 "   D a t a T y p e = " D e c i m a l " > L i n e D i s c o u n t P e r c e n t _ L i n e < / L i n e D i s c o u n t P e r c e n t _ L i n e > + 
+             < L i n e N o _ L i n e   E l e m e n t T y p e = " C o l u m n "   E l e m e n t I d = " 6 9 8 9 8 5 9 7 9 "   D a t a T y p e = " I n t e g e r " > L i n e N o _ L i n e < / L i n e N o _ L i n e > + 
+             < P r i c e P e r _ L b l   E l e m e n t T y p e = " C o l u m n "   E l e m e n t I d = " 9 7 3 2 8 0 1 3 4 "   D a t a T y p e = " L a b e l " > P r i c e P e r _ L b l < / P r i c e P e r _ L b l > + 
+             < P r i c e _ L b l   E l e m e n t T y p e = " C o l u m n "   E l e m e n t I d = " 2 1 2 6 7 6 4 9 2 5 "   D a t a T y p e = " L a b e l " > P r i c e _ L b l < / P r i c e _ L b l > + 
+             < Q t y _ L b l   E l e m e n t T y p e = " C o l u m n "   E l e m e n t I d = " 2 6 3 6 7 3 7 6 4 "   D a t a T y p e = " L a b e l " > Q t y _ L b l < / Q t y _ L b l > + 
+             < Q u a n t i t y _ L i n e   E l e m e n t T y p e = " C o l u m n "   E l e m e n t I d = " 1 0 6 8 5 4 3 5 3 7 "   D a t a T y p e = " T e x t " > Q u a n t i t y _ L i n e < / Q u a n t i t y _ L i n e > + 
+             < Q u a n t i t y _ L i n e _ L b l   E l e m e n t T y p e = " C o l u m n "   E l e m e n t I d = " 2 0 3 4 5 0 6 8 0 2 "   D a t a T y p e = " S t r i n g " > Q u a n t i t y _ L i n e _ L b l < / Q u a n t i t y _ L i n e _ L b l > + 
+             < S h i p m e n t D a t e _ L i n e   E l e m e n t T y p e = " C o l u m n "   E l e m e n t I d = " 1 6 7 3 3 7 5 4 1 6 "   D a t a T y p e = " S t r i n g " > S h i p m e n t D a t e _ L i n e < / S h i p m e n t D a t e _ L i n e > + 
+             < S h i p m e n t D a t e _ L i n e _ L b l   E l e m e n t T y p e = " C o l u m n "   E l e m e n t I d = " 8 5 3 2 2 4 3 6 3 "   D a t a T y p e = " L a b e l " > S h i p m e n t D a t e _ L i n e _ L b l < / S h i p m e n t D a t e _ L i n e _ L b l > + 
+             < T r a n s H e a d e r A m o u n t   E l e m e n t T y p e = " C o l u m n "   E l e m e n t I d = " 2 0 2 8 3 0 6 2 7 6 "   D a t a T y p e = " D e c i m a l " > T r a n s H e a d e r A m o u n t < / T r a n s H e a d e r A m o u n t > + 
+             < T y p e _ L i n e   E l e m e n t T y p e = " C o l u m n "   E l e m e n t I d = " 2 7 2 8 0 4 9 2 4 "   D a t a T y p e = " S t r i n g " > T y p e _ L i n e < / T y p e _ L i n e > + 
+             < U n i t O f M e a s u r e   E l e m e n t T y p e = " C o l u m n "   E l e m e n t I d = " 1 8 0 8 2 2 8 0 1 8 "   D a t a T y p e = " T e x t " > U n i t O f M e a s u r e < / U n i t O f M e a s u r e > + 
+             < U n i t O f M e a s u r e _ L b l   E l e m e n t T y p e = " C o l u m n "   E l e m e n t I d = " 9 8 1 9 5 1 2 4 9 "   D a t a T y p e = " S t r i n g " > U n i t O f M e a s u r e _ L b l < / U n i t O f M e a s u r e _ L b l > + 
+             < U n i t P r i c e   E l e m e n t T y p e = " C o l u m n "   E l e m e n t I d = " 1 4 7 8 2 2 1 5 2 6 "   D a t a T y p e = " T e x t " > U n i t P r i c e < / U n i t P r i c e > + 
+             < U n i t P r i c e _ L b l   E l e m e n t T y p e = " C o l u m n "   E l e m e n t I d = " 1 1 6 3 9 2 6 6 0 3 "   D a t a T y p e = " S t r i n g " > U n i t P r i c e _ L b l < / U n i t P r i c e _ L b l > + 
+             < U n i t _ L b l   E l e m e n t T y p e = " C o l u m n "   E l e m e n t I d = " 8 1 4 3 6 4 3 1 8 "   D a t a T y p e = " L a b e l " > U n i t _ L b l < / U n i t _ L b l > + 
+             < V A T I d e n t i f i e r _ L i n e   E l e m e n t T y p e = " C o l u m n "   E l e m e n t I d = " 1 7 7 3 6 2 2 4 1 2 "   D a t a T y p e = " C o d e " > V A T I d e n t i f i e r _ L i n e < / V A T I d e n t i f i e r _ L i n e > + 
+             < V A T I d e n t i f i e r _ L i n e _ L b l   E l e m e n t T y p e = " C o l u m n "   E l e m e n t I d = " 5 3 3 7 8 2 7 0 3 "   D a t a T y p e = " S t r i n g " > V A T I d e n t i f i e r _ L i n e _ L b l < / V A T I d e n t i f i e r _ L i n e _ L b l > + 
+             < V A T P c t _ L i n e   E l e m e n t T y p e = " C o l u m n "   E l e m e n t I d = " 1 9 7 4 0 0 1 9 4 4 "   D a t a T y p e = " T e x t " > V A T P c t _ L i n e < / V A T P c t _ L i n e > + 
+             < V A T P c t _ L i n e _ L b l   E l e m e n t T y p e = " C o l u m n "   E l e m e n t I d = " 1 2 0 7 5 2 9 9 1 5 "   D a t a T y p e = " S t r i n g " > V A T P c t _ L i n e _ L b l < / V A T P c t _ L i n e _ L b l > + 
+             < S h i p m e n t L i n e   E l e m e n t T y p e = " D a t a I t e m "   E l e m e n t I d = " 2 0 1 5 9 9 6 0 5 1 " > + 
+                 < D o c u m e n t N o _ S h i p m e n t L i n e   E l e m e n t T y p e = " C o l u m n "   E l e m e n t I d = " 1 2 4 3 7 6 7 7 6 2 "   D a t a T y p e = " C o d e " > D o c u m e n t N o _ S h i p m e n t L i n e < / D o c u m e n t N o _ S h i p m e n t L i n e > + 
+                 < P o s t i n g D a t e _ S h i p m e n t L i n e   E l e m e n t T y p e = " C o l u m n "   E l e m e n t I d = " 1 8 3 4 0 0 3 2 0 "   D a t a T y p e = " S t r i n g " > P o s t i n g D a t e _ S h i p m e n t L i n e < / P o s t i n g D a t e _ S h i p m e n t L i n e > + 
+                 < P o s t i n g D a t e _ S h i p m e n t L i n e _ L b l   E l e m e n t T y p e = " C o l u m n "   E l e m e n t I d = " 1 0 9 0 0 6 9 0 2 7 "   D a t a T y p e = " S t r i n g " > P o s t i n g D a t e _ S h i p m e n t L i n e _ L b l < / P o s t i n g D a t e _ S h i p m e n t L i n e _ L b l > + 
+                 < Q u a n t i t y _ S h i p m e n t L i n e   E l e m e n t T y p e = " C o l u m n "   E l e m e n t I d = " 1 6 3 7 0 3 4 2 4 7 "   D a t a T y p e = " D e c i m a l " > Q u a n t i t y _ S h i p m e n t L i n e < / Q u a n t i t y _ S h i p m e n t L i n e > + 
+                 < Q u a n t i t y _ S h i p m e n t L i n e _ L b l   E l e m e n t T y p e = " C o l u m n "   E l e m e n t I d = " 1 6 0 2 6 6 7 3 8 6 "   D a t a T y p e = " S t r i n g " > Q u a n t i t y _ S h i p m e n t L i n e _ L b l < / Q u a n t i t y _ S h i p m e n t L i n e _ L b l >   
              < / S h i p m e n t L i n e >   
-             < A s s e m b l y L i n e > - 
-                 < D e s c r i p t i o n _ A s s e m b l y L i n e > D e s c r i p t i o n _ A s s e m b l y L i n e < / D e s c r i p t i o n _ A s s e m b l y L i n e > - 
-                 < L i n e N o _ A s s e m b l y L i n e > L i n e N o _ A s s e m b l y L i n e < / L i n e N o _ A s s e m b l y L i n e > - 
-                 < Q u a n t i t y _ A s s e m b l y L i n e > Q u a n t i t y _ A s s e m b l y L i n e < / Q u a n t i t y _ A s s e m b l y L i n e > - 
-                 < U n i t O f M e a s u r e _ A s s e m b l y L i n e > U n i t O f M e a s u r e _ A s s e m b l y L i n e < / U n i t O f M e a s u r e _ A s s e m b l y L i n e > - 
-                 < V a r i a n t C o d e _ A s s e m b l y L i n e > V a r i a n t C o d e _ A s s e m b l y L i n e < / V a r i a n t C o d e _ A s s e m b l y L i n e > +             < A s s e m b l y L i n e   E l e m e n t T y p e = " D a t a I t e m "   E l e m e n t I d = " 1 2 0 5 9 4 2 8 5 " > + 
+                 < D e s c r i p t i o n _ A s s e m b l y L i n e   E l e m e n t T y p e = " C o l u m n "   E l e m e n t I d = " 2 8 0 7 4 3 7 9 6 "   D a t a T y p e = " T e x t " > D e s c r i p t i o n _ A s s e m b l y L i n e < / D e s c r i p t i o n _ A s s e m b l y L i n e > + 
+                 < L i n e N o _ A s s e m b l y L i n e   E l e m e n t T y p e = " C o l u m n "   E l e m e n t I d = " 6 4 0 5 8 3 8 9 1 "   D a t a T y p e = " C o d e " > L i n e N o _ A s s e m b l y L i n e < / L i n e N o _ A s s e m b l y L i n e > + 
+                 < Q u a n t i t y _ A s s e m b l y L i n e   E l e m e n t T y p e = " C o l u m n "   E l e m e n t I d = " 1 9 5 7 6 4 8 2 3 1 "   D a t a T y p e = " D e c i m a l " > Q u a n t i t y _ A s s e m b l y L i n e < / Q u a n t i t y _ A s s e m b l y L i n e > + 
+                 < U n i t O f M e a s u r e _ A s s e m b l y L i n e   E l e m e n t T y p e = " C o l u m n "   E l e m e n t I d = " 1 6 4 9 1 2 3 7 7 3 "   D a t a T y p e = " T e x t " > U n i t O f M e a s u r e _ A s s e m b l y L i n e < / U n i t O f M e a s u r e _ A s s e m b l y L i n e > + 
+                 < V a r i a n t C o d e _ A s s e m b l y L i n e   E l e m e n t T y p e = " C o l u m n "   E l e m e n t I d = " 1 8 6 9 4 0 7 6 7 2 "   D a t a T y p e = " C o d e " > V a r i a n t C o d e _ A s s e m b l y L i n e < / V a r i a n t C o d e _ A s s e m b l y L i n e >   
              < / A s s e m b l y L i n e >   
          < / L i n e >   
-         < W o r k D e s c r i p t i o n L i n e s > - 
-             < W o r k D e s c r i p t i o n L i n e > W o r k D e s c r i p t i o n L i n e < / W o r k D e s c r i p t i o n L i n e > - 
-             < W o r k D e s c r i p t i o n L i n e N u m b e r > W o r k D e s c r i p t i o n L i n e N u m b e r < / W o r k D e s c r i p t i o n L i n e N u m b e r > +         < W o r k D e s c r i p t i o n L i n e s   E l e m e n t T y p e = " D a t a I t e m "   E l e m e n t I d = " 2 7 6 8 1 9 4 4 7 " > + 
+             < W o r k D e s c r i p t i o n L i n e   E l e m e n t T y p e = " C o l u m n "   E l e m e n t I d = " 1 9 4 7 6 2 1 6 7 6 "   D a t a T y p e = " T e x t " > W o r k D e s c r i p t i o n L i n e < / W o r k D e s c r i p t i o n L i n e > + 
+             < W o r k D e s c r i p t i o n L i n e N u m b e r   E l e m e n t T y p e = " C o l u m n "   E l e m e n t I d = " 7 9 7 3 0 7 2 2 3 "   D a t a T y p e = " I n t e g e r " > W o r k D e s c r i p t i o n L i n e N u m b e r < / W o r k D e s c r i p t i o n L i n e N u m b e r >   
          < / W o r k D e s c r i p t i o n L i n e s >   
-         < V A T A m o u n t L i n e > - 
-             < I n v o i c e D i s c o u n t A m o u n t _ V A T A m o u n t L i n e > I n v o i c e D i s c o u n t A m o u n t _ V A T A m o u n t L i n e < / I n v o i c e D i s c o u n t A m o u n t _ V A T A m o u n t L i n e > - 
-             < I n v o i c e D i s c o u n t A m o u n t _ V A T A m o u n t L i n e _ L b l > I n v o i c e D i s c o u n t A m o u n t _ V A T A m o u n t L i n e _ L b l < / I n v o i c e D i s c o u n t A m o u n t _ V A T A m o u n t L i n e _ L b l > - 
-             < I n v o i c e D i s c o u n t B a s e A m o u n t _ V A T A m o u n t L i n e > I n v o i c e D i s c o u n t B a s e A m o u n t _ V A T A m o u n t L i n e < / I n v o i c e D i s c o u n t B a s e A m o u n t _ V A T A m o u n t L i n e > - 
-             < I n v o i c e D i s c o u n t B a s e A m o u n t _ V A T A m o u n t L i n e _ L b l > I n v o i c e D i s c o u n t B a s e A m o u n t _ V A T A m o u n t L i n e _ L b l < / I n v o i c e D i s c o u n t B a s e A m o u n t _ V A T A m o u n t L i n e _ L b l > - 
-             < L i n e A m o u n t _ V a t A m o u n t L i n e > L i n e A m o u n t _ V a t A m o u n t L i n e < / L i n e A m o u n t _ V a t A m o u n t L i n e > - 
-             < L i n e A m o u n t _ V a t A m o u n t L i n e _ L b l > L i n e A m o u n t _ V a t A m o u n t L i n e _ L b l < / L i n e A m o u n t _ V a t A m o u n t L i n e _ L b l > - 
-             < N o O f V A T I d e n t i f i e r s > N o O f V A T I d e n t i f i e r s < / N o O f V A T I d e n t i f i e r s > - 
-             < V A T A m o u n t L C Y _ V A T A m o u n t L i n e > V A T A m o u n t L C Y _ V A T A m o u n t L i n e < / V A T A m o u n t L C Y _ V A T A m o u n t L i n e > - 
-             < V A T A m o u n t L C Y _ V A T A m o u n t L i n e _ L b l > V A T A m o u n t L C Y _ V A T A m o u n t L i n e _ L b l < / V A T A m o u n t L C Y _ V A T A m o u n t L i n e _ L b l > - 
-             < V A T A m o u n t _ V a t A m o u n t L i n e > V A T A m o u n t _ V a t A m o u n t L i n e < / V A T A m o u n t _ V a t A m o u n t L i n e > - 
-             < V A T A m o u n t _ V a t A m o u n t L i n e _ L b l > V A T A m o u n t _ V a t A m o u n t L i n e _ L b l < / V A T A m o u n t _ V a t A m o u n t L i n e _ L b l > - 
-             < V A T B a s e L C Y _ V A T A m o u n t L i n e > V A T B a s e L C Y _ V A T A m o u n t L i n e < / V A T B a s e L C Y _ V A T A m o u n t L i n e > - 
-             < V A T B a s e L C Y _ V A T A m o u n t L i n e _ L b l > V A T B a s e L C Y _ V A T A m o u n t L i n e _ L b l < / V A T B a s e L C Y _ V A T A m o u n t L i n e _ L b l > - 
-             < V A T B a s e _ V a t A m o u n t L i n e > V A T B a s e _ V a t A m o u n t L i n e < / V A T B a s e _ V a t A m o u n t L i n e > - 
-             < V A T B a s e _ V a t A m o u n t L i n e _ L b l > V A T B a s e _ V a t A m o u n t L i n e _ L b l < / V A T B a s e _ V a t A m o u n t L i n e _ L b l > - 
-             < V A T I d e n t i f i e r _ V a t A m o u n t L i n e > V A T I d e n t i f i e r _ V a t A m o u n t L i n e < / V A T I d e n t i f i e r _ V a t A m o u n t L i n e > - 
-             < V A T I d e n t i f i e r _ V a t A m o u n t L i n e _ L b l > V A T I d e n t i f i e r _ V a t A m o u n t L i n e _ L b l < / V A T I d e n t i f i e r _ V a t A m o u n t L i n e _ L b l > - 
-             < V A T P c t _ V a t A m o u n t L i n e > V A T P c t _ V a t A m o u n t L i n e < / V A T P c t _ V a t A m o u n t L i n e > - 
-             < V A T P c t _ V a t A m o u n t L i n e _ L b l > V A T P c t _ V a t A m o u n t L i n e _ L b l < / V A T P c t _ V a t A m o u n t L i n e _ L b l > +         < V A T A m o u n t L i n e   E l e m e n t T y p e = " D a t a I t e m "   E l e m e n t I d = " 8 2 7 5 3 4 3 4 8 " > + 
+             < I n v o i c e D i s c o u n t A m o u n t _ V A T A m o u n t L i n e   E l e m e n t T y p e = " C o l u m n "   E l e m e n t I d = " 8 2 4 7 3 0 1 4 1 "   D a t a T y p e = " D e c i m a l " > I n v o i c e D i s c o u n t A m o u n t _ V A T A m o u n t L i n e < / I n v o i c e D i s c o u n t A m o u n t _ V A T A m o u n t L i n e > + 
+             < I n v o i c e D i s c o u n t A m o u n t _ V A T A m o u n t L i n e _ L b l   E l e m e n t T y p e = " C o l u m n "   E l e m e n t I d = " 1 5 6 2 2 0 0 0 3 4 "   D a t a T y p e = " S t r i n g " > I n v o i c e D i s c o u n t A m o u n t _ V A T A m o u n t L i n e _ L b l < / I n v o i c e D i s c o u n t A m o u n t _ V A T A m o u n t L i n e _ L b l > + 
+             < I n v o i c e D i s c o u n t B a s e A m o u n t _ V A T A m o u n t L i n e   E l e m e n t T y p e = " C o l u m n "   E l e m e n t I d = " 2 0 4 0 3 3 2 2 6 6 "   D a t a T y p e = " D e c i m a l " > I n v o i c e D i s c o u n t B a s e A m o u n t _ V A T A m o u n t L i n e < / I n v o i c e D i s c o u n t B a s e A m o u n t _ V A T A m o u n t L i n e > + 
+             < I n v o i c e D i s c o u n t B a s e A m o u n t _ V A T A m o u n t L i n e _ L b l   E l e m e n t T y p e = " C o l u m n "   E l e m e n t I d = " 4 0 5 9 6 0 3 3 1 "   D a t a T y p e = " S t r i n g " > I n v o i c e D i s c o u n t B a s e A m o u n t _ V A T A m o u n t L i n e _ L b l < / I n v o i c e D i s c o u n t B a s e A m o u n t _ V A T A m o u n t L i n e _ L b l > + 
+             < L i n e A m o u n t _ V a t A m o u n t L i n e   E l e m e n t T y p e = " C o l u m n "   E l e m e n t I d = " 2 1 4 6 5 4 0 1 "   D a t a T y p e = " D e c i m a l " > L i n e A m o u n t _ V a t A m o u n t L i n e < / L i n e A m o u n t _ V a t A m o u n t L i n e > + 
+             < L i n e A m o u n t _ V a t A m o u n t L i n e _ L b l   E l e m e n t T y p e = " C o l u m n "   E l e m e n t I d = " 1 1 1 0 9 1 2 1 2 4 "   D a t a T y p e = " S t r i n g " > L i n e A m o u n t _ V a t A m o u n t L i n e _ L b l < / L i n e A m o u n t _ V a t A m o u n t L i n e _ L b l > + 
+             < N o O f V A T I d e n t i f i e r s   E l e m e n t T y p e = " C o l u m n "   E l e m e n t I d = " 1 1 5 3 2 6 3 0 2 6 "   D a t a T y p e = " I n t e g e r " > N o O f V A T I d e n t i f i e r s < / N o O f V A T I d e n t i f i e r s > + 
+             < V A T A m o u n t L C Y _ V A T A m o u n t L i n e   E l e m e n t T y p e = " C o l u m n "   E l e m e n t I d = " 1 5 8 1 9 9 4 3 5 0 "   D a t a T y p e = " D e c i m a l " > V A T A m o u n t L C Y _ V A T A m o u n t L i n e < / V A T A m o u n t L C Y _ V A T A m o u n t L i n e > + 
+             < V A T A m o u n t L C Y _ V A T A m o u n t L i n e _ L b l   E l e m e n t T y p e = " C o l u m n "   E l e m e n t I d = " 9 2 3 0 0 3 3 7 "   D a t a T y p e = " L a b e l " > V A T A m o u n t L C Y _ V A T A m o u n t L i n e _ L b l < / V A T A m o u n t L C Y _ V A T A m o u n t L i n e _ L b l > + 
+             < V A T A m o u n t _ V a t A m o u n t L i n e   E l e m e n t T y p e = " C o l u m n "   E l e m e n t I d = " 1 8 9 1 8 2 0 6 2 0 "   D a t a T y p e = " D e c i m a l " > V A T A m o u n t _ V a t A m o u n t L i n e < / V A T A m o u n t _ V a t A m o u n t L i n e > + 
+             < V A T A m o u n t _ V a t A m o u n t L i n e _ L b l   E l e m e n t T y p e = " C o l u m n "   E l e m e n t I d = " 1 5 1 3 5 5 5 4 7 3 "   D a t a T y p e = " S t r i n g " > V A T A m o u n t _ V a t A m o u n t L i n e _ L b l < / V A T A m o u n t _ V a t A m o u n t L i n e _ L b l > + 
+             < V A T B a s e L C Y _ V A T A m o u n t L i n e   E l e m e n t T y p e = " C o l u m n "   E l e m e n t I d = " 1 8 6 0 9 4 5 6 3 5 "   D a t a T y p e = " D e c i m a l " > V A T B a s e L C Y _ V A T A m o u n t L i n e < / V A T B a s e L C Y _ V A T A m o u n t L i n e > + 
+             < V A T B a s e L C Y _ V A T A m o u n t L i n e _ L b l   E l e m e n t T y p e = " C o l u m n "   E l e m e n t I d = " 1 2 3 6 4 6 7 9 9 8 "   D a t a T y p e = " L a b e l " > V A T B a s e L C Y _ V A T A m o u n t L i n e _ L b l < / V A T B a s e L C Y _ V A T A m o u n t L i n e _ L b l > + 
+             < V A T B a s e _ V a t A m o u n t L i n e   E l e m e n t T y p e = " C o l u m n "   E l e m e n t I d = " 1 4 5 8 9 3 7 8 1 9 "   D a t a T y p e = " D e c i m a l " > V A T B a s e _ V a t A m o u n t L i n e < / V A T B a s e _ V a t A m o u n t L i n e > + 
+             < V A T B a s e _ V a t A m o u n t L i n e _ L b l   E l e m e n t T y p e = " C o l u m n "   E l e m e n t I d = " 1 6 9 1 3 0 2 4 8 8 "   D a t a T y p e = " S t r i n g " > V A T B a s e _ V a t A m o u n t L i n e _ L b l < / V A T B a s e _ V a t A m o u n t L i n e _ L b l > + 
+             < V A T I d e n t i f i e r _ V a t A m o u n t L i n e   E l e m e n t T y p e = " C o l u m n "   E l e m e n t I d = " 1 1 4 2 0 7 0 0 3 5 "   D a t a T y p e = " C o d e " > V A T I d e n t i f i e r _ V a t A m o u n t L i n e < / V A T I d e n t i f i e r _ V a t A m o u n t L i n e > + 
+             < V A T I d e n t i f i e r _ V a t A m o u n t L i n e _ L b l   E l e m e n t T y p e = " C o l u m n "   E l e m e n t I d = " 8 6 4 5 0 4 5 0 "   D a t a T y p e = " S t r i n g " > V A T I d e n t i f i e r _ V a t A m o u n t L i n e _ L b l < / V A T I d e n t i f i e r _ V a t A m o u n t L i n e _ L b l > + 
+             < V A T P c t _ V a t A m o u n t L i n e   E l e m e n t T y p e = " C o l u m n "   E l e m e n t I d = " 1 4 5 3 5 4 2 7 7 7 "   D a t a T y p e = " D e c i m a l " > V A T P c t _ V a t A m o u n t L i n e < / V A T P c t _ V a t A m o u n t L i n e > + 
+             < V A T P c t _ V a t A m o u n t L i n e _ L b l   E l e m e n t T y p e = " C o l u m n "   E l e m e n t I d = " 6 7 6 3 2 3 7 8 "   D a t a T y p e = " S t r i n g " > V A T P c t _ V a t A m o u n t L i n e _ L b l < / V A T P c t _ V a t A m o u n t L i n e _ L b l >   
          < / V A T A m o u n t L i n e >   
-         < V A T C l a u s e L i n e > - 
-             < C o d e _ V A T C l a u s e L i n e > C o d e _ V A T C l a u s e L i n e < / C o d e _ V A T C l a u s e L i n e > - 
-             < C o d e _ V A T C l a u s e L i n e _ L b l > C o d e _ V A T C l a u s e L i n e _ L b l < / C o d e _ V A T C l a u s e L i n e _ L b l > - 
-             < D e s c r i p t i o n 2 _ V A T C l a u s e L i n e > D e s c r i p t i o n 2 _ V A T C l a u s e L i n e < / D e s c r i p t i o n 2 _ V A T C l a u s e L i n e > - 
-             < D e s c r i p t i o n _ V A T C l a u s e L i n e > D e s c r i p t i o n _ V A T C l a u s e L i n e < / D e s c r i p t i o n _ V A T C l a u s e L i n e > - 
-             < N o O f V A T C l a u s e s > N o O f V A T C l a u s e s < / N o O f V A T C l a u s e s > - 
-             < V A T A m o u n t _ V A T C l a u s e L i n e > V A T A m o u n t _ V A T C l a u s e L i n e < / V A T A m o u n t _ V A T C l a u s e L i n e > - 
-             < V A T C l a u s e s H e a d e r > V A T C l a u s e s H e a d e r < / V A T C l a u s e s H e a d e r > - 
-             < V A T I d e n t i f i e r _ V A T C l a u s e L i n e > V A T I d e n t i f i e r _ V A T C l a u s e L i n e < / V A T I d e n t i f i e r _ V A T C l a u s e L i n e > +         < V A T C l a u s e L i n e   E l e m e n t T y p e = " D a t a I t e m "   E l e m e n t I d = " 1 6 6 5 5 0 0 1 6 3 " > + 
+             < C o d e _ V A T C l a u s e L i n e   E l e m e n t T y p e = " C o l u m n "   E l e m e n t I d = " 1 8 2 4 5 8 9 8 4 7 "   D a t a T y p e = " C o d e " > C o d e _ V A T C l a u s e L i n e < / C o d e _ V A T C l a u s e L i n e > + 
+             < C o d e _ V A T C l a u s e L i n e _ L b l   E l e m e n t T y p e = " C o l u m n "   E l e m e n t I d = " 4 6 1 5 3 3 0 2 "   D a t a T y p e = " S t r i n g " > C o d e _ V A T C l a u s e L i n e _ L b l < / C o d e _ V A T C l a u s e L i n e _ L b l > + 
+             < D e s c r i p t i o n 2 _ V A T C l a u s e L i n e   E l e m e n t T y p e = " C o l u m n "   E l e m e n t I d = " 1 3 7 9 6 6 7 4 7 0 "   D a t a T y p e = " T e x t " > D e s c r i p t i o n 2 _ V A T C l a u s e L i n e < / D e s c r i p t i o n 2 _ V A T C l a u s e L i n e > + 
+             < D e s c r i p t i o n _ V A T C l a u s e L i n e   E l e m e n t T y p e = " C o l u m n "   E l e m e n t I d = " 1 3 0 5 5 4 5 9 2 4 "   D a t a T y p e = " T e x t " > D e s c r i p t i o n _ V A T C l a u s e L i n e < / D e s c r i p t i o n _ V A T C l a u s e L i n e > + 
+             < N o O f V A T C l a u s e s   E l e m e n t T y p e = " C o l u m n "   E l e m e n t I d = " 7 5 6 4 1 7 3 9 2 "   D a t a T y p e = " I n t e g e r " > N o O f V A T C l a u s e s < / N o O f V A T C l a u s e s > + 
+             < V A T A m o u n t _ V A T C l a u s e L i n e   E l e m e n t T y p e = " C o l u m n "   E l e m e n t I d = " 2 2 2 4 6 9 0 5 9 "   D a t a T y p e = " D e c i m a l " > V A T A m o u n t _ V A T C l a u s e L i n e < / V A T A m o u n t _ V A T C l a u s e L i n e > + 
+             < V A T C l a u s e s H e a d e r   E l e m e n t T y p e = " C o l u m n "   E l e m e n t I d = " 1 9 7 2 4 0 9 9 2 9 "   D a t a T y p e = " T e x t " > V A T C l a u s e s H e a d e r < / V A T C l a u s e s H e a d e r > + 
+             < V A T I d e n t i f i e r _ V A T C l a u s e L i n e   E l e m e n t T y p e = " C o l u m n "   E l e m e n t I d = " 1 4 6 4 4 7 2 4 7 8 "   D a t a T y p e = " C o d e " > V A T I d e n t i f i e r _ V A T C l a u s e L i n e < / V A T I d e n t i f i e r _ V A T C l a u s e L i n e >   
          < / V A T C l a u s e L i n e >   
-         < R e p o r t T o t a l s L i n e > - 
-             < A m o u n t F o r m a t t e d _ R e p o r t T o t a l s L i n e > A m o u n t F o r m a t t e d _ R e p o r t T o t a l s L i n e < / A m o u n t F o r m a t t e d _ R e p o r t T o t a l s L i n e > - 
-             < A m o u n t _ R e p o r t T o t a l s L i n e > A m o u n t _ R e p o r t T o t a l s L i n e < / A m o u n t _ R e p o r t T o t a l s L i n e > - 
-             < D e s c r i p t i o n _ R e p o r t T o t a l s L i n e > D e s c r i p t i o n _ R e p o r t T o t a l s L i n e < / D e s c r i p t i o n _ R e p o r t T o t a l s L i n e > - 
-             < F o n t B o l d _ R e p o r t T o t a l s L i n e > F o n t B o l d _ R e p o r t T o t a l s L i n e < / F o n t B o l d _ R e p o r t T o t a l s L i n e > - 
-             < F o n t U n d e r l i n e _ R e p o r t T o t a l s L i n e > F o n t U n d e r l i n e _ R e p o r t T o t a l s L i n e < / F o n t U n d e r l i n e _ R e p o r t T o t a l s L i n e > +         < R e p o r t T o t a l s L i n e   E l e m e n t T y p e = " D a t a I t e m "   E l e m e n t I d = " 2 1 2 2 5 4 9 8 3 6 " > + 
+             < A m o u n t F o r m a t t e d _ R e p o r t T o t a l s L i n e   E l e m e n t T y p e = " C o l u m n "   E l e m e n t I d = " 1 5 0 6 1 3 6 8 2 5 "   D a t a T y p e = " T e x t " > A m o u n t F o r m a t t e d _ R e p o r t T o t a l s L i n e < / A m o u n t F o r m a t t e d _ R e p o r t T o t a l s L i n e > + 
+             < A m o u n t _ R e p o r t T o t a l s L i n e   E l e m e n t T y p e = " C o l u m n "   E l e m e n t I d = " 4 1 9 9 1 8 3 6 9 "   D a t a T y p e = " D e c i m a l " > A m o u n t _ R e p o r t T o t a l s L i n e < / A m o u n t _ R e p o r t T o t a l s L i n e > + 
+             < D e s c r i p t i o n _ R e p o r t T o t a l s L i n e   E l e m e n t T y p e = " C o l u m n "   E l e m e n t I d = " 5 8 1 9 9 6 0 6 7 "   D a t a T y p e = " T e x t " > D e s c r i p t i o n _ R e p o r t T o t a l s L i n e < / D e s c r i p t i o n _ R e p o r t T o t a l s L i n e > + 
+             < F o n t B o l d _ R e p o r t T o t a l s L i n e   E l e m e n t T y p e = " C o l u m n "   E l e m e n t I d = " 9 4 6 5 4 0 5 4 9 "   D a t a T y p e = " B o o l e a n " > F o n t B o l d _ R e p o r t T o t a l s L i n e < / F o n t B o l d _ R e p o r t T o t a l s L i n e > + 
+             < F o n t U n d e r l i n e _ R e p o r t T o t a l s L i n e   E l e m e n t T y p e = " C o l u m n "   E l e m e n t I d = " 2 0 2 1 5 3 3 6 9 4 "   D a t a T y p e = " B o o l e a n " > F o n t U n d e r l i n e _ R e p o r t T o t a l s L i n e < / F o n t U n d e r l i n e _ R e p o r t T o t a l s L i n e >   
          < / R e p o r t T o t a l s L i n e >   
-         < L i n e F e e > - 
-             < L i n e F e e C a p t i o n T e x t > L i n e F e e C a p t i o n T e x t < / L i n e F e e C a p t i o n T e x t > +         < L i n e F e e   E l e m e n t T y p e = " D a t a I t e m "   E l e m e n t I d = " 2 6 6 6 3 0 7 3 3 " > + 
+             < L i n e F e e C a p t i o n T e x t   E l e m e n t T y p e = " C o l u m n "   E l e m e n t I d = " 4 3 7 6 4 3 7 9 0 "   D a t a T y p e = " T e x t " > L i n e F e e C a p t i o n T e x t < / L i n e F e e C a p t i o n T e x t >   
          < / L i n e F e e >   
-         < P a y m e n t R e p o r t i n g A r g u m e n t > - 
-             < P a y m e n t S e r v i c e L o g o   / > - 
-             < P a y m e n t S e r v i c e L o g o _ U r l > P a y m e n t S e r v i c e L o g o _ U r l < / P a y m e n t S e r v i c e L o g o _ U r l > - 
-             < P a y m e n t S e r v i c e L o g o _ U r l T e x t > P a y m e n t S e r v i c e L o g o _ U r l T e x t < / P a y m e n t S e r v i c e L o g o _ U r l T e x t > - 
-             < P a y m e n t S e r v i c e T e x t _ U r l > P a y m e n t S e r v i c e T e x t _ U r l < / P a y m e n t S e r v i c e T e x t _ U r l > - 
-             < P a y m e n t S e r v i c e T e x t _ U r l T e x t > P a y m e n t S e r v i c e T e x t _ U r l T e x t < / P a y m e n t S e r v i c e T e x t _ U r l T e x t > +         < P a y m e n t R e p o r t i n g A r g u m e n t   E l e m e n t T y p e = " D a t a I t e m "   E l e m e n t I d = " 3 1 3 7 4 4 1 9 4 " > + 
+             < P a y m e n t S e r v i c e L o g o   E l e m e n t T y p e = " C o l u m n "   E l e m e n t I d = " 4 1 6 7 9 0 7 6 7 "   D a t a T y p e = " B l o b "   / > + 
+             < P a y m e n t S e r v i c e L o g o _ U r l   E l e m e n t T y p e = " C o l u m n "   E l e m e n t I d = " 6 4 4 9 7 5 1 3 9 "   D a t a T y p e = " T e x t " > P a y m e n t S e r v i c e L o g o _ U r l < / P a y m e n t S e r v i c e L o g o _ U r l > + 
+             < P a y m e n t S e r v i c e L o g o _ U r l T e x t   E l e m e n t T y p e = " C o l u m n "   E l e m e n t I d = " 1 4 1 1 7 0 3 9 7 6 "   D a t a T y p e = " T e x t " > P a y m e n t S e r v i c e L o g o _ U r l T e x t < / P a y m e n t S e r v i c e L o g o _ U r l T e x t > + 
+             < P a y m e n t S e r v i c e T e x t _ U r l   E l e m e n t T y p e = " C o l u m n "   E l e m e n t I d = " 1 7 4 2 3 3 4 7 "   D a t a T y p e = " T e x t " > P a y m e n t S e r v i c e T e x t _ U r l < / P a y m e n t S e r v i c e T e x t _ U r l > + 
+             < P a y m e n t S e r v i c e T e x t _ U r l T e x t   E l e m e n t T y p e = " C o l u m n "   E l e m e n t I d = " 1 6 3 6 7 7 2 9 3 4 "   D a t a T y p e = " T e x t " > P a y m e n t S e r v i c e T e x t _ U r l T e x t < / P a y m e n t S e r v i c e T e x t _ U r l T e x t >   
          < / P a y m e n t R e p o r t i n g A r g u m e n t >   
-         < L e f t H e a d e r > - 
-             < L e f t H e a d e r N a m e > L e f t H e a d e r N a m e < / L e f t H e a d e r N a m e > - 
-             < L e f t H e a d e r V a l u e > L e f t H e a d e r V a l u e < / L e f t H e a d e r V a l u e > +         < L e f t H e a d e r   E l e m e n t T y p e = " D a t a I t e m "   E l e m e n t I d = " 7 3 4 6 8 0 8 3 3 " > + 
+             < L e f t H e a d e r N a m e   E l e m e n t T y p e = " C o l u m n "   E l e m e n t I d = " 4 3 7 4 2 2 1 8 2 "   D a t a T y p e = " T e x t " > L e f t H e a d e r N a m e < / L e f t H e a d e r N a m e > + 
+             < L e f t H e a d e r V a l u e   E l e m e n t T y p e = " C o l u m n "   E l e m e n t I d = " 2 4 2 1 2 6 3 1 0 "   D a t a T y p e = " T e x t " > L e f t H e a d e r V a l u e < / L e f t H e a d e r V a l u e >   
          < / L e f t H e a d e r >   
-         < R i g h t H e a d e r > - 
-             < R i g h t H e a d e r N a m e > R i g h t H e a d e r N a m e < / R i g h t H e a d e r N a m e > - 
-             < R i g h t H e a d e r V a l u e > R i g h t H e a d e r V a l u e < / R i g h t H e a d e r V a l u e > +         < R i g h t H e a d e r   E l e m e n t T y p e = " D a t a I t e m "   E l e m e n t I d = " 2 5 4 5 4 4 9 4 6 " > + 
+             < R i g h t H e a d e r N a m e   E l e m e n t T y p e = " C o l u m n "   E l e m e n t I d = " 8 9 8 2 8 7 5 7 "   D a t a T y p e = " T e x t " > R i g h t H e a d e r N a m e < / R i g h t H e a d e r N a m e > + 
+             < R i g h t H e a d e r V a l u e   E l e m e n t T y p e = " C o l u m n "   E l e m e n t I d = " 7 0 6 9 3 8 5 5 9 "   D a t a T y p e = " T e x t " > R i g h t H e a d e r V a l u e < / R i g h t H e a d e r V a l u e >   
          < / R i g h t H e a d e r >   
-         < L e t t e r T e x t > - 
-             < B o d y T e x t > B o d y T e x t < / B o d y T e x t > - 
-             < C l o s i n g T e x t > C l o s i n g T e x t < / C l o s i n g T e x t > - 
-             < G r e e t i n g T e x t > G r e e t i n g T e x t < / G r e e t i n g T e x t > - 
-             < P m t D i s c T e x t > P m t D i s c T e x t < / P m t D i s c T e x t > +         < L e t t e r T e x t   E l e m e n t T y p e = " D a t a I t e m "   E l e m e n t I d = " 1 5 1 0 3 5 3 8 3 4 " > + 
+             < B o d y T e x t   E l e m e n t T y p e = " C o l u m n "   E l e m e n t I d = " 1 4 9 7 5 9 8 0 8 "   D a t a T y p e = " L a b e l " > B o d y T e x t < / B o d y T e x t > + 
+             < C l o s i n g T e x t   E l e m e n t T y p e = " C o l u m n "   E l e m e n t I d = " 5 1 2 1 3 5 9 0 9 "   D a t a T y p e = " L a b e l " > C l o s i n g T e x t < / C l o s i n g T e x t > + 
+             < G r e e t i n g T e x t   E l e m e n t T y p e = " C o l u m n "   E l e m e n t I d = " 1 1 7 5 2 7 9 2 8 9 "   D a t a T y p e = " L a b e l " > G r e e t i n g T e x t < / G r e e t i n g T e x t > + 
+             < P m t D i s c T e x t   E l e m e n t T y p e = " C o l u m n "   E l e m e n t I d = " 2 0 1 3 8 4 9 9 4 8 "   D a t a T y p e = " T e x t " > P m t D i s c T e x t < / P m t D i s c T e x t >   
          < / L e t t e r T e x t >   
-         < T o t a l s > - 
-             < C u r r e n c y C o d e > C u r r e n c y C o d e < / C u r r e n c y C o d e > - 
-             < C u r r e n c y S y m b o l > C u r r e n c y S y m b o l < / C u r r e n c y S y m b o l > - 
-             < T o t a l A m o u n t E x c l I n c l V A T > T o t a l A m o u n t E x c l I n c l V A T < / T o t a l A m o u n t E x c l I n c l V A T > - 
-             < T o t a l A m o u n t E x c l I n c l V A T T e x t > T o t a l A m o u n t E x c l I n c l V A T T e x t < / T o t a l A m o u n t E x c l I n c l V A T T e x t > - 
-             < T o t a l A m o u n t I n c l u d i n g V A T > T o t a l A m o u n t I n c l u d i n g V A T < / T o t a l A m o u n t I n c l u d i n g V A T > - 
-             < T o t a l C O 2 e > T o t a l C O 2 e < / T o t a l C O 2 e > - 
-             < T o t a l E x c l u d i n g V A T T e x t > T o t a l E x c l u d i n g V A T T e x t < / T o t a l E x c l u d i n g V A T T e x t > - 
-             < T o t a l I n c l u d i n g V A T T e x t > T o t a l I n c l u d i n g V A T T e x t < / T o t a l I n c l u d i n g V A T T e x t > - 
-             < T o t a l I n v o i c e D i s c o u n t A m o u n t > T o t a l I n v o i c e D i s c o u n t A m o u n t < / T o t a l I n v o i c e D i s c o u n t A m o u n t > - 
-             < T o t a l N e t A m o u n t > T o t a l N e t A m o u n t < / T o t a l N e t A m o u n t > - 
-             < T o t a l P a y m e n t D i s c o u n t O n V A T > T o t a l P a y m e n t D i s c o u n t O n V A T < / T o t a l P a y m e n t D i s c o u n t O n V A T > - 
-             < T o t a l S u b T o t a l > T o t a l S u b T o t a l < / T o t a l S u b T o t a l > - 
-             < T o t a l S u b T o t a l M i n u s I n v o i c e D i s c o u n t > T o t a l S u b T o t a l M i n u s I n v o i c e D i s c o u n t < / T o t a l S u b T o t a l M i n u s I n v o i c e D i s c o u n t > - 
-             < T o t a l T e x t > T o t a l T e x t < / T o t a l T e x t > - 
-             < T o t a l V A T A m o u n t > T o t a l V A T A m o u n t < / T o t a l V A T A m o u n t > - 
-             < T o t a l V A T A m o u n t L C Y > T o t a l V A T A m o u n t L C Y < / T o t a l V A T A m o u n t L C Y > - 
-             < T o t a l V A T A m o u n t O n V A T A m t L i n e > T o t a l V A T A m o u n t O n V A T A m t L i n e < / T o t a l V A T A m o u n t O n V A T A m t L i n e > - 
-             < T o t a l V A T A m o u n t T e x t > T o t a l V A T A m o u n t T e x t < / T o t a l V A T A m o u n t T e x t > - 
-             < T o t a l V A T B a s e L C Y > T o t a l V A T B a s e L C Y < / T o t a l V A T B a s e L C Y > - 
-             < T o t a l V A T B a s e O n V A T A m t L i n e > T o t a l V A T B a s e O n V A T A m t L i n e < / T o t a l V A T B a s e O n V A T A m t L i n e > +         < T o t a l s   E l e m e n t T y p e = " D a t a I t e m "   E l e m e n t I d = " 1 8 2 3 9 5 0 0 4 4 " > + 
+             < C u r r e n c y C o d e   E l e m e n t T y p e = " C o l u m n "   E l e m e n t I d = " 1 5 7 9 5 9 5 9 2 1 "   D a t a T y p e = " T e x t " > C u r r e n c y C o d e < / C u r r e n c y C o d e > + 
+             < C u r r e n c y S y m b o l   E l e m e n t T y p e = " C o l u m n "   E l e m e n t I d = " 1 1 6 2 5 1 0 7 4 8 "   D a t a T y p e = " T e x t " > C u r r e n c y S y m b o l < / C u r r e n c y S y m b o l > + 
+             < T o t a l A m o u n t E x c l I n c l V A T   E l e m e n t T y p e = " C o l u m n "   E l e m e n t I d = " 5 1 4 3 3 6 1 1 4 "   D a t a T y p e = " S t r i n g " > T o t a l A m o u n t E x c l I n c l V A T < / T o t a l A m o u n t E x c l I n c l V A T > + 
+             < T o t a l A m o u n t E x c l I n c l V A T T e x t   E l e m e n t T y p e = " C o l u m n "   E l e m e n t I d = " 1 5 0 7 8 3 2 9 3 7 "   D a t a T y p e = " T e x t " > T o t a l A m o u n t E x c l I n c l V A T T e x t < / T o t a l A m o u n t E x c l I n c l V A T T e x t > + 
+             < T o t a l A m o u n t I n c l u d i n g V A T   E l e m e n t T y p e = " C o l u m n "   E l e m e n t I d = " 9 1 0 5 1 1 5 7 5 "   D a t a T y p e = " S t r i n g " > T o t a l A m o u n t I n c l u d i n g V A T < / T o t a l A m o u n t I n c l u d i n g V A T > + 
+             < T o t a l C O 2 e   E l e m e n t T y p e = " C o l u m n "   E l e m e n t I d = " 9 5 4 7 1 1 2 1 2 "   D a t a T y p e = " D e c i m a l " > T o t a l C O 2 e < / T o t a l C O 2 e > + 
+             < T o t a l E x c l u d i n g V A T T e x t   E l e m e n t T y p e = " C o l u m n "   E l e m e n t I d = " 1 9 2 2 9 4 6 3 1 0 "   D a t a T y p e = " T e x t " > T o t a l E x c l u d i n g V A T T e x t < / T o t a l E x c l u d i n g V A T T e x t > + 
+             < T o t a l I n c l u d i n g V A T T e x t   E l e m e n t T y p e = " C o l u m n "   E l e m e n t I d = " 1 2 0 4 0 1 6 3 5 2 "   D a t a T y p e = " T e x t " > T o t a l I n c l u d i n g V A T T e x t < / T o t a l I n c l u d i n g V A T T e x t > + 
+             < T o t a l I n v o i c e D i s c o u n t A m o u n t   E l e m e n t T y p e = " C o l u m n "   E l e m e n t I d = " 4 0 2 1 7 7 5 1 "   D a t a T y p e = " S t r i n g " > T o t a l I n v o i c e D i s c o u n t A m o u n t < / T o t a l I n v o i c e D i s c o u n t A m o u n t > + 
+             < T o t a l N e t A m o u n t   E l e m e n t T y p e = " C o l u m n "   E l e m e n t I d = " 4 8 3 1 9 3 3 7 2 "   D a t a T y p e = " S t r i n g " > T o t a l N e t A m o u n t < / T o t a l N e t A m o u n t > + 
+             < T o t a l P a y m e n t D i s c o u n t O n V A T   E l e m e n t T y p e = " C o l u m n "   E l e m e n t I d = " 7 3 6 0 4 1 8 8 6 "   D a t a T y p e = " D e c i m a l " > T o t a l P a y m e n t D i s c o u n t O n V A T < / T o t a l P a y m e n t D i s c o u n t O n V A T > + 
+             < T o t a l S u b T o t a l   E l e m e n t T y p e = " C o l u m n "   E l e m e n t I d = " 2 0 9 7 8 7 6 8 0 1 "   D a t a T y p e = " S t r i n g " > T o t a l S u b T o t a l < / T o t a l S u b T o t a l > + 
+             < T o t a l S u b T o t a l M i n u s I n v o i c e D i s c o u n t   E l e m e n t T y p e = " C o l u m n "   E l e m e n t I d = " 7 6 9 4 3 1 8 8 7 "   D a t a T y p e = " S t r i n g " > T o t a l S u b T o t a l M i n u s I n v o i c e D i s c o u n t < / T o t a l S u b T o t a l M i n u s I n v o i c e D i s c o u n t > + 
+             < T o t a l T e x t   E l e m e n t T y p e = " C o l u m n "   E l e m e n t I d = " 2 3 1 9 1 0 5 1 8 "   D a t a T y p e = " T e x t " > T o t a l T e x t < / T o t a l T e x t > + 
+             < T o t a l V A T A m o u n t   E l e m e n t T y p e = " C o l u m n "   E l e m e n t I d = " 1 6 2 7 1 0 2 3 2 8 "   D a t a T y p e = " S t r i n g " > T o t a l V A T A m o u n t < / T o t a l V A T A m o u n t > + 
+             < T o t a l V A T A m o u n t L C Y   E l e m e n t T y p e = " C o l u m n "   E l e m e n t I d = " 1 5 0 6 5 7 0 2 1 8 "   D a t a T y p e = " D e c i m a l " > T o t a l V A T A m o u n t L C Y < / T o t a l V A T A m o u n t L C Y > + 
+             < T o t a l V A T A m o u n t O n V A T A m t L i n e   E l e m e n t T y p e = " C o l u m n "   E l e m e n t I d = " 9 4 6 9 3 1 8 6 8 "   D a t a T y p e = " D e c i m a l " > T o t a l V A T A m o u n t O n V A T A m t L i n e < / T o t a l V A T A m o u n t O n V A T A m t L i n e > + 
+             < T o t a l V A T A m o u n t T e x t   E l e m e n t T y p e = " C o l u m n "   E l e m e n t I d = " 9 7 3 6 6 6 3 3 9 "   D a t a T y p e = " T e x t " > T o t a l V A T A m o u n t T e x t < / T o t a l V A T A m o u n t T e x t > + 
+             < T o t a l V A T B a s e L C Y   E l e m e n t T y p e = " C o l u m n "   E l e m e n t I d = " 8 3 4 4 5 0 5 2 1 "   D a t a T y p e = " D e c i m a l " > T o t a l V A T B a s e L C Y < / T o t a l V A T B a s e L C Y > + 
+             < T o t a l V A T B a s e O n V A T A m t L i n e   E l e m e n t T y p e = " C o l u m n "   E l e m e n t I d = " 1 0 6 4 7 4 6 3 9 5 "   D a t a T y p e = " D e c i m a l " > T o t a l V A T B a s e O n V A T A m t L i n e < / T o t a l V A T B a s e O n V A T A m t L i n e >   
          < / T o t a l s >   
@@ -8397,6 +7468,14 @@
 </file>
 
 <file path=customXml/itemProps1.xml><?xml version="1.0" encoding="utf-8"?>
+<ds:datastoreItem xmlns:ds="http://schemas.openxmlformats.org/officeDocument/2006/customXml" ds:itemID="{5EED72C4-6E20-4EF6-BC49-CAD9A90E9C17}">
+  <ds:schemaRefs>
+    <ds:schemaRef ds:uri="urn:microsoft-dynamics-nav/reports/Standard_Sales_Invoice/1306/"/>
+  </ds:schemaRefs>
+</ds:datastoreItem>
+</file>
+
+<file path=customXml/itemProps2.xml><?xml version="1.0" encoding="utf-8"?>
 <ds:datastoreItem xmlns:ds="http://schemas.openxmlformats.org/officeDocument/2006/customXml" ds:itemID="{9B72716C-CDC5-4ABA-B0AA-AB20FD5DA2AF}">
   <ds:schemaRefs>
     <ds:schemaRef ds:uri="urn:microsoft-dynamics-businesscentral/internal/extended/reports/Standard_Sales_Invoice/1306/"/>
@@ -8404,10 +7483,8 @@
 </ds:datastoreItem>
 </file>
 
-<file path=customXml/itemProps2.xml><?xml version="1.0" encoding="utf-8"?>
-<ds:datastoreItem xmlns:ds="http://schemas.openxmlformats.org/officeDocument/2006/customXml" ds:itemID="{5EED72C4-6E20-4EF6-BC49-CAD9A90E9C17}">
-  <ds:schemaRefs>
-    <ds:schemaRef ds:uri="urn:microsoft-dynamics-nav/reports/Standard_Sales_Invoice/1306/"/>
-  </ds:schemaRefs>
-</ds:datastoreItem>
+<file path=docMetadata/LabelInfo.xml><?xml version="1.0" encoding="utf-8"?>
+<clbl:labelList xmlns:clbl="http://schemas.microsoft.com/office/2020/mipLabelMetadata">
+  <clbl:label id="{f42aa342-8706-4288-bd11-ebb85995028c}" enabled="1" method="Standard" siteId="{72f988bf-86f1-41af-91ab-2d7cd011db47}" removed="0"/>
+</clbl:labelList>
 </file>
--- a/src/Apps/W1/Sustainability/app/src/Reports/StandardESGSalesInvoiceBody.docx
+++ b/src/Apps/W1/Sustainability/app/src/Reports/StandardESGSalesInvoiceBody.docx
@@ -11,9 +11,9 @@
         <w:tblDescription w:val="Layout table. Used for positioning, not for tabular data."/>
       </w:tblPr>
       <w:tblGrid>
-        <w:gridCol w:w="3714"/>
-        <w:gridCol w:w="5634"/>
-        <w:gridCol w:w="6078"/>
+        <w:gridCol w:w="2590"/>
+        <w:gridCol w:w="3927"/>
+        <w:gridCol w:w="4237"/>
       </w:tblGrid>
       <w:tr>
         <w:trPr>
@@ -23,12 +23,14 @@
         <w:sdt>
           <w:sdtPr>
             <w:rPr>
+              <w:sz w:val="18"/>
+              <w:szCs w:val="18"/>
               <w:lang w:val="en-US" w:eastAsia="en-US"/>
             </w:rPr>
             <w:alias w:val="CustomerAddress1"/>
             <w:tag w:val="#BC:InsertDataItem,DataItems/Header/CustomerAddress1"/>
             <w:id w:val="-1957244649"/>
-            <w:dataBinding w:prefixMappings="xmlns:ns0='urn:microsoft-dynamics-nav/reports/Standard_Sales_Invoice/1306/'" w:xpath="/ns0:NavWordReportXmlPart[1]/ns0:Header[1]/ns0:CustomerAddress1[1]" w:storeItemID="{00000000-0000-0000-0000-000000000000}"/>
+            <w:dataBinding w:prefixMappings="xmlns:ns0='urn:microsoft-dynamics-nav/reports/Standard_Sales_Invoice/1306/'" w:xpath="/ns0:NavWordReportXmlPart[1]/ns0:Header[1]/ns0:CustomerAddress1[1]" w:storeItemID="{5EED72C4-6E20-4EF6-BC49-CAD9A90E9C17}"/>
             <w15:color w:val="808080"/>
             <w:text/>
           </w:sdtPr>
@@ -42,11 +44,15 @@
                 <w:pPr>
                   <w:pStyle w:val="BCLabel"/>
                   <w:rPr>
+                    <w:sz w:val="18"/>
+                    <w:szCs w:val="18"/>
                     <w:lang w:val="en-US" w:eastAsia="en-US"/>
                   </w:rPr>
                 </w:pPr>
                 <w:r>
                   <w:rPr>
+                    <w:sz w:val="18"/>
+                    <w:szCs w:val="18"/>
                     <w:lang w:val="en-US" w:eastAsia="en-US"/>
                   </w:rPr>
                   <w:t>CustomerAddress1</w:t>
@@ -63,6 +69,8 @@
             <w:pPr>
               <w:pStyle w:val="BCLabel"/>
               <w:rPr>
+                <w:sz w:val="18"/>
+                <w:szCs w:val="18"/>
                 <w:lang w:val="en-US" w:eastAsia="en-US"/>
               </w:rPr>
             </w:pPr>
@@ -71,12 +79,14 @@
         <w:sdt>
           <w:sdtPr>
             <w:rPr>
+              <w:sz w:val="18"/>
+              <w:szCs w:val="18"/>
               <w:lang w:val="en-US" w:eastAsia="en-US"/>
             </w:rPr>
             <w:alias w:val="CompanyAddress1"/>
             <w:tag w:val="#BC:InsertDataItem,DataItems/Header/CompanyAddress1"/>
             <w:id w:val="-824585528"/>
-            <w:dataBinding w:prefixMappings="xmlns:ns0='urn:microsoft-dynamics-nav/reports/Standard_Sales_Invoice/1306/'" w:xpath="/ns0:NavWordReportXmlPart[1]/ns0:Header[1]/ns0:CompanyAddress1[1]" w:storeItemID="{00000000-0000-0000-0000-000000000000}"/>
+            <w:dataBinding w:prefixMappings="xmlns:ns0='urn:microsoft-dynamics-nav/reports/Standard_Sales_Invoice/1306/'" w:xpath="/ns0:NavWordReportXmlPart[1]/ns0:Header[1]/ns0:CompanyAddress1[1]" w:storeItemID="{5EED72C4-6E20-4EF6-BC49-CAD9A90E9C17}"/>
             <w15:color w:val="808080"/>
             <w:text/>
           </w:sdtPr>
@@ -91,11 +101,15 @@
                   <w:pStyle w:val="BCLabelNumber"/>
                   <w:jc w:val="right"/>
                   <w:rPr>
+                    <w:sz w:val="18"/>
+                    <w:szCs w:val="18"/>
                     <w:lang w:val="en-US" w:eastAsia="en-US"/>
                   </w:rPr>
                 </w:pPr>
                 <w:r>
                   <w:rPr>
+                    <w:sz w:val="18"/>
+                    <w:szCs w:val="18"/>
                     <w:lang w:val="en-US" w:eastAsia="en-US"/>
                   </w:rPr>
                   <w:t>CompanyAddress1</w:t>
@@ -112,12 +126,14 @@
         <w:sdt>
           <w:sdtPr>
             <w:rPr>
+              <w:sz w:val="18"/>
+              <w:szCs w:val="18"/>
               <w:lang w:val="en-US" w:eastAsia="en-US"/>
             </w:rPr>
             <w:alias w:val="CustomerAddress2"/>
             <w:tag w:val="#BC:InsertDataItem,DataItems/Header/CustomerAddress2"/>
             <w:id w:val="-126319625"/>
-            <w:dataBinding w:prefixMappings="xmlns:ns0='urn:microsoft-dynamics-nav/reports/Standard_Sales_Invoice/1306/'" w:xpath="/ns0:NavWordReportXmlPart[1]/ns0:Header[1]/ns0:CustomerAddress2[1]" w:storeItemID="{00000000-0000-0000-0000-000000000000}"/>
+            <w:dataBinding w:prefixMappings="xmlns:ns0='urn:microsoft-dynamics-nav/reports/Standard_Sales_Invoice/1306/'" w:xpath="/ns0:NavWordReportXmlPart[1]/ns0:Header[1]/ns0:CustomerAddress2[1]" w:storeItemID="{5EED72C4-6E20-4EF6-BC49-CAD9A90E9C17}"/>
             <w15:color w:val="808080"/>
             <w:text/>
           </w:sdtPr>
@@ -131,11 +147,15 @@
                 <w:pPr>
                   <w:pStyle w:val="NoSpacing"/>
                   <w:rPr>
+                    <w:sz w:val="18"/>
+                    <w:szCs w:val="18"/>
                     <w:lang w:val="en-US" w:eastAsia="en-US"/>
                   </w:rPr>
                 </w:pPr>
                 <w:r>
                   <w:rPr>
+                    <w:sz w:val="18"/>
+                    <w:szCs w:val="18"/>
                     <w:lang w:val="en-US" w:eastAsia="en-US"/>
                   </w:rPr>
                   <w:t>CustomerAddress2</w:t>
@@ -152,6 +172,8 @@
             <w:pPr>
               <w:pStyle w:val="NoSpacing"/>
               <w:rPr>
+                <w:sz w:val="18"/>
+                <w:szCs w:val="18"/>
                 <w:lang w:val="en-US" w:eastAsia="en-US"/>
               </w:rPr>
             </w:pPr>
@@ -160,12 +182,14 @@
         <w:sdt>
           <w:sdtPr>
             <w:rPr>
+              <w:sz w:val="18"/>
+              <w:szCs w:val="18"/>
               <w:lang w:val="en-US" w:eastAsia="en-US"/>
             </w:rPr>
             <w:alias w:val="CompanyAddress2"/>
             <w:tag w:val="#BC:InsertDataItem,DataItems/Header/CompanyAddress2"/>
             <w:id w:val="-1956237181"/>
-            <w:dataBinding w:prefixMappings="xmlns:ns0='urn:microsoft-dynamics-nav/reports/Standard_Sales_Invoice/1306/'" w:xpath="/ns0:NavWordReportXmlPart[1]/ns0:Header[1]/ns0:CompanyAddress2[1]" w:storeItemID="{00000000-0000-0000-0000-000000000000}"/>
+            <w:dataBinding w:prefixMappings="xmlns:ns0='urn:microsoft-dynamics-nav/reports/Standard_Sales_Invoice/1306/'" w:xpath="/ns0:NavWordReportXmlPart[1]/ns0:Header[1]/ns0:CompanyAddress2[1]" w:storeItemID="{5EED72C4-6E20-4EF6-BC49-CAD9A90E9C17}"/>
             <w15:color w:val="808080"/>
             <w:text/>
           </w:sdtPr>
@@ -179,11 +203,15 @@
                   <w:pStyle w:val="BCNumber"/>
                   <w:jc w:val="right"/>
                   <w:rPr>
+                    <w:sz w:val="18"/>
+                    <w:szCs w:val="18"/>
                     <w:lang w:val="en-US" w:eastAsia="en-US"/>
                   </w:rPr>
                 </w:pPr>
                 <w:r>
                   <w:rPr>
+                    <w:sz w:val="18"/>
+                    <w:szCs w:val="18"/>
                     <w:lang w:val="en-US" w:eastAsia="en-US"/>
                   </w:rPr>
                   <w:t>CompanyAddress2</w:t>
@@ -200,12 +228,14 @@
         <w:sdt>
           <w:sdtPr>
             <w:rPr>
+              <w:sz w:val="18"/>
+              <w:szCs w:val="18"/>
               <w:lang w:val="en-US" w:eastAsia="en-US"/>
             </w:rPr>
             <w:alias w:val="CustomerAddress3"/>
             <w:tag w:val="#BC:InsertDataItem,DataItems/Header/CustomerAddress3"/>
             <w:id w:val="-1306083513"/>
-            <w:dataBinding w:prefixMappings="xmlns:ns0='urn:microsoft-dynamics-nav/reports/Standard_Sales_Invoice/1306/'" w:xpath="/ns0:NavWordReportXmlPart[1]/ns0:Header[1]/ns0:CustomerAddress3[1]" w:storeItemID="{00000000-0000-0000-0000-000000000000}"/>
+            <w:dataBinding w:prefixMappings="xmlns:ns0='urn:microsoft-dynamics-nav/reports/Standard_Sales_Invoice/1306/'" w:xpath="/ns0:NavWordReportXmlPart[1]/ns0:Header[1]/ns0:CustomerAddress3[1]" w:storeItemID="{5EED72C4-6E20-4EF6-BC49-CAD9A90E9C17}"/>
             <w15:color w:val="808080"/>
             <w:text/>
           </w:sdtPr>
@@ -219,11 +249,15 @@
                 <w:pPr>
                   <w:pStyle w:val="NoSpacing"/>
                   <w:rPr>
+                    <w:sz w:val="18"/>
+                    <w:szCs w:val="18"/>
                     <w:lang w:val="en-US" w:eastAsia="en-US"/>
                   </w:rPr>
                 </w:pPr>
                 <w:r>
                   <w:rPr>
+                    <w:sz w:val="18"/>
+                    <w:szCs w:val="18"/>
                     <w:lang w:val="en-US" w:eastAsia="en-US"/>
                   </w:rPr>
                   <w:t>CustomerAddress3</w:t>
@@ -240,6 +274,8 @@
             <w:pPr>
               <w:pStyle w:val="NoSpacing"/>
               <w:rPr>
+                <w:sz w:val="18"/>
+                <w:szCs w:val="18"/>
                 <w:lang w:val="en-US" w:eastAsia="en-US"/>
               </w:rPr>
             </w:pPr>
@@ -248,12 +284,14 @@
         <w:sdt>
           <w:sdtPr>
             <w:rPr>
+              <w:sz w:val="18"/>
+              <w:szCs w:val="18"/>
               <w:lang w:val="en-US" w:eastAsia="en-US"/>
             </w:rPr>
             <w:alias w:val="CompanyAddress3"/>
             <w:tag w:val="#BC:InsertDataItem,DataItems/Header/CompanyAddress3"/>
             <w:id w:val="-1596861910"/>
-            <w:dataBinding w:prefixMappings="xmlns:ns0='urn:microsoft-dynamics-nav/reports/Standard_Sales_Invoice/1306/'" w:xpath="/ns0:NavWordReportXmlPart[1]/ns0:Header[1]/ns0:CompanyAddress3[1]" w:storeItemID="{00000000-0000-0000-0000-000000000000}"/>
+            <w:dataBinding w:prefixMappings="xmlns:ns0='urn:microsoft-dynamics-nav/reports/Standard_Sales_Invoice/1306/'" w:xpath="/ns0:NavWordReportXmlPart[1]/ns0:Header[1]/ns0:CompanyAddress3[1]" w:storeItemID="{5EED72C4-6E20-4EF6-BC49-CAD9A90E9C17}"/>
             <w15:color w:val="808080"/>
             <w:text/>
           </w:sdtPr>
@@ -267,11 +305,15 @@
                   <w:pStyle w:val="BCNumber"/>
                   <w:jc w:val="right"/>
                   <w:rPr>
+                    <w:sz w:val="18"/>
+                    <w:szCs w:val="18"/>
                     <w:lang w:val="en-US" w:eastAsia="en-US"/>
                   </w:rPr>
                 </w:pPr>
                 <w:r>
                   <w:rPr>
+                    <w:sz w:val="18"/>
+                    <w:szCs w:val="18"/>
                     <w:lang w:val="en-US" w:eastAsia="en-US"/>
                   </w:rPr>
                   <w:t>CompanyAddress3</w:t>
@@ -288,12 +330,14 @@
         <w:sdt>
           <w:sdtPr>
             <w:rPr>
+              <w:sz w:val="18"/>
+              <w:szCs w:val="18"/>
               <w:lang w:val="en-US" w:eastAsia="en-US"/>
             </w:rPr>
             <w:alias w:val="CustomerAddress4"/>
             <w:tag w:val="#BC:InsertDataItem,DataItems/Header/CustomerAddress4"/>
             <w:id w:val="-620073109"/>
-            <w:dataBinding w:prefixMappings="xmlns:ns0='urn:microsoft-dynamics-nav/reports/Standard_Sales_Invoice/1306/'" w:xpath="/ns0:NavWordReportXmlPart[1]/ns0:Header[1]/ns0:CustomerAddress4[1]" w:storeItemID="{00000000-0000-0000-0000-000000000000}"/>
+            <w:dataBinding w:prefixMappings="xmlns:ns0='urn:microsoft-dynamics-nav/reports/Standard_Sales_Invoice/1306/'" w:xpath="/ns0:NavWordReportXmlPart[1]/ns0:Header[1]/ns0:CustomerAddress4[1]" w:storeItemID="{5EED72C4-6E20-4EF6-BC49-CAD9A90E9C17}"/>
             <w15:color w:val="808080"/>
             <w:text/>
           </w:sdtPr>
@@ -307,11 +351,15 @@
                 <w:pPr>
                   <w:pStyle w:val="NoSpacing"/>
                   <w:rPr>
+                    <w:sz w:val="18"/>
+                    <w:szCs w:val="18"/>
                     <w:lang w:val="en-US" w:eastAsia="en-US"/>
                   </w:rPr>
                 </w:pPr>
                 <w:r>
                   <w:rPr>
+                    <w:sz w:val="18"/>
+                    <w:szCs w:val="18"/>
                     <w:lang w:val="en-US" w:eastAsia="en-US"/>
                   </w:rPr>
                   <w:t>CustomerAddress4</w:t>
@@ -328,6 +376,8 @@
             <w:pPr>
               <w:pStyle w:val="NoSpacing"/>
               <w:rPr>
+                <w:sz w:val="18"/>
+                <w:szCs w:val="18"/>
                 <w:lang w:val="en-US" w:eastAsia="en-US"/>
               </w:rPr>
             </w:pPr>
@@ -336,12 +386,14 @@
         <w:sdt>
           <w:sdtPr>
             <w:rPr>
+              <w:sz w:val="18"/>
+              <w:szCs w:val="18"/>
               <w:lang w:val="en-US" w:eastAsia="en-US"/>
             </w:rPr>
             <w:alias w:val="CompanyAddress4"/>
             <w:tag w:val="#BC:InsertDataItem,DataItems/Header/CompanyAddress4"/>
             <w:id w:val="1616872066"/>
-            <w:dataBinding w:prefixMappings="xmlns:ns0='urn:microsoft-dynamics-nav/reports/Standard_Sales_Invoice/1306/'" w:xpath="/ns0:NavWordReportXmlPart[1]/ns0:Header[1]/ns0:CompanyAddress4[1]" w:storeItemID="{00000000-0000-0000-0000-000000000000}"/>
+            <w:dataBinding w:prefixMappings="xmlns:ns0='urn:microsoft-dynamics-nav/reports/Standard_Sales_Invoice/1306/'" w:xpath="/ns0:NavWordReportXmlPart[1]/ns0:Header[1]/ns0:CompanyAddress4[1]" w:storeItemID="{5EED72C4-6E20-4EF6-BC49-CAD9A90E9C17}"/>
             <w15:color w:val="808080"/>
             <w:text/>
           </w:sdtPr>
@@ -355,11 +407,15 @@
                   <w:pStyle w:val="BCNumber"/>
                   <w:jc w:val="right"/>
                   <w:rPr>
+                    <w:sz w:val="18"/>
+                    <w:szCs w:val="18"/>
                     <w:lang w:val="en-US" w:eastAsia="en-US"/>
                   </w:rPr>
                 </w:pPr>
                 <w:r>
                   <w:rPr>
+                    <w:sz w:val="18"/>
+                    <w:szCs w:val="18"/>
                     <w:lang w:val="en-US" w:eastAsia="en-US"/>
                   </w:rPr>
                   <w:t>CompanyAddress4</w:t>
@@ -376,12 +432,14 @@
         <w:sdt>
           <w:sdtPr>
             <w:rPr>
+              <w:sz w:val="18"/>
+              <w:szCs w:val="18"/>
               <w:lang w:val="en-US" w:eastAsia="en-US"/>
             </w:rPr>
             <w:alias w:val="CustomerAddress5"/>
             <w:tag w:val="#BC:InsertDataItem,DataItems/Header/CustomerAddress5"/>
             <w:id w:val="-356592489"/>
-            <w:dataBinding w:prefixMappings="xmlns:ns0='urn:microsoft-dynamics-nav/reports/Standard_Sales_Invoice/1306/'" w:xpath="/ns0:NavWordReportXmlPart[1]/ns0:Header[1]/ns0:CustomerAddress5[1]" w:storeItemID="{00000000-0000-0000-0000-000000000000}"/>
+            <w:dataBinding w:prefixMappings="xmlns:ns0='urn:microsoft-dynamics-nav/reports/Standard_Sales_Invoice/1306/'" w:xpath="/ns0:NavWordReportXmlPart[1]/ns0:Header[1]/ns0:CustomerAddress5[1]" w:storeItemID="{5EED72C4-6E20-4EF6-BC49-CAD9A90E9C17}"/>
             <w15:color w:val="808080"/>
             <w:text/>
           </w:sdtPr>
@@ -395,11 +453,15 @@
                 <w:pPr>
                   <w:pStyle w:val="NoSpacing"/>
                   <w:rPr>
+                    <w:sz w:val="18"/>
+                    <w:szCs w:val="18"/>
                     <w:lang w:val="en-US" w:eastAsia="en-US"/>
                   </w:rPr>
                 </w:pPr>
                 <w:r>
                   <w:rPr>
+                    <w:sz w:val="18"/>
+                    <w:szCs w:val="18"/>
                     <w:lang w:val="en-US" w:eastAsia="en-US"/>
                   </w:rPr>
                   <w:t>CustomerAddress5</w:t>
@@ -416,6 +478,8 @@
             <w:pPr>
               <w:pStyle w:val="NoSpacing"/>
               <w:rPr>
+                <w:sz w:val="18"/>
+                <w:szCs w:val="18"/>
                 <w:lang w:val="en-US" w:eastAsia="en-US"/>
               </w:rPr>
             </w:pPr>
@@ -424,12 +488,14 @@
         <w:sdt>
           <w:sdtPr>
             <w:rPr>
+              <w:sz w:val="18"/>
+              <w:szCs w:val="18"/>
               <w:lang w:val="en-US" w:eastAsia="en-US"/>
             </w:rPr>
             <w:alias w:val="CompanyAddress5"/>
             <w:tag w:val="#BC:InsertDataItem,DataItems/Header/CompanyAddress5"/>
             <w:id w:val="-625539781"/>
-            <w:dataBinding w:prefixMappings="xmlns:ns0='urn:microsoft-dynamics-nav/reports/Standard_Sales_Invoice/1306/'" w:xpath="/ns0:NavWordReportXmlPart[1]/ns0:Header[1]/ns0:CompanyAddress5[1]" w:storeItemID="{00000000-0000-0000-0000-000000000000}"/>
+            <w:dataBinding w:prefixMappings="xmlns:ns0='urn:microsoft-dynamics-nav/reports/Standard_Sales_Invoice/1306/'" w:xpath="/ns0:NavWordReportXmlPart[1]/ns0:Header[1]/ns0:CompanyAddress5[1]" w:storeItemID="{5EED72C4-6E20-4EF6-BC49-CAD9A90E9C17}"/>
             <w15:color w:val="808080"/>
             <w:text/>
           </w:sdtPr>
@@ -443,11 +509,15 @@
                   <w:pStyle w:val="BCNumber"/>
                   <w:jc w:val="right"/>
                   <w:rPr>
+                    <w:sz w:val="18"/>
+                    <w:szCs w:val="18"/>
                     <w:lang w:val="en-US" w:eastAsia="en-US"/>
                   </w:rPr>
                 </w:pPr>
                 <w:r>
                   <w:rPr>
+                    <w:sz w:val="18"/>
+                    <w:szCs w:val="18"/>
                     <w:lang w:val="en-US" w:eastAsia="en-US"/>
                   </w:rPr>
                   <w:t>CompanyAddress5</w:t>
@@ -470,24 +540,30 @@
             <w:pPr>
               <w:pStyle w:val="NoSpacing"/>
               <w:rPr>
+                <w:sz w:val="18"/>
+                <w:szCs w:val="18"/>
                 <w:lang w:val="en-US" w:eastAsia="en-US"/>
               </w:rPr>
             </w:pPr>
             <w:sdt>
               <w:sdtPr>
                 <w:rPr>
+                  <w:sz w:val="18"/>
+                  <w:szCs w:val="18"/>
                   <w:lang w:val="en-US" w:eastAsia="en-US"/>
                 </w:rPr>
                 <w:alias w:val="CustomerAddress6"/>
                 <w:tag w:val="#BC:InsertDataItem,DataItems/Header/CustomerAddress6"/>
                 <w:id w:val="-2000036813"/>
-                <w:dataBinding w:prefixMappings="xmlns:ns0='urn:microsoft-dynamics-nav/reports/Standard_Sales_Invoice/1306/'" w:xpath="/ns0:NavWordReportXmlPart[1]/ns0:Header[1]/ns0:CustomerAddress6[1]" w:storeItemID="{00000000-0000-0000-0000-000000000000}"/>
+                <w:dataBinding w:prefixMappings="xmlns:ns0='urn:microsoft-dynamics-nav/reports/Standard_Sales_Invoice/1306/'" w:xpath="/ns0:NavWordReportXmlPart[1]/ns0:Header[1]/ns0:CustomerAddress6[1]" w:storeItemID="{5EED72C4-6E20-4EF6-BC49-CAD9A90E9C17}"/>
                 <w15:color w:val="808080"/>
                 <w:text/>
               </w:sdtPr>
               <w:sdtContent>
                 <w:r>
                   <w:rPr>
+                    <w:sz w:val="18"/>
+                    <w:szCs w:val="18"/>
                     <w:lang w:val="en-US" w:eastAsia="en-US"/>
                   </w:rPr>
                   <w:t>CustomerAddress6</w:t>
@@ -504,6 +580,8 @@
             <w:pPr>
               <w:pStyle w:val="NoSpacing"/>
               <w:rPr>
+                <w:sz w:val="18"/>
+                <w:szCs w:val="18"/>
                 <w:lang w:val="en-US" w:eastAsia="en-US"/>
               </w:rPr>
             </w:pPr>
@@ -512,12 +590,14 @@
         <w:sdt>
           <w:sdtPr>
             <w:rPr>
+              <w:sz w:val="18"/>
+              <w:szCs w:val="18"/>
               <w:lang w:val="en-US" w:eastAsia="en-US"/>
             </w:rPr>
             <w:alias w:val="CompanyAddress6"/>
             <w:tag w:val="#BC:InsertDataItem,DataItems/Header/CompanyAddress6"/>
             <w:id w:val="-950550724"/>
-            <w:dataBinding w:prefixMappings="xmlns:ns0='urn:microsoft-dynamics-nav/reports/Standard_Sales_Invoice/1306/'" w:xpath="/ns0:NavWordReportXmlPart[1]/ns0:Header[1]/ns0:CompanyAddress6[1]" w:storeItemID="{00000000-0000-0000-0000-000000000000}"/>
+            <w:dataBinding w:prefixMappings="xmlns:ns0='urn:microsoft-dynamics-nav/reports/Standard_Sales_Invoice/1306/'" w:xpath="/ns0:NavWordReportXmlPart[1]/ns0:Header[1]/ns0:CompanyAddress6[1]" w:storeItemID="{5EED72C4-6E20-4EF6-BC49-CAD9A90E9C17}"/>
             <w15:color w:val="808080"/>
             <w:text/>
           </w:sdtPr>
@@ -531,11 +611,15 @@
                   <w:pStyle w:val="BCNumber"/>
                   <w:jc w:val="right"/>
                   <w:rPr>
+                    <w:sz w:val="18"/>
+                    <w:szCs w:val="18"/>
                     <w:lang w:val="en-US" w:eastAsia="en-US"/>
                   </w:rPr>
                 </w:pPr>
                 <w:r>
                   <w:rPr>
+                    <w:sz w:val="18"/>
+                    <w:szCs w:val="18"/>
                     <w:lang w:val="en-US" w:eastAsia="en-US"/>
                   </w:rPr>
                   <w:t>CompanyAddress6</w:t>
@@ -552,12 +636,14 @@
         <w:sdt>
           <w:sdtPr>
             <w:rPr>
+              <w:sz w:val="18"/>
+              <w:szCs w:val="18"/>
               <w:lang w:val="en-US" w:eastAsia="en-US"/>
             </w:rPr>
             <w:alias w:val="CustomerAddress7"/>
             <w:tag w:val="#BC:InsertDataItem,DataItems/Header/CustomerAddress7"/>
             <w:id w:val="-1456395504"/>
-            <w:dataBinding w:prefixMappings="xmlns:ns0='urn:microsoft-dynamics-nav/reports/Standard_Sales_Invoice/1306/'" w:xpath="/ns0:NavWordReportXmlPart[1]/ns0:Header[1]/ns0:CustomerAddress7[1]" w:storeItemID="{00000000-0000-0000-0000-000000000000}"/>
+            <w:dataBinding w:prefixMappings="xmlns:ns0='urn:microsoft-dynamics-nav/reports/Standard_Sales_Invoice/1306/'" w:xpath="/ns0:NavWordReportXmlPart[1]/ns0:Header[1]/ns0:CustomerAddress7[1]" w:storeItemID="{5EED72C4-6E20-4EF6-BC49-CAD9A90E9C17}"/>
             <w15:color w:val="808080"/>
             <w:text/>
           </w:sdtPr>
@@ -570,11 +656,15 @@
                 <w:pPr>
                   <w:pStyle w:val="NoSpacing"/>
                   <w:rPr>
+                    <w:sz w:val="18"/>
+                    <w:szCs w:val="18"/>
                     <w:lang w:val="en-US" w:eastAsia="en-US"/>
                   </w:rPr>
                 </w:pPr>
                 <w:r>
                   <w:rPr>
+                    <w:sz w:val="18"/>
+                    <w:szCs w:val="18"/>
                     <w:lang w:val="en-US" w:eastAsia="en-US"/>
                   </w:rPr>
                   <w:t>CustomerAddress7</w:t>
@@ -591,6 +681,8 @@
             <w:pPr>
               <w:pStyle w:val="NoSpacing"/>
               <w:rPr>
+                <w:sz w:val="18"/>
+                <w:szCs w:val="18"/>
                 <w:lang w:val="en-US" w:eastAsia="en-US"/>
               </w:rPr>
             </w:pPr>
@@ -599,12 +691,14 @@
         <w:sdt>
           <w:sdtPr>
             <w:rPr>
+              <w:sz w:val="18"/>
+              <w:szCs w:val="18"/>
               <w:lang w:val="en-US" w:eastAsia="en-US"/>
             </w:rPr>
             <w:alias w:val="CompanyLegalOffice_Lbl"/>
             <w:tag w:val="#BC:InsertDataItem,DataItems/Header/CompanyLegalOffice_Lbl"/>
             <w:id w:val="-1388795315"/>
-            <w:dataBinding w:prefixMappings="xmlns:ns0='urn:microsoft-dynamics-nav/reports/Standard_Sales_Invoice/1306/'" w:xpath="/ns0:NavWordReportXmlPart[1]/ns0:Header[1]/ns0:CompanyLegalOffice_Lbl[1]" w:storeItemID="{00000000-0000-0000-0000-000000000000}"/>
+            <w:dataBinding w:prefixMappings="xmlns:ns0='urn:microsoft-dynamics-nav/reports/Standard_Sales_Invoice/1306/'" w:xpath="/ns0:NavWordReportXmlPart[1]/ns0:Header[1]/ns0:CompanyLegalOffice_Lbl[1]" w:storeItemID="{5EED72C4-6E20-4EF6-BC49-CAD9A90E9C17}"/>
             <w15:color w:val="808080"/>
             <w:text/>
           </w:sdtPr>
@@ -618,12 +712,16 @@
                   <w:pStyle w:val="BCNumber"/>
                   <w:jc w:val="right"/>
                   <w:rPr>
+                    <w:sz w:val="18"/>
+                    <w:szCs w:val="18"/>
                     <w:lang w:val="en-US" w:eastAsia="en-US"/>
                   </w:rPr>
                 </w:pPr>
                 <w:proofErr w:type="spellStart"/>
                 <w:r>
                   <w:rPr>
+                    <w:sz w:val="18"/>
+                    <w:szCs w:val="18"/>
                     <w:lang w:val="en-US" w:eastAsia="en-US"/>
                   </w:rPr>
                   <w:t>CompanyLegalOffice_Lbl</w:t>
@@ -641,12 +739,14 @@
         <w:sdt>
           <w:sdtPr>
             <w:rPr>
+              <w:sz w:val="18"/>
+              <w:szCs w:val="18"/>
               <w:lang w:val="en-US" w:eastAsia="en-US"/>
             </w:rPr>
             <w:alias w:val="CustomerAddress8"/>
             <w:tag w:val="#BC:InsertDataItem,DataItems/Header/CustomerAddress8"/>
             <w:id w:val="-718439385"/>
-            <w:dataBinding w:prefixMappings="xmlns:ns0='urn:microsoft-dynamics-nav/reports/Standard_Sales_Invoice/1306/'" w:xpath="/ns0:NavWordReportXmlPart[1]/ns0:Header[1]/ns0:CustomerAddress8[1]" w:storeItemID="{00000000-0000-0000-0000-000000000000}"/>
+            <w:dataBinding w:prefixMappings="xmlns:ns0='urn:microsoft-dynamics-nav/reports/Standard_Sales_Invoice/1306/'" w:xpath="/ns0:NavWordReportXmlPart[1]/ns0:Header[1]/ns0:CustomerAddress8[1]" w:storeItemID="{5EED72C4-6E20-4EF6-BC49-CAD9A90E9C17}"/>
             <w15:color w:val="808080"/>
             <w:text/>
           </w:sdtPr>
@@ -659,11 +759,15 @@
                 <w:pPr>
                   <w:pStyle w:val="NoSpacing"/>
                   <w:rPr>
+                    <w:sz w:val="18"/>
+                    <w:szCs w:val="18"/>
                     <w:lang w:val="en-US" w:eastAsia="en-US"/>
                   </w:rPr>
                 </w:pPr>
                 <w:r>
                   <w:rPr>
+                    <w:sz w:val="18"/>
+                    <w:szCs w:val="18"/>
                     <w:lang w:val="en-US" w:eastAsia="en-US"/>
                   </w:rPr>
                   <w:t>CustomerAddress8</w:t>
@@ -680,6 +784,8 @@
             <w:pPr>
               <w:pStyle w:val="NoSpacing"/>
               <w:rPr>
+                <w:sz w:val="18"/>
+                <w:szCs w:val="18"/>
                 <w:lang w:val="en-US" w:eastAsia="en-US"/>
               </w:rPr>
             </w:pPr>
@@ -688,12 +794,14 @@
         <w:sdt>
           <w:sdtPr>
             <w:rPr>
+              <w:sz w:val="18"/>
+              <w:szCs w:val="18"/>
               <w:lang w:val="en-US" w:eastAsia="en-US"/>
             </w:rPr>
             <w:alias w:val="CompanyLegalOffice"/>
             <w:tag w:val="#BC:InsertDataItem,DataItems/Header/CompanyLegalOffice"/>
             <w:id w:val="-468984459"/>
-            <w:dataBinding w:prefixMappings="xmlns:ns0='urn:microsoft-dynamics-nav/reports/Standard_Sales_Invoice/1306/'" w:xpath="/ns0:NavWordReportXmlPart[1]/ns0:Header[1]/ns0:CompanyLegalOffice[1]" w:storeItemID="{00000000-0000-0000-0000-000000000000}"/>
+            <w:dataBinding w:prefixMappings="xmlns:ns0='urn:microsoft-dynamics-nav/reports/Standard_Sales_Invoice/1306/'" w:xpath="/ns0:NavWordReportXmlPart[1]/ns0:Header[1]/ns0:CompanyLegalOffice[1]" w:storeItemID="{5EED72C4-6E20-4EF6-BC49-CAD9A90E9C17}"/>
             <w15:color w:val="808080"/>
             <w:text/>
           </w:sdtPr>
@@ -707,12 +815,16 @@
                   <w:pStyle w:val="BCNumber"/>
                   <w:jc w:val="right"/>
                   <w:rPr>
+                    <w:sz w:val="18"/>
+                    <w:szCs w:val="18"/>
                     <w:lang w:val="en-US" w:eastAsia="en-US"/>
                   </w:rPr>
                 </w:pPr>
                 <w:proofErr w:type="spellStart"/>
                 <w:r>
                   <w:rPr>
+                    <w:sz w:val="18"/>
+                    <w:szCs w:val="18"/>
                     <w:lang w:val="en-US" w:eastAsia="en-US"/>
                   </w:rPr>
                   <w:t>CompanyLegalOffice</w:t>
@@ -727,182 +839,187 @@
     <w:p>
       <w:pPr>
         <w:spacing w:after="0" w:line="240" w:lineRule="auto"/>
+        <w:rPr>
+          <w:sz w:val="18"/>
+          <w:szCs w:val="18"/>
+        </w:rPr>
       </w:pPr>
     </w:p>
     <w:tbl>
       <w:tblPr>
         <w:tblStyle w:val="BCBlockTable"/>
-        <w:tblW w:w="5000" w:type="pct"/>
-        <w:tblLook w:val="0620" w:firstRow="1" w:lastRow="0" w:firstColumn="0" w:lastColumn="0" w:noHBand="1" w:noVBand="1"/>
-        <w:tblCaption w:val="Document Information Block"/>
-        <w:tblDescription w:val="Layout table. Used for positioning, not for tabular data."/>
+        <w:tblW w:w="10754" w:type="dxa"/>
+        <w:tblLook w:val="04A0" w:firstRow="1" w:lastRow="0" w:firstColumn="1" w:lastColumn="0" w:noHBand="0" w:noVBand="1"/>
       </w:tblPr>
       <w:tblGrid>
-        <w:gridCol w:w="1702"/>
-        <w:gridCol w:w="3170"/>
-        <w:gridCol w:w="3090"/>
-        <w:gridCol w:w="2228"/>
-        <w:gridCol w:w="2297"/>
-        <w:gridCol w:w="2939"/>
+        <w:gridCol w:w="2890"/>
+        <w:gridCol w:w="2749"/>
+        <w:gridCol w:w="2149"/>
+        <w:gridCol w:w="2966"/>
       </w:tblGrid>
       <w:tr>
         <w:trPr>
           <w:cnfStyle w:val="100000000000" w:firstRow="1" w:lastRow="0" w:firstColumn="0" w:lastColumn="0" w:oddVBand="0" w:evenVBand="0" w:oddHBand="0" w:evenHBand="0" w:firstRowFirstColumn="0" w:firstRowLastColumn="0" w:lastRowFirstColumn="0" w:lastRowLastColumn="0"/>
-          <w:cantSplit/>
           <w:trHeight w:val="254"/>
         </w:trPr>
         <w:sdt>
           <w:sdtPr>
+            <w:rPr>
+              <w:sz w:val="18"/>
+              <w:szCs w:val="18"/>
+            </w:rPr>
             <w:alias w:val="DocumentNo_Lbl"/>
             <w:tag w:val="#BC:InsertDataItem,DataItems/Header/DocumentNo_Lbl"/>
             <w:id w:val="1266574920"/>
             <w:placeholder>
-              <w:docPart w:val="DefaultPlaceholder_-1854013440"/>
+              <w:docPart w:val="A15725A6CA364F3B9BF54199342117B2"/>
             </w:placeholder>
+            <w:dataBinding w:prefixMappings="xmlns:ns0='urn:microsoft-dynamics-nav/reports/Standard_Sales_Invoice/1306/'" w:xpath="/ns0:NavWordReportXmlPart[1]/ns0:Header[1]/ns0:DocumentNo_Lbl[1]" w:storeItemID="{5EED72C4-6E20-4EF6-BC49-CAD9A90E9C17}"/>
             <w15:color w:val="808080"/>
             <w:text/>
-            <w:dataBinding w:prefixMappings="xmlns:ns0='urn:microsoft-dynamics-nav/reports/Standard_Sales_Invoice/1306/'" w:xpath="/ns0:NavWordReportXmlPart[1]/ns0:Header[1]/ns0:DocumentNo_Lbl[1]"/>
           </w:sdtPr>
           <w:sdtContent>
             <w:tc>
               <w:tcPr>
-                <w:tcW w:w="833" w:type="pct"/>
+                <w:tcW w:w="2890" w:type="dxa"/>
               </w:tcPr>
               <w:p>
                 <w:pPr>
                   <w:pStyle w:val="BCLabel"/>
+                  <w:rPr>
+                    <w:sz w:val="18"/>
+                    <w:szCs w:val="18"/>
+                  </w:rPr>
                 </w:pPr>
+                <w:proofErr w:type="spellStart"/>
                 <w:r>
+                  <w:rPr>
+                    <w:sz w:val="18"/>
+                    <w:szCs w:val="18"/>
+                  </w:rPr>
                   <w:t>DocumentNo_Lbl</w:t>
                 </w:r>
+                <w:proofErr w:type="spellEnd"/>
               </w:p>
             </w:tc>
           </w:sdtContent>
         </w:sdt>
         <w:sdt>
           <w:sdtPr>
+            <w:rPr>
+              <w:sz w:val="18"/>
+              <w:szCs w:val="18"/>
+            </w:rPr>
             <w:alias w:val="DocumentDate_Lbl"/>
             <w:tag w:val="#BC:InsertDataItem,DataItems/Header/DocumentDate_Lbl"/>
             <w:id w:val="-439918967"/>
             <w:placeholder>
-              <w:docPart w:val="DefaultPlaceholder_-1854013440"/>
+              <w:docPart w:val="BBD71F50FE4542908DEFB1E26A76840A"/>
             </w:placeholder>
+            <w:dataBinding w:prefixMappings="xmlns:ns0='urn:microsoft-dynamics-nav/reports/Standard_Sales_Invoice/1306/'" w:xpath="/ns0:NavWordReportXmlPart[1]/ns0:Header[1]/ns0:DocumentDate_Lbl[1]" w:storeItemID="{5EED72C4-6E20-4EF6-BC49-CAD9A90E9C17}"/>
             <w15:color w:val="808080"/>
             <w:text/>
-            <w:dataBinding w:prefixMappings="xmlns:ns0='urn:microsoft-dynamics-nav/reports/Standard_Sales_Invoice/1306/'" w:xpath="/ns0:NavWordReportXmlPart[1]/ns0:Header[1]/ns0:DocumentDate_Lbl[1]"/>
           </w:sdtPr>
           <w:sdtContent>
             <w:tc>
               <w:tcPr>
-                <w:tcW w:w="833" w:type="pct"/>
+                <w:tcW w:w="2749" w:type="dxa"/>
               </w:tcPr>
               <w:p>
                 <w:pPr>
                   <w:pStyle w:val="BCLabel"/>
+                  <w:rPr>
+                    <w:sz w:val="18"/>
+                    <w:szCs w:val="18"/>
+                  </w:rPr>
                 </w:pPr>
+                <w:proofErr w:type="spellStart"/>
                 <w:r>
+                  <w:rPr>
+                    <w:sz w:val="18"/>
+                    <w:szCs w:val="18"/>
+                  </w:rPr>
                   <w:t>DocumentDate_Lbl</w:t>
                 </w:r>
+                <w:proofErr w:type="spellEnd"/>
               </w:p>
             </w:tc>
           </w:sdtContent>
         </w:sdt>
         <w:sdt>
           <w:sdtPr>
+            <w:rPr>
+              <w:sz w:val="18"/>
+              <w:szCs w:val="18"/>
+            </w:rPr>
             <w:alias w:val="YourReference_Lbl"/>
             <w:tag w:val="#BC:InsertDataItem,DataItems/Header/YourReference_Lbl"/>
             <w:id w:val="160055530"/>
-            <w:dataBinding w:prefixMappings="xmlns:ns0='urn:microsoft-dynamics-nav/reports/Standard_Sales_Invoice/1306/'" w:xpath="/ns0:NavWordReportXmlPart[1]/ns0:Header[1]/ns0:YourReference_Lbl[1]" w:storeItemID="{00000000-0000-0000-0000-000000000000}"/>
+            <w:dataBinding w:prefixMappings="xmlns:ns0='urn:microsoft-dynamics-nav/reports/Standard_Sales_Invoice/1306/'" w:xpath="/ns0:NavWordReportXmlPart[1]/ns0:Header[1]/ns0:YourReference_Lbl[1]" w:storeItemID="{5EED72C4-6E20-4EF6-BC49-CAD9A90E9C17}"/>
             <w15:color w:val="808080"/>
             <w:text/>
           </w:sdtPr>
           <w:sdtContent>
             <w:tc>
               <w:tcPr>
-                <w:tcW w:w="834" w:type="pct"/>
+                <w:tcW w:w="2149" w:type="dxa"/>
               </w:tcPr>
               <w:p>
                 <w:pPr>
                   <w:pStyle w:val="BCLabel"/>
+                  <w:rPr>
+                    <w:sz w:val="18"/>
+                    <w:szCs w:val="18"/>
+                  </w:rPr>
                 </w:pPr>
+                <w:proofErr w:type="spellStart"/>
                 <w:r>
+                  <w:rPr>
+                    <w:sz w:val="18"/>
+                    <w:szCs w:val="18"/>
+                  </w:rPr>
                   <w:t>YourReference_Lbl</w:t>
                 </w:r>
+                <w:proofErr w:type="spellEnd"/>
               </w:p>
             </w:tc>
           </w:sdtContent>
         </w:sdt>
         <w:sdt>
           <w:sdtPr>
+            <w:rPr>
+              <w:sz w:val="18"/>
+              <w:szCs w:val="18"/>
+            </w:rPr>
             <w:alias w:val="SalesPersonBlank_Lbl"/>
             <w:tag w:val="#BC:InsertDataItem,DataItems/Header/SalesPersonBlank_Lbl"/>
             <w:id w:val="565076206"/>
-            <w:dataBinding w:prefixMappings="xmlns:ns0='urn:microsoft-dynamics-nav/reports/Standard_Sales_Invoice/1306/'" w:xpath="/ns0:NavWordReportXmlPart[1]/ns0:Header[1]/ns0:SalesPersonBlank_Lbl[1]" w:storeItemID="{00000000-0000-0000-0000-000000000000}"/>
+            <w:dataBinding w:prefixMappings="xmlns:ns0='urn:microsoft-dynamics-nav/reports/Standard_Sales_Invoice/1306/'" w:xpath="/ns0:NavWordReportXmlPart[1]/ns0:Header[1]/ns0:SalesPersonBlank_Lbl[1]" w:storeItemID="{5EED72C4-6E20-4EF6-BC49-CAD9A90E9C17}"/>
             <w15:color w:val="808080"/>
             <w:text/>
           </w:sdtPr>
           <w:sdtContent>
             <w:tc>
               <w:tcPr>
-                <w:tcW w:w="833" w:type="pct"/>
+                <w:tcW w:w="2966" w:type="dxa"/>
               </w:tcPr>
               <w:p>
                 <w:pPr>
                   <w:pStyle w:val="BCLabel"/>
+                  <w:rPr>
+                    <w:sz w:val="18"/>
+                    <w:szCs w:val="18"/>
+                  </w:rPr>
                 </w:pPr>
+                <w:proofErr w:type="spellStart"/>
                 <w:r>
+                  <w:rPr>
+                    <w:sz w:val="18"/>
+                    <w:szCs w:val="18"/>
+                  </w:rPr>
                   <w:t>SalesPersonBlank_Lbl</w:t>
                 </w:r>
-              </w:p>
-            </w:tc>
-          </w:sdtContent>
-        </w:sdt>
-        <w:sdt>
-          <w:sdtPr>
-            <w:alias w:val="DueDate_Lbl"/>
-            <w:tag w:val="#BC:InsertDataItem,DataItems/Header/DueDate_Lbl"/>
-            <w:id w:val="755092455"/>
-            <w:dataBinding w:prefixMappings="xmlns:ns0='urn:microsoft-dynamics-nav/reports/Standard_Sales_Invoice/1306/'" w:xpath="/ns0:NavWordReportXmlPart[1]/ns0:Header[1]/ns0:DueDate_Lbl[1]" w:storeItemID="{00000000-0000-0000-0000-000000000000}"/>
-            <w15:color w:val="808080"/>
-            <w:text/>
-          </w:sdtPr>
-          <w:sdtContent>
-            <w:tc>
-              <w:tcPr>
-                <w:tcW w:w="833" w:type="pct"/>
-              </w:tcPr>
-              <w:p>
-                <w:pPr>
-                  <w:pStyle w:val="BCLabel"/>
-                </w:pPr>
-                <w:r>
-                  <w:t>DueDate_Lbl</w:t>
-                </w:r>
-              </w:p>
-            </w:tc>
-          </w:sdtContent>
-        </w:sdt>
-        <w:sdt>
-          <w:sdtPr>
-            <w:alias w:val="PaymentTermsDescription_Lbl"/>
-            <w:tag w:val="#BC:InsertDataItem,DataItems/Header/PaymentTermsDescription_Lbl"/>
-            <w:id w:val="-165563059"/>
-            <w:dataBinding w:prefixMappings="xmlns:ns0='urn:microsoft-dynamics-nav/reports/Standard_Sales_Invoice/1306/'" w:xpath="/ns0:NavWordReportXmlPart[1]/ns0:Header[1]/ns0:PaymentTermsDescription_Lbl[1]" w:storeItemID="{00000000-0000-0000-0000-000000000000}"/>
-            <w15:color w:val="808080"/>
-            <w:text/>
-          </w:sdtPr>
-          <w:sdtContent>
-            <w:tc>
-              <w:tcPr>
-                <w:tcW w:w="834" w:type="pct"/>
-              </w:tcPr>
-              <w:p>
-                <w:pPr>
-                  <w:pStyle w:val="BCLabel"/>
-                </w:pPr>
-                <w:r>
-                  <w:t>PaymentTermsDescription_Lbl</w:t>
-                </w:r>
+                <w:proofErr w:type="spellEnd"/>
               </w:p>
             </w:tc>
           </w:sdtContent>
@@ -910,161 +1027,166 @@
       </w:tr>
       <w:tr>
         <w:trPr>
-          <w:cantSplit/>
           <w:trHeight w:val="242"/>
         </w:trPr>
         <w:sdt>
           <w:sdtPr>
+            <w:rPr>
+              <w:sz w:val="18"/>
+              <w:szCs w:val="18"/>
+            </w:rPr>
             <w:alias w:val="DocumentDate"/>
             <w:tag w:val="#BC:InsertDataItem,DataItems/Header/DocumentDate"/>
             <w:id w:val="697282782"/>
             <w:placeholder>
-              <w:docPart w:val="DefaultPlaceholder_-1854013440"/>
+              <w:docPart w:val="AC14F98B23CB425E933CF9D8F0D707DD"/>
             </w:placeholder>
+            <w:dataBinding w:prefixMappings="xmlns:ns0='urn:microsoft-dynamics-nav/reports/Standard_Sales_Invoice/1306/'" w:xpath="/ns0:NavWordReportXmlPart[1]/ns0:Header[1]/ns0:DocumentDate[1]" w:storeItemID="{5EED72C4-6E20-4EF6-BC49-CAD9A90E9C17}"/>
             <w15:color w:val="808080"/>
             <w:text/>
-            <w:dataBinding w:prefixMappings="xmlns:ns0='urn:microsoft-dynamics-nav/reports/Standard_Sales_Invoice/1306/'" w:xpath="/ns0:NavWordReportXmlPart[1]/ns0:Header[1]/ns0:DocumentDate[1]"/>
           </w:sdtPr>
           <w:sdtContent>
             <w:tc>
               <w:tcPr>
-                <w:tcW w:w="833" w:type="pct"/>
+                <w:tcW w:w="2890" w:type="dxa"/>
               </w:tcPr>
               <w:p>
                 <w:pPr>
-                  <w:pStyle w:val="NoSpacing"/>
+                  <w:pStyle w:val="BCLabel"/>
+                  <w:rPr>
+                    <w:sz w:val="18"/>
+                    <w:szCs w:val="18"/>
+                  </w:rPr>
                 </w:pPr>
+                <w:proofErr w:type="spellStart"/>
                 <w:r>
+                  <w:rPr>
+                    <w:sz w:val="18"/>
+                    <w:szCs w:val="18"/>
+                  </w:rPr>
                   <w:t>DocumentDate</w:t>
                 </w:r>
+                <w:proofErr w:type="spellEnd"/>
               </w:p>
             </w:tc>
           </w:sdtContent>
         </w:sdt>
         <w:sdt>
           <w:sdtPr>
+            <w:rPr>
+              <w:sz w:val="18"/>
+              <w:szCs w:val="18"/>
+            </w:rPr>
             <w:alias w:val="DocumentNo"/>
             <w:tag w:val="#BC:InsertDataItem,DataItems/Header/DocumentNo"/>
             <w:id w:val="947664423"/>
             <w:placeholder>
-              <w:docPart w:val="DefaultPlaceholder_-1854013440"/>
+              <w:docPart w:val="6C7363630BC540B0836A33A589EABF16"/>
             </w:placeholder>
+            <w:dataBinding w:prefixMappings="xmlns:ns0='urn:microsoft-dynamics-nav/reports/Standard_Sales_Invoice/1306/'" w:xpath="/ns0:NavWordReportXmlPart[1]/ns0:Header[1]/ns0:DocumentNo[1]" w:storeItemID="{5EED72C4-6E20-4EF6-BC49-CAD9A90E9C17}"/>
             <w15:color w:val="808080"/>
             <w:text/>
-            <w:dataBinding w:prefixMappings="xmlns:ns0='urn:microsoft-dynamics-nav/reports/Standard_Sales_Invoice/1306/'" w:xpath="/ns0:NavWordReportXmlPart[1]/ns0:Header[1]/ns0:DocumentNo[1]"/>
           </w:sdtPr>
           <w:sdtContent>
             <w:tc>
               <w:tcPr>
-                <w:tcW w:w="833" w:type="pct"/>
+                <w:tcW w:w="2749" w:type="dxa"/>
               </w:tcPr>
               <w:p>
                 <w:pPr>
-                  <w:pStyle w:val="NoSpacing"/>
+                  <w:pStyle w:val="BCLabel"/>
+                  <w:rPr>
+                    <w:sz w:val="18"/>
+                    <w:szCs w:val="18"/>
+                  </w:rPr>
                 </w:pPr>
+                <w:proofErr w:type="spellStart"/>
                 <w:r>
+                  <w:rPr>
+                    <w:sz w:val="18"/>
+                    <w:szCs w:val="18"/>
+                  </w:rPr>
                   <w:t>DocumentNo</w:t>
                 </w:r>
+                <w:proofErr w:type="spellEnd"/>
               </w:p>
             </w:tc>
           </w:sdtContent>
         </w:sdt>
         <w:sdt>
           <w:sdtPr>
+            <w:rPr>
+              <w:sz w:val="18"/>
+              <w:szCs w:val="18"/>
+            </w:rPr>
             <w:alias w:val="YourReference"/>
             <w:tag w:val="#BC:InsertDataItem,DataItems/Header/YourReference"/>
             <w:id w:val="510343951"/>
-            <w:dataBinding w:prefixMappings="xmlns:ns0='urn:microsoft-dynamics-nav/reports/Standard_Sales_Invoice/1306/'" w:xpath="/ns0:NavWordReportXmlPart[1]/ns0:Header[1]/ns0:YourReference[1]" w:storeItemID="{00000000-0000-0000-0000-000000000000}"/>
+            <w:dataBinding w:prefixMappings="xmlns:ns0='urn:microsoft-dynamics-nav/reports/Standard_Sales_Invoice/1306/'" w:xpath="/ns0:NavWordReportXmlPart[1]/ns0:Header[1]/ns0:YourReference[1]" w:storeItemID="{5EED72C4-6E20-4EF6-BC49-CAD9A90E9C17}"/>
             <w15:color w:val="808080"/>
             <w:text/>
           </w:sdtPr>
           <w:sdtContent>
             <w:tc>
               <w:tcPr>
-                <w:tcW w:w="834" w:type="pct"/>
+                <w:tcW w:w="2149" w:type="dxa"/>
               </w:tcPr>
               <w:p>
                 <w:pPr>
-                  <w:pStyle w:val="NoSpacing"/>
+                  <w:pStyle w:val="BCLabel"/>
+                  <w:rPr>
+                    <w:sz w:val="18"/>
+                    <w:szCs w:val="18"/>
+                  </w:rPr>
                 </w:pPr>
+                <w:proofErr w:type="spellStart"/>
                 <w:r>
+                  <w:rPr>
+                    <w:sz w:val="18"/>
+                    <w:szCs w:val="18"/>
+                  </w:rPr>
                   <w:t>YourReference</w:t>
                 </w:r>
+                <w:proofErr w:type="spellEnd"/>
               </w:p>
             </w:tc>
           </w:sdtContent>
         </w:sdt>
         <w:sdt>
           <w:sdtPr>
+            <w:rPr>
+              <w:sz w:val="18"/>
+              <w:szCs w:val="18"/>
+            </w:rPr>
             <w:alias w:val="SalesPersonName"/>
             <w:tag w:val="#BC:InsertDataItem,DataItems/Header/SalesPersonName"/>
             <w:id w:val="598228091"/>
-            <w:dataBinding w:prefixMappings="xmlns:ns0='urn:microsoft-dynamics-nav/reports/Standard_Sales_Invoice/1306/'" w:xpath="/ns0:NavWordReportXmlPart[1]/ns0:Header[1]/ns0:SalesPersonName[1]" w:storeItemID="{00000000-0000-0000-0000-000000000000}"/>
+            <w:dataBinding w:prefixMappings="xmlns:ns0='urn:microsoft-dynamics-nav/reports/Standard_Sales_Invoice/1306/'" w:xpath="/ns0:NavWordReportXmlPart[1]/ns0:Header[1]/ns0:SalesPersonName[1]" w:storeItemID="{5EED72C4-6E20-4EF6-BC49-CAD9A90E9C17}"/>
             <w15:color w:val="808080"/>
             <w:text/>
           </w:sdtPr>
           <w:sdtContent>
             <w:tc>
               <w:tcPr>
-                <w:tcW w:w="833" w:type="pct"/>
+                <w:tcW w:w="2966" w:type="dxa"/>
               </w:tcPr>
               <w:p>
                 <w:pPr>
-                  <w:pStyle w:val="NoSpacing"/>
+                  <w:pStyle w:val="BCLabel"/>
+                  <w:rPr>
+                    <w:sz w:val="18"/>
+                    <w:szCs w:val="18"/>
+                  </w:rPr>
                 </w:pPr>
+                <w:proofErr w:type="spellStart"/>
                 <w:r>
+                  <w:rPr>
+                    <w:sz w:val="18"/>
+                    <w:szCs w:val="18"/>
+                  </w:rPr>
                   <w:t>SalesPersonName</w:t>
                 </w:r>
-              </w:p>
-            </w:tc>
-          </w:sdtContent>
-        </w:sdt>
-        <w:sdt>
-          <w:sdtPr>
-            <w:alias w:val="DueDate"/>
-            <w:tag w:val="#BC:InsertDataItem,DataItems/Header/DueDate"/>
-            <w:id w:val="1511642603"/>
-            <w:dataBinding w:prefixMappings="xmlns:ns0='urn:microsoft-dynamics-nav/reports/Standard_Sales_Invoice/1306/'" w:xpath="/ns0:NavWordReportXmlPart[1]/ns0:Header[1]/ns0:DueDate[1]" w:storeItemID="{00000000-0000-0000-0000-000000000000}"/>
-            <w15:color w:val="808080"/>
-            <w:text/>
-          </w:sdtPr>
-          <w:sdtContent>
-            <w:tc>
-              <w:tcPr>
-                <w:tcW w:w="833" w:type="pct"/>
-              </w:tcPr>
-              <w:p>
-                <w:pPr>
-                  <w:pStyle w:val="NoSpacing"/>
-                </w:pPr>
-                <w:r>
-                  <w:t>DueDate</w:t>
-                </w:r>
-              </w:p>
-            </w:tc>
-          </w:sdtContent>
-        </w:sdt>
-        <w:sdt>
-          <w:sdtPr>
-            <w:alias w:val="PaymentTermsDescription"/>
-            <w:tag w:val="#BC:InsertDataItem,DataItems/Header/PaymentTermsDescription"/>
-            <w:id w:val="-1513372881"/>
-            <w:dataBinding w:prefixMappings="xmlns:ns0='urn:microsoft-dynamics-nav/reports/Standard_Sales_Invoice/1306/'" w:xpath="/ns0:NavWordReportXmlPart[1]/ns0:Header[1]/ns0:PaymentTermsDescription[1]" w:storeItemID="{00000000-0000-0000-0000-000000000000}"/>
-            <w15:color w:val="808080"/>
-            <w:text/>
-          </w:sdtPr>
-          <w:sdtContent>
-            <w:tc>
-              <w:tcPr>
-                <w:tcW w:w="834" w:type="pct"/>
-              </w:tcPr>
-              <w:p>
-                <w:pPr>
-                  <w:pStyle w:val="NoSpacing"/>
-                </w:pPr>
-                <w:r>
-                  <w:t>PaymentTermsDescription</w:t>
-                </w:r>
+                <w:proofErr w:type="spellEnd"/>
               </w:p>
             </w:tc>
           </w:sdtContent>
@@ -1072,222 +1194,221 @@
       </w:tr>
       <w:tr>
         <w:trPr>
-          <w:cantSplit/>
-          <w:trHeight w:val="432"/>
+          <w:trHeight w:val="242"/>
         </w:trPr>
         <w:tc>
           <w:tcPr>
-            <w:tcW w:w="833" w:type="pct"/>
+            <w:tcW w:w="2890" w:type="dxa"/>
           </w:tcPr>
           <w:p>
             <w:pPr>
-              <w:pStyle w:val="NoSpacing"/>
+              <w:pStyle w:val="BCLabel"/>
+              <w:rPr>
+                <w:sz w:val="18"/>
+                <w:szCs w:val="18"/>
+              </w:rPr>
             </w:pPr>
           </w:p>
         </w:tc>
         <w:tc>
           <w:tcPr>
-            <w:tcW w:w="833" w:type="pct"/>
+            <w:tcW w:w="2749" w:type="dxa"/>
           </w:tcPr>
           <w:p>
             <w:pPr>
-              <w:pStyle w:val="NoSpacing"/>
+              <w:pStyle w:val="BCLabel"/>
+              <w:rPr>
+                <w:sz w:val="18"/>
+                <w:szCs w:val="18"/>
+              </w:rPr>
             </w:pPr>
           </w:p>
         </w:tc>
         <w:tc>
           <w:tcPr>
-            <w:tcW w:w="834" w:type="pct"/>
+            <w:tcW w:w="2149" w:type="dxa"/>
           </w:tcPr>
           <w:p>
             <w:pPr>
-              <w:pStyle w:val="NoSpacing"/>
+              <w:pStyle w:val="BCLabel"/>
+              <w:rPr>
+                <w:sz w:val="18"/>
+                <w:szCs w:val="18"/>
+              </w:rPr>
             </w:pPr>
           </w:p>
         </w:tc>
         <w:tc>
           <w:tcPr>
-            <w:tcW w:w="833" w:type="pct"/>
+            <w:tcW w:w="2966" w:type="dxa"/>
           </w:tcPr>
           <w:p>
             <w:pPr>
-              <w:pStyle w:val="NoSpacing"/>
-            </w:pPr>
-          </w:p>
-        </w:tc>
-        <w:tc>
-          <w:tcPr>
-            <w:tcW w:w="833" w:type="pct"/>
-          </w:tcPr>
-          <w:p>
-            <w:pPr>
-              <w:pStyle w:val="NoSpacing"/>
-            </w:pPr>
-          </w:p>
-        </w:tc>
-        <w:tc>
-          <w:tcPr>
-            <w:tcW w:w="834" w:type="pct"/>
-          </w:tcPr>
-          <w:p>
-            <w:pPr>
-              <w:pStyle w:val="NoSpacing"/>
+              <w:pStyle w:val="BCLabel"/>
+              <w:rPr>
+                <w:sz w:val="18"/>
+                <w:szCs w:val="18"/>
+              </w:rPr>
             </w:pPr>
           </w:p>
         </w:tc>
       </w:tr>
       <w:tr>
         <w:trPr>
-          <w:cantSplit/>
           <w:trHeight w:val="242"/>
         </w:trPr>
         <w:sdt>
           <w:sdtPr>
-            <w:alias w:val="OrderNo_Lbl"/>
-            <w:tag w:val="#BC:InsertDataItem,DataItems/Header/OrderNo_Lbl"/>
-            <w:id w:val="-162091156"/>
-            <w:dataBinding w:prefixMappings="xmlns:ns0='urn:microsoft-dynamics-nav/reports/Standard_Sales_Invoice/1306/'" w:xpath="/ns0:NavWordReportXmlPart[1]/ns0:Header[1]/ns0:OrderNo_Lbl[1]" w:storeItemID="{00000000-0000-0000-0000-000000000000}"/>
+            <w:rPr>
+              <w:sz w:val="18"/>
+              <w:szCs w:val="18"/>
+            </w:rPr>
+            <w:alias w:val="DueDate_Lbl"/>
+            <w:tag w:val="#BC:InsertDataItem,DataItems/Header/DueDate_Lbl"/>
+            <w:id w:val="755092455"/>
+            <w:dataBinding w:prefixMappings="xmlns:ns0='urn:microsoft-dynamics-nav/reports/Standard_Sales_Invoice/1306/'" w:xpath="/ns0:NavWordReportXmlPart[1]/ns0:Header[1]/ns0:DueDate_Lbl[1]" w:storeItemID="{5EED72C4-6E20-4EF6-BC49-CAD9A90E9C17}"/>
             <w15:color w:val="808080"/>
             <w:text/>
           </w:sdtPr>
           <w:sdtContent>
             <w:tc>
               <w:tcPr>
-                <w:tcW w:w="833" w:type="pct"/>
+                <w:tcW w:w="2890" w:type="dxa"/>
               </w:tcPr>
               <w:p>
                 <w:pPr>
                   <w:pStyle w:val="BCLabel"/>
+                  <w:rPr>
+                    <w:sz w:val="18"/>
+                    <w:szCs w:val="18"/>
+                  </w:rPr>
                 </w:pPr>
+                <w:proofErr w:type="spellStart"/>
                 <w:r>
-                  <w:t>OrderNo_Lbl</w:t>
+                  <w:rPr>
+                    <w:sz w:val="18"/>
+                    <w:szCs w:val="18"/>
+                  </w:rPr>
+                  <w:t>DueDate_Lbl</w:t>
                 </w:r>
+                <w:proofErr w:type="spellEnd"/>
               </w:p>
             </w:tc>
           </w:sdtContent>
         </w:sdt>
         <w:sdt>
           <w:sdtPr>
-            <w:alias w:val="ShipmentMethodDescription_Lbl"/>
-            <w:tag w:val="#BC:InsertDataItem,DataItems/Header/ShipmentMethodDescription_Lbl"/>
-            <w:id w:val="-2046368493"/>
-            <w:dataBinding w:prefixMappings="xmlns:ns0='urn:microsoft-dynamics-nav/reports/Standard_Sales_Invoice/1306/'" w:xpath="/ns0:NavWordReportXmlPart[1]/ns0:Header[1]/ns0:ShipmentMethodDescription_Lbl[1]" w:storeItemID="{00000000-0000-0000-0000-000000000000}"/>
+            <w:rPr>
+              <w:sz w:val="18"/>
+              <w:szCs w:val="18"/>
+            </w:rPr>
+            <w:alias w:val="PaymentTermsDescription_Lbl"/>
+            <w:tag w:val="#BC:InsertDataItem,DataItems/Header/PaymentTermsDescription_Lbl"/>
+            <w:id w:val="-165563059"/>
+            <w:dataBinding w:prefixMappings="xmlns:ns0='urn:microsoft-dynamics-nav/reports/Standard_Sales_Invoice/1306/'" w:xpath="/ns0:NavWordReportXmlPart[1]/ns0:Header[1]/ns0:PaymentTermsDescription_Lbl[1]" w:storeItemID="{5EED72C4-6E20-4EF6-BC49-CAD9A90E9C17}"/>
             <w15:color w:val="808080"/>
             <w:text/>
           </w:sdtPr>
           <w:sdtContent>
             <w:tc>
               <w:tcPr>
-                <w:tcW w:w="833" w:type="pct"/>
+                <w:tcW w:w="2749" w:type="dxa"/>
               </w:tcPr>
               <w:p>
                 <w:pPr>
                   <w:pStyle w:val="BCLabel"/>
+                  <w:rPr>
+                    <w:sz w:val="18"/>
+                    <w:szCs w:val="18"/>
+                  </w:rPr>
                 </w:pPr>
+                <w:proofErr w:type="spellStart"/>
                 <w:r>
-                  <w:t>ShipmentMethodDescription_Lbl</w:t>
+                  <w:rPr>
+                    <w:sz w:val="18"/>
+                    <w:szCs w:val="18"/>
+                  </w:rPr>
+                  <w:t>PaymentTermsDescription_Lbl</w:t>
                 </w:r>
+                <w:proofErr w:type="spellEnd"/>
               </w:p>
             </w:tc>
           </w:sdtContent>
         </w:sdt>
         <w:sdt>
           <w:sdtPr>
-            <w:alias w:val="PaymentMethodDescription_Lbl"/>
-            <w:tag w:val="#BC:InsertDataItem,DataItems/Header/PaymentMethodDescription_Lbl"/>
-            <w:id w:val="911744564"/>
-            <w:dataBinding w:prefixMappings="xmlns:ns0='urn:microsoft-dynamics-nav/reports/Standard_Sales_Invoice/1306/'" w:xpath="/ns0:NavWordReportXmlPart[1]/ns0:Header[1]/ns0:PaymentMethodDescription_Lbl[1]" w:storeItemID="{00000000-0000-0000-0000-000000000000}"/>
+            <w:rPr>
+              <w:sz w:val="18"/>
+              <w:szCs w:val="18"/>
+            </w:rPr>
+            <w:alias w:val="OrderNo_Lbl"/>
+            <w:tag w:val="#BC:InsertDataItem,DataItems/Header/OrderNo_Lbl"/>
+            <w:id w:val="-162091156"/>
+            <w:dataBinding w:prefixMappings="xmlns:ns0='urn:microsoft-dynamics-nav/reports/Standard_Sales_Invoice/1306/'" w:xpath="/ns0:NavWordReportXmlPart[1]/ns0:Header[1]/ns0:OrderNo_Lbl[1]" w:storeItemID="{5EED72C4-6E20-4EF6-BC49-CAD9A90E9C17}"/>
             <w15:color w:val="808080"/>
             <w:text/>
           </w:sdtPr>
           <w:sdtContent>
             <w:tc>
               <w:tcPr>
-                <w:tcW w:w="834" w:type="pct"/>
+                <w:tcW w:w="2149" w:type="dxa"/>
               </w:tcPr>
               <w:p>
                 <w:pPr>
                   <w:pStyle w:val="BCLabel"/>
+                  <w:rPr>
+                    <w:sz w:val="18"/>
+                    <w:szCs w:val="18"/>
+                  </w:rPr>
                 </w:pPr>
+                <w:proofErr w:type="spellStart"/>
                 <w:r>
-                  <w:t>PaymentMethodDescription_Lbl</w:t>
+                  <w:rPr>
+                    <w:sz w:val="18"/>
+                    <w:szCs w:val="18"/>
+                  </w:rPr>
+                  <w:t>OrderNo_Lbl</w:t>
                 </w:r>
+                <w:proofErr w:type="spellEnd"/>
               </w:p>
             </w:tc>
           </w:sdtContent>
         </w:sdt>
         <w:sdt>
           <w:sdtPr>
-            <w:alias w:val="PaymentReference_Lbl"/>
-            <w:tag w:val="#BC:InsertDataItem,DataItems/Header/PaymentReference_Lbl"/>
-            <w:id w:val="-2131537472"/>
-            <w:dataBinding w:prefixMappings="xmlns:ns0='urn:microsoft-dynamics-nav/reports/Standard_Sales_Invoice/1306/'" w:xpath="/ns0:NavWordReportXmlPart[1]/ns0:Header[1]/ns0:PaymentReference_Lbl[1]" w:storeItemID="{00000000-0000-0000-0000-000000000000}"/>
+            <w:rPr>
+              <w:sz w:val="18"/>
+              <w:szCs w:val="18"/>
+            </w:rPr>
+            <w:alias w:val="ShipmentMethodDescription_Lbl"/>
+            <w:tag w:val="#BC:InsertDataItem,DataItems/Header/ShipmentMethodDescription_Lbl"/>
+            <w:id w:val="-2046368493"/>
+            <w:dataBinding w:prefixMappings="xmlns:ns0='urn:microsoft-dynamics-nav/reports/Standard_Sales_Invoice/1306/'" w:xpath="/ns0:NavWordReportXmlPart[1]/ns0:Header[1]/ns0:ShipmentMethodDescription_Lbl[1]" w:storeItemID="{5EED72C4-6E20-4EF6-BC49-CAD9A90E9C17}"/>
             <w15:color w:val="808080"/>
             <w:text/>
           </w:sdtPr>
           <w:sdtContent>
             <w:tc>
               <w:tcPr>
-                <w:tcW w:w="833" w:type="pct"/>
+                <w:tcW w:w="2966" w:type="dxa"/>
               </w:tcPr>
               <w:p>
                 <w:pPr>
                   <w:pStyle w:val="BCLabel"/>
+                  <w:rPr>
+                    <w:sz w:val="18"/>
+                    <w:szCs w:val="18"/>
+                  </w:rPr>
                 </w:pPr>
+                <w:proofErr w:type="spellStart"/>
                 <w:r>
-                  <w:t>PaymentReference_Lbl</w:t>
+                  <w:rPr>
+                    <w:sz w:val="18"/>
+                    <w:szCs w:val="18"/>
+                  </w:rPr>
+                  <w:t>ShipmentMethodDescription_Lbl</w:t>
                 </w:r>
-              </w:p>
-            </w:tc>
-          </w:sdtContent>
-        </w:sdt>
-        <w:sdt>
-          <w:sdtPr>
-            <w:alias w:val="ShippingAgentCode_Lbl"/>
-            <w:tag w:val="#BC:InsertDataItem,DataItems/Header/ShippingAgentCode_Lbl"/>
-            <w:id w:val="-1871450891"/>
-            <w:dataBinding w:prefixMappings="xmlns:ns0='urn:microsoft-dynamics-nav/reports/Standard_Sales_Invoice/1306/'" w:xpath="/ns0:NavWordReportXmlPart[1]/ns0:Header[1]/ns0:ShippingAgentCode_Lbl[1]" w:storeItemID="{00000000-0000-0000-0000-000000000000}"/>
-            <w15:color w:val="808080"/>
-            <w:text/>
-          </w:sdtPr>
-          <w:sdtContent>
-            <w:tc>
-              <w:tcPr>
-                <w:tcW w:w="833" w:type="pct"/>
-              </w:tcPr>
-              <w:p>
-                <w:pPr>
-                  <w:pStyle w:val="BCLabel"/>
-                </w:pPr>
-                <w:r>
-                  <w:t>ShippingAgentCode_Lbl</w:t>
-                </w:r>
-              </w:p>
-            </w:tc>
-          </w:sdtContent>
-        </w:sdt>
-        <w:sdt>
-          <w:sdtPr>
-            <w:alias w:val="PackageTrackingNo_Lbl"/>
-            <w:tag w:val="#BC:InsertDataItem,DataItems/Header/PackageTrackingNo_Lbl"/>
-            <w:id w:val="-438067645"/>
-            <w:dataBinding w:prefixMappings="xmlns:ns0='urn:microsoft-dynamics-nav/reports/Standard_Sales_Invoice/1306/'" w:xpath="/ns0:NavWordReportXmlPart[1]/ns0:Header[1]/ns0:PackageTrackingNo_Lbl[1]" w:storeItemID="{00000000-0000-0000-0000-000000000000}"/>
-            <w15:color w:val="808080"/>
-            <w:text/>
-          </w:sdtPr>
-          <w:sdtContent>
-            <w:tc>
-              <w:tcPr>
-                <w:tcW w:w="834" w:type="pct"/>
-              </w:tcPr>
-              <w:p>
-                <w:pPr>
-                  <w:pStyle w:val="BCLabel"/>
-                  <w:spacing w:line="276" w:lineRule="auto"/>
-                </w:pPr>
-                <w:r>
-                  <w:t>PackageTrackingNo_Lbl</w:t>
-                </w:r>
+                <w:proofErr w:type="spellEnd"/>
               </w:p>
             </w:tc>
           </w:sdtContent>
@@ -1295,155 +1416,160 @@
       </w:tr>
       <w:tr>
         <w:trPr>
-          <w:cantSplit/>
           <w:trHeight w:val="242"/>
         </w:trPr>
         <w:sdt>
           <w:sdtPr>
-            <w:alias w:val="OrderNo"/>
-            <w:tag w:val="#BC:InsertDataItem,DataItems/Header/OrderNo"/>
-            <w:id w:val="1922913303"/>
-            <w:dataBinding w:prefixMappings="xmlns:ns0='urn:microsoft-dynamics-nav/reports/Standard_Sales_Invoice/1306/'" w:xpath="/ns0:NavWordReportXmlPart[1]/ns0:Header[1]/ns0:OrderNo[1]" w:storeItemID="{00000000-0000-0000-0000-000000000000}"/>
+            <w:rPr>
+              <w:sz w:val="18"/>
+              <w:szCs w:val="18"/>
+            </w:rPr>
+            <w:alias w:val="DueDate"/>
+            <w:tag w:val="#BC:InsertDataItem,DataItems/Header/DueDate"/>
+            <w:id w:val="1511642603"/>
+            <w:dataBinding w:prefixMappings="xmlns:ns0='urn:microsoft-dynamics-nav/reports/Standard_Sales_Invoice/1306/'" w:xpath="/ns0:NavWordReportXmlPart[1]/ns0:Header[1]/ns0:DueDate[1]" w:storeItemID="{5EED72C4-6E20-4EF6-BC49-CAD9A90E9C17}"/>
             <w15:color w:val="808080"/>
             <w:text/>
           </w:sdtPr>
           <w:sdtContent>
             <w:tc>
               <w:tcPr>
-                <w:tcW w:w="833" w:type="pct"/>
+                <w:tcW w:w="2890" w:type="dxa"/>
               </w:tcPr>
               <w:p>
                 <w:pPr>
-                  <w:pStyle w:val="NoSpacing"/>
+                  <w:pStyle w:val="BCLabel"/>
+                  <w:rPr>
+                    <w:sz w:val="18"/>
+                    <w:szCs w:val="18"/>
+                  </w:rPr>
                 </w:pPr>
+                <w:proofErr w:type="spellStart"/>
                 <w:r>
-                  <w:t>OrderNo</w:t>
+                  <w:rPr>
+                    <w:sz w:val="18"/>
+                    <w:szCs w:val="18"/>
+                  </w:rPr>
+                  <w:t>DueDate</w:t>
                 </w:r>
+                <w:proofErr w:type="spellEnd"/>
               </w:p>
             </w:tc>
           </w:sdtContent>
         </w:sdt>
         <w:sdt>
           <w:sdtPr>
-            <w:alias w:val="ShipmentMethodDescription"/>
-            <w:tag w:val="#BC:InsertDataItem,DataItems/Header/ShipmentMethodDescription"/>
-            <w:id w:val="-870682427"/>
-            <w:dataBinding w:prefixMappings="xmlns:ns0='urn:microsoft-dynamics-nav/reports/Standard_Sales_Invoice/1306/'" w:xpath="/ns0:NavWordReportXmlPart[1]/ns0:Header[1]/ns0:ShipmentMethodDescription[1]" w:storeItemID="{00000000-0000-0000-0000-000000000000}"/>
+            <w:rPr>
+              <w:sz w:val="18"/>
+              <w:szCs w:val="18"/>
+            </w:rPr>
+            <w:alias w:val="PaymentTermsDescription"/>
+            <w:tag w:val="#BC:InsertDataItem,DataItems/Header/PaymentTermsDescription"/>
+            <w:id w:val="-1513372881"/>
+            <w:dataBinding w:prefixMappings="xmlns:ns0='urn:microsoft-dynamics-nav/reports/Standard_Sales_Invoice/1306/'" w:xpath="/ns0:NavWordReportXmlPart[1]/ns0:Header[1]/ns0:PaymentTermsDescription[1]" w:storeItemID="{5EED72C4-6E20-4EF6-BC49-CAD9A90E9C17}"/>
             <w15:color w:val="808080"/>
             <w:text/>
           </w:sdtPr>
           <w:sdtContent>
             <w:tc>
               <w:tcPr>
-                <w:tcW w:w="833" w:type="pct"/>
+                <w:tcW w:w="2749" w:type="dxa"/>
               </w:tcPr>
               <w:p>
                 <w:pPr>
-                  <w:pStyle w:val="NoSpacing"/>
+                  <w:pStyle w:val="BCLabel"/>
+                  <w:rPr>
+                    <w:sz w:val="18"/>
+                    <w:szCs w:val="18"/>
+                  </w:rPr>
                 </w:pPr>
+                <w:proofErr w:type="spellStart"/>
                 <w:r>
-                  <w:t>ShipmentMethodDescription</w:t>
+                  <w:rPr>
+                    <w:sz w:val="18"/>
+                    <w:szCs w:val="18"/>
+                  </w:rPr>
+                  <w:t>PaymentTermsDescription</w:t>
                 </w:r>
+                <w:proofErr w:type="spellEnd"/>
               </w:p>
             </w:tc>
           </w:sdtContent>
         </w:sdt>
         <w:sdt>
           <w:sdtPr>
-            <w:alias w:val="PaymentMethodDescription"/>
-            <w:tag w:val="#BC:InsertDataItem,DataItems/Header/PaymentMethodDescription"/>
-            <w:id w:val="254716010"/>
-            <w:dataBinding w:prefixMappings="xmlns:ns0='urn:microsoft-dynamics-nav/reports/Standard_Sales_Invoice/1306/'" w:xpath="/ns0:NavWordReportXmlPart[1]/ns0:Header[1]/ns0:PaymentMethodDescription[1]" w:storeItemID="{00000000-0000-0000-0000-000000000000}"/>
+            <w:rPr>
+              <w:sz w:val="18"/>
+              <w:szCs w:val="18"/>
+            </w:rPr>
+            <w:alias w:val="OrderNo"/>
+            <w:tag w:val="#BC:InsertDataItem,DataItems/Header/OrderNo"/>
+            <w:id w:val="1922913303"/>
+            <w:dataBinding w:prefixMappings="xmlns:ns0='urn:microsoft-dynamics-nav/reports/Standard_Sales_Invoice/1306/'" w:xpath="/ns0:NavWordReportXmlPart[1]/ns0:Header[1]/ns0:OrderNo[1]" w:storeItemID="{5EED72C4-6E20-4EF6-BC49-CAD9A90E9C17}"/>
             <w15:color w:val="808080"/>
             <w:text/>
           </w:sdtPr>
           <w:sdtContent>
             <w:tc>
               <w:tcPr>
-                <w:tcW w:w="834" w:type="pct"/>
+                <w:tcW w:w="2149" w:type="dxa"/>
               </w:tcPr>
               <w:p>
                 <w:pPr>
-                  <w:pStyle w:val="NoSpacing"/>
+                  <w:pStyle w:val="BCLabel"/>
+                  <w:rPr>
+                    <w:sz w:val="18"/>
+                    <w:szCs w:val="18"/>
+                  </w:rPr>
                 </w:pPr>
+                <w:proofErr w:type="spellStart"/>
                 <w:r>
-                  <w:t>PaymentMethodDescription</w:t>
+                  <w:rPr>
+                    <w:sz w:val="18"/>
+                    <w:szCs w:val="18"/>
+                  </w:rPr>
+                  <w:t>OrderNo</w:t>
                 </w:r>
+                <w:proofErr w:type="spellEnd"/>
               </w:p>
             </w:tc>
           </w:sdtContent>
         </w:sdt>
         <w:sdt>
           <w:sdtPr>
-            <w:alias w:val="PaymentReference"/>
-            <w:tag w:val="#BC:InsertDataItem,DataItems/Header/PaymentReference"/>
-            <w:id w:val="-1398279465"/>
-            <w:dataBinding w:prefixMappings="xmlns:ns0='urn:microsoft-dynamics-nav/reports/Standard_Sales_Invoice/1306/'" w:xpath="/ns0:NavWordReportXmlPart[1]/ns0:Header[1]/ns0:PaymentReference[1]" w:storeItemID="{00000000-0000-0000-0000-000000000000}"/>
+            <w:rPr>
+              <w:sz w:val="18"/>
+              <w:szCs w:val="18"/>
+            </w:rPr>
+            <w:alias w:val="ShipmentMethodDescription"/>
+            <w:tag w:val="#BC:InsertDataItem,DataItems/Header/ShipmentMethodDescription"/>
+            <w:id w:val="-870682427"/>
+            <w:dataBinding w:prefixMappings="xmlns:ns0='urn:microsoft-dynamics-nav/reports/Standard_Sales_Invoice/1306/'" w:xpath="/ns0:NavWordReportXmlPart[1]/ns0:Header[1]/ns0:ShipmentMethodDescription[1]" w:storeItemID="{5EED72C4-6E20-4EF6-BC49-CAD9A90E9C17}"/>
             <w15:color w:val="808080"/>
             <w:text/>
           </w:sdtPr>
           <w:sdtContent>
             <w:tc>
               <w:tcPr>
-                <w:tcW w:w="833" w:type="pct"/>
+                <w:tcW w:w="2966" w:type="dxa"/>
               </w:tcPr>
               <w:p>
                 <w:pPr>
-                  <w:pStyle w:val="NoSpacing"/>
+                  <w:pStyle w:val="BCLabel"/>
+                  <w:rPr>
+                    <w:sz w:val="18"/>
+                    <w:szCs w:val="18"/>
+                  </w:rPr>
                 </w:pPr>
+                <w:proofErr w:type="spellStart"/>
                 <w:r>
-                  <w:t>PaymentReference</w:t>
+                  <w:rPr>
+                    <w:sz w:val="18"/>
+                    <w:szCs w:val="18"/>
+                  </w:rPr>
+                  <w:t>ShipmentMethodDescription</w:t>
                 </w:r>
-              </w:p>
-            </w:tc>
-          </w:sdtContent>
-        </w:sdt>
-        <w:sdt>
-          <w:sdtPr>
-            <w:alias w:val="ShippingAgentCode"/>
-            <w:tag w:val="#BC:InsertDataItem,DataItems/Header/ShippingAgentCode"/>
-            <w:id w:val="1997609521"/>
-            <w:dataBinding w:prefixMappings="xmlns:ns0='urn:microsoft-dynamics-nav/reports/Standard_Sales_Invoice/1306/'" w:xpath="/ns0:NavWordReportXmlPart[1]/ns0:Header[1]/ns0:ShippingAgentCode[1]" w:storeItemID="{00000000-0000-0000-0000-000000000000}"/>
-            <w15:color w:val="808080"/>
-            <w:text/>
-          </w:sdtPr>
-          <w:sdtContent>
-            <w:tc>
-              <w:tcPr>
-                <w:tcW w:w="833" w:type="pct"/>
-              </w:tcPr>
-              <w:p>
-                <w:pPr>
-                  <w:pStyle w:val="NoSpacing"/>
-                </w:pPr>
-                <w:r>
-                  <w:t>ShippingAgentCode</w:t>
-                </w:r>
-              </w:p>
-            </w:tc>
-          </w:sdtContent>
-        </w:sdt>
-        <w:sdt>
-          <w:sdtPr>
-            <w:alias w:val="PackageTrackingNo"/>
-            <w:tag w:val="#BC:InsertDataItem,DataItems/Header/PackageTrackingNo"/>
-            <w:id w:val="-1373923295"/>
-            <w:dataBinding w:prefixMappings="xmlns:ns0='urn:microsoft-dynamics-nav/reports/Standard_Sales_Invoice/1306/'" w:xpath="/ns0:NavWordReportXmlPart[1]/ns0:Header[1]/ns0:PackageTrackingNo[1]" w:storeItemID="{00000000-0000-0000-0000-000000000000}"/>
-            <w15:color w:val="808080"/>
-            <w:text/>
-          </w:sdtPr>
-          <w:sdtContent>
-            <w:tc>
-              <w:tcPr>
-                <w:tcW w:w="834" w:type="pct"/>
-              </w:tcPr>
-              <w:p>
-                <w:pPr>
-                  <w:pStyle w:val="NoSpacing"/>
-                </w:pPr>
-                <w:r>
-                  <w:t>PackageTrackingNo</w:t>
-                </w:r>
+                <w:proofErr w:type="spellEnd"/>
               </w:p>
             </w:tc>
           </w:sdtContent>
@@ -1451,234 +1577,616 @@
       </w:tr>
       <w:tr>
         <w:trPr>
-          <w:cantSplit/>
-          <w:trHeight w:val="432"/>
+          <w:trHeight w:val="242"/>
         </w:trPr>
         <w:tc>
           <w:tcPr>
-            <w:tcW w:w="833" w:type="pct"/>
+            <w:tcW w:w="2890" w:type="dxa"/>
           </w:tcPr>
           <w:p>
             <w:pPr>
-              <w:pStyle w:val="NoSpacing"/>
+              <w:pStyle w:val="BCLabel"/>
+              <w:rPr>
+                <w:sz w:val="18"/>
+                <w:szCs w:val="18"/>
+              </w:rPr>
             </w:pPr>
           </w:p>
         </w:tc>
         <w:tc>
           <w:tcPr>
-            <w:tcW w:w="833" w:type="pct"/>
+            <w:tcW w:w="2749" w:type="dxa"/>
           </w:tcPr>
           <w:p>
             <w:pPr>
-              <w:pStyle w:val="NoSpacing"/>
+              <w:pStyle w:val="BCLabel"/>
+              <w:rPr>
+                <w:sz w:val="18"/>
+                <w:szCs w:val="18"/>
+              </w:rPr>
             </w:pPr>
           </w:p>
         </w:tc>
         <w:tc>
           <w:tcPr>
-            <w:tcW w:w="834" w:type="pct"/>
+            <w:tcW w:w="2149" w:type="dxa"/>
           </w:tcPr>
           <w:p>
             <w:pPr>
-              <w:pStyle w:val="NoSpacing"/>
+              <w:pStyle w:val="BCLabel"/>
+              <w:rPr>
+                <w:sz w:val="18"/>
+                <w:szCs w:val="18"/>
+              </w:rPr>
             </w:pPr>
           </w:p>
         </w:tc>
         <w:tc>
           <w:tcPr>
-            <w:tcW w:w="833" w:type="pct"/>
+            <w:tcW w:w="2966" w:type="dxa"/>
           </w:tcPr>
           <w:p>
             <w:pPr>
-              <w:pStyle w:val="NoSpacing"/>
-            </w:pPr>
-          </w:p>
-        </w:tc>
-        <w:tc>
-          <w:tcPr>
-            <w:tcW w:w="833" w:type="pct"/>
-          </w:tcPr>
-          <w:p>
-            <w:pPr>
-              <w:pStyle w:val="NoSpacing"/>
-            </w:pPr>
-          </w:p>
-        </w:tc>
-        <w:tc>
-          <w:tcPr>
-            <w:tcW w:w="834" w:type="pct"/>
-          </w:tcPr>
-          <w:p>
-            <w:pPr>
-              <w:pStyle w:val="NoSpacing"/>
+              <w:pStyle w:val="BCLabel"/>
+              <w:rPr>
+                <w:sz w:val="18"/>
+                <w:szCs w:val="18"/>
+              </w:rPr>
             </w:pPr>
           </w:p>
         </w:tc>
       </w:tr>
       <w:tr>
         <w:trPr>
-          <w:cantSplit/>
           <w:trHeight w:val="242"/>
         </w:trPr>
         <w:sdt>
           <w:sdtPr>
-            <w:alias w:val="JobNo_Lbl"/>
-            <w:tag w:val="#BC:InsertDataItem,DataItems/Header/Line/JobNo_Lbl"/>
-            <w:id w:val="995388117"/>
-            <w:dataBinding w:prefixMappings="xmlns:ns0='urn:microsoft-dynamics-nav/reports/Standard_Sales_Invoice/1306/'" w:xpath="/ns0:NavWordReportXmlPart[1]/ns0:Header[1]/ns0:Line[1]/ns0:JobNo_Lbl[1]" w:storeItemID="{00000000-0000-0000-0000-000000000000}"/>
+            <w:rPr>
+              <w:sz w:val="18"/>
+              <w:szCs w:val="18"/>
+            </w:rPr>
+            <w:alias w:val="PaymentMethodDescription_Lbl"/>
+            <w:tag w:val="#BC:InsertDataItem,DataItems/Header/PaymentMethodDescription_Lbl"/>
+            <w:id w:val="911744564"/>
+            <w:dataBinding w:prefixMappings="xmlns:ns0='urn:microsoft-dynamics-nav/reports/Standard_Sales_Invoice/1306/'" w:xpath="/ns0:NavWordReportXmlPart[1]/ns0:Header[1]/ns0:PaymentMethodDescription_Lbl[1]" w:storeItemID="{5EED72C4-6E20-4EF6-BC49-CAD9A90E9C17}"/>
             <w15:color w:val="808080"/>
             <w:text/>
           </w:sdtPr>
           <w:sdtContent>
             <w:tc>
               <w:tcPr>
-                <w:tcW w:w="833" w:type="pct"/>
+                <w:tcW w:w="2890" w:type="dxa"/>
               </w:tcPr>
               <w:p>
                 <w:pPr>
                   <w:pStyle w:val="BCLabel"/>
-                  <w:spacing w:line="276" w:lineRule="auto"/>
+                  <w:rPr>
+                    <w:sz w:val="18"/>
+                    <w:szCs w:val="18"/>
+                  </w:rPr>
                 </w:pPr>
+                <w:proofErr w:type="spellStart"/>
                 <w:r>
+                  <w:rPr>
+                    <w:sz w:val="18"/>
+                    <w:szCs w:val="18"/>
+                  </w:rPr>
+                  <w:t>PaymentMethodDescription_Lbl</w:t>
+                </w:r>
+                <w:proofErr w:type="spellEnd"/>
+              </w:p>
+            </w:tc>
+          </w:sdtContent>
+        </w:sdt>
+        <w:sdt>
+          <w:sdtPr>
+            <w:rPr>
+              <w:sz w:val="18"/>
+              <w:szCs w:val="18"/>
+            </w:rPr>
+            <w:alias w:val="PaymentReference_Lbl"/>
+            <w:tag w:val="#BC:InsertDataItem,DataItems/Header/PaymentReference_Lbl"/>
+            <w:id w:val="-2131537472"/>
+            <w:dataBinding w:prefixMappings="xmlns:ns0='urn:microsoft-dynamics-nav/reports/Standard_Sales_Invoice/1306/'" w:xpath="/ns0:NavWordReportXmlPart[1]/ns0:Header[1]/ns0:PaymentReference_Lbl[1]" w:storeItemID="{5EED72C4-6E20-4EF6-BC49-CAD9A90E9C17}"/>
+            <w15:color w:val="808080"/>
+            <w:text/>
+          </w:sdtPr>
+          <w:sdtContent>
+            <w:tc>
+              <w:tcPr>
+                <w:tcW w:w="2749" w:type="dxa"/>
+              </w:tcPr>
+              <w:p>
+                <w:pPr>
+                  <w:pStyle w:val="BCLabel"/>
+                  <w:rPr>
+                    <w:sz w:val="18"/>
+                    <w:szCs w:val="18"/>
+                  </w:rPr>
+                </w:pPr>
+                <w:proofErr w:type="spellStart"/>
+                <w:r>
+                  <w:rPr>
+                    <w:sz w:val="18"/>
+                    <w:szCs w:val="18"/>
+                  </w:rPr>
+                  <w:t>PaymentReference_Lbl</w:t>
+                </w:r>
+                <w:proofErr w:type="spellEnd"/>
+              </w:p>
+            </w:tc>
+          </w:sdtContent>
+        </w:sdt>
+        <w:sdt>
+          <w:sdtPr>
+            <w:rPr>
+              <w:sz w:val="18"/>
+              <w:szCs w:val="18"/>
+            </w:rPr>
+            <w:alias w:val="ShippingAgentCode_Lbl"/>
+            <w:tag w:val="#BC:InsertDataItem,DataItems/Header/ShippingAgentCode_Lbl"/>
+            <w:id w:val="-1871450891"/>
+            <w:dataBinding w:prefixMappings="xmlns:ns0='urn:microsoft-dynamics-nav/reports/Standard_Sales_Invoice/1306/'" w:xpath="/ns0:NavWordReportXmlPart[1]/ns0:Header[1]/ns0:ShippingAgentCode_Lbl[1]" w:storeItemID="{5EED72C4-6E20-4EF6-BC49-CAD9A90E9C17}"/>
+            <w15:color w:val="808080"/>
+            <w:text/>
+          </w:sdtPr>
+          <w:sdtContent>
+            <w:tc>
+              <w:tcPr>
+                <w:tcW w:w="2149" w:type="dxa"/>
+              </w:tcPr>
+              <w:p>
+                <w:pPr>
+                  <w:pStyle w:val="BCLabel"/>
+                  <w:rPr>
+                    <w:sz w:val="18"/>
+                    <w:szCs w:val="18"/>
+                  </w:rPr>
+                </w:pPr>
+                <w:proofErr w:type="spellStart"/>
+                <w:r>
+                  <w:rPr>
+                    <w:sz w:val="18"/>
+                    <w:szCs w:val="18"/>
+                  </w:rPr>
+                  <w:t>ShippingAgentCode_Lbl</w:t>
+                </w:r>
+                <w:proofErr w:type="spellEnd"/>
+              </w:p>
+            </w:tc>
+          </w:sdtContent>
+        </w:sdt>
+        <w:sdt>
+          <w:sdtPr>
+            <w:rPr>
+              <w:sz w:val="18"/>
+              <w:szCs w:val="18"/>
+            </w:rPr>
+            <w:alias w:val="PackageTrackingNo_Lbl"/>
+            <w:tag w:val="#BC:InsertDataItem,DataItems/Header/PackageTrackingNo_Lbl"/>
+            <w:id w:val="-438067645"/>
+            <w:dataBinding w:prefixMappings="xmlns:ns0='urn:microsoft-dynamics-nav/reports/Standard_Sales_Invoice/1306/'" w:xpath="/ns0:NavWordReportXmlPart[1]/ns0:Header[1]/ns0:PackageTrackingNo_Lbl[1]" w:storeItemID="{5EED72C4-6E20-4EF6-BC49-CAD9A90E9C17}"/>
+            <w15:color w:val="808080"/>
+            <w:text/>
+          </w:sdtPr>
+          <w:sdtContent>
+            <w:tc>
+              <w:tcPr>
+                <w:tcW w:w="2966" w:type="dxa"/>
+              </w:tcPr>
+              <w:p>
+                <w:pPr>
+                  <w:pStyle w:val="BCLabel"/>
+                  <w:rPr>
+                    <w:sz w:val="18"/>
+                    <w:szCs w:val="18"/>
+                  </w:rPr>
+                </w:pPr>
+                <w:proofErr w:type="spellStart"/>
+                <w:r>
+                  <w:rPr>
+                    <w:sz w:val="18"/>
+                    <w:szCs w:val="18"/>
+                  </w:rPr>
+                  <w:t>PackageTrackingNo_Lbl</w:t>
+                </w:r>
+                <w:proofErr w:type="spellEnd"/>
+              </w:p>
+            </w:tc>
+          </w:sdtContent>
+        </w:sdt>
+      </w:tr>
+      <w:tr>
+        <w:trPr>
+          <w:trHeight w:val="242"/>
+        </w:trPr>
+        <w:sdt>
+          <w:sdtPr>
+            <w:rPr>
+              <w:sz w:val="18"/>
+              <w:szCs w:val="18"/>
+            </w:rPr>
+            <w:alias w:val="PaymentMethodDescription"/>
+            <w:tag w:val="#BC:InsertDataItem,DataItems/Header/PaymentMethodDescription"/>
+            <w:id w:val="254716010"/>
+            <w:dataBinding w:prefixMappings="xmlns:ns0='urn:microsoft-dynamics-nav/reports/Standard_Sales_Invoice/1306/'" w:xpath="/ns0:NavWordReportXmlPart[1]/ns0:Header[1]/ns0:PaymentMethodDescription[1]" w:storeItemID="{5EED72C4-6E20-4EF6-BC49-CAD9A90E9C17}"/>
+            <w15:color w:val="808080"/>
+            <w:text/>
+          </w:sdtPr>
+          <w:sdtContent>
+            <w:tc>
+              <w:tcPr>
+                <w:tcW w:w="2890" w:type="dxa"/>
+              </w:tcPr>
+              <w:p>
+                <w:pPr>
+                  <w:pStyle w:val="BCLabel"/>
+                  <w:rPr>
+                    <w:sz w:val="18"/>
+                    <w:szCs w:val="18"/>
+                  </w:rPr>
+                </w:pPr>
+                <w:proofErr w:type="spellStart"/>
+                <w:r>
+                  <w:rPr>
+                    <w:sz w:val="18"/>
+                    <w:szCs w:val="18"/>
+                  </w:rPr>
+                  <w:t>PaymentMethodDescription</w:t>
+                </w:r>
+                <w:proofErr w:type="spellEnd"/>
+              </w:p>
+            </w:tc>
+          </w:sdtContent>
+        </w:sdt>
+        <w:sdt>
+          <w:sdtPr>
+            <w:rPr>
+              <w:sz w:val="18"/>
+              <w:szCs w:val="18"/>
+            </w:rPr>
+            <w:alias w:val="PaymentReference"/>
+            <w:tag w:val="#BC:InsertDataItem,DataItems/Header/PaymentReference"/>
+            <w:id w:val="-1398279465"/>
+            <w:dataBinding w:prefixMappings="xmlns:ns0='urn:microsoft-dynamics-nav/reports/Standard_Sales_Invoice/1306/'" w:xpath="/ns0:NavWordReportXmlPart[1]/ns0:Header[1]/ns0:PaymentReference[1]" w:storeItemID="{5EED72C4-6E20-4EF6-BC49-CAD9A90E9C17}"/>
+            <w15:color w:val="808080"/>
+            <w:text/>
+          </w:sdtPr>
+          <w:sdtContent>
+            <w:tc>
+              <w:tcPr>
+                <w:tcW w:w="2749" w:type="dxa"/>
+              </w:tcPr>
+              <w:p>
+                <w:pPr>
+                  <w:pStyle w:val="BCLabel"/>
+                  <w:rPr>
+                    <w:sz w:val="18"/>
+                    <w:szCs w:val="18"/>
+                  </w:rPr>
+                </w:pPr>
+                <w:proofErr w:type="spellStart"/>
+                <w:r>
+                  <w:rPr>
+                    <w:sz w:val="18"/>
+                    <w:szCs w:val="18"/>
+                  </w:rPr>
+                  <w:t>PaymentReference</w:t>
+                </w:r>
+                <w:proofErr w:type="spellEnd"/>
+              </w:p>
+            </w:tc>
+          </w:sdtContent>
+        </w:sdt>
+        <w:sdt>
+          <w:sdtPr>
+            <w:rPr>
+              <w:sz w:val="18"/>
+              <w:szCs w:val="18"/>
+            </w:rPr>
+            <w:alias w:val="ShippingAgentCode"/>
+            <w:tag w:val="#BC:InsertDataItem,DataItems/Header/ShippingAgentCode"/>
+            <w:id w:val="1997609521"/>
+            <w:dataBinding w:prefixMappings="xmlns:ns0='urn:microsoft-dynamics-nav/reports/Standard_Sales_Invoice/1306/'" w:xpath="/ns0:NavWordReportXmlPart[1]/ns0:Header[1]/ns0:ShippingAgentCode[1]" w:storeItemID="{5EED72C4-6E20-4EF6-BC49-CAD9A90E9C17}"/>
+            <w15:color w:val="808080"/>
+            <w:text/>
+          </w:sdtPr>
+          <w:sdtContent>
+            <w:tc>
+              <w:tcPr>
+                <w:tcW w:w="2149" w:type="dxa"/>
+              </w:tcPr>
+              <w:p>
+                <w:pPr>
+                  <w:pStyle w:val="BCLabel"/>
+                  <w:rPr>
+                    <w:sz w:val="18"/>
+                    <w:szCs w:val="18"/>
+                  </w:rPr>
+                </w:pPr>
+                <w:proofErr w:type="spellStart"/>
+                <w:r>
+                  <w:rPr>
+                    <w:sz w:val="18"/>
+                    <w:szCs w:val="18"/>
+                  </w:rPr>
+                  <w:t>ShippingAgentCode</w:t>
+                </w:r>
+                <w:proofErr w:type="spellEnd"/>
+              </w:p>
+            </w:tc>
+          </w:sdtContent>
+        </w:sdt>
+        <w:sdt>
+          <w:sdtPr>
+            <w:rPr>
+              <w:sz w:val="18"/>
+              <w:szCs w:val="18"/>
+            </w:rPr>
+            <w:alias w:val="PackageTrackingNo"/>
+            <w:tag w:val="#BC:InsertDataItem,DataItems/Header/PackageTrackingNo"/>
+            <w:id w:val="-1373923295"/>
+            <w:dataBinding w:prefixMappings="xmlns:ns0='urn:microsoft-dynamics-nav/reports/Standard_Sales_Invoice/1306/'" w:xpath="/ns0:NavWordReportXmlPart[1]/ns0:Header[1]/ns0:PackageTrackingNo[1]" w:storeItemID="{5EED72C4-6E20-4EF6-BC49-CAD9A90E9C17}"/>
+            <w15:color w:val="808080"/>
+            <w:text/>
+          </w:sdtPr>
+          <w:sdtContent>
+            <w:tc>
+              <w:tcPr>
+                <w:tcW w:w="2966" w:type="dxa"/>
+              </w:tcPr>
+              <w:p>
+                <w:pPr>
+                  <w:pStyle w:val="BCLabel"/>
+                  <w:rPr>
+                    <w:sz w:val="18"/>
+                    <w:szCs w:val="18"/>
+                  </w:rPr>
+                </w:pPr>
+                <w:proofErr w:type="spellStart"/>
+                <w:r>
+                  <w:rPr>
+                    <w:sz w:val="18"/>
+                    <w:szCs w:val="18"/>
+                  </w:rPr>
+                  <w:t>PackageTrackingNo</w:t>
+                </w:r>
+                <w:proofErr w:type="spellEnd"/>
+              </w:p>
+            </w:tc>
+          </w:sdtContent>
+        </w:sdt>
+      </w:tr>
+      <w:tr>
+        <w:trPr>
+          <w:trHeight w:val="242"/>
+        </w:trPr>
+        <w:tc>
+          <w:tcPr>
+            <w:tcW w:w="2890" w:type="dxa"/>
+          </w:tcPr>
+          <w:p>
+            <w:pPr>
+              <w:pStyle w:val="BCLabel"/>
+              <w:rPr>
+                <w:sz w:val="18"/>
+                <w:szCs w:val="18"/>
+              </w:rPr>
+            </w:pPr>
+          </w:p>
+        </w:tc>
+        <w:tc>
+          <w:tcPr>
+            <w:tcW w:w="2749" w:type="dxa"/>
+          </w:tcPr>
+          <w:p>
+            <w:pPr>
+              <w:pStyle w:val="BCLabel"/>
+              <w:rPr>
+                <w:sz w:val="18"/>
+                <w:szCs w:val="18"/>
+              </w:rPr>
+            </w:pPr>
+          </w:p>
+        </w:tc>
+        <w:tc>
+          <w:tcPr>
+            <w:tcW w:w="2149" w:type="dxa"/>
+          </w:tcPr>
+          <w:p>
+            <w:pPr>
+              <w:pStyle w:val="BCLabel"/>
+              <w:rPr>
+                <w:sz w:val="18"/>
+                <w:szCs w:val="18"/>
+              </w:rPr>
+            </w:pPr>
+          </w:p>
+        </w:tc>
+        <w:tc>
+          <w:tcPr>
+            <w:tcW w:w="2966" w:type="dxa"/>
+          </w:tcPr>
+          <w:p>
+            <w:pPr>
+              <w:pStyle w:val="BCLabel"/>
+              <w:rPr>
+                <w:sz w:val="18"/>
+                <w:szCs w:val="18"/>
+              </w:rPr>
+            </w:pPr>
+          </w:p>
+        </w:tc>
+      </w:tr>
+      <w:tr>
+        <w:trPr>
+          <w:trHeight w:val="242"/>
+        </w:trPr>
+        <w:sdt>
+          <w:sdtPr>
+            <w:rPr>
+              <w:sz w:val="18"/>
+              <w:szCs w:val="18"/>
+            </w:rPr>
+            <w:alias w:val="JobNo_Lbl"/>
+            <w:tag w:val="#BC:InsertDataItem,DataItems/Header/Line/JobNo_Lbl"/>
+            <w:id w:val="995388117"/>
+            <w:dataBinding w:prefixMappings="xmlns:ns0='urn:microsoft-dynamics-nav/reports/Standard_Sales_Invoice/1306/'" w:xpath="/ns0:NavWordReportXmlPart[1]/ns0:Header[1]/ns0:Line[1]/ns0:JobNo_Lbl[1]" w:storeItemID="{5EED72C4-6E20-4EF6-BC49-CAD9A90E9C17}"/>
+            <w15:color w:val="808080"/>
+            <w:text/>
+          </w:sdtPr>
+          <w:sdtContent>
+            <w:tc>
+              <w:tcPr>
+                <w:tcW w:w="2890" w:type="dxa"/>
+              </w:tcPr>
+              <w:p>
+                <w:pPr>
+                  <w:pStyle w:val="BCLabel"/>
+                  <w:rPr>
+                    <w:sz w:val="18"/>
+                    <w:szCs w:val="18"/>
+                  </w:rPr>
+                </w:pPr>
+                <w:proofErr w:type="spellStart"/>
+                <w:r>
+                  <w:rPr>
+                    <w:sz w:val="18"/>
+                    <w:szCs w:val="18"/>
+                  </w:rPr>
                   <w:t>JobNo_Lbl</w:t>
                 </w:r>
+                <w:proofErr w:type="spellEnd"/>
               </w:p>
             </w:tc>
           </w:sdtContent>
         </w:sdt>
         <w:tc>
           <w:tcPr>
-            <w:tcW w:w="833" w:type="pct"/>
+            <w:tcW w:w="2749" w:type="dxa"/>
           </w:tcPr>
           <w:p>
             <w:pPr>
               <w:pStyle w:val="BCLabel"/>
-              <w:spacing w:line="276" w:lineRule="auto"/>
+              <w:rPr>
+                <w:sz w:val="18"/>
+                <w:szCs w:val="18"/>
+              </w:rPr>
             </w:pPr>
           </w:p>
         </w:tc>
         <w:tc>
           <w:tcPr>
-            <w:tcW w:w="834" w:type="pct"/>
+            <w:tcW w:w="2149" w:type="dxa"/>
           </w:tcPr>
           <w:p>
             <w:pPr>
               <w:pStyle w:val="BCLabel"/>
-              <w:spacing w:line="276" w:lineRule="auto"/>
+              <w:rPr>
+                <w:sz w:val="18"/>
+                <w:szCs w:val="18"/>
+              </w:rPr>
             </w:pPr>
           </w:p>
         </w:tc>
         <w:tc>
           <w:tcPr>
-            <w:tcW w:w="833" w:type="pct"/>
+            <w:tcW w:w="2966" w:type="dxa"/>
           </w:tcPr>
           <w:p>
             <w:pPr>
               <w:pStyle w:val="BCLabel"/>
-              <w:spacing w:line="276" w:lineRule="auto"/>
-            </w:pPr>
-          </w:p>
-        </w:tc>
-        <w:tc>
-          <w:tcPr>
-            <w:tcW w:w="833" w:type="pct"/>
-          </w:tcPr>
-          <w:p>
-            <w:pPr>
-              <w:pStyle w:val="BCLabel"/>
-              <w:spacing w:line="276" w:lineRule="auto"/>
-            </w:pPr>
-          </w:p>
-        </w:tc>
-        <w:tc>
-          <w:tcPr>
-            <w:tcW w:w="834" w:type="pct"/>
-          </w:tcPr>
-          <w:p>
-            <w:pPr>
-              <w:pStyle w:val="BCLabel"/>
-              <w:spacing w:line="276" w:lineRule="auto"/>
+              <w:rPr>
+                <w:sz w:val="18"/>
+                <w:szCs w:val="18"/>
+              </w:rPr>
             </w:pPr>
           </w:p>
         </w:tc>
       </w:tr>
       <w:tr>
         <w:trPr>
-          <w:cantSplit/>
           <w:trHeight w:val="242"/>
         </w:trPr>
         <w:sdt>
           <w:sdtPr>
+            <w:rPr>
+              <w:sz w:val="18"/>
+              <w:szCs w:val="18"/>
+            </w:rPr>
             <w:alias w:val="JobNo"/>
             <w:tag w:val="#BC:InsertDataItem,DataItems/Header/Line/JobNo"/>
             <w:id w:val="788479413"/>
-            <w:dataBinding w:prefixMappings="xmlns:ns0='urn:microsoft-dynamics-nav/reports/Standard_Sales_Invoice/1306/'" w:xpath="/ns0:NavWordReportXmlPart[1]/ns0:Header[1]/ns0:Line[1]/ns0:JobNo[1]" w:storeItemID="{00000000-0000-0000-0000-000000000000}"/>
+            <w:dataBinding w:prefixMappings="xmlns:ns0='urn:microsoft-dynamics-nav/reports/Standard_Sales_Invoice/1306/'" w:xpath="/ns0:NavWordReportXmlPart[1]/ns0:Header[1]/ns0:Line[1]/ns0:JobNo[1]" w:storeItemID="{5EED72C4-6E20-4EF6-BC49-CAD9A90E9C17}"/>
             <w15:color w:val="808080"/>
             <w:text/>
           </w:sdtPr>
           <w:sdtContent>
             <w:tc>
               <w:tcPr>
-                <w:tcW w:w="833" w:type="pct"/>
+                <w:tcW w:w="2890" w:type="dxa"/>
               </w:tcPr>
               <w:p>
                 <w:pPr>
-                  <w:pStyle w:val="NoSpacing"/>
+                  <w:pStyle w:val="BCLabel"/>
+                  <w:rPr>
+                    <w:sz w:val="18"/>
+                    <w:szCs w:val="18"/>
+                  </w:rPr>
                 </w:pPr>
+                <w:proofErr w:type="spellStart"/>
                 <w:r>
+                  <w:rPr>
+                    <w:sz w:val="18"/>
+                    <w:szCs w:val="18"/>
+                  </w:rPr>
                   <w:t>JobNo</w:t>
                 </w:r>
+                <w:proofErr w:type="spellEnd"/>
               </w:p>
             </w:tc>
           </w:sdtContent>
         </w:sdt>
         <w:tc>
           <w:tcPr>
-            <w:tcW w:w="833" w:type="pct"/>
+            <w:tcW w:w="2749" w:type="dxa"/>
           </w:tcPr>
           <w:p>
             <w:pPr>
-              <w:pStyle w:val="NoSpacing"/>
+              <w:pStyle w:val="BCLabel"/>
+              <w:rPr>
+                <w:sz w:val="18"/>
+                <w:szCs w:val="18"/>
+              </w:rPr>
             </w:pPr>
           </w:p>
         </w:tc>
         <w:tc>
           <w:tcPr>
-            <w:tcW w:w="834" w:type="pct"/>
+            <w:tcW w:w="2149" w:type="dxa"/>
           </w:tcPr>
           <w:p>
             <w:pPr>
-              <w:pStyle w:val="NoSpacing"/>
+              <w:pStyle w:val="BCLabel"/>
+              <w:rPr>
+                <w:sz w:val="18"/>
+                <w:szCs w:val="18"/>
+              </w:rPr>
             </w:pPr>
           </w:p>
         </w:tc>
         <w:tc>
           <w:tcPr>
-            <w:tcW w:w="833" w:type="pct"/>
+            <w:tcW w:w="2966" w:type="dxa"/>
           </w:tcPr>
           <w:p>
             <w:pPr>
-              <w:pStyle w:val="NoSpacing"/>
-            </w:pPr>
-          </w:p>
-        </w:tc>
-        <w:tc>
-          <w:tcPr>
-            <w:tcW w:w="833" w:type="pct"/>
-          </w:tcPr>
-          <w:p>
-            <w:pPr>
-              <w:pStyle w:val="NoSpacing"/>
-            </w:pPr>
-          </w:p>
-        </w:tc>
-        <w:tc>
-          <w:tcPr>
-            <w:tcW w:w="834" w:type="pct"/>
-          </w:tcPr>
-          <w:p>
-            <w:pPr>
-              <w:pStyle w:val="NoSpacing"/>
+              <w:pStyle w:val="BCLabel"/>
+              <w:rPr>
+                <w:sz w:val="18"/>
+                <w:szCs w:val="18"/>
+              </w:rPr>
             </w:pPr>
           </w:p>
         </w:tc>
@@ -1687,6 +2195,10 @@
     <w:p>
       <w:pPr>
         <w:spacing w:after="0" w:line="240" w:lineRule="auto"/>
+        <w:rPr>
+          <w:sz w:val="18"/>
+          <w:szCs w:val="18"/>
+        </w:rPr>
       </w:pPr>
     </w:p>
     <w:tbl>
@@ -1698,16 +2210,16 @@
         <w:tblDescription w:val="Document lines. Column headers in the first row."/>
       </w:tblPr>
       <w:tblGrid>
-        <w:gridCol w:w="1347"/>
-        <w:gridCol w:w="1615"/>
-        <w:gridCol w:w="1522"/>
-        <w:gridCol w:w="1801"/>
-        <w:gridCol w:w="1416"/>
-        <w:gridCol w:w="1296"/>
-        <w:gridCol w:w="1112"/>
-        <w:gridCol w:w="2341"/>
-        <w:gridCol w:w="1322"/>
-        <w:gridCol w:w="1654"/>
+        <w:gridCol w:w="950"/>
+        <w:gridCol w:w="1122"/>
+        <w:gridCol w:w="1062"/>
+        <w:gridCol w:w="1242"/>
+        <w:gridCol w:w="994"/>
+        <w:gridCol w:w="916"/>
+        <w:gridCol w:w="798"/>
+        <w:gridCol w:w="1589"/>
+        <w:gridCol w:w="934"/>
+        <w:gridCol w:w="1147"/>
       </w:tblGrid>
       <w:tr>
         <w:trPr>
@@ -1721,12 +2233,14 @@
           <w:sdt>
             <w:sdtPr>
               <w:rPr>
+                <w:sz w:val="18"/>
+                <w:szCs w:val="18"/>
                 <w:lang w:val="en-US" w:eastAsia="en-US"/>
               </w:rPr>
               <w:alias w:val="ItemNo_Line_Lbl"/>
               <w:tag w:val="#BC:InsertDataItem,DataItems/Header/Line/ItemNo_Line_Lbl"/>
               <w:id w:val="2050642905"/>
-              <w:dataBinding w:prefixMappings="xmlns:ns0='urn:microsoft-dynamics-nav/reports/Standard_Sales_Invoice/1306/'" w:xpath="/ns0:NavWordReportXmlPart[1]/ns0:Header[1]/ns0:Line[1]/ns0:ItemNo_Line_Lbl[1]" w:storeItemID="{00000000-0000-0000-0000-000000000000}"/>
+              <w:dataBinding w:prefixMappings="xmlns:ns0='urn:microsoft-dynamics-nav/reports/Standard_Sales_Invoice/1306/'" w:xpath="/ns0:NavWordReportXmlPart[1]/ns0:Header[1]/ns0:Line[1]/ns0:ItemNo_Line_Lbl[1]" w:storeItemID="{5EED72C4-6E20-4EF6-BC49-CAD9A90E9C17}"/>
               <w15:color w:val="808080"/>
               <w:text/>
             </w:sdtPr>
@@ -1734,14 +2248,18 @@
               <w:p>
                 <w:pPr>
                   <w:pStyle w:val="BCLabel"/>
-                  <w:spacing w:before="160" w:after="80"/>
-                  <w:rPr>
+                  <w:spacing w:after="80"/>
+                  <w:rPr>
+                    <w:sz w:val="18"/>
+                    <w:szCs w:val="18"/>
                     <w:lang w:val="en-US" w:eastAsia="en-US"/>
                   </w:rPr>
                 </w:pPr>
                 <w:proofErr w:type="spellStart"/>
                 <w:r>
                   <w:rPr>
+                    <w:sz w:val="18"/>
+                    <w:szCs w:val="18"/>
                     <w:lang w:val="en-US" w:eastAsia="en-US"/>
                   </w:rPr>
                   <w:t>ItemNo_Line_Lbl</w:t>
@@ -1754,12 +2272,14 @@
         <w:sdt>
           <w:sdtPr>
             <w:rPr>
+              <w:sz w:val="18"/>
+              <w:szCs w:val="18"/>
               <w:lang w:val="en-US" w:eastAsia="en-US"/>
             </w:rPr>
             <w:alias w:val="Description_Line_Lbl"/>
             <w:tag w:val="#BC:InsertDataItem,DataItems/Header/Line/Description_Line_Lbl"/>
             <w:id w:val="55748171"/>
-            <w:dataBinding w:prefixMappings="xmlns:ns0='urn:microsoft-dynamics-nav/reports/Standard_Sales_Invoice/1306/'" w:xpath="/ns0:NavWordReportXmlPart[1]/ns0:Header[1]/ns0:Line[1]/ns0:Description_Line_Lbl[1]" w:storeItemID="{00000000-0000-0000-0000-000000000000}"/>
+            <w:dataBinding w:prefixMappings="xmlns:ns0='urn:microsoft-dynamics-nav/reports/Standard_Sales_Invoice/1306/'" w:xpath="/ns0:NavWordReportXmlPart[1]/ns0:Header[1]/ns0:Line[1]/ns0:Description_Line_Lbl[1]" w:storeItemID="{5EED72C4-6E20-4EF6-BC49-CAD9A90E9C17}"/>
             <w15:color w:val="808080"/>
             <w:text/>
           </w:sdtPr>
@@ -1771,14 +2291,18 @@
               <w:p>
                 <w:pPr>
                   <w:pStyle w:val="BCLabel"/>
-                  <w:spacing w:before="160" w:after="80"/>
-                  <w:rPr>
+                  <w:spacing w:after="80"/>
+                  <w:rPr>
+                    <w:sz w:val="18"/>
+                    <w:szCs w:val="18"/>
                     <w:lang w:val="en-US" w:eastAsia="en-US"/>
                   </w:rPr>
                 </w:pPr>
                 <w:proofErr w:type="spellStart"/>
                 <w:r>
                   <w:rPr>
+                    <w:sz w:val="18"/>
+                    <w:szCs w:val="18"/>
                     <w:lang w:val="en-US" w:eastAsia="en-US"/>
                   </w:rPr>
                   <w:t>Description_Line_Lbl</w:t>
@@ -1791,6 +2315,8 @@
         <w:sdt>
           <w:sdtPr>
             <w:rPr>
+              <w:sz w:val="18"/>
+              <w:szCs w:val="18"/>
               <w:lang w:val="en-US" w:eastAsia="en-US"/>
             </w:rPr>
             <w:alias w:val="CO2ePerUnit_Lbl"/>
@@ -1799,7 +2325,7 @@
             <w:placeholder>
               <w:docPart w:val="B77BF682887B4ECA8BAF1C8001286E3C"/>
             </w:placeholder>
-            <w:dataBinding w:prefixMappings="xmlns:ns0='urn:microsoft-dynamics-nav/reports/Standard_Sales_Invoice/1306/'" w:xpath="/ns0:NavWordReportXmlPart[1]/ns0:Header[1]/ns0:CO2ePerUnit_Lbl[1]" w:storeItemID="{00000000-0000-0000-0000-000000000000}"/>
+            <w:dataBinding w:prefixMappings="xmlns:ns0='urn:microsoft-dynamics-nav/reports/Standard_Sales_Invoice/1306/'" w:xpath="/ns0:NavWordReportXmlPart[1]/ns0:Header[1]/ns0:CO2ePerUnit_Lbl[1]" w:storeItemID="{5EED72C4-6E20-4EF6-BC49-CAD9A90E9C17}"/>
             <w15:color w:val="808080"/>
             <w:text/>
           </w:sdtPr>
@@ -1811,14 +2337,18 @@
               <w:p>
                 <w:pPr>
                   <w:pStyle w:val="BCLabelNumber"/>
-                  <w:spacing w:before="160" w:after="80"/>
+                  <w:spacing w:after="80"/>
                   <w:jc w:val="right"/>
                   <w:rPr>
+                    <w:sz w:val="18"/>
+                    <w:szCs w:val="18"/>
                     <w:lang w:val="en-US" w:eastAsia="en-US"/>
                   </w:rPr>
                 </w:pPr>
                 <w:r>
                   <w:rPr>
+                    <w:sz w:val="18"/>
+                    <w:szCs w:val="18"/>
                     <w:lang w:val="en-US" w:eastAsia="en-US"/>
                   </w:rPr>
                   <w:t>CO2ePerUnit_Lbl</w:t>
@@ -1830,6 +2360,8 @@
         <w:sdt>
           <w:sdtPr>
             <w:rPr>
+              <w:sz w:val="18"/>
+              <w:szCs w:val="18"/>
               <w:lang w:val="en-US" w:eastAsia="en-US"/>
             </w:rPr>
             <w:alias w:val="ShipmentDate_Line_Lbl"/>
@@ -1838,7 +2370,7 @@
             <w:placeholder>
               <w:docPart w:val="DefaultPlaceholder_-1854013440"/>
             </w:placeholder>
-            <w:dataBinding w:prefixMappings="xmlns:ns0='urn:microsoft-dynamics-nav/reports/Standard_Sales_Invoice/1306/'" w:xpath="/ns0:NavWordReportXmlPart[1]/ns0:Header[1]/ns0:Line[1]/ns0:ShipmentDate_Line_Lbl[1]" w:storeItemID="{00000000-0000-0000-0000-000000000000}"/>
+            <w:dataBinding w:prefixMappings="xmlns:ns0='urn:microsoft-dynamics-nav/reports/Standard_Sales_Invoice/1306/'" w:xpath="/ns0:NavWordReportXmlPart[1]/ns0:Header[1]/ns0:Line[1]/ns0:ShipmentDate_Line_Lbl[1]" w:storeItemID="{5EED72C4-6E20-4EF6-BC49-CAD9A90E9C17}"/>
             <w15:color w:val="808080"/>
             <w:text/>
           </w:sdtPr>
@@ -1850,14 +2382,18 @@
               <w:p>
                 <w:pPr>
                   <w:pStyle w:val="BCLabel"/>
-                  <w:spacing w:before="160" w:after="80"/>
-                  <w:rPr>
+                  <w:spacing w:after="80"/>
+                  <w:rPr>
+                    <w:sz w:val="18"/>
+                    <w:szCs w:val="18"/>
                     <w:lang w:val="en-US" w:eastAsia="en-US"/>
                   </w:rPr>
                 </w:pPr>
                 <w:proofErr w:type="spellStart"/>
                 <w:r>
                   <w:rPr>
+                    <w:sz w:val="18"/>
+                    <w:szCs w:val="18"/>
                     <w:lang w:val="en-US" w:eastAsia="en-US"/>
                   </w:rPr>
                   <w:t>ShipmentDate_Line_Lbl</w:t>
@@ -1870,12 +2406,14 @@
         <w:sdt>
           <w:sdtPr>
             <w:rPr>
+              <w:sz w:val="18"/>
+              <w:szCs w:val="18"/>
               <w:lang w:val="en-US" w:eastAsia="en-US"/>
             </w:rPr>
             <w:alias w:val="Quantity_Line_Lbl"/>
             <w:tag w:val="#BC:InsertDataItem,DataItems/Header/Line/Quantity_Line_Lbl"/>
             <w:id w:val="-278416351"/>
-            <w:dataBinding w:prefixMappings="xmlns:ns0='urn:microsoft-dynamics-nav/reports/Standard_Sales_Invoice/1306/'" w:xpath="/ns0:NavWordReportXmlPart[1]/ns0:Header[1]/ns0:Line[1]/ns0:Quantity_Line_Lbl[1]" w:storeItemID="{00000000-0000-0000-0000-000000000000}"/>
+            <w:dataBinding w:prefixMappings="xmlns:ns0='urn:microsoft-dynamics-nav/reports/Standard_Sales_Invoice/1306/'" w:xpath="/ns0:NavWordReportXmlPart[1]/ns0:Header[1]/ns0:Line[1]/ns0:Quantity_Line_Lbl[1]" w:storeItemID="{5EED72C4-6E20-4EF6-BC49-CAD9A90E9C17}"/>
             <w15:color w:val="808080"/>
             <w:text/>
           </w:sdtPr>
@@ -1887,15 +2425,19 @@
               <w:p>
                 <w:pPr>
                   <w:pStyle w:val="BCLabelNumber"/>
-                  <w:spacing w:before="160" w:after="80"/>
+                  <w:spacing w:after="80"/>
                   <w:jc w:val="right"/>
                   <w:rPr>
+                    <w:sz w:val="18"/>
+                    <w:szCs w:val="18"/>
                     <w:lang w:val="en-US" w:eastAsia="en-US"/>
                   </w:rPr>
                 </w:pPr>
                 <w:proofErr w:type="spellStart"/>
                 <w:r>
                   <w:rPr>
+                    <w:sz w:val="18"/>
+                    <w:szCs w:val="18"/>
                     <w:lang w:val="en-US" w:eastAsia="en-US"/>
                   </w:rPr>
                   <w:t>Quantity_Line_Lbl</w:t>
@@ -1908,6 +2450,8 @@
         <w:sdt>
           <w:sdtPr>
             <w:rPr>
+              <w:sz w:val="18"/>
+              <w:szCs w:val="18"/>
               <w:lang w:val="en-US" w:eastAsia="en-US"/>
             </w:rPr>
             <w:alias w:val="Unit_Lbl"/>
@@ -1916,7 +2460,7 @@
             <w:placeholder>
               <w:docPart w:val="258445D5A7C24C1E918A6C544D67EAD2"/>
             </w:placeholder>
-            <w:dataBinding w:prefixMappings="xmlns:ns0='urn:microsoft-dynamics-nav/reports/Standard_Sales_Invoice/1306/'" w:xpath="/ns0:NavWordReportXmlPart[1]/ns0:Header[1]/ns0:Line[1]/ns0:Unit_Lbl[1]" w:storeItemID="{00000000-0000-0000-0000-000000000000}"/>
+            <w:dataBinding w:prefixMappings="xmlns:ns0='urn:microsoft-dynamics-nav/reports/Standard_Sales_Invoice/1306/'" w:xpath="/ns0:NavWordReportXmlPart[1]/ns0:Header[1]/ns0:Line[1]/ns0:Unit_Lbl[1]" w:storeItemID="{5EED72C4-6E20-4EF6-BC49-CAD9A90E9C17}"/>
             <w15:color w:val="808080"/>
             <w:text/>
           </w:sdtPr>
@@ -1928,14 +2472,18 @@
               <w:p>
                 <w:pPr>
                   <w:pStyle w:val="BCLabel"/>
-                  <w:spacing w:before="160" w:after="80"/>
-                  <w:rPr>
+                  <w:spacing w:after="80"/>
+                  <w:rPr>
+                    <w:sz w:val="18"/>
+                    <w:szCs w:val="18"/>
                     <w:lang w:val="en-US" w:eastAsia="en-US"/>
                   </w:rPr>
                 </w:pPr>
                 <w:proofErr w:type="spellStart"/>
                 <w:r>
                   <w:rPr>
+                    <w:sz w:val="18"/>
+                    <w:szCs w:val="18"/>
                     <w:lang w:val="en-US" w:eastAsia="en-US"/>
                   </w:rPr>
                   <w:t>Unit_Lbl</w:t>
@@ -1948,12 +2496,14 @@
         <w:sdt>
           <w:sdtPr>
             <w:rPr>
+              <w:sz w:val="18"/>
+              <w:szCs w:val="18"/>
               <w:lang w:val="en-US" w:eastAsia="en-US"/>
             </w:rPr>
             <w:alias w:val="UnitPrice_Lbl"/>
             <w:tag w:val="#BC:InsertDataItem,DataItems/Header/Line/UnitPrice_Lbl"/>
             <w:id w:val="-1044597726"/>
-            <w:dataBinding w:prefixMappings="xmlns:ns0='urn:microsoft-dynamics-nav/reports/Standard_Sales_Invoice/1306/'" w:xpath="/ns0:NavWordReportXmlPart[1]/ns0:Header[1]/ns0:Line[1]/ns0:UnitPrice_Lbl[1]" w:storeItemID="{00000000-0000-0000-0000-000000000000}"/>
+            <w:dataBinding w:prefixMappings="xmlns:ns0='urn:microsoft-dynamics-nav/reports/Standard_Sales_Invoice/1306/'" w:xpath="/ns0:NavWordReportXmlPart[1]/ns0:Header[1]/ns0:Line[1]/ns0:UnitPrice_Lbl[1]" w:storeItemID="{5EED72C4-6E20-4EF6-BC49-CAD9A90E9C17}"/>
             <w15:color w:val="808080"/>
             <w:text/>
           </w:sdtPr>
@@ -1965,15 +2515,19 @@
               <w:p>
                 <w:pPr>
                   <w:pStyle w:val="BCLabelNumber"/>
-                  <w:spacing w:before="160" w:after="80"/>
+                  <w:spacing w:after="80"/>
                   <w:jc w:val="right"/>
                   <w:rPr>
+                    <w:sz w:val="18"/>
+                    <w:szCs w:val="18"/>
                     <w:lang w:val="en-US" w:eastAsia="en-US"/>
                   </w:rPr>
                 </w:pPr>
                 <w:proofErr w:type="spellStart"/>
                 <w:r>
                   <w:rPr>
+                    <w:sz w:val="18"/>
+                    <w:szCs w:val="18"/>
                     <w:lang w:val="en-US" w:eastAsia="en-US"/>
                   </w:rPr>
                   <w:t>UnitPrice_Lbl</w:t>
@@ -1986,6 +2540,8 @@
         <w:sdt>
           <w:sdtPr>
             <w:rPr>
+              <w:sz w:val="18"/>
+              <w:szCs w:val="18"/>
               <w:lang w:val="en-US" w:eastAsia="en-US"/>
             </w:rPr>
             <w:alias w:val="SalesInvoiceLineDiscount_Lbl"/>
@@ -1994,7 +2550,7 @@
             <w:placeholder>
               <w:docPart w:val="A355A848645C4D09B1484BC0FF763A99"/>
             </w:placeholder>
-            <w:dataBinding w:prefixMappings="xmlns:ns0='urn:microsoft-dynamics-nav/reports/Standard_Sales_Invoice/1306/'" w:xpath="/ns0:NavWordReportXmlPart[1]/ns0:Header[1]/ns0:SalesInvoiceLineDiscount_Lbl[1]" w:storeItemID="{00000000-0000-0000-0000-000000000000}"/>
+            <w:dataBinding w:prefixMappings="xmlns:ns0='urn:microsoft-dynamics-nav/reports/Standard_Sales_Invoice/1306/'" w:xpath="/ns0:NavWordReportXmlPart[1]/ns0:Header[1]/ns0:SalesInvoiceLineDiscount_Lbl[1]" w:storeItemID="{5EED72C4-6E20-4EF6-BC49-CAD9A90E9C17}"/>
             <w15:color w:val="808080"/>
             <w:text/>
           </w:sdtPr>
@@ -2006,15 +2562,19 @@
               <w:p>
                 <w:pPr>
                   <w:pStyle w:val="BCLabelNumber"/>
-                  <w:spacing w:before="160" w:after="80"/>
+                  <w:spacing w:after="80"/>
                   <w:jc w:val="right"/>
                   <w:rPr>
+                    <w:sz w:val="18"/>
+                    <w:szCs w:val="18"/>
                     <w:lang w:val="en-US" w:eastAsia="en-US"/>
                   </w:rPr>
                 </w:pPr>
                 <w:proofErr w:type="spellStart"/>
                 <w:r>
                   <w:rPr>
+                    <w:sz w:val="18"/>
+                    <w:szCs w:val="18"/>
                     <w:lang w:val="en-US" w:eastAsia="en-US"/>
                   </w:rPr>
                   <w:t>SalesInvoiceLineDiscount_Lbl</w:t>
@@ -2027,12 +2587,14 @@
         <w:sdt>
           <w:sdtPr>
             <w:rPr>
+              <w:sz w:val="18"/>
+              <w:szCs w:val="18"/>
               <w:lang w:val="en-US" w:eastAsia="en-US"/>
             </w:rPr>
             <w:alias w:val="VATPct_Line_Lbl"/>
             <w:tag w:val="#BC:InsertDataItem,DataItems/Header/Line/VATPct_Line_Lbl"/>
             <w:id w:val="682009838"/>
-            <w:dataBinding w:prefixMappings="xmlns:ns0='urn:microsoft-dynamics-nav/reports/Standard_Sales_Invoice/1306/'" w:xpath="/ns0:NavWordReportXmlPart[1]/ns0:Header[1]/ns0:Line[1]/ns0:VATPct_Line_Lbl[1]" w:storeItemID="{00000000-0000-0000-0000-000000000000}"/>
+            <w:dataBinding w:prefixMappings="xmlns:ns0='urn:microsoft-dynamics-nav/reports/Standard_Sales_Invoice/1306/'" w:xpath="/ns0:NavWordReportXmlPart[1]/ns0:Header[1]/ns0:Line[1]/ns0:VATPct_Line_Lbl[1]" w:storeItemID="{5EED72C4-6E20-4EF6-BC49-CAD9A90E9C17}"/>
             <w15:color w:val="808080"/>
             <w:text/>
           </w:sdtPr>
@@ -2044,15 +2606,19 @@
               <w:p>
                 <w:pPr>
                   <w:pStyle w:val="BCLabelNumber"/>
-                  <w:spacing w:before="160" w:after="80"/>
+                  <w:spacing w:after="80"/>
                   <w:jc w:val="right"/>
                   <w:rPr>
+                    <w:sz w:val="18"/>
+                    <w:szCs w:val="18"/>
                     <w:lang w:val="en-US" w:eastAsia="en-US"/>
                   </w:rPr>
                 </w:pPr>
                 <w:proofErr w:type="spellStart"/>
                 <w:r>
                   <w:rPr>
+                    <w:sz w:val="18"/>
+                    <w:szCs w:val="18"/>
                     <w:lang w:val="en-US" w:eastAsia="en-US"/>
                   </w:rPr>
                   <w:t>VATPct_Line_Lbl</w:t>
@@ -2065,12 +2631,14 @@
         <w:sdt>
           <w:sdtPr>
             <w:rPr>
+              <w:sz w:val="18"/>
+              <w:szCs w:val="18"/>
               <w:lang w:val="en-US" w:eastAsia="en-US"/>
             </w:rPr>
             <w:alias w:val="LineAmount_Line_Lbl"/>
             <w:tag w:val="#BC:InsertDataItem,DataItems/Header/Line/LineAmount_Line_Lbl"/>
             <w:id w:val="-812258216"/>
-            <w:dataBinding w:prefixMappings="xmlns:ns0='urn:microsoft-dynamics-nav/reports/Standard_Sales_Invoice/1306/'" w:xpath="/ns0:NavWordReportXmlPart[1]/ns0:Header[1]/ns0:Line[1]/ns0:LineAmount_Line_Lbl[1]" w:storeItemID="{00000000-0000-0000-0000-000000000000}"/>
+            <w:dataBinding w:prefixMappings="xmlns:ns0='urn:microsoft-dynamics-nav/reports/Standard_Sales_Invoice/1306/'" w:xpath="/ns0:NavWordReportXmlPart[1]/ns0:Header[1]/ns0:Line[1]/ns0:LineAmount_Line_Lbl[1]" w:storeItemID="{5EED72C4-6E20-4EF6-BC49-CAD9A90E9C17}"/>
             <w15:color w:val="808080"/>
             <w:text/>
           </w:sdtPr>
@@ -2082,15 +2650,19 @@
               <w:p>
                 <w:pPr>
                   <w:pStyle w:val="BCLabelNumber"/>
-                  <w:spacing w:before="160" w:after="80"/>
+                  <w:spacing w:after="80"/>
                   <w:jc w:val="right"/>
                   <w:rPr>
+                    <w:sz w:val="18"/>
+                    <w:szCs w:val="18"/>
                     <w:lang w:val="en-US" w:eastAsia="en-US"/>
                   </w:rPr>
                 </w:pPr>
                 <w:proofErr w:type="spellStart"/>
                 <w:r>
                   <w:rPr>
+                    <w:sz w:val="18"/>
+                    <w:szCs w:val="18"/>
                     <w:lang w:val="en-US" w:eastAsia="en-US"/>
                   </w:rPr>
                   <w:t>LineAmount_Line_Lbl</w:t>
@@ -2114,6 +2686,8 @@
             <w:pPr>
               <w:pStyle w:val="NoSpacing"/>
               <w:rPr>
+                <w:sz w:val="18"/>
+                <w:szCs w:val="18"/>
                 <w:lang w:val="en-US" w:eastAsia="en-US"/>
               </w:rPr>
             </w:pPr>
@@ -2127,6 +2701,8 @@
             <w:pPr>
               <w:pStyle w:val="NoSpacing"/>
               <w:rPr>
+                <w:sz w:val="18"/>
+                <w:szCs w:val="18"/>
                 <w:lang w:val="en-US" w:eastAsia="en-US"/>
               </w:rPr>
             </w:pPr>
@@ -2140,6 +2716,8 @@
             <w:pPr>
               <w:pStyle w:val="NoSpacing"/>
               <w:rPr>
+                <w:sz w:val="18"/>
+                <w:szCs w:val="18"/>
                 <w:lang w:val="en-US" w:eastAsia="en-US"/>
               </w:rPr>
             </w:pPr>
@@ -2153,6 +2731,8 @@
             <w:pPr>
               <w:pStyle w:val="NoSpacing"/>
               <w:rPr>
+                <w:sz w:val="18"/>
+                <w:szCs w:val="18"/>
                 <w:lang w:val="en-US" w:eastAsia="en-US"/>
               </w:rPr>
             </w:pPr>
@@ -2166,6 +2746,8 @@
             <w:pPr>
               <w:pStyle w:val="NoSpacing"/>
               <w:rPr>
+                <w:sz w:val="18"/>
+                <w:szCs w:val="18"/>
                 <w:lang w:val="en-US" w:eastAsia="en-US"/>
               </w:rPr>
             </w:pPr>
@@ -2179,6 +2761,8 @@
             <w:pPr>
               <w:pStyle w:val="NoSpacing"/>
               <w:rPr>
+                <w:sz w:val="18"/>
+                <w:szCs w:val="18"/>
                 <w:lang w:val="en-US" w:eastAsia="en-US"/>
               </w:rPr>
             </w:pPr>
@@ -2192,6 +2776,8 @@
             <w:pPr>
               <w:pStyle w:val="NoSpacing"/>
               <w:rPr>
+                <w:sz w:val="18"/>
+                <w:szCs w:val="18"/>
                 <w:lang w:val="en-US" w:eastAsia="en-US"/>
               </w:rPr>
             </w:pPr>
@@ -2206,6 +2792,8 @@
               <w:pStyle w:val="BCNumber"/>
               <w:jc w:val="right"/>
               <w:rPr>
+                <w:sz w:val="18"/>
+                <w:szCs w:val="18"/>
                 <w:lang w:val="en-US" w:eastAsia="en-US"/>
               </w:rPr>
             </w:pPr>
@@ -2220,6 +2808,8 @@
               <w:pStyle w:val="BCNumber"/>
               <w:jc w:val="right"/>
               <w:rPr>
+                <w:sz w:val="18"/>
+                <w:szCs w:val="18"/>
                 <w:lang w:val="en-US" w:eastAsia="en-US"/>
               </w:rPr>
             </w:pPr>
@@ -2234,6 +2824,8 @@
               <w:pStyle w:val="BCNumber"/>
               <w:jc w:val="right"/>
               <w:rPr>
+                <w:sz w:val="18"/>
+                <w:szCs w:val="18"/>
                 <w:lang w:val="en-US" w:eastAsia="en-US"/>
               </w:rPr>
             </w:pPr>
@@ -2243,6 +2835,8 @@
       <w:sdt>
         <w:sdtPr>
           <w:rPr>
+            <w:sz w:val="18"/>
+            <w:szCs w:val="18"/>
             <w:lang w:val="en-US" w:eastAsia="en-US"/>
             <w14:numSpacing w14:val="tabular"/>
           </w:rPr>
@@ -2252,7 +2846,7 @@
           <w:placeholder>
             <w:docPart w:val="69188EA54C6A409B9E3BB3546C6332B3"/>
           </w:placeholder>
-          <w15:dataBinding w:prefixMappings="xmlns:ns0='urn:microsoft-dynamics-nav/reports/Standard_Sales_Invoice/1306/'" w:xpath="/ns0:NavWordReportXmlPart[1]/ns0:Header[1]/ns0:Line" w:storeItemID="{00000000-0000-0000-0000-000000000000}"/>
+          <w15:dataBinding w:prefixMappings="xmlns:ns0='urn:microsoft-dynamics-nav/reports/Standard_Sales_Invoice/1306/' " w:xpath="/ns0:NavWordReportXmlPart[1]/ns0:Header[1]/ns0:Line" w:storeItemID="{5EED72C4-6E20-4EF6-BC49-CAD9A90E9C17}"/>
           <w15:color w:val="808080"/>
           <w15:repeatingSection/>
         </w:sdtPr>
@@ -2260,6 +2854,8 @@
           <w:sdt>
             <w:sdtPr>
               <w:rPr>
+                <w:sz w:val="18"/>
+                <w:szCs w:val="18"/>
                 <w:lang w:val="en-US" w:eastAsia="en-US"/>
                 <w14:numSpacing w14:val="tabular"/>
               </w:rPr>
@@ -2267,11 +2863,6 @@
               <w15:color w:val="808080"/>
               <w15:repeatingSectionItem/>
             </w:sdtPr>
-            <w:sdtEndPr>
-              <w:rPr>
-                <w:lang/>
-              </w:rPr>
-            </w:sdtEndPr>
             <w:sdtContent>
               <w:tr>
                 <w:trPr>
@@ -2281,13 +2872,15 @@
                 <w:sdt>
                   <w:sdtPr>
                     <w:rPr>
+                      <w:sz w:val="18"/>
+                      <w:szCs w:val="18"/>
                       <w:lang w:val="en-US" w:eastAsia="en-US"/>
                       <w14:numSpacing w14:val="tabular"/>
                     </w:rPr>
                     <w:alias w:val="ItemNo_Line"/>
                     <w:tag w:val="#BC:InsertDataItem,DataItems/Header/Line/ItemNo_Line"/>
                     <w:id w:val="1767953054"/>
-                    <w:dataBinding w:prefixMappings="xmlns:ns0='urn:microsoft-dynamics-nav/reports/Standard_Sales_Invoice/1306/'" w:xpath="/ns0:NavWordReportXmlPart[1]/ns0:Header[1]/ns0:Line[1]/ns0:ItemNo_Line[1]" w:storeItemID="{00000000-0000-0000-0000-000000000000}"/>
+                    <w:dataBinding w:prefixMappings="xmlns:ns0='urn:microsoft-dynamics-nav/reports/Standard_Sales_Invoice/1306/'" w:xpath="/ns0:NavWordReportXmlPart[1]/ns0:Header[1]/ns0:Line[1]/ns0:ItemNo_Line[1]" w:storeItemID="{5EED72C4-6E20-4EF6-BC49-CAD9A90E9C17}"/>
                     <w15:color w:val="808080"/>
                     <w:text/>
                   </w:sdtPr>
@@ -2305,12 +2898,16 @@
                         <w:pPr>
                           <w:pStyle w:val="NoSpacing"/>
                           <w:rPr>
+                            <w:sz w:val="18"/>
+                            <w:szCs w:val="18"/>
                             <w:lang w:val="en-US" w:eastAsia="en-US"/>
                           </w:rPr>
                         </w:pPr>
                         <w:proofErr w:type="spellStart"/>
                         <w:r>
                           <w:rPr>
+                            <w:sz w:val="18"/>
+                            <w:szCs w:val="18"/>
                             <w:lang w:val="en-US" w:eastAsia="en-US"/>
                           </w:rPr>
                           <w:t>ItemNo_Line</w:t>
@@ -2323,12 +2920,14 @@
                 <w:sdt>
                   <w:sdtPr>
                     <w:rPr>
+                      <w:sz w:val="18"/>
+                      <w:szCs w:val="18"/>
                       <w:lang w:val="en-US" w:eastAsia="en-US"/>
                     </w:rPr>
                     <w:alias w:val="Description_Line"/>
                     <w:tag w:val="#BC:InsertDataItem,DataItems/Header/Line/Description_Line"/>
                     <w:id w:val="1393535743"/>
-                    <w:dataBinding w:prefixMappings="xmlns:ns0='urn:microsoft-dynamics-nav/reports/Standard_Sales_Invoice/1306/'" w:xpath="/ns0:NavWordReportXmlPart[1]/ns0:Header[1]/ns0:Line[1]/ns0:Description_Line[1]" w:storeItemID="{00000000-0000-0000-0000-000000000000}"/>
+                    <w:dataBinding w:prefixMappings="xmlns:ns0='urn:microsoft-dynamics-nav/reports/Standard_Sales_Invoice/1306/'" w:xpath="/ns0:NavWordReportXmlPart[1]/ns0:Header[1]/ns0:Line[1]/ns0:Description_Line[1]" w:storeItemID="{5EED72C4-6E20-4EF6-BC49-CAD9A90E9C17}"/>
                     <w15:color w:val="808080"/>
                     <w:text/>
                   </w:sdtPr>
@@ -2341,12 +2940,16 @@
                         <w:pPr>
                           <w:pStyle w:val="NoSpacing"/>
                           <w:rPr>
+                            <w:sz w:val="18"/>
+                            <w:szCs w:val="18"/>
                             <w:lang w:val="en-US" w:eastAsia="en-US"/>
                           </w:rPr>
                         </w:pPr>
                         <w:proofErr w:type="spellStart"/>
                         <w:r>
                           <w:rPr>
+                            <w:sz w:val="18"/>
+                            <w:szCs w:val="18"/>
                             <w:lang w:val="en-US" w:eastAsia="en-US"/>
                           </w:rPr>
                           <w:t>Description_Line</w:t>
@@ -2359,6 +2962,8 @@
                 <w:sdt>
                   <w:sdtPr>
                     <w:rPr>
+                      <w:sz w:val="18"/>
+                      <w:szCs w:val="18"/>
                       <w:lang w:val="en-US" w:eastAsia="en-US"/>
                     </w:rPr>
                     <w:alias w:val="CO2ePerUnit_Line"/>
@@ -2367,7 +2972,7 @@
                     <w:placeholder>
                       <w:docPart w:val="B77BF682887B4ECA8BAF1C8001286E3C"/>
                     </w:placeholder>
-                    <w:dataBinding w:prefixMappings="xmlns:ns0='urn:microsoft-dynamics-nav/reports/Standard_Sales_Invoice/1306/'" w:xpath="/ns0:NavWordReportXmlPart[1]/ns0:Header[1]/ns0:Line[1]/ns0:CO2ePerUnit_Line[1]" w:storeItemID="{00000000-0000-0000-0000-000000000000}"/>
+                    <w:dataBinding w:prefixMappings="xmlns:ns0='urn:microsoft-dynamics-nav/reports/Standard_Sales_Invoice/1306/'" w:xpath="/ns0:NavWordReportXmlPart[1]/ns0:Header[1]/ns0:Line[1]/ns0:CO2ePerUnit_Line[1]" w:storeItemID="{5EED72C4-6E20-4EF6-BC49-CAD9A90E9C17}"/>
                     <w15:color w:val="808080"/>
                     <w:text/>
                   </w:sdtPr>
@@ -2381,11 +2986,15 @@
                           <w:pStyle w:val="BCNumber"/>
                           <w:jc w:val="right"/>
                           <w:rPr>
+                            <w:sz w:val="18"/>
+                            <w:szCs w:val="18"/>
                             <w:lang w:val="en-US" w:eastAsia="en-US"/>
                           </w:rPr>
                         </w:pPr>
                         <w:r>
                           <w:rPr>
+                            <w:sz w:val="18"/>
+                            <w:szCs w:val="18"/>
                             <w:lang w:val="en-US" w:eastAsia="en-US"/>
                           </w:rPr>
                           <w:t>CO2ePerUnit_Line</w:t>
@@ -2397,6 +3006,8 @@
                 <w:sdt>
                   <w:sdtPr>
                     <w:rPr>
+                      <w:sz w:val="18"/>
+                      <w:szCs w:val="18"/>
                       <w:lang w:val="en-US" w:eastAsia="en-US"/>
                     </w:rPr>
                     <w:alias w:val="ShipmentDate_Line"/>
@@ -2405,7 +3016,7 @@
                     <w:placeholder>
                       <w:docPart w:val="DefaultPlaceholder_-1854013440"/>
                     </w:placeholder>
-                    <w:dataBinding w:prefixMappings="xmlns:ns0='urn:microsoft-dynamics-nav/reports/Standard_Sales_Invoice/1306/'" w:xpath="/ns0:NavWordReportXmlPart[1]/ns0:Header[1]/ns0:Line[1]/ns0:ShipmentDate_Line[1]" w:storeItemID="{00000000-0000-0000-0000-000000000000}"/>
+                    <w:dataBinding w:prefixMappings="xmlns:ns0='urn:microsoft-dynamics-nav/reports/Standard_Sales_Invoice/1306/'" w:xpath="/ns0:NavWordReportXmlPart[1]/ns0:Header[1]/ns0:Line[1]/ns0:ShipmentDate_Line[1]" w:storeItemID="{5EED72C4-6E20-4EF6-BC49-CAD9A90E9C17}"/>
                     <w15:color w:val="808080"/>
                     <w:text/>
                   </w:sdtPr>
@@ -2418,12 +3029,16 @@
                         <w:pPr>
                           <w:pStyle w:val="NoSpacing"/>
                           <w:rPr>
+                            <w:sz w:val="18"/>
+                            <w:szCs w:val="18"/>
                             <w:lang w:val="en-US" w:eastAsia="en-US"/>
                           </w:rPr>
                         </w:pPr>
                         <w:proofErr w:type="spellStart"/>
                         <w:r>
                           <w:rPr>
+                            <w:sz w:val="18"/>
+                            <w:szCs w:val="18"/>
                             <w:lang w:val="en-US" w:eastAsia="en-US"/>
                           </w:rPr>
                           <w:t>ShipmentDate_Line</w:t>
@@ -2436,12 +3051,14 @@
                 <w:sdt>
                   <w:sdtPr>
                     <w:rPr>
+                      <w:sz w:val="18"/>
+                      <w:szCs w:val="18"/>
                       <w:lang w:val="en-US" w:eastAsia="en-US"/>
                     </w:rPr>
                     <w:alias w:val="Quantity_Line"/>
                     <w:tag w:val="#BC:InsertDataItem,DataItems/Header/Line/Quantity_Line"/>
                     <w:id w:val="1672756728"/>
-                    <w:dataBinding w:prefixMappings="xmlns:ns0='urn:microsoft-dynamics-nav/reports/Standard_Sales_Invoice/1306/'" w:xpath="/ns0:NavWordReportXmlPart[1]/ns0:Header[1]/ns0:Line[1]/ns0:Quantity_Line[1]" w:storeItemID="{00000000-0000-0000-0000-000000000000}"/>
+                    <w:dataBinding w:prefixMappings="xmlns:ns0='urn:microsoft-dynamics-nav/reports/Standard_Sales_Invoice/1306/'" w:xpath="/ns0:NavWordReportXmlPart[1]/ns0:Header[1]/ns0:Line[1]/ns0:Quantity_Line[1]" w:storeItemID="{5EED72C4-6E20-4EF6-BC49-CAD9A90E9C17}"/>
                     <w15:color w:val="808080"/>
                     <w:text/>
                   </w:sdtPr>
@@ -2455,12 +3072,16 @@
                           <w:pStyle w:val="BCNumber"/>
                           <w:jc w:val="right"/>
                           <w:rPr>
+                            <w:sz w:val="18"/>
+                            <w:szCs w:val="18"/>
                             <w:lang w:val="en-US" w:eastAsia="en-US"/>
                           </w:rPr>
                         </w:pPr>
                         <w:proofErr w:type="spellStart"/>
                         <w:r>
                           <w:rPr>
+                            <w:sz w:val="18"/>
+                            <w:szCs w:val="18"/>
                             <w:lang w:val="en-US" w:eastAsia="en-US"/>
                           </w:rPr>
                           <w:t>Quantity_Line</w:t>
@@ -2473,6 +3094,8 @@
                 <w:sdt>
                   <w:sdtPr>
                     <w:rPr>
+                      <w:sz w:val="18"/>
+                      <w:szCs w:val="18"/>
                       <w:lang w:val="en-US" w:eastAsia="en-US"/>
                     </w:rPr>
                     <w:alias w:val="UnitOfMeasure"/>
@@ -2481,7 +3104,7 @@
                     <w:placeholder>
                       <w:docPart w:val="258445D5A7C24C1E918A6C544D67EAD2"/>
                     </w:placeholder>
-                    <w:dataBinding w:prefixMappings="xmlns:ns0='urn:microsoft-dynamics-nav/reports/Standard_Sales_Invoice/1306/'" w:xpath="/ns0:NavWordReportXmlPart[1]/ns0:Header[1]/ns0:Line[1]/ns0:UnitOfMeasure[1]" w:storeItemID="{00000000-0000-0000-0000-000000000000}"/>
+                    <w:dataBinding w:prefixMappings="xmlns:ns0='urn:microsoft-dynamics-nav/reports/Standard_Sales_Invoice/1306/'" w:xpath="/ns0:NavWordReportXmlPart[1]/ns0:Header[1]/ns0:Line[1]/ns0:UnitOfMeasure[1]" w:storeItemID="{5EED72C4-6E20-4EF6-BC49-CAD9A90E9C17}"/>
                     <w15:color w:val="808080"/>
                     <w:text/>
                   </w:sdtPr>
@@ -2494,12 +3117,16 @@
                         <w:pPr>
                           <w:pStyle w:val="NoSpacing"/>
                           <w:rPr>
+                            <w:sz w:val="18"/>
+                            <w:szCs w:val="18"/>
                             <w:lang w:val="en-US" w:eastAsia="en-US"/>
                           </w:rPr>
                         </w:pPr>
                         <w:proofErr w:type="spellStart"/>
                         <w:r>
                           <w:rPr>
+                            <w:sz w:val="18"/>
+                            <w:szCs w:val="18"/>
                             <w:lang w:val="en-US" w:eastAsia="en-US"/>
                           </w:rPr>
                           <w:t>UnitOfMeasure</w:t>
@@ -2518,18 +3145,22 @@
                       <w:pStyle w:val="BCNumber"/>
                       <w:jc w:val="right"/>
                       <w:rPr>
+                        <w:sz w:val="18"/>
+                        <w:szCs w:val="18"/>
                         <w:lang w:val="en-US" w:eastAsia="en-US"/>
                       </w:rPr>
                     </w:pPr>
                     <w:sdt>
                       <w:sdtPr>
                         <w:rPr>
+                          <w:sz w:val="18"/>
+                          <w:szCs w:val="18"/>
                           <w:lang w:val="en-US" w:eastAsia="en-US"/>
                         </w:rPr>
                         <w:alias w:val="UnitPrice"/>
                         <w:tag w:val="#BC:InsertDataItem,DataItems/Header/Line/UnitPrice"/>
                         <w:id w:val="-1253814634"/>
-                        <w:dataBinding w:prefixMappings="xmlns:ns0='urn:microsoft-dynamics-nav/reports/Standard_Sales_Invoice/1306/'" w:xpath="/ns0:NavWordReportXmlPart[1]/ns0:Header[1]/ns0:Line[1]/ns0:UnitPrice[1]" w:storeItemID="{00000000-0000-0000-0000-000000000000}"/>
+                        <w:dataBinding w:prefixMappings="xmlns:ns0='urn:microsoft-dynamics-nav/reports/Standard_Sales_Invoice/1306/'" w:xpath="/ns0:NavWordReportXmlPart[1]/ns0:Header[1]/ns0:Line[1]/ns0:UnitPrice[1]" w:storeItemID="{5EED72C4-6E20-4EF6-BC49-CAD9A90E9C17}"/>
                         <w15:color w:val="808080"/>
                         <w:text/>
                       </w:sdtPr>
@@ -2537,6 +3168,8 @@
                         <w:proofErr w:type="spellStart"/>
                         <w:r>
                           <w:rPr>
+                            <w:sz w:val="18"/>
+                            <w:szCs w:val="18"/>
                             <w:lang w:val="en-US" w:eastAsia="en-US"/>
                           </w:rPr>
                           <w:t>UnitPrice</w:t>
@@ -2549,6 +3182,8 @@
                 <w:sdt>
                   <w:sdtPr>
                     <w:rPr>
+                      <w:sz w:val="18"/>
+                      <w:szCs w:val="18"/>
                       <w:lang w:val="en-US" w:eastAsia="en-US"/>
                     </w:rPr>
                     <w:alias w:val="LineDiscountPercentText_Line"/>
@@ -2557,7 +3192,7 @@
                     <w:placeholder>
                       <w:docPart w:val="A355A848645C4D09B1484BC0FF763A99"/>
                     </w:placeholder>
-                    <w:dataBinding w:prefixMappings="xmlns:ns0='urn:microsoft-dynamics-nav/reports/Standard_Sales_Invoice/1306/'" w:xpath="/ns0:NavWordReportXmlPart[1]/ns0:Header[1]/ns0:Line[1]/ns0:LineDiscountPercentText_Line[1]" w:storeItemID="{00000000-0000-0000-0000-000000000000}"/>
+                    <w:dataBinding w:prefixMappings="xmlns:ns0='urn:microsoft-dynamics-nav/reports/Standard_Sales_Invoice/1306/'" w:xpath="/ns0:NavWordReportXmlPart[1]/ns0:Header[1]/ns0:Line[1]/ns0:LineDiscountPercentText_Line[1]" w:storeItemID="{5EED72C4-6E20-4EF6-BC49-CAD9A90E9C17}"/>
                     <w15:color w:val="808080"/>
                     <w:text/>
                   </w:sdtPr>
@@ -2571,12 +3206,16 @@
                           <w:pStyle w:val="BCNumber"/>
                           <w:jc w:val="right"/>
                           <w:rPr>
+                            <w:sz w:val="18"/>
+                            <w:szCs w:val="18"/>
                             <w:lang w:val="en-US" w:eastAsia="en-US"/>
                           </w:rPr>
                         </w:pPr>
                         <w:proofErr w:type="spellStart"/>
                         <w:r>
                           <w:rPr>
+                            <w:sz w:val="18"/>
+                            <w:szCs w:val="18"/>
                             <w:lang w:val="en-US" w:eastAsia="en-US"/>
                           </w:rPr>
                           <w:t>LineDiscountPercentText_Line</w:t>
@@ -2589,12 +3228,14 @@
                 <w:sdt>
                   <w:sdtPr>
                     <w:rPr>
+                      <w:sz w:val="18"/>
+                      <w:szCs w:val="18"/>
                       <w:lang w:val="en-US" w:eastAsia="en-US"/>
                     </w:rPr>
                     <w:alias w:val="VATPct_Line"/>
                     <w:tag w:val="#BC:InsertDataItem,DataItems/Header/Line/VATPct_Line"/>
                     <w:id w:val="1436251310"/>
-                    <w:dataBinding w:prefixMappings="xmlns:ns0='urn:microsoft-dynamics-nav/reports/Standard_Sales_Invoice/1306/'" w:xpath="/ns0:NavWordReportXmlPart[1]/ns0:Header[1]/ns0:Line[1]/ns0:VATPct_Line[1]" w:storeItemID="{00000000-0000-0000-0000-000000000000}"/>
+                    <w:dataBinding w:prefixMappings="xmlns:ns0='urn:microsoft-dynamics-nav/reports/Standard_Sales_Invoice/1306/'" w:xpath="/ns0:NavWordReportXmlPart[1]/ns0:Header[1]/ns0:Line[1]/ns0:VATPct_Line[1]" w:storeItemID="{5EED72C4-6E20-4EF6-BC49-CAD9A90E9C17}"/>
                     <w15:color w:val="808080"/>
                     <w:text/>
                   </w:sdtPr>
@@ -2608,12 +3249,16 @@
                           <w:pStyle w:val="BCNumber"/>
                           <w:jc w:val="right"/>
                           <w:rPr>
+                            <w:sz w:val="18"/>
+                            <w:szCs w:val="18"/>
                             <w:lang w:val="en-US" w:eastAsia="en-US"/>
                           </w:rPr>
                         </w:pPr>
                         <w:proofErr w:type="spellStart"/>
                         <w:r>
                           <w:rPr>
+                            <w:sz w:val="18"/>
+                            <w:szCs w:val="18"/>
                             <w:lang w:val="en-US" w:eastAsia="en-US"/>
                           </w:rPr>
                           <w:t>VATPct_Line</w:t>
@@ -2632,18 +3277,22 @@
                       <w:pStyle w:val="BCNumber"/>
                       <w:jc w:val="right"/>
                       <w:rPr>
+                        <w:sz w:val="18"/>
+                        <w:szCs w:val="18"/>
                         <w:lang w:val="en-US" w:eastAsia="en-US"/>
                       </w:rPr>
                     </w:pPr>
                     <w:sdt>
                       <w:sdtPr>
                         <w:rPr>
+                          <w:sz w:val="18"/>
+                          <w:szCs w:val="18"/>
                           <w:lang w:val="en-US" w:eastAsia="en-US"/>
                         </w:rPr>
                         <w:alias w:val="LineAmount_Line"/>
                         <w:tag w:val="#BC:InsertDataItem,DataItems/Header/Line/LineAmount_Line"/>
                         <w:id w:val="787541011"/>
-                        <w:dataBinding w:prefixMappings="xmlns:ns0='urn:microsoft-dynamics-nav/reports/Standard_Sales_Invoice/1306/'" w:xpath="/ns0:NavWordReportXmlPart[1]/ns0:Header[1]/ns0:Line[1]/ns0:LineAmount_Line[1]" w:storeItemID="{00000000-0000-0000-0000-000000000000}"/>
+                        <w:dataBinding w:prefixMappings="xmlns:ns0='urn:microsoft-dynamics-nav/reports/Standard_Sales_Invoice/1306/'" w:xpath="/ns0:NavWordReportXmlPart[1]/ns0:Header[1]/ns0:Line[1]/ns0:LineAmount_Line[1]" w:storeItemID="{5EED72C4-6E20-4EF6-BC49-CAD9A90E9C17}"/>
                         <w15:color w:val="808080"/>
                         <w:text/>
                       </w:sdtPr>
@@ -2651,6 +3300,8 @@
                         <w:proofErr w:type="spellStart"/>
                         <w:r>
                           <w:rPr>
+                            <w:sz w:val="18"/>
+                            <w:szCs w:val="18"/>
                             <w:lang w:val="en-US" w:eastAsia="en-US"/>
                           </w:rPr>
                           <w:t>LineAmount_Line</w:t>
@@ -2660,6 +3311,8 @@
                     </w:sdt>
                     <w:r>
                       <w:rPr>
+                        <w:sz w:val="18"/>
+                        <w:szCs w:val="18"/>
                         <w:lang w:val="en-US" w:eastAsia="en-US"/>
                       </w:rPr>
                       <w:t> </w:t>
@@ -2675,6 +3328,10 @@
     <w:p>
       <w:pPr>
         <w:spacing w:after="0" w:line="240" w:lineRule="auto"/>
+        <w:rPr>
+          <w:sz w:val="18"/>
+          <w:szCs w:val="18"/>
+        </w:rPr>
       </w:pPr>
     </w:p>
     <w:tbl>
@@ -2686,15 +3343,17 @@
         <w:tblDescription w:val="Document totals."/>
       </w:tblPr>
       <w:tblGrid>
-        <w:gridCol w:w="8867"/>
-        <w:gridCol w:w="632"/>
-        <w:gridCol w:w="133"/>
-        <w:gridCol w:w="774"/>
-        <w:gridCol w:w="5020"/>
+        <w:gridCol w:w="6182"/>
+        <w:gridCol w:w="441"/>
+        <w:gridCol w:w="92"/>
+        <w:gridCol w:w="540"/>
+        <w:gridCol w:w="3499"/>
       </w:tblGrid>
       <w:sdt>
         <w:sdtPr>
           <w:rPr>
+            <w:sz w:val="18"/>
+            <w:szCs w:val="18"/>
             <w:lang w:val="en-US" w:eastAsia="en-US"/>
             <w14:numSpacing w14:val="tabular"/>
           </w:rPr>
@@ -2708,6 +3367,8 @@
           <w:sdt>
             <w:sdtPr>
               <w:rPr>
+                <w:sz w:val="18"/>
+                <w:szCs w:val="18"/>
                 <w:lang w:val="en-US" w:eastAsia="en-US"/>
                 <w14:numSpacing w14:val="tabular"/>
               </w:rPr>
@@ -2732,12 +3393,16 @@
                       <w:pStyle w:val="BCLabel"/>
                       <w:spacing w:before="120" w:after="120"/>
                       <w:rPr>
+                        <w:sz w:val="18"/>
+                        <w:szCs w:val="18"/>
                         <w:lang w:val="en-US" w:eastAsia="en-US"/>
                       </w:rPr>
                     </w:pPr>
                     <w:sdt>
                       <w:sdtPr>
                         <w:rPr>
+                          <w:sz w:val="18"/>
+                          <w:szCs w:val="18"/>
                           <w:lang w:val="en-US" w:eastAsia="en-US"/>
                         </w:rPr>
                         <w:alias w:val="#Nav: /Header/ReportTotalsLine/Description_ReportTotalsLine"/>
@@ -2753,6 +3418,8 @@
                         <w:proofErr w:type="spellStart"/>
                         <w:r>
                           <w:rPr>
+                            <w:sz w:val="18"/>
+                            <w:szCs w:val="18"/>
                             <w:lang w:val="en-US" w:eastAsia="en-US"/>
                           </w:rPr>
                           <w:t>Description_ReportTotalsLine</w:t>
@@ -2765,6 +3432,8 @@
                 <w:sdt>
                   <w:sdtPr>
                     <w:rPr>
+                      <w:sz w:val="18"/>
+                      <w:szCs w:val="18"/>
                       <w:lang w:val="en-US" w:eastAsia="en-US"/>
                     </w:rPr>
                     <w:alias w:val="#Nav: /Header/ReportTotalsLine/Amount_ReportTotalsLine"/>
@@ -2787,12 +3456,16 @@
                           <w:pStyle w:val="BCLabelNumber"/>
                           <w:jc w:val="right"/>
                           <w:rPr>
+                            <w:sz w:val="18"/>
+                            <w:szCs w:val="18"/>
                             <w:lang w:val="en-US" w:eastAsia="en-US"/>
                           </w:rPr>
                         </w:pPr>
                         <w:proofErr w:type="spellStart"/>
                         <w:r>
                           <w:rPr>
+                            <w:sz w:val="18"/>
+                            <w:szCs w:val="18"/>
                             <w:lang w:val="en-US" w:eastAsia="en-US"/>
                           </w:rPr>
                           <w:t>Amount_ReportTotalsLine</w:t>
@@ -2814,6 +3487,8 @@
         <w:sdt>
           <w:sdtPr>
             <w:rPr>
+              <w:sz w:val="18"/>
+              <w:szCs w:val="18"/>
               <w:lang w:val="en-US" w:eastAsia="en-US"/>
             </w:rPr>
             <w:alias w:val="TotalCO2e_Lbl"/>
@@ -2822,7 +3497,7 @@
             <w:placeholder>
               <w:docPart w:val="DefaultPlaceholder_-1854013440"/>
             </w:placeholder>
-            <w:dataBinding w:prefixMappings="xmlns:ns0='urn:microsoft-dynamics-nav/reports/Standard_Sales_Invoice/1306/'" w:xpath="/ns0:NavWordReportXmlPart[1]/ns0:Header[1]/ns0:TotalCO2e_Lbl[1]" w:storeItemID="{00000000-0000-0000-0000-000000000000}"/>
+            <w:dataBinding w:prefixMappings="xmlns:ns0='urn:microsoft-dynamics-nav/reports/Standard_Sales_Invoice/1306/'" w:xpath="/ns0:NavWordReportXmlPart[1]/ns0:Header[1]/ns0:TotalCO2e_Lbl[1]" w:storeItemID="{5EED72C4-6E20-4EF6-BC49-CAD9A90E9C17}"/>
             <w15:color w:val="808080"/>
             <w:text/>
           </w:sdtPr>
@@ -2835,11 +3510,15 @@
                 <w:pPr>
                   <w:pStyle w:val="NoSpacing"/>
                   <w:rPr>
+                    <w:sz w:val="18"/>
+                    <w:szCs w:val="18"/>
                     <w:lang w:val="en-US" w:eastAsia="en-US"/>
                   </w:rPr>
                 </w:pPr>
                 <w:r>
                   <w:rPr>
+                    <w:sz w:val="18"/>
+                    <w:szCs w:val="18"/>
                     <w:lang w:val="en-US" w:eastAsia="en-US"/>
                   </w:rPr>
                   <w:t>TotalCO2e_Lbl</w:t>
@@ -2857,6 +3536,8 @@
             <w:pPr>
               <w:pStyle w:val="NoSpacing"/>
               <w:rPr>
+                <w:sz w:val="18"/>
+                <w:szCs w:val="18"/>
                 <w:lang w:val="en-US" w:eastAsia="en-US"/>
               </w:rPr>
             </w:pPr>
@@ -2870,6 +3551,8 @@
             <w:pPr>
               <w:pStyle w:val="NoSpacing"/>
               <w:rPr>
+                <w:sz w:val="18"/>
+                <w:szCs w:val="18"/>
                 <w:lang w:val="en-US" w:eastAsia="en-US"/>
               </w:rPr>
             </w:pPr>
@@ -2878,6 +3561,8 @@
         <w:sdt>
           <w:sdtPr>
             <w:rPr>
+              <w:sz w:val="18"/>
+              <w:szCs w:val="18"/>
               <w:lang w:val="en-US" w:eastAsia="en-US"/>
             </w:rPr>
             <w:alias w:val="TotalCO2e"/>
@@ -2886,7 +3571,7 @@
             <w:placeholder>
               <w:docPart w:val="DefaultPlaceholder_-1854013440"/>
             </w:placeholder>
-            <w:dataBinding w:prefixMappings="xmlns:ns0='urn:microsoft-dynamics-nav/reports/Standard_Sales_Invoice/1306/'" w:xpath="/ns0:NavWordReportXmlPart[1]/ns0:Header[1]/ns0:Totals[1]/ns0:TotalCO2e[1]" w:storeItemID="{00000000-0000-0000-0000-000000000000}"/>
+            <w:dataBinding w:prefixMappings="xmlns:ns0='urn:microsoft-dynamics-nav/reports/Standard_Sales_Invoice/1306/'" w:xpath="/ns0:NavWordReportXmlPart[1]/ns0:Header[1]/ns0:Totals[1]/ns0:TotalCO2e[1]" w:storeItemID="{5EED72C4-6E20-4EF6-BC49-CAD9A90E9C17}"/>
             <w15:color w:val="808080"/>
             <w:text/>
           </w:sdtPr>
@@ -2900,11 +3585,15 @@
                   <w:pStyle w:val="BCNumber"/>
                   <w:jc w:val="right"/>
                   <w:rPr>
+                    <w:sz w:val="18"/>
+                    <w:szCs w:val="18"/>
                     <w:lang w:val="en-US" w:eastAsia="en-US"/>
                   </w:rPr>
                 </w:pPr>
                 <w:r>
                   <w:rPr>
+                    <w:sz w:val="18"/>
+                    <w:szCs w:val="18"/>
                     <w:lang w:val="en-US" w:eastAsia="en-US"/>
                   </w:rPr>
                   <w:t>TotalCO2e</w:t>
@@ -2926,12 +3615,14 @@
           <w:sdt>
             <w:sdtPr>
               <w:rPr>
+                <w:sz w:val="18"/>
+                <w:szCs w:val="18"/>
                 <w:lang w:val="en-US" w:eastAsia="en-US"/>
               </w:rPr>
               <w:alias w:val="TotalIncludingVATText"/>
               <w:tag w:val="#BC:InsertDataItem,DataItems/Header/Totals/TotalIncludingVATText"/>
               <w:id w:val="-1340845080"/>
-              <w:dataBinding w:prefixMappings="xmlns:ns0='urn:microsoft-dynamics-nav/reports/Standard_Sales_Invoice/1306/'" w:xpath="/ns0:NavWordReportXmlPart[1]/ns0:Header[1]/ns0:Totals[1]/ns0:TotalIncludingVATText[1]" w:storeItemID="{00000000-0000-0000-0000-000000000000}"/>
+              <w:dataBinding w:prefixMappings="xmlns:ns0='urn:microsoft-dynamics-nav/reports/Standard_Sales_Invoice/1306/'" w:xpath="/ns0:NavWordReportXmlPart[1]/ns0:Header[1]/ns0:Totals[1]/ns0:TotalIncludingVATText[1]" w:storeItemID="{5EED72C4-6E20-4EF6-BC49-CAD9A90E9C17}"/>
               <w15:color w:val="808080"/>
               <w:text/>
             </w:sdtPr>
@@ -2941,12 +3632,16 @@
                   <w:pStyle w:val="BCLabel"/>
                   <w:spacing w:before="120" w:after="120"/>
                   <w:rPr>
+                    <w:sz w:val="18"/>
+                    <w:szCs w:val="18"/>
                     <w:lang w:val="en-US" w:eastAsia="en-US"/>
                   </w:rPr>
                 </w:pPr>
                 <w:proofErr w:type="spellStart"/>
                 <w:r>
                   <w:rPr>
+                    <w:sz w:val="18"/>
+                    <w:szCs w:val="18"/>
                     <w:lang w:val="en-US" w:eastAsia="en-US"/>
                   </w:rPr>
                   <w:t>TotalIncludingVATText</w:t>
@@ -2966,6 +3661,8 @@
               <w:pStyle w:val="BCLabel"/>
               <w:spacing w:before="120" w:after="120"/>
               <w:rPr>
+                <w:sz w:val="18"/>
+                <w:szCs w:val="18"/>
                 <w:lang w:val="en-US" w:eastAsia="en-US"/>
               </w:rPr>
             </w:pPr>
@@ -2980,6 +3677,8 @@
               <w:pStyle w:val="BCLabel"/>
               <w:spacing w:before="120" w:after="120"/>
               <w:rPr>
+                <w:sz w:val="18"/>
+                <w:szCs w:val="18"/>
                 <w:lang w:val="en-US" w:eastAsia="en-US"/>
               </w:rPr>
             </w:pPr>
@@ -2995,11 +3694,15 @@
               <w:spacing w:before="120" w:after="120"/>
               <w:jc w:val="right"/>
               <w:rPr>
+                <w:sz w:val="18"/>
+                <w:szCs w:val="18"/>
                 <w:lang w:val="en-US" w:eastAsia="en-US"/>
               </w:rPr>
             </w:pPr>
             <w:r>
               <w:rPr>
+                <w:sz w:val="18"/>
+                <w:szCs w:val="18"/>
                 <w:lang w:val="en-US" w:eastAsia="en-US"/>
               </w:rPr>
               <w:t> </w:t>
@@ -3008,18 +3711,22 @@
             <w:sdt>
               <w:sdtPr>
                 <w:rPr>
+                  <w:sz w:val="18"/>
+                  <w:szCs w:val="18"/>
                   <w:lang w:val="en-US" w:eastAsia="en-US"/>
                 </w:rPr>
                 <w:alias w:val="TotalAmountIncludingVAT"/>
                 <w:tag w:val="#BC:InsertDataItem,DataItems/Header/Totals/TotalAmountIncludingVAT"/>
                 <w:id w:val="475962551"/>
-                <w:dataBinding w:prefixMappings="xmlns:ns0='urn:microsoft-dynamics-nav/reports/Standard_Sales_Invoice/1306/'" w:xpath="/ns0:NavWordReportXmlPart[1]/ns0:Header[1]/ns0:Totals[1]/ns0:TotalAmountIncludingVAT[1]" w:storeItemID="{00000000-0000-0000-0000-000000000000}"/>
+                <w:dataBinding w:prefixMappings="xmlns:ns0='urn:microsoft-dynamics-nav/reports/Standard_Sales_Invoice/1306/'" w:xpath="/ns0:NavWordReportXmlPart[1]/ns0:Header[1]/ns0:Totals[1]/ns0:TotalAmountIncludingVAT[1]" w:storeItemID="{5EED72C4-6E20-4EF6-BC49-CAD9A90E9C17}"/>
                 <w15:color w:val="808080"/>
                 <w:text/>
               </w:sdtPr>
               <w:sdtContent>
                 <w:r>
                   <w:rPr>
+                    <w:sz w:val="18"/>
+                    <w:szCs w:val="18"/>
                     <w:lang w:val="en-US" w:eastAsia="en-US"/>
                   </w:rPr>
                   <w:t>TotalAmountIncludingVAT</w:t>
@@ -3031,19 +3738,26 @@
         </w:tc>
       </w:tr>
     </w:tbl>
-    <w:p/>
+    <w:p>
+      <w:pPr>
+        <w:rPr>
+          <w:sz w:val="18"/>
+          <w:szCs w:val="18"/>
+        </w:rPr>
+      </w:pPr>
+    </w:p>
     <w:tbl>
       <w:tblPr>
         <w:tblStyle w:val="BCTotalsTable"/>
         <w:tblW w:w="5000" w:type="pct"/>
-        <w:tblLook w:val="0640" w:firstRow="0" w:lastRow="1" w:firstColumn="0" w:lastColumn="0" w:noHBand="1" w:noVBand="1"/>
+        <w:tblLook w:val="0600" w:firstRow="0" w:lastRow="0" w:firstColumn="0" w:lastColumn="0" w:noHBand="1" w:noVBand="1"/>
         <w:tblCaption w:val="Table 4"/>
         <w:tblDescription w:val="Document totals."/>
       </w:tblPr>
       <w:tblGrid>
-        <w:gridCol w:w="4788"/>
-        <w:gridCol w:w="7059"/>
-        <w:gridCol w:w="3579"/>
+        <w:gridCol w:w="3338"/>
+        <w:gridCol w:w="4921"/>
+        <w:gridCol w:w="2495"/>
       </w:tblGrid>
       <w:tr>
         <w:trPr>
@@ -3051,10 +3765,14 @@
         </w:trPr>
         <w:sdt>
           <w:sdtPr>
+            <w:rPr>
+              <w:sz w:val="18"/>
+              <w:szCs w:val="18"/>
+            </w:rPr>
             <w:alias w:val="VATClause_Lbl"/>
             <w:tag w:val="#BC:InsertDataItem,DataItems/Header/VATClause_Lbl"/>
             <w:id w:val="-314872257"/>
-            <w:dataBinding w:prefixMappings="xmlns:ns0='urn:microsoft-dynamics-nav/reports/Standard_Sales_Invoice/1306/'" w:xpath="/ns0:NavWordReportXmlPart[1]/ns0:Header[1]/ns0:VATClause_Lbl[1]" w:storeItemID="{00000000-0000-0000-0000-000000000000}"/>
+            <w:dataBinding w:prefixMappings="xmlns:ns0='urn:microsoft-dynamics-nav/reports/Standard_Sales_Invoice/1306/'" w:xpath="/ns0:NavWordReportXmlPart[1]/ns0:Header[1]/ns0:VATClause_Lbl[1]" w:storeItemID="{5EED72C4-6E20-4EF6-BC49-CAD9A90E9C17}"/>
             <w15:color w:val="808080"/>
             <w:text/>
           </w:sdtPr>
@@ -3067,8 +3785,16 @@
                 <w:pPr>
                   <w:pStyle w:val="NoSpacing"/>
                   <w:textAlignment w:val="baseline"/>
+                  <w:rPr>
+                    <w:sz w:val="18"/>
+                    <w:szCs w:val="18"/>
+                  </w:rPr>
                 </w:pPr>
                 <w:r>
+                  <w:rPr>
+                    <w:sz w:val="18"/>
+                    <w:szCs w:val="18"/>
+                  </w:rPr>
                   <w:t>VATClause_Lbl</w:t>
                 </w:r>
               </w:p>
@@ -3083,6 +3809,8 @@
             <w:pPr>
               <w:pStyle w:val="NoSpacing"/>
               <w:rPr>
+                <w:sz w:val="18"/>
+                <w:szCs w:val="18"/>
                 <w:lang w:eastAsia="en-US"/>
               </w:rPr>
             </w:pPr>
@@ -3090,10 +3818,14 @@
         </w:tc>
         <w:sdt>
           <w:sdtPr>
+            <w:rPr>
+              <w:sz w:val="18"/>
+              <w:szCs w:val="18"/>
+            </w:rPr>
             <w:alias w:val="RemainingAmountText"/>
             <w:tag w:val="#BC:InsertDataItem,DataItems/Header/RemainingAmountText"/>
             <w:id w:val="1780221101"/>
-            <w:dataBinding w:prefixMappings="xmlns:ns0='urn:microsoft-dynamics-nav/reports/Standard_Sales_Invoice/1306/'" w:xpath="/ns0:NavWordReportXmlPart[1]/ns0:Header[1]/ns0:RemainingAmountText[1]" w:storeItemID="{00000000-0000-0000-0000-000000000000}"/>
+            <w:dataBinding w:prefixMappings="xmlns:ns0='urn:microsoft-dynamics-nav/reports/Standard_Sales_Invoice/1306/'" w:xpath="/ns0:NavWordReportXmlPart[1]/ns0:Header[1]/ns0:RemainingAmountText[1]" w:storeItemID="{5EED72C4-6E20-4EF6-BC49-CAD9A90E9C17}"/>
             <w15:color w:val="808080"/>
             <w:text/>
           </w:sdtPr>
@@ -3106,8 +3838,16 @@
                 <w:pPr>
                   <w:pStyle w:val="BCNumber"/>
                   <w:jc w:val="right"/>
+                  <w:rPr>
+                    <w:sz w:val="18"/>
+                    <w:szCs w:val="18"/>
+                  </w:rPr>
                 </w:pPr>
                 <w:r>
+                  <w:rPr>
+                    <w:sz w:val="18"/>
+                    <w:szCs w:val="18"/>
+                  </w:rPr>
                   <w:t>RemainingAmountText</w:t>
                 </w:r>
               </w:p>
@@ -3121,10 +3861,14 @@
         </w:trPr>
         <w:sdt>
           <w:sdtPr>
+            <w:rPr>
+              <w:sz w:val="18"/>
+              <w:szCs w:val="18"/>
+            </w:rPr>
             <w:alias w:val="VATIdentifier_Lbl"/>
             <w:tag w:val="#BC:InsertDataItem,DataItems/Header/VATIdentifier_Lbl"/>
             <w:id w:val="175238053"/>
-            <w:dataBinding w:prefixMappings="xmlns:ns0='urn:microsoft-dynamics-nav/reports/Standard_Sales_Invoice/1306/'" w:xpath="/ns0:NavWordReportXmlPart[1]/ns0:Header[1]/ns0:VATIdentifier_Lbl[1]" w:storeItemID="{00000000-0000-0000-0000-000000000000}"/>
+            <w:dataBinding w:prefixMappings="xmlns:ns0='urn:microsoft-dynamics-nav/reports/Standard_Sales_Invoice/1306/'" w:xpath="/ns0:NavWordReportXmlPart[1]/ns0:Header[1]/ns0:VATIdentifier_Lbl[1]" w:storeItemID="{5EED72C4-6E20-4EF6-BC49-CAD9A90E9C17}"/>
             <w15:color w:val="808080"/>
             <w:text/>
           </w:sdtPr>
@@ -3137,8 +3881,16 @@
                 <w:pPr>
                   <w:pStyle w:val="NoSpacing"/>
                   <w:textAlignment w:val="baseline"/>
+                  <w:rPr>
+                    <w:sz w:val="18"/>
+                    <w:szCs w:val="18"/>
+                  </w:rPr>
                 </w:pPr>
                 <w:r>
+                  <w:rPr>
+                    <w:sz w:val="18"/>
+                    <w:szCs w:val="18"/>
+                  </w:rPr>
                   <w:t>VATIdentifier_Lbl</w:t>
                 </w:r>
               </w:p>
@@ -3153,6 +3905,8 @@
             <w:pPr>
               <w:pStyle w:val="NoSpacing"/>
               <w:rPr>
+                <w:sz w:val="18"/>
+                <w:szCs w:val="18"/>
                 <w:lang w:eastAsia="en-US"/>
               </w:rPr>
             </w:pPr>
@@ -3166,13 +3920,16 @@
             <w:pPr>
               <w:pStyle w:val="BCNumber"/>
               <w:jc w:val="right"/>
+              <w:rPr>
+                <w:sz w:val="18"/>
+                <w:szCs w:val="18"/>
+              </w:rPr>
             </w:pPr>
           </w:p>
         </w:tc>
       </w:tr>
       <w:tr>
         <w:trPr>
-          <w:cnfStyle w:val="010000000000" w:firstRow="0" w:lastRow="1" w:firstColumn="0" w:lastColumn="0" w:oddVBand="0" w:evenVBand="0" w:oddHBand="0" w:evenHBand="0" w:firstRowFirstColumn="0" w:firstRowLastColumn="0" w:lastRowFirstColumn="0" w:lastRowLastColumn="0"/>
           <w:trHeight w:val="517"/>
         </w:trPr>
         <w:tc>
@@ -3182,12 +3939,14 @@
           <w:sdt>
             <w:sdtPr>
               <w:rPr>
+                <w:sz w:val="18"/>
+                <w:szCs w:val="18"/>
                 <w:lang w:val="en-US" w:eastAsia="en-US"/>
               </w:rPr>
               <w:alias w:val="VATIdentifier_VATClauseLine"/>
               <w:tag w:val="#BC:InsertDataItem,DataItems/Header/VATClauseLine/VATIdentifier_VATClauseLine"/>
               <w:id w:val="-301775843"/>
-              <w:dataBinding w:prefixMappings="xmlns:ns0='urn:microsoft-dynamics-nav/reports/Standard_Sales_Invoice/1306/'" w:xpath="/ns0:NavWordReportXmlPart[1]/ns0:Header[1]/ns0:VATClauseLine[1]/ns0:VATIdentifier_VATClauseLine[1]" w:storeItemID="{00000000-0000-0000-0000-000000000000}"/>
+              <w:dataBinding w:prefixMappings="xmlns:ns0='urn:microsoft-dynamics-nav/reports/Standard_Sales_Invoice/1306/'" w:xpath="/ns0:NavWordReportXmlPart[1]/ns0:Header[1]/ns0:VATClauseLine[1]/ns0:VATIdentifier_VATClauseLine[1]" w:storeItemID="{5EED72C4-6E20-4EF6-BC49-CAD9A90E9C17}"/>
               <w15:color w:val="808080"/>
               <w:text/>
             </w:sdtPr>
@@ -3197,12 +3956,16 @@
                   <w:pStyle w:val="BCLabel"/>
                   <w:spacing w:after="160"/>
                   <w:rPr>
+                    <w:sz w:val="18"/>
+                    <w:szCs w:val="18"/>
                     <w:lang w:val="en-US" w:eastAsia="en-US"/>
                   </w:rPr>
                 </w:pPr>
                 <w:proofErr w:type="spellStart"/>
                 <w:r>
                   <w:rPr>
+                    <w:sz w:val="18"/>
+                    <w:szCs w:val="18"/>
                     <w:lang w:val="en-US" w:eastAsia="en-US"/>
                   </w:rPr>
                   <w:t>VATIdentifier_VATClauseLine</w:t>
@@ -3214,10 +3977,14 @@
         </w:tc>
         <w:sdt>
           <w:sdtPr>
+            <w:rPr>
+              <w:sz w:val="18"/>
+              <w:szCs w:val="18"/>
+            </w:rPr>
             <w:alias w:val="Description_VATClauseLine"/>
             <w:tag w:val="#BC:InsertDataItem,DataItems/Header/VATClauseLine/Description_VATClauseLine"/>
             <w:id w:val="941799959"/>
-            <w:dataBinding w:prefixMappings="xmlns:ns0='urn:microsoft-dynamics-nav/reports/Standard_Sales_Invoice/1306/'" w:xpath="/ns0:NavWordReportXmlPart[1]/ns0:Header[1]/ns0:VATClauseLine[1]/ns0:Description_VATClauseLine[1]" w:storeItemID="{00000000-0000-0000-0000-000000000000}"/>
+            <w:dataBinding w:prefixMappings="xmlns:ns0='urn:microsoft-dynamics-nav/reports/Standard_Sales_Invoice/1306/'" w:xpath="/ns0:NavWordReportXmlPart[1]/ns0:Header[1]/ns0:VATClauseLine[1]/ns0:Description_VATClauseLine[1]" w:storeItemID="{5EED72C4-6E20-4EF6-BC49-CAD9A90E9C17}"/>
             <w15:color w:val="808080"/>
             <w:text/>
           </w:sdtPr>
@@ -3230,10 +3997,16 @@
                 <w:pPr>
                   <w:pStyle w:val="BCLabel"/>
                   <w:rPr>
+                    <w:sz w:val="18"/>
+                    <w:szCs w:val="18"/>
                     <w:lang w:eastAsia="en-US"/>
                   </w:rPr>
                 </w:pPr>
                 <w:r>
+                  <w:rPr>
+                    <w:sz w:val="18"/>
+                    <w:szCs w:val="18"/>
+                  </w:rPr>
                   <w:t>Description_VATClauseLine</w:t>
                 </w:r>
               </w:p>
@@ -3246,6 +4019,10 @@
           </w:tcPr>
           <w:sdt>
             <w:sdtPr>
+              <w:rPr>
+                <w:sz w:val="18"/>
+                <w:szCs w:val="18"/>
+              </w:rPr>
               <w:alias w:val="#Nav: /Header/VATClauseLine/VATAmount_VATClauseLine"/>
               <w:tag w:val="#Nav: Standard_Sales_Invoice/1306"/>
               <w:id w:val="-1432200154"/>
@@ -3260,8 +4037,16 @@
                 <w:pPr>
                   <w:pStyle w:val="BCLabelNumber"/>
                   <w:jc w:val="right"/>
+                  <w:rPr>
+                    <w:sz w:val="18"/>
+                    <w:szCs w:val="18"/>
+                  </w:rPr>
                 </w:pPr>
                 <w:r>
+                  <w:rPr>
+                    <w:sz w:val="18"/>
+                    <w:szCs w:val="18"/>
+                  </w:rPr>
                   <w:t>VATAmount_VATClauseLine</w:t>
                 </w:r>
               </w:p>
@@ -3271,6 +4056,10 @@
             <w:pPr>
               <w:pStyle w:val="BCLabelNumber"/>
               <w:jc w:val="right"/>
+              <w:rPr>
+                <w:sz w:val="18"/>
+                <w:szCs w:val="18"/>
+              </w:rPr>
             </w:pPr>
           </w:p>
         </w:tc>
@@ -3279,6 +4068,10 @@
     <w:p>
       <w:pPr>
         <w:spacing w:after="0" w:line="240" w:lineRule="auto"/>
+        <w:rPr>
+          <w:sz w:val="18"/>
+          <w:szCs w:val="18"/>
+        </w:rPr>
       </w:pPr>
     </w:p>
     <w:tbl>
@@ -3290,7 +4083,7 @@
         <w:tblDescription w:val="Layout table. Used for positioning, not for tabular data."/>
       </w:tblPr>
       <w:tblGrid>
-        <w:gridCol w:w="15426"/>
+        <w:gridCol w:w="10754"/>
       </w:tblGrid>
       <w:tr>
         <w:trPr>
@@ -3301,6 +4094,8 @@
         <w:sdt>
           <w:sdtPr>
             <w:rPr>
+              <w:sz w:val="18"/>
+              <w:szCs w:val="18"/>
               <w:lang w:val="en-US" w:eastAsia="en-US"/>
             </w:rPr>
             <w:alias w:val="WorkDescriptionLine"/>
@@ -3309,7 +4104,7 @@
             <w:placeholder>
               <w:docPart w:val="DefaultPlaceholder_-1854013440"/>
             </w:placeholder>
-            <w:dataBinding w:prefixMappings="xmlns:ns0='urn:microsoft-dynamics-nav/reports/Standard_Sales_Invoice/1306/'" w:xpath="/ns0:NavWordReportXmlPart[1]/ns0:Header[1]/ns0:WorkDescriptionLines[1]/ns0:WorkDescriptionLine[1]" w:storeItemID="{00000000-0000-0000-0000-000000000000}"/>
+            <w:dataBinding w:prefixMappings="xmlns:ns0='urn:microsoft-dynamics-nav/reports/Standard_Sales_Invoice/1306/'" w:xpath="/ns0:NavWordReportXmlPart[1]/ns0:Header[1]/ns0:WorkDescriptionLines[1]/ns0:WorkDescriptionLine[1]" w:storeItemID="{5EED72C4-6E20-4EF6-BC49-CAD9A90E9C17}"/>
             <w15:color w:val="808080"/>
             <w:text/>
           </w:sdtPr>
@@ -3322,12 +4117,16 @@
                 <w:pPr>
                   <w:pStyle w:val="NoSpacing"/>
                   <w:rPr>
+                    <w:sz w:val="18"/>
+                    <w:szCs w:val="18"/>
                     <w:lang w:val="en-US" w:eastAsia="en-US"/>
                   </w:rPr>
                 </w:pPr>
                 <w:proofErr w:type="spellStart"/>
                 <w:r>
                   <w:rPr>
+                    <w:sz w:val="18"/>
+                    <w:szCs w:val="18"/>
                     <w:lang w:val="en-US" w:eastAsia="en-US"/>
                   </w:rPr>
                   <w:t>WorkDescriptionLine</w:t>
@@ -3346,7 +4145,9 @@
         <w:sdt>
           <w:sdtPr>
             <w:rPr>
-              <w:lang w:val="da-DK" w:eastAsia="en-US"/>
+              <w:sz w:val="18"/>
+              <w:szCs w:val="18"/>
+              <w:lang w:eastAsia="en-US"/>
             </w:rPr>
             <w:alias w:val="CompanyLegalStatement"/>
             <w:tag w:val="#BC:InsertDataItem,DataItems/Header/CompanyLegalStatement"/>
@@ -3354,7 +4155,7 @@
             <w:placeholder>
               <w:docPart w:val="CDACB83C39884ED8967B8A8B074E5419"/>
             </w:placeholder>
-            <w:dataBinding w:prefixMappings="xmlns:ns0='urn:microsoft-dynamics-nav/reports/Standard_Sales_Invoice/1306/'" w:xpath="/ns0:NavWordReportXmlPart[1]/ns0:Header[1]/ns0:CompanyLegalStatement[1]" w:storeItemID="{00000000-0000-0000-0000-000000000000}"/>
+            <w:dataBinding w:prefixMappings="xmlns:ns0='urn:microsoft-dynamics-nav/reports/Standard_Sales_Invoice/1306/'" w:xpath="/ns0:NavWordReportXmlPart[1]/ns0:Header[1]/ns0:CompanyLegalStatement[1]" w:storeItemID="{5EED72C4-6E20-4EF6-BC49-CAD9A90E9C17}"/>
             <w15:color w:val="808080"/>
             <w:text/>
           </w:sdtPr>
@@ -3367,12 +4168,16 @@
                 <w:pPr>
                   <w:pStyle w:val="NoSpacing"/>
                   <w:rPr>
+                    <w:sz w:val="18"/>
+                    <w:szCs w:val="18"/>
                     <w:lang w:val="en-US" w:eastAsia="en-US"/>
                   </w:rPr>
                 </w:pPr>
                 <w:r>
                   <w:rPr>
-                    <w:lang w:val="da-DK" w:eastAsia="en-US"/>
+                    <w:sz w:val="18"/>
+                    <w:szCs w:val="18"/>
+                    <w:lang w:eastAsia="en-US"/>
                   </w:rPr>
                   <w:t>CompanyLegalStatement</w:t>
                 </w:r>
@@ -3394,12 +4199,16 @@
             <w:pPr>
               <w:pStyle w:val="NoSpacing"/>
               <w:rPr>
-                <w:lang w:val="da-DK" w:eastAsia="en-US"/>
+                <w:sz w:val="18"/>
+                <w:szCs w:val="18"/>
+                <w:lang w:eastAsia="en-US"/>
               </w:rPr>
             </w:pPr>
             <w:sdt>
               <w:sdtPr>
                 <w:rPr>
+                  <w:sz w:val="18"/>
+                  <w:szCs w:val="18"/>
                   <w:lang w:val="en-US" w:eastAsia="en-US"/>
                 </w:rPr>
                 <w:alias w:val="Disclaimer_Lbl"/>
@@ -3408,7 +4217,7 @@
                 <w:placeholder>
                   <w:docPart w:val="831E8CE0D21D4696915F2955527967FC"/>
                 </w:placeholder>
-                <w:dataBinding w:prefixMappings="xmlns:ns0='urn:microsoft-dynamics-nav/reports/Standard_Sales_Invoice/1306/'" w:xpath="/ns0:NavWordReportXmlPart[1]/ns0:Header[1]/ns0:Disclaimer_Lbl[1]" w:storeItemID="{00000000-0000-0000-0000-000000000000}"/>
+                <w:dataBinding w:prefixMappings="xmlns:ns0='urn:microsoft-dynamics-nav/reports/Standard_Sales_Invoice/1306/'" w:xpath="/ns0:NavWordReportXmlPart[1]/ns0:Header[1]/ns0:Disclaimer_Lbl[1]" w:storeItemID="{5EED72C4-6E20-4EF6-BC49-CAD9A90E9C17}"/>
                 <w15:color w:val="808080"/>
                 <w:text/>
               </w:sdtPr>
@@ -3416,6 +4225,8 @@
                 <w:proofErr w:type="spellStart"/>
                 <w:r>
                   <w:rPr>
+                    <w:sz w:val="18"/>
+                    <w:szCs w:val="18"/>
                     <w:lang w:val="en-US" w:eastAsia="en-US"/>
                   </w:rPr>
                   <w:t>Disclaimer_Lbl</w:t>
@@ -3434,7 +4245,9 @@
         <w:sdt>
           <w:sdtPr>
             <w:rPr>
-              <w:lang w:val="da-DK" w:eastAsia="en-US"/>
+              <w:sz w:val="18"/>
+              <w:szCs w:val="18"/>
+              <w:lang w:eastAsia="en-US"/>
             </w:rPr>
             <w:alias w:val="LineFeeCaptionText"/>
             <w:tag w:val="#BC:InsertDataItem,DataItems/Header/LineFee/LineFeeCaptionText"/>
@@ -3442,7 +4255,7 @@
             <w:placeholder>
               <w:docPart w:val="44853694943344B5B6600347C64D915C"/>
             </w:placeholder>
-            <w:dataBinding w:prefixMappings="xmlns:ns0='urn:microsoft-dynamics-nav/reports/Standard_Sales_Invoice/1306/'" w:xpath="/ns0:NavWordReportXmlPart[1]/ns0:Header[1]/ns0:LineFee[1]/ns0:LineFeeCaptionText[1]" w:storeItemID="{00000000-0000-0000-0000-000000000000}"/>
+            <w:dataBinding w:prefixMappings="xmlns:ns0='urn:microsoft-dynamics-nav/reports/Standard_Sales_Invoice/1306/'" w:xpath="/ns0:NavWordReportXmlPart[1]/ns0:Header[1]/ns0:LineFee[1]/ns0:LineFeeCaptionText[1]" w:storeItemID="{5EED72C4-6E20-4EF6-BC49-CAD9A90E9C17}"/>
             <w15:color w:val="808080"/>
             <w:text/>
           </w:sdtPr>
@@ -3455,12 +4268,16 @@
                 <w:pPr>
                   <w:pStyle w:val="NoSpacing"/>
                   <w:rPr>
+                    <w:sz w:val="18"/>
+                    <w:szCs w:val="18"/>
                     <w:lang w:val="en-US" w:eastAsia="en-US"/>
                   </w:rPr>
                 </w:pPr>
                 <w:r>
                   <w:rPr>
-                    <w:lang w:val="da-DK" w:eastAsia="en-US"/>
+                    <w:sz w:val="18"/>
+                    <w:szCs w:val="18"/>
+                    <w:lang w:eastAsia="en-US"/>
                   </w:rPr>
                   <w:t>LineFeeCaptionText</w:t>
                 </w:r>
@@ -3481,12 +4298,14 @@
           <w:sdt>
             <w:sdtPr>
               <w:rPr>
+                <w:sz w:val="18"/>
+                <w:szCs w:val="18"/>
                 <w:lang w:val="en-US" w:eastAsia="en-US"/>
               </w:rPr>
               <w:alias w:val="PaymentServiceText_Url"/>
               <w:tag w:val="#BC:InsertDataItem,DataItems/Header/PaymentReportingArgument/PaymentServiceText_Url"/>
               <w:id w:val="-799918150"/>
-              <w:dataBinding w:prefixMappings="xmlns:ns0='urn:microsoft-dynamics-nav/reports/Standard_Sales_Invoice/1306/'" w:xpath="/ns0:NavWordReportXmlPart[1]/ns0:Header[1]/ns0:PaymentReportingArgument[1]/ns0:PaymentServiceText_Url[1]" w:storeItemID="{00000000-0000-0000-0000-000000000000}"/>
+              <w:dataBinding w:prefixMappings="xmlns:ns0='urn:microsoft-dynamics-nav/reports/Standard_Sales_Invoice/1306/'" w:xpath="/ns0:NavWordReportXmlPart[1]/ns0:Header[1]/ns0:PaymentReportingArgument[1]/ns0:PaymentServiceText_Url[1]" w:storeItemID="{5EED72C4-6E20-4EF6-BC49-CAD9A90E9C17}"/>
               <w15:color w:val="808080"/>
               <w:text/>
             </w:sdtPr>
@@ -3495,12 +4314,16 @@
                 <w:pPr>
                   <w:pStyle w:val="NoSpacing"/>
                   <w:rPr>
-                    <w:lang w:val="da-DK" w:eastAsia="en-US"/>
+                    <w:sz w:val="18"/>
+                    <w:szCs w:val="18"/>
+                    <w:lang w:eastAsia="en-US"/>
                   </w:rPr>
                 </w:pPr>
                 <w:proofErr w:type="spellStart"/>
                 <w:r>
                   <w:rPr>
+                    <w:sz w:val="18"/>
+                    <w:szCs w:val="18"/>
                     <w:lang w:val="en-US" w:eastAsia="en-US"/>
                   </w:rPr>
                   <w:t>PaymentServiceText_Url</w:t>
@@ -3512,19 +4335,22 @@
         </w:tc>
       </w:tr>
     </w:tbl>
-    <w:p/>
+    <w:p>
+      <w:pPr>
+        <w:rPr>
+          <w:sz w:val="18"/>
+          <w:szCs w:val="18"/>
+        </w:rPr>
+      </w:pPr>
+    </w:p>
     <w:sectPr>
-      <w:pgSz w:w="16838" w:h="11906" w:orient="landscape"/>
-      <w:pgMar w:top="576" w:right="706" w:bottom="576" w:left="706" w:header="708" w:footer="708" w:gutter="0"/>
+      <w:pgSz w:w="11906" w:h="16838"/>
+      <w:pgMar w:top="706" w:right="576" w:bottom="706" w:left="576" w:header="708" w:footer="708" w:gutter="0"/>
       <w:cols w:space="708"/>
       <w:docGrid w:linePitch="360"/>
     </w:sectPr>
   </w:body>
 </w:document>
-</file>
-
-<file path=word/numbering.xml><?xml version="1.0" encoding="utf-8"?>
-<w:numbering xmlns:wpc="http://schemas.microsoft.com/office/word/2010/wordprocessingCanvas" xmlns:cx="http://schemas.microsoft.com/office/drawing/2014/chartex" xmlns:cx1="http://schemas.microsoft.com/office/drawing/2015/9/8/chartex" xmlns:cx2="http://schemas.microsoft.com/office/drawing/2015/10/21/chartex" xmlns:cx3="http://schemas.microsoft.com/office/drawing/2016/5/9/chartex" xmlns:cx4="http://schemas.microsoft.com/office/drawing/2016/5/10/chartex" xmlns:cx5="http://schemas.microsoft.com/office/drawing/2016/5/11/chartex" xmlns:cx6="http://schemas.microsoft.com/office/drawing/2016/5/12/chartex" xmlns:cx7="http://schemas.microsoft.com/office/drawing/2016/5/13/chartex" xmlns:cx8="http://schemas.microsoft.com/office/drawing/2016/5/14/chartex" xmlns:mc="http://schemas.openxmlformats.org/markup-compatibility/2006" xmlns:aink="http://schemas.microsoft.com/office/drawing/2016/ink" xmlns:am3d="http://schemas.microsoft.com/office/drawing/2017/model3d" xmlns:o="urn:schemas-microsoft-com:office:office" xmlns:oel="http://schemas.microsoft.com/office/2019/extlst" xmlns:r="http://schemas.openxmlformats.org/officeDocument/2006/relationships" xmlns:m="http://schemas.openxmlformats.org/officeDocument/2006/math" xmlns:v="urn:schemas-microsoft-com:vml" xmlns:wp14="http://schemas.microsoft.com/office/word/2010/wordprocessingDrawing" xmlns:wp="http://schemas.openxmlformats.org/drawingml/2006/wordprocessingDrawing" xmlns:w10="urn:schemas-microsoft-com:office:word" xmlns:w="http://schemas.openxmlformats.org/wordprocessingml/2006/main" xmlns:w14="http://schemas.microsoft.com/office/word/2010/wordml" xmlns:w15="http://schemas.microsoft.com/office/word/2012/wordml" xmlns:w16cei="http://schemas.microsoft.com/office/word/2026/wordml/cei" xmlns:w16cex="http://schemas.microsoft.com/office/word/2018/wordml/cex" xmlns:w16cid="http://schemas.microsoft.com/office/word/2016/wordml/cid" xmlns:w16="http://schemas.microsoft.com/office/word/2018/wordml" xmlns:w16du="http://schemas.microsoft.com/office/word/2023/wordml/word16du" xmlns:w16sdtdh="http://schemas.microsoft.com/office/word/2020/wordml/sdtdatahash" xmlns:w16sdtfl="http://schemas.microsoft.com/office/word/2024/wordml/sdtformatlock" xmlns:w16se="http://schemas.microsoft.com/office/word/2015/wordml/symex" xmlns:wpg="http://schemas.microsoft.com/office/word/2010/wordprocessingGroup" xmlns:wpi="http://schemas.microsoft.com/office/word/2010/wordprocessingInk" xmlns:wne="http://schemas.microsoft.com/office/word/2006/wordml" xmlns:wps="http://schemas.microsoft.com/office/word/2010/wordprocessingShape" mc:Ignorable="w14 w15 w16se w16cid w16 w16cex w16sdtdh w16sdtfl w16du wp14"/>
 </file>
 
 <file path=word/styles.xml><?xml version="1.0" encoding="utf-8"?>
@@ -3536,7 +4362,7 @@
         <w:kern w:val="2"/>
         <w:sz w:val="24"/>
         <w:szCs w:val="24"/>
-        <w:lang w:bidi="ar-SA"/>
+        <w:lang w:val="da-DK" w:eastAsia="da-DK" w:bidi="ar-SA"/>
         <w14:ligatures w14:val="standardContextual"/>
       </w:rPr>
     </w:rPrDefault>
@@ -4003,6 +4829,7 @@
   </w:style>
   <w:style w:type="table" w:styleId="TableGrid">
     <w:name w:val="Table Grid"/>
+    <w:aliases w:val="Default"/>
     <w:basedOn w:val="TableNormal"/>
     <w:uiPriority w:val="39"/>
     <w:rsid w:val="003D2BE9"/>
@@ -4056,7 +4883,6 @@
       <w:kern w:val="0"/>
       <w:sz w:val="20"/>
       <w:szCs w:val="20"/>
-      <w:lang w:val="da-DK" w:eastAsia="da-DK"/>
       <w14:ligatures w14:val="none"/>
     </w:rPr>
     <w:tblPr/>
@@ -4744,6 +5570,16 @@
       </w:tcPr>
     </w:tblStylePr>
   </w:style>
+  <w:style w:type="character" w:styleId="Strong">
+    <w:name w:val="Strong"/>
+    <w:uiPriority w:val="22"/>
+    <w:qFormat/>
+    <w:rsid w:val="00592036"/>
+    <w:rPr>
+      <w:b/>
+      <w:bCs/>
+    </w:rPr>
+  </w:style>
 </w:styles>
 </file>
 
@@ -5066,6 +5902,122 @@
         </w:p>
       </w:docPartBody>
     </w:docPart>
+    <w:docPart>
+      <w:docPartPr>
+        <w:name w:val="A15725A6CA364F3B9BF54199342117B2"/>
+        <w:category>
+          <w:name w:val="General"/>
+          <w:gallery w:val="placeholder"/>
+        </w:category>
+        <w:types>
+          <w:type w:val="bbPlcHdr"/>
+        </w:types>
+        <w:behaviors>
+          <w:behavior w:val="content"/>
+        </w:behaviors>
+        <w:guid w:val="{2D057587-72CA-4350-B0AF-DF4ABEAB279C}"/>
+      </w:docPartPr>
+      <w:docPartBody>
+        <w:p>
+          <w:pPr>
+            <w:pStyle w:val="A15725A6CA364F3B9BF54199342117B2"/>
+          </w:pPr>
+          <w:r>
+            <w:rPr>
+              <w:rStyle w:val="PlaceholderText"/>
+            </w:rPr>
+            <w:t>Click or tap here to enter text.</w:t>
+          </w:r>
+        </w:p>
+      </w:docPartBody>
+    </w:docPart>
+    <w:docPart>
+      <w:docPartPr>
+        <w:name w:val="BBD71F50FE4542908DEFB1E26A76840A"/>
+        <w:category>
+          <w:name w:val="General"/>
+          <w:gallery w:val="placeholder"/>
+        </w:category>
+        <w:types>
+          <w:type w:val="bbPlcHdr"/>
+        </w:types>
+        <w:behaviors>
+          <w:behavior w:val="content"/>
+        </w:behaviors>
+        <w:guid w:val="{FC3C32EC-0B77-4770-A107-0EC1253C71BB}"/>
+      </w:docPartPr>
+      <w:docPartBody>
+        <w:p>
+          <w:pPr>
+            <w:pStyle w:val="BBD71F50FE4542908DEFB1E26A76840A"/>
+          </w:pPr>
+          <w:r>
+            <w:rPr>
+              <w:rStyle w:val="PlaceholderText"/>
+            </w:rPr>
+            <w:t>Click or tap here to enter text.</w:t>
+          </w:r>
+        </w:p>
+      </w:docPartBody>
+    </w:docPart>
+    <w:docPart>
+      <w:docPartPr>
+        <w:name w:val="AC14F98B23CB425E933CF9D8F0D707DD"/>
+        <w:category>
+          <w:name w:val="General"/>
+          <w:gallery w:val="placeholder"/>
+        </w:category>
+        <w:types>
+          <w:type w:val="bbPlcHdr"/>
+        </w:types>
+        <w:behaviors>
+          <w:behavior w:val="content"/>
+        </w:behaviors>
+        <w:guid w:val="{0D524554-5091-46EB-ACD7-37965D75A146}"/>
+      </w:docPartPr>
+      <w:docPartBody>
+        <w:p>
+          <w:pPr>
+            <w:pStyle w:val="AC14F98B23CB425E933CF9D8F0D707DD"/>
+          </w:pPr>
+          <w:r>
+            <w:rPr>
+              <w:rStyle w:val="PlaceholderText"/>
+            </w:rPr>
+            <w:t>Click or tap here to enter text.</w:t>
+          </w:r>
+        </w:p>
+      </w:docPartBody>
+    </w:docPart>
+    <w:docPart>
+      <w:docPartPr>
+        <w:name w:val="6C7363630BC540B0836A33A589EABF16"/>
+        <w:category>
+          <w:name w:val="General"/>
+          <w:gallery w:val="placeholder"/>
+        </w:category>
+        <w:types>
+          <w:type w:val="bbPlcHdr"/>
+        </w:types>
+        <w:behaviors>
+          <w:behavior w:val="content"/>
+        </w:behaviors>
+        <w:guid w:val="{3E65051F-0B49-4D63-A6E7-5F28A07AFDBE}"/>
+      </w:docPartPr>
+      <w:docPartBody>
+        <w:p>
+          <w:pPr>
+            <w:pStyle w:val="6C7363630BC540B0836A33A589EABF16"/>
+          </w:pPr>
+          <w:r>
+            <w:rPr>
+              <w:rStyle w:val="PlaceholderText"/>
+            </w:rPr>
+            <w:t>Click or tap here to enter text.</w:t>
+          </w:r>
+        </w:p>
+      </w:docPartBody>
+    </w:docPart>
   </w:docParts>
 </w:glossaryDocument>
 </file>
@@ -5126,17 +6078,22 @@
   <w:rsids>
     <w:rsidRoot w:val="00042826"/>
     <w:rsid w:val="00042826"/>
+    <w:rsid w:val="00133BF8"/>
+    <w:rsid w:val="0039777E"/>
     <w:rsid w:val="003B133B"/>
     <w:rsid w:val="005B609A"/>
     <w:rsid w:val="007E07C7"/>
     <w:rsid w:val="008E7FCD"/>
     <w:rsid w:val="00950240"/>
+    <w:rsid w:val="009F179E"/>
     <w:rsid w:val="00AD2F0E"/>
     <w:rsid w:val="00B56705"/>
     <w:rsid w:val="00C6362E"/>
     <w:rsid w:val="00CE2DFA"/>
     <w:rsid w:val="00D36141"/>
     <w:rsid w:val="00D57256"/>
+    <w:rsid w:val="00D938E1"/>
+    <w:rsid w:val="00E5467B"/>
     <w:rsid w:val="00E5711F"/>
     <w:rsid w:val="00E84ABE"/>
   </w:rsids>
@@ -5153,9 +6110,9 @@
     <m:intLim m:val="subSup"/>
     <m:naryLim m:val="undOvr"/>
   </m:mathPr>
-  <w:themeFontLang/>
+  <w:themeFontLang w:val="da-DK"/>
   <w:clrSchemeMapping w:bg1="light1" w:t1="dark1" w:bg2="light2" w:t2="dark2" w:accent1="accent1" w:accent2="accent2" w:accent3="accent3" w:accent4="accent4" w:accent5="accent5" w:accent6="accent6" w:hyperlink="hyperlink" w:followedHyperlink="followedHyperlink"/>
-  <w:decimalSymbol w:val="."/>
+  <w:decimalSymbol w:val=","/>
   <w:listSeparator w:val=","/>
   <w15:chartTrackingRefBased/>
 </w:settings>
@@ -5170,7 +6127,7 @@
         <w:kern w:val="2"/>
         <w:sz w:val="24"/>
         <w:szCs w:val="24"/>
-        <w:lang w:bidi="ar-SA"/>
+        <w:lang w:val="da-DK" w:eastAsia="da-DK" w:bidi="ar-SA"/>
         <w14:ligatures w14:val="standardContextual"/>
       </w:rPr>
     </w:rPrDefault>
@@ -5594,7 +6551,7 @@
     <w:basedOn w:val="DefaultParagraphFont"/>
     <w:uiPriority w:val="99"/>
     <w:semiHidden/>
-    <w:rsid w:val="00B56705"/>
+    <w:rsid w:val="009F179E"/>
     <w:rPr>
       <w:color w:val="808080"/>
     </w:rPr>
@@ -5602,9 +6559,6 @@
   <w:style w:type="paragraph" w:customStyle="1" w:styleId="F457A4C098104916BB7C1E629EEACE4B">
     <w:name w:val="F457A4C098104916BB7C1E629EEACE4B"/>
     <w:rsid w:val="003B133B"/>
-    <w:rPr>
-      <w:lang w:val="da-DK" w:eastAsia="da-DK"/>
-    </w:rPr>
   </w:style>
   <w:style w:type="paragraph" w:customStyle="1" w:styleId="B77BF682887B4ECA8BAF1C8001286E3C">
     <w:name w:val="B77BF682887B4ECA8BAF1C8001286E3C"/>
@@ -5641,6 +6595,22 @@
   <w:style w:type="paragraph" w:customStyle="1" w:styleId="9B5C986CB4294DFE844701504F4B4EEC">
     <w:name w:val="9B5C986CB4294DFE844701504F4B4EEC"/>
     <w:rsid w:val="00B56705"/>
+  </w:style>
+  <w:style w:type="paragraph" w:customStyle="1" w:styleId="A15725A6CA364F3B9BF54199342117B2">
+    <w:name w:val="A15725A6CA364F3B9BF54199342117B2"/>
+    <w:rsid w:val="009F179E"/>
+  </w:style>
+  <w:style w:type="paragraph" w:customStyle="1" w:styleId="BBD71F50FE4542908DEFB1E26A76840A">
+    <w:name w:val="BBD71F50FE4542908DEFB1E26A76840A"/>
+    <w:rsid w:val="009F179E"/>
+  </w:style>
+  <w:style w:type="paragraph" w:customStyle="1" w:styleId="AC14F98B23CB425E933CF9D8F0D707DD">
+    <w:name w:val="AC14F98B23CB425E933CF9D8F0D707DD"/>
+    <w:rsid w:val="009F179E"/>
+  </w:style>
+  <w:style w:type="paragraph" w:customStyle="1" w:styleId="6C7363630BC540B0836A33A589EABF16">
+    <w:name w:val="6C7363630BC540B0836A33A589EABF16"/>
+    <w:rsid w:val="009F179E"/>
   </w:style>
 </w:styles>
 </file>
@@ -5987,9 +6957,7 @@
 </we:webextension>
 </file>
 
-<file path=customXml/item1.xml>��< ? x m l   v e r s i o n = " 1 . 0 "   e n c o d i n g = " u t f - 1 6 " ? > - 
- < N a v W o r d R e p o r t X m l P a r t   x m l n s = " u r n : m i c r o s o f t - d y n a m i c s - n a v / r e p o r t s / S t a n d a r d _ S a l e s _ I n v o i c e / 1 3 0 6 / " > +<file path=customXml/item1.xml>��< ? x m l   v e r s i o n = " 1 . 0 "   e n c o d i n g = " u t f - 1 6 " ? > < N a v W o r d R e p o r t X m l P a r t   x m l n s = " u r n : m i c r o s o f t - d y n a m i c s - n a v / r e p o r t s / S t a n d a r d _ S a l e s _ I n v o i c e / 1 3 0 6 / " >   
      < B C R e p o r t I n f o r m a t i o n >   
@@ -6213,7 +7181,7 @@
  
          < C o m p a n y P h o n e N o _ L b l > C o m p a n y P h o n e N o _ L b l < / C o m p a n y P h o n e N o _ L b l >   
-         < C o m p a n y P i c t u r e   / > +         < C o m p a n y P i c t u r e / >   
          < C o m p a n y R e g i s t r a t i o n N u m b e r > C o m p a n y R e g i s t r a t i o n N u m b e r < / C o m p a n y R e g i s t r a t i o n N u m b e r >   
@@ -6637,7 +7605,7 @@
  
          < P a y m e n t R e p o r t i n g A r g u m e n t >   
-             < P a y m e n t S e r v i c e L o g o   / > +             < P a y m e n t S e r v i c e L o g o / >   
              < P a y m e n t S e r v i c e L o g o _ U r l > P a y m e n t S e r v i c e L o g o _ U r l < / P a y m e n t S e r v i c e L o g o _ U r l >   
@@ -6726,9 +7694,7 @@
  < / N a v W o r d R e p o r t X m l P a r t > 
 </file>
 
-<file path=customXml/item2.xml>��< ? x m l   v e r s i o n = " 1 . 0 "   e n c o d i n g = " u t f - 1 6 " ? > - 
- < N a v W o r d R e p o r t X m l P a r t   x m l n s = " u r n : m i c r o s o f t - d y n a m i c s - b u s i n e s s c e n t r a l / i n t e r n a l / e x t e n d e d / r e p o r t s / S t a n d a r d _ S a l e s _ I n v o i c e / 1 3 0 6 / " > +<file path=customXml/item2.xml>��< ? x m l   v e r s i o n = " 1 . 0 "   e n c o d i n g = " u t f - 1 6 " ? > < N a v W o r d R e p o r t X m l P a r t   x m l n s = " u r n : m i c r o s o f t - d y n a m i c s - b u s i n e s s c e n t r a l / i n t e r n a l / e x t e n d e d / r e p o r t s / S t a n d a r d _ S a l e s _ I n v o i c e / 1 3 0 6 / " >   
      < B C R e p o r t I n f o r m a t i o n >   
@@ -6872,7 +7838,7 @@
  
      < / B C R e p o r t I n f o r m a t i o n >   
-     < T o o l t i p s   / > +     < T o o l t i p s / >   
      < H e a d e r   E l e m e n t T y p e = " D a t a I t e m "   E l e m e n t I d = " 1 2 4 0 3 7 3 8 8 6 " >   
@@ -6954,7 +7920,7 @@
  
          < C o m p a n y P h o n e N o _ L b l   E l e m e n t T y p e = " C o l u m n "   E l e m e n t I d = " 5 5 8 5 9 3 5 8 6 "   D a t a T y p e = " L a b e l " > C o m p a n y P h o n e N o _ L b l < / C o m p a n y P h o n e N o _ L b l >   
-         < C o m p a n y P i c t u r e   E l e m e n t T y p e = " C o l u m n "   E l e m e n t I d = " 1 3 9 7 4 1 1 0 7 4 "   D a t a T y p e = " B l o b "   / > +         < C o m p a n y P i c t u r e   E l e m e n t T y p e = " C o l u m n "   E l e m e n t I d = " 1 3 9 7 4 1 1 0 7 4 "   D a t a T y p e = " B l o b " / >   
          < C o m p a n y R e g i s t r a t i o n N u m b e r   E l e m e n t T y p e = " C o l u m n "   E l e m e n t I d = " 2 0 2 3 6 3 9 4 2 4 "   D a t a T y p e = " T e x t " > C o m p a n y R e g i s t r a t i o n N u m b e r < / C o m p a n y R e g i s t r a t i o n N u m b e r >   
@@ -7378,7 +8344,7 @@
  
          < P a y m e n t R e p o r t i n g A r g u m e n t   E l e m e n t T y p e = " D a t a I t e m "   E l e m e n t I d = " 3 1 3 7 4 4 1 9 4 " >   
-             < P a y m e n t S e r v i c e L o g o   E l e m e n t T y p e = " C o l u m n "   E l e m e n t I d = " 4 1 6 7 9 0 7 6 7 "   D a t a T y p e = " B l o b "   / > +             < P a y m e n t S e r v i c e L o g o   E l e m e n t T y p e = " C o l u m n "   E l e m e n t I d = " 4 1 6 7 9 0 7 6 7 "   D a t a T y p e = " B l o b " / >   
              < P a y m e n t S e r v i c e L o g o _ U r l   E l e m e n t T y p e = " C o l u m n "   E l e m e n t I d = " 6 4 4 9 7 5 1 3 9 "   D a t a T y p e = " T e x t " > P a y m e n t S e r v i c e L o g o _ U r l < / P a y m e n t S e r v i c e L o g o _ U r l >   
